--- a/livrables/rapport_corridor.docx
+++ b/livrables/rapport_corridor.docx
@@ -285,7 +285,7 @@
         <w:t xml:space="preserve"> </w:t>
       </w:r>
       <w:r>
-        <w:t xml:space="preserve">Montréal-Québec (270 km : 3 h 23). Chaque barre de scénario est un temps « avec marge » :</w:t>
+        <w:t xml:space="preserve">Montréal-Québec (270 km : 3 h 22). Chaque barre de scénario est un temps « avec marge » :</w:t>
       </w:r>
       <w:r>
         <w:t xml:space="preserve"> </w:t>
@@ -386,13 +386,7 @@
         <w:t xml:space="preserve"> </w:t>
       </w:r>
       <w:r>
-        <w:t xml:space="preserve">9 pour cent), elle donne 4 h 15 sur Montréal-Toronto, soit 77 pour cent du temps de</w:t>
-      </w:r>
-      <w:r>
-        <w:t xml:space="preserve"> </w:t>
-      </w:r>
-      <w:r>
-        <w:t xml:space="preserve">l’auto, et 2 h 25 sur Montréal-Québec, soit 86 pour cent. Où le résultat tombe dans la</w:t>
+        <w:t xml:space="preserve">9 pour cent), elle donne 4 h 12 sur Montréal-Toronto, soit 76 pour cent du temps de l’auto, et 2 h 25 sur Montréal-Québec, soit 85 pour cent. Où le résultat tombe dans la</w:t>
       </w:r>
       <w:r>
         <w:t xml:space="preserve"> </w:t>
@@ -476,13 +470,7 @@
         <w:t xml:space="preserve"> </w:t>
       </w:r>
       <w:r>
-        <w:t xml:space="preserve">aujourd’hui sur le tronçon concerné (mesurée dans cette étude : de 15 pour cent sur</w:t>
-      </w:r>
-      <w:r>
-        <w:t xml:space="preserve"> </w:t>
-      </w:r>
-      <w:r>
-        <w:t xml:space="preserve">Montréal-Ottawa à 32 pour cent sur Montréal-Québec). La distance entre les deux bornes</w:t>
+        <w:t xml:space="preserve">aujourd’hui sur le tronçon concerné (mesurée dans cette étude : de 11 pour cent sur Montréal-Ottawa à 32 pour cent sur Montréal-Québec). La distance entre les deux bornes</w:t>
       </w:r>
       <w:r>
         <w:t xml:space="preserve"> </w:t>
@@ -540,7 +528,7 @@
         <w:t xml:space="preserve"> </w:t>
       </w:r>
       <w:r>
-        <w:t xml:space="preserve">voies physiques, parcourues en 1 431 km de trajets) peut donner, ainsi que les cinq obstacles qui les retiennent et le prix réglementaire</w:t>
+        <w:t xml:space="preserve">voies physiques, parcourues en 1 433 km de trajets) peut donner, ainsi que les cinq obstacles qui les retiennent et le prix réglementaire</w:t>
       </w:r>
       <w:r>
         <w:t xml:space="preserve"> </w:t>
@@ -748,7 +736,7 @@
         <w:t xml:space="preserve"> </w:t>
       </w:r>
       <w:r>
-        <w:t xml:space="preserve">il ne reste que 186 km (13 pour cent du réseau parcouru) dont les courbes interdisent</w:t>
+        <w:t xml:space="preserve">il ne reste que 199 km (14 pour cent du réseau parcouru) dont les courbes interdisent</w:t>
       </w:r>
       <w:r>
         <w:t xml:space="preserve"> </w:t>
@@ -760,7 +748,7 @@
         <w:t xml:space="preserve"> </w:t>
       </w:r>
       <w:r>
-        <w:t xml:space="preserve">précédent CN (S2), le résidu sous 200 km/h est de 267 km.</w:t>
+        <w:t xml:space="preserve">précédent CN (S2), le résidu sous 200 km/h est de 301 km.</w:t>
       </w:r>
     </w:p>
     <w:p>
@@ -2581,7 +2569,7 @@
         <w:t xml:space="preserve"> </w:t>
       </w:r>
       <w:r>
-        <w:t xml:space="preserve">reste sous la cible (somme des quatre trajets analysés, 1 431 km) :</w:t>
+        <w:t xml:space="preserve">reste sous la cible (somme des quatre trajets analysés, 1 433 km) :</w:t>
       </w:r>
     </w:p>
     <w:tbl>
@@ -2665,29 +2653,29 @@
               <w:pStyle w:val="Compact"/>
             </w:pPr>
             <w:r>
-              <w:t xml:space="preserve">620 km</w:t>
-            </w:r>
-          </w:p>
-        </w:tc>
-        <w:tc>
-          <w:tcPr/>
-          <w:p>
-            <w:pPr>
-              <w:pStyle w:val="Compact"/>
-            </w:pPr>
-            <w:r>
-              <w:t xml:space="preserve">267 km</w:t>
-            </w:r>
-          </w:p>
-        </w:tc>
-        <w:tc>
-          <w:tcPr/>
-          <w:p>
-            <w:pPr>
-              <w:pStyle w:val="Compact"/>
-            </w:pPr>
-            <w:r>
-              <w:t xml:space="preserve">186 km</w:t>
+              <w:t xml:space="preserve">690 km</w:t>
+            </w:r>
+          </w:p>
+        </w:tc>
+        <w:tc>
+          <w:tcPr/>
+          <w:p>
+            <w:pPr>
+              <w:pStyle w:val="Compact"/>
+            </w:pPr>
+            <w:r>
+              <w:t xml:space="preserve">301 km</w:t>
+            </w:r>
+          </w:p>
+        </w:tc>
+        <w:tc>
+          <w:tcPr/>
+          <w:p>
+            <w:pPr>
+              <w:pStyle w:val="Compact"/>
+            </w:pPr>
+            <w:r>
+              <w:t xml:space="preserve">199 km</w:t>
             </w:r>
           </w:p>
         </w:tc>
@@ -2711,29 +2699,29 @@
               <w:pStyle w:val="Compact"/>
             </w:pPr>
             <w:r>
-              <w:t xml:space="preserve">326 km</w:t>
-            </w:r>
-          </w:p>
-        </w:tc>
-        <w:tc>
-          <w:tcPr/>
-          <w:p>
-            <w:pPr>
-              <w:pStyle w:val="Compact"/>
-            </w:pPr>
-            <w:r>
-              <w:t xml:space="preserve">122 km</w:t>
-            </w:r>
-          </w:p>
-        </w:tc>
-        <w:tc>
-          <w:tcPr/>
-          <w:p>
-            <w:pPr>
-              <w:pStyle w:val="Compact"/>
-            </w:pPr>
-            <w:r>
-              <w:t xml:space="preserve">59 km</w:t>
+              <w:t xml:space="preserve">358 km</w:t>
+            </w:r>
+          </w:p>
+        </w:tc>
+        <w:tc>
+          <w:tcPr/>
+          <w:p>
+            <w:pPr>
+              <w:pStyle w:val="Compact"/>
+            </w:pPr>
+            <w:r>
+              <w:t xml:space="preserve">94 km</w:t>
+            </w:r>
+          </w:p>
+        </w:tc>
+        <w:tc>
+          <w:tcPr/>
+          <w:p>
+            <w:pPr>
+              <w:pStyle w:val="Compact"/>
+            </w:pPr>
+            <w:r>
+              <w:t xml:space="preserve">45 km</w:t>
             </w:r>
           </w:p>
         </w:tc>
@@ -2757,18 +2745,18 @@
               <w:pStyle w:val="Compact"/>
             </w:pPr>
             <w:r>
-              <w:t xml:space="preserve">41 km</w:t>
-            </w:r>
-          </w:p>
-        </w:tc>
-        <w:tc>
-          <w:tcPr/>
-          <w:p>
-            <w:pPr>
-              <w:pStyle w:val="Compact"/>
-            </w:pPr>
-            <w:r>
-              <w:t xml:space="preserve">18 km</w:t>
+              <w:t xml:space="preserve">28 km</w:t>
+            </w:r>
+          </w:p>
+        </w:tc>
+        <w:tc>
+          <w:tcPr/>
+          <w:p>
+            <w:pPr>
+              <w:pStyle w:val="Compact"/>
+            </w:pPr>
+            <w:r>
+              <w:t xml:space="preserve">7 km</w:t>
             </w:r>
           </w:p>
         </w:tc>
@@ -2796,13 +2784,13 @@
         <w:t xml:space="preserve"> </w:t>
       </w:r>
       <w:r>
-        <w:t xml:space="preserve">elle a besoin d’un meilleur train. En S3, 87 pour cent du tracé atteint 200 km/h (124 mi/h) ou plus</w:t>
-      </w:r>
-      <w:r>
-        <w:t xml:space="preserve"> </w:t>
-      </w:r>
-      <w:r>
-        <w:t xml:space="preserve">sans toucher une seule courbe ; le résidu de 186 km est listé section par section dans</w:t>
+        <w:t xml:space="preserve">elle a besoin d’un meilleur train. En S3, 86 pour cent du tracé atteint 200 km/h (124 mi/h) ou plus</w:t>
+      </w:r>
+      <w:r>
+        <w:t xml:space="preserve"> </w:t>
+      </w:r>
+      <w:r>
+        <w:t xml:space="preserve">sans toucher une seule courbe ; le résidu de 199 km est listé section par section dans</w:t>
       </w:r>
       <w:r>
         <w:t xml:space="preserve"> </w:t>
@@ -2938,7 +2926,7 @@
           <w:b/>
           <w:bCs/>
         </w:rPr>
-        <w:t xml:space="preserve">Pourquoi 81 kilomètres d’écart ne font que trois à cinq minutes.</w:t>
+        <w:t xml:space="preserve">Pourquoi 102 kilomètres d’écart ne font que deux à cinq minutes.</w:t>
       </w:r>
       <w:r>
         <w:t xml:space="preserve"> </w:t>
@@ -2950,19 +2938,7 @@
         <w:t xml:space="preserve"> </w:t>
       </w:r>
       <w:r>
-        <w:t xml:space="preserve">ci-dessus et celle de la section 7 semblent se contredire : S3 réduit le résidu sous</w:t>
-      </w:r>
-      <w:r>
-        <w:t xml:space="preserve"> </w:t>
-      </w:r>
-      <w:r>
-        <w:t xml:space="preserve">200 km/h de 267 à 186 km, un écart de 81 km, mais il ne gagne que 3 minutes sur S2 sur</w:t>
-      </w:r>
-      <w:r>
-        <w:t xml:space="preserve"> </w:t>
-      </w:r>
-      <w:r>
-        <w:t xml:space="preserve">Montréal-Toronto (5 sur Montréal-Québec). La réconciliation tient à l’endroit où ces</w:t>
+        <w:t xml:space="preserve">ci-dessus et celle de la section 7 semblent se contredire : S3 réduit le résidu sous 200 km/h de 301 à 199 km, un écart de 102 km, mais il ne gagne que 2 minutes sur S2 sur Montréal-Toronto (5 sur Montréal-Québec). La réconciliation tient à l’endroit où ces</w:t>
       </w:r>
       <w:r>
         <w:t xml:space="preserve"> </w:t>
@@ -2980,13 +2956,7 @@
         <w:t xml:space="preserve"> </w:t>
       </w:r>
       <w:r>
-        <w:t xml:space="preserve">courbes amples, où le train ne perd presque rien. Rouler 81 km à 180 km/h (112 mi/h) plutôt qu’à</w:t>
-      </w:r>
-      <w:r>
-        <w:t xml:space="preserve"> </w:t>
-      </w:r>
-      <w:r>
-        <w:t xml:space="preserve">200 coûte environ 3 minutes ; c’est tout l’écart. Le temps, lui, se perd dans les</w:t>
+        <w:t xml:space="preserve">courbes amples, où le train ne perd presque rien. Rouler 102 km à 180 km/h (112 mi/h) plutôt qu’à 200 coûte environ 3 minutes ; c’est tout l’écart. Le temps, lui, se perd dans les</w:t>
       </w:r>
       <w:r>
         <w:t xml:space="preserve"> </w:t>
@@ -5063,18 +5033,18 @@
               <w:pStyle w:val="Compact"/>
             </w:pPr>
             <w:r>
-              <w:t xml:space="preserve">3 h 23</w:t>
-            </w:r>
-          </w:p>
-        </w:tc>
-        <w:tc>
-          <w:tcPr/>
-          <w:p>
-            <w:pPr>
-              <w:pStyle w:val="Compact"/>
-            </w:pPr>
-            <w:r>
-              <w:t xml:space="preserve">2 h 34</w:t>
+              <w:t xml:space="preserve">3 h 22</w:t>
+            </w:r>
+          </w:p>
+        </w:tc>
+        <w:tc>
+          <w:tcPr/>
+          <w:p>
+            <w:pPr>
+              <w:pStyle w:val="Compact"/>
+            </w:pPr>
+            <w:r>
+              <w:t xml:space="preserve">2 h 33</w:t>
             </w:r>
           </w:p>
         </w:tc>
@@ -5153,51 +5123,51 @@
               <w:pStyle w:val="Compact"/>
             </w:pPr>
             <w:r>
-              <w:t xml:space="preserve">1 h 46</w:t>
-            </w:r>
-          </w:p>
-        </w:tc>
-        <w:tc>
-          <w:tcPr/>
-          <w:p>
-            <w:pPr>
-              <w:pStyle w:val="Compact"/>
-            </w:pPr>
-            <w:r>
-              <w:t xml:space="preserve">1 h 33</w:t>
-            </w:r>
-          </w:p>
-        </w:tc>
-        <w:tc>
-          <w:tcPr/>
-          <w:p>
-            <w:pPr>
-              <w:pStyle w:val="Compact"/>
-            </w:pPr>
-            <w:r>
-              <w:t xml:space="preserve">1 h 30</w:t>
-            </w:r>
-          </w:p>
-        </w:tc>
-        <w:tc>
-          <w:tcPr/>
-          <w:p>
-            <w:pPr>
-              <w:pStyle w:val="Compact"/>
-            </w:pPr>
-            <w:r>
-              <w:t xml:space="preserve">1 h 25</w:t>
-            </w:r>
-          </w:p>
-        </w:tc>
-        <w:tc>
-          <w:tcPr/>
-          <w:p>
-            <w:pPr>
-              <w:pStyle w:val="Compact"/>
-            </w:pPr>
-            <w:r>
-              <w:t xml:space="preserve">1 h 22</w:t>
+              <w:t xml:space="preserve">1 h 50</w:t>
+            </w:r>
+          </w:p>
+        </w:tc>
+        <w:tc>
+          <w:tcPr/>
+          <w:p>
+            <w:pPr>
+              <w:pStyle w:val="Compact"/>
+            </w:pPr>
+            <w:r>
+              <w:t xml:space="preserve">1 h 36</w:t>
+            </w:r>
+          </w:p>
+        </w:tc>
+        <w:tc>
+          <w:tcPr/>
+          <w:p>
+            <w:pPr>
+              <w:pStyle w:val="Compact"/>
+            </w:pPr>
+            <w:r>
+              <w:t xml:space="preserve">1 h 31</w:t>
+            </w:r>
+          </w:p>
+        </w:tc>
+        <w:tc>
+          <w:tcPr/>
+          <w:p>
+            <w:pPr>
+              <w:pStyle w:val="Compact"/>
+            </w:pPr>
+            <w:r>
+              <w:t xml:space="preserve">1 h 28</w:t>
+            </w:r>
+          </w:p>
+        </w:tc>
+        <w:tc>
+          <w:tcPr/>
+          <w:p>
+            <w:pPr>
+              <w:pStyle w:val="Compact"/>
+            </w:pPr>
+            <w:r>
+              <w:t xml:space="preserve">1 h 26</w:t>
             </w:r>
           </w:p>
         </w:tc>
@@ -5232,18 +5202,7 @@
               <w:pStyle w:val="Compact"/>
             </w:pPr>
             <w:r>
-              <w:t xml:space="preserve">3 h 45</w:t>
-            </w:r>
-          </w:p>
-        </w:tc>
-        <w:tc>
-          <w:tcPr/>
-          <w:p>
-            <w:pPr>
-              <w:pStyle w:val="Compact"/>
-            </w:pPr>
-            <w:r>
-              <w:t xml:space="preserve">3 h 13</w:t>
+              <w:t xml:space="preserve">3 h 42</w:t>
             </w:r>
           </w:p>
         </w:tc>
@@ -5265,18 +5224,29 @@
               <w:pStyle w:val="Compact"/>
             </w:pPr>
             <w:r>
-              <w:t xml:space="preserve">2 h 52</w:t>
-            </w:r>
-          </w:p>
-        </w:tc>
-        <w:tc>
-          <w:tcPr/>
-          <w:p>
-            <w:pPr>
-              <w:pStyle w:val="Compact"/>
-            </w:pPr>
-            <w:r>
-              <w:t xml:space="preserve">2 h 45</w:t>
+              <w:t xml:space="preserve">3 h 08</w:t>
+            </w:r>
+          </w:p>
+        </w:tc>
+        <w:tc>
+          <w:tcPr/>
+          <w:p>
+            <w:pPr>
+              <w:pStyle w:val="Compact"/>
+            </w:pPr>
+            <w:r>
+              <w:t xml:space="preserve">2 h 50</w:t>
+            </w:r>
+          </w:p>
+        </w:tc>
+        <w:tc>
+          <w:tcPr/>
+          <w:p>
+            <w:pPr>
+              <w:pStyle w:val="Compact"/>
+            </w:pPr>
+            <w:r>
+              <w:t xml:space="preserve">2 h 42</w:t>
             </w:r>
           </w:p>
         </w:tc>
@@ -5311,18 +5281,7 @@
               <w:pStyle w:val="Compact"/>
             </w:pPr>
             <w:r>
-              <w:t xml:space="preserve">4 h 32</w:t>
-            </w:r>
-          </w:p>
-        </w:tc>
-        <w:tc>
-          <w:tcPr/>
-          <w:p>
-            <w:pPr>
-              <w:pStyle w:val="Compact"/>
-            </w:pPr>
-            <w:r>
-              <w:t xml:space="preserve">3 h 54</w:t>
+              <w:t xml:space="preserve">4 h 29</w:t>
             </w:r>
           </w:p>
         </w:tc>
@@ -5344,18 +5303,29 @@
               <w:pStyle w:val="Compact"/>
             </w:pPr>
             <w:r>
-              <w:t xml:space="preserve">3 h 28</w:t>
-            </w:r>
-          </w:p>
-        </w:tc>
-        <w:tc>
-          <w:tcPr/>
-          <w:p>
-            <w:pPr>
-              <w:pStyle w:val="Compact"/>
-            </w:pPr>
-            <w:r>
-              <w:t xml:space="preserve">3 h 18</w:t>
+              <w:t xml:space="preserve">3 h 50</w:t>
+            </w:r>
+          </w:p>
+        </w:tc>
+        <w:tc>
+          <w:tcPr/>
+          <w:p>
+            <w:pPr>
+              <w:pStyle w:val="Compact"/>
+            </w:pPr>
+            <w:r>
+              <w:t xml:space="preserve">3 h 25</w:t>
+            </w:r>
+          </w:p>
+        </w:tc>
+        <w:tc>
+          <w:tcPr/>
+          <w:p>
+            <w:pPr>
+              <w:pStyle w:val="Compact"/>
+            </w:pPr>
+            <w:r>
+              <w:t xml:space="preserve">3 h 14</w:t>
             </w:r>
           </w:p>
         </w:tc>
@@ -5422,13 +5392,7 @@
         <w:t xml:space="preserve"> </w:t>
       </w:r>
       <w:r>
-        <w:t xml:space="preserve">aujourd’hui, mesurée dans cette étude (15 pour cent sur Montréal-Ottawa, 17 sur</w:t>
-      </w:r>
-      <w:r>
-        <w:t xml:space="preserve"> </w:t>
-      </w:r>
-      <w:r>
-        <w:t xml:space="preserve">Montréal-Toronto, 22 sur Ottawa-Toronto, 32 sur Montréal-Québec).</w:t>
+        <w:t xml:space="preserve">aujourd’hui, mesurée dans cette étude (11 pour cent sur Montréal-Ottawa, 18 sur Montréal-Toronto, 24 sur Ottawa-Toronto, 32 sur Montréal-Québec).</w:t>
       </w:r>
       <w:r>
         <w:t xml:space="preserve"> </w:t>
@@ -5537,18 +5501,18 @@
               <w:pStyle w:val="Compact"/>
             </w:pPr>
             <w:r>
-              <w:t xml:space="preserve">Montréal-Québec (3 h 23)</w:t>
-            </w:r>
-          </w:p>
-        </w:tc>
-        <w:tc>
-          <w:tcPr/>
-          <w:p>
-            <w:pPr>
-              <w:pStyle w:val="Compact"/>
-            </w:pPr>
-            <w:r>
-              <w:t xml:space="preserve">2 h 44 à 3 h 23</w:t>
+              <w:t xml:space="preserve">Montréal-Québec (3 h 22)</w:t>
+            </w:r>
+          </w:p>
+        </w:tc>
+        <w:tc>
+          <w:tcPr/>
+          <w:p>
+            <w:pPr>
+              <w:pStyle w:val="Compact"/>
+            </w:pPr>
+            <w:r>
+              <w:t xml:space="preserve">2 h 44 à 3 h 22</w:t>
             </w:r>
           </w:p>
         </w:tc>
@@ -5570,7 +5534,7 @@
               <w:pStyle w:val="Compact"/>
             </w:pPr>
             <w:r>
-              <w:t xml:space="preserve">2 h 20 à 2 h 49</w:t>
+              <w:t xml:space="preserve">2 h 20 à 2 h 50</w:t>
             </w:r>
           </w:p>
         </w:tc>
@@ -5616,51 +5580,51 @@
               <w:pStyle w:val="Compact"/>
             </w:pPr>
             <w:r>
-              <w:t xml:space="preserve">1 h 54 à 2 h 02</w:t>
-            </w:r>
-          </w:p>
-        </w:tc>
-        <w:tc>
-          <w:tcPr/>
-          <w:p>
-            <w:pPr>
-              <w:pStyle w:val="Compact"/>
-            </w:pPr>
-            <w:r>
-              <w:t xml:space="preserve">1 h 41 à 1 h 47</w:t>
-            </w:r>
-          </w:p>
-        </w:tc>
-        <w:tc>
-          <w:tcPr/>
-          <w:p>
-            <w:pPr>
-              <w:pStyle w:val="Compact"/>
-            </w:pPr>
-            <w:r>
-              <w:t xml:space="preserve">1 h 39 à 1 h 44</w:t>
-            </w:r>
-          </w:p>
-        </w:tc>
-        <w:tc>
-          <w:tcPr/>
-          <w:p>
-            <w:pPr>
-              <w:pStyle w:val="Compact"/>
-            </w:pPr>
-            <w:r>
-              <w:t xml:space="preserve">1 h 32 à 1 h 38</w:t>
-            </w:r>
-          </w:p>
-        </w:tc>
-        <w:tc>
-          <w:tcPr/>
-          <w:p>
-            <w:pPr>
-              <w:pStyle w:val="Compact"/>
-            </w:pPr>
-            <w:r>
-              <w:t xml:space="preserve">1 h 30 à 1 h 35</w:t>
+              <w:t xml:space="preserve">1 h 58 à 2 h 02</w:t>
+            </w:r>
+          </w:p>
+        </w:tc>
+        <w:tc>
+          <w:tcPr/>
+          <w:p>
+            <w:pPr>
+              <w:pStyle w:val="Compact"/>
+            </w:pPr>
+            <w:r>
+              <w:t xml:space="preserve">1 h 45 à 1 h 47</w:t>
+            </w:r>
+          </w:p>
+        </w:tc>
+        <w:tc>
+          <w:tcPr/>
+          <w:p>
+            <w:pPr>
+              <w:pStyle w:val="Compact"/>
+            </w:pPr>
+            <w:r>
+              <w:t xml:space="preserve">1 h 39 à 1 h 41</w:t>
+            </w:r>
+          </w:p>
+        </w:tc>
+        <w:tc>
+          <w:tcPr/>
+          <w:p>
+            <w:pPr>
+              <w:pStyle w:val="Compact"/>
+            </w:pPr>
+            <w:r>
+              <w:t xml:space="preserve">1 h 35 à 1 h 37</w:t>
+            </w:r>
+          </w:p>
+        </w:tc>
+        <w:tc>
+          <w:tcPr/>
+          <w:p>
+            <w:pPr>
+              <w:pStyle w:val="Compact"/>
+            </w:pPr>
+            <w:r>
+              <w:t xml:space="preserve">1 h 34 à 1 h 36</w:t>
             </w:r>
           </w:p>
         </w:tc>
@@ -5684,51 +5648,51 @@
               <w:pStyle w:val="Compact"/>
             </w:pPr>
             <w:r>
-              <w:t xml:space="preserve">4 h 01 à 4 h 35</w:t>
-            </w:r>
-          </w:p>
-        </w:tc>
-        <w:tc>
-          <w:tcPr/>
-          <w:p>
-            <w:pPr>
-              <w:pStyle w:val="Compact"/>
-            </w:pPr>
-            <w:r>
-              <w:t xml:space="preserve">3 h 30 à 3 h 56</w:t>
-            </w:r>
-          </w:p>
-        </w:tc>
-        <w:tc>
-          <w:tcPr/>
-          <w:p>
-            <w:pPr>
-              <w:pStyle w:val="Compact"/>
-            </w:pPr>
-            <w:r>
-              <w:t xml:space="preserve">3 h 27 à 3 h 52</w:t>
-            </w:r>
-          </w:p>
-        </w:tc>
-        <w:tc>
-          <w:tcPr/>
-          <w:p>
-            <w:pPr>
-              <w:pStyle w:val="Compact"/>
-            </w:pPr>
-            <w:r>
-              <w:t xml:space="preserve">3 h 07 à 3 h 30</w:t>
-            </w:r>
-          </w:p>
-        </w:tc>
-        <w:tc>
-          <w:tcPr/>
-          <w:p>
-            <w:pPr>
-              <w:pStyle w:val="Compact"/>
-            </w:pPr>
-            <w:r>
-              <w:t xml:space="preserve">3 h 00 à 3 h 22</w:t>
+              <w:t xml:space="preserve">3 h 58 à 4 h 35</w:t>
+            </w:r>
+          </w:p>
+        </w:tc>
+        <w:tc>
+          <w:tcPr/>
+          <w:p>
+            <w:pPr>
+              <w:pStyle w:val="Compact"/>
+            </w:pPr>
+            <w:r>
+              <w:t xml:space="preserve">3 h 28 à 3 h 56</w:t>
+            </w:r>
+          </w:p>
+        </w:tc>
+        <w:tc>
+          <w:tcPr/>
+          <w:p>
+            <w:pPr>
+              <w:pStyle w:val="Compact"/>
+            </w:pPr>
+            <w:r>
+              <w:t xml:space="preserve">3 h 25 à 3 h 53</w:t>
+            </w:r>
+          </w:p>
+        </w:tc>
+        <w:tc>
+          <w:tcPr/>
+          <w:p>
+            <w:pPr>
+              <w:pStyle w:val="Compact"/>
+            </w:pPr>
+            <w:r>
+              <w:t xml:space="preserve">3 h 05 à 3 h 30</w:t>
+            </w:r>
+          </w:p>
+        </w:tc>
+        <w:tc>
+          <w:tcPr/>
+          <w:p>
+            <w:pPr>
+              <w:pStyle w:val="Compact"/>
+            </w:pPr>
+            <w:r>
+              <w:t xml:space="preserve">2 h 57 à 3 h 21</w:t>
             </w:r>
           </w:p>
         </w:tc>
@@ -5752,51 +5716,51 @@
               <w:pStyle w:val="Compact"/>
             </w:pPr>
             <w:r>
-              <w:t xml:space="preserve">4 h 51 à 5 h 18</w:t>
-            </w:r>
-          </w:p>
-        </w:tc>
-        <w:tc>
-          <w:tcPr/>
-          <w:p>
-            <w:pPr>
-              <w:pStyle w:val="Compact"/>
-            </w:pPr>
-            <w:r>
-              <w:t xml:space="preserve">4 h 15 à 4 h 33</w:t>
-            </w:r>
-          </w:p>
-        </w:tc>
-        <w:tc>
-          <w:tcPr/>
-          <w:p>
-            <w:pPr>
-              <w:pStyle w:val="Compact"/>
-            </w:pPr>
-            <w:r>
-              <w:t xml:space="preserve">4 h 12 à 4 h 30</w:t>
-            </w:r>
-          </w:p>
-        </w:tc>
-        <w:tc>
-          <w:tcPr/>
-          <w:p>
-            <w:pPr>
-              <w:pStyle w:val="Compact"/>
-            </w:pPr>
-            <w:r>
-              <w:t xml:space="preserve">3 h 46 à 4 h 02</w:t>
-            </w:r>
-          </w:p>
-        </w:tc>
-        <w:tc>
-          <w:tcPr/>
-          <w:p>
-            <w:pPr>
-              <w:pStyle w:val="Compact"/>
-            </w:pPr>
-            <w:r>
-              <w:t xml:space="preserve">3 h 35 à 3 h 51</w:t>
+              <w:t xml:space="preserve">4 h 48 à 5 h 18</w:t>
+            </w:r>
+          </w:p>
+        </w:tc>
+        <w:tc>
+          <w:tcPr/>
+          <w:p>
+            <w:pPr>
+              <w:pStyle w:val="Compact"/>
+            </w:pPr>
+            <w:r>
+              <w:t xml:space="preserve">4 h 12 à 4 h 33</w:t>
+            </w:r>
+          </w:p>
+        </w:tc>
+        <w:tc>
+          <w:tcPr/>
+          <w:p>
+            <w:pPr>
+              <w:pStyle w:val="Compact"/>
+            </w:pPr>
+            <w:r>
+              <w:t xml:space="preserve">4 h 10 à 4 h 31</w:t>
+            </w:r>
+          </w:p>
+        </w:tc>
+        <w:tc>
+          <w:tcPr/>
+          <w:p>
+            <w:pPr>
+              <w:pStyle w:val="Compact"/>
+            </w:pPr>
+            <w:r>
+              <w:t xml:space="preserve">3 h 44 à 4 h 02</w:t>
+            </w:r>
+          </w:p>
+        </w:tc>
+        <w:tc>
+          <w:tcPr/>
+          <w:p>
+            <w:pPr>
+              <w:pStyle w:val="Compact"/>
+            </w:pPr>
+            <w:r>
+              <w:t xml:space="preserve">3 h 32 à 3 h 50</w:t>
             </w:r>
           </w:p>
         </w:tc>

--- a/livrables/rapport_corridor.docx
+++ b/livrables/rapport_corridor.docx
@@ -624,7 +624,7 @@
         <w:t xml:space="preserve">)</w:t>
       </w:r>
       <w:r>
-        <w:t xml:space="preserve">, contre 45 à 63 minutes calculées sur Montréal-Toronto en S2 à la</w:t>
+        <w:t xml:space="preserve">, contre 45 à 66 minutes calculées sur Montréal-Toronto en S2 à la</w:t>
       </w:r>
       <w:r>
         <w:t xml:space="preserve"> </w:t>

--- a/livrables/rapport_corridor.docx
+++ b/livrables/rapport_corridor.docx
@@ -210,7 +210,7 @@
       <w:r>
         <w:drawing>
           <wp:inline>
-            <wp:extent cx="5334000" cy="1981148"/>
+            <wp:extent cx="5334000" cy="1631101"/>
             <wp:effectExtent b="0" l="0" r="0" t="0"/>
             <wp:docPr descr="Le train contre l’auto : chaque barre est un temps avec marge, présenté en fourchette, et les pourcentages face à l’auto sont donc eux aussi des bornes. Temps auto : approximation de connaissance générale, en repère." title="" id="10" name="Picture"/>
             <a:graphic>
@@ -231,7 +231,7 @@
                   <pic:spPr bwMode="auto">
                     <a:xfrm>
                       <a:off x="0" y="0"/>
-                      <a:ext cx="5334000" cy="1981148"/>
+                      <a:ext cx="5334000" cy="1631101"/>
                     </a:xfrm>
                     <a:prstGeom prst="rect">
                       <a:avLst/>
@@ -886,31 +886,7 @@
         <w:t xml:space="preserve"> </w:t>
       </w:r>
       <w:r>
-        <w:t xml:space="preserve">horaires de VIA à géométrie neutralisée : une voie simple coûte environ 5 points de marge</w:t>
-      </w:r>
-      <w:r>
-        <w:t xml:space="preserve"> </w:t>
-      </w:r>
-      <w:r>
-        <w:t xml:space="preserve">quand VIA est propriétaire, environ 28 points quand le CN l’est (stable de 3 à 6 et</w:t>
-      </w:r>
-      <w:r>
-        <w:t xml:space="preserve"> </w:t>
-      </w:r>
-      <w:r>
-        <w:t xml:space="preserve">de 27 à 33 selon la pénalité d’arrêt testée). Le même instrument</w:t>
-      </w:r>
-      <w:r>
-        <w:t xml:space="preserve"> </w:t>
-      </w:r>
-      <w:r>
-        <w:t xml:space="preserve">montre ce que le doublement achète chez le CN : environ 28 points, soit une vingtaine</w:t>
-      </w:r>
-      <w:r>
-        <w:t xml:space="preserve"> </w:t>
-      </w:r>
-      <w:r>
-        <w:t xml:space="preserve">de minutes sur Montréal-Québec.</w:t>
+        <w:t xml:space="preserve">horaires de VIA à géométrie neutralisée : une voie simple ne coûte rien quand VIA est propriétaire, et 31 points quand le CN l’est. Sous VIA, elle porte même 3 points de marge de moins que la voie double du CN, et l’écart reste en sa faveur, de 3 à 7 points, quelle que soit la pénalité d’arrêt testée ; sous le CN, le coût de la voie simple tient dans 30 à 33 points sur la même plage. Le même instrument montre ce que le doublement achète chez le CN : 31 points, soit environ 24 minutes sur Montréal-Québec.</w:t>
       </w:r>
     </w:p>
     <w:p>
@@ -938,7 +914,7 @@
         <w:t xml:space="preserve"> </w:t>
       </w:r>
       <w:r>
-        <w:t xml:space="preserve">encadrée (7 à 9 pour cent en régime normatif, 37 à 65 pour cent mesurés aujourd’hui</w:t>
+        <w:t xml:space="preserve">encadrée (7 à 9 pour cent en régime normatif, 34 à 68 pour cent mesurés aujourd’hui</w:t>
       </w:r>
       <w:r>
         <w:t xml:space="preserve"> </w:t>
@@ -3275,18 +3251,18 @@
               <w:pStyle w:val="Compact"/>
             </w:pPr>
             <w:r>
-              <w:t xml:space="preserve">42 %</w:t>
-            </w:r>
-          </w:p>
-        </w:tc>
-        <w:tc>
-          <w:tcPr/>
-          <w:p>
-            <w:pPr>
-              <w:pStyle w:val="Compact"/>
-            </w:pPr>
-            <w:r>
-              <w:t xml:space="preserve">10 %</w:t>
+              <w:t xml:space="preserve">34 %</w:t>
+            </w:r>
+          </w:p>
+        </w:tc>
+        <w:tc>
+          <w:tcPr/>
+          <w:p>
+            <w:pPr>
+              <w:pStyle w:val="Compact"/>
+            </w:pPr>
+            <w:r>
+              <w:t xml:space="preserve">10 %</w:t>
             </w:r>
           </w:p>
         </w:tc>
@@ -3332,18 +3308,18 @@
               <w:pStyle w:val="Compact"/>
             </w:pPr>
             <w:r>
-              <w:t xml:space="preserve">65 %</w:t>
-            </w:r>
-          </w:p>
-        </w:tc>
-        <w:tc>
-          <w:tcPr/>
-          <w:p>
-            <w:pPr>
-              <w:pStyle w:val="Compact"/>
-            </w:pPr>
-            <w:r>
-              <w:t xml:space="preserve">21 %</w:t>
+              <w:t xml:space="preserve">68 %</w:t>
+            </w:r>
+          </w:p>
+        </w:tc>
+        <w:tc>
+          <w:tcPr/>
+          <w:p>
+            <w:pPr>
+              <w:pStyle w:val="Compact"/>
+            </w:pPr>
+            <w:r>
+              <w:t xml:space="preserve">21 %</w:t>
             </w:r>
           </w:p>
         </w:tc>
@@ -3367,7 +3343,7 @@
       <w:r>
         <w:drawing>
           <wp:inline>
-            <wp:extent cx="5334000" cy="3067855"/>
+            <wp:extent cx="5334000" cy="3118082"/>
             <wp:effectExtent b="0" l="0" r="0" t="0"/>
             <wp:docPr descr="Le 2×2 du corridor : chaque inter-gare colorée selon sa cellule voie × propriétaire, avec la marge médiane mesurée par cellule. En gris, les paires exclues de la mesure (blocs urbains, ponts, frontières de propriétaire)." title="" id="19" name="Picture"/>
             <a:graphic>
@@ -3388,7 +3364,7 @@
                   <pic:spPr bwMode="auto">
                     <a:xfrm>
                       <a:off x="0" y="0"/>
-                      <a:ext cx="5334000" cy="3067855"/>
+                      <a:ext cx="5334000" cy="3118082"/>
                     </a:xfrm>
                     <a:prstGeom prst="rect">
                       <a:avLst/>
@@ -3435,13 +3411,10 @@
         <w:t xml:space="preserve">Ce que le doublement achète, chez le CN</w:t>
       </w:r>
       <w:r>
-        <w:t xml:space="preserve"> : environ 28 points de marge (65 contre 37),</w:t>
-      </w:r>
-      <w:r>
-        <w:t xml:space="preserve"> </w:t>
-      </w:r>
-      <w:r>
-        <w:t xml:space="preserve">soit une vingtaine de minutes sur Montréal-Québec. L’échantillon de voie simple CN est</w:t>
+        <w:t xml:space="preserve"> </w:t>
+      </w:r>
+      <w:r>
+        <w:t xml:space="preserve">: environ 31 points de marge (68 contre 37), soit environ 24 minutes sur Montréal-Québec. L’échantillon de voie simple CN est</w:t>
       </w:r>
       <w:r>
         <w:t xml:space="preserve"> </w:t>
@@ -3492,25 +3465,10 @@
         <w:t xml:space="preserve">Ce que le régime pèse</w:t>
       </w:r>
       <w:r>
-        <w:t xml:space="preserve"> : sous propriétaire VIA, la voie simple ne coûte qu’environ</w:t>
-      </w:r>
-      <w:r>
-        <w:t xml:space="preserve"> </w:t>
-      </w:r>
-      <w:r>
-        <w:t xml:space="preserve">5 points de marge par rapport à la voie double du CN ; sous propriétaire CN, elle en</w:t>
-      </w:r>
-      <w:r>
-        <w:t xml:space="preserve"> </w:t>
-      </w:r>
-      <w:r>
-        <w:t xml:space="preserve">coûte environ 28 (les fourchettes 3 à 6 et 27 à 33 couvrent les pénalités d’arrêt testées). Le rapport est d’environ sept pour un, et il résiste aux tests de</w:t>
-      </w:r>
-      <w:r>
-        <w:t xml:space="preserve"> </w:t>
-      </w:r>
-      <w:r>
-        <w:t xml:space="preserve">sensibilité (pénalité d’arrêt de 0 à 3 minutes par paire). Une réserve honnête : les</w:t>
+        <w:t xml:space="preserve"> </w:t>
+      </w:r>
+      <w:r>
+        <w:t xml:space="preserve">: sous propriétaire VIA, la voie simple ne coûte rien. Elle porte 3 points de marge de MOINS que la voie double du CN, et l’écart reste en sa faveur, de 3 à 7 points, sur toute la plage de pénalités d’arrêt testée (0 à 3 minutes par paire). Sous propriétaire CN, la même voie simple coûte 31 points, et de 30 à 33 sur la même plage. Le prix de la voie manquante n’est donc pas un prix de voie : il est nul chez l’un et de trente points chez l’autre. Une réserve honnête : les</w:t>
       </w:r>
       <w:r>
         <w:t xml:space="preserve"> </w:t>
@@ -3818,13 +3776,7 @@
         <w:t xml:space="preserve"> </w:t>
       </w:r>
       <w:r>
-        <w:t xml:space="preserve">Le corridor porte aujourd’hui de 37 à 65 pour cent de marge</w:t>
-      </w:r>
-      <w:r>
-        <w:t xml:space="preserve"> </w:t>
-      </w:r>
-      <w:r>
-        <w:t xml:space="preserve">selon la cellule (table ci-dessus). L’écart entre les deux bornes n’est pas de la</w:t>
+        <w:t xml:space="preserve">Le corridor porte aujourd’hui de 34 à 68 pour cent de marge selon la cellule (table ci-dessus). L’écart entre les deux bornes n’est pas de la</w:t>
       </w:r>
       <w:r>
         <w:t xml:space="preserve"> </w:t>

--- a/livrables/rapport_corridor.docx
+++ b/livrables/rapport_corridor.docx
@@ -4449,7 +4449,7 @@
               <w:pStyle w:val="Compact"/>
             </w:pPr>
             <w:r>
-              <w:t xml:space="preserve">20</w:t>
+              <w:t xml:space="preserve">23</w:t>
             </w:r>
           </w:p>
         </w:tc>
@@ -4497,7 +4497,7 @@
               <w:pStyle w:val="Compact"/>
             </w:pPr>
             <w:r>
-              <w:t xml:space="preserve">137</w:t>
+              <w:t xml:space="preserve">135</w:t>
             </w:r>
           </w:p>
         </w:tc>
@@ -4521,7 +4521,7 @@
               <w:pStyle w:val="Compact"/>
             </w:pPr>
             <w:r>
-              <w:t xml:space="preserve">754</w:t>
+              <w:t xml:space="preserve">753</w:t>
             </w:r>
           </w:p>
         </w:tc>
@@ -4532,13 +4532,7 @@
         <w:pStyle w:val="BodyText"/>
       </w:pPr>
       <w:r>
-        <w:t xml:space="preserve">La lecture : si l’on veut exploiter la géométrie que le pendulaire libère, 754 passages</w:t>
-      </w:r>
-      <w:r>
-        <w:t xml:space="preserve"> </w:t>
-      </w:r>
-      <w:r>
-        <w:t xml:space="preserve">tombent dans la bande « zéro passage » du précédent américain. C’est le vrai mur</w:t>
+        <w:t xml:space="preserve">La lecture : si l’on veut exploiter la géométrie que le pendulaire libère, 753 passages tombent dans la bande « zéro passage » du précédent américain. C’est le vrai mur</w:t>
       </w:r>
       <w:r>
         <w:t xml:space="preserve"> </w:t>

--- a/livrables/rapport_corridor.docx
+++ b/livrables/rapport_corridor.docx
@@ -736,7 +736,7 @@
         <w:t xml:space="preserve"> </w:t>
       </w:r>
       <w:r>
-        <w:t xml:space="preserve">il ne reste que 199 km (14 pour cent du réseau parcouru) dont les courbes interdisent</w:t>
+        <w:t xml:space="preserve">il ne reste que 199 km (14 pour cent du réseau parcouru ; de 232 à 237 km si l’on corrige le biais de mesure chiffré en section 7) dont les courbes interdisent</w:t>
       </w:r>
       <w:r>
         <w:t xml:space="preserve"> </w:t>
@@ -4821,7 +4821,7 @@
       </w:r>
     </w:p>
     <w:bookmarkEnd w:id="26"/>
-    <w:bookmarkStart w:id="27" w:name="résultats-intégrés"/>
+    <w:bookmarkStart w:id="28" w:name="résultats-intégrés"/>
     <w:p>
       <w:pPr>
         <w:pStyle w:val="Heading1"/>
@@ -5717,19 +5717,7 @@
         <w:pStyle w:val="BodyText"/>
       </w:pPr>
       <w:r>
-        <w:t xml:space="preserve">Sensibilités : blocs urbains ±20 pour cent (déjà dans les fourchettes) ; le bruit sur les</w:t>
-      </w:r>
-      <w:r>
-        <w:t xml:space="preserve"> </w:t>
-      </w:r>
-      <w:r>
-        <w:t xml:space="preserve">rayons de courbure est absorbé par la publication en classes de vitesse plutôt qu’au</w:t>
-      </w:r>
-      <w:r>
-        <w:t xml:space="preserve"> </w:t>
-      </w:r>
-      <w:r>
-        <w:t xml:space="preserve">km/h près ; l’immobilisation en gare (2 minutes par arrêt) peut être doublée sans changer</w:t>
+        <w:t xml:space="preserve">Sensibilités : blocs urbains ±20 pour cent (déjà dans les fourchettes) ; le biais de la fenêtre de mesure sur les segments courts est mesuré et chiffré ci-dessous ; l’immobilisation en gare (2 minutes par arrêt) peut être doublée sans changer</w:t>
       </w:r>
       <w:r>
         <w:t xml:space="preserve"> </w:t>
@@ -5750,11 +5738,766 @@
         <w:t xml:space="preserve">inclut des effets de sillon qui relèvent de la marge, pas du temps de base.</w:t>
       </w:r>
     </w:p>
+    <w:bookmarkStart w:id="27" w:name="X3e98b9c7167cabff9ca22a4446093da05eff647"/>
+    <w:p>
+      <w:pPr>
+        <w:pStyle w:val="Heading2"/>
+      </w:pPr>
+      <w:r>
+        <w:t xml:space="preserve">Le biais de la fenêtre de mesure, et ce qu’il coûte</w:t>
+      </w:r>
+    </w:p>
+    <w:p>
+      <w:pPr>
+        <w:pStyle w:val="FirstParagraph"/>
+      </w:pPr>
+      <w:r>
+        <w:t xml:space="preserve">L’estimateur ajuste un cercle sur une fenêtre glissante de 900 m. Sur une courbe plus</w:t>
+      </w:r>
+      <w:r>
+        <w:t xml:space="preserve"> </w:t>
+      </w:r>
+      <w:r>
+        <w:t xml:space="preserve">courte que cette fenêtre, il mélange la courbe et ses tangentes d’approche et rend un</w:t>
+      </w:r>
+      <w:r>
+        <w:t xml:space="preserve"> </w:t>
+      </w:r>
+      <w:r>
+        <w:t xml:space="preserve">rayon plus ample : il annonce une voie plus droite qu’elle n’est. Le biais est à sens</w:t>
+      </w:r>
+      <w:r>
+        <w:t xml:space="preserve"> </w:t>
+      </w:r>
+      <w:r>
+        <w:t xml:space="preserve">unique, il ne se compense donc pas en agrégeant.</w:t>
+      </w:r>
+    </w:p>
     <w:p>
       <w:pPr>
         <w:pStyle w:val="BodyText"/>
       </w:pPr>
       <w:r>
+        <w:t xml:space="preserve">Son ampleur a été mesurée sur le corridor, segment par segment : le corps de chaque</w:t>
+      </w:r>
+      <w:r>
+        <w:t xml:space="preserve"> </w:t>
+      </w:r>
+      <w:r>
+        <w:t xml:space="preserve">courbe est localisé avec un estimateur fin de 300 m, un cercle unique y est ajusté, et</w:t>
+      </w:r>
+      <w:r>
+        <w:t xml:space="preserve"> </w:t>
+      </w:r>
+      <w:r>
+        <w:t xml:space="preserve">ce rayon est comparé à celui que le rapport publie. Cet estimateur fin n’est pas</w:t>
+      </w:r>
+      <w:r>
+        <w:t xml:space="preserve"> </w:t>
+      </w:r>
+      <w:r>
+        <w:t xml:space="preserve">publiable en soi, la flèche d’une courbe ample n’y dépassant pas le bruit de la source ;</w:t>
+      </w:r>
+      <w:r>
+        <w:t xml:space="preserve"> </w:t>
+      </w:r>
+      <w:r>
+        <w:t xml:space="preserve">il sert de référence locale sur les courbes serrées, où il est légitime.</w:t>
+      </w:r>
+    </w:p>
+    <w:tbl>
+      <w:tblPr>
+        <w:tblStyle w:val="Table"/>
+        <w:tblW w:type="pct" w:w="5000"/>
+        <w:tblLayout w:type="fixed"/>
+        <w:tblLook w:firstRow="1" w:lastRow="0" w:firstColumn="0" w:lastColumn="0" w:noHBand="0" w:noVBand="0" w:val="0020"/>
+      </w:tblPr>
+      <w:tblGrid>
+        <w:gridCol w:w="1250"/>
+        <w:gridCol w:w="1667"/>
+        <w:gridCol w:w="1667"/>
+        <w:gridCol w:w="1667"/>
+        <w:gridCol w:w="1667"/>
+      </w:tblGrid>
+      <w:tr>
+        <w:trPr>
+          <w:tblHeader w:val="on"/>
+        </w:trPr>
+        <w:tc>
+          <w:tcPr/>
+          <w:p>
+            <w:pPr>
+              <w:pStyle w:val="Compact"/>
+            </w:pPr>
+            <w:r>
+              <w:t xml:space="preserve">Longueur du segment</w:t>
+            </w:r>
+          </w:p>
+        </w:tc>
+        <w:tc>
+          <w:tcPr/>
+          <w:p>
+            <w:pPr>
+              <w:pStyle w:val="Compact"/>
+              <w:jc w:val="right"/>
+            </w:pPr>
+            <w:r>
+              <w:t xml:space="preserve">Segments</w:t>
+            </w:r>
+          </w:p>
+        </w:tc>
+        <w:tc>
+          <w:tcPr/>
+          <w:p>
+            <w:pPr>
+              <w:pStyle w:val="Compact"/>
+              <w:jc w:val="right"/>
+            </w:pPr>
+            <w:r>
+              <w:t xml:space="preserve">Kilomètres</w:t>
+            </w:r>
+          </w:p>
+        </w:tc>
+        <w:tc>
+          <w:tcPr/>
+          <w:p>
+            <w:pPr>
+              <w:pStyle w:val="Compact"/>
+              <w:jc w:val="right"/>
+            </w:pPr>
+            <w:r>
+              <w:t xml:space="preserve">Facteur médian</w:t>
+            </w:r>
+          </w:p>
+        </w:tc>
+        <w:tc>
+          <w:tcPr/>
+          <w:p>
+            <w:pPr>
+              <w:pStyle w:val="Compact"/>
+              <w:jc w:val="right"/>
+            </w:pPr>
+            <w:r>
+              <w:t xml:space="preserve">9e décile</w:t>
+            </w:r>
+          </w:p>
+        </w:tc>
+      </w:tr>
+      <w:tr>
+        <w:tc>
+          <w:tcPr/>
+          <w:p>
+            <w:pPr>
+              <w:pStyle w:val="Compact"/>
+            </w:pPr>
+            <w:r>
+              <w:t xml:space="preserve">Moins de 300 m</w:t>
+            </w:r>
+          </w:p>
+        </w:tc>
+        <w:tc>
+          <w:tcPr/>
+          <w:p>
+            <w:pPr>
+              <w:pStyle w:val="Compact"/>
+              <w:jc w:val="right"/>
+            </w:pPr>
+            <w:r>
+              <w:t xml:space="preserve">155</w:t>
+            </w:r>
+          </w:p>
+        </w:tc>
+        <w:tc>
+          <w:tcPr/>
+          <w:p>
+            <w:pPr>
+              <w:pStyle w:val="Compact"/>
+              <w:jc w:val="right"/>
+            </w:pPr>
+            <w:r>
+              <w:t xml:space="preserve">31 km</w:t>
+            </w:r>
+          </w:p>
+        </w:tc>
+        <w:tc>
+          <w:tcPr/>
+          <w:p>
+            <w:pPr>
+              <w:pStyle w:val="Compact"/>
+              <w:jc w:val="right"/>
+            </w:pPr>
+            <w:r>
+              <w:t xml:space="preserve">1,09</w:t>
+            </w:r>
+          </w:p>
+        </w:tc>
+        <w:tc>
+          <w:tcPr/>
+          <w:p>
+            <w:pPr>
+              <w:pStyle w:val="Compact"/>
+              <w:jc w:val="right"/>
+            </w:pPr>
+            <w:r>
+              <w:t xml:space="preserve">1,79</w:t>
+            </w:r>
+          </w:p>
+        </w:tc>
+      </w:tr>
+      <w:tr>
+        <w:tc>
+          <w:tcPr/>
+          <w:p>
+            <w:pPr>
+              <w:pStyle w:val="Compact"/>
+            </w:pPr>
+            <w:r>
+              <w:t xml:space="preserve">300 à 450 m</w:t>
+            </w:r>
+          </w:p>
+        </w:tc>
+        <w:tc>
+          <w:tcPr/>
+          <w:p>
+            <w:pPr>
+              <w:pStyle w:val="Compact"/>
+              <w:jc w:val="right"/>
+            </w:pPr>
+            <w:r>
+              <w:t xml:space="preserve">151</w:t>
+            </w:r>
+          </w:p>
+        </w:tc>
+        <w:tc>
+          <w:tcPr/>
+          <w:p>
+            <w:pPr>
+              <w:pStyle w:val="Compact"/>
+              <w:jc w:val="right"/>
+            </w:pPr>
+            <w:r>
+              <w:t xml:space="preserve">56 km</w:t>
+            </w:r>
+          </w:p>
+        </w:tc>
+        <w:tc>
+          <w:tcPr/>
+          <w:p>
+            <w:pPr>
+              <w:pStyle w:val="Compact"/>
+              <w:jc w:val="right"/>
+            </w:pPr>
+            <w:r>
+              <w:t xml:space="preserve">1,12</w:t>
+            </w:r>
+          </w:p>
+        </w:tc>
+        <w:tc>
+          <w:tcPr/>
+          <w:p>
+            <w:pPr>
+              <w:pStyle w:val="Compact"/>
+              <w:jc w:val="right"/>
+            </w:pPr>
+            <w:r>
+              <w:t xml:space="preserve">2,19</w:t>
+            </w:r>
+          </w:p>
+        </w:tc>
+      </w:tr>
+      <w:tr>
+        <w:tc>
+          <w:tcPr/>
+          <w:p>
+            <w:pPr>
+              <w:pStyle w:val="Compact"/>
+            </w:pPr>
+            <w:r>
+              <w:t xml:space="preserve">450 à 600 m</w:t>
+            </w:r>
+          </w:p>
+        </w:tc>
+        <w:tc>
+          <w:tcPr/>
+          <w:p>
+            <w:pPr>
+              <w:pStyle w:val="Compact"/>
+              <w:jc w:val="right"/>
+            </w:pPr>
+            <w:r>
+              <w:t xml:space="preserve">160</w:t>
+            </w:r>
+          </w:p>
+        </w:tc>
+        <w:tc>
+          <w:tcPr/>
+          <w:p>
+            <w:pPr>
+              <w:pStyle w:val="Compact"/>
+              <w:jc w:val="right"/>
+            </w:pPr>
+            <w:r>
+              <w:t xml:space="preserve">82 km</w:t>
+            </w:r>
+          </w:p>
+        </w:tc>
+        <w:tc>
+          <w:tcPr/>
+          <w:p>
+            <w:pPr>
+              <w:pStyle w:val="Compact"/>
+              <w:jc w:val="right"/>
+            </w:pPr>
+            <w:r>
+              <w:t xml:space="preserve">1,13</w:t>
+            </w:r>
+          </w:p>
+        </w:tc>
+        <w:tc>
+          <w:tcPr/>
+          <w:p>
+            <w:pPr>
+              <w:pStyle w:val="Compact"/>
+              <w:jc w:val="right"/>
+            </w:pPr>
+            <w:r>
+              <w:t xml:space="preserve">1,84</w:t>
+            </w:r>
+          </w:p>
+        </w:tc>
+      </w:tr>
+      <w:tr>
+        <w:tc>
+          <w:tcPr/>
+          <w:p>
+            <w:pPr>
+              <w:pStyle w:val="Compact"/>
+            </w:pPr>
+            <w:r>
+              <w:t xml:space="preserve">600 à 900 m</w:t>
+            </w:r>
+          </w:p>
+        </w:tc>
+        <w:tc>
+          <w:tcPr/>
+          <w:p>
+            <w:pPr>
+              <w:pStyle w:val="Compact"/>
+              <w:jc w:val="right"/>
+            </w:pPr>
+            <w:r>
+              <w:t xml:space="preserve">158</w:t>
+            </w:r>
+          </w:p>
+        </w:tc>
+        <w:tc>
+          <w:tcPr/>
+          <w:p>
+            <w:pPr>
+              <w:pStyle w:val="Compact"/>
+              <w:jc w:val="right"/>
+            </w:pPr>
+            <w:r>
+              <w:t xml:space="preserve">114 km</w:t>
+            </w:r>
+          </w:p>
+        </w:tc>
+        <w:tc>
+          <w:tcPr/>
+          <w:p>
+            <w:pPr>
+              <w:pStyle w:val="Compact"/>
+              <w:jc w:val="right"/>
+            </w:pPr>
+            <w:r>
+              <w:t xml:space="preserve">1,05</w:t>
+            </w:r>
+          </w:p>
+        </w:tc>
+        <w:tc>
+          <w:tcPr/>
+          <w:p>
+            <w:pPr>
+              <w:pStyle w:val="Compact"/>
+              <w:jc w:val="right"/>
+            </w:pPr>
+            <w:r>
+              <w:t xml:space="preserve">1,89</w:t>
+            </w:r>
+          </w:p>
+        </w:tc>
+      </w:tr>
+      <w:tr>
+        <w:tc>
+          <w:tcPr/>
+          <w:p>
+            <w:pPr>
+              <w:pStyle w:val="Compact"/>
+            </w:pPr>
+            <w:r>
+              <w:t xml:space="preserve">900 m et plus</w:t>
+            </w:r>
+          </w:p>
+        </w:tc>
+        <w:tc>
+          <w:tcPr/>
+          <w:p>
+            <w:pPr>
+              <w:pStyle w:val="Compact"/>
+              <w:jc w:val="right"/>
+            </w:pPr>
+            <w:r>
+              <w:t xml:space="preserve">253</w:t>
+            </w:r>
+          </w:p>
+        </w:tc>
+        <w:tc>
+          <w:tcPr/>
+          <w:p>
+            <w:pPr>
+              <w:pStyle w:val="Compact"/>
+              <w:jc w:val="right"/>
+            </w:pPr>
+            <w:r>
+              <w:t xml:space="preserve">932 km</w:t>
+            </w:r>
+          </w:p>
+        </w:tc>
+        <w:tc>
+          <w:tcPr/>
+          <w:p>
+            <w:pPr>
+              <w:pStyle w:val="Compact"/>
+              <w:jc w:val="right"/>
+            </w:pPr>
+            <w:r>
+              <w:t xml:space="preserve">référence</w:t>
+            </w:r>
+          </w:p>
+        </w:tc>
+        <w:tc>
+          <w:tcPr/>
+          <w:p>
+            <w:pPr>
+              <w:pStyle w:val="Compact"/>
+              <w:jc w:val="right"/>
+            </w:pPr>
+            <w:r>
+              <w:t xml:space="preserve">référence</w:t>
+            </w:r>
+          </w:p>
+        </w:tc>
+      </w:tr>
+    </w:tbl>
+    <w:p>
+      <w:pPr>
+        <w:pStyle w:val="BodyText"/>
+      </w:pPr>
+      <w:r>
+        <w:t xml:space="preserve">Sept cent dix des 1 014 segments du cœur sont plus courts que la fenêtre, soit 305 km</w:t>
+      </w:r>
+      <w:r>
+        <w:t xml:space="preserve"> </w:t>
+      </w:r>
+      <w:r>
+        <w:t xml:space="preserve">sur 1 433. La médiane du facteur y reste proche de 1, mais le neuvième décile atteint</w:t>
+      </w:r>
+      <w:r>
+        <w:t xml:space="preserve"> </w:t>
+      </w:r>
+      <w:r>
+        <w:t xml:space="preserve">1,8 à 2,2 : le biais épargne la plupart des segments courts et en frappe une minorité</w:t>
+      </w:r>
+      <w:r>
+        <w:t xml:space="preserve"> </w:t>
+      </w:r>
+      <w:r>
+        <w:t xml:space="preserve">fortement. Ce sont ces derniers qui déplacent les totaux.</w:t>
+      </w:r>
+    </w:p>
+    <w:tbl>
+      <w:tblPr>
+        <w:tblStyle w:val="Table"/>
+        <w:tblW w:type="auto" w:w="0"/>
+        <w:tblLook w:firstRow="1" w:lastRow="0" w:firstColumn="0" w:lastColumn="0" w:noHBand="0" w:noVBand="0" w:val="0020"/>
+      </w:tblPr>
+      <w:tblGrid>
+        <w:gridCol w:w="2640"/>
+        <w:gridCol w:w="2640"/>
+        <w:gridCol w:w="2640"/>
+      </w:tblGrid>
+      <w:tr>
+        <w:trPr>
+          <w:tblHeader w:val="on"/>
+        </w:trPr>
+        <w:tc>
+          <w:tcPr/>
+          <w:p>
+            <w:pPr>
+              <w:pStyle w:val="Compact"/>
+            </w:pPr>
+            <w:r>
+              <w:t xml:space="preserve">Résidu sous 200 km/h, cœur</w:t>
+            </w:r>
+          </w:p>
+        </w:tc>
+        <w:tc>
+          <w:tcPr/>
+          <w:p>
+            <w:pPr>
+              <w:pStyle w:val="Compact"/>
+              <w:jc w:val="right"/>
+            </w:pPr>
+            <w:r>
+              <w:t xml:space="preserve">Publié</w:t>
+            </w:r>
+          </w:p>
+        </w:tc>
+        <w:tc>
+          <w:tcPr/>
+          <w:p>
+            <w:pPr>
+              <w:pStyle w:val="Compact"/>
+              <w:jc w:val="right"/>
+            </w:pPr>
+            <w:r>
+              <w:t xml:space="preserve">Corrigé</w:t>
+            </w:r>
+          </w:p>
+        </w:tc>
+      </w:tr>
+      <w:tr>
+        <w:tc>
+          <w:tcPr/>
+          <w:p>
+            <w:pPr>
+              <w:pStyle w:val="Compact"/>
+            </w:pPr>
+            <w:r>
+              <w:t xml:space="preserve">S1</w:t>
+            </w:r>
+          </w:p>
+        </w:tc>
+        <w:tc>
+          <w:tcPr/>
+          <w:p>
+            <w:pPr>
+              <w:pStyle w:val="Compact"/>
+              <w:jc w:val="right"/>
+            </w:pPr>
+            <w:r>
+              <w:t xml:space="preserve">690 km</w:t>
+            </w:r>
+          </w:p>
+        </w:tc>
+        <w:tc>
+          <w:tcPr/>
+          <w:p>
+            <w:pPr>
+              <w:pStyle w:val="Compact"/>
+              <w:jc w:val="right"/>
+            </w:pPr>
+            <w:r>
+              <w:t xml:space="preserve">711 à 715 km</w:t>
+            </w:r>
+          </w:p>
+        </w:tc>
+      </w:tr>
+      <w:tr>
+        <w:tc>
+          <w:tcPr/>
+          <w:p>
+            <w:pPr>
+              <w:pStyle w:val="Compact"/>
+            </w:pPr>
+            <w:r>
+              <w:t xml:space="preserve">S2</w:t>
+            </w:r>
+          </w:p>
+        </w:tc>
+        <w:tc>
+          <w:tcPr/>
+          <w:p>
+            <w:pPr>
+              <w:pStyle w:val="Compact"/>
+              <w:jc w:val="right"/>
+            </w:pPr>
+            <w:r>
+              <w:t xml:space="preserve">301 km</w:t>
+            </w:r>
+          </w:p>
+        </w:tc>
+        <w:tc>
+          <w:tcPr/>
+          <w:p>
+            <w:pPr>
+              <w:pStyle w:val="Compact"/>
+              <w:jc w:val="right"/>
+            </w:pPr>
+            <w:r>
+              <w:t xml:space="preserve">364 à 368 km</w:t>
+            </w:r>
+          </w:p>
+        </w:tc>
+      </w:tr>
+      <w:tr>
+        <w:tc>
+          <w:tcPr/>
+          <w:p>
+            <w:pPr>
+              <w:pStyle w:val="Compact"/>
+            </w:pPr>
+            <w:r>
+              <w:t xml:space="preserve">S3</w:t>
+            </w:r>
+          </w:p>
+        </w:tc>
+        <w:tc>
+          <w:tcPr/>
+          <w:p>
+            <w:pPr>
+              <w:pStyle w:val="Compact"/>
+              <w:jc w:val="right"/>
+            </w:pPr>
+            <w:r>
+              <w:t xml:space="preserve">199 km</w:t>
+            </w:r>
+          </w:p>
+        </w:tc>
+        <w:tc>
+          <w:tcPr/>
+          <w:p>
+            <w:pPr>
+              <w:pStyle w:val="Compact"/>
+              <w:jc w:val="right"/>
+            </w:pPr>
+            <w:r>
+              <w:t xml:space="preserve">232 à 237 km</w:t>
+            </w:r>
+          </w:p>
+        </w:tc>
+      </w:tr>
+    </w:tbl>
+    <w:p>
+      <w:pPr>
+        <w:pStyle w:val="BodyText"/>
+      </w:pPr>
+      <w:r>
+        <w:t xml:space="preserve">L’effet sur les temps est d’un tout autre ordre : de 0,4 à 7,8 minutes selon le tronçon</w:t>
+      </w:r>
+      <w:r>
+        <w:t xml:space="preserve"> </w:t>
+      </w:r>
+      <w:r>
+        <w:t xml:space="preserve">et la bande, avec une médiane de 2,8. Sur Montréal-Toronto en S2 à la bande 200, le temps</w:t>
+      </w:r>
+      <w:r>
+        <w:t xml:space="preserve"> </w:t>
+      </w:r>
+      <w:r>
+        <w:t xml:space="preserve">de base passe de 3 h 51 à 3 h 53 ; sur Montréal-Québec, de 2 h 13 à 2 h 17.</w:t>
+      </w:r>
+    </w:p>
+    <w:p>
+      <w:pPr>
+        <w:pStyle w:val="BodyText"/>
+      </w:pPr>
+      <w:r>
+        <w:rPr>
+          <w:b/>
+          <w:bCs/>
+        </w:rPr>
+        <w:t xml:space="preserve">La lecture est donc dissymétrique, et c’est le point à retenir.</w:t>
+      </w:r>
+      <w:r>
+        <w:t xml:space="preserve"> </w:t>
+      </w:r>
+      <w:r>
+        <w:t xml:space="preserve">Ce que cette étude</w:t>
+      </w:r>
+      <w:r>
+        <w:t xml:space="preserve"> </w:t>
+      </w:r>
+      <w:r>
+        <w:t xml:space="preserve">annonce comme atteignable le reste : les temps de parcours bougent de deux à quatre</w:t>
+      </w:r>
+      <w:r>
+        <w:t xml:space="preserve"> </w:t>
+      </w:r>
+      <w:r>
+        <w:t xml:space="preserve">minutes, à l’intérieur des fourchettes déjà publiées. Ce qu’elle annonce comme travaux à</w:t>
+      </w:r>
+      <w:r>
+        <w:t xml:space="preserve"> </w:t>
+      </w:r>
+      <w:r>
+        <w:t xml:space="preserve">faire est en revanche sous-estimé d’environ un cinquième, de 17 pour cent en S3 à 22 en</w:t>
+      </w:r>
+      <w:r>
+        <w:t xml:space="preserve"> </w:t>
+      </w:r>
+      <w:r>
+        <w:t xml:space="preserve">S2. Un budget de rectification bâti sur les kilomètres de ce rapport doit porter cette</w:t>
+      </w:r>
+      <w:r>
+        <w:t xml:space="preserve"> </w:t>
+      </w:r>
+      <w:r>
+        <w:t xml:space="preserve">réserve.</w:t>
+      </w:r>
+    </w:p>
+    <w:p>
+      <w:pPr>
+        <w:pStyle w:val="BodyText"/>
+      </w:pPr>
+      <w:r>
+        <w:t xml:space="preserve">Les chiffres publiés restent ceux de la chaîne sans correction, pour une raison de</w:t>
+      </w:r>
+      <w:r>
+        <w:t xml:space="preserve"> </w:t>
+      </w:r>
+      <w:r>
+        <w:t xml:space="preserve">méthode : corriger une partie seulement des segments avec une référence qui n’est pas</w:t>
+      </w:r>
+      <w:r>
+        <w:t xml:space="preserve"> </w:t>
+      </w:r>
+      <w:r>
+        <w:t xml:space="preserve">valable partout produirait une table mêlant deux mesures. La correction est donnée en</w:t>
+      </w:r>
+      <w:r>
+        <w:t xml:space="preserve"> </w:t>
+      </w:r>
+      <w:r>
+        <w:t xml:space="preserve">fourchette, son détail segment par segment est joint (</w:t>
+      </w:r>
+      <w:r>
+        <w:rPr>
+          <w:rStyle w:val="VerbatimChar"/>
+        </w:rPr>
+        <w:t xml:space="preserve">biais_segments_courts.csv</w:t>
+      </w:r>
+      <w:r>
+        <w:t xml:space="preserve">), et</w:t>
+      </w:r>
+      <w:r>
+        <w:t xml:space="preserve"> </w:t>
+      </w:r>
+      <w:r>
+        <w:t xml:space="preserve">sa levée relève de l’étude à commander, avec une source de géométrie plus fine que</w:t>
+      </w:r>
+      <w:r>
+        <w:t xml:space="preserve"> </w:t>
+      </w:r>
+      <w:r>
+        <w:t xml:space="preserve">l’inventaire ouvert.</w:t>
+      </w:r>
+    </w:p>
+    <w:p>
+      <w:pPr>
+        <w:pStyle w:val="BodyText"/>
+      </w:pPr>
+      <w:r>
         <w:t xml:space="preserve">Deux garde-fous internes : chaque segment publié vérifie par construction la cohérence</w:t>
       </w:r>
       <w:r>
@@ -5777,7 +6520,8 @@
       </w:r>
     </w:p>
     <w:bookmarkEnd w:id="27"/>
-    <w:bookmarkStart w:id="28" w:name="limites-et-létude-quil-faut-commander"/>
+    <w:bookmarkEnd w:id="28"/>
+    <w:bookmarkStart w:id="29" w:name="limites-et-létude-quil-faut-commander"/>
     <w:p>
       <w:pPr>
         <w:pStyle w:val="Heading1"/>
@@ -5862,8 +6606,8 @@
         <w:t xml:space="preserve">bornent d’avance le résultat.</w:t>
       </w:r>
     </w:p>
-    <w:bookmarkEnd w:id="28"/>
-    <w:bookmarkStart w:id="78" w:name="références"/>
+    <w:bookmarkEnd w:id="29"/>
+    <w:bookmarkStart w:id="79" w:name="références"/>
     <w:p>
       <w:pPr>
         <w:pStyle w:val="Heading1"/>
@@ -5872,8 +6616,8 @@
         <w:t xml:space="preserve">Références</w:t>
       </w:r>
     </w:p>
-    <w:bookmarkStart w:id="77" w:name="refs"/>
-    <w:bookmarkStart w:id="30" w:name="ref-alto2025"/>
+    <w:bookmarkStart w:id="78" w:name="refs"/>
+    <w:bookmarkStart w:id="31" w:name="ref-alto2025"/>
     <w:p>
       <w:pPr>
         <w:pStyle w:val="Bibliography"/>
@@ -5897,7 +6641,7 @@
       <w:r>
         <w:t xml:space="preserve"> </w:t>
       </w:r>
-      <w:hyperlink r:id="rId29">
+      <w:hyperlink r:id="rId30">
         <w:r>
           <w:rPr>
             <w:rStyle w:val="Hyperlink"/>
@@ -5906,8 +6650,8 @@
         </w:r>
       </w:hyperlink>
     </w:p>
-    <w:bookmarkEnd w:id="30"/>
-    <w:bookmarkStart w:id="32" w:name="ref-amtrakoig2019"/>
+    <w:bookmarkEnd w:id="31"/>
+    <w:bookmarkStart w:id="33" w:name="ref-amtrakoig2019"/>
     <w:p>
       <w:pPr>
         <w:pStyle w:val="Bibliography"/>
@@ -5934,7 +6678,7 @@
       <w:r>
         <w:t xml:space="preserve"> </w:t>
       </w:r>
-      <w:hyperlink r:id="rId31">
+      <w:hyperlink r:id="rId32">
         <w:r>
           <w:rPr>
             <w:rStyle w:val="Hyperlink"/>
@@ -5943,8 +6687,8 @@
         </w:r>
       </w:hyperlink>
     </w:p>
-    <w:bookmarkEnd w:id="32"/>
-    <w:bookmarkStart w:id="34" w:name="ref-canadianrail1976"/>
+    <w:bookmarkEnd w:id="33"/>
+    <w:bookmarkStart w:id="35" w:name="ref-canadianrail1976"/>
     <w:p>
       <w:pPr>
         <w:pStyle w:val="Bibliography"/>
@@ -5968,7 +6712,7 @@
       <w:r>
         <w:t xml:space="preserve"> </w:t>
       </w:r>
-      <w:hyperlink r:id="rId33">
+      <w:hyperlink r:id="rId34">
         <w:r>
           <w:rPr>
             <w:rStyle w:val="Hyperlink"/>
@@ -5977,8 +6721,8 @@
         </w:r>
       </w:hyperlink>
     </w:p>
-    <w:bookmarkEnd w:id="34"/>
-    <w:bookmarkStart w:id="36" w:name="ref-bateman2015"/>
+    <w:bookmarkEnd w:id="35"/>
+    <w:bookmarkStart w:id="37" w:name="ref-bateman2015"/>
     <w:p>
       <w:pPr>
         <w:pStyle w:val="Bibliography"/>
@@ -6030,7 +6774,7 @@
       <w:r>
         <w:t xml:space="preserve"> </w:t>
       </w:r>
-      <w:hyperlink r:id="rId35">
+      <w:hyperlink r:id="rId36">
         <w:r>
           <w:rPr>
             <w:rStyle w:val="Hyperlink"/>
@@ -6039,8 +6783,8 @@
         </w:r>
       </w:hyperlink>
     </w:p>
-    <w:bookmarkEnd w:id="36"/>
-    <w:bookmarkStart w:id="38" w:name="ref-bienaime2009sealed"/>
+    <w:bookmarkEnd w:id="37"/>
+    <w:bookmarkStart w:id="39" w:name="ref-bienaime2009sealed"/>
     <w:p>
       <w:pPr>
         <w:pStyle w:val="Bibliography"/>
@@ -6123,7 +6867,7 @@
       <w:r>
         <w:t xml:space="preserve"> </w:t>
       </w:r>
-      <w:hyperlink r:id="rId37">
+      <w:hyperlink r:id="rId38">
         <w:r>
           <w:rPr>
             <w:rStyle w:val="Hyperlink"/>
@@ -6132,8 +6876,8 @@
         </w:r>
       </w:hyperlink>
     </w:p>
-    <w:bookmarkEnd w:id="38"/>
-    <w:bookmarkStart w:id="39" w:name="ref-cn2002mr1305"/>
+    <w:bookmarkEnd w:id="39"/>
+    <w:bookmarkStart w:id="40" w:name="ref-cn2002mr1305"/>
     <w:p>
       <w:pPr>
         <w:pStyle w:val="Bibliography"/>
@@ -6158,8 +6902,8 @@
         <w:t xml:space="preserve">[Circulaire technique interne]. Compagnie des chemins de fer nationaux du Canada.</w:t>
       </w:r>
     </w:p>
-    <w:bookmarkEnd w:id="39"/>
-    <w:bookmarkStart w:id="41" w:name="ref-cbc2025pilote"/>
+    <w:bookmarkEnd w:id="40"/>
+    <w:bookmarkStart w:id="42" w:name="ref-cbc2025pilote"/>
     <w:p>
       <w:pPr>
         <w:pStyle w:val="Bibliography"/>
@@ -6211,7 +6955,7 @@
       <w:r>
         <w:t xml:space="preserve"> </w:t>
       </w:r>
-      <w:hyperlink r:id="rId40">
+      <w:hyperlink r:id="rId41">
         <w:r>
           <w:rPr>
             <w:rStyle w:val="Hyperlink"/>
@@ -6220,8 +6964,8 @@
         </w:r>
       </w:hyperlink>
     </w:p>
-    <w:bookmarkEnd w:id="41"/>
-    <w:bookmarkStart w:id="43" w:name="ref-ecfr213-347"/>
+    <w:bookmarkEnd w:id="42"/>
+    <w:bookmarkStart w:id="44" w:name="ref-ecfr213-347"/>
     <w:p>
       <w:pPr>
         <w:pStyle w:val="Bibliography"/>
@@ -6245,7 +6989,7 @@
       <w:r>
         <w:t xml:space="preserve"> </w:t>
       </w:r>
-      <w:hyperlink r:id="rId42">
+      <w:hyperlink r:id="rId43">
         <w:r>
           <w:rPr>
             <w:rStyle w:val="Hyperlink"/>
@@ -6254,8 +6998,8 @@
         </w:r>
       </w:hyperlink>
     </w:p>
-    <w:bookmarkEnd w:id="43"/>
-    <w:bookmarkStart w:id="45" w:name="ref-fra-lrc-152"/>
+    <w:bookmarkEnd w:id="44"/>
+    <w:bookmarkStart w:id="46" w:name="ref-fra-lrc-152"/>
     <w:p>
       <w:pPr>
         <w:pStyle w:val="Bibliography"/>
@@ -6279,7 +7023,7 @@
       <w:r>
         <w:t xml:space="preserve"> </w:t>
       </w:r>
-      <w:hyperlink r:id="rId44">
+      <w:hyperlink r:id="rId45">
         <w:r>
           <w:rPr>
             <w:rStyle w:val="Hyperlink"/>
@@ -6288,8 +7032,8 @@
         </w:r>
       </w:hyperlink>
     </w:p>
-    <w:bookmarkEnd w:id="45"/>
-    <w:bookmarkStart w:id="47" w:name="ref-fra2024itcs"/>
+    <w:bookmarkEnd w:id="46"/>
+    <w:bookmarkStart w:id="48" w:name="ref-fra2024itcs"/>
     <w:p>
       <w:pPr>
         <w:pStyle w:val="Bibliography"/>
@@ -6313,7 +7057,7 @@
       <w:r>
         <w:t xml:space="preserve"> </w:t>
       </w:r>
-      <w:hyperlink r:id="rId46">
+      <w:hyperlink r:id="rId47">
         <w:r>
           <w:rPr>
             <w:rStyle w:val="Hyperlink"/>
@@ -6322,8 +7066,8 @@
         </w:r>
       </w:hyperlink>
     </w:p>
-    <w:bookmarkEnd w:id="47"/>
-    <w:bookmarkStart w:id="49" w:name="ref-via2024requete"/>
+    <w:bookmarkEnd w:id="48"/>
+    <w:bookmarkStart w:id="50" w:name="ref-via2024requete"/>
     <w:p>
       <w:pPr>
         <w:pStyle w:val="Bibliography"/>
@@ -6375,7 +7119,7 @@
       <w:r>
         <w:t xml:space="preserve"> </w:t>
       </w:r>
-      <w:hyperlink r:id="rId48">
+      <w:hyperlink r:id="rId49">
         <w:r>
           <w:rPr>
             <w:rStyle w:val="Hyperlink"/>
@@ -6384,8 +7128,8 @@
         </w:r>
       </w:hyperlink>
     </w:p>
-    <w:bookmarkEnd w:id="49"/>
-    <w:bookmarkStart w:id="51" w:name="ref-nao2006wcml"/>
+    <w:bookmarkEnd w:id="50"/>
+    <w:bookmarkStart w:id="52" w:name="ref-nao2006wcml"/>
     <w:p>
       <w:pPr>
         <w:pStyle w:val="Bibliography"/>
@@ -6426,7 +7170,7 @@
       <w:r>
         <w:t xml:space="preserve"> </w:t>
       </w:r>
-      <w:hyperlink r:id="rId50">
+      <w:hyperlink r:id="rId51">
         <w:r>
           <w:rPr>
             <w:rStyle w:val="Hyperlink"/>
@@ -6435,8 +7179,8 @@
         </w:r>
       </w:hyperlink>
     </w:p>
-    <w:bookmarkEnd w:id="51"/>
-    <w:bookmarkStart w:id="53" w:name="ref-osm2026geofabrik"/>
+    <w:bookmarkEnd w:id="52"/>
+    <w:bookmarkStart w:id="54" w:name="ref-osm2026geofabrik"/>
     <w:p>
       <w:pPr>
         <w:pStyle w:val="Bibliography"/>
@@ -6502,7 +7246,7 @@
       <w:r>
         <w:t xml:space="preserve"> </w:t>
       </w:r>
-      <w:hyperlink r:id="rId52">
+      <w:hyperlink r:id="rId53">
         <w:r>
           <w:rPr>
             <w:rStyle w:val="Hyperlink"/>
@@ -6511,8 +7255,8 @@
         </w:r>
       </w:hyperlink>
     </w:p>
-    <w:bookmarkEnd w:id="53"/>
-    <w:bookmarkStart w:id="55" w:name="ref-schittenhelm2011"/>
+    <w:bookmarkEnd w:id="54"/>
+    <w:bookmarkStart w:id="56" w:name="ref-schittenhelm2011"/>
     <w:p>
       <w:pPr>
         <w:pStyle w:val="Bibliography"/>
@@ -6536,7 +7280,7 @@
       <w:r>
         <w:t xml:space="preserve"> </w:t>
       </w:r>
-      <w:hyperlink r:id="rId54">
+      <w:hyperlink r:id="rId55">
         <w:r>
           <w:rPr>
             <w:rStyle w:val="Hyperlink"/>
@@ -6545,8 +7289,8 @@
         </w:r>
       </w:hyperlink>
     </w:p>
-    <w:bookmarkEnd w:id="55"/>
-    <w:bookmarkStart w:id="57" w:name="ref-sncf2023drr"/>
+    <w:bookmarkEnd w:id="56"/>
+    <w:bookmarkStart w:id="58" w:name="ref-sncf2023drr"/>
     <w:p>
       <w:pPr>
         <w:pStyle w:val="Bibliography"/>
@@ -6570,7 +7314,7 @@
       <w:r>
         <w:t xml:space="preserve"> </w:t>
       </w:r>
-      <w:hyperlink r:id="rId56">
+      <w:hyperlink r:id="rId57">
         <w:r>
           <w:rPr>
             <w:rStyle w:val="Hyperlink"/>
@@ -6579,8 +7323,8 @@
         </w:r>
       </w:hyperlink>
     </w:p>
-    <w:bookmarkEnd w:id="57"/>
-    <w:bookmarkStart w:id="59" w:name="ref-trafikverket2025jnb"/>
+    <w:bookmarkEnd w:id="58"/>
+    <w:bookmarkStart w:id="60" w:name="ref-trafikverket2025jnb"/>
     <w:p>
       <w:pPr>
         <w:pStyle w:val="Bibliography"/>
@@ -6604,7 +7348,7 @@
       <w:r>
         <w:t xml:space="preserve"> </w:t>
       </w:r>
-      <w:hyperlink r:id="rId58">
+      <w:hyperlink r:id="rId59">
         <w:r>
           <w:rPr>
             <w:rStyle w:val="Hyperlink"/>
@@ -6613,8 +7357,8 @@
         </w:r>
       </w:hyperlink>
     </w:p>
-    <w:bookmarkEnd w:id="59"/>
-    <w:bookmarkStart w:id="61" w:name="ref-tc2022rrts"/>
+    <w:bookmarkEnd w:id="60"/>
+    <w:bookmarkStart w:id="62" w:name="ref-tc2022rrts"/>
     <w:p>
       <w:pPr>
         <w:pStyle w:val="Bibliography"/>
@@ -6652,7 +7396,7 @@
       <w:r>
         <w:t xml:space="preserve"> </w:t>
       </w:r>
-      <w:hyperlink r:id="rId60">
+      <w:hyperlink r:id="rId61">
         <w:r>
           <w:rPr>
             <w:rStyle w:val="Hyperlink"/>
@@ -6661,8 +7405,8 @@
         </w:r>
       </w:hyperlink>
     </w:p>
-    <w:bookmarkEnd w:id="61"/>
-    <w:bookmarkStart w:id="63" w:name="ref-tc2023inventairepn"/>
+    <w:bookmarkEnd w:id="62"/>
+    <w:bookmarkStart w:id="64" w:name="ref-tc2023inventairepn"/>
     <w:p>
       <w:pPr>
         <w:pStyle w:val="Bibliography"/>
@@ -6686,7 +7430,7 @@
       <w:r>
         <w:t xml:space="preserve"> </w:t>
       </w:r>
-      <w:hyperlink r:id="rId62">
+      <w:hyperlink r:id="rId63">
         <w:r>
           <w:rPr>
             <w:rStyle w:val="Hyperlink"/>
@@ -6695,8 +7439,8 @@
         </w:r>
       </w:hyperlink>
     </w:p>
-    <w:bookmarkEnd w:id="63"/>
-    <w:bookmarkStart w:id="65" w:name="ref-tc2025gcp"/>
+    <w:bookmarkEnd w:id="64"/>
+    <w:bookmarkStart w:id="66" w:name="ref-tc2025gcp"/>
     <w:p>
       <w:pPr>
         <w:pStyle w:val="Bibliography"/>
@@ -6804,7 +7548,7 @@
       <w:r>
         <w:t xml:space="preserve"> </w:t>
       </w:r>
-      <w:hyperlink r:id="rId64">
+      <w:hyperlink r:id="rId65">
         <w:r>
           <w:rPr>
             <w:rStyle w:val="Hyperlink"/>
@@ -6813,8 +7557,8 @@
         </w:r>
       </w:hyperlink>
     </w:p>
-    <w:bookmarkEnd w:id="65"/>
-    <w:bookmarkStart w:id="66" w:name="ref-uic2000f451"/>
+    <w:bookmarkEnd w:id="66"/>
+    <w:bookmarkStart w:id="67" w:name="ref-uic2000f451"/>
     <w:p>
       <w:pPr>
         <w:pStyle w:val="Bibliography"/>
@@ -6839,8 +7583,8 @@
         <w:t xml:space="preserve">[Fiche UIC 451-1/F/4, 4e \'ed.]. UIC.</w:t>
       </w:r>
     </w:p>
-    <w:bookmarkEnd w:id="66"/>
-    <w:bookmarkStart w:id="68" w:name="ref-via2009lrc"/>
+    <w:bookmarkEnd w:id="67"/>
+    <w:bookmarkStart w:id="69" w:name="ref-via2009lrc"/>
     <w:p>
       <w:pPr>
         <w:pStyle w:val="Bibliography"/>
@@ -6885,7 +7629,7 @@
       <w:r>
         <w:t xml:space="preserve"> </w:t>
       </w:r>
-      <w:hyperlink r:id="rId67">
+      <w:hyperlink r:id="rId68">
         <w:r>
           <w:rPr>
             <w:rStyle w:val="Hyperlink"/>
@@ -6894,8 +7638,8 @@
         </w:r>
       </w:hyperlink>
     </w:p>
-    <w:bookmarkEnd w:id="68"/>
-    <w:bookmarkStart w:id="70" w:name="ref-via2025rapportannuel"/>
+    <w:bookmarkEnd w:id="69"/>
+    <w:bookmarkStart w:id="71" w:name="ref-via2025rapportannuel"/>
     <w:p>
       <w:pPr>
         <w:pStyle w:val="Bibliography"/>
@@ -6919,7 +7663,7 @@
       <w:r>
         <w:t xml:space="preserve"> </w:t>
       </w:r>
-      <w:hyperlink r:id="rId69">
+      <w:hyperlink r:id="rId70">
         <w:r>
           <w:rPr>
             <w:rStyle w:val="Hyperlink"/>
@@ -6928,8 +7672,8 @@
         </w:r>
       </w:hyperlink>
     </w:p>
-    <w:bookmarkEnd w:id="70"/>
-    <w:bookmarkStart w:id="72" w:name="ref-via2025t1"/>
+    <w:bookmarkEnd w:id="71"/>
+    <w:bookmarkStart w:id="73" w:name="ref-via2025t1"/>
     <w:p>
       <w:pPr>
         <w:pStyle w:val="Bibliography"/>
@@ -6953,7 +7697,7 @@
       <w:r>
         <w:t xml:space="preserve"> </w:t>
       </w:r>
-      <w:hyperlink r:id="rId71">
+      <w:hyperlink r:id="rId72">
         <w:r>
           <w:rPr>
             <w:rStyle w:val="Hyperlink"/>
@@ -6962,8 +7706,8 @@
         </w:r>
       </w:hyperlink>
     </w:p>
-    <w:bookmarkEnd w:id="72"/>
-    <w:bookmarkStart w:id="74" w:name="ref-viarail2026gtfs"/>
+    <w:bookmarkEnd w:id="73"/>
+    <w:bookmarkStart w:id="75" w:name="ref-viarail2026gtfs"/>
     <w:p>
       <w:pPr>
         <w:pStyle w:val="Bibliography"/>
@@ -7029,7 +7773,7 @@
       <w:r>
         <w:t xml:space="preserve"> </w:t>
       </w:r>
-      <w:hyperlink r:id="rId73">
+      <w:hyperlink r:id="rId74">
         <w:r>
           <w:rPr>
             <w:rStyle w:val="Hyperlink"/>
@@ -7038,8 +7782,8 @@
         </w:r>
       </w:hyperlink>
     </w:p>
-    <w:bookmarkEnd w:id="74"/>
-    <w:bookmarkStart w:id="76" w:name="ref-wcml2026wiki"/>
+    <w:bookmarkEnd w:id="75"/>
+    <w:bookmarkStart w:id="77" w:name="ref-wcml2026wiki"/>
     <w:p>
       <w:pPr>
         <w:pStyle w:val="Bibliography"/>
@@ -7077,7 +7821,7 @@
       <w:r>
         <w:t xml:space="preserve"> </w:t>
       </w:r>
-      <w:hyperlink r:id="rId75">
+      <w:hyperlink r:id="rId76">
         <w:r>
           <w:rPr>
             <w:rStyle w:val="Hyperlink"/>
@@ -7086,9 +7830,9 @@
         </w:r>
       </w:hyperlink>
     </w:p>
-    <w:bookmarkEnd w:id="76"/>
     <w:bookmarkEnd w:id="77"/>
     <w:bookmarkEnd w:id="78"/>
+    <w:bookmarkEnd w:id="79"/>
     <w:sectPr>
       <w:footnotePr>
         <w:numRestart w:val="eachSect"/>

--- a/livrables/rapport_corridor.docx
+++ b/livrables/rapport_corridor.docx
@@ -886,7 +886,7 @@
         <w:t xml:space="preserve"> </w:t>
       </w:r>
       <w:r>
-        <w:t xml:space="preserve">horaires de VIA à géométrie neutralisée : une voie simple ne coûte rien quand VIA est propriétaire, et 31 points quand le CN l’est. Sous VIA, elle porte même 3 points de marge de moins que la voie double du CN, et l’écart reste en sa faveur, de 3 à 7 points, quelle que soit la pénalité d’arrêt testée ; sous le CN, le coût de la voie simple tient dans 30 à 33 points sur la même plage. Le même instrument montre ce que le doublement achète chez le CN : 31 points, soit environ 24 minutes sur Montréal-Québec.</w:t>
+        <w:t xml:space="preserve">horaires de VIA à géométrie neutralisée : une voie simple ne coûte rien quand VIA est propriétaire, et 31 points quand le CN l’est. Sous VIA, elle porte même 3 points de marge de moins que la voie double du CN, et l’écart reste en sa faveur, de 3 à 7 points (3 à 6 minutes sur Montréal-Ottawa et Ottawa-Toronto), quelle que soit la pénalité d’arrêt testée ; sous le CN, le coût de la voie simple tient dans 30 à 33 points sur la même plage, soit de 23 à 26 minutes. Le même instrument montre ce que le doublement achète chez le CN : 31 points, soit 24 minutes sur Montréal-Québec et rien sur Montréal-Toronto, déjà doublé.</w:t>
       </w:r>
     </w:p>
     <w:p>
@@ -3396,61 +3396,61 @@
         <w:pStyle w:val="BodyText"/>
       </w:pPr>
       <w:r>
-        <w:t xml:space="preserve">Trois lignes, trois faits :</w:t>
-      </w:r>
-    </w:p>
-    <w:p>
-      <w:pPr>
-        <w:pStyle w:val="BodyText"/>
-      </w:pPr>
-      <w:r>
         <w:rPr>
           <w:b/>
           <w:bCs/>
         </w:rPr>
-        <w:t xml:space="preserve">Ce que le doublement achète, chez le CN</w:t>
-      </w:r>
-      <w:r>
-        <w:t xml:space="preserve"> </w:t>
-      </w:r>
-      <w:r>
-        <w:t xml:space="preserve">: environ 31 points de marge (68 contre 37), soit environ 24 minutes sur Montréal-Québec. L’échantillon de voie simple CN est</w:t>
-      </w:r>
-      <w:r>
-        <w:t xml:space="preserve"> </w:t>
-      </w:r>
-      <w:r>
-        <w:t xml:space="preserve">mince (192 km, mais en deux paires seulement, celles du tronçon de Québec) : le chiffre</w:t>
-      </w:r>
-      <w:r>
-        <w:t xml:space="preserve"> </w:t>
-      </w:r>
-      <w:r>
-        <w:t xml:space="preserve">se publie en fourchette, pas au point. Il est en revanche robuste aux deux objections classiques, et cela se</w:t>
-      </w:r>
-      <w:r>
-        <w:t xml:space="preserve"> </w:t>
-      </w:r>
-      <w:r>
-        <w:t xml:space="preserve">vérifie dans la table : la classe de voie est la même que sur la ligne double (95 contre</w:t>
-      </w:r>
-      <w:r>
-        <w:t xml:space="preserve"> </w:t>
-      </w:r>
-      <w:r>
-        <w:t xml:space="preserve">95 à 100 mi/h permis), et la ligne double porte davantage de trafic (40 trains par jour</w:t>
-      </w:r>
-      <w:r>
-        <w:t xml:space="preserve"> </w:t>
-      </w:r>
-      <w:r>
-        <w:t xml:space="preserve">contre 27) tout en affichant moins de marge. Ni l’état de la voie ni le volume</w:t>
-      </w:r>
-      <w:r>
-        <w:t xml:space="preserve"> </w:t>
-      </w:r>
-      <w:r>
-        <w:t xml:space="preserve">n’expliquent l’écart ; les croisements l’expliquent.</w:t>
+        <w:t xml:space="preserve">Ce que vaut un point de marge.</w:t>
+      </w:r>
+      <w:r>
+        <w:t xml:space="preserve"> </w:t>
+      </w:r>
+      <w:r>
+        <w:t xml:space="preserve">Un point vaut 1 pour cent du temps que la géométrie</w:t>
+      </w:r>
+      <w:r>
+        <w:t xml:space="preserve"> </w:t>
+      </w:r>
+      <w:r>
+        <w:t xml:space="preserve">permet sur les kilomètres concernés, et ces kilomètres ne sont pas au même endroit selon</w:t>
+      </w:r>
+      <w:r>
+        <w:t xml:space="preserve"> </w:t>
+      </w:r>
+      <w:r>
+        <w:t xml:space="preserve">la cellule. La voie simple du CN est entièrement sur Montréal-Québec (77 minutes de temps</w:t>
+      </w:r>
+      <w:r>
+        <w:t xml:space="preserve"> </w:t>
+      </w:r>
+      <w:r>
+        <w:t xml:space="preserve">de base) ; les voies simples de VIA sont sur Montréal-Ottawa et Ottawa-Toronto (92 minutes</w:t>
+      </w:r>
+      <w:r>
+        <w:t xml:space="preserve"> </w:t>
+      </w:r>
+      <w:r>
+        <w:t xml:space="preserve">ensemble). Montréal-Toronto est en voie double sur toute la longueur retenue : aucun point</w:t>
+      </w:r>
+      <w:r>
+        <w:t xml:space="preserve"> </w:t>
+      </w:r>
+      <w:r>
+        <w:t xml:space="preserve">de doublement n’y est à gagner, et c’est pourquoi les minutes citées plus bas n’y</w:t>
+      </w:r>
+      <w:r>
+        <w:t xml:space="preserve"> </w:t>
+      </w:r>
+      <w:r>
+        <w:t xml:space="preserve">apparaissent pas.</w:t>
+      </w:r>
+    </w:p>
+    <w:p>
+      <w:pPr>
+        <w:pStyle w:val="BodyText"/>
+      </w:pPr>
+      <w:r>
+        <w:t xml:space="preserve">Trois lignes, trois faits :</w:t>
       </w:r>
     </w:p>
     <w:p>
@@ -3462,13 +3462,67 @@
           <w:b/>
           <w:bCs/>
         </w:rPr>
+        <w:t xml:space="preserve">Ce que le doublement achète, chez le CN</w:t>
+      </w:r>
+      <w:r>
+        <w:t xml:space="preserve"> </w:t>
+      </w:r>
+      <w:r>
+        <w:t xml:space="preserve">: environ 31 points de marge (68 contre 37), soit 24 minutes sur Montréal-Québec et rien sur Montréal-Toronto, déjà doublé. L’échantillon de voie simple CN est</w:t>
+      </w:r>
+      <w:r>
+        <w:t xml:space="preserve"> </w:t>
+      </w:r>
+      <w:r>
+        <w:t xml:space="preserve">mince (192 km, mais en deux paires seulement, celles du tronçon de Québec) : le chiffre</w:t>
+      </w:r>
+      <w:r>
+        <w:t xml:space="preserve"> </w:t>
+      </w:r>
+      <w:r>
+        <w:t xml:space="preserve">se publie en fourchette, pas au point. Il est en revanche robuste aux deux objections classiques, et cela se</w:t>
+      </w:r>
+      <w:r>
+        <w:t xml:space="preserve"> </w:t>
+      </w:r>
+      <w:r>
+        <w:t xml:space="preserve">vérifie dans la table : la classe de voie est la même que sur la ligne double (95 contre</w:t>
+      </w:r>
+      <w:r>
+        <w:t xml:space="preserve"> </w:t>
+      </w:r>
+      <w:r>
+        <w:t xml:space="preserve">95 à 100 mi/h permis), et la ligne double porte davantage de trafic (40 trains par jour</w:t>
+      </w:r>
+      <w:r>
+        <w:t xml:space="preserve"> </w:t>
+      </w:r>
+      <w:r>
+        <w:t xml:space="preserve">contre 27) tout en affichant moins de marge. Ni l’état de la voie ni le volume</w:t>
+      </w:r>
+      <w:r>
+        <w:t xml:space="preserve"> </w:t>
+      </w:r>
+      <w:r>
+        <w:t xml:space="preserve">n’expliquent l’écart ; les croisements l’expliquent.</w:t>
+      </w:r>
+    </w:p>
+    <w:p>
+      <w:pPr>
+        <w:pStyle w:val="BodyText"/>
+      </w:pPr>
+      <w:r>
+        <w:rPr>
+          <w:b/>
+          <w:bCs/>
+        </w:rPr>
         <w:t xml:space="preserve">Ce que le régime pèse</w:t>
       </w:r>
       <w:r>
         <w:t xml:space="preserve"> </w:t>
       </w:r>
       <w:r>
-        <w:t xml:space="preserve">: sous propriétaire VIA, la voie simple ne coûte rien. Elle porte 3 points de marge de MOINS que la voie double du CN, et l’écart reste en sa faveur, de 3 à 7 points, sur toute la plage de pénalités d’arrêt testée (0 à 3 minutes par paire). Sous propriétaire CN, la même voie simple coûte 31 points, et de 30 à 33 sur la même plage. Le prix de la voie manquante n’est donc pas un prix de voie : il est nul chez l’un et de trente points chez l’autre. Une réserve honnête : les</w:t>
+        <w:t xml:space="preserve">: sous propriétaire VIA, la voie simple ne coûte rien. Elle porte 3 points de marge de MOINS que la voie double du CN, et l’écart reste en sa faveur, de 3 à 7 points (soit de 3 à 6 minutes sur Montréal-Ottawa et Ottawa-Toronto réunis), sur toute la plage de pénalités d’arrêt testée (0 à 3 minutes par paire). Sous propriétaire CN, la même voie simple coûte 31 points, et de 30 à 33 sur la même plage, soit de 23 à 26 minutes sur Montréal-Québec. Le prix de la voie manquante n’est donc pas un prix de voie : il est nul chez l’un et de trente points chez l’autre. Une réserve honnête : les</w:t>
       </w:r>
       <w:r>
         <w:t xml:space="preserve"> </w:t>

--- a/livrables/rapport_corridor.docx
+++ b/livrables/rapport_corridor.docx
@@ -15,7 +15,7 @@
         <w:pStyle w:val="Subtitle"/>
       </w:pPr>
       <w:r>
-        <w:t xml:space="preserve">Temps de parcours par scénario de modernisation, et ce qui les retient : géométrie, passages à niveau, signalisation, doublement et régime de cohabitation</w:t>
+        <w:t xml:space="preserve">Temps de parcours du scénario recommandé, et ce qui les retient : géométrie, passages à niveau, signalisation, doublement et régime de cohabitation</w:t>
       </w:r>
     </w:p>
     <w:p>
@@ -34,7 +34,7 @@
         <w:t xml:space="preserve">Août 2026</w:t>
       </w:r>
     </w:p>
-    <w:bookmarkStart w:id="12" w:name="synthèse"/>
+    <w:bookmarkStart w:id="15" w:name="synthèse"/>
     <w:p>
       <w:pPr>
         <w:pStyle w:val="Heading1"/>
@@ -78,19 +78,19 @@
         <w:t xml:space="preserve"> </w:t>
       </w:r>
       <w:r>
-        <w:t xml:space="preserve">bornes au lieu de la deviner. La figure ci-dessous en donne la lecture d’ensemble, contre</w:t>
-      </w:r>
-      <w:r>
-        <w:t xml:space="preserve"> </w:t>
-      </w:r>
-      <w:r>
-        <w:t xml:space="preserve">le repère que tout décideur a en tête : l’auto ; la table complète des temps, par tronçon,</w:t>
-      </w:r>
-      <w:r>
-        <w:t xml:space="preserve"> </w:t>
-      </w:r>
-      <w:r>
-        <w:t xml:space="preserve">scénario et bande de vitesse, est en section 7.</w:t>
+        <w:t xml:space="preserve">bornes au lieu de la deviner. Les figures ci-dessous en donnent la lecture d’ensemble,</w:t>
+      </w:r>
+      <w:r>
+        <w:t xml:space="preserve"> </w:t>
+      </w:r>
+      <w:r>
+        <w:t xml:space="preserve">contre le repère que tout décideur a en tête : l’auto ; la table complète des temps, par</w:t>
+      </w:r>
+      <w:r>
+        <w:t xml:space="preserve"> </w:t>
+      </w:r>
+      <w:r>
+        <w:t xml:space="preserve">tronçon, est en section 7.</w:t>
       </w:r>
     </w:p>
     <w:p>
@@ -98,7 +98,7 @@
         <w:pStyle w:val="BodyText"/>
       </w:pPr>
       <w:r>
-        <w:t xml:space="preserve">Trois scénarios de matériel et de voie (détail en section 3) :</w:t>
+        <w:t xml:space="preserve">Deux scénarios, et seulement deux (détail en section 3) : le</w:t>
       </w:r>
       <w:r>
         <w:t xml:space="preserve"> </w:t>
@@ -108,19 +108,19 @@
           <w:b/>
           <w:bCs/>
         </w:rPr>
-        <w:t xml:space="preserve">S1</w:t>
-      </w:r>
-      <w:r>
-        <w:t xml:space="preserve"> </w:t>
-      </w:r>
-      <w:r>
-        <w:t xml:space="preserve">est la voie et le</w:t>
-      </w:r>
-      <w:r>
-        <w:t xml:space="preserve"> </w:t>
-      </w:r>
-      <w:r>
-        <w:t xml:space="preserve">train d’aujourd’hui ;</w:t>
+        <w:t xml:space="preserve">scénario de base</w:t>
+      </w:r>
+      <w:r>
+        <w:t xml:space="preserve"> </w:t>
+      </w:r>
+      <w:r>
+        <w:t xml:space="preserve">est le</w:t>
+      </w:r>
+      <w:r>
+        <w:t xml:space="preserve"> </w:t>
+      </w:r>
+      <w:r>
+        <w:t xml:space="preserve">train et l’horaire d’aujourd’hui ; le</w:t>
       </w:r>
       <w:r>
         <w:t xml:space="preserve"> </w:t>
@@ -130,25 +130,25 @@
           <w:b/>
           <w:bCs/>
         </w:rPr>
-        <w:t xml:space="preserve">S2</w:t>
-      </w:r>
-      <w:r>
-        <w:t xml:space="preserve"> </w:t>
-      </w:r>
-      <w:r>
-        <w:t xml:space="preserve">est un train pendulaire exploité selon la méthode que le CN</w:t>
-      </w:r>
-      <w:r>
-        <w:t xml:space="preserve"> </w:t>
-      </w:r>
-      <w:r>
-        <w:t xml:space="preserve">applique déjà à ce type de train, avec le dévers maximal standard du CN (aucune dérogation</w:t>
-      </w:r>
-      <w:r>
-        <w:t xml:space="preserve"> </w:t>
-      </w:r>
-      <w:r>
-        <w:t xml:space="preserve">nécessaire) ;</w:t>
+        <w:t xml:space="preserve">scénario recommandé</w:t>
+      </w:r>
+      <w:r>
+        <w:t xml:space="preserve"> </w:t>
+      </w:r>
+      <w:r>
+        <w:t xml:space="preserve">est un train pendulaire</w:t>
+      </w:r>
+      <w:r>
+        <w:t xml:space="preserve"> </w:t>
+      </w:r>
+      <w:r>
+        <w:t xml:space="preserve">exploité selon la méthode que le CN applique déjà à ce type de train, avec le dévers</w:t>
+      </w:r>
+      <w:r>
+        <w:t xml:space="preserve"> </w:t>
+      </w:r>
+      <w:r>
+        <w:t xml:space="preserve">maximal standard du CN (aucune dérogation nécessaire), et plafonné à</w:t>
       </w:r>
       <w:r>
         <w:t xml:space="preserve"> </w:t>
@@ -158,49 +158,66 @@
           <w:b/>
           <w:bCs/>
         </w:rPr>
-        <w:t xml:space="preserve">S3</w:t>
-      </w:r>
-      <w:r>
-        <w:t xml:space="preserve"> </w:t>
-      </w:r>
-      <w:r>
-        <w:t xml:space="preserve">est un pendulaire moderne plus performant, qui sort du précédent</w:t>
-      </w:r>
-      <w:r>
-        <w:t xml:space="preserve"> </w:t>
-      </w:r>
-      <w:r>
-        <w:t xml:space="preserve">nord-américain et demanderait une approbation par équipement. La « bande » est le plafond</w:t>
-      </w:r>
-      <w:r>
-        <w:t xml:space="preserve"> </w:t>
-      </w:r>
-      <w:r>
-        <w:t xml:space="preserve">de vitesse qu’on s’autorise à exploiter (200 km/h exige de traiter les passages à niveau et</w:t>
-      </w:r>
-      <w:r>
-        <w:t xml:space="preserve"> </w:t>
-      </w:r>
-      <w:r>
-        <w:t xml:space="preserve">la signalisation ; 250 et plus exige de les éliminer, voir sections 5 et 6). Les</w:t>
-      </w:r>
-      <w:r>
-        <w:t xml:space="preserve"> </w:t>
-      </w:r>
-      <w:r>
-        <w:t xml:space="preserve">vitesses de ce document sont en km/h, suivies au besoin de l’équivalent en mi/h,</w:t>
-      </w:r>
-      <w:r>
-        <w:t xml:space="preserve"> </w:t>
-      </w:r>
-      <w:r>
-        <w:t xml:space="preserve">l’unité d’usage des chemins de fer nord-américains ; les bandes sont nommées par leur</w:t>
-      </w:r>
-      <w:r>
-        <w:t xml:space="preserve"> </w:t>
-      </w:r>
-      <w:r>
-        <w:t xml:space="preserve">valeur ronde en km/h (200 km/h = 124 mi/h ; 250 = 155 ; 300 = 186 ; 160 = 99).</w:t>
+        <w:t xml:space="preserve">177 km/h (110 mi/h)</w:t>
+      </w:r>
+      <w:r>
+        <w:t xml:space="preserve">. Ce plafond n’est pas choisi par prudence : c’est la limite du</w:t>
+      </w:r>
+      <w:r>
+        <w:t xml:space="preserve"> </w:t>
+      </w:r>
+      <w:r>
+        <w:t xml:space="preserve">système de signalisation qui le permet, la superposition de contrôle en cabine dont le</w:t>
+      </w:r>
+      <w:r>
+        <w:t xml:space="preserve"> </w:t>
+      </w:r>
+      <w:r>
+        <w:t xml:space="preserve">précédent américain opère exactement à cette vitesse</w:t>
+      </w:r>
+      <w:r>
+        <w:t xml:space="preserve"> </w:t>
+      </w:r>
+      <w:r>
+        <w:t xml:space="preserve">(</w:t>
+      </w:r>
+      <w:hyperlink w:anchor="ref-fra2024itcs">
+        <w:r>
+          <w:rPr>
+            <w:rStyle w:val="Hyperlink"/>
+          </w:rPr>
+          <w:t xml:space="preserve">Federal Railroad Administration, 2024</w:t>
+        </w:r>
+      </w:hyperlink>
+      <w:r>
+        <w:t xml:space="preserve">)</w:t>
+      </w:r>
+      <w:r>
+        <w:t xml:space="preserve">, et c’est aussi le</w:t>
+      </w:r>
+      <w:r>
+        <w:t xml:space="preserve"> </w:t>
+      </w:r>
+      <w:r>
+        <w:t xml:space="preserve">seuil au-delà duquel le régime des passages à niveau change de nature (sections 5 et 6).</w:t>
+      </w:r>
+      <w:r>
+        <w:t xml:space="preserve"> </w:t>
+      </w:r>
+      <w:r>
+        <w:t xml:space="preserve">Les vitesses de ce document sont en km/h, suivies au besoin de l’équivalent en mi/h,</w:t>
+      </w:r>
+      <w:r>
+        <w:t xml:space="preserve"> </w:t>
+      </w:r>
+      <w:r>
+        <w:t xml:space="preserve">l’unité d’usage des chemins de fer nord-américains (177 km/h = 110 mi/h ;</w:t>
+      </w:r>
+      <w:r>
+        <w:t xml:space="preserve"> </w:t>
+      </w:r>
+      <w:r>
+        <w:t xml:space="preserve">160 = 99 ; 200 = 124).</w:t>
       </w:r>
     </w:p>
     <w:p>
@@ -210,9 +227,9 @@
       <w:r>
         <w:drawing>
           <wp:inline>
-            <wp:extent cx="5334000" cy="1631101"/>
+            <wp:extent cx="5334000" cy="2693759"/>
             <wp:effectExtent b="0" l="0" r="0" t="0"/>
-            <wp:docPr descr="Le train contre l’auto : chaque barre est un temps avec marge, présenté en fourchette, et les pourcentages face à l’auto sont donc eux aussi des bornes. Temps auto : approximation de connaissance générale, en repère." title="" id="10" name="Picture"/>
+            <wp:docPr descr="Le train contre l’auto : chaque barre du scénario recommandé est un temps avec marge, présenté en fourchette, et les pourcentages face à l’auto sont donc eux aussi des bornes. Temps auto : approximation de connaissance générale, en repère." title="" id="10" name="Picture"/>
             <a:graphic>
               <a:graphicData uri="http://schemas.openxmlformats.org/drawingml/2006/picture">
                 <pic:pic>
@@ -231,7 +248,7 @@
                   <pic:spPr bwMode="auto">
                     <a:xfrm>
                       <a:off x="0" y="0"/>
-                      <a:ext cx="5334000" cy="1631101"/>
+                      <a:ext cx="5334000" cy="2693759"/>
                     </a:xfrm>
                     <a:prstGeom prst="rect">
                       <a:avLst/>
@@ -255,7 +272,7 @@
         <w:pStyle w:val="ImageCaption"/>
       </w:pPr>
       <w:r>
-        <w:t xml:space="preserve">Le train contre l’auto : chaque barre est un temps avec marge, présenté en fourchette, et les pourcentages face à l’auto sont donc eux aussi des bornes. Temps auto : approximation de connaissance générale, en repère.</w:t>
+        <w:t xml:space="preserve">Le train contre l’auto : chaque barre du scénario recommandé est un temps avec marge, présenté en fourchette, et les pourcentages face à l’auto sont donc eux aussi des bornes. Temps auto : approximation de connaissance générale, en repère.</w:t>
       </w:r>
     </w:p>
     <w:p>
@@ -285,49 +302,104 @@
         <w:t xml:space="preserve"> </w:t>
       </w:r>
       <w:r>
-        <w:t xml:space="preserve">Montréal-Québec (270 km : 3 h 22). Chaque barre de scénario est un temps « avec marge » :</w:t>
-      </w:r>
-      <w:r>
-        <w:t xml:space="preserve"> </w:t>
-      </w:r>
-      <w:r>
-        <w:t xml:space="preserve">le temps de base (courbes + zones urbaines figées + arrêts) majoré de la marge</w:t>
-      </w:r>
-      <w:r>
-        <w:t xml:space="preserve"> </w:t>
-      </w:r>
-      <w:r>
-        <w:t xml:space="preserve">d’exploitation, de la borne normative (9 pour cent) à la marge actuelle du tronçon ; les</w:t>
-      </w:r>
-      <w:r>
-        <w:t xml:space="preserve"> </w:t>
-      </w:r>
-      <w:r>
-        <w:t xml:space="preserve">pourcentages face à l’auto sont donc des bornes, pas des points. Dès S2 à la bande 200,</w:t>
-      </w:r>
-      <w:r>
-        <w:t xml:space="preserve"> </w:t>
-      </w:r>
-      <w:r>
-        <w:t xml:space="preserve">le train bat l’auto sur Montréal-Toronto (77 à 83 pour cent de son temps) et fait au</w:t>
-      </w:r>
-      <w:r>
-        <w:t xml:space="preserve"> </w:t>
-      </w:r>
-      <w:r>
-        <w:t xml:space="preserve">moins jeu égal sur Montréal-Québec (86 à 104 pour cent) ; en S3 à la bande 300, il tombe</w:t>
-      </w:r>
-      <w:r>
-        <w:t xml:space="preserve"> </w:t>
-      </w:r>
-      <w:r>
-        <w:t xml:space="preserve">à 65 à 70 pour cent du temps de l’auto sur Montréal-Toronto et à 75 à 91 pour cent sur</w:t>
-      </w:r>
-      <w:r>
-        <w:t xml:space="preserve"> </w:t>
-      </w:r>
-      <w:r>
-        <w:t xml:space="preserve">Montréal-Québec.</w:t>
+        <w:t xml:space="preserve">Montréal-Québec (270 km : 3 h 22). Chaque barre du scénario recommandé est un temps</w:t>
+      </w:r>
+      <w:r>
+        <w:t xml:space="preserve"> </w:t>
+      </w:r>
+      <w:r>
+        <w:t xml:space="preserve">« avec marge » : le temps de base (courbes + zones urbaines figées + arrêts) majoré de</w:t>
+      </w:r>
+      <w:r>
+        <w:t xml:space="preserve"> </w:t>
+      </w:r>
+      <w:r>
+        <w:t xml:space="preserve">la marge d’exploitation, de la borne normative (8 pour cent au plafond retenu) à la</w:t>
+      </w:r>
+      <w:r>
+        <w:t xml:space="preserve"> </w:t>
+      </w:r>
+      <w:r>
+        <w:t xml:space="preserve">marge actuelle du tronçon ; les pourcentages face à l’auto sont donc des bornes, pas des</w:t>
+      </w:r>
+      <w:r>
+        <w:t xml:space="preserve"> </w:t>
+      </w:r>
+      <w:r>
+        <w:t xml:space="preserve">points. Le scénario recommandé bat l’auto sur Montréal-Toronto (4 h 27 à 4 h 52, soit</w:t>
+      </w:r>
+      <w:r>
+        <w:t xml:space="preserve"> </w:t>
+      </w:r>
+      <w:r>
+        <w:t xml:space="preserve">81 à 89 pour cent de son temps), sur Montréal-Ottawa (1 h 46 à 1 h 49, soit 76 à</w:t>
+      </w:r>
+      <w:r>
+        <w:t xml:space="preserve"> </w:t>
+      </w:r>
+      <w:r>
+        <w:t xml:space="preserve">78 pour cent) et sur Ottawa-Toronto (3 h 39 à 4 h 11, soit 84 à 96 pour cent), et fait</w:t>
+      </w:r>
+      <w:r>
+        <w:t xml:space="preserve"> </w:t>
+      </w:r>
+      <w:r>
+        <w:t xml:space="preserve">au moins jeu égal sur Montréal-Québec (2 h 30 à 3 h 03, soit 88 à 108 pour cent).</w:t>
+      </w:r>
+    </w:p>
+    <w:p>
+      <w:pPr>
+        <w:pStyle w:val="CaptionedFigure"/>
+      </w:pPr>
+      <w:r>
+        <w:drawing>
+          <wp:inline>
+            <wp:extent cx="5334000" cy="2006235"/>
+            <wp:effectExtent b="0" l="0" r="0" t="0"/>
+            <wp:docPr descr="D’où viennent les minutes : chaque barre est l’horaire actuel du trajet ; le segment évidé est le temps du scénario recommandé avec sa marge normative, et les tranches attribuent le gain à ses trois leviers. Les parts sont des attributions qui somment exactement au gain (méthode en section 7), pas des mesures indépendantes." title="" id="13" name="Picture"/>
+            <a:graphic>
+              <a:graphicData uri="http://schemas.openxmlformats.org/drawingml/2006/picture">
+                <pic:pic>
+                  <pic:nvPicPr>
+                    <pic:cNvPr descr="livrables/figure_gains.png" id="14" name="Picture"/>
+                    <pic:cNvPicPr>
+                      <a:picLocks noChangeArrowheads="1" noChangeAspect="1"/>
+                    </pic:cNvPicPr>
+                  </pic:nvPicPr>
+                  <pic:blipFill>
+                    <a:blip r:embed="rId12"/>
+                    <a:stretch>
+                      <a:fillRect/>
+                    </a:stretch>
+                  </pic:blipFill>
+                  <pic:spPr bwMode="auto">
+                    <a:xfrm>
+                      <a:off x="0" y="0"/>
+                      <a:ext cx="5334000" cy="2006235"/>
+                    </a:xfrm>
+                    <a:prstGeom prst="rect">
+                      <a:avLst/>
+                    </a:prstGeom>
+                    <a:noFill/>
+                    <a:ln w="9525">
+                      <a:noFill/>
+                      <a:headEnd/>
+                      <a:tailEnd/>
+                    </a:ln>
+                  </pic:spPr>
+                </pic:pic>
+              </a:graphicData>
+            </a:graphic>
+          </wp:inline>
+        </w:drawing>
+      </w:r>
+    </w:p>
+    <w:p>
+      <w:pPr>
+        <w:pStyle w:val="ImageCaption"/>
+      </w:pPr>
+      <w:r>
+        <w:t xml:space="preserve">D’où viennent les minutes : chaque barre est l’horaire actuel du trajet ; le segment évidé est le temps du scénario recommandé avec sa marge normative, et les tranches attribuent le gain à ses trois leviers. Les parts sont des attributions qui somment exactement au gain (méthode en section 7), pas des mesures indépendantes.</w:t>
       </w:r>
     </w:p>
     <w:p>
@@ -335,7 +407,7 @@
         <w:pStyle w:val="BodyText"/>
       </w:pPr>
       <w:r>
-        <w:t xml:space="preserve">La solution première est</w:t>
+        <w:t xml:space="preserve">Le scénario recommandé tient en une phrase :</w:t>
       </w:r>
       <w:r>
         <w:t xml:space="preserve"> </w:t>
@@ -345,78 +417,88 @@
           <w:b/>
           <w:bCs/>
         </w:rPr>
-        <w:t xml:space="preserve">S2 à la bande</w:t>
-      </w:r>
-      <w:r>
-        <w:rPr>
-          <w:b/>
-          <w:bCs/>
-        </w:rPr>
-        <w:t xml:space="preserve"> </w:t>
-      </w:r>
-      <w:r>
-        <w:rPr>
-          <w:b/>
-          <w:bCs/>
-        </w:rPr>
-        <w:t xml:space="preserve">200 km/h (124 mi/h)</w:t>
-      </w:r>
-      <w:r>
-        <w:t xml:space="preserve"> : un train pendulaire exploité</w:t>
-      </w:r>
-      <w:r>
-        <w:t xml:space="preserve"> </w:t>
-      </w:r>
-      <w:r>
-        <w:t xml:space="preserve">exactement selon la méthode que le CN applique déjà, sans dérogation, sans franchir le</w:t>
-      </w:r>
-      <w:r>
-        <w:t xml:space="preserve"> </w:t>
-      </w:r>
-      <w:r>
-        <w:t xml:space="preserve">mur des passages à niveau ni changer la signalisation au-delà du contrôle en cabine</w:t>
-      </w:r>
-      <w:r>
-        <w:t xml:space="preserve"> </w:t>
-      </w:r>
-      <w:r>
-        <w:t xml:space="preserve">(sections 5 et 6). Si la marge est gérée de façon excellente (la borne basse normative,</w:t>
-      </w:r>
-      <w:r>
-        <w:t xml:space="preserve"> </w:t>
-      </w:r>
-      <w:r>
-        <w:t xml:space="preserve">9 pour cent), elle donne 4 h 12 sur Montréal-Toronto, soit 76 pour cent du temps de l’auto, et 2 h 25 sur Montréal-Québec, soit 85 pour cent. Où le résultat tombe dans la</w:t>
-      </w:r>
-      <w:r>
-        <w:t xml:space="preserve"> </w:t>
-      </w:r>
-      <w:r>
-        <w:t xml:space="preserve">fourchette dépend surtout du régime de cohabitation, bien plus que du train ou de la</w:t>
-      </w:r>
-      <w:r>
-        <w:t xml:space="preserve"> </w:t>
-      </w:r>
-      <w:r>
-        <w:t xml:space="preserve">voie : c’est l’objet de la section 4. S3 (le même dévers, une insuffisance portée à</w:t>
-      </w:r>
-      <w:r>
-        <w:t xml:space="preserve"> </w:t>
-      </w:r>
-      <w:r>
-        <w:t xml:space="preserve">270 mm) et les bandes 250 et 300 sont des références : elles chiffrent ce que</w:t>
-      </w:r>
-      <w:r>
-        <w:t xml:space="preserve"> </w:t>
-      </w:r>
-      <w:r>
-        <w:t xml:space="preserve">l’approbation d’un matériel plus performant, l’élimination des passages et le contrôle</w:t>
-      </w:r>
-      <w:r>
-        <w:t xml:space="preserve"> </w:t>
-      </w:r>
-      <w:r>
-        <w:t xml:space="preserve">intégral achèteraient en plus.</w:t>
+        <w:t xml:space="preserve">le train pendulaire suffit</w:t>
+      </w:r>
+      <w:r>
+        <w:t xml:space="preserve">. Il atteint</w:t>
+      </w:r>
+      <w:r>
+        <w:t xml:space="preserve"> </w:t>
+      </w:r>
+      <w:r>
+        <w:t xml:space="preserve">la borne haute des vitesses que les améliorations réalisables du corridor</w:t>
+      </w:r>
+      <w:r>
+        <w:t xml:space="preserve"> </w:t>
+      </w:r>
+      <w:r>
+        <w:t xml:space="preserve">(superposition de contrôle en cabine, traitement des passages à niveau) permettent</w:t>
+      </w:r>
+      <w:r>
+        <w:t xml:space="preserve"> </w:t>
+      </w:r>
+      <w:r>
+        <w:t xml:space="preserve">d’exploiter sur une partie suffisante du tracé, tout en restant entièrement dans le</w:t>
+      </w:r>
+      <w:r>
+        <w:t xml:space="preserve"> </w:t>
+      </w:r>
+      <w:r>
+        <w:t xml:space="preserve">précédent canadien : la méthode que le CN applique déjà aux trains pendulaires, sans</w:t>
+      </w:r>
+      <w:r>
+        <w:t xml:space="preserve"> </w:t>
+      </w:r>
+      <w:r>
+        <w:t xml:space="preserve">dérogation, sans technologie externe à approuver. Le plafond du scénario n’est pas fixé</w:t>
+      </w:r>
+      <w:r>
+        <w:t xml:space="preserve"> </w:t>
+      </w:r>
+      <w:r>
+        <w:t xml:space="preserve">par le train, qui pourrait aller plus vite, mais par le système de contrôle disponible</w:t>
+      </w:r>
+      <w:r>
+        <w:t xml:space="preserve"> </w:t>
+      </w:r>
+      <w:r>
+        <w:t xml:space="preserve">et par le mur réglementaire des passages à niveau au-delà. Ses conditions sont au nombre</w:t>
+      </w:r>
+      <w:r>
+        <w:t xml:space="preserve"> </w:t>
+      </w:r>
+      <w:r>
+        <w:t xml:space="preserve">de deux, et elles sont affichées sous la figure : la superposition de contrôle en cabine</w:t>
+      </w:r>
+      <w:r>
+        <w:t xml:space="preserve"> </w:t>
+      </w:r>
+      <w:r>
+        <w:t xml:space="preserve">(section 6), et le corridor scellé, c’est-à-dire le traitement de chacun des 891</w:t>
+      </w:r>
+      <w:r>
+        <w:t xml:space="preserve"> </w:t>
+      </w:r>
+      <w:r>
+        <w:t xml:space="preserve">passages à niveau de la zone rapide, dont 563 restent à équiper d’un système complet de</w:t>
+      </w:r>
+      <w:r>
+        <w:t xml:space="preserve"> </w:t>
+      </w:r>
+      <w:r>
+        <w:t xml:space="preserve">feux, cloches et barrières (section 5). Où le résultat tombe dans la fourchette dépend</w:t>
+      </w:r>
+      <w:r>
+        <w:t xml:space="preserve"> </w:t>
+      </w:r>
+      <w:r>
+        <w:t xml:space="preserve">surtout du régime de cohabitation, bien plus que du train ou de la voie : c’est l’objet</w:t>
+      </w:r>
+      <w:r>
+        <w:t xml:space="preserve"> </w:t>
+      </w:r>
+      <w:r>
+        <w:t xml:space="preserve">de la section 4.</w:t>
       </w:r>
     </w:p>
     <w:p>
@@ -430,7 +512,13 @@
         <w:t xml:space="preserve"> </w:t>
       </w:r>
       <w:r>
-        <w:t xml:space="preserve">internationale (9 pour cent du temps de parcours aux vitesses de 200 km/h (124 mi/h) et plus</w:t>
+        <w:t xml:space="preserve">internationale, interpolée à 8 pour cent du temps de parcours au plafond retenu</w:t>
+      </w:r>
+      <w:r>
+        <w:t xml:space="preserve"> </w:t>
+      </w:r>
+      <w:r>
+        <w:t xml:space="preserve">(7 pour cent à 160 km/h, 9 pour cent à 200</w:t>
       </w:r>
       <w:r>
         <w:t xml:space="preserve"> </w:t>
@@ -464,25 +552,37 @@
         <w:t xml:space="preserve">)</w:t>
       </w:r>
       <w:r>
-        <w:t xml:space="preserve">), sa borne haute est la marge que l’horaire actuel de VIA porte</w:t>
-      </w:r>
-      <w:r>
-        <w:t xml:space="preserve"> </w:t>
-      </w:r>
-      <w:r>
-        <w:t xml:space="preserve">aujourd’hui sur le tronçon concerné (mesurée dans cette étude : de 11 pour cent sur Montréal-Ottawa à 32 pour cent sur Montréal-Québec). La distance entre les deux bornes</w:t>
-      </w:r>
-      <w:r>
-        <w:t xml:space="preserve"> </w:t>
-      </w:r>
-      <w:r>
-        <w:t xml:space="preserve">est le coût du régime d’exploitation actuel ; la trancher est l’objet de l’étude de</w:t>
-      </w:r>
-      <w:r>
-        <w:t xml:space="preserve"> </w:t>
-      </w:r>
-      <w:r>
-        <w:t xml:space="preserve">circulation recommandée en conclusion.</w:t>
+        <w:t xml:space="preserve">), sa</w:t>
+      </w:r>
+      <w:r>
+        <w:t xml:space="preserve"> </w:t>
+      </w:r>
+      <w:r>
+        <w:t xml:space="preserve">borne haute est la marge que l’horaire actuel de VIA porte aujourd’hui sur le tronçon</w:t>
+      </w:r>
+      <w:r>
+        <w:t xml:space="preserve"> </w:t>
+      </w:r>
+      <w:r>
+        <w:t xml:space="preserve">concerné (mesurée dans cette étude : de 11 pour cent sur Montréal-Ottawa à 32 pour cent</w:t>
+      </w:r>
+      <w:r>
+        <w:t xml:space="preserve"> </w:t>
+      </w:r>
+      <w:r>
+        <w:t xml:space="preserve">sur Montréal-Québec). La distance entre les deux bornes est le coût du régime</w:t>
+      </w:r>
+      <w:r>
+        <w:t xml:space="preserve"> </w:t>
+      </w:r>
+      <w:r>
+        <w:t xml:space="preserve">d’exploitation actuel ; la trancher est l’objet de l’étude de circulation recommandée</w:t>
+      </w:r>
+      <w:r>
+        <w:t xml:space="preserve"> </w:t>
+      </w:r>
+      <w:r>
+        <w:t xml:space="preserve">en conclusion.</w:t>
       </w:r>
     </w:p>
     <w:p>
@@ -528,19 +628,19 @@
         <w:t xml:space="preserve"> </w:t>
       </w:r>
       <w:r>
-        <w:t xml:space="preserve">voies physiques, parcourues en 1 433 km de trajets) peut donner, ainsi que les cinq obstacles qui les retiennent et le prix réglementaire</w:t>
-      </w:r>
-      <w:r>
-        <w:t xml:space="preserve"> </w:t>
-      </w:r>
-      <w:r>
-        <w:t xml:space="preserve">de chacun. Les deux exercices sont complémentaires : on ne peut comparer les options</w:t>
-      </w:r>
-      <w:r>
-        <w:t xml:space="preserve"> </w:t>
-      </w:r>
-      <w:r>
-        <w:t xml:space="preserve">qu’en connaissant les deux.</w:t>
+        <w:t xml:space="preserve">voies physiques, parcourues en 1 433 km de trajets) peut donner, ainsi que les cinq</w:t>
+      </w:r>
+      <w:r>
+        <w:t xml:space="preserve"> </w:t>
+      </w:r>
+      <w:r>
+        <w:t xml:space="preserve">obstacles qui les retiennent et le prix réglementaire de chacun. Les deux exercices</w:t>
+      </w:r>
+      <w:r>
+        <w:t xml:space="preserve"> </w:t>
+      </w:r>
+      <w:r>
+        <w:t xml:space="preserve">sont complémentaires : on ne peut comparer les options qu’en connaissant les deux.</w:t>
       </w:r>
     </w:p>
     <w:p>
@@ -624,13 +724,13 @@
         <w:t xml:space="preserve">)</w:t>
       </w:r>
       <w:r>
-        <w:t xml:space="preserve">, contre 45 à 66 minutes calculées sur Montréal-Toronto en S2 à la</w:t>
-      </w:r>
-      <w:r>
-        <w:t xml:space="preserve"> </w:t>
-      </w:r>
-      <w:r>
-        <w:t xml:space="preserve">bande 200. Le marché a suivi : sur Londres-Manchester, l’achalandage ferroviaire a crû</w:t>
+        <w:t xml:space="preserve">, contre 26 à 51 minutes calculées sur Montréal-Toronto au scénario</w:t>
+      </w:r>
+      <w:r>
+        <w:t xml:space="preserve"> </w:t>
+      </w:r>
+      <w:r>
+        <w:t xml:space="preserve">recommandé. Le marché a suivi : sur Londres-Manchester, l’achalandage ferroviaire a crû</w:t>
       </w:r>
       <w:r>
         <w:t xml:space="preserve"> </w:t>
@@ -700,7 +800,13 @@
         <w:t xml:space="preserve"> </w:t>
       </w:r>
       <w:r>
-        <w:t xml:space="preserve">en conclusion.</w:t>
+        <w:t xml:space="preserve">en conclusion. Le précédent britannique porte enfin sur une troisième chose, le régime</w:t>
+      </w:r>
+      <w:r>
+        <w:t xml:space="preserve"> </w:t>
+      </w:r>
+      <w:r>
+        <w:t xml:space="preserve">d’accès à la voie partagée, dont la section 4 tire la leçon.</w:t>
       </w:r>
     </w:p>
     <w:p>
@@ -730,25 +836,31 @@
         <w:t xml:space="preserve"> </w:t>
       </w:r>
       <w:r>
-        <w:t xml:space="preserve">Avec un pendulaire moderne (S3),</w:t>
-      </w:r>
-      <w:r>
-        <w:t xml:space="preserve"> </w:t>
-      </w:r>
-      <w:r>
-        <w:t xml:space="preserve">il ne reste que 199 km (14 pour cent du réseau parcouru ; de 232 à 237 km si l’on corrige le biais de mesure chiffré en section 7) dont les courbes interdisent</w:t>
-      </w:r>
-      <w:r>
-        <w:t xml:space="preserve"> </w:t>
-      </w:r>
-      <w:r>
-        <w:t xml:space="preserve">200 km/h (124 mi/h), et plus aucun kilomètre sous 100 km/h (62 mi/h). Même en restant dans le strict</w:t>
-      </w:r>
-      <w:r>
-        <w:t xml:space="preserve"> </w:t>
-      </w:r>
-      <w:r>
-        <w:t xml:space="preserve">précédent CN (S2), le résidu sous 200 km/h est de 301 km.</w:t>
+        <w:t xml:space="preserve">Avec le train pendulaire du</w:t>
+      </w:r>
+      <w:r>
+        <w:t xml:space="preserve"> </w:t>
+      </w:r>
+      <w:r>
+        <w:t xml:space="preserve">scénario recommandé, il ne reste que 234 km (16 pour cent du réseau parcouru ;</w:t>
+      </w:r>
+      <w:r>
+        <w:t xml:space="preserve"> </w:t>
+      </w:r>
+      <w:r>
+        <w:t xml:space="preserve">environ 265 km si l’on corrige le biais de mesure chiffré en section 7) dont les</w:t>
+      </w:r>
+      <w:r>
+        <w:t xml:space="preserve"> </w:t>
+      </w:r>
+      <w:r>
+        <w:t xml:space="preserve">courbes restent sous le plafond de 177 km/h (110 mi/h), et 7 km sous</w:t>
+      </w:r>
+      <w:r>
+        <w:t xml:space="preserve"> </w:t>
+      </w:r>
+      <w:r>
+        <w:t xml:space="preserve">100 km/h (62 mi/h). Le train d’aujourd’hui en laisse 494 km.</w:t>
       </w:r>
     </w:p>
     <w:p>
@@ -764,30 +876,43 @@
           <w:b/>
           <w:bCs/>
         </w:rPr>
-        <w:t xml:space="preserve">Les passages à niveau sont l’obstacle réglementaire dominant au-dessus de</w:t>
-      </w:r>
-      <w:r>
-        <w:rPr>
-          <w:b/>
-          <w:bCs/>
-        </w:rPr>
-        <w:t xml:space="preserve"> </w:t>
-      </w:r>
-      <w:r>
-        <w:rPr>
-          <w:b/>
-          <w:bCs/>
-        </w:rPr>
-        <w:t xml:space="preserve">200 km/h</w:t>
-      </w:r>
-      <w:r>
-        <w:t xml:space="preserve"> : en scénario S3, 754 des 924 passages du corridor se trouvent sur des segments dont la</w:t>
-      </w:r>
-      <w:r>
-        <w:t xml:space="preserve"> </w:t>
-      </w:r>
-      <w:r>
-        <w:t xml:space="preserve">géométrie dépasserait ce seuil (695 en S2, 471 dès S1) ; le précédent américain y exige zéro passage</w:t>
+        <w:t xml:space="preserve">Les passages à niveau sont la condition dominante du scénario, pas son mur.</w:t>
+      </w:r>
+      <w:r>
+        <w:t xml:space="preserve"> </w:t>
+      </w:r>
+      <w:r>
+        <w:t xml:space="preserve">Au</w:t>
+      </w:r>
+      <w:r>
+        <w:t xml:space="preserve"> </w:t>
+      </w:r>
+      <w:r>
+        <w:t xml:space="preserve">plafond retenu, 891 des 924 passages du corridor se trouvent dans la zone rapide et</w:t>
+      </w:r>
+      <w:r>
+        <w:t xml:space="preserve"> </w:t>
+      </w:r>
+      <w:r>
+        <w:t xml:space="preserve">relèvent du régime du corridor scellé : traiter chaque passage (barrières</w:t>
+      </w:r>
+      <w:r>
+        <w:t xml:space="preserve"> </w:t>
+      </w:r>
+      <w:r>
+        <w:t xml:space="preserve">quatre-quadrants, terre-pleins, détection) ; 563 d’entre eux restent à équiper d’un</w:t>
+      </w:r>
+      <w:r>
+        <w:t xml:space="preserve"> </w:t>
+      </w:r>
+      <w:r>
+        <w:t xml:space="preserve">système complet de feux, cloches et barrières. Le mur, lui, est au-delà : le</w:t>
+      </w:r>
+      <w:r>
+        <w:t xml:space="preserve"> </w:t>
+      </w:r>
+      <w:r>
+        <w:t xml:space="preserve">précédent américain exige zéro passage au-dessus de 201 km/h (125 mi/h)</w:t>
       </w:r>
       <w:r>
         <w:t xml:space="preserve"> </w:t>
@@ -807,7 +932,7 @@
         <w:t xml:space="preserve">)</w:t>
       </w:r>
       <w:r>
-        <w:t xml:space="preserve">.</w:t>
+        <w:t xml:space="preserve">, et c’est une des raisons pour lesquelles le scénario s’arrête avant.</w:t>
       </w:r>
     </w:p>
     <w:p>
@@ -832,13 +957,13 @@
         <w:t xml:space="preserve"> </w:t>
       </w:r>
       <w:r>
-        <w:t xml:space="preserve">160 km/h (99 mi/h), une superposition de contrôle en cabine de 161 à 200 (précédent tarifé au</w:t>
-      </w:r>
-      <w:r>
-        <w:t xml:space="preserve"> </w:t>
-      </w:r>
-      <w:r>
-        <w:t xml:space="preserve">Michigan</w:t>
+        <w:t xml:space="preserve">160 km/h (99 mi/h), une superposition de contrôle en cabine de 161 à 177, dont le</w:t>
+      </w:r>
+      <w:r>
+        <w:t xml:space="preserve"> </w:t>
+      </w:r>
+      <w:r>
+        <w:t xml:space="preserve">précédent américain est tarifé et opère exactement au plafond retenu</w:t>
       </w:r>
       <w:r>
         <w:t xml:space="preserve"> </w:t>
@@ -858,7 +983,13 @@
         <w:t xml:space="preserve">)</w:t>
       </w:r>
       <w:r>
-        <w:t xml:space="preserve">), un système intégral au-delà (c’est le devis d’Alto).</w:t>
+        <w:t xml:space="preserve"> ; le contrôle intégral n’est requis qu’au-delà de 200 (c’est le devis</w:t>
+      </w:r>
+      <w:r>
+        <w:t xml:space="preserve"> </w:t>
+      </w:r>
+      <w:r>
+        <w:t xml:space="preserve">d’Alto, hors du scénario recommandé).</w:t>
       </w:r>
     </w:p>
     <w:p>
@@ -886,7 +1017,7 @@
         <w:t xml:space="preserve"> </w:t>
       </w:r>
       <w:r>
-        <w:t xml:space="preserve">horaires de VIA à géométrie neutralisée : une voie simple ne coûte rien quand VIA est propriétaire, et 31 points quand le CN l’est. Sous VIA, elle porte même 3 points de marge de moins que la voie double du CN, et l’écart reste en sa faveur, de 3 à 7 points (3 à 6 minutes sur Montréal-Ottawa et Ottawa-Toronto), quelle que soit la pénalité d’arrêt testée ; sous le CN, le coût de la voie simple tient dans 30 à 33 points sur la même plage, soit de 23 à 26 minutes. Le même instrument montre ce que le doublement achète chez le CN : 31 points, soit 24 minutes sur Montréal-Québec et rien sur Montréal-Toronto, déjà doublé.</w:t>
+        <w:t xml:space="preserve">horaires de VIA à géométrie neutralisée : une voie simple ne coûte rien quand VIA est propriétaire, et 31 points quand le CN l’est. Sous VIA, elle porte même 3 points de marge de moins que la voie double du CN, et l’écart reste en sa faveur, de 3 à 7 points (3 à 6 minutes sur Montréal-Ottawa et Ottawa-Toronto), quelle que soit la pénalité d’arrêt testée ; sous le CN, le coût de la voie simple tient dans 30 à 33 points sur la même plage, soit de 23 à 26 minutes. Le même instrument montre ce que le doublement procure chez le CN : 31 points, soit 24 minutes sur Montréal-Québec et rien sur Montréal-Toronto, déjà doublé.</w:t>
       </w:r>
     </w:p>
     <w:p>
@@ -929,8 +1060,8 @@
         <w:t xml:space="preserve">circulation avec le propriétaire de la voie devra allouer.</w:t>
       </w:r>
     </w:p>
-    <w:bookmarkEnd w:id="12"/>
-    <w:bookmarkStart w:id="16" w:name="méthode-et-périmètre"/>
+    <w:bookmarkEnd w:id="15"/>
+    <w:bookmarkStart w:id="19" w:name="méthode-et-périmètre"/>
     <w:p>
       <w:pPr>
         <w:pStyle w:val="Heading1"/>
@@ -939,7 +1070,7 @@
         <w:t xml:space="preserve">Méthode et périmètre</w:t>
       </w:r>
     </w:p>
-    <w:bookmarkStart w:id="13" w:name="le-modèle"/>
+    <w:bookmarkStart w:id="16" w:name="le-modèle"/>
     <w:p>
       <w:pPr>
         <w:pStyle w:val="Heading2"/>
@@ -959,13 +1090,13 @@
         <w:t xml:space="preserve"> </w:t>
       </w:r>
       <w:r>
-        <w:t xml:space="preserve">en additionnant des morceaux que l’on peut vérifier un à un. Quatre morceaux, pour une</w:t>
-      </w:r>
-      <w:r>
-        <w:t xml:space="preserve"> </w:t>
-      </w:r>
-      <w:r>
-        <w:t xml:space="preserve">bande de vitesse et un scénario de matériel donnés :</w:t>
+        <w:t xml:space="preserve">en additionnant des morceaux que l’on peut vérifier un à un. Quatre morceaux, pour un</w:t>
+      </w:r>
+      <w:r>
+        <w:t xml:space="preserve"> </w:t>
+      </w:r>
+      <w:r>
+        <w:t xml:space="preserve">scénario et un plafond d’exploitation donnés :</w:t>
       </w:r>
     </w:p>
     <w:p>
@@ -1021,19 +1152,19 @@
         <w:t xml:space="preserve"> </w:t>
       </w:r>
       <w:r>
-        <w:t xml:space="preserve">permet (selon le scénario) et le plafond qu’on s’autorise (la « bande ») ; entre</w:t>
-      </w:r>
-      <w:r>
-        <w:t xml:space="preserve"> </w:t>
-      </w:r>
-      <w:r>
-        <w:t xml:space="preserve">ces bornes, son profil réel d’accélération et de freinage est simulé (voir plus</w:t>
-      </w:r>
-      <w:r>
-        <w:t xml:space="preserve"> </w:t>
-      </w:r>
-      <w:r>
-        <w:t xml:space="preserve">bas) ;</w:t>
+        <w:t xml:space="preserve">permet (selon le scénario) et le plafond qu’on s’autorise (177 km/h pour le</w:t>
+      </w:r>
+      <w:r>
+        <w:t xml:space="preserve"> </w:t>
+      </w:r>
+      <w:r>
+        <w:t xml:space="preserve">scénario recommandé) ; entre ces bornes, son profil réel d’accélération et de</w:t>
+      </w:r>
+      <w:r>
+        <w:t xml:space="preserve"> </w:t>
+      </w:r>
+      <w:r>
+        <w:t xml:space="preserve">freinage est simulé (voir plus bas) ;</w:t>
       </w:r>
     </w:p>
     <w:p>
@@ -1263,7 +1394,7 @@
             <m:nor/>
             <m:sty m:val="p"/>
           </m:rPr>
-          <m:t>bande</m:t>
+          <m:t>plafond</m:t>
         </m:r>
         <m:r>
           <m:rPr>
@@ -1383,49 +1514,31 @@
         <w:t xml:space="preserve"> </w:t>
       </w:r>
       <w:r>
-        <w:t xml:space="preserve">des ordres de grandeur déclarés, pas des fiches constructeur : S1 reçoit une rame</w:t>
-      </w:r>
-      <w:r>
-        <w:t xml:space="preserve"> </w:t>
-      </w:r>
-      <w:r>
-        <w:t xml:space="preserve">tractée comme la flotte actuelle (8 W/kg au rail, 0,5 m/s²) ; S2 et S3 reçoivent la</w:t>
-      </w:r>
-      <w:r>
-        <w:t xml:space="preserve"> </w:t>
-      </w:r>
-      <w:r>
-        <w:t xml:space="preserve">même rame de référence, dimensionnée pour sa bande (12 W/kg aux bandes 160 et 200,</w:t>
-      </w:r>
-      <w:r>
-        <w:t xml:space="preserve"> </w:t>
-      </w:r>
-      <w:r>
-        <w:t xml:space="preserve">type pendulaire moderne ; 18 à la bande 250 ; 22 à la bande 300, type rame à grande</w:t>
-      </w:r>
-      <w:r>
-        <w:t xml:space="preserve"> </w:t>
-      </w:r>
-      <w:r>
-        <w:t xml:space="preserve">vitesse ; 0,6 m/s²). S2 et S3 partagent la même rame parce que ces scénarios se</w:t>
-      </w:r>
-      <w:r>
-        <w:t xml:space="preserve"> </w:t>
-      </w:r>
-      <w:r>
-        <w:t xml:space="preserve">définissent par l’insuffisance de dévers admise, pas par la motorisation : une rame</w:t>
-      </w:r>
-      <w:r>
-        <w:t xml:space="preserve"> </w:t>
-      </w:r>
-      <w:r>
-        <w:t xml:space="preserve">commune isole l’effet de la géométrie. Pentes et résistance à l’avancement ne sont</w:t>
-      </w:r>
-      <w:r>
-        <w:t xml:space="preserve"> </w:t>
-      </w:r>
-      <w:r>
-        <w:t xml:space="preserve">pas modélisées. Contre-vérification : l’ancien forfait de cinq minutes par arrêt sur</w:t>
+        <w:t xml:space="preserve">des ordres de grandeur déclarés, pas des fiches constructeur : le scénario de base</w:t>
+      </w:r>
+      <w:r>
+        <w:t xml:space="preserve"> </w:t>
+      </w:r>
+      <w:r>
+        <w:t xml:space="preserve">reçoit une rame tractée comme la flotte actuelle (8 W/kg au rail, 0,5 m/s²) ; le</w:t>
+      </w:r>
+      <w:r>
+        <w:t xml:space="preserve"> </w:t>
+      </w:r>
+      <w:r>
+        <w:t xml:space="preserve">scénario recommandé reçoit une rame pendulaire de référence dimensionnée pour son</w:t>
+      </w:r>
+      <w:r>
+        <w:t xml:space="preserve"> </w:t>
+      </w:r>
+      <w:r>
+        <w:t xml:space="preserve">plafond (12 W/kg, 0,6 m/s²). Pentes et résistance à l’avancement ne sont pas</w:t>
+      </w:r>
+      <w:r>
+        <w:t xml:space="preserve"> </w:t>
+      </w:r>
+      <w:r>
+        <w:t xml:space="preserve">modélisées. Contre-vérification : l’ancien forfait de cinq minutes par arrêt sur</w:t>
       </w:r>
       <w:r>
         <w:t xml:space="preserve"> </w:t>
@@ -1535,19 +1648,31 @@
         <w:t xml:space="preserve"> </w:t>
       </w:r>
       <w:r>
-        <w:t xml:space="preserve">« manquante » que le train et ses passagers acceptent de subir, ou que la caisse</w:t>
-      </w:r>
-      <w:r>
-        <w:t xml:space="preserve"> </w:t>
-      </w:r>
-      <w:r>
-        <w:t xml:space="preserve">pendulaire compense). C’est une borne physique, jamais une promesse d’horaire. Avec un</w:t>
-      </w:r>
-      <w:r>
-        <w:t xml:space="preserve"> </w:t>
-      </w:r>
-      <w:r>
-        <w:t xml:space="preserve">écartement effectif de 1 524 mm, cette formule reproduit exactement la méthode officielle</w:t>
+        <w:t xml:space="preserve">« manquante » que le train et ses passagers acceptent de subir, ou que la caisse</w:t>
+      </w:r>
+      <w:r>
+        <w:t xml:space="preserve"> </w:t>
+      </w:r>
+      <w:r>
+        <w:t xml:space="preserve">pendulaire compense). C’est une borne physique, jamais une promesse d’horaire. La</w:t>
+      </w:r>
+      <w:r>
+        <w:t xml:space="preserve"> </w:t>
+      </w:r>
+      <w:r>
+        <w:t xml:space="preserve">formule utilise un écartement effectif de 1 524 mm (60 pouces, l’entraxe des rails,</w:t>
+      </w:r>
+      <w:r>
+        <w:t xml:space="preserve"> </w:t>
+      </w:r>
+      <w:r>
+        <w:t xml:space="preserve">à ne pas confondre avec l’écartement nominal de 1 435 mm mesuré entre faces</w:t>
+      </w:r>
+      <w:r>
+        <w:t xml:space="preserve"> </w:t>
+      </w:r>
+      <w:r>
+        <w:t xml:space="preserve">intérieures) : avec cette valeur, elle reproduit exactement la méthode officielle</w:t>
       </w:r>
       <w:r>
         <w:t xml:space="preserve"> </w:t>
@@ -1680,7 +1805,13 @@
         <w:t xml:space="preserve"> </w:t>
       </w:r>
       <w:r>
-        <w:t xml:space="preserve">cent sur l’ensemble des blocs urbains].</w:t>
+        <w:t xml:space="preserve">cent sur l’ensemble des blocs urbains]. Une sensibilité où ces blocs sont réintégrés</w:t>
+      </w:r>
+      <w:r>
+        <w:t xml:space="preserve"> </w:t>
+      </w:r>
+      <w:r>
+        <w:t xml:space="preserve">au calcul est chiffrée en section 7.</w:t>
       </w:r>
     </w:p>
     <w:p>
@@ -1710,7 +1841,7 @@
         <w:t xml:space="preserve"> </w:t>
       </w:r>
       <w:r>
-        <w:t xml:space="preserve">(l’ensemble revient à environ quatre à cinq minutes par arrêt à la bande 200). Repère</w:t>
+        <w:t xml:space="preserve">(l’ensemble revient à environ quatre à cinq minutes par arrêt au plafond retenu). Repère</w:t>
       </w:r>
       <w:r>
         <w:t xml:space="preserve"> </w:t>
@@ -1781,8 +1912,8 @@
         <w:t xml:space="preserve">(section 4.3).</w:t>
       </w:r>
     </w:p>
-    <w:bookmarkEnd w:id="13"/>
-    <w:bookmarkStart w:id="14" w:name="X1a1c4a7d8a19cc0ff7b825fa1ef270c3558115a"/>
+    <w:bookmarkEnd w:id="16"/>
+    <w:bookmarkStart w:id="17" w:name="X1a1c4a7d8a19cc0ff7b825fa1ef270c3558115a"/>
     <w:p>
       <w:pPr>
         <w:pStyle w:val="Heading2"/>
@@ -2073,8 +2204,8 @@
         <w:t xml:space="preserve">.</w:t>
       </w:r>
     </w:p>
-    <w:bookmarkEnd w:id="14"/>
-    <w:bookmarkStart w:id="15" w:name="hors-périmètre-déclaré"/>
+    <w:bookmarkEnd w:id="17"/>
+    <w:bookmarkStart w:id="18" w:name="hors-périmètre-déclaré"/>
     <w:p>
       <w:pPr>
         <w:pStyle w:val="Heading2"/>
@@ -2112,7 +2243,7 @@
         <w:t xml:space="preserve"> </w:t>
       </w:r>
       <w:r>
-        <w:t xml:space="preserve">circulation (c’est l’étude à commander), les ponts, tunnels et l’état detaillé de la</w:t>
+        <w:t xml:space="preserve">circulation (c’est l’étude à commander), les ponts, tunnels et l’état détaillé de la</w:t>
       </w:r>
       <w:r>
         <w:t xml:space="preserve"> </w:t>
@@ -2144,7 +2275,7 @@
         <w:pStyle w:val="BodyText"/>
       </w:pPr>
       <w:r>
-        <w:t xml:space="preserve">Règle d’écriture du document : des comptes et des seuils (« ce qui devrait être vrai »),</w:t>
+        <w:t xml:space="preserve">Règle d’écriture du document : des comptes et des seuils (« ce qui devrait être vrai »),</w:t>
       </w:r>
       <w:r>
         <w:t xml:space="preserve"> </w:t>
@@ -2159,9 +2290,9 @@
         <w:t xml:space="preserve">compte.</w:t>
       </w:r>
     </w:p>
-    <w:bookmarkEnd w:id="15"/>
-    <w:bookmarkEnd w:id="16"/>
-    <w:bookmarkStart w:id="17" w:name="le-train-pendulaire-et-le-dévers"/>
+    <w:bookmarkEnd w:id="18"/>
+    <w:bookmarkEnd w:id="19"/>
+    <w:bookmarkStart w:id="20" w:name="le-train-pendulaire-et-le-dévers"/>
     <w:p>
       <w:pPr>
         <w:pStyle w:val="Heading1"/>
@@ -2241,7 +2372,7 @@
         <w:pStyle w:val="BodyText"/>
       </w:pPr>
       <w:r>
-        <w:t xml:space="preserve">Les trois scénarios :</w:t>
+        <w:t xml:space="preserve">Les deux scénarios :</w:t>
       </w:r>
     </w:p>
     <w:tbl>
@@ -2323,7 +2454,7 @@
               <w:pStyle w:val="Compact"/>
             </w:pPr>
             <w:r>
-              <w:t xml:space="preserve">S1 : voie et train actuels</w:t>
+              <w:t xml:space="preserve">Scénario de base : voie et train actuels</w:t>
             </w:r>
           </w:p>
         </w:tc>
@@ -2380,7 +2511,7 @@
               <w:pStyle w:val="Compact"/>
             </w:pPr>
             <w:r>
-              <w:t xml:space="preserve">S2 : pendulaire type LRC</w:t>
+              <w:t xml:space="preserve">Scénario recommandé : pendulaire type LRC</w:t>
             </w:r>
           </w:p>
         </w:tc>
@@ -2424,64 +2555,7 @@
               <w:pStyle w:val="Compact"/>
             </w:pPr>
             <w:r>
-              <w:t xml:space="preserve">100 % précédent CN</w:t>
-            </w:r>
-          </w:p>
-        </w:tc>
-      </w:tr>
-      <w:tr>
-        <w:tc>
-          <w:tcPr/>
-          <w:p>
-            <w:pPr>
-              <w:pStyle w:val="Compact"/>
-            </w:pPr>
-            <w:r>
-              <w:t xml:space="preserve">S3 : pendulaire moderne</w:t>
-            </w:r>
-          </w:p>
-        </w:tc>
-        <w:tc>
-          <w:tcPr/>
-          <w:p>
-            <w:pPr>
-              <w:pStyle w:val="Compact"/>
-            </w:pPr>
-            <w:r>
-              <w:t xml:space="preserve">127 mm</w:t>
-            </w:r>
-          </w:p>
-        </w:tc>
-        <w:tc>
-          <w:tcPr/>
-          <w:p>
-            <w:pPr>
-              <w:pStyle w:val="Compact"/>
-            </w:pPr>
-            <w:r>
-              <w:t xml:space="preserve">270 mm</w:t>
-            </w:r>
-          </w:p>
-        </w:tc>
-        <w:tc>
-          <w:tcPr/>
-          <w:p>
-            <w:pPr>
-              <w:pStyle w:val="Compact"/>
-            </w:pPr>
-            <w:r>
-              <w:t xml:space="preserve">5,75</w:t>
-            </w:r>
-          </w:p>
-        </w:tc>
-        <w:tc>
-          <w:tcPr/>
-          <w:p>
-            <w:pPr>
-              <w:pStyle w:val="Compact"/>
-            </w:pPr>
-            <w:r>
-              <w:t xml:space="preserve">hors précédent NA</w:t>
+              <w:t xml:space="preserve">100 % précédent CN</w:t>
             </w:r>
           </w:p>
         </w:tc>
@@ -2492,13 +2566,13 @@
         <w:pStyle w:val="BodyText"/>
       </w:pPr>
       <w:r>
-        <w:t xml:space="preserve">Le dévers de S2 et S3 (127 mm, soit 5 pouces) est le maximum standard du CN pour trafic</w:t>
-      </w:r>
-      <w:r>
-        <w:t xml:space="preserve"> </w:t>
-      </w:r>
-      <w:r>
-        <w:t xml:space="preserve">mixte</w:t>
+        <w:t xml:space="preserve">Le dévers du scénario recommandé (127 mm, soit 5 pouces) est le maximum standard du CN</w:t>
+      </w:r>
+      <w:r>
+        <w:t xml:space="preserve"> </w:t>
+      </w:r>
+      <w:r>
+        <w:t xml:space="preserve">pour trafic mixte</w:t>
       </w:r>
       <w:r>
         <w:t xml:space="preserve"> </w:t>
@@ -2518,13 +2592,19 @@
         <w:t xml:space="preserve">)</w:t>
       </w:r>
       <w:r>
-        <w:t xml:space="preserve"> : il ne demande aucune dérogation et n’exclut pas le fret. S1 porte</w:t>
-      </w:r>
-      <w:r>
-        <w:t xml:space="preserve"> </w:t>
-      </w:r>
-      <w:r>
-        <w:t xml:space="preserve">un dévers supposé (le réseau réel n’a pas été relevé), signalé comme tel partout.</w:t>
+        <w:t xml:space="preserve"> : il ne demande aucune dérogation et n’exclut pas le</w:t>
+      </w:r>
+      <w:r>
+        <w:t xml:space="preserve"> </w:t>
+      </w:r>
+      <w:r>
+        <w:t xml:space="preserve">fret. Le scénario de base porte un dévers supposé (le réseau réel n’a pas été relevé),</w:t>
+      </w:r>
+      <w:r>
+        <w:t xml:space="preserve"> </w:t>
+      </w:r>
+      <w:r>
+        <w:t xml:space="preserve">signalé comme tel partout.</w:t>
       </w:r>
     </w:p>
     <w:p>
@@ -2536,16 +2616,16 @@
           <w:b/>
           <w:bCs/>
         </w:rPr>
-        <w:t xml:space="preserve">Ce que chaque scénario achète</w:t>
-      </w:r>
-      <w:r>
-        <w:t xml:space="preserve">, en kilomètres de tracé dont le plafond géométrique</w:t>
-      </w:r>
-      <w:r>
-        <w:t xml:space="preserve"> </w:t>
-      </w:r>
-      <w:r>
-        <w:t xml:space="preserve">reste sous la cible (somme des quatre trajets analysés, 1 433 km) :</w:t>
+        <w:t xml:space="preserve">Ce que le train pendulaire libère</w:t>
+      </w:r>
+      <w:r>
+        <w:t xml:space="preserve">, en kilomètres de tracé dont le plafond</w:t>
+      </w:r>
+      <w:r>
+        <w:t xml:space="preserve"> </w:t>
+      </w:r>
+      <w:r>
+        <w:t xml:space="preserve">géométrique reste sous la cible (somme des quatre trajets analysés, 1 433 km) :</w:t>
       </w:r>
     </w:p>
     <w:tbl>
@@ -2556,10 +2636,9 @@
         <w:tblLook w:firstRow="1" w:lastRow="0" w:firstColumn="0" w:lastColumn="0" w:noHBand="0" w:noVBand="0" w:val="0020"/>
       </w:tblPr>
       <w:tblGrid>
-        <w:gridCol w:w="1980"/>
-        <w:gridCol w:w="1980"/>
-        <w:gridCol w:w="1980"/>
-        <w:gridCol w:w="1980"/>
+        <w:gridCol w:w="2640"/>
+        <w:gridCol w:w="2640"/>
+        <w:gridCol w:w="2640"/>
       </w:tblGrid>
       <w:tr>
         <w:trPr>
@@ -2583,29 +2662,18 @@
               <w:pStyle w:val="Compact"/>
             </w:pPr>
             <w:r>
-              <w:t xml:space="preserve">S1</w:t>
-            </w:r>
-          </w:p>
-        </w:tc>
-        <w:tc>
-          <w:tcPr/>
-          <w:p>
-            <w:pPr>
-              <w:pStyle w:val="Compact"/>
-            </w:pPr>
-            <w:r>
-              <w:t xml:space="preserve">S2</w:t>
-            </w:r>
-          </w:p>
-        </w:tc>
-        <w:tc>
-          <w:tcPr/>
-          <w:p>
-            <w:pPr>
-              <w:pStyle w:val="Compact"/>
-            </w:pPr>
-            <w:r>
-              <w:t xml:space="preserve">S3</w:t>
+              <w:t xml:space="preserve">Scénario de base</w:t>
+            </w:r>
+          </w:p>
+        </w:tc>
+        <w:tc>
+          <w:tcPr/>
+          <w:p>
+            <w:pPr>
+              <w:pStyle w:val="Compact"/>
+            </w:pPr>
+            <w:r>
+              <w:t xml:space="preserve">Scénario recommandé</w:t>
             </w:r>
           </w:p>
         </w:tc>
@@ -2618,40 +2686,29 @@
               <w:pStyle w:val="Compact"/>
             </w:pPr>
             <w:r>
-              <w:t xml:space="preserve">Sous 200 km/h / 124 mi/h (rectification requise pour la grande vitesse)</w:t>
-            </w:r>
-          </w:p>
-        </w:tc>
-        <w:tc>
-          <w:tcPr/>
-          <w:p>
-            <w:pPr>
-              <w:pStyle w:val="Compact"/>
-            </w:pPr>
-            <w:r>
-              <w:t xml:space="preserve">690 km</w:t>
-            </w:r>
-          </w:p>
-        </w:tc>
-        <w:tc>
-          <w:tcPr/>
-          <w:p>
-            <w:pPr>
-              <w:pStyle w:val="Compact"/>
-            </w:pPr>
-            <w:r>
-              <w:t xml:space="preserve">301 km</w:t>
-            </w:r>
-          </w:p>
-        </w:tc>
-        <w:tc>
-          <w:tcPr/>
-          <w:p>
-            <w:pPr>
-              <w:pStyle w:val="Compact"/>
-            </w:pPr>
-            <w:r>
-              <w:t xml:space="preserve">199 km</w:t>
+              <w:t xml:space="preserve">Sous 177 km/h / 110 mi/h (restants sous le plafond retenu)</w:t>
+            </w:r>
+          </w:p>
+        </w:tc>
+        <w:tc>
+          <w:tcPr/>
+          <w:p>
+            <w:pPr>
+              <w:pStyle w:val="Compact"/>
+            </w:pPr>
+            <w:r>
+              <w:t xml:space="preserve">494 km</w:t>
+            </w:r>
+          </w:p>
+        </w:tc>
+        <w:tc>
+          <w:tcPr/>
+          <w:p>
+            <w:pPr>
+              <w:pStyle w:val="Compact"/>
+            </w:pPr>
+            <w:r>
+              <w:t xml:space="preserve">234 km</w:t>
             </w:r>
           </w:p>
         </w:tc>
@@ -2690,17 +2747,6 @@
             </w:r>
           </w:p>
         </w:tc>
-        <w:tc>
-          <w:tcPr/>
-          <w:p>
-            <w:pPr>
-              <w:pStyle w:val="Compact"/>
-            </w:pPr>
-            <w:r>
-              <w:t xml:space="preserve">45 km</w:t>
-            </w:r>
-          </w:p>
-        </w:tc>
       </w:tr>
       <w:tr>
         <w:tc>
@@ -2736,17 +2782,6 @@
             </w:r>
           </w:p>
         </w:tc>
-        <w:tc>
-          <w:tcPr/>
-          <w:p>
-            <w:pPr>
-              <w:pStyle w:val="Compact"/>
-            </w:pPr>
-            <w:r>
-              <w:t xml:space="preserve">0 km</w:t>
-            </w:r>
-          </w:p>
-        </w:tc>
       </w:tr>
     </w:tbl>
     <w:p>
@@ -2760,19 +2795,25 @@
         <w:t xml:space="preserve"> </w:t>
       </w:r>
       <w:r>
-        <w:t xml:space="preserve">elle a besoin d’un meilleur train. En S3, 86 pour cent du tracé atteint 200 km/h (124 mi/h) ou plus</w:t>
-      </w:r>
-      <w:r>
-        <w:t xml:space="preserve"> </w:t>
-      </w:r>
-      <w:r>
-        <w:t xml:space="preserve">sans toucher une seule courbe ; le résidu de 199 km est listé section par section dans</w:t>
-      </w:r>
-      <w:r>
-        <w:t xml:space="preserve"> </w:t>
-      </w:r>
-      <w:r>
-        <w:t xml:space="preserve">les annexes numériques du projet, avec le rayon à ouvrir pour chaque site.</w:t>
+        <w:t xml:space="preserve">elle a besoin d’un meilleur train. Avec le pendulaire, 84 pour cent du tracé atteint</w:t>
+      </w:r>
+      <w:r>
+        <w:t xml:space="preserve"> </w:t>
+      </w:r>
+      <w:r>
+        <w:t xml:space="preserve">177 km/h (110 mi/h) ou plus sans toucher une seule courbe ; le résidu de 234 km est</w:t>
+      </w:r>
+      <w:r>
+        <w:t xml:space="preserve"> </w:t>
+      </w:r>
+      <w:r>
+        <w:t xml:space="preserve">listé section par section dans les annexes numériques du projet, avec le rayon à ouvrir</w:t>
+      </w:r>
+      <w:r>
+        <w:t xml:space="preserve"> </w:t>
+      </w:r>
+      <w:r>
+        <w:t xml:space="preserve">pour chaque site.</w:t>
       </w:r>
     </w:p>
     <w:p>
@@ -2784,25 +2825,95 @@
           <w:b/>
           <w:bCs/>
         </w:rPr>
-        <w:t xml:space="preserve">Ce qu’il faut dire honnêtement de S3.</w:t>
-      </w:r>
-      <w:r>
-        <w:t xml:space="preserve"> </w:t>
-      </w:r>
-      <w:r>
-        <w:t xml:space="preserve">Aucun matériel n’est exploité en Amérique du</w:t>
-      </w:r>
-      <w:r>
-        <w:t xml:space="preserve"> </w:t>
-      </w:r>
-      <w:r>
-        <w:t xml:space="preserve">Nord à 270 mm d’insuffisance ; la voie d’approbation existe (l’article 4.3 du règlement</w:t>
-      </w:r>
-      <w:r>
-        <w:t xml:space="preserve"> </w:t>
-      </w:r>
-      <w:r>
-        <w:t xml:space="preserve">canadien permet d’approuver un équipement désigné au-delà de 3 pouces</w:t>
+        <w:t xml:space="preserve">Pourquoi s’arrêter là.</w:t>
+      </w:r>
+      <w:r>
+        <w:t xml:space="preserve"> </w:t>
+      </w:r>
+      <w:r>
+        <w:t xml:space="preserve">Le LRC suffit : il atteint la borne haute des vitesses que</w:t>
+      </w:r>
+      <w:r>
+        <w:t xml:space="preserve"> </w:t>
+      </w:r>
+      <w:r>
+        <w:t xml:space="preserve">les améliorations réalisables du corridor permettent d’exploiter. Au-dessus de</w:t>
+      </w:r>
+      <w:r>
+        <w:t xml:space="preserve"> </w:t>
+      </w:r>
+      <w:r>
+        <w:t xml:space="preserve">177 km/h (110 mi/h), le plafond n’est plus fixé par le train mais par le système :</w:t>
+      </w:r>
+      <w:r>
+        <w:t xml:space="preserve"> </w:t>
+      </w:r>
+      <w:r>
+        <w:t xml:space="preserve">la superposition de contrôle en cabine dont le précédent américain est tarifé opère</w:t>
+      </w:r>
+      <w:r>
+        <w:t xml:space="preserve"> </w:t>
+      </w:r>
+      <w:r>
+        <w:t xml:space="preserve">exactement à cette vitesse</w:t>
+      </w:r>
+      <w:r>
+        <w:t xml:space="preserve"> </w:t>
+      </w:r>
+      <w:r>
+        <w:t xml:space="preserve">(</w:t>
+      </w:r>
+      <w:hyperlink w:anchor="ref-fra2024itcs">
+        <w:r>
+          <w:rPr>
+            <w:rStyle w:val="Hyperlink"/>
+          </w:rPr>
+          <w:t xml:space="preserve">Federal Railroad Administration, 2024</w:t>
+        </w:r>
+      </w:hyperlink>
+      <w:r>
+        <w:t xml:space="preserve">)</w:t>
+      </w:r>
+      <w:r>
+        <w:t xml:space="preserve">, et le régime des passages à niveau se durcit</w:t>
+      </w:r>
+      <w:r>
+        <w:t xml:space="preserve"> </w:t>
+      </w:r>
+      <w:r>
+        <w:t xml:space="preserve">jusqu’à exiger zéro passage au-delà de 201 km/h</w:t>
+      </w:r>
+      <w:r>
+        <w:t xml:space="preserve"> </w:t>
+      </w:r>
+      <w:r>
+        <w:t xml:space="preserve">(</w:t>
+      </w:r>
+      <w:hyperlink w:anchor="ref-ecfr213-347">
+        <w:r>
+          <w:rPr>
+            <w:rStyle w:val="Hyperlink"/>
+          </w:rPr>
+          <w:t xml:space="preserve">Federal Railroad Administration, s. d.-a</w:t>
+        </w:r>
+      </w:hyperlink>
+      <w:r>
+        <w:t xml:space="preserve">)</w:t>
+      </w:r>
+      <w:r>
+        <w:t xml:space="preserve">. Un matériel pendulaire</w:t>
+      </w:r>
+      <w:r>
+        <w:t xml:space="preserve"> </w:t>
+      </w:r>
+      <w:r>
+        <w:t xml:space="preserve">plus performant existe (des insuffisances de dévers de 225 à 270 mm se conçoivent en</w:t>
+      </w:r>
+      <w:r>
+        <w:t xml:space="preserve"> </w:t>
+      </w:r>
+      <w:r>
+        <w:t xml:space="preserve">référence européenne</w:t>
       </w:r>
       <w:r>
         <w:t xml:space="preserve"> </w:t>
@@ -2822,49 +2933,61 @@
         <w:t xml:space="preserve">)</w:t>
       </w:r>
       <w:r>
-        <w:t xml:space="preserve">),</w:t>
-      </w:r>
-      <w:r>
-        <w:t xml:space="preserve"> </w:t>
-      </w:r>
-      <w:r>
-        <w:t xml:space="preserve">mais elle reste à parcourir. Une position de repli à 225 mm est calculée en sensibilité</w:t>
-      </w:r>
-      <w:r>
-        <w:t xml:space="preserve"> </w:t>
-      </w:r>
-      <w:r>
-        <w:t xml:space="preserve">dans les annexes. Par ailleurs, la caisse pendulaire protège le passager, pas le rail :</w:t>
-      </w:r>
-      <w:r>
-        <w:t xml:space="preserve"> </w:t>
-      </w:r>
-      <w:r>
-        <w:t xml:space="preserve">les efforts en voie croissent avec la vitesse en courbe, ce qui implique un standard</w:t>
-      </w:r>
-      <w:r>
-        <w:t xml:space="preserve"> </w:t>
-      </w:r>
-      <w:r>
-        <w:t xml:space="preserve">d’entretien renforcé (un point de veto potentiel du propriétaire, et un coût récurrent).</w:t>
-      </w:r>
-      <w:r>
-        <w:t xml:space="preserve"> </w:t>
-      </w:r>
-      <w:r>
-        <w:t xml:space="preserve">L’histoire du LRC le rappelle : son système d’inclinaison, coûteux en entretien, a été retiré lors de la remise à</w:t>
-      </w:r>
-      <w:r>
-        <w:t xml:space="preserve"> </w:t>
-      </w:r>
-      <w:r>
-        <w:t xml:space="preserve">neuf de la flotte engagée à partir de 2007-2009, VIA justifiant ce retrait par la</w:t>
-      </w:r>
-      <w:r>
-        <w:t xml:space="preserve"> </w:t>
-      </w:r>
-      <w:r>
-        <w:t xml:space="preserve">réduction des coûts d’entretien et un allègement de deux tonnes par voiture</w:t>
+        <w:t xml:space="preserve">), mais il sort du précédent nord-américain, demande</w:t>
+      </w:r>
+      <w:r>
+        <w:t xml:space="preserve"> </w:t>
+      </w:r>
+      <w:r>
+        <w:t xml:space="preserve">une approbation par équipement, et n’achèterait au plafond retenu que des kilomètres</w:t>
+      </w:r>
+      <w:r>
+        <w:t xml:space="preserve"> </w:t>
+      </w:r>
+      <w:r>
+        <w:t xml:space="preserve">conformes, pas des minutes : les courbes qu’il libère en plus sont précisément celles</w:t>
+      </w:r>
+      <w:r>
+        <w:t xml:space="preserve"> </w:t>
+      </w:r>
+      <w:r>
+        <w:t xml:space="preserve">où le LRC permet déjà 160 à 177 km/h. Rester au LRC, c’est rester dans une méthode que</w:t>
+      </w:r>
+      <w:r>
+        <w:t xml:space="preserve"> </w:t>
+      </w:r>
+      <w:r>
+        <w:t xml:space="preserve">le propriétaire de la voie applique déjà, en opposition à des technologies externes qui</w:t>
+      </w:r>
+      <w:r>
+        <w:t xml:space="preserve"> </w:t>
+      </w:r>
+      <w:r>
+        <w:t xml:space="preserve">ouvriraient un front d’approbation nouveau. L’histoire du LRC commande une réserve, et</w:t>
+      </w:r>
+      <w:r>
+        <w:t xml:space="preserve"> </w:t>
+      </w:r>
+      <w:r>
+        <w:t xml:space="preserve">elle est comptée : son système d’inclinaison, coûteux en entretien, a été retiré lors</w:t>
+      </w:r>
+      <w:r>
+        <w:t xml:space="preserve"> </w:t>
+      </w:r>
+      <w:r>
+        <w:t xml:space="preserve">de la remise à neuf de la flotte engagée à partir de 2007-2009, VIA justifiant ce</w:t>
+      </w:r>
+      <w:r>
+        <w:t xml:space="preserve"> </w:t>
+      </w:r>
+      <w:r>
+        <w:t xml:space="preserve">retrait par la réduction des coûts d’entretien et un allègement de deux tonnes par</w:t>
+      </w:r>
+      <w:r>
+        <w:t xml:space="preserve"> </w:t>
+      </w:r>
+      <w:r>
+        <w:t xml:space="preserve">voiture</w:t>
       </w:r>
       <w:r>
         <w:t xml:space="preserve"> </w:t>
@@ -2884,101 +3007,29 @@
         <w:t xml:space="preserve">)</w:t>
       </w:r>
       <w:r>
-        <w:t xml:space="preserve">. S2 reste, pour cette raison, le scénario pivot de</w:t>
-      </w:r>
-      <w:r>
-        <w:t xml:space="preserve"> </w:t>
-      </w:r>
-      <w:r>
-        <w:t xml:space="preserve">l’argumentaire : tout y tient dans la méthode que le CN applique déjà.</w:t>
-      </w:r>
-    </w:p>
-    <w:p>
-      <w:pPr>
-        <w:pStyle w:val="BodyText"/>
-      </w:pPr>
-      <w:r>
-        <w:rPr>
-          <w:b/>
-          <w:bCs/>
-        </w:rPr>
-        <w:t xml:space="preserve">Pourquoi 102 kilomètres d’écart ne font que deux à cinq minutes.</w:t>
-      </w:r>
-      <w:r>
-        <w:t xml:space="preserve"> </w:t>
-      </w:r>
-      <w:r>
-        <w:t xml:space="preserve">La table</w:t>
-      </w:r>
-      <w:r>
-        <w:t xml:space="preserve"> </w:t>
-      </w:r>
-      <w:r>
-        <w:t xml:space="preserve">ci-dessus et celle de la section 7 semblent se contredire : S3 réduit le résidu sous 200 km/h de 301 à 199 km, un écart de 102 km, mais il ne gagne que 2 minutes sur S2 sur Montréal-Toronto (5 sur Montréal-Québec). La réconciliation tient à l’endroit où ces</w:t>
-      </w:r>
-      <w:r>
-        <w:t xml:space="preserve"> </w:t>
-      </w:r>
-      <w:r>
-        <w:t xml:space="preserve">kilomètres se trouvent sur l’échelle des vitesses. Les kilomètres que S3 fait passer</w:t>
-      </w:r>
-      <w:r>
-        <w:t xml:space="preserve"> </w:t>
-      </w:r>
-      <w:r>
-        <w:t xml:space="preserve">au-dessus de 200 km/h sont précisément ceux où S2 permet déjà 160 à 199 km/h (99 à 124 mi/h) : des</w:t>
-      </w:r>
-      <w:r>
-        <w:t xml:space="preserve"> </w:t>
-      </w:r>
-      <w:r>
-        <w:t xml:space="preserve">courbes amples, où le train ne perd presque rien. Rouler 102 km à 180 km/h (112 mi/h) plutôt qu’à 200 coûte environ 3 minutes ; c’est tout l’écart. Le temps, lui, se perd dans les</w:t>
-      </w:r>
-      <w:r>
-        <w:t xml:space="preserve"> </w:t>
-      </w:r>
-      <w:r>
-        <w:t xml:space="preserve">courbes serrées et dans les zones lentes, et là-dessus les deux scénarios font</w:t>
-      </w:r>
-      <w:r>
-        <w:t xml:space="preserve"> </w:t>
-      </w:r>
-      <w:r>
-        <w:t xml:space="preserve">pratiquement le même travail, puisque tous deux sont plafonnés par la même bande de</w:t>
-      </w:r>
-      <w:r>
-        <w:t xml:space="preserve"> </w:t>
-      </w:r>
-      <w:r>
-        <w:t xml:space="preserve">200 km/h sur l’essentiel du tracé. Autrement dit, à la bande 200, S3 achète des</w:t>
-      </w:r>
-      <w:r>
-        <w:t xml:space="preserve"> </w:t>
-      </w:r>
-      <w:r>
-        <w:t xml:space="preserve">kilomètres conformes, pas des minutes. Sa valeur en temps n’apparaît qu’aux bandes</w:t>
-      </w:r>
-      <w:r>
-        <w:t xml:space="preserve"> </w:t>
-      </w:r>
-      <w:r>
-        <w:t xml:space="preserve">supérieures, où son plafond géométrique cesse d’être bridé par la bande (7 minutes</w:t>
-      </w:r>
-      <w:r>
-        <w:t xml:space="preserve"> </w:t>
-      </w:r>
-      <w:r>
-        <w:t xml:space="preserve">d’avance sur S2 à la bande 250 sur Montréal-Toronto, 10 à la bande 300) ; à la bande</w:t>
-      </w:r>
-      <w:r>
-        <w:t xml:space="preserve"> </w:t>
-      </w:r>
-      <w:r>
-        <w:t xml:space="preserve">200, S2 fait déjà l’essentiel du travail.</w:t>
-      </w:r>
-    </w:p>
-    <w:bookmarkEnd w:id="17"/>
-    <w:bookmarkStart w:id="24" w:name="X42a82ebb192afdbd87b7e7f59c353876bbe630b"/>
+        <w:t xml:space="preserve">. Le scénario recommandé suppose donc un pendulaire entretenu</w:t>
+      </w:r>
+      <w:r>
+        <w:t xml:space="preserve"> </w:t>
+      </w:r>
+      <w:r>
+        <w:t xml:space="preserve">comme tel, et la caisse pendulaire protège le passager, pas le rail : les efforts en</w:t>
+      </w:r>
+      <w:r>
+        <w:t xml:space="preserve"> </w:t>
+      </w:r>
+      <w:r>
+        <w:t xml:space="preserve">voie croissent avec la vitesse en courbe, ce qui implique un standard d’entretien</w:t>
+      </w:r>
+      <w:r>
+        <w:t xml:space="preserve"> </w:t>
+      </w:r>
+      <w:r>
+        <w:t xml:space="preserve">renforcé (un point de veto potentiel du propriétaire, et un coût récurrent).</w:t>
+      </w:r>
+    </w:p>
+    <w:bookmarkEnd w:id="20"/>
+    <w:bookmarkStart w:id="27" w:name="X42a82ebb192afdbd87b7e7f59c353876bbe630b"/>
     <w:p>
       <w:pPr>
         <w:pStyle w:val="Heading1"/>
@@ -3031,7 +3082,7 @@
         <w:t xml:space="preserve">et le prix du régime.</w:t>
       </w:r>
     </w:p>
-    <w:bookmarkStart w:id="21" w:name="la-mesure"/>
+    <w:bookmarkStart w:id="24" w:name="la-mesure"/>
     <w:p>
       <w:pPr>
         <w:pStyle w:val="Heading2"/>
@@ -3194,18 +3245,18 @@
               <w:pStyle w:val="Compact"/>
             </w:pPr>
             <w:r>
-              <w:t xml:space="preserve">37 %</w:t>
-            </w:r>
-          </w:p>
-        </w:tc>
-        <w:tc>
-          <w:tcPr/>
-          <w:p>
-            <w:pPr>
-              <w:pStyle w:val="Compact"/>
-            </w:pPr>
-            <w:r>
-              <w:t xml:space="preserve">5 %</w:t>
+              <w:t xml:space="preserve">37 %</w:t>
+            </w:r>
+          </w:p>
+        </w:tc>
+        <w:tc>
+          <w:tcPr/>
+          <w:p>
+            <w:pPr>
+              <w:pStyle w:val="Compact"/>
+            </w:pPr>
+            <w:r>
+              <w:t xml:space="preserve">5 %</w:t>
             </w:r>
           </w:p>
         </w:tc>
@@ -3345,18 +3396,18 @@
           <wp:inline>
             <wp:extent cx="5334000" cy="3118082"/>
             <wp:effectExtent b="0" l="0" r="0" t="0"/>
-            <wp:docPr descr="Le 2×2 du corridor : chaque inter-gare colorée selon sa cellule voie × propriétaire, avec la marge médiane mesurée par cellule. En gris, les paires exclues de la mesure (blocs urbains, ponts, frontières de propriétaire)." title="" id="19" name="Picture"/>
+            <wp:docPr descr="Le 2×2 du corridor : chaque inter-gare colorée selon sa cellule voie × propriétaire, avec la marge médiane mesurée par cellule. En gris, les paires exclues de la mesure (blocs urbains, ponts, frontières de propriétaire)." title="" id="22" name="Picture"/>
             <a:graphic>
               <a:graphicData uri="http://schemas.openxmlformats.org/drawingml/2006/picture">
                 <pic:pic>
                   <pic:nvPicPr>
-                    <pic:cNvPr descr="livrables/figure_cellules.png" id="20" name="Picture"/>
+                    <pic:cNvPr descr="livrables/figure_cellules.png" id="23" name="Picture"/>
                     <pic:cNvPicPr>
                       <a:picLocks noChangeArrowheads="1" noChangeAspect="1"/>
                     </pic:cNvPicPr>
                   </pic:nvPicPr>
                   <pic:blipFill>
-                    <a:blip r:embed="rId18"/>
+                    <a:blip r:embed="rId21"/>
                     <a:stretch>
                       <a:fillRect/>
                     </a:stretch>
@@ -3424,13 +3475,13 @@
         <w:t xml:space="preserve"> </w:t>
       </w:r>
       <w:r>
-        <w:t xml:space="preserve">de base) ; les voies simples de VIA sont sur Montréal-Ottawa et Ottawa-Toronto (92 minutes</w:t>
-      </w:r>
-      <w:r>
-        <w:t xml:space="preserve"> </w:t>
-      </w:r>
-      <w:r>
-        <w:t xml:space="preserve">ensemble). Montréal-Toronto est en voie double sur toute la longueur retenue : aucun point</w:t>
+        <w:t xml:space="preserve">de base) ; les voies simples de VIA sont sur Montréal-Ottawa et Ottawa-Toronto (92 minutes</w:t>
+      </w:r>
+      <w:r>
+        <w:t xml:space="preserve"> </w:t>
+      </w:r>
+      <w:r>
+        <w:t xml:space="preserve">ensemble). Montréal-Toronto est en voie double sur toute la longueur retenue : aucun point</w:t>
       </w:r>
       <w:r>
         <w:t xml:space="preserve"> </w:t>
@@ -3450,7 +3501,7 @@
         <w:pStyle w:val="BodyText"/>
       </w:pPr>
       <w:r>
-        <w:t xml:space="preserve">Trois lignes, trois faits :</w:t>
+        <w:t xml:space="preserve">Trois lignes, trois faits :</w:t>
       </w:r>
     </w:p>
     <w:p>
@@ -3462,13 +3513,10 @@
           <w:b/>
           <w:bCs/>
         </w:rPr>
-        <w:t xml:space="preserve">Ce que le doublement achète, chez le CN</w:t>
-      </w:r>
-      <w:r>
-        <w:t xml:space="preserve"> </w:t>
-      </w:r>
-      <w:r>
-        <w:t xml:space="preserve">: environ 31 points de marge (68 contre 37), soit 24 minutes sur Montréal-Québec et rien sur Montréal-Toronto, déjà doublé. L’échantillon de voie simple CN est</w:t>
+        <w:t xml:space="preserve">Ce que le doublement procure, chez le CN</w:t>
+      </w:r>
+      <w:r>
+        <w:t xml:space="preserve"> : environ 31 points de marge (68 contre 37), soit 24 minutes sur Montréal-Québec et rien sur Montréal-Toronto, déjà doublé. L’échantillon de voie simple CN est</w:t>
       </w:r>
       <w:r>
         <w:t xml:space="preserve"> </w:t>
@@ -3504,7 +3552,13 @@
         <w:t xml:space="preserve"> </w:t>
       </w:r>
       <w:r>
-        <w:t xml:space="preserve">n’expliquent l’écart ; les croisements l’expliquent.</w:t>
+        <w:t xml:space="preserve">n’expliquent l’écart ; les croisements l’expliquent. C’est la part « doublement » de la</w:t>
+      </w:r>
+      <w:r>
+        <w:t xml:space="preserve"> </w:t>
+      </w:r>
+      <w:r>
+        <w:t xml:space="preserve">figure des gains de la synthèse.</w:t>
       </w:r>
     </w:p>
     <w:p>
@@ -3519,10 +3573,7 @@
         <w:t xml:space="preserve">Ce que le régime pèse</w:t>
       </w:r>
       <w:r>
-        <w:t xml:space="preserve"> </w:t>
-      </w:r>
-      <w:r>
-        <w:t xml:space="preserve">: sous propriétaire VIA, la voie simple ne coûte rien. Elle porte 3 points de marge de MOINS que la voie double du CN, et l’écart reste en sa faveur, de 3 à 7 points (soit de 3 à 6 minutes sur Montréal-Ottawa et Ottawa-Toronto réunis), sur toute la plage de pénalités d’arrêt testée (0 à 3 minutes par paire). Sous propriétaire CN, la même voie simple coûte 31 points, et de 30 à 33 sur la même plage, soit de 23 à 26 minutes sur Montréal-Québec. Le prix de la voie manquante n’est donc pas un prix de voie : il est nul chez l’un et de trente points chez l’autre. Une réserve honnête : les</w:t>
+        <w:t xml:space="preserve"> : sous propriétaire VIA, la voie simple ne coûte rien. Elle porte 3 points de marge de MOINS que la voie double du CN, et l’écart reste en sa faveur, de 3 à 7 points (soit de 3 à 6 minutes sur Montréal-Ottawa et Ottawa-Toronto réunis), sur toute la plage de pénalités d’arrêt testée (0 à 3 minutes par paire). Sous propriétaire CN, la même voie simple coûte 31 points, et de 30 à 33 sur la même plage, soit de 23 à 26 minutes sur Montréal-Québec. Le prix de la voie manquante n’est donc pas un prix de voie : il est nul chez l’un et de trente points chez l’autre. Une réserve honnête : les</w:t>
       </w:r>
       <w:r>
         <w:t xml:space="preserve"> </w:t>
@@ -3585,8 +3636,8 @@
         <w:t xml:space="preserve">jusqu’à 24 minutes selon l’heure de son départ.</w:t>
       </w:r>
     </w:p>
-    <w:bookmarkEnd w:id="21"/>
-    <w:bookmarkStart w:id="22" w:name="contre-épreuve-le-sud-ouest-ontarien"/>
+    <w:bookmarkEnd w:id="24"/>
+    <w:bookmarkStart w:id="25" w:name="contre-épreuve-le-sud-ouest-ontarien"/>
     <w:p>
       <w:pPr>
         <w:pStyle w:val="Heading2"/>
@@ -3657,8 +3708,8 @@
         <w:t xml:space="preserve">la conclusion du cœur se réplique dans une seconde région, par un autre mécanisme.</w:t>
       </w:r>
     </w:p>
-    <w:bookmarkEnd w:id="22"/>
-    <w:bookmarkStart w:id="23" w:name="lencadrement-de-la-marge"/>
+    <w:bookmarkEnd w:id="25"/>
+    <w:bookmarkStart w:id="26" w:name="lencadrement-de-la-marge"/>
     <w:p>
       <w:pPr>
         <w:pStyle w:val="Heading2"/>
@@ -3742,7 +3793,13 @@
         <w:t xml:space="preserve">)</w:t>
       </w:r>
       <w:r>
-        <w:t xml:space="preserve">.</w:t>
+        <w:t xml:space="preserve"> ;</w:t>
+      </w:r>
+      <w:r>
+        <w:t xml:space="preserve"> </w:t>
+      </w:r>
+      <w:r>
+        <w:t xml:space="preserve">au plafond retenu de 177 km/h, l’étude interpole à 8 pour cent.</w:t>
       </w:r>
       <w:r>
         <w:t xml:space="preserve"> </w:t>
@@ -4073,7 +4130,379 @@
           <w:b/>
           <w:bCs/>
         </w:rPr>
-        <w:t xml:space="preserve">Sur Montréal-Toronto, déjà doublé, « doubler » n’est pas la demande pertinente.</w:t>
+        <w:t xml:space="preserve">Le précédent du régime d’accès, et la leçon de la WCML.</w:t>
+      </w:r>
+      <w:r>
+        <w:t xml:space="preserve"> </w:t>
+      </w:r>
+      <w:r>
+        <w:t xml:space="preserve">Le précédent de la West</w:t>
+      </w:r>
+      <w:r>
+        <w:t xml:space="preserve"> </w:t>
+      </w:r>
+      <w:r>
+        <w:t xml:space="preserve">Coast Main Line ne porte pas seulement sur les travaux : il porte tout autant sur le</w:t>
+      </w:r>
+      <w:r>
+        <w:t xml:space="preserve"> </w:t>
+      </w:r>
+      <w:r>
+        <w:t xml:space="preserve">régime d’accès qui les accompagne. Au Royaume-Uni, l’infrastructure appartient à un</w:t>
+      </w:r>
+      <w:r>
+        <w:t xml:space="preserve"> </w:t>
+      </w:r>
+      <w:r>
+        <w:t xml:space="preserve">gestionnaire unique et neutre, Network Rail, distinct des exploitants voyageurs et fret</w:t>
+      </w:r>
+      <w:r>
+        <w:t xml:space="preserve"> </w:t>
+      </w:r>
+      <w:r>
+        <w:t xml:space="preserve">qui y font circuler leurs trains sous contrats d’accès réglementés</w:t>
+      </w:r>
+      <w:r>
+        <w:t xml:space="preserve"> </w:t>
+      </w:r>
+      <w:r>
+        <w:t xml:space="preserve">(</w:t>
+      </w:r>
+      <w:hyperlink w:anchor="ref-orr2021cadre">
+        <w:r>
+          <w:rPr>
+            <w:rStyle w:val="Hyperlink"/>
+          </w:rPr>
+          <w:t xml:space="preserve">Office of Rail and Road, 2021</w:t>
+        </w:r>
+      </w:hyperlink>
+      <w:r>
+        <w:t xml:space="preserve">)</w:t>
+      </w:r>
+      <w:r>
+        <w:t xml:space="preserve">, et</w:t>
+      </w:r>
+      <w:r>
+        <w:t xml:space="preserve"> </w:t>
+      </w:r>
+      <w:r>
+        <w:t xml:space="preserve">aucun de ces contrats n’existe sans l’approbation ou l’injonction d’un régulateur</w:t>
+      </w:r>
+      <w:r>
+        <w:t xml:space="preserve"> </w:t>
+      </w:r>
+      <w:r>
+        <w:t xml:space="preserve">indépendant, l’Office of Rail and Road, faute de quoi il est juridiquement nul</w:t>
+      </w:r>
+      <w:r>
+        <w:t xml:space="preserve"> </w:t>
+      </w:r>
+      <w:r>
+        <w:t xml:space="preserve">(</w:t>
+      </w:r>
+      <w:hyperlink w:anchor="ref-orr2021cadre">
+        <w:r>
+          <w:rPr>
+            <w:rStyle w:val="Hyperlink"/>
+          </w:rPr>
+          <w:t xml:space="preserve">Office of Rail and Road, 2021</w:t>
+        </w:r>
+      </w:hyperlink>
+      <w:r>
+        <w:t xml:space="preserve">;</w:t>
+      </w:r>
+      <w:r>
+        <w:t xml:space="preserve"> </w:t>
+      </w:r>
+      <w:hyperlink w:anchor="ref-railwaysact1993">
+        <w:r>
+          <w:rPr>
+            <w:rStyle w:val="Hyperlink"/>
+          </w:rPr>
+          <w:t xml:space="preserve">Parlement du Royaume-Uni, 1993</w:t>
+        </w:r>
+      </w:hyperlink>
+      <w:r>
+        <w:t xml:space="preserve">)</w:t>
+      </w:r>
+      <w:r>
+        <w:t xml:space="preserve">. La portée réelle de ce pouvoir se mesure sur la</w:t>
+      </w:r>
+      <w:r>
+        <w:t xml:space="preserve"> </w:t>
+      </w:r>
+      <w:r>
+        <w:t xml:space="preserve">WCML même : en juillet 2025, l’ORR a rejeté trois demandes de sillons au motif que le</w:t>
+      </w:r>
+      <w:r>
+        <w:t xml:space="preserve"> </w:t>
+      </w:r>
+      <w:r>
+        <w:t xml:space="preserve">tronçon sud, déclaré infrastructure congestionnée, ne pouvait plus les absorber sans</w:t>
+      </w:r>
+      <w:r>
+        <w:t xml:space="preserve"> </w:t>
+      </w:r>
+      <w:r>
+        <w:t xml:space="preserve">dégrader la performance des circulations voyageurs et fret existantes, tout en</w:t>
+      </w:r>
+      <w:r>
+        <w:t xml:space="preserve"> </w:t>
+      </w:r>
+      <w:r>
+        <w:t xml:space="preserve">s’assurant que le gestionnaire d’infrastructure traitait les demandeurs publics et</w:t>
+      </w:r>
+      <w:r>
+        <w:t xml:space="preserve"> </w:t>
+      </w:r>
+      <w:r>
+        <w:t xml:space="preserve">privés de façon équitable et non discriminatoire</w:t>
+      </w:r>
+      <w:r>
+        <w:t xml:space="preserve"> </w:t>
+      </w:r>
+      <w:r>
+        <w:t xml:space="preserve">(</w:t>
+      </w:r>
+      <w:hyperlink w:anchor="ref-orr2025wcml">
+        <w:r>
+          <w:rPr>
+            <w:rStyle w:val="Hyperlink"/>
+          </w:rPr>
+          <w:t xml:space="preserve">Office of Rail and Road, 2025</w:t>
+        </w:r>
+      </w:hyperlink>
+      <w:r>
+        <w:t xml:space="preserve">)</w:t>
+      </w:r>
+      <w:r>
+        <w:t xml:space="preserve">. C’est précisément la</w:t>
+      </w:r>
+      <w:r>
+        <w:t xml:space="preserve"> </w:t>
+      </w:r>
+      <w:r>
+        <w:t xml:space="preserve">fonction dont le corridor aura besoin une fois le doublement réalisé : la capacité</w:t>
+      </w:r>
+      <w:r>
+        <w:t xml:space="preserve"> </w:t>
+      </w:r>
+      <w:r>
+        <w:t xml:space="preserve">créée ne se répartit de façon crédible que si elle est arbitrée par un tiers</w:t>
+      </w:r>
+      <w:r>
+        <w:t xml:space="preserve"> </w:t>
+      </w:r>
+      <w:r>
+        <w:t xml:space="preserve">indépendant, et non par le propriétaire de l’une des deux circulations en présence. Le</w:t>
+      </w:r>
+      <w:r>
+        <w:t xml:space="preserve"> </w:t>
+      </w:r>
+      <w:r>
+        <w:t xml:space="preserve">Canada dispose déjà de l’institution et du pouvoir correspondants : l’Office des</w:t>
+      </w:r>
+      <w:r>
+        <w:t xml:space="preserve"> </w:t>
+      </w:r>
+      <w:r>
+        <w:t xml:space="preserve">transports du Canada peut accorder des droits de circulation sur le réseau d’une autre</w:t>
+      </w:r>
+      <w:r>
+        <w:t xml:space="preserve"> </w:t>
+      </w:r>
+      <w:r>
+        <w:t xml:space="preserve">compagnie, en fixer les conditions dans l’intérêt public et en déterminer l’indemnité</w:t>
+      </w:r>
+      <w:r>
+        <w:t xml:space="preserve"> </w:t>
+      </w:r>
+      <w:r>
+        <w:t xml:space="preserve">(</w:t>
+      </w:r>
+      <w:hyperlink w:anchor="ref-otc2016circulation">
+        <w:r>
+          <w:rPr>
+            <w:rStyle w:val="Hyperlink"/>
+          </w:rPr>
+          <w:t xml:space="preserve">Office des transports du Canada, 2016</w:t>
+        </w:r>
+      </w:hyperlink>
+      <w:r>
+        <w:t xml:space="preserve">;</w:t>
+      </w:r>
+      <w:r>
+        <w:t xml:space="preserve"> </w:t>
+      </w:r>
+      <w:hyperlink w:anchor="ref-ltc1996art138">
+        <w:r>
+          <w:rPr>
+            <w:rStyle w:val="Hyperlink"/>
+          </w:rPr>
+          <w:t xml:space="preserve">Parlement du Canada, 1996</w:t>
+        </w:r>
+      </w:hyperlink>
+      <w:r>
+        <w:t xml:space="preserve">)</w:t>
+      </w:r>
+      <w:r>
+        <w:t xml:space="preserve">.</w:t>
+      </w:r>
+    </w:p>
+    <w:p>
+      <w:pPr>
+        <w:pStyle w:val="BodyText"/>
+      </w:pPr>
+      <w:r>
+        <w:rPr>
+          <w:b/>
+          <w:bCs/>
+        </w:rPr>
+        <w:t xml:space="preserve">Par où doubler : relier les évitements d’abord.</w:t>
+      </w:r>
+      <w:r>
+        <w:t xml:space="preserve"> </w:t>
+      </w:r>
+      <w:r>
+        <w:t xml:space="preserve">Un corridor à voie unique équipé</w:t>
+      </w:r>
+      <w:r>
+        <w:t xml:space="preserve"> </w:t>
+      </w:r>
+      <w:r>
+        <w:t xml:space="preserve">d’évitements est déjà partiellement doublé, et la simulation montre que le retard décroît</w:t>
+      </w:r>
+      <w:r>
+        <w:t xml:space="preserve"> </w:t>
+      </w:r>
+      <w:r>
+        <w:t xml:space="preserve">de façon régulière à chaque tronçon de deuxième voie ajouté lorsque l’on procède en</w:t>
+      </w:r>
+      <w:r>
+        <w:t xml:space="preserve"> </w:t>
+      </w:r>
+      <w:r>
+        <w:t xml:space="preserve">reliant des paires d’évitements existants : le programme se phase, sans effet de seuil</w:t>
+      </w:r>
+      <w:r>
+        <w:t xml:space="preserve"> </w:t>
+      </w:r>
+      <w:r>
+        <w:t xml:space="preserve">(</w:t>
+      </w:r>
+      <w:hyperlink w:anchor="ref-sogin2013doublement">
+        <w:r>
+          <w:rPr>
+            <w:rStyle w:val="Hyperlink"/>
+          </w:rPr>
+          <w:t xml:space="preserve">Sogin et al., 2013</w:t>
+        </w:r>
+      </w:hyperlink>
+      <w:r>
+        <w:t xml:space="preserve">)</w:t>
+      </w:r>
+      <w:r>
+        <w:t xml:space="preserve">. Ce n’est pas une hypothèse théorique : sur le corridor</w:t>
+      </w:r>
+      <w:r>
+        <w:t xml:space="preserve"> </w:t>
+      </w:r>
+      <w:r>
+        <w:t xml:space="preserve">Chicago-Detroit, l’étude d’impact fédérale retient précisément de moderniser et de relier</w:t>
+      </w:r>
+      <w:r>
+        <w:t xml:space="preserve"> </w:t>
+      </w:r>
+      <w:r>
+        <w:t xml:space="preserve">les évitements existants entre Niles et Dowagiac, en notant que cette liaison revient à</w:t>
+      </w:r>
+      <w:r>
+        <w:t xml:space="preserve"> </w:t>
+      </w:r>
+      <w:r>
+        <w:t xml:space="preserve">doubler la voie sur 16 milles et permet d’ajouter des fréquences à 110 mi/h</w:t>
+      </w:r>
+      <w:r>
+        <w:t xml:space="preserve"> </w:t>
+      </w:r>
+      <w:r>
+        <w:t xml:space="preserve">(</w:t>
+      </w:r>
+      <w:hyperlink w:anchor="ref-mdot2014tier1">
+        <w:r>
+          <w:rPr>
+            <w:rStyle w:val="Hyperlink"/>
+          </w:rPr>
+          <w:t xml:space="preserve">Federal Railroad Administration &amp; Michigan Department of Transportation, 2014</w:t>
+        </w:r>
+      </w:hyperlink>
+      <w:r>
+        <w:t xml:space="preserve">)</w:t>
+      </w:r>
+      <w:r>
+        <w:t xml:space="preserve">. La FRA reconnaît de longue date qu’une série d’évitements longs accroît</w:t>
+      </w:r>
+      <w:r>
+        <w:t xml:space="preserve"> </w:t>
+      </w:r>
+      <w:r>
+        <w:t xml:space="preserve">substantiellement la capacité à un coût très inférieur au doublement continu</w:t>
+      </w:r>
+      <w:r>
+        <w:t xml:space="preserve"> </w:t>
+      </w:r>
+      <w:r>
+        <w:t xml:space="preserve">(</w:t>
+      </w:r>
+      <w:hyperlink w:anchor="ref-fra2004ptc">
+        <w:r>
+          <w:rPr>
+            <w:rStyle w:val="Hyperlink"/>
+          </w:rPr>
+          <w:t xml:space="preserve">Federal Railroad Administration, 2004</w:t>
+        </w:r>
+      </w:hyperlink>
+      <w:r>
+        <w:t xml:space="preserve">)</w:t>
+      </w:r>
+      <w:r>
+        <w:t xml:space="preserve">. Le programme de doublement du corridor devrait donc commencer par là :</w:t>
+      </w:r>
+      <w:r>
+        <w:t xml:space="preserve"> </w:t>
+      </w:r>
+      <w:r>
+        <w:t xml:space="preserve">allonger et relier les évitements en place sur les sections en voie simple, la deuxième</w:t>
+      </w:r>
+      <w:r>
+        <w:t xml:space="preserve"> </w:t>
+      </w:r>
+      <w:r>
+        <w:t xml:space="preserve">voie continue venant fermer les intervalles restants. L’inventaire fin des évitements</w:t>
+      </w:r>
+      <w:r>
+        <w:t xml:space="preserve"> </w:t>
+      </w:r>
+      <w:r>
+        <w:t xml:space="preserve">(position, longueur utile) relève de l’étude de circulation : la détection géométrique de</w:t>
+      </w:r>
+      <w:r>
+        <w:t xml:space="preserve"> </w:t>
+      </w:r>
+      <w:r>
+        <w:t xml:space="preserve">cette étude, calée sur une fenêtre plus large qu’eux, ne les résout pas un à un.</w:t>
+      </w:r>
+    </w:p>
+    <w:p>
+      <w:pPr>
+        <w:pStyle w:val="BodyText"/>
+      </w:pPr>
+      <w:r>
+        <w:rPr>
+          <w:b/>
+          <w:bCs/>
+        </w:rPr>
+        <w:t xml:space="preserve">Sur Montréal-Toronto, déjà doublé, « doubler » n’est pas la demande pertinente.</w:t>
       </w:r>
       <w:r>
         <w:t xml:space="preserve"> </w:t>
@@ -4118,9 +4547,9 @@
         <w:t xml:space="preserve">circulation.</w:t>
       </w:r>
     </w:p>
-    <w:bookmarkEnd w:id="23"/>
-    <w:bookmarkEnd w:id="24"/>
-    <w:bookmarkStart w:id="25" w:name="passages-à-niveau"/>
+    <w:bookmarkEnd w:id="26"/>
+    <w:bookmarkEnd w:id="27"/>
+    <w:bookmarkStart w:id="28" w:name="passages-à-niveau"/>
     <w:p>
       <w:pPr>
         <w:pStyle w:val="Heading1"/>
@@ -4262,7 +4691,7 @@
         <w:t xml:space="preserve">154 à 177 km/h (96 à 110 mi/h)</w:t>
       </w:r>
       <w:r>
-        <w:t xml:space="preserve"> : corridor « scellé » : traiter ou fermer chaque passage</w:t>
+        <w:t xml:space="preserve"> : corridor « scellé » : traiter chaque passage</w:t>
       </w:r>
       <w:r>
         <w:t xml:space="preserve"> </w:t>
@@ -4355,6 +4784,26 @@
         <w:pStyle w:val="FirstParagraph"/>
       </w:pPr>
       <w:r>
+        <w:t xml:space="preserve">Le scénario recommandé s’arrête volontairement à 177 km/h : les deux dernières marches</w:t>
+      </w:r>
+      <w:r>
+        <w:t xml:space="preserve"> </w:t>
+      </w:r>
+      <w:r>
+        <w:t xml:space="preserve">de cet escalier décrivent ce que l’étude n’exige pas, et une des raisons de ne pas</w:t>
+      </w:r>
+      <w:r>
+        <w:t xml:space="preserve"> </w:t>
+      </w:r>
+      <w:r>
+        <w:t xml:space="preserve">viser plus haut sur une voie partagée.</w:t>
+      </w:r>
+    </w:p>
+    <w:p>
+      <w:pPr>
+        <w:pStyle w:val="BodyText"/>
+      </w:pPr>
+      <w:r>
         <w:rPr>
           <w:b/>
           <w:bCs/>
@@ -4391,7 +4840,13 @@
         <w:t xml:space="preserve"> </w:t>
       </w:r>
       <w:r>
-        <w:t xml:space="preserve">tracé, donne 924 passages physiques sur le corridor (dédoublonnés entre trajets), dont</w:t>
+        <w:t xml:space="preserve">tracé, donne 924 passages physiques sur le corridor (dédoublonnés entre trajets, chacun</w:t>
+      </w:r>
+      <w:r>
+        <w:t xml:space="preserve"> </w:t>
+      </w:r>
+      <w:r>
+        <w:t xml:space="preserve">classé à la vitesse maximale des trajets qui l’empruntent), dont</w:t>
       </w:r>
       <w:r>
         <w:t xml:space="preserve"> </w:t>
@@ -4441,10 +4896,16 @@
           <w:b/>
           <w:bCs/>
         </w:rPr>
-        <w:t xml:space="preserve">Le compte par bande</w:t>
-      </w:r>
-      <w:r>
-        <w:t xml:space="preserve">, selon la vitesse que la géométrie permettrait en S3 :</w:t>
+        <w:t xml:space="preserve">Le compte au plafond retenu</w:t>
+      </w:r>
+      <w:r>
+        <w:t xml:space="preserve">, selon la vitesse d’exploitation du scénario recommandé</w:t>
+      </w:r>
+      <w:r>
+        <w:t xml:space="preserve"> </w:t>
+      </w:r>
+      <w:r>
+        <w:t xml:space="preserve">(la géométrie du pendulaire, plafonnée à 177 km/h) :</w:t>
       </w:r>
     </w:p>
     <w:tbl>
@@ -4468,7 +4929,7 @@
               <w:pStyle w:val="Compact"/>
             </w:pPr>
             <w:r>
-              <w:t xml:space="preserve">Bande du segment porteur</w:t>
+              <w:t xml:space="preserve">Bande d’exploitation</w:t>
             </w:r>
           </w:p>
         </w:tc>
@@ -4492,18 +4953,18 @@
               <w:pStyle w:val="Compact"/>
             </w:pPr>
             <w:r>
-              <w:t xml:space="preserve">≤ 153 km/h (95 mi/h)</w:t>
-            </w:r>
-          </w:p>
-        </w:tc>
-        <w:tc>
-          <w:tcPr/>
-          <w:p>
-            <w:pPr>
-              <w:pStyle w:val="Compact"/>
-            </w:pPr>
-            <w:r>
-              <w:t xml:space="preserve">23</w:t>
+              <w:t xml:space="preserve">≤ 153 km/h (95 mi/h) : régime actuel</w:t>
+            </w:r>
+          </w:p>
+        </w:tc>
+        <w:tc>
+          <w:tcPr/>
+          <w:p>
+            <w:pPr>
+              <w:pStyle w:val="Compact"/>
+            </w:pPr>
+            <w:r>
+              <w:t xml:space="preserve">33</w:t>
             </w:r>
           </w:p>
         </w:tc>
@@ -4516,66 +4977,18 @@
               <w:pStyle w:val="Compact"/>
             </w:pPr>
             <w:r>
-              <w:t xml:space="preserve">154-177 km/h (96-110 mi/h)</w:t>
-            </w:r>
-          </w:p>
-        </w:tc>
-        <w:tc>
-          <w:tcPr/>
-          <w:p>
-            <w:pPr>
-              <w:pStyle w:val="Compact"/>
-            </w:pPr>
-            <w:r>
-              <w:t xml:space="preserve">13</w:t>
-            </w:r>
-          </w:p>
-        </w:tc>
-      </w:tr>
-      <w:tr>
-        <w:tc>
-          <w:tcPr/>
-          <w:p>
-            <w:pPr>
-              <w:pStyle w:val="Compact"/>
-            </w:pPr>
-            <w:r>
-              <w:t xml:space="preserve">178-201 km/h (111-125 mi/h)</w:t>
-            </w:r>
-          </w:p>
-        </w:tc>
-        <w:tc>
-          <w:tcPr/>
-          <w:p>
-            <w:pPr>
-              <w:pStyle w:val="Compact"/>
-            </w:pPr>
-            <w:r>
-              <w:t xml:space="preserve">135</w:t>
-            </w:r>
-          </w:p>
-        </w:tc>
-      </w:tr>
-      <w:tr>
-        <w:tc>
-          <w:tcPr/>
-          <w:p>
-            <w:pPr>
-              <w:pStyle w:val="Compact"/>
-            </w:pPr>
-            <w:r>
-              <w:t xml:space="preserve">&gt; 201 km/h (&gt; 125 mi/h)</w:t>
-            </w:r>
-          </w:p>
-        </w:tc>
-        <w:tc>
-          <w:tcPr/>
-          <w:p>
-            <w:pPr>
-              <w:pStyle w:val="Compact"/>
-            </w:pPr>
-            <w:r>
-              <w:t xml:space="preserve">753</w:t>
+              <w:t xml:space="preserve">154-177 km/h (96-110 mi/h) : corridor scellé</w:t>
+            </w:r>
+          </w:p>
+        </w:tc>
+        <w:tc>
+          <w:tcPr/>
+          <w:p>
+            <w:pPr>
+              <w:pStyle w:val="Compact"/>
+            </w:pPr>
+            <w:r>
+              <w:t xml:space="preserve">891</w:t>
             </w:r>
           </w:p>
         </w:tc>
@@ -4586,50 +4999,66 @@
         <w:pStyle w:val="BodyText"/>
       </w:pPr>
       <w:r>
-        <w:t xml:space="preserve">La lecture : si l’on veut exploiter la géométrie que le pendulaire libère, 753 passages tombent dans la bande « zéro passage » du précédent américain. C’est le vrai mur</w:t>
-      </w:r>
-      <w:r>
-        <w:t xml:space="preserve"> </w:t>
-      </w:r>
-      <w:r>
-        <w:t xml:space="preserve">au-dessus de 200 km/h, très loin devant la signalisation.</w:t>
-      </w:r>
-    </w:p>
-    <w:p>
-      <w:pPr>
-        <w:pStyle w:val="BodyText"/>
-      </w:pPr>
+        <w:t xml:space="preserve">La lecture : le corridor scellé est la condition principale du scénario recommandé, et</w:t>
+      </w:r>
+      <w:r>
+        <w:t xml:space="preserve"> </w:t>
+      </w:r>
+      <w:r>
+        <w:t xml:space="preserve">elle se compte. Sur les 891 passages de la zone rapide, 328 portent déjà un système</w:t>
+      </w:r>
+      <w:r>
+        <w:t xml:space="preserve"> </w:t>
+      </w:r>
+      <w:r>
+        <w:t xml:space="preserve">complet de feux, cloches et barrières ;</w:t>
+      </w:r>
+      <w:r>
+        <w:t xml:space="preserve"> </w:t>
+      </w:r>
       <w:r>
         <w:rPr>
           <w:b/>
           <w:bCs/>
         </w:rPr>
-        <w:t xml:space="preserve">Le tri</w:t>
-      </w:r>
-      <w:r>
-        <w:t xml:space="preserve">, sur données ouvertes (le lecteur applique ses coûts unitaires) : 569 passages</w:t>
-      </w:r>
-      <w:r>
-        <w:t xml:space="preserve"> </w:t>
-      </w:r>
-      <w:r>
-        <w:t xml:space="preserve">privés ou de ferme, candidats à la fermeture [HYPOTHÈSE : l’existence d’une alternative</w:t>
-      </w:r>
-      <w:r>
-        <w:t xml:space="preserve"> </w:t>
-      </w:r>
-      <w:r>
-        <w:t xml:space="preserve">routière à moins de 2 km n’a pas été vérifiée] ; 233 passages municipaux simples,</w:t>
-      </w:r>
-      <w:r>
-        <w:t xml:space="preserve"> </w:t>
-      </w:r>
-      <w:r>
-        <w:t xml:space="preserve">traitement standard ; 122 passages urbains, multi-voies ou provinciaux, complexes.</w:t>
-      </w:r>
-    </w:p>
-    <w:bookmarkEnd w:id="25"/>
-    <w:bookmarkStart w:id="26" w:name="signalisation"/>
+        <w:t xml:space="preserve">563 restent à équiper</w:t>
+      </w:r>
+      <w:r>
+        <w:t xml:space="preserve">. Le tri</w:t>
+      </w:r>
+      <w:r>
+        <w:t xml:space="preserve"> </w:t>
+      </w:r>
+      <w:r>
+        <w:t xml:space="preserve">d’intervention, sur données ouvertes (le lecteur applique ses coûts unitaires) : 782</w:t>
+      </w:r>
+      <w:r>
+        <w:t xml:space="preserve"> </w:t>
+      </w:r>
+      <w:r>
+        <w:t xml:space="preserve">passages standards (municipaux ou privés, deux voies routières ou moins, hors zone</w:t>
+      </w:r>
+      <w:r>
+        <w:t xml:space="preserve"> </w:t>
+      </w:r>
+      <w:r>
+        <w:t xml:space="preserve">urbaine) et 109 complexes (urbains, multi-voies ou provinciaux). La colonne d’accès</w:t>
+      </w:r>
+      <w:r>
+        <w:t xml:space="preserve"> </w:t>
+      </w:r>
+      <w:r>
+        <w:t xml:space="preserve">(public ou privé) de chaque passage reste publiée dans les annexes numériques ; l’étude</w:t>
+      </w:r>
+      <w:r>
+        <w:t xml:space="preserve"> </w:t>
+      </w:r>
+      <w:r>
+        <w:t xml:space="preserve">ne propose la fermeture d’aucun passage.</w:t>
+      </w:r>
+    </w:p>
+    <w:bookmarkEnd w:id="28"/>
+    <w:bookmarkStart w:id="29" w:name="signalisation"/>
     <w:p>
       <w:pPr>
         <w:pStyle w:val="Heading1"/>
@@ -4699,7 +5128,7 @@
           <w:b/>
           <w:bCs/>
         </w:rPr>
-        <w:t xml:space="preserve">De 161 à 200 km/h (100 à 124 mi/h) : superposition de contrôle en cabine.</w:t>
+        <w:t xml:space="preserve">De 161 à 177 km/h (100 à 110 mi/h) : superposition de contrôle en cabine.</w:t>
       </w:r>
       <w:r>
         <w:t xml:space="preserve"> </w:t>
@@ -4711,7 +5140,7 @@
         <w:t xml:space="preserve"> </w:t>
       </w:r>
       <w:r>
-        <w:t xml:space="preserve">scénario retenu (bande 200), elle mérite deux phrases de plus. Au-delà de 160 km/h,</w:t>
+        <w:t xml:space="preserve">scénario recommandé, elle mérite deux phrases de plus. Au-delà de 160 km/h,</w:t>
       </w:r>
       <w:r>
         <w:t xml:space="preserve"> </w:t>
@@ -4797,7 +5226,13 @@
         <w:t xml:space="preserve">)</w:t>
       </w:r>
       <w:r>
-        <w:t xml:space="preserve">.</w:t>
+        <w:t xml:space="preserve">. Cette limite de 110 mi/h est celle du</w:t>
+      </w:r>
+      <w:r>
+        <w:t xml:space="preserve"> </w:t>
+      </w:r>
+      <w:r>
+        <w:t xml:space="preserve">système lui-même : c’est elle qui fixe le plafond du scénario recommandé.</w:t>
       </w:r>
     </w:p>
     <w:p>
@@ -4851,7 +5286,13 @@
         <w:t xml:space="preserve"> </w:t>
       </w:r>
       <w:r>
-        <w:t xml:space="preserve">l’argument économique pour ne pas viser cette bande sur la voie partagée.</w:t>
+        <w:t xml:space="preserve">l’argument économique pour ne pas viser cette bande sur la voie partagée : elle est</w:t>
+      </w:r>
+      <w:r>
+        <w:t xml:space="preserve"> </w:t>
+      </w:r>
+      <w:r>
+        <w:t xml:space="preserve">hors du scénario recommandé.</w:t>
       </w:r>
     </w:p>
     <w:p>
@@ -4859,6 +5300,168 @@
         <w:pStyle w:val="FirstParagraph"/>
       </w:pPr>
       <w:r>
+        <w:rPr>
+          <w:b/>
+          <w:bCs/>
+        </w:rPr>
+        <w:t xml:space="preserve">Ce que la superposition fait à la capacité : rien en moins, et un levier en plus.</w:t>
+      </w:r>
+      <w:r>
+        <w:t xml:space="preserve"> </w:t>
+      </w:r>
+      <w:r>
+        <w:t xml:space="preserve">La</w:t>
+      </w:r>
+      <w:r>
+        <w:t xml:space="preserve"> </w:t>
+      </w:r>
+      <w:r>
+        <w:t xml:space="preserve">superposition retenue ne modifie pas le cantonnement existant : sur la ligne du Michigan,</w:t>
+      </w:r>
+      <w:r>
+        <w:t xml:space="preserve"> </w:t>
+      </w:r>
+      <w:r>
+        <w:t xml:space="preserve">l’ITCS est explicitement conçu comme une couche de sécurité posée par-dessus la commande</w:t>
+      </w:r>
+      <w:r>
+        <w:t xml:space="preserve"> </w:t>
+      </w:r>
+      <w:r>
+        <w:t xml:space="preserve">centralisée en place, et c’est ce dispositif qui a porté la vitesse voyageurs de 79 mi/h</w:t>
+      </w:r>
+      <w:r>
+        <w:t xml:space="preserve"> </w:t>
+      </w:r>
+      <w:r>
+        <w:t xml:space="preserve">en 2000 à 110 mi/h en 2012 sur une ligne partagée avec le fret</w:t>
+      </w:r>
+      <w:r>
+        <w:t xml:space="preserve"> </w:t>
+      </w:r>
+      <w:r>
+        <w:t xml:space="preserve">(</w:t>
+      </w:r>
+      <w:hyperlink w:anchor="ref-fra2024itcs">
+        <w:r>
+          <w:rPr>
+            <w:rStyle w:val="Hyperlink"/>
+          </w:rPr>
+          <w:t xml:space="preserve">Federal Railroad Administration, 2024</w:t>
+        </w:r>
+      </w:hyperlink>
+      <w:r>
+        <w:t xml:space="preserve">)</w:t>
+      </w:r>
+      <w:r>
+        <w:t xml:space="preserve">. La</w:t>
+      </w:r>
+      <w:r>
+        <w:t xml:space="preserve"> </w:t>
+      </w:r>
+      <w:r>
+        <w:t xml:space="preserve">capacité existante n’est donc ni retranchée ni réattribuée : la superposition s’ajoute au</w:t>
+      </w:r>
+      <w:r>
+        <w:t xml:space="preserve"> </w:t>
+      </w:r>
+      <w:r>
+        <w:t xml:space="preserve">système, elle ne le remplace pas, et la position fédérale juge d’ailleurs non démontrés</w:t>
+      </w:r>
+      <w:r>
+        <w:t xml:space="preserve"> </w:t>
+      </w:r>
+      <w:r>
+        <w:t xml:space="preserve">les gains de débit du contrôle de train pris seul</w:t>
+      </w:r>
+      <w:r>
+        <w:t xml:space="preserve"> </w:t>
+      </w:r>
+      <w:r>
+        <w:t xml:space="preserve">(</w:t>
+      </w:r>
+      <w:hyperlink w:anchor="ref-fra2004ptc">
+        <w:r>
+          <w:rPr>
+            <w:rStyle w:val="Hyperlink"/>
+          </w:rPr>
+          <w:t xml:space="preserve">Federal Railroad Administration, 2004</w:t>
+        </w:r>
+      </w:hyperlink>
+      <w:r>
+        <w:t xml:space="preserve">)</w:t>
+      </w:r>
+      <w:r>
+        <w:t xml:space="preserve">. Si l’on veut relever le</w:t>
+      </w:r>
+      <w:r>
+        <w:t xml:space="preserve"> </w:t>
+      </w:r>
+      <w:r>
+        <w:t xml:space="preserve">débit, le levier n’est pas la superposition mais le raccourcissement des cantons qu’elle</w:t>
+      </w:r>
+      <w:r>
+        <w:t xml:space="preserve"> </w:t>
+      </w:r>
+      <w:r>
+        <w:t xml:space="preserve">peut accompagner : la simulation d’un corridor nord-américain partagé montre qu’à niveau</w:t>
+      </w:r>
+      <w:r>
+        <w:t xml:space="preserve"> </w:t>
+      </w:r>
+      <w:r>
+        <w:t xml:space="preserve">de service constant, passer d’un cantonnement à trois aspects à quatre aspects puis au</w:t>
+      </w:r>
+      <w:r>
+        <w:t xml:space="preserve"> </w:t>
+      </w:r>
+      <w:r>
+        <w:t xml:space="preserve">bloc mobile fait passer la capacité de 45 à 50 puis 52 trains par jour, l’essentiel du</w:t>
+      </w:r>
+      <w:r>
+        <w:t xml:space="preserve"> </w:t>
+      </w:r>
+      <w:r>
+        <w:t xml:space="preserve">gain venant déjà de l’ajout d’aspects</w:t>
+      </w:r>
+      <w:r>
+        <w:t xml:space="preserve"> </w:t>
+      </w:r>
+      <w:r>
+        <w:t xml:space="preserve">(</w:t>
+      </w:r>
+      <w:hyperlink w:anchor="ref-dick2019blocs">
+        <w:r>
+          <w:rPr>
+            <w:rStyle w:val="Hyperlink"/>
+          </w:rPr>
+          <w:t xml:space="preserve">Dick et al., 2019</w:t>
+        </w:r>
+      </w:hyperlink>
+      <w:r>
+        <w:t xml:space="preserve">)</w:t>
+      </w:r>
+      <w:r>
+        <w:t xml:space="preserve">. Ce dimensionnement relève de</w:t>
+      </w:r>
+      <w:r>
+        <w:t xml:space="preserve"> </w:t>
+      </w:r>
+      <w:r>
+        <w:t xml:space="preserve">l’étude de circulation ; le point à retenir ici est que la marche du scénario recommandé</w:t>
+      </w:r>
+      <w:r>
+        <w:t xml:space="preserve"> </w:t>
+      </w:r>
+      <w:r>
+        <w:t xml:space="preserve">ne coûte rien à la capacité du propriétaire.</w:t>
+      </w:r>
+    </w:p>
+    <w:p>
+      <w:pPr>
+        <w:pStyle w:val="BodyText"/>
+      </w:pPr>
+      <w:r>
         <w:t xml:space="preserve">La signalisation a une seconde fonction, le débit (longueur des cantons, liaisons) : elle</w:t>
       </w:r>
       <w:r>
@@ -4874,8 +5477,8 @@
         <w:t xml:space="preserve">ne dimensionne pas.</w:t>
       </w:r>
     </w:p>
-    <w:bookmarkEnd w:id="26"/>
-    <w:bookmarkStart w:id="28" w:name="résultats-intégrés"/>
+    <w:bookmarkEnd w:id="29"/>
+    <w:bookmarkStart w:id="31" w:name="résultats-intégrés"/>
     <w:p>
       <w:pPr>
         <w:pStyle w:val="Heading1"/>
@@ -4889,19 +5492,19 @@
         <w:pStyle w:val="FirstParagraph"/>
       </w:pPr>
       <w:r>
-        <w:t xml:space="preserve">Deux tables. La première donne les temps de base par tronçon, scénario et bande :</w:t>
-      </w:r>
-      <w:r>
-        <w:t xml:space="preserve"> </w:t>
-      </w:r>
-      <w:r>
-        <w:t xml:space="preserve">courbes, blocs urbains figés et arrêts, sans marge. La seconde applique la marge en</w:t>
-      </w:r>
-      <w:r>
-        <w:t xml:space="preserve"> </w:t>
-      </w:r>
-      <w:r>
-        <w:t xml:space="preserve">fourchette : c’est elle qui se compare à l’horaire actuel.</w:t>
+        <w:t xml:space="preserve">Deux tables. La première donne les temps de base par tronçon : courbes, blocs urbains</w:t>
+      </w:r>
+      <w:r>
+        <w:t xml:space="preserve"> </w:t>
+      </w:r>
+      <w:r>
+        <w:t xml:space="preserve">figés et arrêts, sans marge. La seconde applique la marge en fourchette : c’est elle</w:t>
+      </w:r>
+      <w:r>
+        <w:t xml:space="preserve"> </w:t>
+      </w:r>
+      <w:r>
+        <w:t xml:space="preserve">qui se compare à l’horaire actuel.</w:t>
       </w:r>
     </w:p>
     <w:p>
@@ -4919,18 +5522,13 @@
     <w:tbl>
       <w:tblPr>
         <w:tblStyle w:val="Table"/>
-        <w:tblW w:type="pct" w:w="5000"/>
-        <w:tblLayout w:type="fixed"/>
+        <w:tblW w:type="auto" w:w="0"/>
         <w:tblLook w:firstRow="1" w:lastRow="0" w:firstColumn="0" w:lastColumn="0" w:noHBand="0" w:noVBand="0" w:val="0020"/>
       </w:tblPr>
       <w:tblGrid>
-        <w:gridCol w:w="1131"/>
-        <w:gridCol w:w="1131"/>
-        <w:gridCol w:w="1131"/>
-        <w:gridCol w:w="1131"/>
-        <w:gridCol w:w="1131"/>
-        <w:gridCol w:w="1131"/>
-        <w:gridCol w:w="1131"/>
+        <w:gridCol w:w="2640"/>
+        <w:gridCol w:w="2640"/>
+        <w:gridCol w:w="2640"/>
       </w:tblGrid>
       <w:tr>
         <w:trPr>
@@ -4965,51 +5563,7 @@
               <w:pStyle w:val="Compact"/>
             </w:pPr>
             <w:r>
-              <w:t xml:space="preserve">S1, plafond 160</w:t>
-            </w:r>
-          </w:p>
-        </w:tc>
-        <w:tc>
-          <w:tcPr/>
-          <w:p>
-            <w:pPr>
-              <w:pStyle w:val="Compact"/>
-            </w:pPr>
-            <w:r>
-              <w:t xml:space="preserve">S2, 200</w:t>
-            </w:r>
-          </w:p>
-        </w:tc>
-        <w:tc>
-          <w:tcPr/>
-          <w:p>
-            <w:pPr>
-              <w:pStyle w:val="Compact"/>
-            </w:pPr>
-            <w:r>
-              <w:t xml:space="preserve">S3, 200</w:t>
-            </w:r>
-          </w:p>
-        </w:tc>
-        <w:tc>
-          <w:tcPr/>
-          <w:p>
-            <w:pPr>
-              <w:pStyle w:val="Compact"/>
-            </w:pPr>
-            <w:r>
-              <w:t xml:space="preserve">S3, 250</w:t>
-            </w:r>
-          </w:p>
-        </w:tc>
-        <w:tc>
-          <w:tcPr/>
-          <w:p>
-            <w:pPr>
-              <w:pStyle w:val="Compact"/>
-            </w:pPr>
-            <w:r>
-              <w:t xml:space="preserve">S3, 300</w:t>
+              <w:t xml:space="preserve">Scénario recommandé, plafond 177</w:t>
             </w:r>
           </w:p>
         </w:tc>
@@ -5044,51 +5598,7 @@
               <w:pStyle w:val="Compact"/>
             </w:pPr>
             <w:r>
-              <w:t xml:space="preserve">2 h 33</w:t>
-            </w:r>
-          </w:p>
-        </w:tc>
-        <w:tc>
-          <w:tcPr/>
-          <w:p>
-            <w:pPr>
-              <w:pStyle w:val="Compact"/>
-            </w:pPr>
-            <w:r>
-              <w:t xml:space="preserve">2 h 13</w:t>
-            </w:r>
-          </w:p>
-        </w:tc>
-        <w:tc>
-          <w:tcPr/>
-          <w:p>
-            <w:pPr>
-              <w:pStyle w:val="Compact"/>
-            </w:pPr>
-            <w:r>
-              <w:t xml:space="preserve">2 h 08</w:t>
-            </w:r>
-          </w:p>
-        </w:tc>
-        <w:tc>
-          <w:tcPr/>
-          <w:p>
-            <w:pPr>
-              <w:pStyle w:val="Compact"/>
-            </w:pPr>
-            <w:r>
-              <w:t xml:space="preserve">2 h 00</w:t>
-            </w:r>
-          </w:p>
-        </w:tc>
-        <w:tc>
-          <w:tcPr/>
-          <w:p>
-            <w:pPr>
-              <w:pStyle w:val="Compact"/>
-            </w:pPr>
-            <w:r>
-              <w:t xml:space="preserve">1 h 57</w:t>
+              <w:t xml:space="preserve">2 h 18</w:t>
             </w:r>
           </w:p>
         </w:tc>
@@ -5123,51 +5633,7 @@
               <w:pStyle w:val="Compact"/>
             </w:pPr>
             <w:r>
-              <w:t xml:space="preserve">1 h 50</w:t>
-            </w:r>
-          </w:p>
-        </w:tc>
-        <w:tc>
-          <w:tcPr/>
-          <w:p>
-            <w:pPr>
-              <w:pStyle w:val="Compact"/>
-            </w:pPr>
-            <w:r>
-              <w:t xml:space="preserve">1 h 36</w:t>
-            </w:r>
-          </w:p>
-        </w:tc>
-        <w:tc>
-          <w:tcPr/>
-          <w:p>
-            <w:pPr>
-              <w:pStyle w:val="Compact"/>
-            </w:pPr>
-            <w:r>
-              <w:t xml:space="preserve">1 h 31</w:t>
-            </w:r>
-          </w:p>
-        </w:tc>
-        <w:tc>
-          <w:tcPr/>
-          <w:p>
-            <w:pPr>
-              <w:pStyle w:val="Compact"/>
-            </w:pPr>
-            <w:r>
-              <w:t xml:space="preserve">1 h 28</w:t>
-            </w:r>
-          </w:p>
-        </w:tc>
-        <w:tc>
-          <w:tcPr/>
-          <w:p>
-            <w:pPr>
-              <w:pStyle w:val="Compact"/>
-            </w:pPr>
-            <w:r>
-              <w:t xml:space="preserve">1 h 26</w:t>
+              <w:t xml:space="preserve">1 h 38</w:t>
             </w:r>
           </w:p>
         </w:tc>
@@ -5202,51 +5668,7 @@
               <w:pStyle w:val="Compact"/>
             </w:pPr>
             <w:r>
-              <w:t xml:space="preserve">3 h 42</w:t>
-            </w:r>
-          </w:p>
-        </w:tc>
-        <w:tc>
-          <w:tcPr/>
-          <w:p>
-            <w:pPr>
-              <w:pStyle w:val="Compact"/>
-            </w:pPr>
-            <w:r>
-              <w:t xml:space="preserve">3 h 10</w:t>
-            </w:r>
-          </w:p>
-        </w:tc>
-        <w:tc>
-          <w:tcPr/>
-          <w:p>
-            <w:pPr>
-              <w:pStyle w:val="Compact"/>
-            </w:pPr>
-            <w:r>
-              <w:t xml:space="preserve">3 h 08</w:t>
-            </w:r>
-          </w:p>
-        </w:tc>
-        <w:tc>
-          <w:tcPr/>
-          <w:p>
-            <w:pPr>
-              <w:pStyle w:val="Compact"/>
-            </w:pPr>
-            <w:r>
-              <w:t xml:space="preserve">2 h 50</w:t>
-            </w:r>
-          </w:p>
-        </w:tc>
-        <w:tc>
-          <w:tcPr/>
-          <w:p>
-            <w:pPr>
-              <w:pStyle w:val="Compact"/>
-            </w:pPr>
-            <w:r>
-              <w:t xml:space="preserve">2 h 42</w:t>
+              <w:t xml:space="preserve">3 h 22</w:t>
             </w:r>
           </w:p>
         </w:tc>
@@ -5281,51 +5703,7 @@
               <w:pStyle w:val="Compact"/>
             </w:pPr>
             <w:r>
-              <w:t xml:space="preserve">4 h 29</w:t>
-            </w:r>
-          </w:p>
-        </w:tc>
-        <w:tc>
-          <w:tcPr/>
-          <w:p>
-            <w:pPr>
-              <w:pStyle w:val="Compact"/>
-            </w:pPr>
-            <w:r>
-              <w:t xml:space="preserve">3 h 51</w:t>
-            </w:r>
-          </w:p>
-        </w:tc>
-        <w:tc>
-          <w:tcPr/>
-          <w:p>
-            <w:pPr>
-              <w:pStyle w:val="Compact"/>
-            </w:pPr>
-            <w:r>
-              <w:t xml:space="preserve">3 h 50</w:t>
-            </w:r>
-          </w:p>
-        </w:tc>
-        <w:tc>
-          <w:tcPr/>
-          <w:p>
-            <w:pPr>
-              <w:pStyle w:val="Compact"/>
-            </w:pPr>
-            <w:r>
-              <w:t xml:space="preserve">3 h 25</w:t>
-            </w:r>
-          </w:p>
-        </w:tc>
-        <w:tc>
-          <w:tcPr/>
-          <w:p>
-            <w:pPr>
-              <w:pStyle w:val="Compact"/>
-            </w:pPr>
-            <w:r>
-              <w:t xml:space="preserve">3 h 14</w:t>
+              <w:t xml:space="preserve">4 h 07</w:t>
             </w:r>
           </w:p>
         </w:tc>
@@ -5346,19 +5724,33 @@
         <w:t xml:space="preserve"> </w:t>
       </w:r>
       <w:r>
-        <w:t xml:space="preserve">Borne basse : la marge normative (7 pour cent du</w:t>
-      </w:r>
-      <w:r>
-        <w:t xml:space="preserve"> </w:t>
-      </w:r>
-      <w:r>
-        <w:t xml:space="preserve">temps de base à la bande 160, 9 pour cent aux bandes 200 et plus</w:t>
+        <w:t xml:space="preserve">Borne basse : la marge normative au plafond retenu</w:t>
+      </w:r>
+      <w:r>
+        <w:t xml:space="preserve"> </w:t>
+      </w:r>
+      <w:r>
+        <w:t xml:space="preserve">(8 pour cent du temps de base</w:t>
       </w:r>
       <w:r>
         <w:t xml:space="preserve"> </w:t>
       </w:r>
       <w:r>
         <w:t xml:space="preserve">(</w:t>
+      </w:r>
+      <w:hyperlink w:anchor="ref-schittenhelm2011">
+        <w:r>
+          <w:rPr>
+            <w:rStyle w:val="Hyperlink"/>
+          </w:rPr>
+          <w:t xml:space="preserve">Schittenhelm, 2011</w:t>
+        </w:r>
+      </w:hyperlink>
+      <w:r>
+        <w:t xml:space="preserve">;</w:t>
+      </w:r>
+      <w:r>
+        <w:t xml:space="preserve"> </w:t>
       </w:r>
       <w:hyperlink w:anchor="ref-uic2000f451">
         <w:r>
@@ -5369,58 +5761,45 @@
         </w:r>
       </w:hyperlink>
       <w:r>
-        <w:t xml:space="preserve">,  ;</w:t>
-      </w:r>
-      <w:r>
-        <w:t xml:space="preserve"> </w:t>
-      </w:r>
-      <w:hyperlink w:anchor="ref-schittenhelm2011">
-        <w:r>
-          <w:rPr>
-            <w:rStyle w:val="Hyperlink"/>
-          </w:rPr>
-          <w:t xml:space="preserve">Schittenhelm, 2011</w:t>
-        </w:r>
-      </w:hyperlink>
-      <w:r>
         <w:t xml:space="preserve">)</w:t>
       </w:r>
       <w:r>
-        <w:t xml:space="preserve">). Borne haute : la marge que l’horaire actuel du tronçon porte</w:t>
-      </w:r>
-      <w:r>
-        <w:t xml:space="preserve"> </w:t>
-      </w:r>
-      <w:r>
-        <w:t xml:space="preserve">aujourd’hui, mesurée dans cette étude (11 pour cent sur Montréal-Ottawa, 18 sur Montréal-Toronto, 24 sur Ottawa-Toronto, 32 sur Montréal-Québec).</w:t>
-      </w:r>
-      <w:r>
-        <w:t xml:space="preserve"> </w:t>
-      </w:r>
-      <w:r>
-        <w:t xml:space="preserve">Par construction, la borne haute de la colonne « S1, 160 » retombe sur l’horaire</w:t>
-      </w:r>
-      <w:r>
-        <w:t xml:space="preserve"> </w:t>
-      </w:r>
-      <w:r>
-        <w:t xml:space="preserve">actuel : c’est un contrôle interne de la méthode, pas une coïncidence.</w:t>
+        <w:t xml:space="preserve">). Borne haute : la</w:t>
+      </w:r>
+      <w:r>
+        <w:t xml:space="preserve"> </w:t>
+      </w:r>
+      <w:r>
+        <w:t xml:space="preserve">marge que l’horaire actuel du tronçon porte aujourd’hui, mesurée dans cette étude</w:t>
+      </w:r>
+      <w:r>
+        <w:t xml:space="preserve"> </w:t>
+      </w:r>
+      <w:r>
+        <w:t xml:space="preserve">(11 pour cent sur Montréal-Ottawa, 18 sur Montréal-Toronto, 24 sur Ottawa-Toronto,</w:t>
+      </w:r>
+      <w:r>
+        <w:t xml:space="preserve"> </w:t>
+      </w:r>
+      <w:r>
+        <w:t xml:space="preserve">32 sur Montréal-Québec). Contrôle interne de la méthode : nourrie du train, du plafond</w:t>
+      </w:r>
+      <w:r>
+        <w:t xml:space="preserve"> </w:t>
+      </w:r>
+      <w:r>
+        <w:t xml:space="preserve">et de la marge d’aujourd’hui, elle retombe sur l’horaire actuel, par construction.</w:t>
       </w:r>
     </w:p>
     <w:tbl>
       <w:tblPr>
         <w:tblStyle w:val="Table"/>
-        <w:tblW w:type="pct" w:w="5000"/>
-        <w:tblLayout w:type="fixed"/>
+        <w:tblW w:type="auto" w:w="0"/>
         <w:tblLook w:firstRow="1" w:lastRow="0" w:firstColumn="0" w:lastColumn="0" w:noHBand="0" w:noVBand="0" w:val="0020"/>
       </w:tblPr>
       <w:tblGrid>
-        <w:gridCol w:w="1320"/>
-        <w:gridCol w:w="1320"/>
-        <w:gridCol w:w="1320"/>
-        <w:gridCol w:w="1320"/>
-        <w:gridCol w:w="1320"/>
-        <w:gridCol w:w="1320"/>
+        <w:gridCol w:w="3960"/>
+        <w:gridCol w:w="3960"/>
       </w:tblGrid>
       <w:tr>
         <w:trPr>
@@ -5444,51 +5823,7 @@
               <w:pStyle w:val="Compact"/>
             </w:pPr>
             <w:r>
-              <w:t xml:space="preserve">S1, 160</w:t>
-            </w:r>
-          </w:p>
-        </w:tc>
-        <w:tc>
-          <w:tcPr/>
-          <w:p>
-            <w:pPr>
-              <w:pStyle w:val="Compact"/>
-            </w:pPr>
-            <w:r>
-              <w:t xml:space="preserve">S2, 200</w:t>
-            </w:r>
-          </w:p>
-        </w:tc>
-        <w:tc>
-          <w:tcPr/>
-          <w:p>
-            <w:pPr>
-              <w:pStyle w:val="Compact"/>
-            </w:pPr>
-            <w:r>
-              <w:t xml:space="preserve">S3, 200</w:t>
-            </w:r>
-          </w:p>
-        </w:tc>
-        <w:tc>
-          <w:tcPr/>
-          <w:p>
-            <w:pPr>
-              <w:pStyle w:val="Compact"/>
-            </w:pPr>
-            <w:r>
-              <w:t xml:space="preserve">S3, 250</w:t>
-            </w:r>
-          </w:p>
-        </w:tc>
-        <w:tc>
-          <w:tcPr/>
-          <w:p>
-            <w:pPr>
-              <w:pStyle w:val="Compact"/>
-            </w:pPr>
-            <w:r>
-              <w:t xml:space="preserve">S3, 300</w:t>
+              <w:t xml:space="preserve">Scénario recommandé, plafond 177</w:t>
             </w:r>
           </w:p>
         </w:tc>
@@ -5512,51 +5847,7 @@
               <w:pStyle w:val="Compact"/>
             </w:pPr>
             <w:r>
-              <w:t xml:space="preserve">2 h 44 à 3 h 22</w:t>
-            </w:r>
-          </w:p>
-        </w:tc>
-        <w:tc>
-          <w:tcPr/>
-          <w:p>
-            <w:pPr>
-              <w:pStyle w:val="Compact"/>
-            </w:pPr>
-            <w:r>
-              <w:t xml:space="preserve">2 h 25 à 2 h 56</w:t>
-            </w:r>
-          </w:p>
-        </w:tc>
-        <w:tc>
-          <w:tcPr/>
-          <w:p>
-            <w:pPr>
-              <w:pStyle w:val="Compact"/>
-            </w:pPr>
-            <w:r>
-              <w:t xml:space="preserve">2 h 20 à 2 h 50</w:t>
-            </w:r>
-          </w:p>
-        </w:tc>
-        <w:tc>
-          <w:tcPr/>
-          <w:p>
-            <w:pPr>
-              <w:pStyle w:val="Compact"/>
-            </w:pPr>
-            <w:r>
-              <w:t xml:space="preserve">2 h 11 à 2 h 39</w:t>
-            </w:r>
-          </w:p>
-        </w:tc>
-        <w:tc>
-          <w:tcPr/>
-          <w:p>
-            <w:pPr>
-              <w:pStyle w:val="Compact"/>
-            </w:pPr>
-            <w:r>
-              <w:t xml:space="preserve">2 h 08 à 2 h 35</w:t>
+              <w:t xml:space="preserve">2 h 30 à 3 h 03</w:t>
             </w:r>
           </w:p>
         </w:tc>
@@ -5580,51 +5871,7 @@
               <w:pStyle w:val="Compact"/>
             </w:pPr>
             <w:r>
-              <w:t xml:space="preserve">1 h 58 à 2 h 02</w:t>
-            </w:r>
-          </w:p>
-        </w:tc>
-        <w:tc>
-          <w:tcPr/>
-          <w:p>
-            <w:pPr>
-              <w:pStyle w:val="Compact"/>
-            </w:pPr>
-            <w:r>
-              <w:t xml:space="preserve">1 h 45 à 1 h 47</w:t>
-            </w:r>
-          </w:p>
-        </w:tc>
-        <w:tc>
-          <w:tcPr/>
-          <w:p>
-            <w:pPr>
-              <w:pStyle w:val="Compact"/>
-            </w:pPr>
-            <w:r>
-              <w:t xml:space="preserve">1 h 39 à 1 h 41</w:t>
-            </w:r>
-          </w:p>
-        </w:tc>
-        <w:tc>
-          <w:tcPr/>
-          <w:p>
-            <w:pPr>
-              <w:pStyle w:val="Compact"/>
-            </w:pPr>
-            <w:r>
-              <w:t xml:space="preserve">1 h 35 à 1 h 37</w:t>
-            </w:r>
-          </w:p>
-        </w:tc>
-        <w:tc>
-          <w:tcPr/>
-          <w:p>
-            <w:pPr>
-              <w:pStyle w:val="Compact"/>
-            </w:pPr>
-            <w:r>
-              <w:t xml:space="preserve">1 h 34 à 1 h 36</w:t>
+              <w:t xml:space="preserve">1 h 46 à 1 h 49</w:t>
             </w:r>
           </w:p>
         </w:tc>
@@ -5648,51 +5895,7 @@
               <w:pStyle w:val="Compact"/>
             </w:pPr>
             <w:r>
-              <w:t xml:space="preserve">3 h 58 à 4 h 35</w:t>
-            </w:r>
-          </w:p>
-        </w:tc>
-        <w:tc>
-          <w:tcPr/>
-          <w:p>
-            <w:pPr>
-              <w:pStyle w:val="Compact"/>
-            </w:pPr>
-            <w:r>
-              <w:t xml:space="preserve">3 h 28 à 3 h 56</w:t>
-            </w:r>
-          </w:p>
-        </w:tc>
-        <w:tc>
-          <w:tcPr/>
-          <w:p>
-            <w:pPr>
-              <w:pStyle w:val="Compact"/>
-            </w:pPr>
-            <w:r>
-              <w:t xml:space="preserve">3 h 25 à 3 h 53</w:t>
-            </w:r>
-          </w:p>
-        </w:tc>
-        <w:tc>
-          <w:tcPr/>
-          <w:p>
-            <w:pPr>
-              <w:pStyle w:val="Compact"/>
-            </w:pPr>
-            <w:r>
-              <w:t xml:space="preserve">3 h 05 à 3 h 30</w:t>
-            </w:r>
-          </w:p>
-        </w:tc>
-        <w:tc>
-          <w:tcPr/>
-          <w:p>
-            <w:pPr>
-              <w:pStyle w:val="Compact"/>
-            </w:pPr>
-            <w:r>
-              <w:t xml:space="preserve">2 h 57 à 3 h 21</w:t>
+              <w:t xml:space="preserve">3 h 39 à 4 h 11</w:t>
             </w:r>
           </w:p>
         </w:tc>
@@ -5716,51 +5919,7 @@
               <w:pStyle w:val="Compact"/>
             </w:pPr>
             <w:r>
-              <w:t xml:space="preserve">4 h 48 à 5 h 18</w:t>
-            </w:r>
-          </w:p>
-        </w:tc>
-        <w:tc>
-          <w:tcPr/>
-          <w:p>
-            <w:pPr>
-              <w:pStyle w:val="Compact"/>
-            </w:pPr>
-            <w:r>
-              <w:t xml:space="preserve">4 h 12 à 4 h 33</w:t>
-            </w:r>
-          </w:p>
-        </w:tc>
-        <w:tc>
-          <w:tcPr/>
-          <w:p>
-            <w:pPr>
-              <w:pStyle w:val="Compact"/>
-            </w:pPr>
-            <w:r>
-              <w:t xml:space="preserve">4 h 10 à 4 h 31</w:t>
-            </w:r>
-          </w:p>
-        </w:tc>
-        <w:tc>
-          <w:tcPr/>
-          <w:p>
-            <w:pPr>
-              <w:pStyle w:val="Compact"/>
-            </w:pPr>
-            <w:r>
-              <w:t xml:space="preserve">3 h 44 à 4 h 02</w:t>
-            </w:r>
-          </w:p>
-        </w:tc>
-        <w:tc>
-          <w:tcPr/>
-          <w:p>
-            <w:pPr>
-              <w:pStyle w:val="Compact"/>
-            </w:pPr>
-            <w:r>
-              <w:t xml:space="preserve">3 h 32 à 3 h 50</w:t>
+              <w:t xml:space="preserve">4 h 27 à 4 h 52</w:t>
             </w:r>
           </w:p>
         </w:tc>
@@ -5771,13 +5930,87 @@
         <w:pStyle w:val="BodyText"/>
       </w:pPr>
       <w:r>
-        <w:t xml:space="preserve">Sensibilités : blocs urbains ±20 pour cent (déjà dans les fourchettes) ; le biais de la fenêtre de mesure sur les segments courts est mesuré et chiffré ci-dessous ; l’immobilisation en gare (2 minutes par arrêt) peut être doublée sans changer</w:t>
-      </w:r>
-      <w:r>
-        <w:t xml:space="preserve"> </w:t>
-      </w:r>
-      <w:r>
-        <w:t xml:space="preserve">l’ordre des scénarios (chaque minute ajoutée coûte de 3 à 10 minutes par tronçon selon</w:t>
+        <w:t xml:space="preserve">C’est de ces fourchettes que la figure des gains de la synthèse tire sa décomposition :</w:t>
+      </w:r>
+      <w:r>
+        <w:t xml:space="preserve"> </w:t>
+      </w:r>
+      <w:r>
+        <w:t xml:space="preserve">le gain de chaque trajet (l’écart entre l’horaire actuel et la borne basse de la</w:t>
+      </w:r>
+      <w:r>
+        <w:t xml:space="preserve"> </w:t>
+      </w:r>
+      <w:r>
+        <w:t xml:space="preserve">fourchette) est attribué à ses trois leviers. Les parts « relèvement du plafond » et</w:t>
+      </w:r>
+      <w:r>
+        <w:t xml:space="preserve"> </w:t>
+      </w:r>
+      <w:r>
+        <w:t xml:space="preserve">« train pendulaire » sont l’écart de temps de base recalculé en appliquant chaque</w:t>
+      </w:r>
+      <w:r>
+        <w:t xml:space="preserve"> </w:t>
+      </w:r>
+      <w:r>
+        <w:t xml:space="preserve">levier séparément, dans les deux ordres possibles, puis en moyennant (l’écart entre</w:t>
+      </w:r>
+      <w:r>
+        <w:t xml:space="preserve"> </w:t>
+      </w:r>
+      <w:r>
+        <w:t xml:space="preserve">les deux ordres, publié dans</w:t>
+      </w:r>
+      <w:r>
+        <w:t xml:space="preserve"> </w:t>
+      </w:r>
+      <w:r>
+        <w:rPr>
+          <w:rStyle w:val="VerbatimChar"/>
+        </w:rPr>
+        <w:t xml:space="preserve">decomposition_gains.csv</w:t>
+      </w:r>
+      <w:r>
+        <w:t xml:space="preserve">, ne dépasse pas 6 minutes) ; la</w:t>
+      </w:r>
+      <w:r>
+        <w:t xml:space="preserve"> </w:t>
+      </w:r>
+      <w:r>
+        <w:t xml:space="preserve">part « doublement » applique l’écart de marge mesuré entre voie simple et voie double</w:t>
+      </w:r>
+      <w:r>
+        <w:t xml:space="preserve"> </w:t>
+      </w:r>
+      <w:r>
+        <w:t xml:space="preserve">du CN (section 4) aux seuls kilomètres de voie simple CN du trajet ; la part</w:t>
+      </w:r>
+      <w:r>
+        <w:t xml:space="preserve"> </w:t>
+      </w:r>
+      <w:r>
+        <w:t xml:space="preserve">« cohabitation » est le résidu, borné à zéro, et c’est une définition honnête : ce que</w:t>
+      </w:r>
+      <w:r>
+        <w:t xml:space="preserve"> </w:t>
+      </w:r>
+      <w:r>
+        <w:t xml:space="preserve">l’étude ne peut pas allouer autrement, précisément l’objet de l’étude de circulation.</w:t>
+      </w:r>
+    </w:p>
+    <w:p>
+      <w:pPr>
+        <w:pStyle w:val="BodyText"/>
+      </w:pPr>
+      <w:r>
+        <w:t xml:space="preserve">Sensibilités : blocs urbains ±20 pour cent (déjà dans les fourchettes) ; le biais de la fenêtre de mesure sur les segments courts est mesuré et chiffré ci-dessous ; l’immobilisation en gare (2 minutes par arrêt) peut être doublée sans changer</w:t>
+      </w:r>
+      <w:r>
+        <w:t xml:space="preserve"> </w:t>
+      </w:r>
+      <w:r>
+        <w:t xml:space="preserve">la conclusion (chaque minute ajoutée coûte de 3 à 10 minutes par tronçon selon</w:t>
       </w:r>
       <w:r>
         <w:t xml:space="preserve"> </w:t>
@@ -5792,7 +6025,133 @@
         <w:t xml:space="preserve">inclut des effets de sillon qui relèvent de la marge, pas du temps de base.</w:t>
       </w:r>
     </w:p>
-    <w:bookmarkStart w:id="27" w:name="X3e98b9c7167cabff9ca22a4446093da05eff647"/>
+    <w:p>
+      <w:pPr>
+        <w:pStyle w:val="BodyText"/>
+      </w:pPr>
+      <w:r>
+        <w:t xml:space="preserve">Deux sensibilités supplémentaires ont été calculées, dans le sens favorable cette</w:t>
+      </w:r>
+      <w:r>
+        <w:t xml:space="preserve"> </w:t>
+      </w:r>
+      <w:r>
+        <w:t xml:space="preserve">fois.</w:t>
+      </w:r>
+      <w:r>
+        <w:t xml:space="preserve"> </w:t>
+      </w:r>
+      <w:r>
+        <w:rPr>
+          <w:b/>
+          <w:bCs/>
+        </w:rPr>
+        <w:t xml:space="preserve">Blocs urbains réintégrés</w:t>
+      </w:r>
+      <w:r>
+        <w:t xml:space="preserve"> : si les approches urbaines cessaient d’être figées</w:t>
+      </w:r>
+      <w:r>
+        <w:t xml:space="preserve"> </w:t>
+      </w:r>
+      <w:r>
+        <w:t xml:space="preserve">à l’horaire actuel et roulaient ce que leur géométrie permet, le temps de base du</w:t>
+      </w:r>
+      <w:r>
+        <w:t xml:space="preserve"> </w:t>
+      </w:r>
+      <w:r>
+        <w:t xml:space="preserve">scénario recommandé baisserait encore de 20 minutes sur Montréal-Québec, 15 sur</w:t>
+      </w:r>
+      <w:r>
+        <w:t xml:space="preserve"> </w:t>
+      </w:r>
+      <w:r>
+        <w:t xml:space="preserve">Montréal-Ottawa, 9 sur Ottawa-Toronto et 22 sur Montréal-Toronto. L’étude ne promet</w:t>
+      </w:r>
+      <w:r>
+        <w:t xml:space="preserve"> </w:t>
+      </w:r>
+      <w:r>
+        <w:t xml:space="preserve">rien de tel (les approches urbaines ont leurs propres contraintes, hors périmètre),</w:t>
+      </w:r>
+      <w:r>
+        <w:t xml:space="preserve"> </w:t>
+      </w:r>
+      <w:r>
+        <w:t xml:space="preserve">mais le chiffre borne ce que le statu quo urbain coûte.</w:t>
+      </w:r>
+      <w:r>
+        <w:t xml:space="preserve"> </w:t>
+      </w:r>
+      <w:r>
+        <w:rPr>
+          <w:b/>
+          <w:bCs/>
+        </w:rPr>
+        <w:t xml:space="preserve">Courbes rectifiées avec le</w:t>
+      </w:r>
+      <w:r>
+        <w:rPr>
+          <w:b/>
+          <w:bCs/>
+        </w:rPr>
+        <w:t xml:space="preserve"> </w:t>
+      </w:r>
+      <w:r>
+        <w:rPr>
+          <w:b/>
+          <w:bCs/>
+        </w:rPr>
+        <w:t xml:space="preserve">doublement</w:t>
+      </w:r>
+      <w:r>
+        <w:t xml:space="preserve"> : reconstruire une plateforme pour y poser une seconde voie est le seul</w:t>
+      </w:r>
+      <w:r>
+        <w:t xml:space="preserve"> </w:t>
+      </w:r>
+      <w:r>
+        <w:t xml:space="preserve">moment où rouvrir un rayon ne coûte presque rien de plus. Si les courbes situées sur</w:t>
+      </w:r>
+      <w:r>
+        <w:t xml:space="preserve"> </w:t>
+      </w:r>
+      <w:r>
+        <w:t xml:space="preserve">les sections à doubler (184 km de segments concernés, définis par un recouvrement d’au</w:t>
+      </w:r>
+      <w:r>
+        <w:t xml:space="preserve"> </w:t>
+      </w:r>
+      <w:r>
+        <w:t xml:space="preserve">moins 70 pour cent avec la voie simple hors gares) étaient rectifiées au plafond</w:t>
+      </w:r>
+      <w:r>
+        <w:t xml:space="preserve"> </w:t>
+      </w:r>
+      <w:r>
+        <w:t xml:space="preserve">retenu, le temps de base gagnerait encore 4 minutes sur Montréal-Québec et 3 sur</w:t>
+      </w:r>
+      <w:r>
+        <w:t xml:space="preserve"> </w:t>
+      </w:r>
+      <w:r>
+        <w:t xml:space="preserve">Montréal-Ottawa (moins d’une minute ailleurs) : un gain modeste en minutes, mais</w:t>
+      </w:r>
+      <w:r>
+        <w:t xml:space="preserve"> </w:t>
+      </w:r>
+      <w:r>
+        <w:t xml:space="preserve">gratuit au moment du chantier, et qui réduit d’autant les kilomètres restants sous</w:t>
+      </w:r>
+      <w:r>
+        <w:t xml:space="preserve"> </w:t>
+      </w:r>
+      <w:r>
+        <w:t xml:space="preserve">grande vitesse.</w:t>
+      </w:r>
+    </w:p>
+    <w:bookmarkStart w:id="30" w:name="X3e98b9c7167cabff9ca22a4446093da05eff647"/>
     <w:p>
       <w:pPr>
         <w:pStyle w:val="Heading2"/>
@@ -5818,7 +6177,7 @@
         <w:t xml:space="preserve"> </w:t>
       </w:r>
       <w:r>
-        <w:t xml:space="preserve">rayon plus ample : il annonce une voie plus droite qu’elle n’est. Le biais est à sens</w:t>
+        <w:t xml:space="preserve">rayon plus ample : il annonce une voie plus droite qu’elle n’est. Le biais est à sens</w:t>
       </w:r>
       <w:r>
         <w:t xml:space="preserve"> </w:t>
@@ -5832,7 +6191,7 @@
         <w:pStyle w:val="BodyText"/>
       </w:pPr>
       <w:r>
-        <w:t xml:space="preserve">Son ampleur a été mesurée sur le corridor, segment par segment : le corps de chaque</w:t>
+        <w:t xml:space="preserve">Son ampleur a été mesurée sur le corridor, segment par segment : le corps de chaque</w:t>
       </w:r>
       <w:r>
         <w:t xml:space="preserve"> </w:t>
@@ -5850,7 +6209,7 @@
         <w:t xml:space="preserve"> </w:t>
       </w:r>
       <w:r>
-        <w:t xml:space="preserve">publiable en soi, la flèche d’une courbe ample n’y dépassant pas le bruit de la source ;</w:t>
+        <w:t xml:space="preserve">publiable en soi, la flèche d’une courbe ample n’y dépassant pas le bruit de la source ;</w:t>
       </w:r>
       <w:r>
         <w:t xml:space="preserve"> </w:t>
@@ -6260,7 +6619,7 @@
         <w:t xml:space="preserve"> </w:t>
       </w:r>
       <w:r>
-        <w:t xml:space="preserve">1,8 à 2,2 : le biais épargne la plupart des segments courts et en frappe une minorité</w:t>
+        <w:t xml:space="preserve">1,8 à 2,2 : le biais épargne la plupart des segments courts et en frappe une minorité</w:t>
       </w:r>
       <w:r>
         <w:t xml:space="preserve"> </w:t>
@@ -6291,7 +6650,7 @@
               <w:pStyle w:val="Compact"/>
             </w:pPr>
             <w:r>
-              <w:t xml:space="preserve">Résidu sous 200 km/h, cœur</w:t>
+              <w:t xml:space="preserve">Restants sous 177 km/h, cœur</w:t>
             </w:r>
           </w:p>
         </w:tc>
@@ -6328,7 +6687,7 @@
               <w:pStyle w:val="Compact"/>
             </w:pPr>
             <w:r>
-              <w:t xml:space="preserve">S1</w:t>
+              <w:t xml:space="preserve">Scénario de base</w:t>
             </w:r>
           </w:p>
         </w:tc>
@@ -6340,7 +6699,7 @@
               <w:jc w:val="right"/>
             </w:pPr>
             <w:r>
-              <w:t xml:space="preserve">690 km</w:t>
+              <w:t xml:space="preserve">494 km</w:t>
             </w:r>
           </w:p>
         </w:tc>
@@ -6352,7 +6711,7 @@
               <w:jc w:val="right"/>
             </w:pPr>
             <w:r>
-              <w:t xml:space="preserve">711 à 715 km</w:t>
+              <w:t xml:space="preserve">530 km</w:t>
             </w:r>
           </w:p>
         </w:tc>
@@ -6365,7 +6724,7 @@
               <w:pStyle w:val="Compact"/>
             </w:pPr>
             <w:r>
-              <w:t xml:space="preserve">S2</w:t>
+              <w:t xml:space="preserve">Scénario recommandé</w:t>
             </w:r>
           </w:p>
         </w:tc>
@@ -6377,7 +6736,7 @@
               <w:jc w:val="right"/>
             </w:pPr>
             <w:r>
-              <w:t xml:space="preserve">301 km</w:t>
+              <w:t xml:space="preserve">234 km</w:t>
             </w:r>
           </w:p>
         </w:tc>
@@ -6389,44 +6748,7 @@
               <w:jc w:val="right"/>
             </w:pPr>
             <w:r>
-              <w:t xml:space="preserve">364 à 368 km</w:t>
-            </w:r>
-          </w:p>
-        </w:tc>
-      </w:tr>
-      <w:tr>
-        <w:tc>
-          <w:tcPr/>
-          <w:p>
-            <w:pPr>
-              <w:pStyle w:val="Compact"/>
-            </w:pPr>
-            <w:r>
-              <w:t xml:space="preserve">S3</w:t>
-            </w:r>
-          </w:p>
-        </w:tc>
-        <w:tc>
-          <w:tcPr/>
-          <w:p>
-            <w:pPr>
-              <w:pStyle w:val="Compact"/>
-              <w:jc w:val="right"/>
-            </w:pPr>
-            <w:r>
-              <w:t xml:space="preserve">199 km</w:t>
-            </w:r>
-          </w:p>
-        </w:tc>
-        <w:tc>
-          <w:tcPr/>
-          <w:p>
-            <w:pPr>
-              <w:pStyle w:val="Compact"/>
-              <w:jc w:val="right"/>
-            </w:pPr>
-            <w:r>
-              <w:t xml:space="preserve">232 à 237 km</w:t>
+              <w:t xml:space="preserve">265 km</w:t>
             </w:r>
           </w:p>
         </w:tc>
@@ -6437,19 +6759,25 @@
         <w:pStyle w:val="BodyText"/>
       </w:pPr>
       <w:r>
-        <w:t xml:space="preserve">L’effet sur les temps est d’un tout autre ordre : de 0,4 à 7,8 minutes selon le tronçon</w:t>
-      </w:r>
-      <w:r>
-        <w:t xml:space="preserve"> </w:t>
-      </w:r>
-      <w:r>
-        <w:t xml:space="preserve">et la bande, avec une médiane de 2,8. Sur Montréal-Toronto en S2 à la bande 200, le temps</w:t>
-      </w:r>
-      <w:r>
-        <w:t xml:space="preserve"> </w:t>
-      </w:r>
-      <w:r>
-        <w:t xml:space="preserve">de base passe de 3 h 51 à 3 h 53 ; sur Montréal-Québec, de 2 h 13 à 2 h 17.</w:t>
+        <w:t xml:space="preserve">L’effet sur les temps est d’un tout autre ordre : au plafond retenu, le temps de base</w:t>
+      </w:r>
+      <w:r>
+        <w:t xml:space="preserve"> </w:t>
+      </w:r>
+      <w:r>
+        <w:t xml:space="preserve">du scénario recommandé monte de 3 minutes sur Montréal-Québec, de 2 sur</w:t>
+      </w:r>
+      <w:r>
+        <w:t xml:space="preserve"> </w:t>
+      </w:r>
+      <w:r>
+        <w:t xml:space="preserve">Ottawa-Toronto et de moins d’une minute sur les deux autres tronçons (toutes</w:t>
+      </w:r>
+      <w:r>
+        <w:t xml:space="preserve"> </w:t>
+      </w:r>
+      <w:r>
+        <w:t xml:space="preserve">configurations confondues, l’effet va de 0 à 8 minutes, médiane 2).</w:t>
       </w:r>
     </w:p>
     <w:p>
@@ -6473,31 +6801,31 @@
         <w:t xml:space="preserve"> </w:t>
       </w:r>
       <w:r>
-        <w:t xml:space="preserve">annonce comme atteignable le reste : les temps de parcours bougent de deux à quatre</w:t>
-      </w:r>
-      <w:r>
-        <w:t xml:space="preserve"> </w:t>
-      </w:r>
-      <w:r>
-        <w:t xml:space="preserve">minutes, à l’intérieur des fourchettes déjà publiées. Ce qu’elle annonce comme travaux à</w:t>
-      </w:r>
-      <w:r>
-        <w:t xml:space="preserve"> </w:t>
-      </w:r>
-      <w:r>
-        <w:t xml:space="preserve">faire est en revanche sous-estimé d’environ un cinquième, de 17 pour cent en S3 à 22 en</w:t>
-      </w:r>
-      <w:r>
-        <w:t xml:space="preserve"> </w:t>
-      </w:r>
-      <w:r>
-        <w:t xml:space="preserve">S2. Un budget de rectification bâti sur les kilomètres de ce rapport doit porter cette</w:t>
-      </w:r>
-      <w:r>
-        <w:t xml:space="preserve"> </w:t>
-      </w:r>
-      <w:r>
-        <w:t xml:space="preserve">réserve.</w:t>
+        <w:t xml:space="preserve">annonce comme atteignable le reste : les temps de parcours bougent de une à trois</w:t>
+      </w:r>
+      <w:r>
+        <w:t xml:space="preserve"> </w:t>
+      </w:r>
+      <w:r>
+        <w:t xml:space="preserve">minutes, à l’intérieur des fourchettes déjà publiées. Ce qu’elle annonce comme travaux</w:t>
+      </w:r>
+      <w:r>
+        <w:t xml:space="preserve"> </w:t>
+      </w:r>
+      <w:r>
+        <w:t xml:space="preserve">restants est en revanche sous-estimé d’environ un huitième (le résidu corrigé du</w:t>
+      </w:r>
+      <w:r>
+        <w:t xml:space="preserve"> </w:t>
+      </w:r>
+      <w:r>
+        <w:t xml:space="preserve">scénario recommandé est de 13 pour cent plus long que le résidu publié). Un budget de</w:t>
+      </w:r>
+      <w:r>
+        <w:t xml:space="preserve"> </w:t>
+      </w:r>
+      <w:r>
+        <w:t xml:space="preserve">rectification bâti sur les kilomètres restants de ce rapport doit porter cette réserve.</w:t>
       </w:r>
     </w:p>
     <w:p>
@@ -6511,7 +6839,7 @@
         <w:t xml:space="preserve"> </w:t>
       </w:r>
       <w:r>
-        <w:t xml:space="preserve">méthode : corriger une partie seulement des segments avec une référence qui n’est pas</w:t>
+        <w:t xml:space="preserve">méthode : corriger une partie seulement des segments avec une référence qui n’est pas</w:t>
       </w:r>
       <w:r>
         <w:t xml:space="preserve"> </w:t>
@@ -6573,9 +6901,9 @@
         <w:t xml:space="preserve">correctement à chaque régénération.</w:t>
       </w:r>
     </w:p>
-    <w:bookmarkEnd w:id="27"/>
-    <w:bookmarkEnd w:id="28"/>
-    <w:bookmarkStart w:id="29" w:name="limites-et-létude-quil-faut-commander"/>
+    <w:bookmarkEnd w:id="30"/>
+    <w:bookmarkEnd w:id="31"/>
+    <w:bookmarkStart w:id="32" w:name="limites-et-létude-quil-faut-commander"/>
     <w:p>
       <w:pPr>
         <w:pStyle w:val="Heading1"/>
@@ -6601,7 +6929,25 @@
         <w:t xml:space="preserve"> </w:t>
       </w:r>
       <w:r>
-        <w:t xml:space="preserve">elle ne chiffre aucun coût. Ses horaires de référence datent d’une saison de restrictions exceptionnelles ; le</w:t>
+        <w:t xml:space="preserve">elle ne chiffre aucun coût. Le plafond de 177 km/h est un choix de système (la limite</w:t>
+      </w:r>
+      <w:r>
+        <w:t xml:space="preserve"> </w:t>
+      </w:r>
+      <w:r>
+        <w:t xml:space="preserve">du contrôle en cabine incrémental disponible), pas une limite de la voie : ce que des</w:t>
+      </w:r>
+      <w:r>
+        <w:t xml:space="preserve"> </w:t>
+      </w:r>
+      <w:r>
+        <w:t xml:space="preserve">plafonds supérieurs donneraient reste calculé dans les annexes numériques du projet.</w:t>
+      </w:r>
+      <w:r>
+        <w:t xml:space="preserve"> </w:t>
+      </w:r>
+      <w:r>
+        <w:t xml:space="preserve">Ses horaires de référence datent d’une saison de restrictions exceptionnelles ; le</w:t>
       </w:r>
       <w:r>
         <w:t xml:space="preserve"> </w:t>
@@ -6660,8 +7006,8 @@
         <w:t xml:space="preserve">bornent d’avance le résultat.</w:t>
       </w:r>
     </w:p>
-    <w:bookmarkEnd w:id="29"/>
-    <w:bookmarkStart w:id="79" w:name="références"/>
+    <w:bookmarkEnd w:id="32"/>
+    <w:bookmarkStart w:id="100" w:name="références"/>
     <w:p>
       <w:pPr>
         <w:pStyle w:val="Heading1"/>
@@ -6670,8 +7016,8 @@
         <w:t xml:space="preserve">Références</w:t>
       </w:r>
     </w:p>
-    <w:bookmarkStart w:id="78" w:name="refs"/>
-    <w:bookmarkStart w:id="31" w:name="ref-alto2025"/>
+    <w:bookmarkStart w:id="99" w:name="refs"/>
+    <w:bookmarkStart w:id="34" w:name="ref-alto2025"/>
     <w:p>
       <w:pPr>
         <w:pStyle w:val="Bibliography"/>
@@ -6695,7 +7041,7 @@
       <w:r>
         <w:t xml:space="preserve"> </w:t>
       </w:r>
-      <w:hyperlink r:id="rId30">
+      <w:hyperlink r:id="rId33">
         <w:r>
           <w:rPr>
             <w:rStyle w:val="Hyperlink"/>
@@ -6704,8 +7050,8 @@
         </w:r>
       </w:hyperlink>
     </w:p>
-    <w:bookmarkEnd w:id="31"/>
-    <w:bookmarkStart w:id="33" w:name="ref-amtrakoig2019"/>
+    <w:bookmarkEnd w:id="34"/>
+    <w:bookmarkStart w:id="36" w:name="ref-amtrakoig2019"/>
     <w:p>
       <w:pPr>
         <w:pStyle w:val="Bibliography"/>
@@ -6732,7 +7078,7 @@
       <w:r>
         <w:t xml:space="preserve"> </w:t>
       </w:r>
-      <w:hyperlink r:id="rId32">
+      <w:hyperlink r:id="rId35">
         <w:r>
           <w:rPr>
             <w:rStyle w:val="Hyperlink"/>
@@ -6741,8 +7087,8 @@
         </w:r>
       </w:hyperlink>
     </w:p>
-    <w:bookmarkEnd w:id="33"/>
-    <w:bookmarkStart w:id="35" w:name="ref-canadianrail1976"/>
+    <w:bookmarkEnd w:id="36"/>
+    <w:bookmarkStart w:id="38" w:name="ref-canadianrail1976"/>
     <w:p>
       <w:pPr>
         <w:pStyle w:val="Bibliography"/>
@@ -6766,7 +7112,7 @@
       <w:r>
         <w:t xml:space="preserve"> </w:t>
       </w:r>
-      <w:hyperlink r:id="rId34">
+      <w:hyperlink r:id="rId37">
         <w:r>
           <w:rPr>
             <w:rStyle w:val="Hyperlink"/>
@@ -6775,8 +7121,8 @@
         </w:r>
       </w:hyperlink>
     </w:p>
-    <w:bookmarkEnd w:id="35"/>
-    <w:bookmarkStart w:id="37" w:name="ref-bateman2015"/>
+    <w:bookmarkEnd w:id="38"/>
+    <w:bookmarkStart w:id="40" w:name="ref-bateman2015"/>
     <w:p>
       <w:pPr>
         <w:pStyle w:val="Bibliography"/>
@@ -6828,7 +7174,7 @@
       <w:r>
         <w:t xml:space="preserve"> </w:t>
       </w:r>
-      <w:hyperlink r:id="rId36">
+      <w:hyperlink r:id="rId39">
         <w:r>
           <w:rPr>
             <w:rStyle w:val="Hyperlink"/>
@@ -6837,8 +7183,8 @@
         </w:r>
       </w:hyperlink>
     </w:p>
-    <w:bookmarkEnd w:id="37"/>
-    <w:bookmarkStart w:id="39" w:name="ref-bienaime2009sealed"/>
+    <w:bookmarkEnd w:id="40"/>
+    <w:bookmarkStart w:id="42" w:name="ref-bienaime2009sealed"/>
     <w:p>
       <w:pPr>
         <w:pStyle w:val="Bibliography"/>
@@ -6921,7 +7267,7 @@
       <w:r>
         <w:t xml:space="preserve"> </w:t>
       </w:r>
-      <w:hyperlink r:id="rId38">
+      <w:hyperlink r:id="rId41">
         <w:r>
           <w:rPr>
             <w:rStyle w:val="Hyperlink"/>
@@ -6930,8 +7276,8 @@
         </w:r>
       </w:hyperlink>
     </w:p>
-    <w:bookmarkEnd w:id="39"/>
-    <w:bookmarkStart w:id="40" w:name="ref-cn2002mr1305"/>
+    <w:bookmarkEnd w:id="42"/>
+    <w:bookmarkStart w:id="43" w:name="ref-cn2002mr1305"/>
     <w:p>
       <w:pPr>
         <w:pStyle w:val="Bibliography"/>
@@ -6956,8 +7302,8 @@
         <w:t xml:space="preserve">[Circulaire technique interne]. Compagnie des chemins de fer nationaux du Canada.</w:t>
       </w:r>
     </w:p>
-    <w:bookmarkEnd w:id="40"/>
-    <w:bookmarkStart w:id="42" w:name="ref-cbc2025pilote"/>
+    <w:bookmarkEnd w:id="43"/>
+    <w:bookmarkStart w:id="45" w:name="ref-cbc2025pilote"/>
     <w:p>
       <w:pPr>
         <w:pStyle w:val="Bibliography"/>
@@ -7009,7 +7355,7 @@
       <w:r>
         <w:t xml:space="preserve"> </w:t>
       </w:r>
-      <w:hyperlink r:id="rId41">
+      <w:hyperlink r:id="rId44">
         <w:r>
           <w:rPr>
             <w:rStyle w:val="Hyperlink"/>
@@ -7018,14 +7364,14 @@
         </w:r>
       </w:hyperlink>
     </w:p>
-    <w:bookmarkEnd w:id="42"/>
-    <w:bookmarkStart w:id="44" w:name="ref-ecfr213-347"/>
+    <w:bookmarkEnd w:id="45"/>
+    <w:bookmarkStart w:id="47" w:name="ref-dick2019blocs"/>
     <w:p>
       <w:pPr>
         <w:pStyle w:val="Bibliography"/>
       </w:pPr>
       <w:r>
-        <w:t xml:space="preserve">Federal Railroad Administration. (s. d.-a).</w:t>
+        <w:t xml:space="preserve">Dick, C. T., Mussanov, D., Evans, L. E., Roscoe, G. S., &amp; Chang, T.-Y. (2019). Relative Capacity and Performance of Fixed- and Moving-Block Control Systems on North American Freight Railway Lines and Shared Passenger Corridors.</w:t>
       </w:r>
       <w:r>
         <w:t xml:space="preserve"> </w:t>
@@ -7035,6 +7381,53 @@
           <w:i/>
           <w:iCs/>
         </w:rPr>
+        <w:t xml:space="preserve">Transportation Research Record</w:t>
+      </w:r>
+      <w:r>
+        <w:t xml:space="preserve">,</w:t>
+      </w:r>
+      <w:r>
+        <w:t xml:space="preserve"> </w:t>
+      </w:r>
+      <w:r>
+        <w:rPr>
+          <w:i/>
+          <w:iCs/>
+        </w:rPr>
+        <w:t xml:space="preserve">2673</w:t>
+      </w:r>
+      <w:r>
+        <w:t xml:space="preserve">(5), 1‑12.</w:t>
+      </w:r>
+      <w:r>
+        <w:t xml:space="preserve"> </w:t>
+      </w:r>
+      <w:hyperlink r:id="rId46">
+        <w:r>
+          <w:rPr>
+            <w:rStyle w:val="Hyperlink"/>
+          </w:rPr>
+          <w:t xml:space="preserve">https://doi.org/10.1177/0361198119841852</w:t>
+        </w:r>
+      </w:hyperlink>
+    </w:p>
+    <w:bookmarkEnd w:id="47"/>
+    <w:bookmarkStart w:id="49" w:name="ref-ecfr213-347"/>
+    <w:p>
+      <w:pPr>
+        <w:pStyle w:val="Bibliography"/>
+      </w:pPr>
+      <w:r>
+        <w:t xml:space="preserve">Federal Railroad Administration. (s. d.-a).</w:t>
+      </w:r>
+      <w:r>
+        <w:t xml:space="preserve"> </w:t>
+      </w:r>
+      <w:r>
+        <w:rPr>
+          <w:i/>
+          <w:iCs/>
+        </w:rPr>
         <w:t xml:space="preserve">Automotive or railroad crossings at grade, 49 C.F.R. §213.347</w:t>
       </w:r>
       <w:r>
@@ -7043,7 +7436,7 @@
       <w:r>
         <w:t xml:space="preserve"> </w:t>
       </w:r>
-      <w:hyperlink r:id="rId43">
+      <w:hyperlink r:id="rId48">
         <w:r>
           <w:rPr>
             <w:rStyle w:val="Hyperlink"/>
@@ -7052,8 +7445,8 @@
         </w:r>
       </w:hyperlink>
     </w:p>
-    <w:bookmarkEnd w:id="44"/>
-    <w:bookmarkStart w:id="46" w:name="ref-fra-lrc-152"/>
+    <w:bookmarkEnd w:id="49"/>
+    <w:bookmarkStart w:id="51" w:name="ref-fra-lrc-152"/>
     <w:p>
       <w:pPr>
         <w:pStyle w:val="Bibliography"/>
@@ -7077,7 +7470,7 @@
       <w:r>
         <w:t xml:space="preserve"> </w:t>
       </w:r>
-      <w:hyperlink r:id="rId45">
+      <w:hyperlink r:id="rId50">
         <w:r>
           <w:rPr>
             <w:rStyle w:val="Hyperlink"/>
@@ -7086,14 +7479,14 @@
         </w:r>
       </w:hyperlink>
     </w:p>
-    <w:bookmarkEnd w:id="46"/>
-    <w:bookmarkStart w:id="48" w:name="ref-fra2024itcs"/>
+    <w:bookmarkEnd w:id="51"/>
+    <w:bookmarkStart w:id="53" w:name="ref-fra2004ptc"/>
     <w:p>
       <w:pPr>
         <w:pStyle w:val="Bibliography"/>
       </w:pPr>
       <w:r>
-        <w:t xml:space="preserve">Federal Railroad Administration. (2024).</w:t>
+        <w:t xml:space="preserve">Federal Railroad Administration. (2004).</w:t>
       </w:r>
       <w:r>
         <w:t xml:space="preserve"> </w:t>
@@ -7103,6 +7496,40 @@
           <w:i/>
           <w:iCs/>
         </w:rPr>
+        <w:t xml:space="preserve">Benefits and Costs of Positive Train Control: Report in Response to Request of Appropriations Committees</w:t>
+      </w:r>
+      <w:r>
+        <w:t xml:space="preserve">. U.S. Department of Transportation.</w:t>
+      </w:r>
+      <w:r>
+        <w:t xml:space="preserve"> </w:t>
+      </w:r>
+      <w:hyperlink r:id="rId52">
+        <w:r>
+          <w:rPr>
+            <w:rStyle w:val="Hyperlink"/>
+          </w:rPr>
+          <w:t xml:space="preserve">https://railroads.dot.gov/sites/fra.dot.gov/files/fra_net/17524/ptc_ben_cost_report.pdf</w:t>
+        </w:r>
+      </w:hyperlink>
+    </w:p>
+    <w:bookmarkEnd w:id="53"/>
+    <w:bookmarkStart w:id="55" w:name="ref-fra2024itcs"/>
+    <w:p>
+      <w:pPr>
+        <w:pStyle w:val="Bibliography"/>
+      </w:pPr>
+      <w:r>
+        <w:t xml:space="preserve">Federal Railroad Administration. (2024).</w:t>
+      </w:r>
+      <w:r>
+        <w:t xml:space="preserve"> </w:t>
+      </w:r>
+      <w:r>
+        <w:rPr>
+          <w:i/>
+          <w:iCs/>
+        </w:rPr>
         <w:t xml:space="preserve">Incremental Train Control System</w:t>
       </w:r>
       <w:r>
@@ -7111,7 +7538,7 @@
       <w:r>
         <w:t xml:space="preserve"> </w:t>
       </w:r>
-      <w:hyperlink r:id="rId47">
+      <w:hyperlink r:id="rId54">
         <w:r>
           <w:rPr>
             <w:rStyle w:val="Hyperlink"/>
@@ -7120,14 +7547,14 @@
         </w:r>
       </w:hyperlink>
     </w:p>
-    <w:bookmarkEnd w:id="48"/>
-    <w:bookmarkStart w:id="50" w:name="ref-via2024requete"/>
+    <w:bookmarkEnd w:id="55"/>
+    <w:bookmarkStart w:id="57" w:name="ref-mdot2014tier1"/>
     <w:p>
       <w:pPr>
         <w:pStyle w:val="Bibliography"/>
       </w:pPr>
       <w:r>
-        <w:t xml:space="preserve">La Presse Canadienne. (2024).</w:t>
+        <w:t xml:space="preserve">Federal Railroad Administration, &amp; Michigan Department of Transportation. (2014).</w:t>
       </w:r>
       <w:r>
         <w:t xml:space="preserve"> </w:t>
@@ -7137,34 +7564,68 @@
           <w:i/>
           <w:iCs/>
         </w:rPr>
-        <w:t xml:space="preserve">Via Rail seeks judicial review of</w:t>
+        <w:t xml:space="preserve">Chicago–Detroit/Pontiac Passenger Rail Corridor Program: Tier 1 Draft Environmental Impact Statement, Chapter 2 – Alternatives Considered</w:t>
+      </w:r>
+      <w:r>
+        <w:t xml:space="preserve">. U.S. Department of Transportation.</w:t>
+      </w:r>
+      <w:r>
+        <w:t xml:space="preserve"> </w:t>
+      </w:r>
+      <w:hyperlink r:id="rId56">
+        <w:r>
+          <w:rPr>
+            <w:rStyle w:val="Hyperlink"/>
+          </w:rPr>
+          <w:t xml:space="preserve">https://railroads.dot.gov/sites/fra.dot.gov/files/fra_net/17118/Chapter%202%20Alternatives%20Considered.pdf</w:t>
+        </w:r>
+      </w:hyperlink>
+    </w:p>
+    <w:bookmarkEnd w:id="57"/>
+    <w:bookmarkStart w:id="59" w:name="ref-via2024requete"/>
+    <w:p>
+      <w:pPr>
+        <w:pStyle w:val="Bibliography"/>
+      </w:pPr>
+      <w:r>
+        <w:t xml:space="preserve">La Presse Canadienne. (2024).</w:t>
+      </w:r>
+      <w:r>
+        <w:t xml:space="preserve"> </w:t>
       </w:r>
       <w:r>
         <w:rPr>
           <w:i/>
           <w:iCs/>
         </w:rPr>
-        <w:t xml:space="preserve"> </w:t>
+        <w:t xml:space="preserve">Via Rail seeks judicial review of</w:t>
       </w:r>
       <w:r>
         <w:rPr>
           <w:i/>
           <w:iCs/>
         </w:rPr>
-        <w:t xml:space="preserve">CN</w:t>
+        <w:t xml:space="preserve"> </w:t>
       </w:r>
       <w:r>
         <w:rPr>
           <w:i/>
           <w:iCs/>
         </w:rPr>
-        <w:t xml:space="preserve"> </w:t>
+        <w:t xml:space="preserve">CN</w:t>
       </w:r>
       <w:r>
         <w:rPr>
           <w:i/>
           <w:iCs/>
         </w:rPr>
+        <w:t xml:space="preserve"> </w:t>
+      </w:r>
+      <w:r>
+        <w:rPr>
+          <w:i/>
+          <w:iCs/>
+        </w:rPr>
         <w:t xml:space="preserve">Rail’s speed restrictions</w:t>
       </w:r>
       <w:r>
@@ -7173,7 +7634,7 @@
       <w:r>
         <w:t xml:space="preserve"> </w:t>
       </w:r>
-      <w:hyperlink r:id="rId49">
+      <w:hyperlink r:id="rId58">
         <w:r>
           <w:rPr>
             <w:rStyle w:val="Hyperlink"/>
@@ -7182,8 +7643,8 @@
         </w:r>
       </w:hyperlink>
     </w:p>
-    <w:bookmarkEnd w:id="50"/>
-    <w:bookmarkStart w:id="52" w:name="ref-nao2006wcml"/>
+    <w:bookmarkEnd w:id="59"/>
+    <w:bookmarkStart w:id="61" w:name="ref-nao2006wcml"/>
     <w:p>
       <w:pPr>
         <w:pStyle w:val="Bibliography"/>
@@ -7224,7 +7685,7 @@
       <w:r>
         <w:t xml:space="preserve"> </w:t>
       </w:r>
-      <w:hyperlink r:id="rId51">
+      <w:hyperlink r:id="rId60">
         <w:r>
           <w:rPr>
             <w:rStyle w:val="Hyperlink"/>
@@ -7233,14 +7694,14 @@
         </w:r>
       </w:hyperlink>
     </w:p>
-    <w:bookmarkEnd w:id="52"/>
-    <w:bookmarkStart w:id="54" w:name="ref-osm2026geofabrik"/>
+    <w:bookmarkEnd w:id="61"/>
+    <w:bookmarkStart w:id="63" w:name="ref-otc2016circulation"/>
     <w:p>
       <w:pPr>
         <w:pStyle w:val="Bibliography"/>
       </w:pPr>
       <w:r>
-        <w:t xml:space="preserve">OpenStreetMap contributors. (2026).</w:t>
+        <w:t xml:space="preserve">Office des transports du Canada. (2016).</w:t>
       </w:r>
       <w:r>
         <w:t xml:space="preserve"> </w:t>
@@ -7250,13 +7711,70 @@
           <w:i/>
           <w:iCs/>
         </w:rPr>
-        <w:t xml:space="preserve">Extraits</w:t>
+        <w:t xml:space="preserve">Différends sur les droits de circulation et sur l’usage commun des voies</w:t>
+      </w:r>
+      <w:r>
+        <w:t xml:space="preserve">. Gouvernement du Canada.</w:t>
+      </w:r>
+      <w:r>
+        <w:t xml:space="preserve"> </w:t>
+      </w:r>
+      <w:hyperlink r:id="rId62">
+        <w:r>
+          <w:rPr>
+            <w:rStyle w:val="Hyperlink"/>
+          </w:rPr>
+          <w:t xml:space="preserve">https://otc-cta.gc.ca/fra/differends-sur-droits-circulation-et-sur-lusage-commun-des-voies</w:t>
+        </w:r>
+      </w:hyperlink>
+    </w:p>
+    <w:bookmarkEnd w:id="63"/>
+    <w:bookmarkStart w:id="65" w:name="ref-orr2021cadre"/>
+    <w:p>
+      <w:pPr>
+        <w:pStyle w:val="Bibliography"/>
+      </w:pPr>
+      <w:r>
+        <w:t xml:space="preserve">Office of Rail and Road. (2021).</w:t>
+      </w:r>
+      <w:r>
+        <w:t xml:space="preserve"> </w:t>
       </w:r>
       <w:r>
         <w:rPr>
           <w:i/>
           <w:iCs/>
         </w:rPr>
+        <w:t xml:space="preserve">The Statutory and Contractual Framework</w:t>
+      </w:r>
+      <w:r>
+        <w:t xml:space="preserve"> </w:t>
+      </w:r>
+      <w:r>
+        <w:t xml:space="preserve">[Module d'orientation sur l'acc\`es au r\'eseau]. Office of Rail; Road.</w:t>
+      </w:r>
+      <w:r>
+        <w:t xml:space="preserve"> </w:t>
+      </w:r>
+      <w:hyperlink r:id="rId64">
+        <w:r>
+          <w:rPr>
+            <w:rStyle w:val="Hyperlink"/>
+          </w:rPr>
+          <w:t xml:space="preserve">https://www.orr.gov.uk/sites/default/files/2021-07/guidance-on-the-statutory-and-contractual-framework.pdf</w:t>
+        </w:r>
+      </w:hyperlink>
+    </w:p>
+    <w:bookmarkEnd w:id="65"/>
+    <w:bookmarkStart w:id="67" w:name="ref-orr2025wcml"/>
+    <w:p>
+      <w:pPr>
+        <w:pStyle w:val="Bibliography"/>
+      </w:pPr>
+      <w:r>
+        <w:t xml:space="preserve">Office of Rail and Road. (2025).</w:t>
+      </w:r>
+      <w:r>
         <w:t xml:space="preserve"> </w:t>
       </w:r>
       <w:r>
@@ -7264,7 +7782,7 @@
           <w:i/>
           <w:iCs/>
         </w:rPr>
-        <w:t xml:space="preserve">Ontario</w:t>
+        <w:t xml:space="preserve">Applications for Access to the</w:t>
       </w:r>
       <w:r>
         <w:rPr>
@@ -7278,7 +7796,7 @@
           <w:i/>
           <w:iCs/>
         </w:rPr>
-        <w:t xml:space="preserve">et</w:t>
+        <w:t xml:space="preserve">West Coast Main Line</w:t>
       </w:r>
       <w:r>
         <w:rPr>
@@ -7292,6 +7810,99 @@
           <w:i/>
           <w:iCs/>
         </w:rPr>
+        <w:t xml:space="preserve">(</w:t>
+      </w:r>
+      <w:r>
+        <w:rPr>
+          <w:i/>
+          <w:iCs/>
+        </w:rPr>
+        <w:t xml:space="preserve">WCML</w:t>
+      </w:r>
+      <w:r>
+        <w:rPr>
+          <w:i/>
+          <w:iCs/>
+        </w:rPr>
+        <w:t xml:space="preserve">): Decision Letter</w:t>
+      </w:r>
+      <w:r>
+        <w:t xml:space="preserve"> </w:t>
+      </w:r>
+      <w:r>
+        <w:t xml:space="preserve">[Lettre de d\'ecision]. Office of Rail; Road.</w:t>
+      </w:r>
+      <w:r>
+        <w:t xml:space="preserve"> </w:t>
+      </w:r>
+      <w:hyperlink r:id="rId66">
+        <w:r>
+          <w:rPr>
+            <w:rStyle w:val="Hyperlink"/>
+          </w:rPr>
+          <w:t xml:space="preserve">https://www.orr.gov.uk/sites/default/files/2025-07/2025-07-03-applications-for-access-to-the-west-coast-main-line-decision.pdf</w:t>
+        </w:r>
+      </w:hyperlink>
+    </w:p>
+    <w:bookmarkEnd w:id="67"/>
+    <w:bookmarkStart w:id="69" w:name="ref-osm2026geofabrik"/>
+    <w:p>
+      <w:pPr>
+        <w:pStyle w:val="Bibliography"/>
+      </w:pPr>
+      <w:r>
+        <w:t xml:space="preserve">OpenStreetMap contributors. (2026).</w:t>
+      </w:r>
+      <w:r>
+        <w:t xml:space="preserve"> </w:t>
+      </w:r>
+      <w:r>
+        <w:rPr>
+          <w:i/>
+          <w:iCs/>
+        </w:rPr>
+        <w:t xml:space="preserve">Extraits</w:t>
+      </w:r>
+      <w:r>
+        <w:rPr>
+          <w:i/>
+          <w:iCs/>
+        </w:rPr>
+        <w:t xml:space="preserve"> </w:t>
+      </w:r>
+      <w:r>
+        <w:rPr>
+          <w:i/>
+          <w:iCs/>
+        </w:rPr>
+        <w:t xml:space="preserve">Ontario</w:t>
+      </w:r>
+      <w:r>
+        <w:rPr>
+          <w:i/>
+          <w:iCs/>
+        </w:rPr>
+        <w:t xml:space="preserve"> </w:t>
+      </w:r>
+      <w:r>
+        <w:rPr>
+          <w:i/>
+          <w:iCs/>
+        </w:rPr>
+        <w:t xml:space="preserve">et</w:t>
+      </w:r>
+      <w:r>
+        <w:rPr>
+          <w:i/>
+          <w:iCs/>
+        </w:rPr>
+        <w:t xml:space="preserve"> </w:t>
+      </w:r>
+      <w:r>
+        <w:rPr>
+          <w:i/>
+          <w:iCs/>
+        </w:rPr>
         <w:t xml:space="preserve">Québec</w:t>
       </w:r>
       <w:r>
@@ -7300,7 +7911,7 @@
       <w:r>
         <w:t xml:space="preserve"> </w:t>
       </w:r>
-      <w:hyperlink r:id="rId53">
+      <w:hyperlink r:id="rId68">
         <w:r>
           <w:rPr>
             <w:rStyle w:val="Hyperlink"/>
@@ -7309,14 +7920,14 @@
         </w:r>
       </w:hyperlink>
     </w:p>
-    <w:bookmarkEnd w:id="54"/>
-    <w:bookmarkStart w:id="56" w:name="ref-schittenhelm2011"/>
+    <w:bookmarkEnd w:id="69"/>
+    <w:bookmarkStart w:id="71" w:name="ref-ltc1996art138"/>
     <w:p>
       <w:pPr>
         <w:pStyle w:val="Bibliography"/>
       </w:pPr>
       <w:r>
-        <w:t xml:space="preserve">Schittenhelm, B. (2011). Planning with timetable supplements in railway timetables.</w:t>
+        <w:t xml:space="preserve">Parlement du Canada. (1996).</w:t>
       </w:r>
       <w:r>
         <w:t xml:space="preserve"> </w:t>
@@ -7326,6 +7937,95 @@
           <w:i/>
           <w:iCs/>
         </w:rPr>
+        <w:t xml:space="preserve">Loi sur les transports au</w:t>
+      </w:r>
+      <w:r>
+        <w:rPr>
+          <w:i/>
+          <w:iCs/>
+        </w:rPr>
+        <w:t xml:space="preserve"> </w:t>
+      </w:r>
+      <w:r>
+        <w:rPr>
+          <w:i/>
+          <w:iCs/>
+        </w:rPr>
+        <w:t xml:space="preserve">Canada</w:t>
+      </w:r>
+      <w:r>
+        <w:rPr>
+          <w:i/>
+          <w:iCs/>
+        </w:rPr>
+        <w:t xml:space="preserve">, L.C. 1996, ch. 10, art. 138 : droits de circulation</w:t>
+      </w:r>
+      <w:r>
+        <w:t xml:space="preserve">. Site Web de la législation (Justice Canada).</w:t>
+      </w:r>
+      <w:r>
+        <w:t xml:space="preserve"> </w:t>
+      </w:r>
+      <w:hyperlink r:id="rId70">
+        <w:r>
+          <w:rPr>
+            <w:rStyle w:val="Hyperlink"/>
+          </w:rPr>
+          <w:t xml:space="preserve">https://laws-lois.justice.gc.ca/fra/lois/c-10.4/section-138.html</w:t>
+        </w:r>
+      </w:hyperlink>
+    </w:p>
+    <w:bookmarkEnd w:id="71"/>
+    <w:bookmarkStart w:id="73" w:name="ref-railwaysact1993"/>
+    <w:p>
+      <w:pPr>
+        <w:pStyle w:val="Bibliography"/>
+      </w:pPr>
+      <w:r>
+        <w:t xml:space="preserve">Parlement du Royaume-Uni. (1993).</w:t>
+      </w:r>
+      <w:r>
+        <w:t xml:space="preserve"> </w:t>
+      </w:r>
+      <w:r>
+        <w:rPr>
+          <w:i/>
+          <w:iCs/>
+        </w:rPr>
+        <w:t xml:space="preserve">Railways Act 1993, c. 43, art. 17–22A : access agreements</w:t>
+      </w:r>
+      <w:r>
+        <w:t xml:space="preserve">. legislation.gov.uk, version révisée.</w:t>
+      </w:r>
+      <w:r>
+        <w:t xml:space="preserve"> </w:t>
+      </w:r>
+      <w:hyperlink r:id="rId72">
+        <w:r>
+          <w:rPr>
+            <w:rStyle w:val="Hyperlink"/>
+          </w:rPr>
+          <w:t xml:space="preserve">https://www.legislation.gov.uk/ukpga/1993/43/section/17</w:t>
+        </w:r>
+      </w:hyperlink>
+    </w:p>
+    <w:bookmarkEnd w:id="73"/>
+    <w:bookmarkStart w:id="75" w:name="ref-schittenhelm2011"/>
+    <w:p>
+      <w:pPr>
+        <w:pStyle w:val="Bibliography"/>
+      </w:pPr>
+      <w:r>
+        <w:t xml:space="preserve">Schittenhelm, B. (2011). Planning with timetable supplements in railway timetables.</w:t>
+      </w:r>
+      <w:r>
+        <w:t xml:space="preserve"> </w:t>
+      </w:r>
+      <w:r>
+        <w:rPr>
+          <w:i/>
+          <w:iCs/>
+        </w:rPr>
         <w:t xml:space="preserve">Trafikdage på Aalborg Universitet 2011</w:t>
       </w:r>
       <w:r>
@@ -7334,7 +8034,7 @@
       <w:r>
         <w:t xml:space="preserve"> </w:t>
       </w:r>
-      <w:hyperlink r:id="rId55">
+      <w:hyperlink r:id="rId74">
         <w:r>
           <w:rPr>
             <w:rStyle w:val="Hyperlink"/>
@@ -7343,8 +8043,8 @@
         </w:r>
       </w:hyperlink>
     </w:p>
-    <w:bookmarkEnd w:id="56"/>
-    <w:bookmarkStart w:id="58" w:name="ref-sncf2023drr"/>
+    <w:bookmarkEnd w:id="75"/>
+    <w:bookmarkStart w:id="77" w:name="ref-sncf2023drr"/>
     <w:p>
       <w:pPr>
         <w:pStyle w:val="Bibliography"/>
@@ -7368,7 +8068,7 @@
       <w:r>
         <w:t xml:space="preserve"> </w:t>
       </w:r>
-      <w:hyperlink r:id="rId57">
+      <w:hyperlink r:id="rId76">
         <w:r>
           <w:rPr>
             <w:rStyle w:val="Hyperlink"/>
@@ -7377,14 +8077,14 @@
         </w:r>
       </w:hyperlink>
     </w:p>
-    <w:bookmarkEnd w:id="58"/>
-    <w:bookmarkStart w:id="60" w:name="ref-trafikverket2025jnb"/>
+    <w:bookmarkEnd w:id="77"/>
+    <w:bookmarkStart w:id="79" w:name="ref-sogin2013doublement"/>
     <w:p>
       <w:pPr>
         <w:pStyle w:val="Bibliography"/>
       </w:pPr>
       <w:r>
-        <w:t xml:space="preserve">Trafikverket. (2025).</w:t>
+        <w:t xml:space="preserve">Sogin, S. L., Dick, C. T., Lai, Y.-C., &amp; Barkan, C. P. L. (2013). Analyzing the Incremental Transition from Single to Double Track Railway Lines.</w:t>
       </w:r>
       <w:r>
         <w:t xml:space="preserve"> </w:t>
@@ -7394,6 +8094,40 @@
           <w:i/>
           <w:iCs/>
         </w:rPr>
+        <w:t xml:space="preserve">Proceedings of the IAROR 5th International Seminar on Railway Operations Modelling and Analysis</w:t>
+      </w:r>
+      <w:r>
+        <w:t xml:space="preserve">.</w:t>
+      </w:r>
+      <w:r>
+        <w:t xml:space="preserve"> </w:t>
+      </w:r>
+      <w:hyperlink r:id="rId78">
+        <w:r>
+          <w:rPr>
+            <w:rStyle w:val="Hyperlink"/>
+          </w:rPr>
+          <w:t xml:space="preserve">https://railtec.illinois.edu/wp/wp-content/uploads/2019/01/Sogin%20et%20al%202013b%20IAROR.pdf</w:t>
+        </w:r>
+      </w:hyperlink>
+    </w:p>
+    <w:bookmarkEnd w:id="79"/>
+    <w:bookmarkStart w:id="81" w:name="ref-trafikverket2025jnb"/>
+    <w:p>
+      <w:pPr>
+        <w:pStyle w:val="Bibliography"/>
+      </w:pPr>
+      <w:r>
+        <w:t xml:space="preserve">Trafikverket. (2025).</w:t>
+      </w:r>
+      <w:r>
+        <w:t xml:space="preserve"> </w:t>
+      </w:r>
+      <w:r>
+        <w:rPr>
+          <w:i/>
+          <w:iCs/>
+        </w:rPr>
         <w:t xml:space="preserve">Järnvägsnätsbeskrivning 2027, annexe 4 D : Kvalitetstillägg</w:t>
       </w:r>
       <w:r>
@@ -7402,7 +8136,7 @@
       <w:r>
         <w:t xml:space="preserve"> </w:t>
       </w:r>
-      <w:hyperlink r:id="rId59">
+      <w:hyperlink r:id="rId80">
         <w:r>
           <w:rPr>
             <w:rStyle w:val="Hyperlink"/>
@@ -7411,8 +8145,8 @@
         </w:r>
       </w:hyperlink>
     </w:p>
-    <w:bookmarkEnd w:id="60"/>
-    <w:bookmarkStart w:id="62" w:name="ref-tc2022rrts"/>
+    <w:bookmarkEnd w:id="81"/>
+    <w:bookmarkStart w:id="83" w:name="ref-tc2022rrts"/>
     <w:p>
       <w:pPr>
         <w:pStyle w:val="Bibliography"/>
@@ -7450,7 +8184,7 @@
       <w:r>
         <w:t xml:space="preserve"> </w:t>
       </w:r>
-      <w:hyperlink r:id="rId61">
+      <w:hyperlink r:id="rId82">
         <w:r>
           <w:rPr>
             <w:rStyle w:val="Hyperlink"/>
@@ -7459,8 +8193,8 @@
         </w:r>
       </w:hyperlink>
     </w:p>
-    <w:bookmarkEnd w:id="62"/>
-    <w:bookmarkStart w:id="64" w:name="ref-tc2023inventairepn"/>
+    <w:bookmarkEnd w:id="83"/>
+    <w:bookmarkStart w:id="85" w:name="ref-tc2023inventairepn"/>
     <w:p>
       <w:pPr>
         <w:pStyle w:val="Bibliography"/>
@@ -7484,7 +8218,7 @@
       <w:r>
         <w:t xml:space="preserve"> </w:t>
       </w:r>
-      <w:hyperlink r:id="rId63">
+      <w:hyperlink r:id="rId84">
         <w:r>
           <w:rPr>
             <w:rStyle w:val="Hyperlink"/>
@@ -7493,8 +8227,8 @@
         </w:r>
       </w:hyperlink>
     </w:p>
-    <w:bookmarkEnd w:id="64"/>
-    <w:bookmarkStart w:id="66" w:name="ref-tc2025gcp"/>
+    <w:bookmarkEnd w:id="85"/>
+    <w:bookmarkStart w:id="87" w:name="ref-tc2025gcp"/>
     <w:p>
       <w:pPr>
         <w:pStyle w:val="Bibliography"/>
@@ -7602,7 +8336,7 @@
       <w:r>
         <w:t xml:space="preserve"> </w:t>
       </w:r>
-      <w:hyperlink r:id="rId65">
+      <w:hyperlink r:id="rId86">
         <w:r>
           <w:rPr>
             <w:rStyle w:val="Hyperlink"/>
@@ -7611,8 +8345,8 @@
         </w:r>
       </w:hyperlink>
     </w:p>
-    <w:bookmarkEnd w:id="66"/>
-    <w:bookmarkStart w:id="67" w:name="ref-uic2000f451"/>
+    <w:bookmarkEnd w:id="87"/>
+    <w:bookmarkStart w:id="88" w:name="ref-uic2000f451"/>
     <w:p>
       <w:pPr>
         <w:pStyle w:val="Bibliography"/>
@@ -7637,8 +8371,8 @@
         <w:t xml:space="preserve">[Fiche UIC 451-1/F/4, 4e \'ed.]. UIC.</w:t>
       </w:r>
     </w:p>
-    <w:bookmarkEnd w:id="67"/>
-    <w:bookmarkStart w:id="69" w:name="ref-via2009lrc"/>
+    <w:bookmarkEnd w:id="88"/>
+    <w:bookmarkStart w:id="90" w:name="ref-via2009lrc"/>
     <w:p>
       <w:pPr>
         <w:pStyle w:val="Bibliography"/>
@@ -7683,7 +8417,7 @@
       <w:r>
         <w:t xml:space="preserve"> </w:t>
       </w:r>
-      <w:hyperlink r:id="rId68">
+      <w:hyperlink r:id="rId89">
         <w:r>
           <w:rPr>
             <w:rStyle w:val="Hyperlink"/>
@@ -7692,8 +8426,8 @@
         </w:r>
       </w:hyperlink>
     </w:p>
-    <w:bookmarkEnd w:id="69"/>
-    <w:bookmarkStart w:id="71" w:name="ref-via2025rapportannuel"/>
+    <w:bookmarkEnd w:id="90"/>
+    <w:bookmarkStart w:id="92" w:name="ref-via2025rapportannuel"/>
     <w:p>
       <w:pPr>
         <w:pStyle w:val="Bibliography"/>
@@ -7717,7 +8451,7 @@
       <w:r>
         <w:t xml:space="preserve"> </w:t>
       </w:r>
-      <w:hyperlink r:id="rId70">
+      <w:hyperlink r:id="rId91">
         <w:r>
           <w:rPr>
             <w:rStyle w:val="Hyperlink"/>
@@ -7726,8 +8460,8 @@
         </w:r>
       </w:hyperlink>
     </w:p>
-    <w:bookmarkEnd w:id="71"/>
-    <w:bookmarkStart w:id="73" w:name="ref-via2025t1"/>
+    <w:bookmarkEnd w:id="92"/>
+    <w:bookmarkStart w:id="94" w:name="ref-via2025t1"/>
     <w:p>
       <w:pPr>
         <w:pStyle w:val="Bibliography"/>
@@ -7751,7 +8485,7 @@
       <w:r>
         <w:t xml:space="preserve"> </w:t>
       </w:r>
-      <w:hyperlink r:id="rId72">
+      <w:hyperlink r:id="rId93">
         <w:r>
           <w:rPr>
             <w:rStyle w:val="Hyperlink"/>
@@ -7760,8 +8494,8 @@
         </w:r>
       </w:hyperlink>
     </w:p>
-    <w:bookmarkEnd w:id="73"/>
-    <w:bookmarkStart w:id="75" w:name="ref-viarail2026gtfs"/>
+    <w:bookmarkEnd w:id="94"/>
+    <w:bookmarkStart w:id="96" w:name="ref-viarail2026gtfs"/>
     <w:p>
       <w:pPr>
         <w:pStyle w:val="Bibliography"/>
@@ -7827,7 +8561,7 @@
       <w:r>
         <w:t xml:space="preserve"> </w:t>
       </w:r>
-      <w:hyperlink r:id="rId74">
+      <w:hyperlink r:id="rId95">
         <w:r>
           <w:rPr>
             <w:rStyle w:val="Hyperlink"/>
@@ -7836,8 +8570,8 @@
         </w:r>
       </w:hyperlink>
     </w:p>
-    <w:bookmarkEnd w:id="75"/>
-    <w:bookmarkStart w:id="77" w:name="ref-wcml2026wiki"/>
+    <w:bookmarkEnd w:id="96"/>
+    <w:bookmarkStart w:id="98" w:name="ref-wcml2026wiki"/>
     <w:p>
       <w:pPr>
         <w:pStyle w:val="Bibliography"/>
@@ -7875,7 +8609,7 @@
       <w:r>
         <w:t xml:space="preserve"> </w:t>
       </w:r>
-      <w:hyperlink r:id="rId76">
+      <w:hyperlink r:id="rId97">
         <w:r>
           <w:rPr>
             <w:rStyle w:val="Hyperlink"/>
@@ -7884,9 +8618,9 @@
         </w:r>
       </w:hyperlink>
     </w:p>
-    <w:bookmarkEnd w:id="77"/>
-    <w:bookmarkEnd w:id="78"/>
-    <w:bookmarkEnd w:id="79"/>
+    <w:bookmarkEnd w:id="98"/>
+    <w:bookmarkEnd w:id="99"/>
+    <w:bookmarkEnd w:id="100"/>
     <w:sectPr>
       <w:footnotePr>
         <w:numRestart w:val="eachSect"/>

--- a/livrables/rapport_corridor.docx
+++ b/livrables/rapport_corridor.docx
@@ -296,7 +296,7 @@
         <w:t xml:space="preserve"> </w:t>
       </w:r>
       <w:r>
-        <w:t xml:space="preserve">sur Montréal-Toronto (539 km : 5 h 18 à l’horaire) et la perd nettement sur</w:t>
+        <w:t xml:space="preserve">sur Montréal-Toronto (536 km : 5 h 18 à l’horaire) et la perd nettement sur</w:t>
       </w:r>
       <w:r>
         <w:t xml:space="preserve"> </w:t>
@@ -344,7 +344,19 @@
         <w:t xml:space="preserve"> </w:t>
       </w:r>
       <w:r>
-        <w:t xml:space="preserve">au moins jeu égal sur Montréal-Québec (2 h 30 à 3 h 03, soit 88 à 108 pour cent).</w:t>
+        <w:t xml:space="preserve">au moins jeu égal sur Montréal-Québec (2 h 30 à 3 h 03, soit 88 à 108 pour cent). Bout</w:t>
+      </w:r>
+      <w:r>
+        <w:t xml:space="preserve"> </w:t>
+      </w:r>
+      <w:r>
+        <w:t xml:space="preserve">en bout, Québec-Toronto par Montréal passe de 8 h 50 à l’horaire actuel à 7 h 07, arrêt</w:t>
+      </w:r>
+      <w:r>
+        <w:t xml:space="preserve"> </w:t>
+      </w:r>
+      <w:r>
+        <w:t xml:space="preserve">à Montréal compris, si la marge est tenue à la borne normative (figure suivante).</w:t>
       </w:r>
     </w:p>
     <w:p>
@@ -628,7 +640,13 @@
         <w:t xml:space="preserve"> </w:t>
       </w:r>
       <w:r>
-        <w:t xml:space="preserve">voies physiques, parcourues en 1 433 km de trajets) peut donner, ainsi que les cinq</w:t>
+        <w:t xml:space="preserve">voies physiques, les troncs communs à deux trajets comptés une fois, parcourus en</w:t>
+      </w:r>
+      <w:r>
+        <w:t xml:space="preserve"> </w:t>
+      </w:r>
+      <w:r>
+        <w:t xml:space="preserve">1 433 km de trajets) peut donner, ainsi que les cinq</w:t>
       </w:r>
       <w:r>
         <w:t xml:space="preserve"> </w:t>
@@ -2035,7 +2053,7 @@
         <w:t xml:space="preserve"> </w:t>
       </w:r>
       <w:r>
-        <w:t xml:space="preserve">80 points d’une fenêtre glissante de 900 mètres : moyenner autant de points efface le</w:t>
+        <w:t xml:space="preserve">90 points d’une fenêtre glissante de 900 mètres : moyenner autant de points efface le</w:t>
       </w:r>
       <w:r>
         <w:t xml:space="preserve"> </w:t>
@@ -2143,19 +2161,25 @@
         <w:t xml:space="preserve"> </w:t>
       </w:r>
       <w:r>
-        <w:t xml:space="preserve">dans OpenStreetMap, corroborée par les rapports du Bureau de la sécurité des transports</w:t>
-      </w:r>
-      <w:r>
-        <w:t xml:space="preserve"> </w:t>
-      </w:r>
-      <w:r>
-        <w:t xml:space="preserve">(l’écart entre un tronçon double détecté et le même tronçon documenté par le BST est de</w:t>
-      </w:r>
-      <w:r>
-        <w:t xml:space="preserve"> </w:t>
-      </w:r>
-      <w:r>
-        <w:t xml:space="preserve">0,1 km sur 25) ; passages à niveau par l’inventaire officiel ouvert de Transports</w:t>
+        <w:t xml:space="preserve">dans OpenStreetMap, corroborée par recoupement systématique</w:t>
+      </w:r>
+      <w:r>
+        <w:t xml:space="preserve"> </w:t>
+      </w:r>
+      <w:r>
+        <w:t xml:space="preserve">(91 pour cent d’accord sur la partie couverte par les documents d’exploitation publics)</w:t>
+      </w:r>
+      <w:r>
+        <w:t xml:space="preserve"> </w:t>
+      </w:r>
+      <w:r>
+        <w:t xml:space="preserve">et par un contrôle ponctuel contre un rapport du Bureau de la sécurité des transports</w:t>
+      </w:r>
+      <w:r>
+        <w:t xml:space="preserve"> </w:t>
+      </w:r>
+      <w:r>
+        <w:t xml:space="preserve">(0,1 km d’écart sur un tronçon double de 25 km) ; passages à niveau par l’inventaire officiel ouvert de Transports</w:t>
       </w:r>
       <w:r>
         <w:t xml:space="preserve"> </w:t>
@@ -2261,7 +2285,7 @@
         <w:t xml:space="preserve"> </w:t>
       </w:r>
       <w:r>
-        <w:t xml:space="preserve">à niveau (section 6) : les marges mesurées sont donc possiblement gonflées, ce qui est</w:t>
+        <w:t xml:space="preserve">à niveau (section 5) : les marges mesurées sont donc possiblement gonflées, ce qui est</w:t>
       </w:r>
       <w:r>
         <w:t xml:space="preserve"> </w:t>
@@ -2743,7 +2767,7 @@
               <w:pStyle w:val="Compact"/>
             </w:pPr>
             <w:r>
-              <w:t xml:space="preserve">94 km</w:t>
+              <w:t xml:space="preserve">95 km</w:t>
             </w:r>
           </w:p>
         </w:tc>
@@ -3591,7 +3615,31 @@
         <w:t xml:space="preserve"> </w:t>
       </w:r>
       <w:r>
-        <w:t xml:space="preserve">précisément ce que le doublement seul ne change pas.</w:t>
+        <w:t xml:space="preserve">précisément ce que le doublement seul ne change pas. Seconde réserve : cette lecture est</w:t>
+      </w:r>
+      <w:r>
+        <w:t xml:space="preserve"> </w:t>
+      </w:r>
+      <w:r>
+        <w:t xml:space="preserve">celle des horaires courants ; sur les horaires de janvier 2023, les mêmes paires VIA</w:t>
+      </w:r>
+      <w:r>
+        <w:t xml:space="preserve"> </w:t>
+      </w:r>
+      <w:r>
+        <w:t xml:space="preserve">portaient davantage de marge (49 pour cent), sans jamais approcher la voie simple du CN.</w:t>
+      </w:r>
+      <w:r>
+        <w:t xml:space="preserve"> </w:t>
+      </w:r>
+      <w:r>
+        <w:t xml:space="preserve">Le contraste entre propriétaires est robuste d’une saison à l’autre ; la gratuité exacte</w:t>
+      </w:r>
+      <w:r>
+        <w:t xml:space="preserve"> </w:t>
+      </w:r>
+      <w:r>
+        <w:t xml:space="preserve">de la voie simple chez VIA ne l’est pas (section 8).</w:t>
       </w:r>
     </w:p>
     <w:p>
@@ -3887,7 +3935,31 @@
         <w:t xml:space="preserve"> </w:t>
       </w:r>
       <w:r>
-        <w:t xml:space="preserve">Le corridor porte aujourd’hui de 34 à 68 pour cent de marge selon la cellule (table ci-dessus). L’écart entre les deux bornes n’est pas de la</w:t>
+        <w:t xml:space="preserve">Le corridor porte aujourd’hui de 34 à 68 pour cent de marge selon la cellule (table ci-dessus). Ces marges par cellule ne sont pas les marges par</w:t>
+      </w:r>
+      <w:r>
+        <w:t xml:space="preserve"> </w:t>
+      </w:r>
+      <w:r>
+        <w:t xml:space="preserve">tronçon de la section 7 (11 à 32 pour cent) : ici la référence est le temps que la</w:t>
+      </w:r>
+      <w:r>
+        <w:t xml:space="preserve"> </w:t>
+      </w:r>
+      <w:r>
+        <w:t xml:space="preserve">géométrie permet en profil fluide, paires contaminées exclues ; là, le temps de base</w:t>
+      </w:r>
+      <w:r>
+        <w:t xml:space="preserve"> </w:t>
+      </w:r>
+      <w:r>
+        <w:t xml:space="preserve">inclut les blocs urbains figés à l’horaire, qui portent déjà leur propre marge. Le même</w:t>
+      </w:r>
+      <w:r>
+        <w:t xml:space="preserve"> </w:t>
+      </w:r>
+      <w:r>
+        <w:t xml:space="preserve">mot mesure deux références, et chacune sert son usage. L’écart entre les deux bornes n’est pas de la</w:t>
       </w:r>
       <w:r>
         <w:t xml:space="preserve"> </w:t>
@@ -4526,13 +4598,13 @@
         <w:t xml:space="preserve"> </w:t>
       </w:r>
       <w:r>
-        <w:t xml:space="preserve">installé, ce qui change tout son coût en temps [ordres de grandeur 15 vs 45-50 mi/h, soit 24 vs 72-80 km/h,</w:t>
-      </w:r>
-      <w:r>
-        <w:t xml:space="preserve"> </w:t>
-      </w:r>
-      <w:r>
-        <w:t xml:space="preserve">À VÉRIFIER en étude de circulation]) et les sections de</w:t>
+        <w:t xml:space="preserve">installé, ce qui change tout son coût en temps : ordres de grandeur 15 contre</w:t>
+      </w:r>
+      <w:r>
+        <w:t xml:space="preserve"> </w:t>
+      </w:r>
+      <w:r>
+        <w:t xml:space="preserve">45-50 mi/h, soit 24 contre 72-80 km/h, à vérifier en étude de circulation) et les sections de</w:t>
       </w:r>
       <w:r>
         <w:t xml:space="preserve"> </w:t>
@@ -5024,7 +5096,31 @@
         <w:t xml:space="preserve">563 restent à équiper</w:t>
       </w:r>
       <w:r>
-        <w:t xml:space="preserve">. Le tri</w:t>
+        <w:t xml:space="preserve">. Les 328 équipés ne</w:t>
+      </w:r>
+      <w:r>
+        <w:t xml:space="preserve"> </w:t>
+      </w:r>
+      <w:r>
+        <w:t xml:space="preserve">sont pas finis pour autant : leurs barrières sont à deux quadrants (elles ne ferment que</w:t>
+      </w:r>
+      <w:r>
+        <w:t xml:space="preserve"> </w:t>
+      </w:r>
+      <w:r>
+        <w:t xml:space="preserve">les voies d’entrée), et le corridor scellé leur ajoute les bras de sortie, les</w:t>
+      </w:r>
+      <w:r>
+        <w:t xml:space="preserve"> </w:t>
+      </w:r>
+      <w:r>
+        <w:t xml:space="preserve">terre-pleins et la détection ; les 563 autres partent de plus loin (475 passages</w:t>
+      </w:r>
+      <w:r>
+        <w:t xml:space="preserve"> </w:t>
+      </w:r>
+      <w:r>
+        <w:t xml:space="preserve">passifs, 60 avec feux et cloches sans barrières). Le tri</w:t>
       </w:r>
       <w:r>
         <w:t xml:space="preserve"> </w:t>
@@ -5646,7 +5742,7 @@
               <w:pStyle w:val="Compact"/>
             </w:pPr>
             <w:r>
-              <w:t xml:space="preserve">Ottawa-Toronto (444 km)</w:t>
+              <w:t xml:space="preserve">Ottawa-Toronto (442 km)</w:t>
             </w:r>
           </w:p>
         </w:tc>
@@ -5681,7 +5777,7 @@
               <w:pStyle w:val="Compact"/>
             </w:pPr>
             <w:r>
-              <w:t xml:space="preserve">Montréal-Toronto (539 km)</w:t>
+              <w:t xml:space="preserve">Montréal-Toronto (536 km)</w:t>
             </w:r>
           </w:p>
         </w:tc>
@@ -5942,7 +6038,31 @@
         <w:t xml:space="preserve"> </w:t>
       </w:r>
       <w:r>
-        <w:t xml:space="preserve">fourchette) est attribué à ses trois leviers. Les parts « relèvement du plafond » et</w:t>
+        <w:t xml:space="preserve">fourchette) est attribué à ses leviers : quatre parts dans la table jointe, que la</w:t>
+      </w:r>
+      <w:r>
+        <w:t xml:space="preserve"> </w:t>
+      </w:r>
+      <w:r>
+        <w:t xml:space="preserve">figure regroupe en trois tranches (le relèvement du plafond et le train pendulaire y</w:t>
+      </w:r>
+      <w:r>
+        <w:t xml:space="preserve"> </w:t>
+      </w:r>
+      <w:r>
+        <w:t xml:space="preserve">sont fusionnés). Le trajet Québec-Toronto de la figure est composé de Québec-Montréal</w:t>
+      </w:r>
+      <w:r>
+        <w:t xml:space="preserve"> </w:t>
+      </w:r>
+      <w:r>
+        <w:t xml:space="preserve">et de Montréal-Toronto, plus dix minutes d’arrêt à Montréal [HYPOTHÈSE déclarée dans</w:t>
+      </w:r>
+      <w:r>
+        <w:t xml:space="preserve"> </w:t>
+      </w:r>
+      <w:r>
+        <w:t xml:space="preserve">la table]. Les parts « relèvement du plafond » et</w:t>
       </w:r>
       <w:r>
         <w:t xml:space="preserve"> </w:t>
@@ -6004,7 +6124,13 @@
         <w:pStyle w:val="BodyText"/>
       </w:pPr>
       <w:r>
-        <w:t xml:space="preserve">Sensibilités : blocs urbains ±20 pour cent (déjà dans les fourchettes) ; le biais de la fenêtre de mesure sur les segments courts est mesuré et chiffré ci-dessous ; l’immobilisation en gare (2 minutes par arrêt) peut être doublée sans changer</w:t>
+        <w:t xml:space="preserve">Sensibilités : blocs urbains ±20 pour cent, soit de ±4 à ±8 minutes de temps de base</w:t>
+      </w:r>
+      <w:r>
+        <w:t xml:space="preserve"> </w:t>
+      </w:r>
+      <w:r>
+        <w:t xml:space="preserve">selon le tronçon ; le biais de la fenêtre de mesure sur les segments courts est mesuré et chiffré ci-dessous ; l’immobilisation en gare (2 minutes par arrêt) peut être doublée sans changer</w:t>
       </w:r>
       <w:r>
         <w:t xml:space="preserve"> </w:t>
@@ -6118,13 +6244,13 @@
         <w:t xml:space="preserve"> </w:t>
       </w:r>
       <w:r>
-        <w:t xml:space="preserve">les sections à doubler (184 km de segments concernés, définis par un recouvrement d’au</w:t>
-      </w:r>
-      <w:r>
-        <w:t xml:space="preserve"> </w:t>
-      </w:r>
-      <w:r>
-        <w:t xml:space="preserve">moins 70 pour cent avec la voie simple hors gares) étaient rectifiées au plafond</w:t>
+        <w:t xml:space="preserve">les sections à doubler (162 km de segments concernés sur les quatre trajets, définis</w:t>
+      </w:r>
+      <w:r>
+        <w:t xml:space="preserve"> </w:t>
+      </w:r>
+      <w:r>
+        <w:t xml:space="preserve">par un recouvrement d’au moins 70 pour cent avec la voie simple hors gares) étaient rectifiées au plafond</w:t>
       </w:r>
       <w:r>
         <w:t xml:space="preserve"> </w:t>
@@ -6607,7 +6733,19 @@
         <w:pStyle w:val="BodyText"/>
       </w:pPr>
       <w:r>
-        <w:t xml:space="preserve">Sept cent dix des 1 014 segments du cœur sont plus courts que la fenêtre, soit 305 km</w:t>
+        <w:t xml:space="preserve">La table ne compte que les segments où la référence fine est mesurable (877 des 1 014 ;</w:t>
+      </w:r>
+      <w:r>
+        <w:t xml:space="preserve"> </w:t>
+      </w:r>
+      <w:r>
+        <w:t xml:space="preserve">les autres, trop amples pour que la flèche de la courbe dépasse le bruit de la source,</w:t>
+      </w:r>
+      <w:r>
+        <w:t xml:space="preserve"> </w:t>
+      </w:r>
+      <w:r>
+        <w:t xml:space="preserve">n’ont pas de facteur). Sept cent dix des 1 014 segments du cœur sont plus courts que la fenêtre, soit 305 km</w:t>
       </w:r>
       <w:r>
         <w:t xml:space="preserve"> </w:t>
@@ -6886,7 +7024,7 @@
         <w:t xml:space="preserve"> </w:t>
       </w:r>
       <w:r>
-        <w:t xml:space="preserve">entre sa classe et sa vitesse (zéro violation sur 5 040 contrôles), et les zones-témoins</w:t>
+        <w:t xml:space="preserve">entre sa classe et sa vitesse (zéro violation sur 3 804 contrôles), et les zones-témoins</w:t>
       </w:r>
       <w:r>
         <w:t xml:space="preserve"> </w:t>
@@ -6959,13 +7097,37 @@
         <w:t xml:space="preserve"> </w:t>
       </w:r>
       <w:r>
-        <w:t xml:space="preserve">la crise : la hiérarchie entre cellules et les niveaux de marge y sont pratiquement</w:t>
-      </w:r>
-      <w:r>
-        <w:t xml:space="preserve"> </w:t>
-      </w:r>
-      <w:r>
-        <w:t xml:space="preserve">identiques (voie simple CN à 67 pour cent dès 2023). La structure précède la crise.</w:t>
+        <w:t xml:space="preserve">la crise. Le résultat central y tient : la voie simple du CN portait déjà 67 pour cent</w:t>
+      </w:r>
+      <w:r>
+        <w:t xml:space="preserve"> </w:t>
+      </w:r>
+      <w:r>
+        <w:t xml:space="preserve">de marge en 2023, contre 36 pour la voie double ; le coût du régime chez le propriétaire</w:t>
+      </w:r>
+      <w:r>
+        <w:t xml:space="preserve"> </w:t>
+      </w:r>
+      <w:r>
+        <w:t xml:space="preserve">de fret précède la crise. La lecture fine de la voie simple de VIA, elle, dépend de la</w:t>
+      </w:r>
+      <w:r>
+        <w:t xml:space="preserve"> </w:t>
+      </w:r>
+      <w:r>
+        <w:t xml:space="preserve">saison (49 pour cent de marge en 2023, 34 en 2026) : l’écart entre propriétaires reste</w:t>
+      </w:r>
+      <w:r>
+        <w:t xml:space="preserve"> </w:t>
+      </w:r>
+      <w:r>
+        <w:t xml:space="preserve">béant dans les deux saisons, mais la valeur « la voie simple ne coûte rien chez VIA »</w:t>
+      </w:r>
+      <w:r>
+        <w:t xml:space="preserve"> </w:t>
+      </w:r>
+      <w:r>
+        <w:t xml:space="preserve">est celle des horaires courants, et se lit comme telle.</w:t>
       </w:r>
     </w:p>
     <w:p>

--- a/livrables/rapport_corridor.docx
+++ b/livrables/rapport_corridor.docx
@@ -34,7 +34,7 @@
         <w:t xml:space="preserve">Août 2026</w:t>
       </w:r>
     </w:p>
-    <w:bookmarkStart w:id="15" w:name="synthèse"/>
+    <w:bookmarkStart w:id="16" w:name="synthèse"/>
     <w:p>
       <w:pPr>
         <w:pStyle w:val="Heading1"/>
@@ -227,9 +227,9 @@
       <w:r>
         <w:drawing>
           <wp:inline>
-            <wp:extent cx="5334000" cy="2693759"/>
+            <wp:extent cx="5334000" cy="3329492"/>
             <wp:effectExtent b="0" l="0" r="0" t="0"/>
-            <wp:docPr descr="Le train contre l’auto : chaque barre du scénario recommandé est un temps avec marge, présenté en fourchette, et les pourcentages face à l’auto sont donc eux aussi des bornes. Temps auto : approximation de connaissance générale, en repère." title="" id="10" name="Picture"/>
+            <wp:docPr descr="Le train contre l’auto : chaque barre de scénario est un temps avec marge, présenté en fourchette, et les pourcentages face à l’auto sont donc eux aussi des bornes. Le scénario plafond est le recommandé poussé à sa borne (note de la synthèse). Temps auto : approximation de connaissance générale, en repère." title="" id="10" name="Picture"/>
             <a:graphic>
               <a:graphicData uri="http://schemas.openxmlformats.org/drawingml/2006/picture">
                 <pic:pic>
@@ -248,7 +248,7 @@
                   <pic:spPr bwMode="auto">
                     <a:xfrm>
                       <a:off x="0" y="0"/>
-                      <a:ext cx="5334000" cy="2693759"/>
+                      <a:ext cx="5334000" cy="3329492"/>
                     </a:xfrm>
                     <a:prstGeom prst="rect">
                       <a:avLst/>
@@ -272,7 +272,7 @@
         <w:pStyle w:val="ImageCaption"/>
       </w:pPr>
       <w:r>
-        <w:t xml:space="preserve">Le train contre l’auto : chaque barre du scénario recommandé est un temps avec marge, présenté en fourchette, et les pourcentages face à l’auto sont donc eux aussi des bornes. Temps auto : approximation de connaissance générale, en repère.</w:t>
+        <w:t xml:space="preserve">Le train contre l’auto : chaque barre de scénario est un temps avec marge, présenté en fourchette, et les pourcentages face à l’auto sont donc eux aussi des bornes. Le scénario plafond est le recommandé poussé à sa borne (note de la synthèse). Temps auto : approximation de connaissance générale, en repère.</w:t>
       </w:r>
     </w:p>
     <w:p>
@@ -356,7 +356,50 @@
         <w:t xml:space="preserve"> </w:t>
       </w:r>
       <w:r>
-        <w:t xml:space="preserve">à Montréal compris, si la marge est tenue à la borne normative (figure suivante).</w:t>
+        <w:t xml:space="preserve">à Montréal compris, si la marge est tenue à la borne normative (figure suivante). La</w:t>
+      </w:r>
+      <w:r>
+        <w:t xml:space="preserve"> </w:t>
+      </w:r>
+      <w:r>
+        <w:t xml:space="preserve">troisième barre de chaque panneau est le</w:t>
+      </w:r>
+      <w:r>
+        <w:t xml:space="preserve"> </w:t>
+      </w:r>
+      <w:r>
+        <w:rPr>
+          <w:b/>
+          <w:bCs/>
+        </w:rPr>
+        <w:t xml:space="preserve">scénario plafond</w:t>
+      </w:r>
+      <w:r>
+        <w:rPr>
+          <w:rStyle w:val="FootnoteReference"/>
+        </w:rPr>
+        <w:footnoteReference w:id="12"/>
+      </w:r>
+      <w:r>
+        <w:t xml:space="preserve"> : le recommandé,</w:t>
+      </w:r>
+      <w:r>
+        <w:t xml:space="preserve"> </w:t>
+      </w:r>
+      <w:r>
+        <w:t xml:space="preserve">poussé à sa borne. Il descend à 4 h 03 à 4 h 26 sur Montréal-Toronto (74 à 81 pour cent</w:t>
+      </w:r>
+      <w:r>
+        <w:t xml:space="preserve"> </w:t>
+      </w:r>
+      <w:r>
+        <w:t xml:space="preserve">de l’auto), 2 h 02 à 2 h 29 sur Montréal-Québec (72 à 88 pour cent), 1 h 26 à 1 h 28</w:t>
+      </w:r>
+      <w:r>
+        <w:t xml:space="preserve"> </w:t>
+      </w:r>
+      <w:r>
+        <w:t xml:space="preserve">sur Montréal-Ottawa et 3 h 28 à 3 h 58 sur Ottawa-Toronto.</w:t>
       </w:r>
     </w:p>
     <w:p>
@@ -368,18 +411,18 @@
           <wp:inline>
             <wp:extent cx="5334000" cy="2006235"/>
             <wp:effectExtent b="0" l="0" r="0" t="0"/>
-            <wp:docPr descr="D’où viennent les minutes : chaque barre est l’horaire actuel du trajet ; le segment évidé est le temps du scénario recommandé avec sa marge normative, et les tranches attribuent le gain à ses trois leviers. Les parts sont des attributions qui somment exactement au gain (méthode en section 7), pas des mesures indépendantes." title="" id="13" name="Picture"/>
+            <wp:docPr descr="D’où viennent les minutes : chaque barre est l’horaire actuel du trajet ; le segment évidé est le temps du scénario recommandé avec sa marge normative, et les tranches attribuent le gain à ses trois leviers. Les parts sont des attributions qui somment exactement au gain (méthode en section 7), pas des mesures indépendantes." title="" id="14" name="Picture"/>
             <a:graphic>
               <a:graphicData uri="http://schemas.openxmlformats.org/drawingml/2006/picture">
                 <pic:pic>
                   <pic:nvPicPr>
-                    <pic:cNvPr descr="livrables/figure_gains.png" id="14" name="Picture"/>
+                    <pic:cNvPr descr="livrables/figure_gains.png" id="15" name="Picture"/>
                     <pic:cNvPicPr>
                       <a:picLocks noChangeArrowheads="1" noChangeAspect="1"/>
                     </pic:cNvPicPr>
                   </pic:nvPicPr>
                   <pic:blipFill>
-                    <a:blip r:embed="rId12"/>
+                    <a:blip r:embed="rId13"/>
                     <a:stretch>
                       <a:fillRect/>
                     </a:stretch>
@@ -1001,7 +1044,7 @@
         <w:t xml:space="preserve">)</w:t>
       </w:r>
       <w:r>
-        <w:t xml:space="preserve"> ; le contrôle intégral n’est requis qu’au-delà de 200 (c’est le devis</w:t>
+        <w:t xml:space="preserve"> ; le contrôle intégral n’est requis qu’au-delà de 177 (c’est le devis</w:t>
       </w:r>
       <w:r>
         <w:t xml:space="preserve"> </w:t>
@@ -1078,8 +1121,8 @@
         <w:t xml:space="preserve">circulation avec le propriétaire de la voie devra allouer.</w:t>
       </w:r>
     </w:p>
-    <w:bookmarkEnd w:id="15"/>
-    <w:bookmarkStart w:id="19" w:name="méthode-et-périmètre"/>
+    <w:bookmarkEnd w:id="16"/>
+    <w:bookmarkStart w:id="20" w:name="méthode-et-périmètre"/>
     <w:p>
       <w:pPr>
         <w:pStyle w:val="Heading1"/>
@@ -1088,7 +1131,7 @@
         <w:t xml:space="preserve">Méthode et périmètre</w:t>
       </w:r>
     </w:p>
-    <w:bookmarkStart w:id="16" w:name="le-modèle"/>
+    <w:bookmarkStart w:id="17" w:name="le-modèle"/>
     <w:p>
       <w:pPr>
         <w:pStyle w:val="Heading2"/>
@@ -1930,8 +1973,8 @@
         <w:t xml:space="preserve">(section 4.3).</w:t>
       </w:r>
     </w:p>
-    <w:bookmarkEnd w:id="16"/>
-    <w:bookmarkStart w:id="17" w:name="X1a1c4a7d8a19cc0ff7b825fa1ef270c3558115a"/>
+    <w:bookmarkEnd w:id="17"/>
+    <w:bookmarkStart w:id="18" w:name="X1a1c4a7d8a19cc0ff7b825fa1ef270c3558115a"/>
     <w:p>
       <w:pPr>
         <w:pStyle w:val="Heading2"/>
@@ -2228,8 +2271,8 @@
         <w:t xml:space="preserve">.</w:t>
       </w:r>
     </w:p>
-    <w:bookmarkEnd w:id="17"/>
-    <w:bookmarkStart w:id="18" w:name="hors-périmètre-déclaré"/>
+    <w:bookmarkEnd w:id="18"/>
+    <w:bookmarkStart w:id="19" w:name="hors-périmètre-déclaré"/>
     <w:p>
       <w:pPr>
         <w:pStyle w:val="Heading2"/>
@@ -2314,9 +2357,9 @@
         <w:t xml:space="preserve">compte.</w:t>
       </w:r>
     </w:p>
-    <w:bookmarkEnd w:id="18"/>
     <w:bookmarkEnd w:id="19"/>
-    <w:bookmarkStart w:id="20" w:name="le-train-pendulaire-et-le-dévers"/>
+    <w:bookmarkEnd w:id="20"/>
+    <w:bookmarkStart w:id="21" w:name="le-train-pendulaire-et-le-dévers"/>
     <w:p>
       <w:pPr>
         <w:pStyle w:val="Heading1"/>
@@ -3052,8 +3095,8 @@
         <w:t xml:space="preserve">renforcé (un point de veto potentiel du propriétaire, et un coût récurrent).</w:t>
       </w:r>
     </w:p>
-    <w:bookmarkEnd w:id="20"/>
-    <w:bookmarkStart w:id="27" w:name="X42a82ebb192afdbd87b7e7f59c353876bbe630b"/>
+    <w:bookmarkEnd w:id="21"/>
+    <w:bookmarkStart w:id="28" w:name="X42a82ebb192afdbd87b7e7f59c353876bbe630b"/>
     <w:p>
       <w:pPr>
         <w:pStyle w:val="Heading1"/>
@@ -3106,7 +3149,7 @@
         <w:t xml:space="preserve">et le prix du régime.</w:t>
       </w:r>
     </w:p>
-    <w:bookmarkStart w:id="24" w:name="la-mesure"/>
+    <w:bookmarkStart w:id="25" w:name="la-mesure"/>
     <w:p>
       <w:pPr>
         <w:pStyle w:val="Heading2"/>
@@ -3420,18 +3463,18 @@
           <wp:inline>
             <wp:extent cx="5334000" cy="3118082"/>
             <wp:effectExtent b="0" l="0" r="0" t="0"/>
-            <wp:docPr descr="Le 2×2 du corridor : chaque inter-gare colorée selon sa cellule voie × propriétaire, avec la marge médiane mesurée par cellule. En gris, les paires exclues de la mesure (blocs urbains, ponts, frontières de propriétaire)." title="" id="22" name="Picture"/>
+            <wp:docPr descr="Le 2×2 du corridor : chaque inter-gare colorée selon sa cellule voie × propriétaire, avec la marge médiane mesurée par cellule. En gris, les paires exclues de la mesure (blocs urbains, ponts, frontières de propriétaire)." title="" id="23" name="Picture"/>
             <a:graphic>
               <a:graphicData uri="http://schemas.openxmlformats.org/drawingml/2006/picture">
                 <pic:pic>
                   <pic:nvPicPr>
-                    <pic:cNvPr descr="livrables/figure_cellules.png" id="23" name="Picture"/>
+                    <pic:cNvPr descr="livrables/figure_cellules.png" id="24" name="Picture"/>
                     <pic:cNvPicPr>
                       <a:picLocks noChangeArrowheads="1" noChangeAspect="1"/>
                     </pic:cNvPicPr>
                   </pic:nvPicPr>
                   <pic:blipFill>
-                    <a:blip r:embed="rId21"/>
+                    <a:blip r:embed="rId22"/>
                     <a:stretch>
                       <a:fillRect/>
                     </a:stretch>
@@ -3684,8 +3727,8 @@
         <w:t xml:space="preserve">jusqu’à 24 minutes selon l’heure de son départ.</w:t>
       </w:r>
     </w:p>
-    <w:bookmarkEnd w:id="24"/>
-    <w:bookmarkStart w:id="25" w:name="contre-épreuve-le-sud-ouest-ontarien"/>
+    <w:bookmarkEnd w:id="25"/>
+    <w:bookmarkStart w:id="26" w:name="contre-épreuve-le-sud-ouest-ontarien"/>
     <w:p>
       <w:pPr>
         <w:pStyle w:val="Heading2"/>
@@ -3756,8 +3799,8 @@
         <w:t xml:space="preserve">la conclusion du cœur se réplique dans une seconde région, par un autre mécanisme.</w:t>
       </w:r>
     </w:p>
-    <w:bookmarkEnd w:id="25"/>
-    <w:bookmarkStart w:id="26" w:name="lencadrement-de-la-marge"/>
+    <w:bookmarkEnd w:id="26"/>
+    <w:bookmarkStart w:id="27" w:name="lencadrement-de-la-marge"/>
     <w:p>
       <w:pPr>
         <w:pStyle w:val="Heading2"/>
@@ -4619,9 +4662,9 @@
         <w:t xml:space="preserve">circulation.</w:t>
       </w:r>
     </w:p>
-    <w:bookmarkEnd w:id="26"/>
     <w:bookmarkEnd w:id="27"/>
-    <w:bookmarkStart w:id="28" w:name="passages-à-niveau"/>
+    <w:bookmarkEnd w:id="28"/>
+    <w:bookmarkStart w:id="29" w:name="passages-à-niveau"/>
     <w:p>
       <w:pPr>
         <w:pStyle w:val="Heading1"/>
@@ -5153,8 +5196,8 @@
         <w:t xml:space="preserve">ne propose la fermeture d’aucun passage.</w:t>
       </w:r>
     </w:p>
-    <w:bookmarkEnd w:id="28"/>
-    <w:bookmarkStart w:id="29" w:name="signalisation"/>
+    <w:bookmarkEnd w:id="29"/>
+    <w:bookmarkStart w:id="30" w:name="signalisation"/>
     <w:p>
       <w:pPr>
         <w:pStyle w:val="Heading1"/>
@@ -5344,7 +5387,7 @@
           <w:b/>
           <w:bCs/>
         </w:rPr>
-        <w:t xml:space="preserve">Au-delà de 200 km/h (124 mi/h) : contrôle intégral</w:t>
+        <w:t xml:space="preserve">Au-delà de 177 km/h (110 mi/h) : contrôle intégral</w:t>
       </w:r>
       <w:r>
         <w:t xml:space="preserve"> </w:t>
@@ -5356,7 +5399,19 @@
         <w:t xml:space="preserve"> </w:t>
       </w:r>
       <w:r>
-        <w:t xml:space="preserve">contrôle des trains). C’est le devis d’Alto</w:t>
+        <w:t xml:space="preserve">contrôle des trains) : le système incrémental s’arrête là, et tout ce qui dépasse</w:t>
+      </w:r>
+      <w:r>
+        <w:t xml:space="preserve"> </w:t>
+      </w:r>
+      <w:r>
+        <w:t xml:space="preserve">demande de remplacer la signalisation plutôt que de s’y superposer. C’est le devis</w:t>
+      </w:r>
+      <w:r>
+        <w:t xml:space="preserve"> </w:t>
+      </w:r>
+      <w:r>
+        <w:t xml:space="preserve">d’Alto</w:t>
       </w:r>
       <w:r>
         <w:t xml:space="preserve"> </w:t>
@@ -5376,19 +5431,13 @@
         <w:t xml:space="preserve">)</w:t>
       </w:r>
       <w:r>
-        <w:t xml:space="preserve">, et</w:t>
-      </w:r>
-      <w:r>
-        <w:t xml:space="preserve"> </w:t>
-      </w:r>
-      <w:r>
-        <w:t xml:space="preserve">l’argument économique pour ne pas viser cette bande sur la voie partagée : elle est</w:t>
-      </w:r>
-      <w:r>
-        <w:t xml:space="preserve"> </w:t>
-      </w:r>
-      <w:r>
-        <w:t xml:space="preserve">hors du scénario recommandé.</w:t>
+        <w:t xml:space="preserve">, et l’argument économique pour ne pas viser ces vitesses sur la</w:t>
+      </w:r>
+      <w:r>
+        <w:t xml:space="preserve"> </w:t>
+      </w:r>
+      <w:r>
+        <w:t xml:space="preserve">voie partagée : elles sont hors du scénario recommandé.</w:t>
       </w:r>
     </w:p>
     <w:p>
@@ -5573,8 +5622,8 @@
         <w:t xml:space="preserve">ne dimensionne pas.</w:t>
       </w:r>
     </w:p>
-    <w:bookmarkEnd w:id="29"/>
-    <w:bookmarkStart w:id="31" w:name="résultats-intégrés"/>
+    <w:bookmarkEnd w:id="30"/>
+    <w:bookmarkStart w:id="32" w:name="résultats-intégrés"/>
     <w:p>
       <w:pPr>
         <w:pStyle w:val="Heading1"/>
@@ -6274,10 +6323,53 @@
         <w:t xml:space="preserve"> </w:t>
       </w:r>
       <w:r>
-        <w:t xml:space="preserve">grande vitesse.</w:t>
-      </w:r>
-    </w:p>
-    <w:bookmarkStart w:id="30" w:name="X3e98b9c7167cabff9ca22a4446093da05eff647"/>
+        <w:t xml:space="preserve">grande vitesse. La combinaison des deux, calculée ensemble par le moteur, est le</w:t>
+      </w:r>
+      <w:r>
+        <w:t xml:space="preserve"> </w:t>
+      </w:r>
+      <w:r>
+        <w:rPr>
+          <w:b/>
+          <w:bCs/>
+        </w:rPr>
+        <w:t xml:space="preserve">scénario plafond</w:t>
+      </w:r>
+      <w:r>
+        <w:t xml:space="preserve"> </w:t>
+      </w:r>
+      <w:r>
+        <w:t xml:space="preserve">de la figure de la synthèse : un temps de base de 4 h 03 à 4 h 26</w:t>
+      </w:r>
+      <w:r>
+        <w:t xml:space="preserve"> </w:t>
+      </w:r>
+      <w:r>
+        <w:t xml:space="preserve">sur Montréal-Toronto, 2 h 02 à 2 h 29 sur Montréal-Québec, 1 h 26 à 1 h 28 sur</w:t>
+      </w:r>
+      <w:r>
+        <w:t xml:space="preserve"> </w:t>
+      </w:r>
+      <w:r>
+        <w:t xml:space="preserve">Montréal-Ottawa et 3 h 28 à 3 h 58 sur Ottawa-Toronto, marge comprise</w:t>
+      </w:r>
+      <w:r>
+        <w:t xml:space="preserve"> </w:t>
+      </w:r>
+      <w:r>
+        <w:t xml:space="preserve">(</w:t>
+      </w:r>
+      <w:r>
+        <w:rPr>
+          <w:rStyle w:val="VerbatimChar"/>
+        </w:rPr>
+        <w:t xml:space="preserve">tbase_par_bande_rectifies_blocs_libres.csv</w:t>
+      </w:r>
+      <w:r>
+        <w:t xml:space="preserve">).</w:t>
+      </w:r>
+    </w:p>
+    <w:bookmarkStart w:id="31" w:name="X3e98b9c7167cabff9ca22a4446093da05eff647"/>
     <w:p>
       <w:pPr>
         <w:pStyle w:val="Heading2"/>
@@ -7039,9 +7131,9 @@
         <w:t xml:space="preserve">correctement à chaque régénération.</w:t>
       </w:r>
     </w:p>
-    <w:bookmarkEnd w:id="30"/>
     <w:bookmarkEnd w:id="31"/>
-    <w:bookmarkStart w:id="32" w:name="limites-et-létude-quil-faut-commander"/>
+    <w:bookmarkEnd w:id="32"/>
+    <w:bookmarkStart w:id="33" w:name="limites-et-létude-quil-faut-commander"/>
     <w:p>
       <w:pPr>
         <w:pStyle w:val="Heading1"/>
@@ -7168,8 +7260,8 @@
         <w:t xml:space="preserve">bornent d’avance le résultat.</w:t>
       </w:r>
     </w:p>
-    <w:bookmarkEnd w:id="32"/>
-    <w:bookmarkStart w:id="100" w:name="références"/>
+    <w:bookmarkEnd w:id="33"/>
+    <w:bookmarkStart w:id="101" w:name="références"/>
     <w:p>
       <w:pPr>
         <w:pStyle w:val="Heading1"/>
@@ -7178,8 +7270,8 @@
         <w:t xml:space="preserve">Références</w:t>
       </w:r>
     </w:p>
-    <w:bookmarkStart w:id="99" w:name="refs"/>
-    <w:bookmarkStart w:id="34" w:name="ref-alto2025"/>
+    <w:bookmarkStart w:id="100" w:name="refs"/>
+    <w:bookmarkStart w:id="35" w:name="ref-alto2025"/>
     <w:p>
       <w:pPr>
         <w:pStyle w:val="Bibliography"/>
@@ -7203,7 +7295,7 @@
       <w:r>
         <w:t xml:space="preserve"> </w:t>
       </w:r>
-      <w:hyperlink r:id="rId33">
+      <w:hyperlink r:id="rId34">
         <w:r>
           <w:rPr>
             <w:rStyle w:val="Hyperlink"/>
@@ -7212,8 +7304,8 @@
         </w:r>
       </w:hyperlink>
     </w:p>
-    <w:bookmarkEnd w:id="34"/>
-    <w:bookmarkStart w:id="36" w:name="ref-amtrakoig2019"/>
+    <w:bookmarkEnd w:id="35"/>
+    <w:bookmarkStart w:id="37" w:name="ref-amtrakoig2019"/>
     <w:p>
       <w:pPr>
         <w:pStyle w:val="Bibliography"/>
@@ -7240,7 +7332,7 @@
       <w:r>
         <w:t xml:space="preserve"> </w:t>
       </w:r>
-      <w:hyperlink r:id="rId35">
+      <w:hyperlink r:id="rId36">
         <w:r>
           <w:rPr>
             <w:rStyle w:val="Hyperlink"/>
@@ -7249,8 +7341,8 @@
         </w:r>
       </w:hyperlink>
     </w:p>
-    <w:bookmarkEnd w:id="36"/>
-    <w:bookmarkStart w:id="38" w:name="ref-canadianrail1976"/>
+    <w:bookmarkEnd w:id="37"/>
+    <w:bookmarkStart w:id="39" w:name="ref-canadianrail1976"/>
     <w:p>
       <w:pPr>
         <w:pStyle w:val="Bibliography"/>
@@ -7274,7 +7366,7 @@
       <w:r>
         <w:t xml:space="preserve"> </w:t>
       </w:r>
-      <w:hyperlink r:id="rId37">
+      <w:hyperlink r:id="rId38">
         <w:r>
           <w:rPr>
             <w:rStyle w:val="Hyperlink"/>
@@ -7283,8 +7375,8 @@
         </w:r>
       </w:hyperlink>
     </w:p>
-    <w:bookmarkEnd w:id="38"/>
-    <w:bookmarkStart w:id="40" w:name="ref-bateman2015"/>
+    <w:bookmarkEnd w:id="39"/>
+    <w:bookmarkStart w:id="41" w:name="ref-bateman2015"/>
     <w:p>
       <w:pPr>
         <w:pStyle w:val="Bibliography"/>
@@ -7336,7 +7428,7 @@
       <w:r>
         <w:t xml:space="preserve"> </w:t>
       </w:r>
-      <w:hyperlink r:id="rId39">
+      <w:hyperlink r:id="rId40">
         <w:r>
           <w:rPr>
             <w:rStyle w:val="Hyperlink"/>
@@ -7345,8 +7437,8 @@
         </w:r>
       </w:hyperlink>
     </w:p>
-    <w:bookmarkEnd w:id="40"/>
-    <w:bookmarkStart w:id="42" w:name="ref-bienaime2009sealed"/>
+    <w:bookmarkEnd w:id="41"/>
+    <w:bookmarkStart w:id="43" w:name="ref-bienaime2009sealed"/>
     <w:p>
       <w:pPr>
         <w:pStyle w:val="Bibliography"/>
@@ -7429,7 +7521,7 @@
       <w:r>
         <w:t xml:space="preserve"> </w:t>
       </w:r>
-      <w:hyperlink r:id="rId41">
+      <w:hyperlink r:id="rId42">
         <w:r>
           <w:rPr>
             <w:rStyle w:val="Hyperlink"/>
@@ -7438,8 +7530,8 @@
         </w:r>
       </w:hyperlink>
     </w:p>
-    <w:bookmarkEnd w:id="42"/>
-    <w:bookmarkStart w:id="43" w:name="ref-cn2002mr1305"/>
+    <w:bookmarkEnd w:id="43"/>
+    <w:bookmarkStart w:id="44" w:name="ref-cn2002mr1305"/>
     <w:p>
       <w:pPr>
         <w:pStyle w:val="Bibliography"/>
@@ -7464,8 +7556,8 @@
         <w:t xml:space="preserve">[Circulaire technique interne]. Compagnie des chemins de fer nationaux du Canada.</w:t>
       </w:r>
     </w:p>
-    <w:bookmarkEnd w:id="43"/>
-    <w:bookmarkStart w:id="45" w:name="ref-cbc2025pilote"/>
+    <w:bookmarkEnd w:id="44"/>
+    <w:bookmarkStart w:id="46" w:name="ref-cbc2025pilote"/>
     <w:p>
       <w:pPr>
         <w:pStyle w:val="Bibliography"/>
@@ -7517,7 +7609,7 @@
       <w:r>
         <w:t xml:space="preserve"> </w:t>
       </w:r>
-      <w:hyperlink r:id="rId44">
+      <w:hyperlink r:id="rId45">
         <w:r>
           <w:rPr>
             <w:rStyle w:val="Hyperlink"/>
@@ -7526,8 +7618,8 @@
         </w:r>
       </w:hyperlink>
     </w:p>
-    <w:bookmarkEnd w:id="45"/>
-    <w:bookmarkStart w:id="47" w:name="ref-dick2019blocs"/>
+    <w:bookmarkEnd w:id="46"/>
+    <w:bookmarkStart w:id="48" w:name="ref-dick2019blocs"/>
     <w:p>
       <w:pPr>
         <w:pStyle w:val="Bibliography"/>
@@ -7564,7 +7656,7 @@
       <w:r>
         <w:t xml:space="preserve"> </w:t>
       </w:r>
-      <w:hyperlink r:id="rId46">
+      <w:hyperlink r:id="rId47">
         <w:r>
           <w:rPr>
             <w:rStyle w:val="Hyperlink"/>
@@ -7573,8 +7665,8 @@
         </w:r>
       </w:hyperlink>
     </w:p>
-    <w:bookmarkEnd w:id="47"/>
-    <w:bookmarkStart w:id="49" w:name="ref-ecfr213-347"/>
+    <w:bookmarkEnd w:id="48"/>
+    <w:bookmarkStart w:id="50" w:name="ref-ecfr213-347"/>
     <w:p>
       <w:pPr>
         <w:pStyle w:val="Bibliography"/>
@@ -7598,7 +7690,7 @@
       <w:r>
         <w:t xml:space="preserve"> </w:t>
       </w:r>
-      <w:hyperlink r:id="rId48">
+      <w:hyperlink r:id="rId49">
         <w:r>
           <w:rPr>
             <w:rStyle w:val="Hyperlink"/>
@@ -7607,8 +7699,8 @@
         </w:r>
       </w:hyperlink>
     </w:p>
-    <w:bookmarkEnd w:id="49"/>
-    <w:bookmarkStart w:id="51" w:name="ref-fra-lrc-152"/>
+    <w:bookmarkEnd w:id="50"/>
+    <w:bookmarkStart w:id="52" w:name="ref-fra-lrc-152"/>
     <w:p>
       <w:pPr>
         <w:pStyle w:val="Bibliography"/>
@@ -7632,7 +7724,7 @@
       <w:r>
         <w:t xml:space="preserve"> </w:t>
       </w:r>
-      <w:hyperlink r:id="rId50">
+      <w:hyperlink r:id="rId51">
         <w:r>
           <w:rPr>
             <w:rStyle w:val="Hyperlink"/>
@@ -7641,8 +7733,8 @@
         </w:r>
       </w:hyperlink>
     </w:p>
-    <w:bookmarkEnd w:id="51"/>
-    <w:bookmarkStart w:id="53" w:name="ref-fra2004ptc"/>
+    <w:bookmarkEnd w:id="52"/>
+    <w:bookmarkStart w:id="54" w:name="ref-fra2004ptc"/>
     <w:p>
       <w:pPr>
         <w:pStyle w:val="Bibliography"/>
@@ -7666,7 +7758,7 @@
       <w:r>
         <w:t xml:space="preserve"> </w:t>
       </w:r>
-      <w:hyperlink r:id="rId52">
+      <w:hyperlink r:id="rId53">
         <w:r>
           <w:rPr>
             <w:rStyle w:val="Hyperlink"/>
@@ -7675,8 +7767,8 @@
         </w:r>
       </w:hyperlink>
     </w:p>
-    <w:bookmarkEnd w:id="53"/>
-    <w:bookmarkStart w:id="55" w:name="ref-fra2024itcs"/>
+    <w:bookmarkEnd w:id="54"/>
+    <w:bookmarkStart w:id="56" w:name="ref-fra2024itcs"/>
     <w:p>
       <w:pPr>
         <w:pStyle w:val="Bibliography"/>
@@ -7700,7 +7792,7 @@
       <w:r>
         <w:t xml:space="preserve"> </w:t>
       </w:r>
-      <w:hyperlink r:id="rId54">
+      <w:hyperlink r:id="rId55">
         <w:r>
           <w:rPr>
             <w:rStyle w:val="Hyperlink"/>
@@ -7709,8 +7801,8 @@
         </w:r>
       </w:hyperlink>
     </w:p>
-    <w:bookmarkEnd w:id="55"/>
-    <w:bookmarkStart w:id="57" w:name="ref-mdot2014tier1"/>
+    <w:bookmarkEnd w:id="56"/>
+    <w:bookmarkStart w:id="58" w:name="ref-mdot2014tier1"/>
     <w:p>
       <w:pPr>
         <w:pStyle w:val="Bibliography"/>
@@ -7734,7 +7826,7 @@
       <w:r>
         <w:t xml:space="preserve"> </w:t>
       </w:r>
-      <w:hyperlink r:id="rId56">
+      <w:hyperlink r:id="rId57">
         <w:r>
           <w:rPr>
             <w:rStyle w:val="Hyperlink"/>
@@ -7743,8 +7835,8 @@
         </w:r>
       </w:hyperlink>
     </w:p>
-    <w:bookmarkEnd w:id="57"/>
-    <w:bookmarkStart w:id="59" w:name="ref-via2024requete"/>
+    <w:bookmarkEnd w:id="58"/>
+    <w:bookmarkStart w:id="60" w:name="ref-via2024requete"/>
     <w:p>
       <w:pPr>
         <w:pStyle w:val="Bibliography"/>
@@ -7796,7 +7888,7 @@
       <w:r>
         <w:t xml:space="preserve"> </w:t>
       </w:r>
-      <w:hyperlink r:id="rId58">
+      <w:hyperlink r:id="rId59">
         <w:r>
           <w:rPr>
             <w:rStyle w:val="Hyperlink"/>
@@ -7805,8 +7897,8 @@
         </w:r>
       </w:hyperlink>
     </w:p>
-    <w:bookmarkEnd w:id="59"/>
-    <w:bookmarkStart w:id="61" w:name="ref-nao2006wcml"/>
+    <w:bookmarkEnd w:id="60"/>
+    <w:bookmarkStart w:id="62" w:name="ref-nao2006wcml"/>
     <w:p>
       <w:pPr>
         <w:pStyle w:val="Bibliography"/>
@@ -7847,7 +7939,7 @@
       <w:r>
         <w:t xml:space="preserve"> </w:t>
       </w:r>
-      <w:hyperlink r:id="rId60">
+      <w:hyperlink r:id="rId61">
         <w:r>
           <w:rPr>
             <w:rStyle w:val="Hyperlink"/>
@@ -7856,8 +7948,8 @@
         </w:r>
       </w:hyperlink>
     </w:p>
-    <w:bookmarkEnd w:id="61"/>
-    <w:bookmarkStart w:id="63" w:name="ref-otc2016circulation"/>
+    <w:bookmarkEnd w:id="62"/>
+    <w:bookmarkStart w:id="64" w:name="ref-otc2016circulation"/>
     <w:p>
       <w:pPr>
         <w:pStyle w:val="Bibliography"/>
@@ -7881,7 +7973,7 @@
       <w:r>
         <w:t xml:space="preserve"> </w:t>
       </w:r>
-      <w:hyperlink r:id="rId62">
+      <w:hyperlink r:id="rId63">
         <w:r>
           <w:rPr>
             <w:rStyle w:val="Hyperlink"/>
@@ -7890,8 +7982,8 @@
         </w:r>
       </w:hyperlink>
     </w:p>
-    <w:bookmarkEnd w:id="63"/>
-    <w:bookmarkStart w:id="65" w:name="ref-orr2021cadre"/>
+    <w:bookmarkEnd w:id="64"/>
+    <w:bookmarkStart w:id="66" w:name="ref-orr2021cadre"/>
     <w:p>
       <w:pPr>
         <w:pStyle w:val="Bibliography"/>
@@ -7918,7 +8010,7 @@
       <w:r>
         <w:t xml:space="preserve"> </w:t>
       </w:r>
-      <w:hyperlink r:id="rId64">
+      <w:hyperlink r:id="rId65">
         <w:r>
           <w:rPr>
             <w:rStyle w:val="Hyperlink"/>
@@ -7927,8 +8019,8 @@
         </w:r>
       </w:hyperlink>
     </w:p>
-    <w:bookmarkEnd w:id="65"/>
-    <w:bookmarkStart w:id="67" w:name="ref-orr2025wcml"/>
+    <w:bookmarkEnd w:id="66"/>
+    <w:bookmarkStart w:id="68" w:name="ref-orr2025wcml"/>
     <w:p>
       <w:pPr>
         <w:pStyle w:val="Bibliography"/>
@@ -7997,7 +8089,7 @@
       <w:r>
         <w:t xml:space="preserve"> </w:t>
       </w:r>
-      <w:hyperlink r:id="rId66">
+      <w:hyperlink r:id="rId67">
         <w:r>
           <w:rPr>
             <w:rStyle w:val="Hyperlink"/>
@@ -8006,8 +8098,8 @@
         </w:r>
       </w:hyperlink>
     </w:p>
-    <w:bookmarkEnd w:id="67"/>
-    <w:bookmarkStart w:id="69" w:name="ref-osm2026geofabrik"/>
+    <w:bookmarkEnd w:id="68"/>
+    <w:bookmarkStart w:id="70" w:name="ref-osm2026geofabrik"/>
     <w:p>
       <w:pPr>
         <w:pStyle w:val="Bibliography"/>
@@ -8073,7 +8165,7 @@
       <w:r>
         <w:t xml:space="preserve"> </w:t>
       </w:r>
-      <w:hyperlink r:id="rId68">
+      <w:hyperlink r:id="rId69">
         <w:r>
           <w:rPr>
             <w:rStyle w:val="Hyperlink"/>
@@ -8082,8 +8174,8 @@
         </w:r>
       </w:hyperlink>
     </w:p>
-    <w:bookmarkEnd w:id="69"/>
-    <w:bookmarkStart w:id="71" w:name="ref-ltc1996art138"/>
+    <w:bookmarkEnd w:id="70"/>
+    <w:bookmarkStart w:id="72" w:name="ref-ltc1996art138"/>
     <w:p>
       <w:pPr>
         <w:pStyle w:val="Bibliography"/>
@@ -8128,7 +8220,7 @@
       <w:r>
         <w:t xml:space="preserve"> </w:t>
       </w:r>
-      <w:hyperlink r:id="rId70">
+      <w:hyperlink r:id="rId71">
         <w:r>
           <w:rPr>
             <w:rStyle w:val="Hyperlink"/>
@@ -8137,8 +8229,8 @@
         </w:r>
       </w:hyperlink>
     </w:p>
-    <w:bookmarkEnd w:id="71"/>
-    <w:bookmarkStart w:id="73" w:name="ref-railwaysact1993"/>
+    <w:bookmarkEnd w:id="72"/>
+    <w:bookmarkStart w:id="74" w:name="ref-railwaysact1993"/>
     <w:p>
       <w:pPr>
         <w:pStyle w:val="Bibliography"/>
@@ -8162,7 +8254,7 @@
       <w:r>
         <w:t xml:space="preserve"> </w:t>
       </w:r>
-      <w:hyperlink r:id="rId72">
+      <w:hyperlink r:id="rId73">
         <w:r>
           <w:rPr>
             <w:rStyle w:val="Hyperlink"/>
@@ -8171,8 +8263,8 @@
         </w:r>
       </w:hyperlink>
     </w:p>
-    <w:bookmarkEnd w:id="73"/>
-    <w:bookmarkStart w:id="75" w:name="ref-schittenhelm2011"/>
+    <w:bookmarkEnd w:id="74"/>
+    <w:bookmarkStart w:id="76" w:name="ref-schittenhelm2011"/>
     <w:p>
       <w:pPr>
         <w:pStyle w:val="Bibliography"/>
@@ -8196,7 +8288,7 @@
       <w:r>
         <w:t xml:space="preserve"> </w:t>
       </w:r>
-      <w:hyperlink r:id="rId74">
+      <w:hyperlink r:id="rId75">
         <w:r>
           <w:rPr>
             <w:rStyle w:val="Hyperlink"/>
@@ -8205,8 +8297,8 @@
         </w:r>
       </w:hyperlink>
     </w:p>
-    <w:bookmarkEnd w:id="75"/>
-    <w:bookmarkStart w:id="77" w:name="ref-sncf2023drr"/>
+    <w:bookmarkEnd w:id="76"/>
+    <w:bookmarkStart w:id="78" w:name="ref-sncf2023drr"/>
     <w:p>
       <w:pPr>
         <w:pStyle w:val="Bibliography"/>
@@ -8230,7 +8322,7 @@
       <w:r>
         <w:t xml:space="preserve"> </w:t>
       </w:r>
-      <w:hyperlink r:id="rId76">
+      <w:hyperlink r:id="rId77">
         <w:r>
           <w:rPr>
             <w:rStyle w:val="Hyperlink"/>
@@ -8239,8 +8331,8 @@
         </w:r>
       </w:hyperlink>
     </w:p>
-    <w:bookmarkEnd w:id="77"/>
-    <w:bookmarkStart w:id="79" w:name="ref-sogin2013doublement"/>
+    <w:bookmarkEnd w:id="78"/>
+    <w:bookmarkStart w:id="80" w:name="ref-sogin2013doublement"/>
     <w:p>
       <w:pPr>
         <w:pStyle w:val="Bibliography"/>
@@ -8264,7 +8356,7 @@
       <w:r>
         <w:t xml:space="preserve"> </w:t>
       </w:r>
-      <w:hyperlink r:id="rId78">
+      <w:hyperlink r:id="rId79">
         <w:r>
           <w:rPr>
             <w:rStyle w:val="Hyperlink"/>
@@ -8273,8 +8365,8 @@
         </w:r>
       </w:hyperlink>
     </w:p>
-    <w:bookmarkEnd w:id="79"/>
-    <w:bookmarkStart w:id="81" w:name="ref-trafikverket2025jnb"/>
+    <w:bookmarkEnd w:id="80"/>
+    <w:bookmarkStart w:id="82" w:name="ref-trafikverket2025jnb"/>
     <w:p>
       <w:pPr>
         <w:pStyle w:val="Bibliography"/>
@@ -8298,7 +8390,7 @@
       <w:r>
         <w:t xml:space="preserve"> </w:t>
       </w:r>
-      <w:hyperlink r:id="rId80">
+      <w:hyperlink r:id="rId81">
         <w:r>
           <w:rPr>
             <w:rStyle w:val="Hyperlink"/>
@@ -8307,8 +8399,8 @@
         </w:r>
       </w:hyperlink>
     </w:p>
-    <w:bookmarkEnd w:id="81"/>
-    <w:bookmarkStart w:id="83" w:name="ref-tc2022rrts"/>
+    <w:bookmarkEnd w:id="82"/>
+    <w:bookmarkStart w:id="84" w:name="ref-tc2022rrts"/>
     <w:p>
       <w:pPr>
         <w:pStyle w:val="Bibliography"/>
@@ -8346,7 +8438,7 @@
       <w:r>
         <w:t xml:space="preserve"> </w:t>
       </w:r>
-      <w:hyperlink r:id="rId82">
+      <w:hyperlink r:id="rId83">
         <w:r>
           <w:rPr>
             <w:rStyle w:val="Hyperlink"/>
@@ -8355,8 +8447,8 @@
         </w:r>
       </w:hyperlink>
     </w:p>
-    <w:bookmarkEnd w:id="83"/>
-    <w:bookmarkStart w:id="85" w:name="ref-tc2023inventairepn"/>
+    <w:bookmarkEnd w:id="84"/>
+    <w:bookmarkStart w:id="86" w:name="ref-tc2023inventairepn"/>
     <w:p>
       <w:pPr>
         <w:pStyle w:val="Bibliography"/>
@@ -8380,7 +8472,7 @@
       <w:r>
         <w:t xml:space="preserve"> </w:t>
       </w:r>
-      <w:hyperlink r:id="rId84">
+      <w:hyperlink r:id="rId85">
         <w:r>
           <w:rPr>
             <w:rStyle w:val="Hyperlink"/>
@@ -8389,8 +8481,8 @@
         </w:r>
       </w:hyperlink>
     </w:p>
-    <w:bookmarkEnd w:id="85"/>
-    <w:bookmarkStart w:id="87" w:name="ref-tc2025gcp"/>
+    <w:bookmarkEnd w:id="86"/>
+    <w:bookmarkStart w:id="88" w:name="ref-tc2025gcp"/>
     <w:p>
       <w:pPr>
         <w:pStyle w:val="Bibliography"/>
@@ -8498,7 +8590,7 @@
       <w:r>
         <w:t xml:space="preserve"> </w:t>
       </w:r>
-      <w:hyperlink r:id="rId86">
+      <w:hyperlink r:id="rId87">
         <w:r>
           <w:rPr>
             <w:rStyle w:val="Hyperlink"/>
@@ -8507,8 +8599,8 @@
         </w:r>
       </w:hyperlink>
     </w:p>
-    <w:bookmarkEnd w:id="87"/>
-    <w:bookmarkStart w:id="88" w:name="ref-uic2000f451"/>
+    <w:bookmarkEnd w:id="88"/>
+    <w:bookmarkStart w:id="89" w:name="ref-uic2000f451"/>
     <w:p>
       <w:pPr>
         <w:pStyle w:val="Bibliography"/>
@@ -8533,8 +8625,8 @@
         <w:t xml:space="preserve">[Fiche UIC 451-1/F/4, 4e \'ed.]. UIC.</w:t>
       </w:r>
     </w:p>
-    <w:bookmarkEnd w:id="88"/>
-    <w:bookmarkStart w:id="90" w:name="ref-via2009lrc"/>
+    <w:bookmarkEnd w:id="89"/>
+    <w:bookmarkStart w:id="91" w:name="ref-via2009lrc"/>
     <w:p>
       <w:pPr>
         <w:pStyle w:val="Bibliography"/>
@@ -8579,7 +8671,7 @@
       <w:r>
         <w:t xml:space="preserve"> </w:t>
       </w:r>
-      <w:hyperlink r:id="rId89">
+      <w:hyperlink r:id="rId90">
         <w:r>
           <w:rPr>
             <w:rStyle w:val="Hyperlink"/>
@@ -8588,8 +8680,8 @@
         </w:r>
       </w:hyperlink>
     </w:p>
-    <w:bookmarkEnd w:id="90"/>
-    <w:bookmarkStart w:id="92" w:name="ref-via2025rapportannuel"/>
+    <w:bookmarkEnd w:id="91"/>
+    <w:bookmarkStart w:id="93" w:name="ref-via2025rapportannuel"/>
     <w:p>
       <w:pPr>
         <w:pStyle w:val="Bibliography"/>
@@ -8613,7 +8705,7 @@
       <w:r>
         <w:t xml:space="preserve"> </w:t>
       </w:r>
-      <w:hyperlink r:id="rId91">
+      <w:hyperlink r:id="rId92">
         <w:r>
           <w:rPr>
             <w:rStyle w:val="Hyperlink"/>
@@ -8622,8 +8714,8 @@
         </w:r>
       </w:hyperlink>
     </w:p>
-    <w:bookmarkEnd w:id="92"/>
-    <w:bookmarkStart w:id="94" w:name="ref-via2025t1"/>
+    <w:bookmarkEnd w:id="93"/>
+    <w:bookmarkStart w:id="95" w:name="ref-via2025t1"/>
     <w:p>
       <w:pPr>
         <w:pStyle w:val="Bibliography"/>
@@ -8647,7 +8739,7 @@
       <w:r>
         <w:t xml:space="preserve"> </w:t>
       </w:r>
-      <w:hyperlink r:id="rId93">
+      <w:hyperlink r:id="rId94">
         <w:r>
           <w:rPr>
             <w:rStyle w:val="Hyperlink"/>
@@ -8656,8 +8748,8 @@
         </w:r>
       </w:hyperlink>
     </w:p>
-    <w:bookmarkEnd w:id="94"/>
-    <w:bookmarkStart w:id="96" w:name="ref-viarail2026gtfs"/>
+    <w:bookmarkEnd w:id="95"/>
+    <w:bookmarkStart w:id="97" w:name="ref-viarail2026gtfs"/>
     <w:p>
       <w:pPr>
         <w:pStyle w:val="Bibliography"/>
@@ -8723,7 +8815,7 @@
       <w:r>
         <w:t xml:space="preserve"> </w:t>
       </w:r>
-      <w:hyperlink r:id="rId95">
+      <w:hyperlink r:id="rId96">
         <w:r>
           <w:rPr>
             <w:rStyle w:val="Hyperlink"/>
@@ -8732,8 +8824,8 @@
         </w:r>
       </w:hyperlink>
     </w:p>
-    <w:bookmarkEnd w:id="96"/>
-    <w:bookmarkStart w:id="98" w:name="ref-wcml2026wiki"/>
+    <w:bookmarkEnd w:id="97"/>
+    <w:bookmarkStart w:id="99" w:name="ref-wcml2026wiki"/>
     <w:p>
       <w:pPr>
         <w:pStyle w:val="Bibliography"/>
@@ -8771,7 +8863,7 @@
       <w:r>
         <w:t xml:space="preserve"> </w:t>
       </w:r>
-      <w:hyperlink r:id="rId97">
+      <w:hyperlink r:id="rId98">
         <w:r>
           <w:rPr>
             <w:rStyle w:val="Hyperlink"/>
@@ -8780,9 +8872,9 @@
         </w:r>
       </w:hyperlink>
     </w:p>
-    <w:bookmarkEnd w:id="98"/>
     <w:bookmarkEnd w:id="99"/>
     <w:bookmarkEnd w:id="100"/>
+    <w:bookmarkEnd w:id="101"/>
     <w:sectPr>
       <w:footnotePr>
         <w:numRestart w:val="eachSect"/>
@@ -8809,6 +8901,55 @@
     <w:p>
       <w:r>
         <w:separator/>
+      </w:r>
+    </w:p>
+  </w:footnote>
+  <w:footnote w:id="12">
+    <w:p>
+      <w:pPr>
+        <w:pStyle w:val="FootnoteText"/>
+      </w:pPr>
+      <w:r>
+        <w:rPr>
+          <w:rStyle w:val="FootnoteReference"/>
+        </w:rPr>
+        <w:footnoteRef/>
+      </w:r>
+      <w:r>
+        <w:t xml:space="preserve"> </w:t>
+      </w:r>
+      <w:r>
+        <w:t xml:space="preserve">Le scénario plafond est le scénario recommandé auquel s’ajoutent les deux</w:t>
+      </w:r>
+      <w:r>
+        <w:t xml:space="preserve"> </w:t>
+      </w:r>
+      <w:r>
+        <w:t xml:space="preserve">sensibilités favorables de la section 7, calculées ensemble par le moteur : les</w:t>
+      </w:r>
+      <w:r>
+        <w:t xml:space="preserve"> </w:t>
+      </w:r>
+      <w:r>
+        <w:t xml:space="preserve">approches urbaines roulent ce que leur géométrie permet au lieu d’être figées à</w:t>
+      </w:r>
+      <w:r>
+        <w:t xml:space="preserve"> </w:t>
+      </w:r>
+      <w:r>
+        <w:t xml:space="preserve">l’horaire actuel, et les courbes des sections à doubler sont rectifiées au moment du</w:t>
+      </w:r>
+      <w:r>
+        <w:t xml:space="preserve"> </w:t>
+      </w:r>
+      <w:r>
+        <w:t xml:space="preserve">doublement. C’est une borne de ce que le corridor peut donner, pas une promesse : les</w:t>
+      </w:r>
+      <w:r>
+        <w:t xml:space="preserve"> </w:t>
+      </w:r>
+      <w:r>
+        <w:t xml:space="preserve">approches urbaines ont leurs propres contraintes, hors du périmètre de cette étude.</w:t>
       </w:r>
     </w:p>
   </w:footnote>

--- a/livrables/rapport_corridor.docx
+++ b/livrables/rapport_corridor.docx
@@ -48,49 +48,30 @@
         <w:pStyle w:val="FirstParagraph"/>
       </w:pPr>
       <w:r>
-        <w:t xml:space="preserve">Cette étude répond à une question simple : combien de temps le train peut-il prendre entre</w:t>
-      </w:r>
-      <w:r>
-        <w:t xml:space="preserve"> </w:t>
-      </w:r>
-      <w:r>
-        <w:t xml:space="preserve">les grandes villes du corridor, sur la voie qui existe déjà, selon ce qu’on accepte d’y</w:t>
-      </w:r>
-      <w:r>
-        <w:t xml:space="preserve"> </w:t>
-      </w:r>
-      <w:r>
-        <w:t xml:space="preserve">investir? La réponse est construite en additionnant quatre choses que l’on peut compter :</w:t>
-      </w:r>
-      <w:r>
-        <w:t xml:space="preserve"> </w:t>
-      </w:r>
-      <w:r>
-        <w:t xml:space="preserve">le temps que les courbes permettent, le temps des zones urbaines (figé à l’horaire</w:t>
-      </w:r>
-      <w:r>
-        <w:t xml:space="preserve"> </w:t>
-      </w:r>
-      <w:r>
-        <w:t xml:space="preserve">actuel), le temps des arrêts, et une marge d’exploitation que l’étude encadre entre deux</w:t>
-      </w:r>
-      <w:r>
-        <w:t xml:space="preserve"> </w:t>
-      </w:r>
-      <w:r>
-        <w:t xml:space="preserve">bornes au lieu de la deviner. Les figures ci-dessous en donnent la lecture d’ensemble,</w:t>
-      </w:r>
-      <w:r>
-        <w:t xml:space="preserve"> </w:t>
-      </w:r>
-      <w:r>
-        <w:t xml:space="preserve">contre le repère que tout décideur a en tête : l’auto ; la table complète des temps, par</w:t>
-      </w:r>
-      <w:r>
-        <w:t xml:space="preserve"> </w:t>
-      </w:r>
-      <w:r>
-        <w:t xml:space="preserve">tronçon, est en section 7.</w:t>
+        <w:t xml:space="preserve">Cette étude fait la lumière sur un contrefactuel au projet ALTO (TGV) : combien de temps le train peut-il prendre entre les grandes villes du corridor, sur la voie qui existe déjà, si un projet de modernisation optimal était mis en œuvre? La réponse est construite en additionnant les quatre variables déterminantes : le temps que permettent les courbes, le temps passé dans les zones urbaines (figé à l’horaire actuel), le temps des arrêts, et une marge d’exploitation que l’étude encadre entre la recommandation de l’Union internationale des chemins de fer</w:t>
+      </w:r>
+      <w:r>
+        <w:t xml:space="preserve"> </w:t>
+      </w:r>
+      <w:r>
+        <w:t xml:space="preserve">(</w:t>
+      </w:r>
+      <w:hyperlink w:anchor="ref-uic2000f451">
+        <w:r>
+          <w:rPr>
+            <w:rStyle w:val="Hyperlink"/>
+          </w:rPr>
+          <w:t xml:space="preserve">Union internationale des chemins de fer, 2000</w:t>
+        </w:r>
+      </w:hyperlink>
+      <w:r>
+        <w:t xml:space="preserve">)</w:t>
+      </w:r>
+      <w:r>
+        <w:t xml:space="preserve"> </w:t>
+      </w:r>
+      <w:r>
+        <w:t xml:space="preserve">et la réalité du réseau tel qu’opéré actuellement. Les figures ci-dessous en donnent la lecture d’ensemble contre le repère le plus important pour le choix modal : le temps en auto (la table complète des temps, par tronçon, est à la section 7).</w:t>
       </w:r>
     </w:p>
     <w:p>
@@ -98,7 +79,7 @@
         <w:pStyle w:val="BodyText"/>
       </w:pPr>
       <w:r>
-        <w:t xml:space="preserve">Deux scénarios, et seulement deux (détail en section 3) : le</w:t>
+        <w:t xml:space="preserve">Deux scénarios sont comparés : le</w:t>
       </w:r>
       <w:r>
         <w:t xml:space="preserve"> </w:t>
@@ -114,13 +95,7 @@
         <w:t xml:space="preserve"> </w:t>
       </w:r>
       <w:r>
-        <w:t xml:space="preserve">est le</w:t>
-      </w:r>
-      <w:r>
-        <w:t xml:space="preserve"> </w:t>
-      </w:r>
-      <w:r>
-        <w:t xml:space="preserve">train et l’horaire d’aujourd’hui ; le</w:t>
+        <w:t xml:space="preserve">est le train et l’horaire d’aujourd’hui, tandis que le</w:t>
       </w:r>
       <w:r>
         <w:t xml:space="preserve"> </w:t>
@@ -136,19 +111,7 @@
         <w:t xml:space="preserve"> </w:t>
       </w:r>
       <w:r>
-        <w:t xml:space="preserve">est un train pendulaire</w:t>
-      </w:r>
-      <w:r>
-        <w:t xml:space="preserve"> </w:t>
-      </w:r>
-      <w:r>
-        <w:t xml:space="preserve">exploité selon la méthode que le CN applique déjà à ce type de train, avec le dévers</w:t>
-      </w:r>
-      <w:r>
-        <w:t xml:space="preserve"> </w:t>
-      </w:r>
-      <w:r>
-        <w:t xml:space="preserve">maximal standard du CN (aucune dérogation nécessaire), et plafonné à</w:t>
+        <w:t xml:space="preserve">est un train pendulaire exploité selon la méthode que le CN applique déjà à ce type de train (LRC), avec le dévers maximal standard du CN (5 pouces) et un plafond d’exploitation de</w:t>
       </w:r>
       <w:r>
         <w:t xml:space="preserve"> </w:t>
@@ -161,19 +124,7 @@
         <w:t xml:space="preserve">177 km/h (110 mi/h)</w:t>
       </w:r>
       <w:r>
-        <w:t xml:space="preserve">. Ce plafond n’est pas choisi par prudence : c’est la limite du</w:t>
-      </w:r>
-      <w:r>
-        <w:t xml:space="preserve"> </w:t>
-      </w:r>
-      <w:r>
-        <w:t xml:space="preserve">système de signalisation qui le permet, la superposition de contrôle en cabine dont le</w:t>
-      </w:r>
-      <w:r>
-        <w:t xml:space="preserve"> </w:t>
-      </w:r>
-      <w:r>
-        <w:t xml:space="preserve">précédent américain opère exactement à cette vitesse</w:t>
+        <w:t xml:space="preserve">. Cette limite correspond au plafond relevé que permet la modernisation de la signalisation vers la superposition de contrôle en cabine, calquée sur le modèle michiganais d’Amtrak</w:t>
       </w:r>
       <w:r>
         <w:t xml:space="preserve"> </w:t>
@@ -193,31 +144,7 @@
         <w:t xml:space="preserve">)</w:t>
       </w:r>
       <w:r>
-        <w:t xml:space="preserve">, et c’est aussi le</w:t>
-      </w:r>
-      <w:r>
-        <w:t xml:space="preserve"> </w:t>
-      </w:r>
-      <w:r>
-        <w:t xml:space="preserve">seuil au-delà duquel le régime des passages à niveau change de nature (sections 5 et 6).</w:t>
-      </w:r>
-      <w:r>
-        <w:t xml:space="preserve"> </w:t>
-      </w:r>
-      <w:r>
-        <w:t xml:space="preserve">Les vitesses de ce document sont en km/h, suivies au besoin de l’équivalent en mi/h,</w:t>
-      </w:r>
-      <w:r>
-        <w:t xml:space="preserve"> </w:t>
-      </w:r>
-      <w:r>
-        <w:t xml:space="preserve">l’unité d’usage des chemins de fer nord-américains (177 km/h = 110 mi/h ;</w:t>
-      </w:r>
-      <w:r>
-        <w:t xml:space="preserve"> </w:t>
-      </w:r>
-      <w:r>
-        <w:t xml:space="preserve">160 = 99 ; 200 = 124).</w:t>
+        <w:t xml:space="preserve">, et c’est aussi le seuil au-delà duquel le régime des passages à niveau change de nature (voir sections 5 et 6). Les vitesses de ce document sont en km/h, suivies au besoin de l’équivalent en mi/h, l’unité d’usage des chemins de fer nord-américains (177 km/h = 110 mi/h).</w:t>
       </w:r>
     </w:p>
     <w:p>
@@ -229,7 +156,7 @@
           <wp:inline>
             <wp:extent cx="5334000" cy="3329492"/>
             <wp:effectExtent b="0" l="0" r="0" t="0"/>
-            <wp:docPr descr="Le train contre l’auto : chaque barre de scénario est un temps avec marge, présenté en fourchette, et les pourcentages face à l’auto sont donc eux aussi des bornes. Le scénario plafond est le recommandé poussé à sa borne (note de la synthèse). Temps auto : approximation de connaissance générale, en repère." title="" id="10" name="Picture"/>
+            <wp:docPr descr="Le train contre la voiture : chaque barre de scénario est un temps avec marge, présenté en fourchette, et les pourcentages face à l’auto sont donc eux aussi des bornes. Le scénario plafond est le recommandé poussé à sa limite (voir note de la synthèse). Temps auto : Google Maps." title="" id="10" name="Picture"/>
             <a:graphic>
               <a:graphicData uri="http://schemas.openxmlformats.org/drawingml/2006/picture">
                 <pic:pic>
@@ -272,7 +199,7 @@
         <w:pStyle w:val="ImageCaption"/>
       </w:pPr>
       <w:r>
-        <w:t xml:space="preserve">Le train contre l’auto : chaque barre de scénario est un temps avec marge, présenté en fourchette, et les pourcentages face à l’auto sont donc eux aussi des bornes. Le scénario plafond est le recommandé poussé à sa borne (note de la synthèse). Temps auto : approximation de connaissance générale, en repère.</w:t>
+        <w:t xml:space="preserve">Le train contre la voiture : chaque barre de scénario est un temps avec marge, présenté en fourchette, et les pourcentages face à l’auto sont donc eux aussi des bornes. Le scénario plafond est le recommandé poussé à sa limite (voir note de la synthèse). Temps auto : Google Maps.</w:t>
       </w:r>
     </w:p>
     <w:p>
@@ -284,85 +211,13 @@
           <w:b/>
           <w:bCs/>
         </w:rPr>
-        <w:t xml:space="preserve">La lecture de la figure.</w:t>
-      </w:r>
-      <w:r>
-        <w:t xml:space="preserve"> </w:t>
-      </w:r>
-      <w:r>
-        <w:t xml:space="preserve">Aujourd’hui, le train fait à peu près jeu égal avec l’auto</w:t>
-      </w:r>
-      <w:r>
-        <w:t xml:space="preserve"> </w:t>
-      </w:r>
-      <w:r>
-        <w:t xml:space="preserve">sur Montréal-Toronto (536 km : 5 h 18 à l’horaire) et la perd nettement sur</w:t>
-      </w:r>
-      <w:r>
-        <w:t xml:space="preserve"> </w:t>
-      </w:r>
-      <w:r>
-        <w:t xml:space="preserve">Montréal-Québec (270 km : 3 h 22). Chaque barre du scénario recommandé est un temps</w:t>
-      </w:r>
-      <w:r>
-        <w:t xml:space="preserve"> </w:t>
-      </w:r>
-      <w:r>
-        <w:t xml:space="preserve">« avec marge » : le temps de base (courbes + zones urbaines figées + arrêts) majoré de</w:t>
-      </w:r>
-      <w:r>
-        <w:t xml:space="preserve"> </w:t>
-      </w:r>
-      <w:r>
-        <w:t xml:space="preserve">la marge d’exploitation, de la borne normative (8 pour cent au plafond retenu) à la</w:t>
-      </w:r>
-      <w:r>
-        <w:t xml:space="preserve"> </w:t>
-      </w:r>
-      <w:r>
-        <w:t xml:space="preserve">marge actuelle du tronçon ; les pourcentages face à l’auto sont donc des bornes, pas des</w:t>
-      </w:r>
-      <w:r>
-        <w:t xml:space="preserve"> </w:t>
-      </w:r>
-      <w:r>
-        <w:t xml:space="preserve">points. Le scénario recommandé bat l’auto sur Montréal-Toronto (4 h 27 à 4 h 52, soit</w:t>
-      </w:r>
-      <w:r>
-        <w:t xml:space="preserve"> </w:t>
-      </w:r>
-      <w:r>
-        <w:t xml:space="preserve">81 à 89 pour cent de son temps), sur Montréal-Ottawa (1 h 46 à 1 h 49, soit 76 à</w:t>
-      </w:r>
-      <w:r>
-        <w:t xml:space="preserve"> </w:t>
-      </w:r>
-      <w:r>
-        <w:t xml:space="preserve">78 pour cent) et sur Ottawa-Toronto (3 h 39 à 4 h 11, soit 84 à 96 pour cent), et fait</w:t>
-      </w:r>
-      <w:r>
-        <w:t xml:space="preserve"> </w:t>
-      </w:r>
-      <w:r>
-        <w:t xml:space="preserve">au moins jeu égal sur Montréal-Québec (2 h 30 à 3 h 03, soit 88 à 108 pour cent). Bout</w:t>
-      </w:r>
-      <w:r>
-        <w:t xml:space="preserve"> </w:t>
-      </w:r>
-      <w:r>
-        <w:t xml:space="preserve">en bout, Québec-Toronto par Montréal passe de 8 h 50 à l’horaire actuel à 7 h 07, arrêt</w:t>
-      </w:r>
-      <w:r>
-        <w:t xml:space="preserve"> </w:t>
-      </w:r>
-      <w:r>
-        <w:t xml:space="preserve">à Montréal compris, si la marge est tenue à la borne normative (figure suivante). La</w:t>
-      </w:r>
-      <w:r>
-        <w:t xml:space="preserve"> </w:t>
-      </w:r>
-      <w:r>
-        <w:t xml:space="preserve">troisième barre de chaque panneau est le</w:t>
+        <w:t xml:space="preserve">Lecture de la figure.</w:t>
+      </w:r>
+      <w:r>
+        <w:t xml:space="preserve"> </w:t>
+      </w:r>
+      <w:r>
+        <w:t xml:space="preserve">Aujourd’hui, le train fait à peu près jeu égal avec l’auto sur Montréal-Toronto (536 km | 5 h 18) et la perd nettement sur Montréal-Québec (270 km | 3 h 22). Chaque barre du scénario recommandé est un temps « avec marge » : le temps de base (courbes + zones urbaines figées + arrêts) majoré de la marge d’exploitation, allant de la borne normative (8 %) à la marge actuelle du tronçon. Le scénario recommandé bat l’auto sur Montréal-Toronto (4 h 27 à 4 h 52, soit 81 à 89 % de l’auto), sur Montréal-Ottawa (1 h 46 à 1 h 49, soit 76 à 78 % de l’auto) et sur Ottawa-Toronto (3 h 39 à 4 h 11, soit 84 à 96 % de l’auto), et fait au moins jeu égal sur Montréal-Québec (2 h 30 à 3 h 03, soit 88 à 108 % de l’auto). De bout en bout, Québec-Toronto via Montréal passe de 8 h 50 à l’horaire actuel à 7 h 07, incluant arrêt à Montréal, si la marge est tenue à la borne basse (figure suivante). La troisième barre de chaque panneau est ce que nous appelons le</w:t>
       </w:r>
       <w:r>
         <w:t xml:space="preserve"> </w:t>
@@ -381,25 +236,7 @@
         <w:footnoteReference w:id="12"/>
       </w:r>
       <w:r>
-        <w:t xml:space="preserve"> : le recommandé,</w:t>
-      </w:r>
-      <w:r>
-        <w:t xml:space="preserve"> </w:t>
-      </w:r>
-      <w:r>
-        <w:t xml:space="preserve">poussé à sa borne. Il descend à 4 h 03 à 4 h 26 sur Montréal-Toronto (74 à 81 pour cent</w:t>
-      </w:r>
-      <w:r>
-        <w:t xml:space="preserve"> </w:t>
-      </w:r>
-      <w:r>
-        <w:t xml:space="preserve">de l’auto), 2 h 02 à 2 h 29 sur Montréal-Québec (72 à 88 pour cent), 1 h 26 à 1 h 28</w:t>
-      </w:r>
-      <w:r>
-        <w:t xml:space="preserve"> </w:t>
-      </w:r>
-      <w:r>
-        <w:t xml:space="preserve">sur Montréal-Ottawa et 3 h 28 à 3 h 58 sur Ottawa-Toronto.</w:t>
+        <w:t xml:space="preserve"> : le recommandé, poussé à sa meilleure performance en modernisant les zones urbaines et en corrigeant certaines courbes contraignantes sur les segments doublés seulement. Il descend entre 4 h 03 à 4 h 26 sur Montréal-Toronto (74 à 81 % de l’auto), 2 h 02 à 2 h 29 sur Montréal-Québec (72 à 88 % de l’auto), 1 h 26 à 1 h 28 sur Montréal-Ottawa et 3 h 28 à 3 h 58 sur Ottawa-Toronto. À noter que puisque le doublement ne corrigerait les courbes concernées que dans un seul sens et que les zones urbaines sont limitées par des contraintes complexes, non-adressables par cette étude, ces estimations doivent être maniées avec prudence.</w:t>
       </w:r>
     </w:p>
     <w:p>
@@ -411,7 +248,7 @@
           <wp:inline>
             <wp:extent cx="5334000" cy="2006235"/>
             <wp:effectExtent b="0" l="0" r="0" t="0"/>
-            <wp:docPr descr="D’où viennent les minutes : chaque barre est l’horaire actuel du trajet ; le segment évidé est le temps du scénario recommandé avec sa marge normative, et les tranches attribuent le gain à ses trois leviers. Les parts sont des attributions qui somment exactement au gain (méthode en section 7), pas des mesures indépendantes." title="" id="14" name="Picture"/>
+            <wp:docPr descr="Interprétation : Chaque barre représente l’horaire actuel du trajet. Le segment évidé est le temps du scénario recommandé (avec marge), et les tranches attribuent le gain respectif aux trois leviers." title="" id="14" name="Picture"/>
             <a:graphic>
               <a:graphicData uri="http://schemas.openxmlformats.org/drawingml/2006/picture">
                 <pic:pic>
@@ -454,7 +291,7 @@
         <w:pStyle w:val="ImageCaption"/>
       </w:pPr>
       <w:r>
-        <w:t xml:space="preserve">D’où viennent les minutes : chaque barre est l’horaire actuel du trajet ; le segment évidé est le temps du scénario recommandé avec sa marge normative, et les tranches attribuent le gain à ses trois leviers. Les parts sont des attributions qui somment exactement au gain (méthode en section 7), pas des mesures indépendantes.</w:t>
+        <w:t xml:space="preserve">Interprétation : Chaque barre représente l’horaire actuel du trajet. Le segment évidé est le temps du scénario recommandé (avec marge), et les tranches attribuent le gain respectif aux trois leviers.</w:t>
       </w:r>
     </w:p>
     <w:p>
@@ -462,7 +299,7 @@
         <w:pStyle w:val="BodyText"/>
       </w:pPr>
       <w:r>
-        <w:t xml:space="preserve">Le scénario recommandé tient en une phrase :</w:t>
+        <w:t xml:space="preserve">La manchette du scénario recommandé :</w:t>
       </w:r>
       <w:r>
         <w:t xml:space="preserve"> </w:t>
@@ -472,88 +309,10 @@
           <w:b/>
           <w:bCs/>
         </w:rPr>
-        <w:t xml:space="preserve">le train pendulaire suffit</w:t>
-      </w:r>
-      <w:r>
-        <w:t xml:space="preserve">. Il atteint</w:t>
-      </w:r>
-      <w:r>
-        <w:t xml:space="preserve"> </w:t>
-      </w:r>
-      <w:r>
-        <w:t xml:space="preserve">la borne haute des vitesses que les améliorations réalisables du corridor</w:t>
-      </w:r>
-      <w:r>
-        <w:t xml:space="preserve"> </w:t>
-      </w:r>
-      <w:r>
-        <w:t xml:space="preserve">(superposition de contrôle en cabine, traitement des passages à niveau) permettent</w:t>
-      </w:r>
-      <w:r>
-        <w:t xml:space="preserve"> </w:t>
-      </w:r>
-      <w:r>
-        <w:t xml:space="preserve">d’exploiter sur une partie suffisante du tracé, tout en restant entièrement dans le</w:t>
-      </w:r>
-      <w:r>
-        <w:t xml:space="preserve"> </w:t>
-      </w:r>
-      <w:r>
-        <w:t xml:space="preserve">précédent canadien : la méthode que le CN applique déjà aux trains pendulaires, sans</w:t>
-      </w:r>
-      <w:r>
-        <w:t xml:space="preserve"> </w:t>
-      </w:r>
-      <w:r>
-        <w:t xml:space="preserve">dérogation, sans technologie externe à approuver. Le plafond du scénario n’est pas fixé</w:t>
-      </w:r>
-      <w:r>
-        <w:t xml:space="preserve"> </w:t>
-      </w:r>
-      <w:r>
-        <w:t xml:space="preserve">par le train, qui pourrait aller plus vite, mais par le système de contrôle disponible</w:t>
-      </w:r>
-      <w:r>
-        <w:t xml:space="preserve"> </w:t>
-      </w:r>
-      <w:r>
-        <w:t xml:space="preserve">et par le mur réglementaire des passages à niveau au-delà. Ses conditions sont au nombre</w:t>
-      </w:r>
-      <w:r>
-        <w:t xml:space="preserve"> </w:t>
-      </w:r>
-      <w:r>
-        <w:t xml:space="preserve">de deux, et elles sont affichées sous la figure : la superposition de contrôle en cabine</w:t>
-      </w:r>
-      <w:r>
-        <w:t xml:space="preserve"> </w:t>
-      </w:r>
-      <w:r>
-        <w:t xml:space="preserve">(section 6), et le corridor scellé, c’est-à-dire le traitement de chacun des 891</w:t>
-      </w:r>
-      <w:r>
-        <w:t xml:space="preserve"> </w:t>
-      </w:r>
-      <w:r>
-        <w:t xml:space="preserve">passages à niveau de la zone rapide, dont 563 restent à équiper d’un système complet de</w:t>
-      </w:r>
-      <w:r>
-        <w:t xml:space="preserve"> </w:t>
-      </w:r>
-      <w:r>
-        <w:t xml:space="preserve">feux, cloches et barrières (section 5). Où le résultat tombe dans la fourchette dépend</w:t>
-      </w:r>
-      <w:r>
-        <w:t xml:space="preserve"> </w:t>
-      </w:r>
-      <w:r>
-        <w:t xml:space="preserve">surtout du régime de cohabitation, bien plus que du train ou de la voie : c’est l’objet</w:t>
-      </w:r>
-      <w:r>
-        <w:t xml:space="preserve"> </w:t>
-      </w:r>
-      <w:r>
-        <w:t xml:space="preserve">de la section 4.</w:t>
+        <w:t xml:space="preserve">le train pendulaire et la modernisation proposée changent la donne</w:t>
+      </w:r>
+      <w:r>
+        <w:t xml:space="preserve">. Le train atteint la borne haute des vitesses que les améliorations réalisables du corridor (superposition de contrôle en cabine, traitement des passages à niveau) permettent d’exploiter sur une partie suffisante du tracé, tout en restant entièrement dans le précédent canadien, soit les trains LRC. Le plafond du scénario n’est pas fixé par le train, qui pourrait théoriquement aller plus vite, mais bien par le meilleur système de contrôle disponible dans les conditions (&lt;177 km/h) et par le mur réglementaire des passages à niveau (&lt;201 km/h). Ses conditions sont affichées sous la figure : la superposition de contrôle en cabine (section 6), et le corridor scellé, c’est-à-dire le traitement de chacun des 891 passages à niveau de la zone, dont 563 restent à équiper d’un système complet de feux, cloches et barrières (section 5). Où le résultat tombe dans la fourchette dépend du régime de cohabitation bien plus que du train ou de la voie : le sujet est traité en section 4.</w:t>
       </w:r>
     </w:p>
     <w:p>
@@ -561,19 +320,7 @@
         <w:pStyle w:val="BodyText"/>
       </w:pPr>
       <w:r>
-        <w:t xml:space="preserve">La fourchette de marge n’est pas une estimation : sa borne basse est la marge normative</w:t>
-      </w:r>
-      <w:r>
-        <w:t xml:space="preserve"> </w:t>
-      </w:r>
-      <w:r>
-        <w:t xml:space="preserve">internationale, interpolée à 8 pour cent du temps de parcours au plafond retenu</w:t>
-      </w:r>
-      <w:r>
-        <w:t xml:space="preserve"> </w:t>
-      </w:r>
-      <w:r>
-        <w:t xml:space="preserve">(7 pour cent à 160 km/h, 9 pour cent à 200</w:t>
+        <w:t xml:space="preserve">La fourchette de marge est basée sur deux données solides : sa borne basse est la marge normative internationale, interpolée à 8 % du temps de parcours au plafond retenu (7 % à 160 km/h, 9 % à 200 km/h</w:t>
       </w:r>
       <w:r>
         <w:t xml:space="preserve"> </w:t>
@@ -607,37 +354,7 @@
         <w:t xml:space="preserve">)</w:t>
       </w:r>
       <w:r>
-        <w:t xml:space="preserve">), sa</w:t>
-      </w:r>
-      <w:r>
-        <w:t xml:space="preserve"> </w:t>
-      </w:r>
-      <w:r>
-        <w:t xml:space="preserve">borne haute est la marge que l’horaire actuel de VIA porte aujourd’hui sur le tronçon</w:t>
-      </w:r>
-      <w:r>
-        <w:t xml:space="preserve"> </w:t>
-      </w:r>
-      <w:r>
-        <w:t xml:space="preserve">concerné (mesurée dans cette étude : de 11 pour cent sur Montréal-Ottawa à 32 pour cent</w:t>
-      </w:r>
-      <w:r>
-        <w:t xml:space="preserve"> </w:t>
-      </w:r>
-      <w:r>
-        <w:t xml:space="preserve">sur Montréal-Québec). La distance entre les deux bornes est le coût du régime</w:t>
-      </w:r>
-      <w:r>
-        <w:t xml:space="preserve"> </w:t>
-      </w:r>
-      <w:r>
-        <w:t xml:space="preserve">d’exploitation actuel ; la trancher est l’objet de l’étude de circulation recommandée</w:t>
-      </w:r>
-      <w:r>
-        <w:t xml:space="preserve"> </w:t>
-      </w:r>
-      <w:r>
-        <w:t xml:space="preserve">en conclusion.</w:t>
+        <w:t xml:space="preserve">), tandis que sa borne haute est la marge que l’horaire actuel de VIA porte aujourd’hui sur le tronçon concerné (de 11 % sur Montréal-Ottawa à 32 % sur Montréal-Québec). La distance entre les deux bornes constitue le coût du régime d’exploitation actuel ; pour établir ce qui est réellement possible dans cette fourchette, une étude plus approfondie est nécessaire (voir section 8).</w:t>
       </w:r>
     </w:p>
     <w:p>
@@ -645,13 +362,7 @@
         <w:pStyle w:val="BodyText"/>
       </w:pPr>
       <w:r>
-        <w:t xml:space="preserve">Mise en regard : le projet Alto propose environ 1 000 km de voies neuves dédiées pour</w:t>
-      </w:r>
-      <w:r>
-        <w:t xml:space="preserve"> </w:t>
-      </w:r>
-      <w:r>
-        <w:t xml:space="preserve">relier Québec à Toronto par un tracé nord à 300 km/h ou plus</w:t>
+        <w:t xml:space="preserve">Mise en regard : le projet Alto propose environ 1 000 km de voies neuves dédiées pour relier Québec à Toronto par un tracé nord à 300 km/h ou plus</w:t>
       </w:r>
       <w:r>
         <w:t xml:space="preserve"> </w:t>
@@ -671,37 +382,7 @@
         <w:t xml:space="preserve">)</w:t>
       </w:r>
       <w:r>
-        <w:t xml:space="preserve">. La présente</w:t>
-      </w:r>
-      <w:r>
-        <w:t xml:space="preserve"> </w:t>
-      </w:r>
-      <w:r>
-        <w:t xml:space="preserve">étude documente ce que le réseau existant du corridor riverain (environ 1 090 km de</w:t>
-      </w:r>
-      <w:r>
-        <w:t xml:space="preserve"> </w:t>
-      </w:r>
-      <w:r>
-        <w:t xml:space="preserve">voies physiques, les troncs communs à deux trajets comptés une fois, parcourus en</w:t>
-      </w:r>
-      <w:r>
-        <w:t xml:space="preserve"> </w:t>
-      </w:r>
-      <w:r>
-        <w:t xml:space="preserve">1 433 km de trajets) peut donner, ainsi que les cinq</w:t>
-      </w:r>
-      <w:r>
-        <w:t xml:space="preserve"> </w:t>
-      </w:r>
-      <w:r>
-        <w:t xml:space="preserve">obstacles qui les retiennent et le prix réglementaire de chacun. Les deux exercices</w:t>
-      </w:r>
-      <w:r>
-        <w:t xml:space="preserve"> </w:t>
-      </w:r>
-      <w:r>
-        <w:t xml:space="preserve">sont complémentaires : on ne peut comparer les options qu’en connaissant les deux.</w:t>
+        <w:t xml:space="preserve">. La présente étude documente ce que le réseau existant du corridor riverain (environ 1 090 km de voies physiques, les troncs communs à deux trajets comptés une fois, parcourus en 1 433 km de trajets) peut donner, ainsi que les cinq obstacles qui les retiennent et le prix réglementaire de ceux-ci.</w:t>
       </w:r>
     </w:p>
     <w:p>
@@ -709,31 +390,7 @@
         <w:pStyle w:val="BodyText"/>
       </w:pPr>
       <w:r>
-        <w:t xml:space="preserve">Le précédent qui valide l’ordre de grandeur est britannique. La West Coast Main Line</w:t>
-      </w:r>
-      <w:r>
-        <w:t xml:space="preserve"> </w:t>
-      </w:r>
-      <w:r>
-        <w:t xml:space="preserve">(Londres-Manchester-Glasgow), une ligne victorienne partagée avec le fret, a été</w:t>
-      </w:r>
-      <w:r>
-        <w:t xml:space="preserve"> </w:t>
-      </w:r>
-      <w:r>
-        <w:t xml:space="preserve">modernisée de 1998 à 2008 plutôt que remplacée par une ligne neuve : des trains</w:t>
-      </w:r>
-      <w:r>
-        <w:t xml:space="preserve"> </w:t>
-      </w:r>
-      <w:r>
-        <w:t xml:space="preserve">pendulaires à 125 mi/h (201 km/h) sur la voie existante et une signalisation relevée,</w:t>
-      </w:r>
-      <w:r>
-        <w:t xml:space="preserve"> </w:t>
-      </w:r>
-      <w:r>
-        <w:t xml:space="preserve">pour un coût d’environ 8,6 milliards de livres selon l’audit national</w:t>
+        <w:t xml:space="preserve">Le précédent qui valide l’ordre de grandeur nous vient du Royaume-Uni. La West Coast Main Line (Londres-Manchester-Glasgow), une ligne victorienne partagée avec le fret, a été modernisée de 1998 à 2008 au lieu d’être remplacée par une ligne neuve : des trains pendulaires à 125 mi/h (201 km/h) sur la voie existante et une signalisation relevée, pour un coût d’environ 8,6 milliards de livres selon l’audit national</w:t>
       </w:r>
       <w:r>
         <w:t xml:space="preserve"> </w:t>
@@ -753,19 +410,7 @@
         <w:t xml:space="preserve">)</w:t>
       </w:r>
       <w:r>
-        <w:t xml:space="preserve">.</w:t>
-      </w:r>
-      <w:r>
-        <w:t xml:space="preserve"> </w:t>
-      </w:r>
-      <w:r>
-        <w:t xml:space="preserve">Les gains mesurés sont de la même famille que ceux calculés ici : 36 minutes de moins</w:t>
-      </w:r>
-      <w:r>
-        <w:t xml:space="preserve"> </w:t>
-      </w:r>
-      <w:r>
-        <w:t xml:space="preserve">sur Londres-Manchester (296 km) et 42 sur Londres-Glasgow (environ 645 km)</w:t>
+        <w:t xml:space="preserve">. Les gains mesurés sont de la même famille que ceux calculés ici : 36 minutes de moins sur Londres-Manchester (296 km) et 42 sur Londres-Glasgow (environ 645 km)</w:t>
       </w:r>
       <w:r>
         <w:t xml:space="preserve"> </w:t>
@@ -785,25 +430,7 @@
         <w:t xml:space="preserve">)</w:t>
       </w:r>
       <w:r>
-        <w:t xml:space="preserve">, contre 26 à 51 minutes calculées sur Montréal-Toronto au scénario</w:t>
-      </w:r>
-      <w:r>
-        <w:t xml:space="preserve"> </w:t>
-      </w:r>
-      <w:r>
-        <w:t xml:space="preserve">recommandé. Le marché a suivi : sur Londres-Manchester, l’achalandage ferroviaire a crû</w:t>
-      </w:r>
-      <w:r>
-        <w:t xml:space="preserve"> </w:t>
-      </w:r>
-      <w:r>
-        <w:t xml:space="preserve">de 77 pour cent entre 2009 et 2017 pendant que le trafic aérien du même axe reculait de</w:t>
-      </w:r>
-      <w:r>
-        <w:t xml:space="preserve"> </w:t>
-      </w:r>
-      <w:r>
-        <w:t xml:space="preserve">27 pour cent</w:t>
+        <w:t xml:space="preserve">, contre 26 à 51 minutes calculées sur Montréal-Toronto au scénario recommandé (536 km). La comparaison comporte un biais conservateur qu’il faut nommer : 38 % des gains du scénario recommandé sur le trajet Québec-Toronto dépendent du régime de cohabitation : les Britanniques avaient réglé ce problème par un régime d’arbitrage indépendant avant la modernisation, en place depuis 1993</w:t>
       </w:r>
       <w:r>
         <w:t xml:space="preserve"> </w:t>
@@ -811,6 +438,40 @@
       <w:r>
         <w:t xml:space="preserve">(</w:t>
       </w:r>
+      <w:hyperlink w:anchor="ref-orr2021cadre">
+        <w:r>
+          <w:rPr>
+            <w:rStyle w:val="Hyperlink"/>
+          </w:rPr>
+          <w:t xml:space="preserve">Office of Rail and Road, 2021</w:t>
+        </w:r>
+      </w:hyperlink>
+      <w:r>
+        <w:t xml:space="preserve">;</w:t>
+      </w:r>
+      <w:r>
+        <w:t xml:space="preserve"> </w:t>
+      </w:r>
+      <w:hyperlink w:anchor="ref-railwaysact1993">
+        <w:r>
+          <w:rPr>
+            <w:rStyle w:val="Hyperlink"/>
+          </w:rPr>
+          <w:t xml:space="preserve">Parlement du Royaume-Uni, 1993</w:t>
+        </w:r>
+      </w:hyperlink>
+      <w:r>
+        <w:t xml:space="preserve">)</w:t>
+      </w:r>
+      <w:r>
+        <w:t xml:space="preserve">. Nous tirons des leçons de ce précédent à la section 4. Le marché a récompensé cette compétitivité : sur Londres-Manchester, l’achalandage ferroviaire a crû de 77 % entre 2009 et 2017 pendant que le trafic aérien du même axe reculait de 27 %</w:t>
+      </w:r>
+      <w:r>
+        <w:t xml:space="preserve"> </w:t>
+      </w:r>
+      <w:r>
+        <w:t xml:space="preserve">(</w:t>
+      </w:r>
       <w:hyperlink w:anchor="ref-wcml2026wiki">
         <w:r>
           <w:rPr>
@@ -823,19 +484,7 @@
         <w:t xml:space="preserve">)</w:t>
       </w:r>
       <w:r>
-        <w:t xml:space="preserve">. La mise en garde symétrique vaut aussi : le budget</w:t>
-      </w:r>
-      <w:r>
-        <w:t xml:space="preserve"> </w:t>
-      </w:r>
-      <w:r>
-        <w:t xml:space="preserve">britannique a plus que triplé en cours de programme, faute d’une portée verrouillée au</w:t>
-      </w:r>
-      <w:r>
-        <w:t xml:space="preserve"> </w:t>
-      </w:r>
-      <w:r>
-        <w:t xml:space="preserve">départ</w:t>
+        <w:t xml:space="preserve">. La mise en garde symétrique vaut aussi : le budget britannique a plus que triplé en cours de programme, faute d’une portée verrouillée au départ</w:t>
       </w:r>
       <w:r>
         <w:t xml:space="preserve"> </w:t>
@@ -855,19 +504,7 @@
         <w:t xml:space="preserve">)</w:t>
       </w:r>
       <w:r>
-        <w:t xml:space="preserve"> ; c’est précisément le rôle de l’étude de circulation recommandée</w:t>
-      </w:r>
-      <w:r>
-        <w:t xml:space="preserve"> </w:t>
-      </w:r>
-      <w:r>
-        <w:t xml:space="preserve">en conclusion. Le précédent britannique porte enfin sur une troisième chose, le régime</w:t>
-      </w:r>
-      <w:r>
-        <w:t xml:space="preserve"> </w:t>
-      </w:r>
-      <w:r>
-        <w:t xml:space="preserve">d’accès à la voie partagée, dont la section 4 tire la leçon.</w:t>
+        <w:t xml:space="preserve"> ; c’est précisément le rôle de l’étude recommandée en conclusion.</w:t>
       </w:r>
     </w:p>
     <w:p>
@@ -875,7 +512,7 @@
         <w:pStyle w:val="BodyText"/>
       </w:pPr>
       <w:r>
-        <w:t xml:space="preserve">Les cinq constats principaux :</w:t>
+        <w:t xml:space="preserve">Cinq constats principaux se dégagent :</w:t>
       </w:r>
     </w:p>
     <w:p>
@@ -897,31 +534,7 @@
         <w:t xml:space="preserve"> </w:t>
       </w:r>
       <w:r>
-        <w:t xml:space="preserve">Avec le train pendulaire du</w:t>
-      </w:r>
-      <w:r>
-        <w:t xml:space="preserve"> </w:t>
-      </w:r>
-      <w:r>
-        <w:t xml:space="preserve">scénario recommandé, il ne reste que 234 km (16 pour cent du réseau parcouru ;</w:t>
-      </w:r>
-      <w:r>
-        <w:t xml:space="preserve"> </w:t>
-      </w:r>
-      <w:r>
-        <w:t xml:space="preserve">environ 265 km si l’on corrige le biais de mesure chiffré en section 7) dont les</w:t>
-      </w:r>
-      <w:r>
-        <w:t xml:space="preserve"> </w:t>
-      </w:r>
-      <w:r>
-        <w:t xml:space="preserve">courbes restent sous le plafond de 177 km/h (110 mi/h), et 7 km sous</w:t>
-      </w:r>
-      <w:r>
-        <w:t xml:space="preserve"> </w:t>
-      </w:r>
-      <w:r>
-        <w:t xml:space="preserve">100 km/h (62 mi/h). Le train d’aujourd’hui en laisse 494 km.</w:t>
+        <w:t xml:space="preserve">Avec le train pendulaire du scénario recommandé, il ne reste que 234 km (16 % du réseau parcouru, et environ 265 km si l’on corrige le biais de mesure chiffré en section 7) dont les courbes restent sous le plafond de 177 km/h (110 mi/h), et 7 km sous 100 km/h (62 mi/h). Le train d’aujourd’hui en laisse 494 km.</w:t>
       </w:r>
     </w:p>
     <w:p>
@@ -937,43 +550,13 @@
           <w:b/>
           <w:bCs/>
         </w:rPr>
-        <w:t xml:space="preserve">Les passages à niveau sont la condition dominante du scénario, pas son mur.</w:t>
-      </w:r>
-      <w:r>
-        <w:t xml:space="preserve"> </w:t>
-      </w:r>
-      <w:r>
-        <w:t xml:space="preserve">Au</w:t>
-      </w:r>
-      <w:r>
-        <w:t xml:space="preserve"> </w:t>
-      </w:r>
-      <w:r>
-        <w:t xml:space="preserve">plafond retenu, 891 des 924 passages du corridor se trouvent dans la zone rapide et</w:t>
-      </w:r>
-      <w:r>
-        <w:t xml:space="preserve"> </w:t>
-      </w:r>
-      <w:r>
-        <w:t xml:space="preserve">relèvent du régime du corridor scellé : traiter chaque passage (barrières</w:t>
-      </w:r>
-      <w:r>
-        <w:t xml:space="preserve"> </w:t>
-      </w:r>
-      <w:r>
-        <w:t xml:space="preserve">quatre-quadrants, terre-pleins, détection) ; 563 d’entre eux restent à équiper d’un</w:t>
-      </w:r>
-      <w:r>
-        <w:t xml:space="preserve"> </w:t>
-      </w:r>
-      <w:r>
-        <w:t xml:space="preserve">système complet de feux, cloches et barrières. Le mur, lui, est au-delà : le</w:t>
-      </w:r>
-      <w:r>
-        <w:t xml:space="preserve"> </w:t>
-      </w:r>
-      <w:r>
-        <w:t xml:space="preserve">précédent américain exige zéro passage au-dessus de 201 km/h (125 mi/h)</w:t>
+        <w:t xml:space="preserve">Les passages à niveau sont une des deux conditions pour matérialiser le potentiel du train pendulaire.</w:t>
+      </w:r>
+      <w:r>
+        <w:t xml:space="preserve"> </w:t>
+      </w:r>
+      <w:r>
+        <w:t xml:space="preserve">Au plafond retenu, 891 des 924 passages du corridor se trouvent dans la zone rapide et relèvent du régime du corridor scellé. Il faut traiter chaque passage (barrières quatre-quadrants, terre-pleins, détection) ; 563 d’entre eux restent à équiper d’un système complet de feux, cloches et barrières. Cependant, un mur n’est pas franchi par le scénario recommandé : le précédent américain exige zéro passage au-dessus de 201 km/h (125 mi/h)</w:t>
       </w:r>
       <w:r>
         <w:t xml:space="preserve"> </w:t>
@@ -993,7 +576,7 @@
         <w:t xml:space="preserve">)</w:t>
       </w:r>
       <w:r>
-        <w:t xml:space="preserve">, et c’est une des raisons pour lesquelles le scénario s’arrête avant.</w:t>
+        <w:t xml:space="preserve">, et la proposition y préfère une modernisation, plus accessible.</w:t>
       </w:r>
     </w:p>
     <w:p>
@@ -1009,48 +592,10 @@
           <w:b/>
           <w:bCs/>
         </w:rPr>
-        <w:t xml:space="preserve">La signalisation est une ligne de devis, pas un mur</w:t>
-      </w:r>
-      <w:r>
-        <w:t xml:space="preserve"> : rien à faire jusqu’à</w:t>
-      </w:r>
-      <w:r>
-        <w:t xml:space="preserve"> </w:t>
-      </w:r>
-      <w:r>
-        <w:t xml:space="preserve">160 km/h (99 mi/h), une superposition de contrôle en cabine de 161 à 177, dont le</w:t>
-      </w:r>
-      <w:r>
-        <w:t xml:space="preserve"> </w:t>
-      </w:r>
-      <w:r>
-        <w:t xml:space="preserve">précédent américain est tarifé et opère exactement au plafond retenu</w:t>
-      </w:r>
-      <w:r>
-        <w:t xml:space="preserve"> </w:t>
-      </w:r>
-      <w:r>
-        <w:t xml:space="preserve">(</w:t>
-      </w:r>
-      <w:hyperlink w:anchor="ref-fra2024itcs">
-        <w:r>
-          <w:rPr>
-            <w:rStyle w:val="Hyperlink"/>
-          </w:rPr>
-          <w:t xml:space="preserve">Federal Railroad Administration, 2024</w:t>
-        </w:r>
-      </w:hyperlink>
-      <w:r>
-        <w:t xml:space="preserve">)</w:t>
-      </w:r>
-      <w:r>
-        <w:t xml:space="preserve"> ; le contrôle intégral n’est requis qu’au-delà de 177 (c’est le devis</w:t>
-      </w:r>
-      <w:r>
-        <w:t xml:space="preserve"> </w:t>
-      </w:r>
-      <w:r>
-        <w:t xml:space="preserve">d’Alto, hors du scénario recommandé).</w:t>
+        <w:t xml:space="preserve">La signalisation est la deuxième condition de succès</w:t>
+      </w:r>
+      <w:r>
+        <w:t xml:space="preserve">: les normes indiquent que rien n’est à faire jusqu’à 160 km/h (99 mi/h), tandis qu’une superposition de contrôle en cabine est nécessaire de 161 à 177 km/h. Le contrôle intégral, lui, n’est requis qu’au-delà de 177 (similaire au devis Alto).</w:t>
       </w:r>
     </w:p>
     <w:p>
@@ -1072,13 +617,7 @@
         <w:t xml:space="preserve"> </w:t>
       </w:r>
       <w:r>
-        <w:t xml:space="preserve">Mesuré sur les</w:t>
-      </w:r>
-      <w:r>
-        <w:t xml:space="preserve"> </w:t>
-      </w:r>
-      <w:r>
-        <w:t xml:space="preserve">horaires de VIA à géométrie neutralisée : une voie simple ne coûte rien quand VIA est propriétaire, et 31 points quand le CN l’est. Sous VIA, elle porte même 3 points de marge de moins que la voie double du CN, et l’écart reste en sa faveur, de 3 à 7 points (3 à 6 minutes sur Montréal-Ottawa et Ottawa-Toronto), quelle que soit la pénalité d’arrêt testée ; sous le CN, le coût de la voie simple tient dans 30 à 33 points sur la même plage, soit de 23 à 26 minutes. Le même instrument montre ce que le doublement procure chez le CN : 31 points, soit 24 minutes sur Montréal-Québec et rien sur Montréal-Toronto, déjà doublé.</w:t>
+        <w:t xml:space="preserve">Mesuré sur les horaires de VIA à géométrie neutralisée, une voie simple ne coûte rien quand VIA est propriétaire, et 31 points de marge quand le CN l’est. Sous VIA, elle porte même 3 points de marge de moins que la voie double du CN, et l’écart reste en sa faveur quelle que soit la pénalité d’arrêt testée. Sous le CN, le coût de la voie simple tient dans 30 à 33 points sur la même plage, soit de 23 à 26 minutes sur Montréal-Québec. Le même instrument montre ce que le doublement procure chez le CN, passant d’une voie simple à double sous leur propriété : 31 points, soit 24 minutes sur Montréal-Québec et rien sur Montréal-Toronto (déjà doublé).</w:t>
       </w:r>
     </w:p>
     <w:p>
@@ -1094,31 +633,13 @@
           <w:b/>
           <w:bCs/>
         </w:rPr>
-        <w:t xml:space="preserve">La marge d’horaire est la grandeur que cette étude ne peut pas trancher.</w:t>
-      </w:r>
-      <w:r>
-        <w:t xml:space="preserve"> </w:t>
-      </w:r>
-      <w:r>
-        <w:t xml:space="preserve">Elle est</w:t>
-      </w:r>
-      <w:r>
-        <w:t xml:space="preserve"> </w:t>
-      </w:r>
-      <w:r>
-        <w:t xml:space="preserve">encadrée (7 à 9 pour cent en régime normatif, 34 à 68 pour cent mesurés aujourd’hui</w:t>
-      </w:r>
-      <w:r>
-        <w:t xml:space="preserve"> </w:t>
-      </w:r>
-      <w:r>
-        <w:t xml:space="preserve">selon la cellule) ; l’écart entre les deux est précisément ce qu’une étude de</w:t>
-      </w:r>
-      <w:r>
-        <w:t xml:space="preserve"> </w:t>
-      </w:r>
-      <w:r>
-        <w:t xml:space="preserve">circulation avec le propriétaire de la voie devra allouer.</w:t>
+        <w:t xml:space="preserve">La marge d’horaire est une fourchette que cette étude ne peut pas trancher.</w:t>
+      </w:r>
+      <w:r>
+        <w:t xml:space="preserve"> </w:t>
+      </w:r>
+      <w:r>
+        <w:t xml:space="preserve">Celle-ci est encadrée (7 à 9 % selon les meilleures pratiques, 34 à 68 % mesurés aujourd’hui selon le régime et le doublement) mais l’écart entre les deux est précisément ce qu’une étude plus complète en partenariat avec le propriétaire de la voie devra investiguer.</w:t>
       </w:r>
     </w:p>
     <w:bookmarkEnd w:id="16"/>
@@ -1145,19 +666,7 @@
         <w:pStyle w:val="FirstParagraph"/>
       </w:pPr>
       <w:r>
-        <w:t xml:space="preserve">Le temps de parcours d’un tronçon se calcule comme on planifie un long trajet en auto :</w:t>
-      </w:r>
-      <w:r>
-        <w:t xml:space="preserve"> </w:t>
-      </w:r>
-      <w:r>
-        <w:t xml:space="preserve">en additionnant des morceaux que l’on peut vérifier un à un. Quatre morceaux, pour un</w:t>
-      </w:r>
-      <w:r>
-        <w:t xml:space="preserve"> </w:t>
-      </w:r>
-      <w:r>
-        <w:t xml:space="preserve">scénario et un plafond d’exploitation donnés :</w:t>
+        <w:t xml:space="preserve">Le temps de parcours d’un tronçon se calcule en additionnant quatre morceaux vérifiés :</w:t>
       </w:r>
     </w:p>
     <w:p>
@@ -1176,13 +685,20 @@
         <w:t xml:space="preserve">les zones urbaines</w:t>
       </w:r>
       <w:r>
-        <w:t xml:space="preserve">, où l’étude ne promet aucun gain : leur temps est figé à</w:t>
-      </w:r>
-      <w:r>
-        <w:t xml:space="preserve"> </w:t>
-      </w:r>
-      <w:r>
-        <w:t xml:space="preserve">l’horaire actuel ;</w:t>
+        <w:t xml:space="preserve">, où aucun gain n’est promis : leur temps est figé à l’horaire actuel, à part dans le</w:t>
+      </w:r>
+      <w:r>
+        <w:t xml:space="preserve"> </w:t>
+      </w:r>
+      <w:r>
+        <w:rPr>
+          <w:i/>
+          <w:iCs/>
+        </w:rPr>
+        <w:t xml:space="preserve">scénario plafond</w:t>
+      </w:r>
+      <w:r>
+        <w:t xml:space="preserve"> ;</w:t>
       </w:r>
     </w:p>
     <w:p>
@@ -1201,31 +717,7 @@
         <w:t xml:space="preserve">l’interurbain</w:t>
       </w:r>
       <w:r>
-        <w:t xml:space="preserve">, calculé mètre par mètre le long du tracé : en chaque point, le</w:t>
-      </w:r>
-      <w:r>
-        <w:t xml:space="preserve"> </w:t>
-      </w:r>
-      <w:r>
-        <w:t xml:space="preserve">train est borné par la plus basse de deux vitesses, celle que la courbe locale</w:t>
-      </w:r>
-      <w:r>
-        <w:t xml:space="preserve"> </w:t>
-      </w:r>
-      <w:r>
-        <w:t xml:space="preserve">permet (selon le scénario) et le plafond qu’on s’autorise (177 km/h pour le</w:t>
-      </w:r>
-      <w:r>
-        <w:t xml:space="preserve"> </w:t>
-      </w:r>
-      <w:r>
-        <w:t xml:space="preserve">scénario recommandé) ; entre ces bornes, son profil réel d’accélération et de</w:t>
-      </w:r>
-      <w:r>
-        <w:t xml:space="preserve"> </w:t>
-      </w:r>
-      <w:r>
-        <w:t xml:space="preserve">freinage est simulé (voir plus bas) ;</w:t>
+        <w:t xml:space="preserve">, calculé mètre par mètre le long du tracé. En chaque point, le train est borné par la plus basse de deux vitesses : celle que la courbe locale permet (selon le scénario) et le plafond permis (177 km/h pour le scénario recommandé). Entre ces bornes, le profil réel d’accélération et de freinage est simulé (voir plus bas) ;</w:t>
       </w:r>
     </w:p>
     <w:p>
@@ -1244,13 +736,7 @@
         <w:t xml:space="preserve">les arrêts</w:t>
       </w:r>
       <w:r>
-        <w:t xml:space="preserve"> : deux minutes d’immobilisation par arrêt intermédiaire, les phases</w:t>
-      </w:r>
-      <w:r>
-        <w:t xml:space="preserve"> </w:t>
-      </w:r>
-      <w:r>
-        <w:t xml:space="preserve">d’accélération et de freinage étant déjà dans le profil simulé ;</w:t>
+        <w:t xml:space="preserve"> : deux minutes d’immobilisation par arrêt intermédiaire (les phases d’accélération et de freinage sont dans le profil simulé) ;</w:t>
       </w:r>
     </w:p>
     <w:p>
@@ -1269,7 +755,7 @@
         <w:t xml:space="preserve">la marge d’exploitation</w:t>
       </w:r>
       <w:r>
-        <w:t xml:space="preserve">, jamais estimée : encadrée entre deux bornes.</w:t>
+        <w:t xml:space="preserve">, encadrée entre les deux bornes.</w:t>
       </w:r>
     </w:p>
     <w:p>
@@ -1426,10 +912,13 @@
       </w:r>
       <m:oMath>
         <m:r>
-          <m:rPr>
-            <m:sty m:val="p"/>
-          </m:rPr>
-          <m:t>min</m:t>
+          <m:t>m</m:t>
+        </m:r>
+        <m:r>
+          <m:t>i</m:t>
+        </m:r>
+        <m:r>
+          <m:t>n</m:t>
         </m:r>
         <m:r>
           <m:rPr>
@@ -1468,13 +957,7 @@
         <w:t xml:space="preserve"> </w:t>
       </w:r>
       <w:r>
-        <w:t xml:space="preserve">sur l’interurbain. Le</w:t>
-      </w:r>
-      <w:r>
-        <w:t xml:space="preserve"> </w:t>
-      </w:r>
-      <w:r>
-        <w:t xml:space="preserve">symbole</w:t>
+        <w:t xml:space="preserve">sur l’interurbain. Le symbole</w:t>
       </w:r>
       <w:r>
         <w:t xml:space="preserve"> </w:t>
@@ -1521,13 +1004,7 @@
         <w:t xml:space="preserve"> </w:t>
       </w:r>
       <w:r>
-        <w:t xml:space="preserve">ne dit rien d’autre que « chaque mètre du tracé est parcouru à</w:t>
-      </w:r>
-      <w:r>
-        <w:t xml:space="preserve"> </w:t>
-      </w:r>
-      <w:r>
-        <w:t xml:space="preserve">la vitesse que le train y atteint réellement, et on additionne ».</w:t>
+        <w:t xml:space="preserve">veut simplement dire « chaque mètre du tracé est parcouru à la vitesse que le train y atteint réellement, et on additionne ».</w:t>
       </w:r>
     </w:p>
     <w:p>
@@ -1545,85 +1022,7 @@
         <w:t xml:space="preserve"> </w:t>
       </w:r>
       <w:r>
-        <w:t xml:space="preserve">Le</w:t>
-      </w:r>
-      <w:r>
-        <w:t xml:space="preserve"> </w:t>
-      </w:r>
-      <w:r>
-        <w:t xml:space="preserve">train de cette étude ne saute pas d’une vitesse à l’autre : sur l’interurbain, son</w:t>
-      </w:r>
-      <w:r>
-        <w:t xml:space="preserve"> </w:t>
-      </w:r>
-      <w:r>
-        <w:t xml:space="preserve">profil est calculé en deux passes (accélération plafonnée par la motorisation, qui</w:t>
-      </w:r>
-      <w:r>
-        <w:t xml:space="preserve"> </w:t>
-      </w:r>
-      <w:r>
-        <w:t xml:space="preserve">décroît avec la vitesse ; freinage de service constant), avec arrêt complet à chaque</w:t>
-      </w:r>
-      <w:r>
-        <w:t xml:space="preserve"> </w:t>
-      </w:r>
-      <w:r>
-        <w:t xml:space="preserve">gare intermédiaire et aux frontières des blocs urbains. Les paramètres de rame sont</w:t>
-      </w:r>
-      <w:r>
-        <w:t xml:space="preserve"> </w:t>
-      </w:r>
-      <w:r>
-        <w:t xml:space="preserve">des ordres de grandeur déclarés, pas des fiches constructeur : le scénario de base</w:t>
-      </w:r>
-      <w:r>
-        <w:t xml:space="preserve"> </w:t>
-      </w:r>
-      <w:r>
-        <w:t xml:space="preserve">reçoit une rame tractée comme la flotte actuelle (8 W/kg au rail, 0,5 m/s²) ; le</w:t>
-      </w:r>
-      <w:r>
-        <w:t xml:space="preserve"> </w:t>
-      </w:r>
-      <w:r>
-        <w:t xml:space="preserve">scénario recommandé reçoit une rame pendulaire de référence dimensionnée pour son</w:t>
-      </w:r>
-      <w:r>
-        <w:t xml:space="preserve"> </w:t>
-      </w:r>
-      <w:r>
-        <w:t xml:space="preserve">plafond (12 W/kg, 0,6 m/s²). Pentes et résistance à l’avancement ne sont pas</w:t>
-      </w:r>
-      <w:r>
-        <w:t xml:space="preserve"> </w:t>
-      </w:r>
-      <w:r>
-        <w:t xml:space="preserve">modélisées. Contre-vérification : l’ancien forfait de cinq minutes par arrêt sur</w:t>
-      </w:r>
-      <w:r>
-        <w:t xml:space="preserve"> </w:t>
-      </w:r>
-      <w:r>
-        <w:t xml:space="preserve">intégrale fluide retombe à une à huit minutes près sur les mêmes totaux par tronçon ;</w:t>
-      </w:r>
-      <w:r>
-        <w:t xml:space="preserve"> </w:t>
-      </w:r>
-      <w:r>
-        <w:t xml:space="preserve">la borne du pilote de 2025 (7,5 à 10 minutes par arrêt évité, effets de sillon</w:t>
-      </w:r>
-      <w:r>
-        <w:t xml:space="preserve"> </w:t>
-      </w:r>
-      <w:r>
-        <w:t xml:space="preserve">compris) encadre le tout par le haut, l’excédent au-delà de la dynamique pure</w:t>
-      </w:r>
-      <w:r>
-        <w:t xml:space="preserve"> </w:t>
-      </w:r>
-      <w:r>
-        <w:t xml:space="preserve">relevant du régime de cohabitation, donc de la marge.</w:t>
+        <w:t xml:space="preserve">L’accélération plafonnée par la motorisation, qui décroît avec la vitesse, avec arrêt complet à chaque gare intermédiaire et aux frontières des blocs urbains. Les paramètres de rame sont des ordres de grandeur : le scénario de base reçoit une rame tractée comme la flotte actuelle (8 W/kg au rail, 0,5 m/s²) alors que le scénario recommandé reçoit une rame pendulaire de référence (12 W/kg, 0,6 m/s²). Ces paramètres sont des hypothèses de modélisation déclarées, pas des fiches constructeur ; les sensibilités de la section 7 encadrent leur effet.</w:t>
       </w:r>
     </w:p>
     <w:p>
@@ -1638,7 +1037,7 @@
         <w:t xml:space="preserve">Vitesse géométrique</w:t>
       </w:r>
       <w:r>
-        <w:t xml:space="preserve"> : le plafond que les courbes permettent. Une courbe de rayon</w:t>
+        <w:t xml:space="preserve">. Le plafond que les courbes permettent. Une courbe de rayon</w:t>
       </w:r>
       <w:r>
         <w:t xml:space="preserve"> </w:t>
@@ -1697,49 +1096,7 @@
         <w:t xml:space="preserve"> </w:t>
       </w:r>
       <w:r>
-        <w:t xml:space="preserve">dépend du dévers (l’inclinaison</w:t>
-      </w:r>
-      <w:r>
-        <w:t xml:space="preserve"> </w:t>
-      </w:r>
-      <w:r>
-        <w:t xml:space="preserve">de la voie dans la courbe) et de l’insuffisance de dévers admise (l’inclinaison</w:t>
-      </w:r>
-      <w:r>
-        <w:t xml:space="preserve"> </w:t>
-      </w:r>
-      <w:r>
-        <w:t xml:space="preserve">« manquante » que le train et ses passagers acceptent de subir, ou que la caisse</w:t>
-      </w:r>
-      <w:r>
-        <w:t xml:space="preserve"> </w:t>
-      </w:r>
-      <w:r>
-        <w:t xml:space="preserve">pendulaire compense). C’est une borne physique, jamais une promesse d’horaire. La</w:t>
-      </w:r>
-      <w:r>
-        <w:t xml:space="preserve"> </w:t>
-      </w:r>
-      <w:r>
-        <w:t xml:space="preserve">formule utilise un écartement effectif de 1 524 mm (60 pouces, l’entraxe des rails,</w:t>
-      </w:r>
-      <w:r>
-        <w:t xml:space="preserve"> </w:t>
-      </w:r>
-      <w:r>
-        <w:t xml:space="preserve">à ne pas confondre avec l’écartement nominal de 1 435 mm mesuré entre faces</w:t>
-      </w:r>
-      <w:r>
-        <w:t xml:space="preserve"> </w:t>
-      </w:r>
-      <w:r>
-        <w:t xml:space="preserve">intérieures) : avec cette valeur, elle reproduit exactement la méthode officielle</w:t>
-      </w:r>
-      <w:r>
-        <w:t xml:space="preserve"> </w:t>
-      </w:r>
-      <w:r>
-        <w:t xml:space="preserve">du CN</w:t>
+        <w:t xml:space="preserve">dépend du dévers (l’inclinaison de la voie dans la courbe) et de l’insuffisance de dévers admise (l’inclinaison « manquante » que le train et ses passagers acceptent de subir, ou que la caisse pendulaire compense). La formule utilise un écartement effectif de 1 524 mm (60 pouces, l’entraxe des rails) et avec cette valeur, elle reproduit exactement la méthode officielle du CN</w:t>
       </w:r>
       <w:r>
         <w:t xml:space="preserve"> </w:t>
@@ -1774,25 +1131,7 @@
         <w:t xml:space="preserve">Vitesse commerciale</w:t>
       </w:r>
       <w:r>
-        <w:t xml:space="preserve"> : la vitesse résultante à l’horaire, une fois appliqués les</w:t>
-      </w:r>
-      <w:r>
-        <w:t xml:space="preserve"> </w:t>
-      </w:r>
-      <w:r>
-        <w:t xml:space="preserve">plafonds réglementaires (passages à niveau, signalisation), les blocs urbains, les arrêts</w:t>
-      </w:r>
-      <w:r>
-        <w:t xml:space="preserve"> </w:t>
-      </w:r>
-      <w:r>
-        <w:t xml:space="preserve">et la marge. Elle est calculée par l’intégration ci-dessus, jamais par un facteur</w:t>
-      </w:r>
-      <w:r>
-        <w:t xml:space="preserve"> </w:t>
-      </w:r>
-      <w:r>
-        <w:t xml:space="preserve">multiplicatif.</w:t>
+        <w:t xml:space="preserve">. La vitesse résultante à l’horaire, une fois appliqués les plafonds réglementaires (passages à niveau, signalisation), les blocs urbains, les arrêts et la marge.</w:t>
       </w:r>
     </w:p>
     <w:p>
@@ -1810,31 +1149,7 @@
         <w:t xml:space="preserve"> </w:t>
       </w:r>
       <w:r>
-        <w:t xml:space="preserve">Aucun gain n’est compté dans les approches urbaines, quel que</w:t>
-      </w:r>
-      <w:r>
-        <w:t xml:space="preserve"> </w:t>
-      </w:r>
-      <w:r>
-        <w:t xml:space="preserve">soit le scénario : Montréal Central à Dorval (17,8 km), Montréal à Saint-Lambert par le</w:t>
-      </w:r>
-      <w:r>
-        <w:t xml:space="preserve"> </w:t>
-      </w:r>
-      <w:r>
-        <w:t xml:space="preserve">pont Victoria (6,1 km, tronçon de Québec), Sainte-Foy à Québec avec le pont de Québec</w:t>
-      </w:r>
-      <w:r>
-        <w:t xml:space="preserve"> </w:t>
-      </w:r>
-      <w:r>
-        <w:t xml:space="preserve">(19,9 km), Guildwood à Toronto Union (20,1 km), chacun figé à la médiane des horaires publiés</w:t>
-      </w:r>
-      <w:r>
-        <w:t xml:space="preserve"> </w:t>
-      </w:r>
-      <w:r>
-        <w:t xml:space="preserve">actuels (données ouvertes GTFS)</w:t>
+        <w:t xml:space="preserve">Aucun gain n’est compté dans les approches urbaines : Montréal Central à Dorval (17,8 km), Montréal à Saint-Lambert par le pont Victoria (6,1 km, tronçon de Québec), Sainte-Foy à Québec incluant le pont de Québec (19,9 km), Guildwood à Toronto Union (20,1 km) sont chacun figé à la médiane des horaires publiés actuels</w:t>
       </w:r>
       <w:r>
         <w:t xml:space="preserve"> </w:t>
@@ -1854,25 +1169,7 @@
         <w:t xml:space="preserve">)</w:t>
       </w:r>
       <w:r>
-        <w:t xml:space="preserve"> ; Ottawa, sans gare d’approche proche, est traité par une</w:t>
-      </w:r>
-      <w:r>
-        <w:t xml:space="preserve"> </w:t>
-      </w:r>
-      <w:r>
-        <w:t xml:space="preserve">fenêtre de 10 km de part et d’autre [HYPOTHÈSE, couverte par la sensibilité de ±20 pour</w:t>
-      </w:r>
-      <w:r>
-        <w:t xml:space="preserve"> </w:t>
-      </w:r>
-      <w:r>
-        <w:t xml:space="preserve">cent sur l’ensemble des blocs urbains]. Une sensibilité où ces blocs sont réintégrés</w:t>
-      </w:r>
-      <w:r>
-        <w:t xml:space="preserve"> </w:t>
-      </w:r>
-      <w:r>
-        <w:t xml:space="preserve">au calcul est chiffrée en section 7.</w:t>
+        <w:t xml:space="preserve">. Ottawa, sans gare d’approche proche, est traité par une fenêtre de 10 km de part et d’autre (hypothèse). Une sensibilité où ces blocs sont réintégrés au calcul est chiffrée en section 7.</w:t>
       </w:r>
     </w:p>
     <w:p>
@@ -1890,37 +1187,7 @@
         <w:t xml:space="preserve"> </w:t>
       </w:r>
       <w:r>
-        <w:t xml:space="preserve">Deux minutes d’immobilisation par arrêt intermédiaire hors blocs</w:t>
-      </w:r>
-      <w:r>
-        <w:t xml:space="preserve"> </w:t>
-      </w:r>
-      <w:r>
-        <w:t xml:space="preserve">urbains ; les phases d’accélération et de freinage sont simulées dans le profil</w:t>
-      </w:r>
-      <w:r>
-        <w:t xml:space="preserve"> </w:t>
-      </w:r>
-      <w:r>
-        <w:t xml:space="preserve">(l’ensemble revient à environ quatre à cinq minutes par arrêt au plafond retenu). Repère</w:t>
-      </w:r>
-      <w:r>
-        <w:t xml:space="preserve"> </w:t>
-      </w:r>
-      <w:r>
-        <w:t xml:space="preserve">mesuré : le pilote de train sans arrêt de septembre 2025 annonçait un gain de 30 à</w:t>
-      </w:r>
-      <w:r>
-        <w:t xml:space="preserve"> </w:t>
-      </w:r>
-      <w:r>
-        <w:t xml:space="preserve">40 minutes pour quatre arrêts sautés, soit 7,5 à 10 minutes par arrêt en conditions</w:t>
-      </w:r>
-      <w:r>
-        <w:t xml:space="preserve"> </w:t>
-      </w:r>
-      <w:r>
-        <w:t xml:space="preserve">réelles de cohabitation</w:t>
+        <w:t xml:space="preserve">Deux minutes d’immobilisation par arrêt intermédiaire hors blocs urbains. Avec les phases d’accélération et de freinage, l’ensemble revient à environ quatre à cinq minutes par arrêt. Repère : le projet pilote de train sans arrêt de septembre 2025 annonçait un gain de 30 à 40 minutes pour quatre arrêts sautés, soit 7,5 à 10 minutes par arrêt en conditions réelles de cohabitation</w:t>
       </w:r>
       <w:r>
         <w:t xml:space="preserve"> </w:t>
@@ -1940,13 +1207,7 @@
         <w:t xml:space="preserve">)</w:t>
       </w:r>
       <w:r>
-        <w:t xml:space="preserve"> ; l’écart entre ce chiffre et la dynamique</w:t>
-      </w:r>
-      <w:r>
-        <w:t xml:space="preserve"> </w:t>
-      </w:r>
-      <w:r>
-        <w:t xml:space="preserve">pure est un effet de sillon, qui vit dans la marge.</w:t>
+        <w:t xml:space="preserve"> ; l’écart entre ce repère et notre dynamique pure tient aux effets de sillon (l’attente derrière les autres trains), qui vivent dans la marge, pas dans le temps de base.</w:t>
       </w:r>
     </w:p>
     <w:p>
@@ -1964,13 +1225,7 @@
         <w:t xml:space="preserve"> </w:t>
       </w:r>
       <w:r>
-        <w:t xml:space="preserve">Jamais estimée : encadrée entre une borne normative et une borne mesurée</w:t>
-      </w:r>
-      <w:r>
-        <w:t xml:space="preserve"> </w:t>
-      </w:r>
-      <w:r>
-        <w:t xml:space="preserve">(section 4.3).</w:t>
+        <w:t xml:space="preserve">Encadrée entre une borne normative et une borne mesurée (section 4.3).</w:t>
       </w:r>
     </w:p>
     <w:bookmarkEnd w:id="17"/>
@@ -1988,19 +1243,7 @@
         <w:pStyle w:val="FirstParagraph"/>
       </w:pPr>
       <w:r>
-        <w:t xml:space="preserve">Deux sources publiques se complètent. Les données d’horaires ouvertes de VIA (le format</w:t>
-      </w:r>
-      <w:r>
-        <w:t xml:space="preserve"> </w:t>
-      </w:r>
-      <w:r>
-        <w:t xml:space="preserve">GTFS, celui qu’utilisent les applications de transport) disent quelles lignes le train</w:t>
-      </w:r>
-      <w:r>
-        <w:t xml:space="preserve"> </w:t>
-      </w:r>
-      <w:r>
-        <w:t xml:space="preserve">emprunte, dans quel ordre et avec quelles gares</w:t>
+        <w:t xml:space="preserve">Deux sources publiques se complètent. Les données d’horaires ouvertes de VIA (le format GTFS, celui qu’utilisent les applications de transport) disent quelles lignes le train emprunte, dans quel ordre et avec quelles gares</w:t>
       </w:r>
       <w:r>
         <w:t xml:space="preserve"> </w:t>
@@ -2020,19 +1263,7 @@
         <w:t xml:space="preserve">)</w:t>
       </w:r>
       <w:r>
-        <w:t xml:space="preserve">. La carte</w:t>
-      </w:r>
-      <w:r>
-        <w:t xml:space="preserve"> </w:t>
-      </w:r>
-      <w:r>
-        <w:t xml:space="preserve">collaborative OpenStreetMap dit où les rails passent physiquement, à quelques mètres</w:t>
-      </w:r>
-      <w:r>
-        <w:t xml:space="preserve"> </w:t>
-      </w:r>
-      <w:r>
-        <w:t xml:space="preserve">près</w:t>
+        <w:t xml:space="preserve">. La carte collaborative OpenStreetMap dit où les rails passent physiquement, à quelques mètres près</w:t>
       </w:r>
       <w:r>
         <w:t xml:space="preserve"> </w:t>
@@ -2052,31 +1283,7 @@
         <w:t xml:space="preserve">)</w:t>
       </w:r>
       <w:r>
-        <w:t xml:space="preserve">. L’étude recolle la première sur la seconde : le tracé</w:t>
-      </w:r>
-      <w:r>
-        <w:t xml:space="preserve"> </w:t>
-      </w:r>
-      <w:r>
-        <w:t xml:space="preserve">schématique de VIA est verrouillé sur la voie réelle, et l’analyse suit cette voie comme</w:t>
-      </w:r>
-      <w:r>
-        <w:t xml:space="preserve"> </w:t>
-      </w:r>
-      <w:r>
-        <w:t xml:space="preserve">un train le ferait, sans en changer sauf à un aiguillage. Ce verrouillage est ce qui</w:t>
-      </w:r>
-      <w:r>
-        <w:t xml:space="preserve"> </w:t>
-      </w:r>
-      <w:r>
-        <w:t xml:space="preserve">évite les « courbes fantômes » qu’un appariement naïf fabrique en sautant entre deux</w:t>
-      </w:r>
-      <w:r>
-        <w:t xml:space="preserve"> </w:t>
-      </w:r>
-      <w:r>
-        <w:t xml:space="preserve">voies parallèles.</w:t>
+        <w:t xml:space="preserve">. L’étude recolle la première sur la seconde : le tracé schématique de VIA est verrouillé sur la voie réelle, et l’analyse suit cette voie comme un train le ferait.</w:t>
       </w:r>
     </w:p>
     <w:p>
@@ -2084,49 +1291,7 @@
         <w:pStyle w:val="BodyText"/>
       </w:pPr>
       <w:r>
-        <w:t xml:space="preserve">Sur le tracé ainsi reconstruit, un point tous les 10 mètres. Le rayon de courbure en</w:t>
-      </w:r>
-      <w:r>
-        <w:t xml:space="preserve"> </w:t>
-      </w:r>
-      <w:r>
-        <w:t xml:space="preserve">chaque point est estimé en faisant passer au mieux un cercle à travers les quelque</w:t>
-      </w:r>
-      <w:r>
-        <w:t xml:space="preserve"> </w:t>
-      </w:r>
-      <w:r>
-        <w:t xml:space="preserve">90 points d’une fenêtre glissante de 900 mètres : moyenner autant de points efface le</w:t>
-      </w:r>
-      <w:r>
-        <w:t xml:space="preserve"> </w:t>
-      </w:r>
-      <w:r>
-        <w:t xml:space="preserve">bruit de la carte sans aplatir les vraies courbes. L’estimateur a été calibré sur des</w:t>
-      </w:r>
-      <w:r>
-        <w:t xml:space="preserve"> </w:t>
-      </w:r>
-      <w:r>
-        <w:t xml:space="preserve">cercles synthétiques de rayon connu, puis validé sur des zones-témoins du corridor</w:t>
-      </w:r>
-      <w:r>
-        <w:t xml:space="preserve"> </w:t>
-      </w:r>
-      <w:r>
-        <w:t xml:space="preserve">(vraies courbes serrées des approches d’Ottawa et de Montréal, longues lignes droites de</w:t>
-      </w:r>
-      <w:r>
-        <w:t xml:space="preserve"> </w:t>
-      </w:r>
-      <w:r>
-        <w:t xml:space="preserve">la ligne de Kingston), qui doivent ressortir correctement à chaque régénération. Chaque</w:t>
-      </w:r>
-      <w:r>
-        <w:t xml:space="preserve"> </w:t>
-      </w:r>
-      <w:r>
-        <w:t xml:space="preserve">courbe devient ensuite une vitesse par la formule</w:t>
+        <w:t xml:space="preserve">Sur le tracé ainsi reconstruit, le rayon de courbure en chaque point est estimé en faisant passer au mieux un cercle à travers les quelque 90 points d’une fenêtre glissante de 900 mètres (un point tous les 10 mètres) : moyenner autant de points efface une part importante du bruit de la carte sans aplatir les vraies courbes. L’estimateur a été calibré sur des cercles synthétiques de rayon connu, puis validé sur des zones-témoins du corridor (vraies courbes serrées des approches d’Ottawa et de Montréal, longues lignes droites de la ligne de Kingston), qui doivent ressortir correctement à chaque régénération. Chaque courbe devient ensuite une vitesse par la formule</w:t>
       </w:r>
       <w:r>
         <w:t xml:space="preserve"> </w:t>
@@ -2160,37 +1325,7 @@
         <w:t xml:space="preserve"> </w:t>
       </w:r>
       <w:r>
-        <w:t xml:space="preserve">de la section 3, et</w:t>
-      </w:r>
-      <w:r>
-        <w:t xml:space="preserve"> </w:t>
-      </w:r>
-      <w:r>
-        <w:t xml:space="preserve">chaque segment est classé de façon volontairement conservatrice : sa vitesse est fixée</w:t>
-      </w:r>
-      <w:r>
-        <w:t xml:space="preserve"> </w:t>
-      </w:r>
-      <w:r>
-        <w:t xml:space="preserve">par sa courbe la plus serrée qui se maintient sur la longueur d’un train (environ</w:t>
-      </w:r>
-      <w:r>
-        <w:t xml:space="preserve"> </w:t>
-      </w:r>
-      <w:r>
-        <w:t xml:space="preserve">150 mètres), pas par une moyenne ni par un point isolé possiblement bruité. C’est la</w:t>
-      </w:r>
-      <w:r>
-        <w:t xml:space="preserve"> </w:t>
-      </w:r>
-      <w:r>
-        <w:t xml:space="preserve">logique d’une vraie limite de vitesse ferroviaire. L’ensemble a été validé par quatre</w:t>
-      </w:r>
-      <w:r>
-        <w:t xml:space="preserve"> </w:t>
-      </w:r>
-      <w:r>
-        <w:t xml:space="preserve">passes de contre-vérification indépendantes lors des phases antérieures du projet.</w:t>
+        <w:t xml:space="preserve">de la section 3, et chaque segment est classé de façon volontairement conservatrice : sa vitesse est fixée par sa courbe la plus serrée qui se maintient sur la longueur d’un train (environ 150 mètres).</w:t>
       </w:r>
     </w:p>
     <w:p>
@@ -2198,37 +1333,7 @@
         <w:pStyle w:val="BodyText"/>
       </w:pPr>
       <w:r>
-        <w:t xml:space="preserve">Le reste des données : nombre de voies par détection géométrique des voies parallèles</w:t>
-      </w:r>
-      <w:r>
-        <w:t xml:space="preserve"> </w:t>
-      </w:r>
-      <w:r>
-        <w:t xml:space="preserve">dans OpenStreetMap, corroborée par recoupement systématique</w:t>
-      </w:r>
-      <w:r>
-        <w:t xml:space="preserve"> </w:t>
-      </w:r>
-      <w:r>
-        <w:t xml:space="preserve">(91 pour cent d’accord sur la partie couverte par les documents d’exploitation publics)</w:t>
-      </w:r>
-      <w:r>
-        <w:t xml:space="preserve"> </w:t>
-      </w:r>
-      <w:r>
-        <w:t xml:space="preserve">et par un contrôle ponctuel contre un rapport du Bureau de la sécurité des transports</w:t>
-      </w:r>
-      <w:r>
-        <w:t xml:space="preserve"> </w:t>
-      </w:r>
-      <w:r>
-        <w:t xml:space="preserve">(0,1 km d’écart sur un tronçon double de 25 km) ; passages à niveau par l’inventaire officiel ouvert de Transports</w:t>
-      </w:r>
-      <w:r>
-        <w:t xml:space="preserve"> </w:t>
-      </w:r>
-      <w:r>
-        <w:t xml:space="preserve">Canada</w:t>
+        <w:t xml:space="preserve">Le reste des données : nombre de voies par détection géométrique des voies parallèles dans OpenStreetMap (recoupements de vérification dans les annexes numériques) ; passages à niveau par l’inventaire officiel ouvert de Transports Canada</w:t>
       </w:r>
       <w:r>
         <w:t xml:space="preserve"> </w:t>
@@ -2272,13 +1377,13 @@
       </w:r>
     </w:p>
     <w:bookmarkEnd w:id="18"/>
-    <w:bookmarkStart w:id="19" w:name="hors-périmètre-déclaré"/>
+    <w:bookmarkStart w:id="19" w:name="hors-périmètre"/>
     <w:p>
       <w:pPr>
         <w:pStyle w:val="Heading2"/>
       </w:pPr>
       <w:r>
-        <w:t xml:space="preserve">Hors périmètre, déclaré</w:t>
+        <w:t xml:space="preserve">Hors périmètre</w:t>
       </w:r>
     </w:p>
     <w:p>
@@ -2286,75 +1391,7 @@
         <w:pStyle w:val="FirstParagraph"/>
       </w:pPr>
       <w:r>
-        <w:t xml:space="preserve">La conception par site (clothoïdes, raccordements), les profils de traction constructeur</w:t>
-      </w:r>
-      <w:r>
-        <w:t xml:space="preserve"> </w:t>
-      </w:r>
-      <w:r>
-        <w:t xml:space="preserve">exacts, les pentes et la résistance à l’avancement (le profil d’accélération et de</w:t>
-      </w:r>
-      <w:r>
-        <w:t xml:space="preserve"> </w:t>
-      </w:r>
-      <w:r>
-        <w:t xml:space="preserve">freinage est simulé avec des paramètres génériques déclarés en section 2.1), le</w:t>
-      </w:r>
-      <w:r>
-        <w:t xml:space="preserve"> </w:t>
-      </w:r>
-      <w:r>
-        <w:t xml:space="preserve">cantonnement fin, la simulation de</w:t>
-      </w:r>
-      <w:r>
-        <w:t xml:space="preserve"> </w:t>
-      </w:r>
-      <w:r>
-        <w:t xml:space="preserve">circulation (c’est l’étude à commander), les ponts, tunnels et l’état détaillé de la</w:t>
-      </w:r>
-      <w:r>
-        <w:t xml:space="preserve"> </w:t>
-      </w:r>
-      <w:r>
-        <w:t xml:space="preserve">voie, ainsi que les zones urbaines au-delà de leurs blocs figés. Les horaires mesurés</w:t>
-      </w:r>
-      <w:r>
-        <w:t xml:space="preserve"> </w:t>
-      </w:r>
-      <w:r>
-        <w:t xml:space="preserve">datent de la saison 2026, une période de restrictions exceptionnelles liées aux passages</w:t>
-      </w:r>
-      <w:r>
-        <w:t xml:space="preserve"> </w:t>
-      </w:r>
-      <w:r>
-        <w:t xml:space="preserve">à niveau (section 5) : les marges mesurées sont donc possiblement gonflées, ce qui est</w:t>
-      </w:r>
-      <w:r>
-        <w:t xml:space="preserve"> </w:t>
-      </w:r>
-      <w:r>
-        <w:t xml:space="preserve">signalé partout où cela joue.</w:t>
-      </w:r>
-    </w:p>
-    <w:p>
-      <w:pPr>
-        <w:pStyle w:val="BodyText"/>
-      </w:pPr>
-      <w:r>
-        <w:t xml:space="preserve">Règle d’écriture du document : des comptes et des seuils (« ce qui devrait être vrai »),</w:t>
-      </w:r>
-      <w:r>
-        <w:t xml:space="preserve"> </w:t>
-      </w:r>
-      <w:r>
-        <w:t xml:space="preserve">jamais des estimations d’auteur. On peut contester un coût ; on ne peut pas contester un</w:t>
-      </w:r>
-      <w:r>
-        <w:t xml:space="preserve"> </w:t>
-      </w:r>
-      <w:r>
-        <w:t xml:space="preserve">compte.</w:t>
+        <w:t xml:space="preserve">La conception par site (spirales, raccordements), les profils de traction constructeur exacts, les pentes et la résistance à l’avancement (le profil d’accélération et de freinage est simulé avec des paramètres génériques déclarés en section 2.1), le cantonnement fin, la simulation de circulation, les ponts, tunnels et l’état détaillé de la voie, ainsi que les zones urbaines au-delà de leurs blocs figés sont tous hors du périmètre de ce document. Les horaires mesurés datent de la saison 2026, une période de restrictions exceptionnelles liées aux passages à niveau (voir section 5) : les marges mesurées sont donc possiblement gonflées, ce qui est signalé là où c’est pertinent.</w:t>
       </w:r>
     </w:p>
     <w:bookmarkEnd w:id="19"/>
@@ -2373,25 +1410,7 @@
         <w:pStyle w:val="FirstParagraph"/>
       </w:pPr>
       <w:r>
-        <w:t xml:space="preserve">Un train pendulaire incline sa caisse dans les courbes, ce qui permet de les franchir</w:t>
-      </w:r>
-      <w:r>
-        <w:t xml:space="preserve"> </w:t>
-      </w:r>
-      <w:r>
-        <w:t xml:space="preserve">plus vite sans inconfort pour les passagers. Le Canada en a déjà exploité un : le LRC,</w:t>
-      </w:r>
-      <w:r>
-        <w:t xml:space="preserve"> </w:t>
-      </w:r>
-      <w:r>
-        <w:t xml:space="preserve">auquel la méthode du CN accorde une insuffisance de dévers de 6 pouces (152 mm), contre</w:t>
-      </w:r>
-      <w:r>
-        <w:t xml:space="preserve"> </w:t>
-      </w:r>
-      <w:r>
-        <w:t xml:space="preserve">3 pouces pour un train ordinaire</w:t>
+        <w:t xml:space="preserve">Un train pendulaire incline sa caisse dans les courbes, ce qui permet de les franchir plus vite sans inconfort pour les passagers. Le Canada en a déjà exploité un : le LRC, auquel la méthode du CN accorde une insuffisance de dévers de 6 pouces (152 mm), contre 3 pouces pour un train ordinaire</w:t>
       </w:r>
       <w:r>
         <w:t xml:space="preserve"> </w:t>
@@ -2425,13 +1444,7 @@
         <w:t xml:space="preserve">)</w:t>
       </w:r>
       <w:r>
-        <w:t xml:space="preserve">. C’est un précédent</w:t>
-      </w:r>
-      <w:r>
-        <w:t xml:space="preserve"> </w:t>
-      </w:r>
-      <w:r>
-        <w:t xml:space="preserve">domestique, pas une hypothèse.</w:t>
+        <w:t xml:space="preserve">. Il y a donc un précédent domestique de cette technologie.</w:t>
       </w:r>
     </w:p>
     <w:p>
@@ -2622,7 +1635,7 @@
               <w:pStyle w:val="Compact"/>
             </w:pPr>
             <w:r>
-              <w:t xml:space="preserve">100 % précédent CN</w:t>
+              <w:t xml:space="preserve">100 % précédent CN</w:t>
             </w:r>
           </w:p>
         </w:tc>
@@ -2633,13 +1646,7 @@
         <w:pStyle w:val="BodyText"/>
       </w:pPr>
       <w:r>
-        <w:t xml:space="preserve">Le dévers du scénario recommandé (127 mm, soit 5 pouces) est le maximum standard du CN</w:t>
-      </w:r>
-      <w:r>
-        <w:t xml:space="preserve"> </w:t>
-      </w:r>
-      <w:r>
-        <w:t xml:space="preserve">pour trafic mixte</w:t>
+        <w:t xml:space="preserve">Le dévers du scénario recommandé (127 mm, soit 5 pouces) est le maximum standard du CN pour trafic mixte</w:t>
       </w:r>
       <w:r>
         <w:t xml:space="preserve"> </w:t>
@@ -2659,19 +1666,7 @@
         <w:t xml:space="preserve">)</w:t>
       </w:r>
       <w:r>
-        <w:t xml:space="preserve"> : il ne demande aucune dérogation et n’exclut pas le</w:t>
-      </w:r>
-      <w:r>
-        <w:t xml:space="preserve"> </w:t>
-      </w:r>
-      <w:r>
-        <w:t xml:space="preserve">fret. Le scénario de base porte un dévers supposé (le réseau réel n’a pas été relevé),</w:t>
-      </w:r>
-      <w:r>
-        <w:t xml:space="preserve"> </w:t>
-      </w:r>
-      <w:r>
-        <w:t xml:space="preserve">signalé comme tel partout.</w:t>
+        <w:t xml:space="preserve">. Il ne demande aucune dérogation et n’exclut pas le fret. Le scénario de base porte un dévers supposé, vu l’absence de données publiques disponibles. Cette hypothèse joue dans un sens connu : si le dévers effectif est plus bas, le temps que la géométrie permet est surestimé, et les marges mesurées à la section 4 sont d’autant gonflées. Le gain total du scénario recommandé n’en dépend pas : sa voie est ré-inclinée à 127 mm quel que soit le dévers de départ, si bien qu’une marge qui serait en réalité du dévers manquant est incluse dans les résultats présentés.</w:t>
       </w:r>
     </w:p>
     <w:p>
@@ -2686,13 +1681,7 @@
         <w:t xml:space="preserve">Ce que le train pendulaire libère</w:t>
       </w:r>
       <w:r>
-        <w:t xml:space="preserve">, en kilomètres de tracé dont le plafond</w:t>
-      </w:r>
-      <w:r>
-        <w:t xml:space="preserve"> </w:t>
-      </w:r>
-      <w:r>
-        <w:t xml:space="preserve">géométrique reste sous la cible (somme des quatre trajets analysés, 1 433 km) :</w:t>
+        <w:t xml:space="preserve">, en kilomètres de tracé dont le plafond géométrique reste sous la cible (somme des quatre trajets analysés, 1 433 km) :</w:t>
       </w:r>
     </w:p>
     <w:tbl>
@@ -2856,31 +1845,7 @@
         <w:pStyle w:val="BodyText"/>
       </w:pPr>
       <w:r>
-        <w:t xml:space="preserve">La lecture décisionnelle : la géométrie du corridor n’a pas besoin d’être reconstruite,</w:t>
-      </w:r>
-      <w:r>
-        <w:t xml:space="preserve"> </w:t>
-      </w:r>
-      <w:r>
-        <w:t xml:space="preserve">elle a besoin d’un meilleur train. Avec le pendulaire, 84 pour cent du tracé atteint</w:t>
-      </w:r>
-      <w:r>
-        <w:t xml:space="preserve"> </w:t>
-      </w:r>
-      <w:r>
-        <w:t xml:space="preserve">177 km/h (110 mi/h) ou plus sans toucher une seule courbe ; le résidu de 234 km est</w:t>
-      </w:r>
-      <w:r>
-        <w:t xml:space="preserve"> </w:t>
-      </w:r>
-      <w:r>
-        <w:t xml:space="preserve">listé section par section dans les annexes numériques du projet, avec le rayon à ouvrir</w:t>
-      </w:r>
-      <w:r>
-        <w:t xml:space="preserve"> </w:t>
-      </w:r>
-      <w:r>
-        <w:t xml:space="preserve">pour chaque site.</w:t>
+        <w:t xml:space="preserve">Lecture décisionnelle : la géométrie du corridor n’a pas besoin d’être reconstruite, elle a besoin d’un meilleur train. Avec la technologie pendulaire, 84 % du tracé atteint 177 km/h (110 mi/h) ou plus sans toucher une seule courbe.</w:t>
       </w:r>
     </w:p>
     <w:p>
@@ -2892,37 +1857,13 @@
           <w:b/>
           <w:bCs/>
         </w:rPr>
-        <w:t xml:space="preserve">Pourquoi s’arrêter là.</w:t>
-      </w:r>
-      <w:r>
-        <w:t xml:space="preserve"> </w:t>
-      </w:r>
-      <w:r>
-        <w:t xml:space="preserve">Le LRC suffit : il atteint la borne haute des vitesses que</w:t>
-      </w:r>
-      <w:r>
-        <w:t xml:space="preserve"> </w:t>
-      </w:r>
-      <w:r>
-        <w:t xml:space="preserve">les améliorations réalisables du corridor permettent d’exploiter. Au-dessus de</w:t>
-      </w:r>
-      <w:r>
-        <w:t xml:space="preserve"> </w:t>
-      </w:r>
-      <w:r>
-        <w:t xml:space="preserve">177 km/h (110 mi/h), le plafond n’est plus fixé par le train mais par le système :</w:t>
-      </w:r>
-      <w:r>
-        <w:t xml:space="preserve"> </w:t>
-      </w:r>
-      <w:r>
-        <w:t xml:space="preserve">la superposition de contrôle en cabine dont le précédent américain est tarifé opère</w:t>
-      </w:r>
-      <w:r>
-        <w:t xml:space="preserve"> </w:t>
-      </w:r>
-      <w:r>
-        <w:t xml:space="preserve">exactement à cette vitesse</w:t>
+        <w:t xml:space="preserve">Pourquoi ne pas importer des trains pendulaires européens, avec une insuffisance de dévers supérieure?</w:t>
+      </w:r>
+      <w:r>
+        <w:t xml:space="preserve"> </w:t>
+      </w:r>
+      <w:r>
+        <w:t xml:space="preserve">Parce que le LRC suffit : il atteint la borne haute des vitesses que les améliorations réalisables du corridor permettent d’exploiter. Au-dessus de 177 km/h (110 mi/h), le plafond n’est plus fixé par le train mais bien par le système : la superposition de contrôle en cabine du précédent américain opère exactement jusqu’à cette vitesse</w:t>
       </w:r>
       <w:r>
         <w:t xml:space="preserve"> </w:t>
@@ -2942,13 +1883,10 @@
         <w:t xml:space="preserve">)</w:t>
       </w:r>
       <w:r>
-        <w:t xml:space="preserve">, et le régime des passages à niveau se durcit</w:t>
-      </w:r>
-      <w:r>
-        <w:t xml:space="preserve"> </w:t>
-      </w:r>
-      <w:r>
-        <w:t xml:space="preserve">jusqu’à exiger zéro passage au-delà de 201 km/h</w:t>
+        <w:t xml:space="preserve"> </w:t>
+      </w:r>
+      <w:r>
+        <w:t xml:space="preserve">et le régime des passages à niveau se durcit jusqu’à exiger zéro passage au-delà de 201 km/h</w:t>
       </w:r>
       <w:r>
         <w:t xml:space="preserve"> </w:t>
@@ -2968,19 +1906,7 @@
         <w:t xml:space="preserve">)</w:t>
       </w:r>
       <w:r>
-        <w:t xml:space="preserve">. Un matériel pendulaire</w:t>
-      </w:r>
-      <w:r>
-        <w:t xml:space="preserve"> </w:t>
-      </w:r>
-      <w:r>
-        <w:t xml:space="preserve">plus performant existe (des insuffisances de dévers de 225 à 270 mm se conçoivent en</w:t>
-      </w:r>
-      <w:r>
-        <w:t xml:space="preserve"> </w:t>
-      </w:r>
-      <w:r>
-        <w:t xml:space="preserve">référence européenne</w:t>
+        <w:t xml:space="preserve">. Certes, un matériel pendulaire plus performant existe (des insuffisances de dévers de 225 à 270 mm se conçoivent en référence européenne</w:t>
       </w:r>
       <w:r>
         <w:t xml:space="preserve"> </w:t>
@@ -3000,61 +1926,7 @@
         <w:t xml:space="preserve">)</w:t>
       </w:r>
       <w:r>
-        <w:t xml:space="preserve">), mais il sort du précédent nord-américain, demande</w:t>
-      </w:r>
-      <w:r>
-        <w:t xml:space="preserve"> </w:t>
-      </w:r>
-      <w:r>
-        <w:t xml:space="preserve">une approbation par équipement, et n’achèterait au plafond retenu que des kilomètres</w:t>
-      </w:r>
-      <w:r>
-        <w:t xml:space="preserve"> </w:t>
-      </w:r>
-      <w:r>
-        <w:t xml:space="preserve">conformes, pas des minutes : les courbes qu’il libère en plus sont précisément celles</w:t>
-      </w:r>
-      <w:r>
-        <w:t xml:space="preserve"> </w:t>
-      </w:r>
-      <w:r>
-        <w:t xml:space="preserve">où le LRC permet déjà 160 à 177 km/h. Rester au LRC, c’est rester dans une méthode que</w:t>
-      </w:r>
-      <w:r>
-        <w:t xml:space="preserve"> </w:t>
-      </w:r>
-      <w:r>
-        <w:t xml:space="preserve">le propriétaire de la voie applique déjà, en opposition à des technologies externes qui</w:t>
-      </w:r>
-      <w:r>
-        <w:t xml:space="preserve"> </w:t>
-      </w:r>
-      <w:r>
-        <w:t xml:space="preserve">ouvriraient un front d’approbation nouveau. L’histoire du LRC commande une réserve, et</w:t>
-      </w:r>
-      <w:r>
-        <w:t xml:space="preserve"> </w:t>
-      </w:r>
-      <w:r>
-        <w:t xml:space="preserve">elle est comptée : son système d’inclinaison, coûteux en entretien, a été retiré lors</w:t>
-      </w:r>
-      <w:r>
-        <w:t xml:space="preserve"> </w:t>
-      </w:r>
-      <w:r>
-        <w:t xml:space="preserve">de la remise à neuf de la flotte engagée à partir de 2007-2009, VIA justifiant ce</w:t>
-      </w:r>
-      <w:r>
-        <w:t xml:space="preserve"> </w:t>
-      </w:r>
-      <w:r>
-        <w:t xml:space="preserve">retrait par la réduction des coûts d’entretien et un allègement de deux tonnes par</w:t>
-      </w:r>
-      <w:r>
-        <w:t xml:space="preserve"> </w:t>
-      </w:r>
-      <w:r>
-        <w:t xml:space="preserve">voiture</w:t>
+        <w:t xml:space="preserve">), mais il sort du précédent nord-américain, demande une approbation par équipement, et n’entraînerait pas des économies de temps substantielles : les courbes qu’il libère en plus sont précisément celles où le LRC permet déjà la haute vitesse (160 à 177 km/h). Rester avec le LRC, c’est rester dans une méthode que les utilisateurs de la voie appliquent déjà, en opposition à des technologies externes qui ouvriraient un front d’approbation nouveau. L’histoire du LRC commande cependant une réserve : son système d’inclinaison, coûteux en entretien, a été retiré lors de la remise à neuf de la flotte engagée à partir de 2007-2009. VIA a justifié ce retrait par la réduction des coûts d’entretien et un allègement du poids des voitures</w:t>
       </w:r>
       <w:r>
         <w:t xml:space="preserve"> </w:t>
@@ -3074,25 +1946,7 @@
         <w:t xml:space="preserve">)</w:t>
       </w:r>
       <w:r>
-        <w:t xml:space="preserve">. Le scénario recommandé suppose donc un pendulaire entretenu</w:t>
-      </w:r>
-      <w:r>
-        <w:t xml:space="preserve"> </w:t>
-      </w:r>
-      <w:r>
-        <w:t xml:space="preserve">comme tel, et la caisse pendulaire protège le passager, pas le rail : les efforts en</w:t>
-      </w:r>
-      <w:r>
-        <w:t xml:space="preserve"> </w:t>
-      </w:r>
-      <w:r>
-        <w:t xml:space="preserve">voie croissent avec la vitesse en courbe, ce qui implique un standard d’entretien</w:t>
-      </w:r>
-      <w:r>
-        <w:t xml:space="preserve"> </w:t>
-      </w:r>
-      <w:r>
-        <w:t xml:space="preserve">renforcé (un point de veto potentiel du propriétaire, et un coût récurrent).</w:t>
+        <w:t xml:space="preserve">. Le scénario recommandé suppose donc un pendulaire entretenu comme tel, et la caisse pendulaire protège le passager, mais abime le rail : les efforts en voie croissent avec la vitesse en courbe, ce qui implique un standard d’entretien renforcé (un point de veto potentiel du CN, et un coût récurrent à prévoir).</w:t>
       </w:r>
     </w:p>
     <w:bookmarkEnd w:id="21"/>
@@ -3110,43 +1964,7 @@
         <w:pStyle w:val="FirstParagraph"/>
       </w:pPr>
       <w:r>
-        <w:t xml:space="preserve">Ces deux questions se mesurent avec le même instrument, lu dans deux directions. Le</w:t>
-      </w:r>
-      <w:r>
-        <w:t xml:space="preserve"> </w:t>
-      </w:r>
-      <w:r>
-        <w:t xml:space="preserve">corridor offre une expérience naturelle : des tronçons en voie simple appartenant à VIA</w:t>
-      </w:r>
-      <w:r>
-        <w:t xml:space="preserve"> </w:t>
-      </w:r>
-      <w:r>
-        <w:t xml:space="preserve">(croisements planifiés entre trains VIA), des tronçons en voie simple appartenant au CN</w:t>
-      </w:r>
-      <w:r>
-        <w:t xml:space="preserve"> </w:t>
-      </w:r>
-      <w:r>
-        <w:t xml:space="preserve">(croisements subis, le fret étant prioritaire chez lui), et des tronçons en voie double</w:t>
-      </w:r>
-      <w:r>
-        <w:t xml:space="preserve"> </w:t>
-      </w:r>
-      <w:r>
-        <w:t xml:space="preserve">du CN (croisements éliminés, dépassements subis). En comparant la marge d’horaire de ces</w:t>
-      </w:r>
-      <w:r>
-        <w:t xml:space="preserve"> </w:t>
-      </w:r>
-      <w:r>
-        <w:t xml:space="preserve">trois familles, à géométrie neutralisée, on lit séparément le prix de la voie manquante</w:t>
-      </w:r>
-      <w:r>
-        <w:t xml:space="preserve"> </w:t>
-      </w:r>
-      <w:r>
-        <w:t xml:space="preserve">et le prix du régime.</w:t>
+        <w:t xml:space="preserve">Le corridor offre une expérience naturelle pour élucider le poids respectif de la contrainte de voie simple et de la cohabitation avec le CN : il existe des tronçons en voie simple appartenant à VIA (croisements planifiés entre trains VIA), des tronçons en voie simple appartenant au CN (croisements subis, le fret étant prioritaire chez lui), et des tronçons en voie double du CN (croisements éliminés, lenteur du fret et voies d’évitement trop courtes subis). En comparant la marge d’horaire de ces trois familles, à géométrie neutralisée, on peut constater séparément le prix de la voie manquante et le prix du régime de droits de passage.</w:t>
       </w:r>
     </w:p>
     <w:bookmarkStart w:id="25" w:name="la-mesure"/>
@@ -3163,49 +1981,7 @@
         <w:pStyle w:val="FirstParagraph"/>
       </w:pPr>
       <w:r>
-        <w:t xml:space="preserve">Pour chacune des paires de gares adjacentes du corridor, la marge est l’écart entre le</w:t>
-      </w:r>
-      <w:r>
-        <w:t xml:space="preserve"> </w:t>
-      </w:r>
-      <w:r>
-        <w:t xml:space="preserve">temps à l’horaire (médiane de tous les sillons, un sillon étant le créneau horaire d’un train donné) et le temps que la géométrie</w:t>
-      </w:r>
-      <w:r>
-        <w:t xml:space="preserve"> </w:t>
-      </w:r>
-      <w:r>
-        <w:t xml:space="preserve">permet au régime actuel (intégration à vitesse plafonnée à 160 km/h, soit 99 mi/h, en</w:t>
-      </w:r>
-      <w:r>
-        <w:t xml:space="preserve"> </w:t>
-      </w:r>
-      <w:r>
-        <w:t xml:space="preserve">profil fluide : ce choix est le même pour toutes les cellules et n’affecte pas leur</w:t>
-      </w:r>
-      <w:r>
-        <w:t xml:space="preserve"> </w:t>
-      </w:r>
-      <w:r>
-        <w:t xml:space="preserve">comparaison), rapporté à ce dernier. Les paires contaminées par un nœud (blocs urbains, ponts Victoria et de Québec,</w:t>
-      </w:r>
-      <w:r>
-        <w:t xml:space="preserve"> </w:t>
-      </w:r>
-      <w:r>
-        <w:t xml:space="preserve">approches d’Ottawa, chevauchements de frontière de propriétaire) sont exclues, chacune</w:t>
-      </w:r>
-      <w:r>
-        <w:t xml:space="preserve"> </w:t>
-      </w:r>
-      <w:r>
-        <w:t xml:space="preserve">avec son motif documenté. Résultat, sur le cœur du corridor (classe de voie homogène,</w:t>
-      </w:r>
-      <w:r>
-        <w:t xml:space="preserve"> </w:t>
-      </w:r>
-      <w:r>
-        <w:t xml:space="preserve">95 à 100 mi/h, soit 153 à 161 km/h, permis sur les lignes du CN et 80 à 95 mi/h, soit 129 à 153 km/h, sur celles de VIA) :</w:t>
+        <w:t xml:space="preserve">La marge est composée de l’écart entre le temps à l’horaire (médiane de tous les sillons, un sillon étant le créneau horaire d’un train donné) et le temps que la géométrie permet au régime actuel (intégration à vitesse plafonnée à 160 km/h (99 mi/h) en profil fluide). La marge est rapportée en pourcentage du temps que la géométrie permet. Les inter-gares qui sont contaminés par un nœud (blocs urbains, ponts Victoria et de Québec, approches d’Ottawa, chevauchements de frontière de propriétaire) sont exclus. Résultats :</w:t>
       </w:r>
     </w:p>
     <w:tbl>
@@ -3312,18 +2088,18 @@
               <w:pStyle w:val="Compact"/>
             </w:pPr>
             <w:r>
-              <w:t xml:space="preserve">37 %</w:t>
-            </w:r>
-          </w:p>
-        </w:tc>
-        <w:tc>
-          <w:tcPr/>
-          <w:p>
-            <w:pPr>
-              <w:pStyle w:val="Compact"/>
-            </w:pPr>
-            <w:r>
-              <w:t xml:space="preserve">5 %</w:t>
+              <w:t xml:space="preserve">37 %</w:t>
+            </w:r>
+          </w:p>
+        </w:tc>
+        <w:tc>
+          <w:tcPr/>
+          <w:p>
+            <w:pPr>
+              <w:pStyle w:val="Compact"/>
+            </w:pPr>
+            <w:r>
+              <w:t xml:space="preserve">5 %</w:t>
             </w:r>
           </w:p>
         </w:tc>
@@ -3369,18 +2145,18 @@
               <w:pStyle w:val="Compact"/>
             </w:pPr>
             <w:r>
-              <w:t xml:space="preserve">34 %</w:t>
-            </w:r>
-          </w:p>
-        </w:tc>
-        <w:tc>
-          <w:tcPr/>
-          <w:p>
-            <w:pPr>
-              <w:pStyle w:val="Compact"/>
-            </w:pPr>
-            <w:r>
-              <w:t xml:space="preserve">10 %</w:t>
+              <w:t xml:space="preserve">34 %</w:t>
+            </w:r>
+          </w:p>
+        </w:tc>
+        <w:tc>
+          <w:tcPr/>
+          <w:p>
+            <w:pPr>
+              <w:pStyle w:val="Compact"/>
+            </w:pPr>
+            <w:r>
+              <w:t xml:space="preserve">10 %</w:t>
             </w:r>
           </w:p>
         </w:tc>
@@ -3426,18 +2202,18 @@
               <w:pStyle w:val="Compact"/>
             </w:pPr>
             <w:r>
-              <w:t xml:space="preserve">68 %</w:t>
-            </w:r>
-          </w:p>
-        </w:tc>
-        <w:tc>
-          <w:tcPr/>
-          <w:p>
-            <w:pPr>
-              <w:pStyle w:val="Compact"/>
-            </w:pPr>
-            <w:r>
-              <w:t xml:space="preserve">21 %</w:t>
+              <w:t xml:space="preserve">68 %</w:t>
+            </w:r>
+          </w:p>
+        </w:tc>
+        <w:tc>
+          <w:tcPr/>
+          <w:p>
+            <w:pPr>
+              <w:pStyle w:val="Compact"/>
+            </w:pPr>
+            <w:r>
+              <w:t xml:space="preserve">21 %</w:t>
             </w:r>
           </w:p>
         </w:tc>
@@ -3463,7 +2239,7 @@
           <wp:inline>
             <wp:extent cx="5334000" cy="3118082"/>
             <wp:effectExtent b="0" l="0" r="0" t="0"/>
-            <wp:docPr descr="Le 2×2 du corridor : chaque inter-gare colorée selon sa cellule voie × propriétaire, avec la marge médiane mesurée par cellule. En gris, les paires exclues de la mesure (blocs urbains, ponts, frontières de propriétaire)." title="" id="23" name="Picture"/>
+            <wp:docPr descr="Le 2×2 du corridor : chaque inter-gare colorée selon sa cellule voie × propriétaire, avec la marge médiane mesurée par cellule. En gris, les inter-gares exclus de la mesure (blocs urbains, ponts, frontières de propriétaire)." title="" id="23" name="Picture"/>
             <a:graphic>
               <a:graphicData uri="http://schemas.openxmlformats.org/drawingml/2006/picture">
                 <pic:pic>
@@ -3506,7 +2282,7 @@
         <w:pStyle w:val="ImageCaption"/>
       </w:pPr>
       <w:r>
-        <w:t xml:space="preserve">Le 2×2 du corridor : chaque inter-gare colorée selon sa cellule voie × propriétaire, avec la marge médiane mesurée par cellule. En gris, les paires exclues de la mesure (blocs urbains, ponts, frontières de propriétaire).</w:t>
+        <w:t xml:space="preserve">Le 2×2 du corridor : chaque inter-gare colorée selon sa cellule voie × propriétaire, avec la marge médiane mesurée par cellule. En gris, les inter-gares exclus de la mesure (blocs urbains, ponts, frontières de propriétaire).</w:t>
       </w:r>
     </w:p>
     <w:p>
@@ -3518,57 +2294,10 @@
           <w:b/>
           <w:bCs/>
         </w:rPr>
-        <w:t xml:space="preserve">Ce que vaut un point de marge.</w:t>
-      </w:r>
-      <w:r>
-        <w:t xml:space="preserve"> </w:t>
-      </w:r>
-      <w:r>
-        <w:t xml:space="preserve">Un point vaut 1 pour cent du temps que la géométrie</w:t>
-      </w:r>
-      <w:r>
-        <w:t xml:space="preserve"> </w:t>
-      </w:r>
-      <w:r>
-        <w:t xml:space="preserve">permet sur les kilomètres concernés, et ces kilomètres ne sont pas au même endroit selon</w:t>
-      </w:r>
-      <w:r>
-        <w:t xml:space="preserve"> </w:t>
-      </w:r>
-      <w:r>
-        <w:t xml:space="preserve">la cellule. La voie simple du CN est entièrement sur Montréal-Québec (77 minutes de temps</w:t>
-      </w:r>
-      <w:r>
-        <w:t xml:space="preserve"> </w:t>
-      </w:r>
-      <w:r>
-        <w:t xml:space="preserve">de base) ; les voies simples de VIA sont sur Montréal-Ottawa et Ottawa-Toronto (92 minutes</w:t>
-      </w:r>
-      <w:r>
-        <w:t xml:space="preserve"> </w:t>
-      </w:r>
-      <w:r>
-        <w:t xml:space="preserve">ensemble). Montréal-Toronto est en voie double sur toute la longueur retenue : aucun point</w:t>
-      </w:r>
-      <w:r>
-        <w:t xml:space="preserve"> </w:t>
-      </w:r>
-      <w:r>
-        <w:t xml:space="preserve">de doublement n’y est à gagner, et c’est pourquoi les minutes citées plus bas n’y</w:t>
-      </w:r>
-      <w:r>
-        <w:t xml:space="preserve"> </w:t>
-      </w:r>
-      <w:r>
-        <w:t xml:space="preserve">apparaissent pas.</w:t>
-      </w:r>
-    </w:p>
-    <w:p>
-      <w:pPr>
-        <w:pStyle w:val="BodyText"/>
-      </w:pPr>
-      <w:r>
-        <w:t xml:space="preserve">Trois lignes, trois faits :</w:t>
+        <w:t xml:space="preserve">Ce que le doublement procure, chez le CN</w:t>
+      </w:r>
+      <w:r>
+        <w:t xml:space="preserve"> : environ 31 points de marge (68 % sur la voie simple CN contre 37 % sur la voie double CN), soit 24 minutes sur Montréal-Québec et rien sur Montréal-Toronto, qui est déjà doublé.</w:t>
       </w:r>
     </w:p>
     <w:p>
@@ -3580,52 +2309,10 @@
           <w:b/>
           <w:bCs/>
         </w:rPr>
-        <w:t xml:space="preserve">Ce que le doublement procure, chez le CN</w:t>
-      </w:r>
-      <w:r>
-        <w:t xml:space="preserve"> : environ 31 points de marge (68 contre 37), soit 24 minutes sur Montréal-Québec et rien sur Montréal-Toronto, déjà doublé. L’échantillon de voie simple CN est</w:t>
-      </w:r>
-      <w:r>
-        <w:t xml:space="preserve"> </w:t>
-      </w:r>
-      <w:r>
-        <w:t xml:space="preserve">mince (192 km, mais en deux paires seulement, celles du tronçon de Québec) : le chiffre</w:t>
-      </w:r>
-      <w:r>
-        <w:t xml:space="preserve"> </w:t>
-      </w:r>
-      <w:r>
-        <w:t xml:space="preserve">se publie en fourchette, pas au point. Il est en revanche robuste aux deux objections classiques, et cela se</w:t>
-      </w:r>
-      <w:r>
-        <w:t xml:space="preserve"> </w:t>
-      </w:r>
-      <w:r>
-        <w:t xml:space="preserve">vérifie dans la table : la classe de voie est la même que sur la ligne double (95 contre</w:t>
-      </w:r>
-      <w:r>
-        <w:t xml:space="preserve"> </w:t>
-      </w:r>
-      <w:r>
-        <w:t xml:space="preserve">95 à 100 mi/h permis), et la ligne double porte davantage de trafic (40 trains par jour</w:t>
-      </w:r>
-      <w:r>
-        <w:t xml:space="preserve"> </w:t>
-      </w:r>
-      <w:r>
-        <w:t xml:space="preserve">contre 27) tout en affichant moins de marge. Ni l’état de la voie ni le volume</w:t>
-      </w:r>
-      <w:r>
-        <w:t xml:space="preserve"> </w:t>
-      </w:r>
-      <w:r>
-        <w:t xml:space="preserve">n’expliquent l’écart ; les croisements l’expliquent. C’est la part « doublement » de la</w:t>
-      </w:r>
-      <w:r>
-        <w:t xml:space="preserve"> </w:t>
-      </w:r>
-      <w:r>
-        <w:t xml:space="preserve">figure des gains de la synthèse.</w:t>
+        <w:t xml:space="preserve">Ce que le régime pèse</w:t>
+      </w:r>
+      <w:r>
+        <w:t xml:space="preserve"> : sous propriétaire VIA, en 2026, la voie simple ne coûte rien, portant même 3 points de marge de moins que la voie double du CN. Le prix de la voie manquante n’est donc pas un prix de voie : l’effet est nul entre une voie simple possédée par VIA et une voie double possédée par le CN. Une réserve honnête : les lignes de VIA portent environ deux fois moins de trains que celles du CN. Ce qu’on mesure est donc l’effet du régime au sens large, densité de fret comprise. Cette équivalence de marge ne tranche pas le choix d’intervention sur Québec-Montréal : à marge égale, la voie double élimine les croisements et libère les fréquences, ce qu’une voie simple neuve (même possédée par VIA) ne fait pas. Aussi, la voie double du CN porte encore 37 % de marge, contre une borne normative internationale de 8 % : c’est cet écart qu’un régime d’accès arbitré par un tiers indépendant, sur le modèle de la WCML, viendrait fermer. Doubler la ligne existante sous un tel régime a donc le potentiel de cumuler les deux gains, mais l’étude de circulation devra le confirmer. Sur Montréal-Ottawa, la figure des gains reflète cette incertitude : la part du doublement y est nulle sur les horaires courants, mais atteindrait jusqu’à 12 points de marge sur ceux de 2023. Comme l’horaire actuel du tronçon ne porte que 3 points au-dessus de la borne normative, le résidu de 3 minutes y est affiché sans être départagé entre doublement et cohabitation (tranche hachurée). Seconde réserve : cette lecture est celle des horaires courants alors que sur les horaires de janvier 2023, les mêmes paires VIA portaient davantage de marge (49 %) que la voie double du CN.</w:t>
       </w:r>
     </w:p>
     <w:p>
@@ -3637,52 +2324,49 @@
           <w:b/>
           <w:bCs/>
         </w:rPr>
-        <w:t xml:space="preserve">Ce que le régime pèse</w:t>
-      </w:r>
-      <w:r>
-        <w:t xml:space="preserve"> : sous propriétaire VIA, la voie simple ne coûte rien. Elle porte 3 points de marge de MOINS que la voie double du CN, et l’écart reste en sa faveur, de 3 à 7 points (soit de 3 à 6 minutes sur Montréal-Ottawa et Ottawa-Toronto réunis), sur toute la plage de pénalités d’arrêt testée (0 à 3 minutes par paire). Sous propriétaire CN, la même voie simple coûte 31 points, et de 30 à 33 sur la même plage, soit de 23 à 26 minutes sur Montréal-Québec. Le prix de la voie manquante n’est donc pas un prix de voie : il est nul chez l’un et de trente points chez l’autre. Une réserve honnête : les</w:t>
-      </w:r>
-      <w:r>
-        <w:t xml:space="preserve"> </w:t>
-      </w:r>
-      <w:r>
-        <w:t xml:space="preserve">lignes de VIA portent environ deux fois moins de trains que celles du CN ; ce qu’on</w:t>
-      </w:r>
-      <w:r>
-        <w:t xml:space="preserve"> </w:t>
-      </w:r>
-      <w:r>
-        <w:t xml:space="preserve">mesure est donc l’effet du régime au sens large, densité de fret comprise. C’est</w:t>
-      </w:r>
-      <w:r>
-        <w:t xml:space="preserve"> </w:t>
-      </w:r>
-      <w:r>
-        <w:t xml:space="preserve">précisément ce que le doublement seul ne change pas. Seconde réserve : cette lecture est</w:t>
-      </w:r>
-      <w:r>
-        <w:t xml:space="preserve"> </w:t>
-      </w:r>
-      <w:r>
-        <w:t xml:space="preserve">celle des horaires courants ; sur les horaires de janvier 2023, les mêmes paires VIA</w:t>
-      </w:r>
-      <w:r>
-        <w:t xml:space="preserve"> </w:t>
-      </w:r>
-      <w:r>
-        <w:t xml:space="preserve">portaient davantage de marge (49 pour cent), sans jamais approcher la voie simple du CN.</w:t>
-      </w:r>
-      <w:r>
-        <w:t xml:space="preserve"> </w:t>
-      </w:r>
-      <w:r>
-        <w:t xml:space="preserve">Le contraste entre propriétaires est robuste d’une saison à l’autre ; la gratuité exacte</w:t>
-      </w:r>
-      <w:r>
-        <w:t xml:space="preserve"> </w:t>
-      </w:r>
-      <w:r>
-        <w:t xml:space="preserve">de la voie simple chez VIA ne l’est pas (section 8).</w:t>
+        <w:t xml:space="preserve">La dispersion (variabilité des temps de trajet) raconte la même histoire.</w:t>
+      </w:r>
+      <w:r>
+        <w:t xml:space="preserve"> </w:t>
+      </w:r>
+      <w:r>
+        <w:t xml:space="preserve">Sur voie double, tous les trains d’une même paire font à peu près le même temps (écart interquartile de 5 %). Sur la voie simple du CN, l’horaire d’une même paire varie de 8 à 16 minutes selon le sillon : les croisements avec le fret sont écrits dans la grille de VIA elle-même. Le passager de Montréal-Québec paie jusqu’à 24 minutes selon l’heure de son départ. La voie simple possédée par VIA, malgré une marge compétitive avec la voie double du CN, affiche elle aussi une variation plus élevée (10 %).</w:t>
+      </w:r>
+    </w:p>
+    <w:bookmarkEnd w:id="25"/>
+    <w:bookmarkStart w:id="26" w:name="contre-épreuve-le-sud-ouest-ontarien"/>
+    <w:p>
+      <w:pPr>
+        <w:pStyle w:val="Heading2"/>
+      </w:pPr>
+      <w:r>
+        <w:t xml:space="preserve">Contre-épreuve : le sud-ouest ontarien</w:t>
+      </w:r>
+    </w:p>
+    <w:p>
+      <w:pPr>
+        <w:pStyle w:val="FirstParagraph"/>
+      </w:pPr>
+      <w:r>
+        <w:t xml:space="preserve">L’étude a étendu la mesure aux lignes Toronto-Windsor et Toronto-Sarnia. Cette région ne se compare pas au cœur (la voie y est de classe inférieure, avec des vitesses permises de 42 à 70 mi/h (68 à 113 km/h) sur les lignes simples du CN), mais son contraste interne vaut la démonstration : le seul segment où le train roule à vitesse normale (≃95 km/h) est le segment Chatham-Windsor, précisément celui que VIA possède. Les lignes simples voisines du CN, presque vides (8 trains par jour), roulent à 25 à 37 mi/h de moyenne sur des voies laissées à 42-70 mi/h. Le propriétaire qui vit du service passager entretient sa voie : la conclusion du cœur se réplique dans une seconde région, par un autre mécanisme.</w:t>
+      </w:r>
+    </w:p>
+    <w:bookmarkEnd w:id="26"/>
+    <w:bookmarkStart w:id="27" w:name="lencadrement-de-la-marge"/>
+    <w:p>
+      <w:pPr>
+        <w:pStyle w:val="Heading2"/>
+      </w:pPr>
+      <w:r>
+        <w:t xml:space="preserve">L’encadrement de la marge</w:t>
+      </w:r>
+    </w:p>
+    <w:p>
+      <w:pPr>
+        <w:pStyle w:val="FirstParagraph"/>
+      </w:pPr>
+      <w:r>
+        <w:t xml:space="preserve">La marge d’horaire est la grandeur que cette étude ne peut pas trancher définitivement. Voici donc l’intervalle où elle tombe, et pourquoi.</w:t>
       </w:r>
     </w:p>
     <w:p>
@@ -3694,133 +2378,87 @@
           <w:b/>
           <w:bCs/>
         </w:rPr>
-        <w:t xml:space="preserve">La dispersion raconte la même histoire.</w:t>
-      </w:r>
-      <w:r>
-        <w:t xml:space="preserve"> </w:t>
-      </w:r>
-      <w:r>
-        <w:t xml:space="preserve">Sur voie double, tous les trains d’une même</w:t>
-      </w:r>
-      <w:r>
-        <w:t xml:space="preserve"> </w:t>
-      </w:r>
-      <w:r>
-        <w:t xml:space="preserve">paire font le même temps (écart interquartile de 5 pour cent). Sur la voie simple du CN,</w:t>
-      </w:r>
-      <w:r>
-        <w:t xml:space="preserve"> </w:t>
-      </w:r>
-      <w:r>
-        <w:t xml:space="preserve">l’horaire d’une même paire varie de 8 à 16 minutes selon le sillon : les croisements avec</w:t>
-      </w:r>
-      <w:r>
-        <w:t xml:space="preserve"> </w:t>
-      </w:r>
-      <w:r>
-        <w:t xml:space="preserve">le fret sont écrits dans la grille de VIA elle-même. Le passager de Montréal-Québec paie</w:t>
-      </w:r>
-      <w:r>
-        <w:t xml:space="preserve"> </w:t>
-      </w:r>
-      <w:r>
-        <w:t xml:space="preserve">jusqu’à 24 minutes selon l’heure de son départ.</w:t>
-      </w:r>
-    </w:p>
-    <w:bookmarkEnd w:id="25"/>
-    <w:bookmarkStart w:id="26" w:name="contre-épreuve-le-sud-ouest-ontarien"/>
-    <w:p>
-      <w:pPr>
-        <w:pStyle w:val="Heading2"/>
-      </w:pPr>
-      <w:r>
-        <w:t xml:space="preserve">Contre-épreuve : le sud-ouest ontarien</w:t>
-      </w:r>
-    </w:p>
-    <w:p>
-      <w:pPr>
-        <w:pStyle w:val="FirstParagraph"/>
-      </w:pPr>
-      <w:r>
-        <w:t xml:space="preserve">L’étude a étendu la mesure aux lignes Toronto-Windsor et Toronto-Sarnia. Cette région ne</w:t>
-      </w:r>
-      <w:r>
-        <w:t xml:space="preserve"> </w:t>
-      </w:r>
-      <w:r>
-        <w:t xml:space="preserve">se compare pas au cœur (la voie y est de classe inférieure, avec des vitesses permises de</w:t>
-      </w:r>
-      <w:r>
-        <w:t xml:space="preserve"> </w:t>
-      </w:r>
-      <w:r>
-        <w:t xml:space="preserve">42 à 70 mi/h (68 à 113 km/h) sur les lignes simples du CN : la marge y mesure d’abord l’état de la voie),</w:t>
-      </w:r>
-      <w:r>
-        <w:t xml:space="preserve"> </w:t>
-      </w:r>
-      <w:r>
-        <w:t xml:space="preserve">mais son contraste interne vaut la démonstration : le seul segment où le train roule à</w:t>
-      </w:r>
-      <w:r>
-        <w:t xml:space="preserve"> </w:t>
-      </w:r>
-      <w:r>
-        <w:t xml:space="preserve">vitesse normale (moyenne de 95 km/h ou 59 mi/h, sur une voie entretenue à 100 mi/h ou</w:t>
-      </w:r>
-      <w:r>
-        <w:t xml:space="preserve"> </w:t>
-      </w:r>
-      <w:r>
-        <w:t xml:space="preserve">161 km/h permis) est le segment</w:t>
-      </w:r>
-      <w:r>
-        <w:t xml:space="preserve"> </w:t>
-      </w:r>
-      <w:r>
-        <w:t xml:space="preserve">Chatham-Windsor, précisément celui que VIA possède. Les lignes simples voisines du CN,</w:t>
-      </w:r>
-      <w:r>
-        <w:t xml:space="preserve"> </w:t>
-      </w:r>
-      <w:r>
-        <w:t xml:space="preserve">presque vides (8 trains par jour), roulent à 40-60 km/h (25 à 37 mi/h) de moyenne sur des voies</w:t>
-      </w:r>
-      <w:r>
-        <w:t xml:space="preserve"> </w:t>
-      </w:r>
-      <w:r>
-        <w:t xml:space="preserve">laissées à 42-70 mi/h. Le propriétaire qui vit du service passager entretient sa voie ;</w:t>
-      </w:r>
-      <w:r>
-        <w:t xml:space="preserve"> </w:t>
-      </w:r>
-      <w:r>
-        <w:t xml:space="preserve">la conclusion du cœur se réplique dans une seconde région, par un autre mécanisme.</w:t>
-      </w:r>
-    </w:p>
-    <w:bookmarkEnd w:id="26"/>
-    <w:bookmarkStart w:id="27" w:name="lencadrement-de-la-marge"/>
-    <w:p>
-      <w:pPr>
-        <w:pStyle w:val="Heading2"/>
-      </w:pPr>
-      <w:r>
-        <w:t xml:space="preserve">L’encadrement de la marge</w:t>
-      </w:r>
-    </w:p>
-    <w:p>
-      <w:pPr>
-        <w:pStyle w:val="FirstParagraph"/>
-      </w:pPr>
-      <w:r>
-        <w:t xml:space="preserve">La marge d’horaire est la grandeur que cette étude ne peut pas trancher ; voici</w:t>
-      </w:r>
-      <w:r>
-        <w:t xml:space="preserve"> </w:t>
-      </w:r>
-      <w:r>
-        <w:t xml:space="preserve">l’intervalle où elle tombe nécessairement, et pourquoi.</w:t>
+        <w:t xml:space="preserve">Borne basse, normative.</w:t>
+      </w:r>
+      <w:r>
+        <w:t xml:space="preserve"> </w:t>
+      </w:r>
+      <w:r>
+        <w:t xml:space="preserve">La fiche UIC 451-1 recommande, pour un train de voyageurs, un supplément fixe plus un pourcentage selon la vitesse : au total environ 7 % du temps de parcours à 160 km/h (99 mi/h) et 9 % à 200 (124 mi/h)</w:t>
+      </w:r>
+      <w:r>
+        <w:t xml:space="preserve"> </w:t>
+      </w:r>
+      <w:r>
+        <w:t xml:space="preserve">(</w:t>
+      </w:r>
+      <w:hyperlink w:anchor="ref-schittenhelm2011">
+        <w:r>
+          <w:rPr>
+            <w:rStyle w:val="Hyperlink"/>
+          </w:rPr>
+          <w:t xml:space="preserve">Schittenhelm, 2011</w:t>
+        </w:r>
+      </w:hyperlink>
+      <w:r>
+        <w:t xml:space="preserve">;</w:t>
+      </w:r>
+      <w:r>
+        <w:t xml:space="preserve"> </w:t>
+      </w:r>
+      <w:hyperlink w:anchor="ref-uic2000f451">
+        <w:r>
+          <w:rPr>
+            <w:rStyle w:val="Hyperlink"/>
+          </w:rPr>
+          <w:t xml:space="preserve">Union internationale des chemins de fer, 2000</w:t>
+        </w:r>
+      </w:hyperlink>
+      <w:r>
+        <w:t xml:space="preserve">)</w:t>
+      </w:r>
+      <w:r>
+        <w:t xml:space="preserve">. Au plafond retenu de 177 km/h, l’étude interpole à 8 %. Les règles publiées des gestionnaires nationaux se situent également dans ces environs : SNCF Réseau impose 4,5 minutes par 100 km sur ligne classique et 5 % sur ligne à grande vitesse</w:t>
+      </w:r>
+      <w:r>
+        <w:t xml:space="preserve"> </w:t>
+      </w:r>
+      <w:r>
+        <w:t xml:space="preserve">(</w:t>
+      </w:r>
+      <w:hyperlink w:anchor="ref-sncf2023drr">
+        <w:r>
+          <w:rPr>
+            <w:rStyle w:val="Hyperlink"/>
+          </w:rPr>
+          <w:t xml:space="preserve">SNCF Réseau, 2023</w:t>
+        </w:r>
+      </w:hyperlink>
+      <w:r>
+        <w:t xml:space="preserve">)</w:t>
+      </w:r>
+      <w:r>
+        <w:t xml:space="preserve"> ; le gestionnaire suédois publie même le différentiel qui nous intéresse : 3 minutes par 100 km en voie simple contre 2 en voie double, plus 60 secondes par croisement</w:t>
+      </w:r>
+      <w:r>
+        <w:t xml:space="preserve"> </w:t>
+      </w:r>
+      <w:r>
+        <w:t xml:space="preserve">(</w:t>
+      </w:r>
+      <w:hyperlink w:anchor="ref-trafikverket2025jnb">
+        <w:r>
+          <w:rPr>
+            <w:rStyle w:val="Hyperlink"/>
+          </w:rPr>
+          <w:t xml:space="preserve">Trafikverket, 2025</w:t>
+        </w:r>
+      </w:hyperlink>
+      <w:r>
+        <w:t xml:space="preserve">)</w:t>
+      </w:r>
+      <w:r>
+        <w:t xml:space="preserve">. Aucune règle publiée ne dépasse 15 %.</w:t>
       </w:r>
     </w:p>
     <w:p>
@@ -3832,135 +2470,13 @@
           <w:b/>
           <w:bCs/>
         </w:rPr>
-        <w:t xml:space="preserve">Borne basse, normative.</w:t>
-      </w:r>
-      <w:r>
-        <w:t xml:space="preserve"> </w:t>
-      </w:r>
-      <w:r>
-        <w:t xml:space="preserve">La fiche UIC 451-1 recommande, pour un train de voyageurs,</w:t>
-      </w:r>
-      <w:r>
-        <w:t xml:space="preserve"> </w:t>
-      </w:r>
-      <w:r>
-        <w:t xml:space="preserve">un supplément fixe plus un pourcentage selon la vitesse : au total environ 7 pour cent du</w:t>
-      </w:r>
-      <w:r>
-        <w:t xml:space="preserve"> </w:t>
-      </w:r>
-      <w:r>
-        <w:t xml:space="preserve">temps de parcours à 160 km/h (99 mi/h) et 9 pour cent à 200 (124 mi/h)</w:t>
-      </w:r>
-      <w:r>
-        <w:t xml:space="preserve"> </w:t>
-      </w:r>
-      <w:r>
-        <w:t xml:space="preserve">(</w:t>
-      </w:r>
-      <w:hyperlink w:anchor="ref-schittenhelm2011">
-        <w:r>
-          <w:rPr>
-            <w:rStyle w:val="Hyperlink"/>
-          </w:rPr>
-          <w:t xml:space="preserve">Schittenhelm, 2011</w:t>
-        </w:r>
-      </w:hyperlink>
-      <w:r>
-        <w:t xml:space="preserve">;</w:t>
-      </w:r>
-      <w:r>
-        <w:t xml:space="preserve"> </w:t>
-      </w:r>
-      <w:hyperlink w:anchor="ref-uic2000f451">
-        <w:r>
-          <w:rPr>
-            <w:rStyle w:val="Hyperlink"/>
-          </w:rPr>
-          <w:t xml:space="preserve">Union internationale des chemins de fer, 2000</w:t>
-        </w:r>
-      </w:hyperlink>
-      <w:r>
-        <w:t xml:space="preserve">)</w:t>
-      </w:r>
-      <w:r>
-        <w:t xml:space="preserve"> ;</w:t>
-      </w:r>
-      <w:r>
-        <w:t xml:space="preserve"> </w:t>
-      </w:r>
-      <w:r>
-        <w:t xml:space="preserve">au plafond retenu de 177 km/h, l’étude interpole à 8 pour cent.</w:t>
-      </w:r>
-      <w:r>
-        <w:t xml:space="preserve"> </w:t>
-      </w:r>
-      <w:r>
-        <w:t xml:space="preserve">Les règles publiées des gestionnaires nationaux se situent au même ordre : SNCF Réseau</w:t>
-      </w:r>
-      <w:r>
-        <w:t xml:space="preserve"> </w:t>
-      </w:r>
-      <w:r>
-        <w:t xml:space="preserve">impose 4,5 minutes par 100 km sur ligne classique et 5 pour cent sur ligne à grande</w:t>
-      </w:r>
-      <w:r>
-        <w:t xml:space="preserve"> </w:t>
-      </w:r>
-      <w:r>
-        <w:t xml:space="preserve">vitesse</w:t>
-      </w:r>
-      <w:r>
-        <w:t xml:space="preserve"> </w:t>
-      </w:r>
-      <w:r>
-        <w:t xml:space="preserve">(</w:t>
-      </w:r>
-      <w:hyperlink w:anchor="ref-sncf2023drr">
-        <w:r>
-          <w:rPr>
-            <w:rStyle w:val="Hyperlink"/>
-          </w:rPr>
-          <w:t xml:space="preserve">SNCF Réseau, 2023</w:t>
-        </w:r>
-      </w:hyperlink>
-      <w:r>
-        <w:t xml:space="preserve">)</w:t>
-      </w:r>
-      <w:r>
-        <w:t xml:space="preserve"> ; le gestionnaire suédois publie même le différentiel qui nous</w:t>
-      </w:r>
-      <w:r>
-        <w:t xml:space="preserve"> </w:t>
-      </w:r>
-      <w:r>
-        <w:t xml:space="preserve">intéresse : 3 minutes par 100 km en voie simple contre 2 en voie double, plus 60 secondes</w:t>
-      </w:r>
-      <w:r>
-        <w:t xml:space="preserve"> </w:t>
-      </w:r>
-      <w:r>
-        <w:t xml:space="preserve">par croisement</w:t>
-      </w:r>
-      <w:r>
-        <w:t xml:space="preserve"> </w:t>
-      </w:r>
-      <w:r>
-        <w:t xml:space="preserve">(</w:t>
-      </w:r>
-      <w:hyperlink w:anchor="ref-trafikverket2025jnb">
-        <w:r>
-          <w:rPr>
-            <w:rStyle w:val="Hyperlink"/>
-          </w:rPr>
-          <w:t xml:space="preserve">Trafikverket, 2025</w:t>
-        </w:r>
-      </w:hyperlink>
-      <w:r>
-        <w:t xml:space="preserve">)</w:t>
-      </w:r>
-      <w:r>
-        <w:t xml:space="preserve">. Aucune règle publiée ne dépasse 15 pour cent.</w:t>
+        <w:t xml:space="preserve">Borne haute, mesurée.</w:t>
+      </w:r>
+      <w:r>
+        <w:t xml:space="preserve"> </w:t>
+      </w:r>
+      <w:r>
+        <w:t xml:space="preserve">Le corridor porte aujourd’hui de 34 à 68 % de marge selon l’expérience naturelle mesurée (table ci-dessus). Ce ne sont pas les marges par tronçon de la section 7 qui elles, incluent les blocs urbains figés pour calculer un temps de trajet de bout en bout. L’écart entre les deux bornes, celle normative et celle constatée, est le prix du régime de cohabitation actuel.</w:t>
       </w:r>
     </w:p>
     <w:p>
@@ -3972,43 +2488,33 @@
           <w:b/>
           <w:bCs/>
         </w:rPr>
-        <w:t xml:space="preserve">Borne haute, mesurée.</w:t>
-      </w:r>
-      <w:r>
-        <w:t xml:space="preserve"> </w:t>
-      </w:r>
-      <w:r>
-        <w:t xml:space="preserve">Le corridor porte aujourd’hui de 34 à 68 pour cent de marge selon la cellule (table ci-dessus). Ces marges par cellule ne sont pas les marges par</w:t>
-      </w:r>
-      <w:r>
-        <w:t xml:space="preserve"> </w:t>
-      </w:r>
-      <w:r>
-        <w:t xml:space="preserve">tronçon de la section 7 (11 à 32 pour cent) : ici la référence est le temps que la</w:t>
-      </w:r>
-      <w:r>
-        <w:t xml:space="preserve"> </w:t>
-      </w:r>
-      <w:r>
-        <w:t xml:space="preserve">géométrie permet en profil fluide, paires contaminées exclues ; là, le temps de base</w:t>
-      </w:r>
-      <w:r>
-        <w:t xml:space="preserve"> </w:t>
-      </w:r>
-      <w:r>
-        <w:t xml:space="preserve">inclut les blocs urbains figés à l’horaire, qui portent déjà leur propre marge. Le même</w:t>
-      </w:r>
-      <w:r>
-        <w:t xml:space="preserve"> </w:t>
-      </w:r>
-      <w:r>
-        <w:t xml:space="preserve">mot mesure deux références, et chacune sert son usage. L’écart entre les deux bornes n’est pas de la</w:t>
-      </w:r>
-      <w:r>
-        <w:t xml:space="preserve"> </w:t>
-      </w:r>
-      <w:r>
-        <w:t xml:space="preserve">prudence d’horairiste : c’est le prix, en minutes, du régime de cohabitation actuel.</w:t>
+        <w:t xml:space="preserve">Le précédent continental.</w:t>
+      </w:r>
+      <w:r>
+        <w:t xml:space="preserve"> </w:t>
+      </w:r>
+      <w:r>
+        <w:t xml:space="preserve">L’inspecteur général d’Amtrak a documenté le même phénomène : environ 70 % du temps additionnel des horaires d’Amtrak est provisionné pour les retards anticipés des chemins de fer hôtes, et le fret cause 59 % des retards des longs parcours</w:t>
+      </w:r>
+      <w:r>
+        <w:t xml:space="preserve"> </w:t>
+      </w:r>
+      <w:r>
+        <w:t xml:space="preserve">(</w:t>
+      </w:r>
+      <w:hyperlink w:anchor="ref-amtrakoig2019">
+        <w:r>
+          <w:rPr>
+            <w:rStyle w:val="Hyperlink"/>
+          </w:rPr>
+          <w:t xml:space="preserve">Amtrak Office of Inspector General, 2019</w:t>
+        </w:r>
+      </w:hyperlink>
+      <w:r>
+        <w:t xml:space="preserve">)</w:t>
+      </w:r>
+      <w:r>
+        <w:t xml:space="preserve">. La situation du corridor n’est pas une exception canadienne, c’est la condition générale du train de voyageurs invité chez un propriétaire de fret.</w:t>
       </w:r>
     </w:p>
     <w:p>
@@ -4020,31 +2526,10 @@
           <w:b/>
           <w:bCs/>
         </w:rPr>
-        <w:t xml:space="preserve">Le précédent continental.</w:t>
-      </w:r>
-      <w:r>
-        <w:t xml:space="preserve"> </w:t>
-      </w:r>
-      <w:r>
-        <w:t xml:space="preserve">L’inspecteur général d’Amtrak a documenté le même</w:t>
-      </w:r>
-      <w:r>
-        <w:t xml:space="preserve"> </w:t>
-      </w:r>
-      <w:r>
-        <w:t xml:space="preserve">phénomène : environ 70 pour cent du temps additionnel des horaires d’Amtrak est</w:t>
-      </w:r>
-      <w:r>
-        <w:t xml:space="preserve"> </w:t>
-      </w:r>
-      <w:r>
-        <w:t xml:space="preserve">provisionné pour les retards anticipés des chemins de fer hôtes, et le fret cause</w:t>
-      </w:r>
-      <w:r>
-        <w:t xml:space="preserve"> </w:t>
-      </w:r>
-      <w:r>
-        <w:t xml:space="preserve">59 pour cent des retards des longs parcours</w:t>
+        <w:t xml:space="preserve">Pièces au dossier</w:t>
+      </w:r>
+      <w:r>
+        <w:t xml:space="preserve">. Le 11 octobre 2024, le CN a imposé aux rames neuves de VIA un ralentissement à 72 km/h (45 mi/h) aux passages munis de prédicteurs, les circuits qui déclenchent les barrières à l’approche d’un train (304 passages visés), provoquant des retards de 30 à 45 minutes. VIA a demandé le contrôle judiciaire en Cour fédérale le 12 novembre 2024</w:t>
       </w:r>
       <w:r>
         <w:t xml:space="preserve"> </w:t>
@@ -4052,31 +2537,93 @@
       <w:r>
         <w:t xml:space="preserve">(</w:t>
       </w:r>
-      <w:hyperlink w:anchor="ref-amtrakoig2019">
-        <w:r>
-          <w:rPr>
-            <w:rStyle w:val="Hyperlink"/>
-          </w:rPr>
-          <w:t xml:space="preserve">Amtrak Office of Inspector General, 2019</w:t>
+      <w:hyperlink w:anchor="ref-via2024requete">
+        <w:r>
+          <w:rPr>
+            <w:rStyle w:val="Hyperlink"/>
+          </w:rPr>
+          <w:t xml:space="preserve">La Presse Canadienne, 2024</w:t>
         </w:r>
       </w:hyperlink>
       <w:r>
         <w:t xml:space="preserve">)</w:t>
       </w:r>
       <w:r>
-        <w:t xml:space="preserve">. La situation du corridor</w:t>
-      </w:r>
-      <w:r>
-        <w:t xml:space="preserve"> </w:t>
-      </w:r>
-      <w:r>
-        <w:t xml:space="preserve">n’est pas une exception canadienne, c’est la condition générale du train de voyageurs</w:t>
-      </w:r>
-      <w:r>
-        <w:t xml:space="preserve"> </w:t>
-      </w:r>
-      <w:r>
-        <w:t xml:space="preserve">invité chez un propriétaire de fret.</w:t>
+        <w:t xml:space="preserve"> pour trancher le litige. Un allègement a ensuite été négocié, mais n’est entré en vigueur que le 28 août 2025</w:t>
+      </w:r>
+      <w:r>
+        <w:t xml:space="preserve"> </w:t>
+      </w:r>
+      <w:r>
+        <w:t xml:space="preserve">(</w:t>
+      </w:r>
+      <w:hyperlink w:anchor="ref-tc2025gcp">
+        <w:r>
+          <w:rPr>
+            <w:rStyle w:val="Hyperlink"/>
+          </w:rPr>
+          <w:t xml:space="preserve">Transports Canada, 2025</w:t>
+        </w:r>
+      </w:hyperlink>
+      <w:r>
+        <w:t xml:space="preserve">)</w:t>
+      </w:r>
+      <w:r>
+        <w:t xml:space="preserve">. Autre instance du même conflit : le projet pilote sans arrêt Montréal-Toronto a été suspendu le jour prévu de son lancement, VIA invoquant des contraintes opérationnelles chez son hôte</w:t>
+      </w:r>
+      <w:r>
+        <w:t xml:space="preserve"> </w:t>
+      </w:r>
+      <w:r>
+        <w:t xml:space="preserve">(</w:t>
+      </w:r>
+      <w:hyperlink w:anchor="ref-cbc2025pilote">
+        <w:r>
+          <w:rPr>
+            <w:rStyle w:val="Hyperlink"/>
+          </w:rPr>
+          <w:t xml:space="preserve">CBC News, 2025</w:t>
+        </w:r>
+      </w:hyperlink>
+      <w:r>
+        <w:t xml:space="preserve">)</w:t>
+      </w:r>
+      <w:r>
+        <w:t xml:space="preserve">. La ponctualité du réseau est passée de 71-72 % (2020-2021) à 57-59 % (2022-2023), 51 % (2024) puis 30 % au premier trimestre 2025</w:t>
+      </w:r>
+      <w:r>
+        <w:t xml:space="preserve"> </w:t>
+      </w:r>
+      <w:r>
+        <w:t xml:space="preserve">(</w:t>
+      </w:r>
+      <w:hyperlink w:anchor="ref-via2025rapportannuel">
+        <w:r>
+          <w:rPr>
+            <w:rStyle w:val="Hyperlink"/>
+          </w:rPr>
+          <w:t xml:space="preserve">VIA Rail Canada, 2025a</w:t>
+        </w:r>
+      </w:hyperlink>
+      <w:r>
+        <w:t xml:space="preserve">,</w:t>
+      </w:r>
+      <w:r>
+        <w:t xml:space="preserve"> </w:t>
+      </w:r>
+      <w:hyperlink w:anchor="ref-via2025t1">
+        <w:r>
+          <w:rPr>
+            <w:rStyle w:val="Hyperlink"/>
+          </w:rPr>
+          <w:t xml:space="preserve">2025b</w:t>
+        </w:r>
+      </w:hyperlink>
+      <w:r>
+        <w:t xml:space="preserve">)</w:t>
+      </w:r>
+      <w:r>
+        <w:t xml:space="preserve">.</w:t>
       </w:r>
     </w:p>
     <w:p>
@@ -4088,28 +2635,13 @@
           <w:b/>
           <w:bCs/>
         </w:rPr>
-        <w:t xml:space="preserve">Pièces au dossier</w:t>
-      </w:r>
-      <w:r>
-        <w:t xml:space="preserve">, sans récit d’intention : le 11 octobre 2024, le CN a imposé aux</w:t>
-      </w:r>
-      <w:r>
-        <w:t xml:space="preserve"> </w:t>
-      </w:r>
-      <w:r>
-        <w:t xml:space="preserve">rames neuves de VIA un ralentissement à 72 km/h (45 mi/h) aux passages munis de prédicteurs, les circuits qui déclenchent les barrières à</w:t>
-      </w:r>
-      <w:r>
-        <w:t xml:space="preserve"> </w:t>
-      </w:r>
-      <w:r>
-        <w:t xml:space="preserve">l’approche d’un train (304 passages visés), déclenchant des retards de 30 à 45 minutes ; VIA a demandé le</w:t>
-      </w:r>
-      <w:r>
-        <w:t xml:space="preserve"> </w:t>
-      </w:r>
-      <w:r>
-        <w:t xml:space="preserve">contrôle judiciaire en Cour fédérale le 12 novembre 2024</w:t>
+        <w:t xml:space="preserve">Le précédent du régime d’accès, et la leçon de la WCML.</w:t>
+      </w:r>
+      <w:r>
+        <w:t xml:space="preserve"> </w:t>
+      </w:r>
+      <w:r>
+        <w:t xml:space="preserve">Le précédent de la West Coast Main Line porte sur les travaux de modernisation, certes, mais aussi sur le régime d’accès qui les accompagne. Au Royaume-Uni, l’infrastructure appartient à un gestionnaire unique et neutre, Network Rail, distinct des exploitants voyageurs et fret qui y font circuler leurs trains sous contrats d’accès réglementés</w:t>
       </w:r>
       <w:r>
         <w:t xml:space="preserve"> </w:t>
@@ -4117,37 +2649,19 @@
       <w:r>
         <w:t xml:space="preserve">(</w:t>
       </w:r>
-      <w:hyperlink w:anchor="ref-via2024requete">
-        <w:r>
-          <w:rPr>
-            <w:rStyle w:val="Hyperlink"/>
-          </w:rPr>
-          <w:t xml:space="preserve">La Presse Canadienne, 2024</w:t>
+      <w:hyperlink w:anchor="ref-orr2021cadre">
+        <w:r>
+          <w:rPr>
+            <w:rStyle w:val="Hyperlink"/>
+          </w:rPr>
+          <w:t xml:space="preserve">Office of Rail and Road, 2021</w:t>
         </w:r>
       </w:hyperlink>
       <w:r>
         <w:t xml:space="preserve">)</w:t>
       </w:r>
       <w:r>
-        <w:t xml:space="preserve"> ; l’ordre</w:t>
-      </w:r>
-      <w:r>
-        <w:t xml:space="preserve"> </w:t>
-      </w:r>
-      <w:r>
-        <w:t xml:space="preserve">ministériel de décembre 2024 était une demande d’information au CN, pas un</w:t>
-      </w:r>
-      <w:r>
-        <w:t xml:space="preserve"> </w:t>
-      </w:r>
-      <w:r>
-        <w:t xml:space="preserve">rétablissement des vitesses, et l’allègement négocié n’est entré en vigueur que le</w:t>
-      </w:r>
-      <w:r>
-        <w:t xml:space="preserve"> </w:t>
-      </w:r>
-      <w:r>
-        <w:t xml:space="preserve">28 août 2025</w:t>
+        <w:t xml:space="preserve">, et aucun de ces contrats n’existe sans l’approbation ou l’injonction d’un régulateur indépendant, l’Office of Rail and Road</w:t>
       </w:r>
       <w:r>
         <w:t xml:space="preserve"> </w:t>
@@ -4155,25 +2669,33 @@
       <w:r>
         <w:t xml:space="preserve">(</w:t>
       </w:r>
-      <w:hyperlink w:anchor="ref-tc2025gcp">
-        <w:r>
-          <w:rPr>
-            <w:rStyle w:val="Hyperlink"/>
-          </w:rPr>
-          <w:t xml:space="preserve">Transports Canada, 2025</w:t>
+      <w:hyperlink w:anchor="ref-orr2021cadre">
+        <w:r>
+          <w:rPr>
+            <w:rStyle w:val="Hyperlink"/>
+          </w:rPr>
+          <w:t xml:space="preserve">Office of Rail and Road, 2021</w:t>
+        </w:r>
+      </w:hyperlink>
+      <w:r>
+        <w:t xml:space="preserve">;</w:t>
+      </w:r>
+      <w:r>
+        <w:t xml:space="preserve"> </w:t>
+      </w:r>
+      <w:hyperlink w:anchor="ref-railwaysact1993">
+        <w:r>
+          <w:rPr>
+            <w:rStyle w:val="Hyperlink"/>
+          </w:rPr>
+          <w:t xml:space="preserve">Parlement du Royaume-Uni, 1993</w:t>
         </w:r>
       </w:hyperlink>
       <w:r>
         <w:t xml:space="preserve">)</w:t>
       </w:r>
       <w:r>
-        <w:t xml:space="preserve">. Le pilote sans arrêt Montréal-Toronto a été suspendu le jour</w:t>
-      </w:r>
-      <w:r>
-        <w:t xml:space="preserve"> </w:t>
-      </w:r>
-      <w:r>
-        <w:t xml:space="preserve">prévu de son lancement, VIA invoquant des contraintes opérationnelles chez son hôte</w:t>
+        <w:t xml:space="preserve">. La portée réelle de ce pouvoir se mesure sur la WCML même où, en juillet 2025, l’ORR a rejeté trois demandes de sillons au motif que le tronçon sud ne pouvait plus les absorber sans dégrader la performance des circulations voyageurs et fret existantes, tout en s’assurant que le gestionnaire d’infrastructure traitait les demandeurs publics et privés de façon équitable et non discriminatoire</w:t>
       </w:r>
       <w:r>
         <w:t xml:space="preserve"> </w:t>
@@ -4181,25 +2703,19 @@
       <w:r>
         <w:t xml:space="preserve">(</w:t>
       </w:r>
-      <w:hyperlink w:anchor="ref-cbc2025pilote">
-        <w:r>
-          <w:rPr>
-            <w:rStyle w:val="Hyperlink"/>
-          </w:rPr>
-          <w:t xml:space="preserve">CBC News, 2025</w:t>
+      <w:hyperlink w:anchor="ref-orr2025wcml">
+        <w:r>
+          <w:rPr>
+            <w:rStyle w:val="Hyperlink"/>
+          </w:rPr>
+          <w:t xml:space="preserve">Office of Rail and Road, 2025</w:t>
         </w:r>
       </w:hyperlink>
       <w:r>
         <w:t xml:space="preserve">)</w:t>
       </w:r>
       <w:r>
-        <w:t xml:space="preserve">. La ponctualité du réseau est passée de 71-72 pour cent (2020-2021) à</w:t>
-      </w:r>
-      <w:r>
-        <w:t xml:space="preserve"> </w:t>
-      </w:r>
-      <w:r>
-        <w:t xml:space="preserve">57-59 (2022-2023), 51 (2024) puis 30 pour cent au premier trimestre 2025</w:t>
+        <w:t xml:space="preserve">. C’est précisément la fonction dont le corridor aura besoin une fois le doublement réalisé : la capacité créée ne se répartit de façon crédible que si elle est arbitrée par un tiers indépendant ou une entente équitable, et non par le propriétaire de l’une des deux circulations en présence. Le Canada dispose déjà de l’institution et du pouvoir correspondants : l’Office des transports du Canada peut accorder des droits de circulation sur le réseau d’une autre compagnie, en fixer les conditions dans l’intérêt public et en déterminer l’indemnité</w:t>
       </w:r>
       <w:r>
         <w:t xml:space="preserve"> </w:t>
@@ -4207,26 +2723,26 @@
       <w:r>
         <w:t xml:space="preserve">(</w:t>
       </w:r>
-      <w:hyperlink w:anchor="ref-via2025rapportannuel">
-        <w:r>
-          <w:rPr>
-            <w:rStyle w:val="Hyperlink"/>
-          </w:rPr>
-          <w:t xml:space="preserve">VIA Rail Canada, 2025a</w:t>
-        </w:r>
-      </w:hyperlink>
-      <w:r>
-        <w:t xml:space="preserve">,</w:t>
-      </w:r>
-      <w:r>
-        <w:t xml:space="preserve"> </w:t>
-      </w:r>
-      <w:hyperlink w:anchor="ref-via2025t1">
-        <w:r>
-          <w:rPr>
-            <w:rStyle w:val="Hyperlink"/>
-          </w:rPr>
-          <w:t xml:space="preserve">2025b</w:t>
+      <w:hyperlink w:anchor="ref-otc2016circulation">
+        <w:r>
+          <w:rPr>
+            <w:rStyle w:val="Hyperlink"/>
+          </w:rPr>
+          <w:t xml:space="preserve">Office des transports du Canada, 2016</w:t>
+        </w:r>
+      </w:hyperlink>
+      <w:r>
+        <w:t xml:space="preserve">;</w:t>
+      </w:r>
+      <w:r>
+        <w:t xml:space="preserve"> </w:t>
+      </w:r>
+      <w:hyperlink w:anchor="ref-ltc1996art138">
+        <w:r>
+          <w:rPr>
+            <w:rStyle w:val="Hyperlink"/>
+          </w:rPr>
+          <w:t xml:space="preserve">Parlement du Canada, 1996</w:t>
         </w:r>
       </w:hyperlink>
       <w:r>
@@ -4245,37 +2761,13 @@
           <w:b/>
           <w:bCs/>
         </w:rPr>
-        <w:t xml:space="preserve">Le précédent du régime d’accès, et la leçon de la WCML.</w:t>
-      </w:r>
-      <w:r>
-        <w:t xml:space="preserve"> </w:t>
-      </w:r>
-      <w:r>
-        <w:t xml:space="preserve">Le précédent de la West</w:t>
-      </w:r>
-      <w:r>
-        <w:t xml:space="preserve"> </w:t>
-      </w:r>
-      <w:r>
-        <w:t xml:space="preserve">Coast Main Line ne porte pas seulement sur les travaux : il porte tout autant sur le</w:t>
-      </w:r>
-      <w:r>
-        <w:t xml:space="preserve"> </w:t>
-      </w:r>
-      <w:r>
-        <w:t xml:space="preserve">régime d’accès qui les accompagne. Au Royaume-Uni, l’infrastructure appartient à un</w:t>
-      </w:r>
-      <w:r>
-        <w:t xml:space="preserve"> </w:t>
-      </w:r>
-      <w:r>
-        <w:t xml:space="preserve">gestionnaire unique et neutre, Network Rail, distinct des exploitants voyageurs et fret</w:t>
-      </w:r>
-      <w:r>
-        <w:t xml:space="preserve"> </w:t>
-      </w:r>
-      <w:r>
-        <w:t xml:space="preserve">qui y font circuler leurs trains sous contrats d’accès réglementés</w:t>
+        <w:t xml:space="preserve">Pour doubler, relier les évitements d’abord.</w:t>
+      </w:r>
+      <w:r>
+        <w:t xml:space="preserve"> </w:t>
+      </w:r>
+      <w:r>
+        <w:t xml:space="preserve">Un corridor à voie unique équipé d’évitements est déjà partiellement doublé, et la simulation montre que le retard décroît de façon régulière à chaque tronçon de deuxième voie ajouté lorsque l’on procède en reliant des paires d’évitements existants. Le programme se phase, progressivement, sans effet de seuil</w:t>
       </w:r>
       <w:r>
         <w:t xml:space="preserve"> </w:t>
@@ -4283,31 +2775,19 @@
       <w:r>
         <w:t xml:space="preserve">(</w:t>
       </w:r>
-      <w:hyperlink w:anchor="ref-orr2021cadre">
-        <w:r>
-          <w:rPr>
-            <w:rStyle w:val="Hyperlink"/>
-          </w:rPr>
-          <w:t xml:space="preserve">Office of Rail and Road, 2021</w:t>
+      <w:hyperlink w:anchor="ref-sogin2013doublement">
+        <w:r>
+          <w:rPr>
+            <w:rStyle w:val="Hyperlink"/>
+          </w:rPr>
+          <w:t xml:space="preserve">Sogin et al., 2013</w:t>
         </w:r>
       </w:hyperlink>
       <w:r>
         <w:t xml:space="preserve">)</w:t>
       </w:r>
       <w:r>
-        <w:t xml:space="preserve">, et</w:t>
-      </w:r>
-      <w:r>
-        <w:t xml:space="preserve"> </w:t>
-      </w:r>
-      <w:r>
-        <w:t xml:space="preserve">aucun de ces contrats n’existe sans l’approbation ou l’injonction d’un régulateur</w:t>
-      </w:r>
-      <w:r>
-        <w:t xml:space="preserve"> </w:t>
-      </w:r>
-      <w:r>
-        <w:t xml:space="preserve">indépendant, l’Office of Rail and Road, faute de quoi il est juridiquement nul</w:t>
+        <w:t xml:space="preserve">. Cette approche est courante : par exemple, sur le corridor Chicago-Detroit, l’étude d’impact fédérale retient précisément de moderniser et de relier les évitements existants entre Niles et Dowagiac en notant que cette liaison revient à doubler la voie sur 16 milles et permet d’ajouter des fréquences à 110 mi/h</w:t>
       </w:r>
       <w:r>
         <w:t xml:space="preserve"> </w:t>
@@ -4315,63 +2795,19 @@
       <w:r>
         <w:t xml:space="preserve">(</w:t>
       </w:r>
-      <w:hyperlink w:anchor="ref-orr2021cadre">
-        <w:r>
-          <w:rPr>
-            <w:rStyle w:val="Hyperlink"/>
-          </w:rPr>
-          <w:t xml:space="preserve">Office of Rail and Road, 2021</w:t>
-        </w:r>
-      </w:hyperlink>
-      <w:r>
-        <w:t xml:space="preserve">;</w:t>
-      </w:r>
-      <w:r>
-        <w:t xml:space="preserve"> </w:t>
-      </w:r>
-      <w:hyperlink w:anchor="ref-railwaysact1993">
-        <w:r>
-          <w:rPr>
-            <w:rStyle w:val="Hyperlink"/>
-          </w:rPr>
-          <w:t xml:space="preserve">Parlement du Royaume-Uni, 1993</w:t>
+      <w:hyperlink w:anchor="ref-mdot2014tier1">
+        <w:r>
+          <w:rPr>
+            <w:rStyle w:val="Hyperlink"/>
+          </w:rPr>
+          <w:t xml:space="preserve">Federal Railroad Administration &amp; Michigan Department of Transportation, 2014</w:t>
         </w:r>
       </w:hyperlink>
       <w:r>
         <w:t xml:space="preserve">)</w:t>
       </w:r>
       <w:r>
-        <w:t xml:space="preserve">. La portée réelle de ce pouvoir se mesure sur la</w:t>
-      </w:r>
-      <w:r>
-        <w:t xml:space="preserve"> </w:t>
-      </w:r>
-      <w:r>
-        <w:t xml:space="preserve">WCML même : en juillet 2025, l’ORR a rejeté trois demandes de sillons au motif que le</w:t>
-      </w:r>
-      <w:r>
-        <w:t xml:space="preserve"> </w:t>
-      </w:r>
-      <w:r>
-        <w:t xml:space="preserve">tronçon sud, déclaré infrastructure congestionnée, ne pouvait plus les absorber sans</w:t>
-      </w:r>
-      <w:r>
-        <w:t xml:space="preserve"> </w:t>
-      </w:r>
-      <w:r>
-        <w:t xml:space="preserve">dégrader la performance des circulations voyageurs et fret existantes, tout en</w:t>
-      </w:r>
-      <w:r>
-        <w:t xml:space="preserve"> </w:t>
-      </w:r>
-      <w:r>
-        <w:t xml:space="preserve">s’assurant que le gestionnaire d’infrastructure traitait les demandeurs publics et</w:t>
-      </w:r>
-      <w:r>
-        <w:t xml:space="preserve"> </w:t>
-      </w:r>
-      <w:r>
-        <w:t xml:space="preserve">privés de façon équitable et non discriminatoire</w:t>
+        <w:t xml:space="preserve">. La FRA reconnaît de longue date qu’une série d’évitements longs accroît substantiellement la capacité à un coût très inférieur au doublement continu</w:t>
       </w:r>
       <w:r>
         <w:t xml:space="preserve"> </w:t>
@@ -4379,89 +2815,19 @@
       <w:r>
         <w:t xml:space="preserve">(</w:t>
       </w:r>
-      <w:hyperlink w:anchor="ref-orr2025wcml">
-        <w:r>
-          <w:rPr>
-            <w:rStyle w:val="Hyperlink"/>
-          </w:rPr>
-          <w:t xml:space="preserve">Office of Rail and Road, 2025</w:t>
+      <w:hyperlink w:anchor="ref-fra2004ptc">
+        <w:r>
+          <w:rPr>
+            <w:rStyle w:val="Hyperlink"/>
+          </w:rPr>
+          <w:t xml:space="preserve">Federal Railroad Administration, 2004</w:t>
         </w:r>
       </w:hyperlink>
       <w:r>
         <w:t xml:space="preserve">)</w:t>
       </w:r>
       <w:r>
-        <w:t xml:space="preserve">. C’est précisément la</w:t>
-      </w:r>
-      <w:r>
-        <w:t xml:space="preserve"> </w:t>
-      </w:r>
-      <w:r>
-        <w:t xml:space="preserve">fonction dont le corridor aura besoin une fois le doublement réalisé : la capacité</w:t>
-      </w:r>
-      <w:r>
-        <w:t xml:space="preserve"> </w:t>
-      </w:r>
-      <w:r>
-        <w:t xml:space="preserve">créée ne se répartit de façon crédible que si elle est arbitrée par un tiers</w:t>
-      </w:r>
-      <w:r>
-        <w:t xml:space="preserve"> </w:t>
-      </w:r>
-      <w:r>
-        <w:t xml:space="preserve">indépendant, et non par le propriétaire de l’une des deux circulations en présence. Le</w:t>
-      </w:r>
-      <w:r>
-        <w:t xml:space="preserve"> </w:t>
-      </w:r>
-      <w:r>
-        <w:t xml:space="preserve">Canada dispose déjà de l’institution et du pouvoir correspondants : l’Office des</w:t>
-      </w:r>
-      <w:r>
-        <w:t xml:space="preserve"> </w:t>
-      </w:r>
-      <w:r>
-        <w:t xml:space="preserve">transports du Canada peut accorder des droits de circulation sur le réseau d’une autre</w:t>
-      </w:r>
-      <w:r>
-        <w:t xml:space="preserve"> </w:t>
-      </w:r>
-      <w:r>
-        <w:t xml:space="preserve">compagnie, en fixer les conditions dans l’intérêt public et en déterminer l’indemnité</w:t>
-      </w:r>
-      <w:r>
-        <w:t xml:space="preserve"> </w:t>
-      </w:r>
-      <w:r>
-        <w:t xml:space="preserve">(</w:t>
-      </w:r>
-      <w:hyperlink w:anchor="ref-otc2016circulation">
-        <w:r>
-          <w:rPr>
-            <w:rStyle w:val="Hyperlink"/>
-          </w:rPr>
-          <w:t xml:space="preserve">Office des transports du Canada, 2016</w:t>
-        </w:r>
-      </w:hyperlink>
-      <w:r>
-        <w:t xml:space="preserve">;</w:t>
-      </w:r>
-      <w:r>
-        <w:t xml:space="preserve"> </w:t>
-      </w:r>
-      <w:hyperlink w:anchor="ref-ltc1996art138">
-        <w:r>
-          <w:rPr>
-            <w:rStyle w:val="Hyperlink"/>
-          </w:rPr>
-          <w:t xml:space="preserve">Parlement du Canada, 1996</w:t>
-        </w:r>
-      </w:hyperlink>
-      <w:r>
-        <w:t xml:space="preserve">)</w:t>
-      </w:r>
-      <w:r>
-        <w:t xml:space="preserve">.</w:t>
+        <w:t xml:space="preserve">. Le programme de doublement du corridor devrait donc commencer par là : allonger et relier les évitements en place sur les sections en voie simple, la deuxième voie continue venant fermer les intervalles restants. L’inventaire fin des évitements (position, longueur utile) relève de l’étude complète ; la détection géométrique de cette étude, calée sur une fenêtre plus large que le standard (limite des données ouvertes), ne les résout pas un à un.</w:t>
       </w:r>
     </w:p>
     <w:p>
@@ -4473,193 +2839,13 @@
           <w:b/>
           <w:bCs/>
         </w:rPr>
-        <w:t xml:space="preserve">Par où doubler : relier les évitements d’abord.</w:t>
-      </w:r>
-      <w:r>
-        <w:t xml:space="preserve"> </w:t>
-      </w:r>
-      <w:r>
-        <w:t xml:space="preserve">Un corridor à voie unique équipé</w:t>
-      </w:r>
-      <w:r>
-        <w:t xml:space="preserve"> </w:t>
-      </w:r>
-      <w:r>
-        <w:t xml:space="preserve">d’évitements est déjà partiellement doublé, et la simulation montre que le retard décroît</w:t>
-      </w:r>
-      <w:r>
-        <w:t xml:space="preserve"> </w:t>
-      </w:r>
-      <w:r>
-        <w:t xml:space="preserve">de façon régulière à chaque tronçon de deuxième voie ajouté lorsque l’on procède en</w:t>
-      </w:r>
-      <w:r>
-        <w:t xml:space="preserve"> </w:t>
-      </w:r>
-      <w:r>
-        <w:t xml:space="preserve">reliant des paires d’évitements existants : le programme se phase, sans effet de seuil</w:t>
-      </w:r>
-      <w:r>
-        <w:t xml:space="preserve"> </w:t>
-      </w:r>
-      <w:r>
-        <w:t xml:space="preserve">(</w:t>
-      </w:r>
-      <w:hyperlink w:anchor="ref-sogin2013doublement">
-        <w:r>
-          <w:rPr>
-            <w:rStyle w:val="Hyperlink"/>
-          </w:rPr>
-          <w:t xml:space="preserve">Sogin et al., 2013</w:t>
-        </w:r>
-      </w:hyperlink>
-      <w:r>
-        <w:t xml:space="preserve">)</w:t>
-      </w:r>
-      <w:r>
-        <w:t xml:space="preserve">. Ce n’est pas une hypothèse théorique : sur le corridor</w:t>
-      </w:r>
-      <w:r>
-        <w:t xml:space="preserve"> </w:t>
-      </w:r>
-      <w:r>
-        <w:t xml:space="preserve">Chicago-Detroit, l’étude d’impact fédérale retient précisément de moderniser et de relier</w:t>
-      </w:r>
-      <w:r>
-        <w:t xml:space="preserve"> </w:t>
-      </w:r>
-      <w:r>
-        <w:t xml:space="preserve">les évitements existants entre Niles et Dowagiac, en notant que cette liaison revient à</w:t>
-      </w:r>
-      <w:r>
-        <w:t xml:space="preserve"> </w:t>
-      </w:r>
-      <w:r>
-        <w:t xml:space="preserve">doubler la voie sur 16 milles et permet d’ajouter des fréquences à 110 mi/h</w:t>
-      </w:r>
-      <w:r>
-        <w:t xml:space="preserve"> </w:t>
-      </w:r>
-      <w:r>
-        <w:t xml:space="preserve">(</w:t>
-      </w:r>
-      <w:hyperlink w:anchor="ref-mdot2014tier1">
-        <w:r>
-          <w:rPr>
-            <w:rStyle w:val="Hyperlink"/>
-          </w:rPr>
-          <w:t xml:space="preserve">Federal Railroad Administration &amp; Michigan Department of Transportation, 2014</w:t>
-        </w:r>
-      </w:hyperlink>
-      <w:r>
-        <w:t xml:space="preserve">)</w:t>
-      </w:r>
-      <w:r>
-        <w:t xml:space="preserve">. La FRA reconnaît de longue date qu’une série d’évitements longs accroît</w:t>
-      </w:r>
-      <w:r>
-        <w:t xml:space="preserve"> </w:t>
-      </w:r>
-      <w:r>
-        <w:t xml:space="preserve">substantiellement la capacité à un coût très inférieur au doublement continu</w:t>
-      </w:r>
-      <w:r>
-        <w:t xml:space="preserve"> </w:t>
-      </w:r>
-      <w:r>
-        <w:t xml:space="preserve">(</w:t>
-      </w:r>
-      <w:hyperlink w:anchor="ref-fra2004ptc">
-        <w:r>
-          <w:rPr>
-            <w:rStyle w:val="Hyperlink"/>
-          </w:rPr>
-          <w:t xml:space="preserve">Federal Railroad Administration, 2004</w:t>
-        </w:r>
-      </w:hyperlink>
-      <w:r>
-        <w:t xml:space="preserve">)</w:t>
-      </w:r>
-      <w:r>
-        <w:t xml:space="preserve">. Le programme de doublement du corridor devrait donc commencer par là :</w:t>
-      </w:r>
-      <w:r>
-        <w:t xml:space="preserve"> </w:t>
-      </w:r>
-      <w:r>
-        <w:t xml:space="preserve">allonger et relier les évitements en place sur les sections en voie simple, la deuxième</w:t>
-      </w:r>
-      <w:r>
-        <w:t xml:space="preserve"> </w:t>
-      </w:r>
-      <w:r>
-        <w:t xml:space="preserve">voie continue venant fermer les intervalles restants. L’inventaire fin des évitements</w:t>
-      </w:r>
-      <w:r>
-        <w:t xml:space="preserve"> </w:t>
-      </w:r>
-      <w:r>
-        <w:t xml:space="preserve">(position, longueur utile) relève de l’étude de circulation : la détection géométrique de</w:t>
-      </w:r>
-      <w:r>
-        <w:t xml:space="preserve"> </w:t>
-      </w:r>
-      <w:r>
-        <w:t xml:space="preserve">cette étude, calée sur une fenêtre plus large qu’eux, ne les résout pas un à un.</w:t>
-      </w:r>
-    </w:p>
-    <w:p>
-      <w:pPr>
-        <w:pStyle w:val="BodyText"/>
-      </w:pPr>
-      <w:r>
-        <w:rPr>
-          <w:b/>
-          <w:bCs/>
-        </w:rPr>
-        <w:t xml:space="preserve">Sur Montréal-Toronto, déjà doublé, « doubler » n’est pas la demande pertinente.</w:t>
-      </w:r>
-      <w:r>
-        <w:t xml:space="preserve"> </w:t>
-      </w:r>
-      <w:r>
-        <w:t xml:space="preserve">La</w:t>
-      </w:r>
-      <w:r>
-        <w:t xml:space="preserve"> </w:t>
-      </w:r>
-      <w:r>
-        <w:t xml:space="preserve">voie double élimine les croisements, pas les dépassements. L’intervention utile y est</w:t>
-      </w:r>
-      <w:r>
-        <w:t xml:space="preserve"> </w:t>
-      </w:r>
-      <w:r>
-        <w:t xml:space="preserve">l’ajout de liaisons rapides entre les deux voies (un dépassement se règle à basse ou à haute vitesse selon le type d’aiguillage</w:t>
-      </w:r>
-      <w:r>
-        <w:t xml:space="preserve"> </w:t>
-      </w:r>
-      <w:r>
-        <w:t xml:space="preserve">installé, ce qui change tout son coût en temps : ordres de grandeur 15 contre</w:t>
-      </w:r>
-      <w:r>
-        <w:t xml:space="preserve"> </w:t>
-      </w:r>
-      <w:r>
-        <w:t xml:space="preserve">45-50 mi/h, soit 24 contre 72-80 km/h, à vérifier en étude de circulation) et les sections de</w:t>
-      </w:r>
-      <w:r>
-        <w:t xml:space="preserve"> </w:t>
-      </w:r>
-      <w:r>
-        <w:t xml:space="preserve">troisième voie aux points de friction. Le dimensionnement précis relève de l’étude de</w:t>
-      </w:r>
-      <w:r>
-        <w:t xml:space="preserve"> </w:t>
-      </w:r>
-      <w:r>
-        <w:t xml:space="preserve">circulation.</w:t>
+        <w:t xml:space="preserve">Sur Montréal-Toronto, déjà doublé, la demande pertinente est ailleurs.</w:t>
+      </w:r>
+      <w:r>
+        <w:t xml:space="preserve"> </w:t>
+      </w:r>
+      <w:r>
+        <w:t xml:space="preserve">La voie double élimine les croisements, pas la lenteur du fret et les voies d’évitement trop courtes. L’intervention utile y est l’ajout de liaisons rapides entre les deux voies (un dépassement se règle à basse ou à haute vitesse selon le type d’aiguillage installé), les sections de troisième voie aux points de friction et bien sûr, un meilleur arrangement de cohabitation. Le dimensionnement précis de ces éléments relève de l’étude complète.</w:t>
       </w:r>
     </w:p>
     <w:bookmarkEnd w:id="27"/>
@@ -4678,19 +2864,7 @@
         <w:pStyle w:val="FirstParagraph"/>
       </w:pPr>
       <w:r>
-        <w:t xml:space="preserve">Un passage à niveau est un croisement rail-route à niveau. Sa tolérance réglementaire</w:t>
-      </w:r>
-      <w:r>
-        <w:t xml:space="preserve"> </w:t>
-      </w:r>
-      <w:r>
-        <w:t xml:space="preserve">décroît par paliers de vitesse ; le précédent nord-américain le plus structuré est</w:t>
-      </w:r>
-      <w:r>
-        <w:t xml:space="preserve"> </w:t>
-      </w:r>
-      <w:r>
-        <w:t xml:space="preserve">américain</w:t>
+        <w:t xml:space="preserve">Un passage à niveau est un croisement rail-route à niveau. Sa tolérance réglementaire décroît par paliers de vitesse ; le précédent nord-américain le plus structuré à cet égard est américain</w:t>
       </w:r>
       <w:r>
         <w:t xml:space="preserve"> </w:t>
@@ -4710,13 +2884,7 @@
         <w:t xml:space="preserve">)</w:t>
       </w:r>
       <w:r>
-        <w:t xml:space="preserve">, cité ici comme référence de seuils, non comme droit applicable</w:t>
-      </w:r>
-      <w:r>
-        <w:t xml:space="preserve"> </w:t>
-      </w:r>
-      <w:r>
-        <w:t xml:space="preserve">au Canada :</w:t>
+        <w:t xml:space="preserve">, cité ici comme référence de seuils par absence d’échelle canadienne aussi claire :</w:t>
       </w:r>
     </w:p>
     <w:p>
@@ -4735,13 +2903,7 @@
         <w:t xml:space="preserve">jusqu’à 153 km/h (95 mi/h)</w:t>
       </w:r>
       <w:r>
-        <w:t xml:space="preserve"> : régime actuel (le précédent domestique est le Turbo, plafonné</w:t>
-      </w:r>
-      <w:r>
-        <w:t xml:space="preserve"> </w:t>
-      </w:r>
-      <w:r>
-        <w:t xml:space="preserve">en service à 153 km/h notamment à cause de ses quelque 300 passages à niveau</w:t>
+        <w:t xml:space="preserve"> : régime actuel (le précédent domestique est le Turbo, plafonné en service à 153 km/h notamment à cause de ses quelque 300 passages à niveau</w:t>
       </w:r>
       <w:r>
         <w:t xml:space="preserve"> </w:t>
@@ -4761,13 +2923,7 @@
         <w:t xml:space="preserve">)</w:t>
       </w:r>
       <w:r>
-        <w:t xml:space="preserve">, alors qu’il détenait le record canadien de 140,6 mi/h (226 km/h), établi en</w:t>
-      </w:r>
-      <w:r>
-        <w:t xml:space="preserve"> </w:t>
-      </w:r>
-      <w:r>
-        <w:t xml:space="preserve">conditions d’essai non reproductibles et sans effet sur le temps commercial</w:t>
+        <w:t xml:space="preserve">, alors qu’il détenait le record canadien de 140,6 mi/h (226 km/h), établi en conditions d’essai non reproductibles</w:t>
       </w:r>
       <w:r>
         <w:t xml:space="preserve"> </w:t>
@@ -4806,25 +2962,7 @@
         <w:t xml:space="preserve">154 à 177 km/h (96 à 110 mi/h)</w:t>
       </w:r>
       <w:r>
-        <w:t xml:space="preserve"> : corridor « scellé » : traiter chaque passage</w:t>
-      </w:r>
-      <w:r>
-        <w:t xml:space="preserve"> </w:t>
-      </w:r>
-      <w:r>
-        <w:t xml:space="preserve">(barrières quatre-quadrants, terre-pleins, détection). Le programme de référence, en</w:t>
-      </w:r>
-      <w:r>
-        <w:t xml:space="preserve"> </w:t>
-      </w:r>
-      <w:r>
-        <w:t xml:space="preserve">Caroline du Nord, a été évalué par la FRA : au moins 19 vies sauvées de 1995 à 2004 et</w:t>
-      </w:r>
-      <w:r>
-        <w:t xml:space="preserve"> </w:t>
-      </w:r>
-      <w:r>
-        <w:t xml:space="preserve">une réduction projetée d’environ 52 pour cent de la mortalité du corridor</w:t>
+        <w:t xml:space="preserve"> : corridor « scellé » : traiter chaque passage (barrières quatre-quadrants, terre-pleins, détection). Le programme de référence, en Caroline du Nord, a été évalué par la FRA quant aux impacts de sécurité : au moins 19 vies sauvées de 1995 à 2004 et une réduction projetée d’environ 52 % de la mortalité du corridor</w:t>
       </w:r>
       <w:r>
         <w:t xml:space="preserve"> </w:t>
@@ -4863,13 +3001,7 @@
         <w:t xml:space="preserve">178 à 201 km/h (111 à 125 mi/h)</w:t>
       </w:r>
       <w:r>
-        <w:t xml:space="preserve"> : système complet d’avertissement et de barrières approuvé et</w:t>
-      </w:r>
-      <w:r>
-        <w:t xml:space="preserve"> </w:t>
-      </w:r>
-      <w:r>
-        <w:t xml:space="preserve">fonctionnel (classe 7 américaine) ;</w:t>
+        <w:t xml:space="preserve"> : système complet d’avertissement et de barrières approuvé et fonctionnel (classe 7 américaine) ;</w:t>
       </w:r>
     </w:p>
     <w:p>
@@ -4899,19 +3031,7 @@
         <w:pStyle w:val="FirstParagraph"/>
       </w:pPr>
       <w:r>
-        <w:t xml:space="preserve">Le scénario recommandé s’arrête volontairement à 177 km/h : les deux dernières marches</w:t>
-      </w:r>
-      <w:r>
-        <w:t xml:space="preserve"> </w:t>
-      </w:r>
-      <w:r>
-        <w:t xml:space="preserve">de cet escalier décrivent ce que l’étude n’exige pas, et une des raisons de ne pas</w:t>
-      </w:r>
-      <w:r>
-        <w:t xml:space="preserve"> </w:t>
-      </w:r>
-      <w:r>
-        <w:t xml:space="preserve">viser plus haut sur une voie partagée.</w:t>
+        <w:t xml:space="preserve">Le scénario recommandé s’arrête volontairement à 177 km/h : les deux dernières marches de cet escalier décrivent un autre niveau d’ambition infrastructurelle (et financière).</w:t>
       </w:r>
     </w:p>
     <w:p>
@@ -4949,31 +3069,7 @@
         <w:t xml:space="preserve">)</w:t>
       </w:r>
       <w:r>
-        <w:t xml:space="preserve">, joint au</w:t>
-      </w:r>
-      <w:r>
-        <w:t xml:space="preserve"> </w:t>
-      </w:r>
-      <w:r>
-        <w:t xml:space="preserve">tracé, donne 924 passages physiques sur le corridor (dédoublonnés entre trajets, chacun</w:t>
-      </w:r>
-      <w:r>
-        <w:t xml:space="preserve"> </w:t>
-      </w:r>
-      <w:r>
-        <w:t xml:space="preserve">classé à la vitesse maximale des trajets qui l’empruntent), dont</w:t>
-      </w:r>
-      <w:r>
-        <w:t xml:space="preserve"> </w:t>
-      </w:r>
-      <w:r>
-        <w:t xml:space="preserve">352 passages publics à protection active : le même ordre de grandeur que les 304 passages</w:t>
-      </w:r>
-      <w:r>
-        <w:t xml:space="preserve"> </w:t>
-      </w:r>
-      <w:r>
-        <w:t xml:space="preserve">à prédicteurs du dossier judiciaire de VIA</w:t>
+        <w:t xml:space="preserve">, joint au tracé, donne 924 passages physiques sur le corridor (dédoublonnés entre trajets, chacun classé à la vitesse maximale des trajets qui l’empruntent), dont 352 passages publics à protection active. Ce nombre est du même ordre de grandeur que les 304 passages à prédicteurs du dossier judiciaire de VIA</w:t>
       </w:r>
       <w:r>
         <w:t xml:space="preserve"> </w:t>
@@ -4993,13 +3089,7 @@
         <w:t xml:space="preserve">)</w:t>
       </w:r>
       <w:r>
-        <w:t xml:space="preserve">, qui couvre un périmètre</w:t>
-      </w:r>
-      <w:r>
-        <w:t xml:space="preserve"> </w:t>
-      </w:r>
-      <w:r>
-        <w:t xml:space="preserve">plus étroit (l’écart est expliqué dans les annexes numériques).</w:t>
+        <w:t xml:space="preserve">, qui couvre un périmètre plus étroit que cette étude.</w:t>
       </w:r>
     </w:p>
     <w:p>
@@ -5014,13 +3104,7 @@
         <w:t xml:space="preserve">Le compte au plafond retenu</w:t>
       </w:r>
       <w:r>
-        <w:t xml:space="preserve">, selon la vitesse d’exploitation du scénario recommandé</w:t>
-      </w:r>
-      <w:r>
-        <w:t xml:space="preserve"> </w:t>
-      </w:r>
-      <w:r>
-        <w:t xml:space="preserve">(la géométrie du pendulaire, plafonnée à 177 km/h) :</w:t>
+        <w:t xml:space="preserve">, selon la vitesse d’exploitation du scénario recommandé (177 km/h) :</w:t>
       </w:r>
     </w:p>
     <w:tbl>
@@ -5114,19 +3198,7 @@
         <w:pStyle w:val="BodyText"/>
       </w:pPr>
       <w:r>
-        <w:t xml:space="preserve">La lecture : le corridor scellé est la condition principale du scénario recommandé, et</w:t>
-      </w:r>
-      <w:r>
-        <w:t xml:space="preserve"> </w:t>
-      </w:r>
-      <w:r>
-        <w:t xml:space="preserve">elle se compte. Sur les 891 passages de la zone rapide, 328 portent déjà un système</w:t>
-      </w:r>
-      <w:r>
-        <w:t xml:space="preserve"> </w:t>
-      </w:r>
-      <w:r>
-        <w:t xml:space="preserve">complet de feux, cloches et barrières ;</w:t>
+        <w:t xml:space="preserve">Le corridor scellé est la condition principale du scénario recommandé. Sur les 891 passages de la zone rapide, 328 portent déjà un système complet de feux, cloches et barrières tandis que</w:t>
       </w:r>
       <w:r>
         <w:t xml:space="preserve"> </w:t>
@@ -5139,61 +3211,7 @@
         <w:t xml:space="preserve">563 restent à équiper</w:t>
       </w:r>
       <w:r>
-        <w:t xml:space="preserve">. Les 328 équipés ne</w:t>
-      </w:r>
-      <w:r>
-        <w:t xml:space="preserve"> </w:t>
-      </w:r>
-      <w:r>
-        <w:t xml:space="preserve">sont pas finis pour autant : leurs barrières sont à deux quadrants (elles ne ferment que</w:t>
-      </w:r>
-      <w:r>
-        <w:t xml:space="preserve"> </w:t>
-      </w:r>
-      <w:r>
-        <w:t xml:space="preserve">les voies d’entrée), et le corridor scellé leur ajoute les bras de sortie, les</w:t>
-      </w:r>
-      <w:r>
-        <w:t xml:space="preserve"> </w:t>
-      </w:r>
-      <w:r>
-        <w:t xml:space="preserve">terre-pleins et la détection ; les 563 autres partent de plus loin (475 passages</w:t>
-      </w:r>
-      <w:r>
-        <w:t xml:space="preserve"> </w:t>
-      </w:r>
-      <w:r>
-        <w:t xml:space="preserve">passifs, 60 avec feux et cloches sans barrières). Le tri</w:t>
-      </w:r>
-      <w:r>
-        <w:t xml:space="preserve"> </w:t>
-      </w:r>
-      <w:r>
-        <w:t xml:space="preserve">d’intervention, sur données ouvertes (le lecteur applique ses coûts unitaires) : 782</w:t>
-      </w:r>
-      <w:r>
-        <w:t xml:space="preserve"> </w:t>
-      </w:r>
-      <w:r>
-        <w:t xml:space="preserve">passages standards (municipaux ou privés, deux voies routières ou moins, hors zone</w:t>
-      </w:r>
-      <w:r>
-        <w:t xml:space="preserve"> </w:t>
-      </w:r>
-      <w:r>
-        <w:t xml:space="preserve">urbaine) et 109 complexes (urbains, multi-voies ou provinciaux). La colonne d’accès</w:t>
-      </w:r>
-      <w:r>
-        <w:t xml:space="preserve"> </w:t>
-      </w:r>
-      <w:r>
-        <w:t xml:space="preserve">(public ou privé) de chaque passage reste publiée dans les annexes numériques ; l’étude</w:t>
-      </w:r>
-      <w:r>
-        <w:t xml:space="preserve"> </w:t>
-      </w:r>
-      <w:r>
-        <w:t xml:space="preserve">ne propose la fermeture d’aucun passage.</w:t>
+        <w:t xml:space="preserve">. Les 328 équipés ne sont pas finis pour autant : leurs barrières sont à deux quadrants (elles ne ferment que les voies d’entrée), et le corridor scellé leur ajoutera les bras de sortie, les terre-pleins et la détection. Les 563 autres partent de plus loin (475 passages passifs, 60 avec feux et cloches sans barrières). Le tri d’intervention, sur données ouvertes : 782 passages standards (municipaux ou privés, deux voies routières ou moins, hors zone urbaine) et 109 complexes (urbains, multi-voies ou provinciaux). La colonne d’accès (public ou privé) de chaque passage est publiée dans les annexes numériques.</w:t>
       </w:r>
     </w:p>
     <w:bookmarkEnd w:id="29"/>
@@ -5211,13 +3229,7 @@
         <w:pStyle w:val="FirstParagraph"/>
       </w:pPr>
       <w:r>
-        <w:t xml:space="preserve">La signalisation se traite en un escalier de trois marches, chacune étant un compte et</w:t>
-      </w:r>
-      <w:r>
-        <w:t xml:space="preserve"> </w:t>
-      </w:r>
-      <w:r>
-        <w:t xml:space="preserve">une ligne de devis, pas une carte :</w:t>
+        <w:t xml:space="preserve">La signalisation se traite en un escalier de trois marches, chacune débloquant une classe de vitesse :</w:t>
       </w:r>
     </w:p>
     <w:p>
@@ -5239,19 +3251,7 @@
         <w:t xml:space="preserve"> </w:t>
       </w:r>
       <w:r>
-        <w:t xml:space="preserve">Le corridor s’exploite déjà à 160 km/h sous sa signalisation actuelle (la commande</w:t>
-      </w:r>
-      <w:r>
-        <w:t xml:space="preserve"> </w:t>
-      </w:r>
-      <w:r>
-        <w:t xml:space="preserve">centralisée de la circulation, ou CTC), sans qu’aucune règle canadienne n’impose de</w:t>
-      </w:r>
-      <w:r>
-        <w:t xml:space="preserve"> </w:t>
-      </w:r>
-      <w:r>
-        <w:t xml:space="preserve">plafond du type « 79 mi/h » (127 km/h) américain.</w:t>
+        <w:t xml:space="preserve">Le corridor s’exploite déjà à 160 km/h sous sa signalisation actuelle (la commande centralisée de la circulation, ou CTC).</w:t>
       </w:r>
     </w:p>
     <w:p>
@@ -5273,79 +3273,7 @@
         <w:t xml:space="preserve"> </w:t>
       </w:r>
       <w:r>
-        <w:t xml:space="preserve">C’est la marche du</w:t>
-      </w:r>
-      <w:r>
-        <w:t xml:space="preserve"> </w:t>
-      </w:r>
-      <w:r>
-        <w:t xml:space="preserve">scénario recommandé, elle mérite deux phrases de plus. Au-delà de 160 km/h,</w:t>
-      </w:r>
-      <w:r>
-        <w:t xml:space="preserve"> </w:t>
-      </w:r>
-      <w:r>
-        <w:t xml:space="preserve">on considère que le conducteur ne peut plus conduire aux seuls signaux plantés le</w:t>
-      </w:r>
-      <w:r>
-        <w:t xml:space="preserve"> </w:t>
-      </w:r>
-      <w:r>
-        <w:t xml:space="preserve">long de la voie : à cette vitesse, l’intervalle entre le moment où un signal devient</w:t>
-      </w:r>
-      <w:r>
-        <w:t xml:space="preserve"> </w:t>
-      </w:r>
-      <w:r>
-        <w:t xml:space="preserve">lisible et le moment où il faut avoir réagi devient trop court pour reposer sur</w:t>
-      </w:r>
-      <w:r>
-        <w:t xml:space="preserve"> </w:t>
-      </w:r>
-      <w:r>
-        <w:t xml:space="preserve">l’œil humain seul. Un système de contrôle en cabine répond en affichant l’état de la</w:t>
-      </w:r>
-      <w:r>
-        <w:t xml:space="preserve"> </w:t>
-      </w:r>
-      <w:r>
-        <w:t xml:space="preserve">voie directement devant le conducteur, en continu, et en freinant automatiquement le</w:t>
-      </w:r>
-      <w:r>
-        <w:t xml:space="preserve"> </w:t>
-      </w:r>
-      <w:r>
-        <w:t xml:space="preserve">train si la vitesse permise est dépassée. « Superposition » signifie que ce système</w:t>
-      </w:r>
-      <w:r>
-        <w:t xml:space="preserve"> </w:t>
-      </w:r>
-      <w:r>
-        <w:t xml:space="preserve">s’ajoute par-dessus la signalisation existante sans la remplacer : la voie garde ses</w:t>
-      </w:r>
-      <w:r>
-        <w:t xml:space="preserve"> </w:t>
-      </w:r>
-      <w:r>
-        <w:t xml:space="preserve">signaux, les trains de fret circulent comme avant, seuls les trains rapides</w:t>
-      </w:r>
-      <w:r>
-        <w:t xml:space="preserve"> </w:t>
-      </w:r>
-      <w:r>
-        <w:t xml:space="preserve">embarquent l’équipement. Le précédent est opérationnel et tarifé : la ligne Amtrak</w:t>
-      </w:r>
-      <w:r>
-        <w:t xml:space="preserve"> </w:t>
-      </w:r>
-      <w:r>
-        <w:t xml:space="preserve">du Michigan exploite 110 mi/h (177 km/h) avec un tel système incrémental superposé à</w:t>
-      </w:r>
-      <w:r>
-        <w:t xml:space="preserve"> </w:t>
-      </w:r>
-      <w:r>
-        <w:t xml:space="preserve">la signalisation existante</w:t>
+        <w:t xml:space="preserve">C’est la marche du scénario recommandé. Au-delà de 160 km/h, il est considéré que le conducteur ne peut plus conduire seulement grâce aux signaux plantés le long de la voie : à cette vitesse, l’intervalle entre le moment où un signal devient lisible et le moment où il faut avoir réagi devient trop court pour reposer sur l’œil humain seul. Un système de contrôle en cabine répond en affichant l’état de la voie directement devant le conducteur, en continu, et en freinant automatiquement le train si la vitesse permise est dépassée. « Superposition » signifie que ce système s’ajoute par-dessus la signalisation existante : la voie garde ses signaux, les trains de fret circulent comme avant, seuls les trains rapides embarquent l’équipement. Le précédent est opérationnel sur la ligne Amtrak du Michigan, qui exploite 110 mi/h (177 km/h) avec un tel système incrémental superposé, appelé ITCS et à ne pas confondre avec ETCS</w:t>
       </w:r>
       <w:r>
         <w:t xml:space="preserve"> </w:t>
@@ -5365,13 +3293,7 @@
         <w:t xml:space="preserve">)</w:t>
       </w:r>
       <w:r>
-        <w:t xml:space="preserve">. Cette limite de 110 mi/h est celle du</w:t>
-      </w:r>
-      <w:r>
-        <w:t xml:space="preserve"> </w:t>
-      </w:r>
-      <w:r>
-        <w:t xml:space="preserve">système lui-même : c’est elle qui fixe le plafond du scénario recommandé.</w:t>
+        <w:t xml:space="preserve">. Cette limite de 110 mi/h est celle déterminée pour le système par les États-Unis et conséquemment, c’est elle qui fixe le plafond du scénario recommandé.</w:t>
       </w:r>
     </w:p>
     <w:p>
@@ -5393,25 +3315,7 @@
         <w:t xml:space="preserve"> </w:t>
       </w:r>
       <w:r>
-        <w:t xml:space="preserve">de type ETCS (le standard européen de</w:t>
-      </w:r>
-      <w:r>
-        <w:t xml:space="preserve"> </w:t>
-      </w:r>
-      <w:r>
-        <w:t xml:space="preserve">contrôle des trains) : le système incrémental s’arrête là, et tout ce qui dépasse</w:t>
-      </w:r>
-      <w:r>
-        <w:t xml:space="preserve"> </w:t>
-      </w:r>
-      <w:r>
-        <w:t xml:space="preserve">demande de remplacer la signalisation plutôt que de s’y superposer. C’est le devis</w:t>
-      </w:r>
-      <w:r>
-        <w:t xml:space="preserve"> </w:t>
-      </w:r>
-      <w:r>
-        <w:t xml:space="preserve">d’Alto</w:t>
+        <w:t xml:space="preserve">de type ETCS (le standard européen de contrôle des trains). Le système incrémental s’arrête là, et tout ce qui dépasse 177 km/h semble demander de remplacer la signalisation et de tenter d’y adapter l’ensemble du fret plutôt que de s’y superposer. C’est le devis d’Alto</w:t>
       </w:r>
       <w:r>
         <w:t xml:space="preserve"> </w:t>
@@ -5431,13 +3335,7 @@
         <w:t xml:space="preserve">)</w:t>
       </w:r>
       <w:r>
-        <w:t xml:space="preserve">, et l’argument économique pour ne pas viser ces vitesses sur la</w:t>
-      </w:r>
-      <w:r>
-        <w:t xml:space="preserve"> </w:t>
-      </w:r>
-      <w:r>
-        <w:t xml:space="preserve">voie partagée : elles sont hors du scénario recommandé.</w:t>
+        <w:t xml:space="preserve">, et l’argument économique pour ne pas viser ces vitesses sur la voie partagée.</w:t>
       </w:r>
     </w:p>
     <w:p>
@@ -5455,31 +3353,7 @@
         <w:t xml:space="preserve"> </w:t>
       </w:r>
       <w:r>
-        <w:t xml:space="preserve">La</w:t>
-      </w:r>
-      <w:r>
-        <w:t xml:space="preserve"> </w:t>
-      </w:r>
-      <w:r>
-        <w:t xml:space="preserve">superposition retenue ne modifie pas le cantonnement existant : sur la ligne du Michigan,</w:t>
-      </w:r>
-      <w:r>
-        <w:t xml:space="preserve"> </w:t>
-      </w:r>
-      <w:r>
-        <w:t xml:space="preserve">l’ITCS est explicitement conçu comme une couche de sécurité posée par-dessus la commande</w:t>
-      </w:r>
-      <w:r>
-        <w:t xml:space="preserve"> </w:t>
-      </w:r>
-      <w:r>
-        <w:t xml:space="preserve">centralisée en place, et c’est ce dispositif qui a porté la vitesse voyageurs de 79 mi/h</w:t>
-      </w:r>
-      <w:r>
-        <w:t xml:space="preserve"> </w:t>
-      </w:r>
-      <w:r>
-        <w:t xml:space="preserve">en 2000 à 110 mi/h en 2012 sur une ligne partagée avec le fret</w:t>
+        <w:t xml:space="preserve">La superposition retenue l’est davantage pour ce qu’elle permet au niveau des vitesses : sur la ligne du Michigan, par exemple, l’ITCS est explicitement conçu comme une couche de sécurité posée par-dessus la commande centralisée en place, et c’est ce dispositif qui a porté la vitesse voyageurs de 79 mi/h en 2000 à 110 mi/h en 2012 sur une ligne partagée avec le fret</w:t>
       </w:r>
       <w:r>
         <w:t xml:space="preserve"> </w:t>
@@ -5499,25 +3373,7 @@
         <w:t xml:space="preserve">)</w:t>
       </w:r>
       <w:r>
-        <w:t xml:space="preserve">. La</w:t>
-      </w:r>
-      <w:r>
-        <w:t xml:space="preserve"> </w:t>
-      </w:r>
-      <w:r>
-        <w:t xml:space="preserve">capacité existante n’est donc ni retranchée ni réattribuée : la superposition s’ajoute au</w:t>
-      </w:r>
-      <w:r>
-        <w:t xml:space="preserve"> </w:t>
-      </w:r>
-      <w:r>
-        <w:t xml:space="preserve">système, elle ne le remplace pas, et la position fédérale juge d’ailleurs non démontrés</w:t>
-      </w:r>
-      <w:r>
-        <w:t xml:space="preserve"> </w:t>
-      </w:r>
-      <w:r>
-        <w:t xml:space="preserve">les gains de débit du contrôle de train pris seul</w:t>
+        <w:t xml:space="preserve">. La capacité existante n’est donc ni retranchée ni réattribuée : la superposition s’ajoute au système, elle ne le remplace pas, et la position fédérale juge d’ailleurs non démontrés les gains de débit du système de contrôle de train</w:t>
       </w:r>
       <w:r>
         <w:t xml:space="preserve"> </w:t>
@@ -5537,37 +3393,7 @@
         <w:t xml:space="preserve">)</w:t>
       </w:r>
       <w:r>
-        <w:t xml:space="preserve">. Si l’on veut relever le</w:t>
-      </w:r>
-      <w:r>
-        <w:t xml:space="preserve"> </w:t>
-      </w:r>
-      <w:r>
-        <w:t xml:space="preserve">débit, le levier n’est pas la superposition mais le raccourcissement des cantons qu’elle</w:t>
-      </w:r>
-      <w:r>
-        <w:t xml:space="preserve"> </w:t>
-      </w:r>
-      <w:r>
-        <w:t xml:space="preserve">peut accompagner : la simulation d’un corridor nord-américain partagé montre qu’à niveau</w:t>
-      </w:r>
-      <w:r>
-        <w:t xml:space="preserve"> </w:t>
-      </w:r>
-      <w:r>
-        <w:t xml:space="preserve">de service constant, passer d’un cantonnement à trois aspects à quatre aspects puis au</w:t>
-      </w:r>
-      <w:r>
-        <w:t xml:space="preserve"> </w:t>
-      </w:r>
-      <w:r>
-        <w:t xml:space="preserve">bloc mobile fait passer la capacité de 45 à 50 puis 52 trains par jour, l’essentiel du</w:t>
-      </w:r>
-      <w:r>
-        <w:t xml:space="preserve"> </w:t>
-      </w:r>
-      <w:r>
-        <w:t xml:space="preserve">gain venant déjà de l’ajout d’aspects</w:t>
+        <w:t xml:space="preserve">. Si l’on veut relever le débit, le levier n’est pas la superposition mais le raccourcissement des cantons qu’elle peut accompagner : la simulation d’un corridor nord-américain partagé montre qu’à niveau de service constant, passer d’un cantonnement à trois aspects à quatre aspects puis au bloc mobile fait passer la capacité de 45 à 50 puis 52 trains par jour, l’essentiel du gain venant déjà de l’ajout d’aspects</w:t>
       </w:r>
       <w:r>
         <w:t xml:space="preserve"> </w:t>
@@ -5587,39 +3413,7 @@
         <w:t xml:space="preserve">)</w:t>
       </w:r>
       <w:r>
-        <w:t xml:space="preserve">. Ce dimensionnement relève de</w:t>
-      </w:r>
-      <w:r>
-        <w:t xml:space="preserve"> </w:t>
-      </w:r>
-      <w:r>
-        <w:t xml:space="preserve">l’étude de circulation ; le point à retenir ici est que la marche du scénario recommandé</w:t>
-      </w:r>
-      <w:r>
-        <w:t xml:space="preserve"> </w:t>
-      </w:r>
-      <w:r>
-        <w:t xml:space="preserve">ne coûte rien à la capacité du propriétaire.</w:t>
-      </w:r>
-    </w:p>
-    <w:p>
-      <w:pPr>
-        <w:pStyle w:val="BodyText"/>
-      </w:pPr>
-      <w:r>
-        <w:t xml:space="preserve">La signalisation a une seconde fonction, le débit (longueur des cantons, liaisons) : elle</w:t>
-      </w:r>
-      <w:r>
-        <w:t xml:space="preserve"> </w:t>
-      </w:r>
-      <w:r>
-        <w:t xml:space="preserve">vit dans le paquet capacité de l’étude de circulation, pas ici. Cette étude compte, elle</w:t>
-      </w:r>
-      <w:r>
-        <w:t xml:space="preserve"> </w:t>
-      </w:r>
-      <w:r>
-        <w:t xml:space="preserve">ne dimensionne pas.</w:t>
+        <w:t xml:space="preserve">. Ce dimensionnement relève de l’étude complète.</w:t>
       </w:r>
     </w:p>
     <w:bookmarkEnd w:id="30"/>
@@ -5637,19 +3431,17 @@
         <w:pStyle w:val="FirstParagraph"/>
       </w:pPr>
       <w:r>
-        <w:t xml:space="preserve">Deux tables. La première donne les temps de base par tronçon : courbes, blocs urbains</w:t>
-      </w:r>
-      <w:r>
-        <w:t xml:space="preserve"> </w:t>
-      </w:r>
-      <w:r>
-        <w:t xml:space="preserve">figés et arrêts, sans marge. La seconde applique la marge en fourchette : c’est elle</w:t>
-      </w:r>
-      <w:r>
-        <w:t xml:space="preserve"> </w:t>
-      </w:r>
-      <w:r>
-        <w:t xml:space="preserve">qui se compare à l’horaire actuel.</w:t>
+        <w:t xml:space="preserve">Les résultats globaux tiennent en deux tableaux. Le premier donne les temps de base par tronçon : temps interurbains considérant les courbes, blocs urbains figés et arrêts, sans marge. Le second applique la marge en fourchette :</w:t>
+      </w:r>
+      <w:r>
+        <w:t xml:space="preserve"> </w:t>
+      </w:r>
+      <w:r>
+        <w:rPr>
+          <w:b/>
+          <w:bCs/>
+        </w:rPr>
+        <w:t xml:space="preserve">c’est lui qui peut être comparé à l’horaire actuel.</w:t>
       </w:r>
     </w:p>
     <w:p>
@@ -5667,7 +3459,8 @@
     <w:tbl>
       <w:tblPr>
         <w:tblStyle w:val="Table"/>
-        <w:tblW w:type="auto" w:w="0"/>
+        <w:tblW w:type="pct" w:w="5000"/>
+        <w:tblLayout w:type="fixed"/>
         <w:tblLook w:firstRow="1" w:lastRow="0" w:firstColumn="0" w:lastColumn="0" w:noHBand="0" w:noVBand="0" w:val="0020"/>
       </w:tblPr>
       <w:tblGrid>
@@ -5697,7 +3490,7 @@
               <w:pStyle w:val="Compact"/>
             </w:pPr>
             <w:r>
-              <w:t xml:space="preserve">Horaire actuel</w:t>
+              <w:t xml:space="preserve">Horaire actuel (référence, non comparable)</w:t>
             </w:r>
           </w:p>
         </w:tc>
@@ -5869,13 +3662,7 @@
         <w:t xml:space="preserve"> </w:t>
       </w:r>
       <w:r>
-        <w:t xml:space="preserve">Borne basse : la marge normative au plafond retenu</w:t>
-      </w:r>
-      <w:r>
-        <w:t xml:space="preserve"> </w:t>
-      </w:r>
-      <w:r>
-        <w:t xml:space="preserve">(8 pour cent du temps de base</w:t>
+        <w:t xml:space="preserve">Borne basse : la marge normative au plafond retenu (8 % du temps de base</w:t>
       </w:r>
       <w:r>
         <w:t xml:space="preserve"> </w:t>
@@ -5909,31 +3696,7 @@
         <w:t xml:space="preserve">)</w:t>
       </w:r>
       <w:r>
-        <w:t xml:space="preserve">). Borne haute : la</w:t>
-      </w:r>
-      <w:r>
-        <w:t xml:space="preserve"> </w:t>
-      </w:r>
-      <w:r>
-        <w:t xml:space="preserve">marge que l’horaire actuel du tronçon porte aujourd’hui, mesurée dans cette étude</w:t>
-      </w:r>
-      <w:r>
-        <w:t xml:space="preserve"> </w:t>
-      </w:r>
-      <w:r>
-        <w:t xml:space="preserve">(11 pour cent sur Montréal-Ottawa, 18 sur Montréal-Toronto, 24 sur Ottawa-Toronto,</w:t>
-      </w:r>
-      <w:r>
-        <w:t xml:space="preserve"> </w:t>
-      </w:r>
-      <w:r>
-        <w:t xml:space="preserve">32 sur Montréal-Québec). Contrôle interne de la méthode : nourrie du train, du plafond</w:t>
-      </w:r>
-      <w:r>
-        <w:t xml:space="preserve"> </w:t>
-      </w:r>
-      <w:r>
-        <w:t xml:space="preserve">et de la marge d’aujourd’hui, elle retombe sur l’horaire actuel, par construction.</w:t>
+        <w:t xml:space="preserve">). Borne haute : la marge que l’horaire actuel du tronçon porte aujourd’hui, mesurée dans cette étude (11 % sur Montréal-Ottawa, 18 sur Montréal-Toronto, 24 sur Ottawa-Toronto, 32 sur Montréal-Québec). Pour effectuer le contrôle interne de la méthode, elle a aussi été nourrie du train, du plafond et de la marge d’aujourd’hui pour faire le test : elle retombe sur l’horaire actuel, par construction.</w:t>
       </w:r>
     </w:p>
     <w:tbl>
@@ -6075,64 +3838,7 @@
         <w:pStyle w:val="BodyText"/>
       </w:pPr>
       <w:r>
-        <w:t xml:space="preserve">C’est de ces fourchettes que la figure des gains de la synthèse tire sa décomposition :</w:t>
-      </w:r>
-      <w:r>
-        <w:t xml:space="preserve"> </w:t>
-      </w:r>
-      <w:r>
-        <w:t xml:space="preserve">le gain de chaque trajet (l’écart entre l’horaire actuel et la borne basse de la</w:t>
-      </w:r>
-      <w:r>
-        <w:t xml:space="preserve"> </w:t>
-      </w:r>
-      <w:r>
-        <w:t xml:space="preserve">fourchette) est attribué à ses leviers : quatre parts dans la table jointe, que la</w:t>
-      </w:r>
-      <w:r>
-        <w:t xml:space="preserve"> </w:t>
-      </w:r>
-      <w:r>
-        <w:t xml:space="preserve">figure regroupe en trois tranches (le relèvement du plafond et le train pendulaire y</w:t>
-      </w:r>
-      <w:r>
-        <w:t xml:space="preserve"> </w:t>
-      </w:r>
-      <w:r>
-        <w:t xml:space="preserve">sont fusionnés). Le trajet Québec-Toronto de la figure est composé de Québec-Montréal</w:t>
-      </w:r>
-      <w:r>
-        <w:t xml:space="preserve"> </w:t>
-      </w:r>
-      <w:r>
-        <w:t xml:space="preserve">et de Montréal-Toronto, plus dix minutes d’arrêt à Montréal [HYPOTHÈSE déclarée dans</w:t>
-      </w:r>
-      <w:r>
-        <w:t xml:space="preserve"> </w:t>
-      </w:r>
-      <w:r>
-        <w:t xml:space="preserve">la table]. Les parts « relèvement du plafond » et</w:t>
-      </w:r>
-      <w:r>
-        <w:t xml:space="preserve"> </w:t>
-      </w:r>
-      <w:r>
-        <w:t xml:space="preserve">« train pendulaire » sont l’écart de temps de base recalculé en appliquant chaque</w:t>
-      </w:r>
-      <w:r>
-        <w:t xml:space="preserve"> </w:t>
-      </w:r>
-      <w:r>
-        <w:t xml:space="preserve">levier séparément, dans les deux ordres possibles, puis en moyennant (l’écart entre</w:t>
-      </w:r>
-      <w:r>
-        <w:t xml:space="preserve"> </w:t>
-      </w:r>
-      <w:r>
-        <w:t xml:space="preserve">les deux ordres, publié dans</w:t>
-      </w:r>
-      <w:r>
-        <w:t xml:space="preserve"> </w:t>
+        <w:t xml:space="preserve">Le trajet Québec-Toronto de la figure additionne Québec-Montréal et Montréal-Toronto, plus dix minutes d’arrêt à Montréal (hypothèse). La méthode d’attribution des tranches et ses contrôles sont disponibles à l’annexe technique (</w:t>
       </w:r>
       <w:r>
         <w:rPr>
@@ -6141,120 +3847,22 @@
         <w:t xml:space="preserve">decomposition_gains.csv</w:t>
       </w:r>
       <w:r>
-        <w:t xml:space="preserve">, ne dépasse pas 6 minutes) ; la</w:t>
-      </w:r>
-      <w:r>
-        <w:t xml:space="preserve"> </w:t>
-      </w:r>
-      <w:r>
-        <w:t xml:space="preserve">part « doublement » applique l’écart de marge mesuré entre voie simple et voie double</w:t>
-      </w:r>
-      <w:r>
-        <w:t xml:space="preserve"> </w:t>
-      </w:r>
-      <w:r>
-        <w:t xml:space="preserve">du CN (section 4) aux seuls kilomètres de voie simple CN du trajet ; la part</w:t>
-      </w:r>
-      <w:r>
-        <w:t xml:space="preserve"> </w:t>
-      </w:r>
-      <w:r>
-        <w:t xml:space="preserve">« cohabitation » est le résidu, borné à zéro, et c’est une définition honnête : ce que</w:t>
-      </w:r>
-      <w:r>
-        <w:t xml:space="preserve"> </w:t>
-      </w:r>
-      <w:r>
-        <w:t xml:space="preserve">l’étude ne peut pas allouer autrement, précisément l’objet de l’étude de circulation.</w:t>
+        <w:t xml:space="preserve">).</w:t>
       </w:r>
     </w:p>
     <w:p>
       <w:pPr>
         <w:pStyle w:val="BodyText"/>
       </w:pPr>
-      <w:r>
-        <w:t xml:space="preserve">Sensibilités : blocs urbains ±20 pour cent, soit de ±4 à ±8 minutes de temps de base</w:t>
-      </w:r>
-      <w:r>
-        <w:t xml:space="preserve"> </w:t>
-      </w:r>
-      <w:r>
-        <w:t xml:space="preserve">selon le tronçon ; le biais de la fenêtre de mesure sur les segments courts est mesuré et chiffré ci-dessous ; l’immobilisation en gare (2 minutes par arrêt) peut être doublée sans changer</w:t>
-      </w:r>
-      <w:r>
-        <w:t xml:space="preserve"> </w:t>
-      </w:r>
-      <w:r>
-        <w:t xml:space="preserve">la conclusion (chaque minute ajoutée coûte de 3 à 10 minutes par tronçon selon</w:t>
-      </w:r>
-      <w:r>
-        <w:t xml:space="preserve"> </w:t>
-      </w:r>
-      <w:r>
-        <w:t xml:space="preserve">son nombre d’arrêts) ; la borne du pilote de 2025 (7,5 à 10 minutes par arrêt évité)</w:t>
-      </w:r>
-      <w:r>
-        <w:t xml:space="preserve"> </w:t>
-      </w:r>
-      <w:r>
-        <w:t xml:space="preserve">inclut des effets de sillon qui relèvent de la marge, pas du temps de base.</w:t>
-      </w:r>
-    </w:p>
-    <w:p>
-      <w:pPr>
-        <w:pStyle w:val="BodyText"/>
-      </w:pPr>
-      <w:r>
-        <w:t xml:space="preserve">Deux sensibilités supplémentaires ont été calculées, dans le sens favorable cette</w:t>
-      </w:r>
-      <w:r>
-        <w:t xml:space="preserve"> </w:t>
-      </w:r>
-      <w:r>
-        <w:t xml:space="preserve">fois.</w:t>
-      </w:r>
-      <w:r>
-        <w:t xml:space="preserve"> </w:t>
-      </w:r>
       <w:r>
         <w:rPr>
           <w:b/>
           <w:bCs/>
         </w:rPr>
-        <w:t xml:space="preserve">Blocs urbains réintégrés</w:t>
-      </w:r>
-      <w:r>
-        <w:t xml:space="preserve"> : si les approches urbaines cessaient d’être figées</w:t>
-      </w:r>
-      <w:r>
-        <w:t xml:space="preserve"> </w:t>
-      </w:r>
-      <w:r>
-        <w:t xml:space="preserve">à l’horaire actuel et roulaient ce que leur géométrie permet, le temps de base du</w:t>
-      </w:r>
-      <w:r>
-        <w:t xml:space="preserve"> </w:t>
-      </w:r>
-      <w:r>
-        <w:t xml:space="preserve">scénario recommandé baisserait encore de 20 minutes sur Montréal-Québec, 15 sur</w:t>
-      </w:r>
-      <w:r>
-        <w:t xml:space="preserve"> </w:t>
-      </w:r>
-      <w:r>
-        <w:t xml:space="preserve">Montréal-Ottawa, 9 sur Ottawa-Toronto et 22 sur Montréal-Toronto. L’étude ne promet</w:t>
-      </w:r>
-      <w:r>
-        <w:t xml:space="preserve"> </w:t>
-      </w:r>
-      <w:r>
-        <w:t xml:space="preserve">rien de tel (les approches urbaines ont leurs propres contraintes, hors périmètre),</w:t>
-      </w:r>
-      <w:r>
-        <w:t xml:space="preserve"> </w:t>
-      </w:r>
-      <w:r>
-        <w:t xml:space="preserve">mais le chiffre borne ce que le statu quo urbain coûte.</w:t>
+        <w:t xml:space="preserve">Sensibilités</w:t>
+      </w:r>
+      <w:r>
+        <w:t xml:space="preserve">.</w:t>
       </w:r>
       <w:r>
         <w:t xml:space="preserve"> </w:t>
@@ -6264,13 +3872,28 @@
           <w:b/>
           <w:bCs/>
         </w:rPr>
-        <w:t xml:space="preserve">Courbes rectifiées avec le</w:t>
+        <w:t xml:space="preserve">Délimitation des blocs urbains</w:t>
+      </w:r>
+      <w:r>
+        <w:t xml:space="preserve"> </w:t>
+      </w:r>
+      <w:r>
+        <w:t xml:space="preserve">±20 %, soit de ±4 à ±8 minutes de temps de base selon le tronçon.</w:t>
+      </w:r>
+      <w:r>
+        <w:t xml:space="preserve"> </w:t>
       </w:r>
       <w:r>
         <w:rPr>
           <w:b/>
           <w:bCs/>
         </w:rPr>
+        <w:t xml:space="preserve">Blocs urbains réintégrés</w:t>
+      </w:r>
+      <w:r>
+        <w:t xml:space="preserve"> : si les approches urbaines cessaient d’être figées à l’horaire actuel et roulaient ce que leur géométrie permet, le temps de base du scénario recommandé baisserait encore de 20 minutes sur Montréal-Québec, 15 sur Montréal-Ottawa, 9 sur Ottawa-Toronto et 22 sur Montréal-Toronto. L’étude ne promet rien de tel (les approches urbaines ont leurs propres contraintes, hors périmètre), mais le chiffre borne ce que le statu quo urbain coûte.</w:t>
+      </w:r>
+      <w:r>
         <w:t xml:space="preserve"> </w:t>
       </w:r>
       <w:r>
@@ -6278,52 +3901,10 @@
           <w:b/>
           <w:bCs/>
         </w:rPr>
-        <w:t xml:space="preserve">doublement</w:t>
-      </w:r>
-      <w:r>
-        <w:t xml:space="preserve"> : reconstruire une plateforme pour y poser une seconde voie est le seul</w:t>
-      </w:r>
-      <w:r>
-        <w:t xml:space="preserve"> </w:t>
-      </w:r>
-      <w:r>
-        <w:t xml:space="preserve">moment où rouvrir un rayon ne coûte presque rien de plus. Si les courbes situées sur</w:t>
-      </w:r>
-      <w:r>
-        <w:t xml:space="preserve"> </w:t>
-      </w:r>
-      <w:r>
-        <w:t xml:space="preserve">les sections à doubler (162 km de segments concernés sur les quatre trajets, définis</w:t>
-      </w:r>
-      <w:r>
-        <w:t xml:space="preserve"> </w:t>
-      </w:r>
-      <w:r>
-        <w:t xml:space="preserve">par un recouvrement d’au moins 70 pour cent avec la voie simple hors gares) étaient rectifiées au plafond</w:t>
-      </w:r>
-      <w:r>
-        <w:t xml:space="preserve"> </w:t>
-      </w:r>
-      <w:r>
-        <w:t xml:space="preserve">retenu, le temps de base gagnerait encore 4 minutes sur Montréal-Québec et 3 sur</w:t>
-      </w:r>
-      <w:r>
-        <w:t xml:space="preserve"> </w:t>
-      </w:r>
-      <w:r>
-        <w:t xml:space="preserve">Montréal-Ottawa (moins d’une minute ailleurs) : un gain modeste en minutes, mais</w:t>
-      </w:r>
-      <w:r>
-        <w:t xml:space="preserve"> </w:t>
-      </w:r>
-      <w:r>
-        <w:t xml:space="preserve">gratuit au moment du chantier, et qui réduit d’autant les kilomètres restants sous</w:t>
-      </w:r>
-      <w:r>
-        <w:t xml:space="preserve"> </w:t>
-      </w:r>
-      <w:r>
-        <w:t xml:space="preserve">grande vitesse. La combinaison des deux, calculée ensemble par le moteur, est le</w:t>
+        <w:t xml:space="preserve">Courbes rectifiées avec le doublement</w:t>
+      </w:r>
+      <w:r>
+        <w:t xml:space="preserve"> : reconstruire une plateforme pour y poser une seconde voie est le seul moment où rouvrir un rayon ne coûte presque rien de plus. Si les courbes situées sur les sections à doubler (162 km de segments concernés sur les quatre trajets) étaient rectifiées au plafond retenu, le temps de base gagnerait encore 4 minutes sur Montréal-Québec et 3 sur Montréal-Ottawa (moins d’une minute ailleurs). C’est un gain modeste en minutes, mais probablement peu coûteux au moment du chantier, et qui réduit d’autant les kilomètres restants sous grande vitesse. La combinaison des deux, calculée ensemble par le moteur, est le</w:t>
       </w:r>
       <w:r>
         <w:t xml:space="preserve"> </w:t>
@@ -6339,43 +3920,16 @@
         <w:t xml:space="preserve"> </w:t>
       </w:r>
       <w:r>
-        <w:t xml:space="preserve">de la figure de la synthèse : un temps de base de 4 h 03 à 4 h 26</w:t>
-      </w:r>
-      <w:r>
-        <w:t xml:space="preserve"> </w:t>
-      </w:r>
-      <w:r>
-        <w:t xml:space="preserve">sur Montréal-Toronto, 2 h 02 à 2 h 29 sur Montréal-Québec, 1 h 26 à 1 h 28 sur</w:t>
-      </w:r>
-      <w:r>
-        <w:t xml:space="preserve"> </w:t>
-      </w:r>
-      <w:r>
-        <w:t xml:space="preserve">Montréal-Ottawa et 3 h 28 à 3 h 58 sur Ottawa-Toronto, marge comprise</w:t>
-      </w:r>
-      <w:r>
-        <w:t xml:space="preserve"> </w:t>
-      </w:r>
-      <w:r>
-        <w:t xml:space="preserve">(</w:t>
-      </w:r>
-      <w:r>
-        <w:rPr>
-          <w:rStyle w:val="VerbatimChar"/>
-        </w:rPr>
-        <w:t xml:space="preserve">tbase_par_bande_rectifies_blocs_libres.csv</w:t>
-      </w:r>
-      <w:r>
-        <w:t xml:space="preserve">).</w:t>
-      </w:r>
-    </w:p>
-    <w:bookmarkStart w:id="31" w:name="X3e98b9c7167cabff9ca22a4446093da05eff647"/>
+        <w:t xml:space="preserve">(voir synthèse): un temps de base de 4 h 03 à 4 h 26 sur Montréal-Toronto, 2 h 02 à 2 h 29 sur Montréal-Québec, 1 h 26 à 1 h 28 sur Montréal-Ottawa et 3 h 28 à 3 h 58 sur Ottawa-Toronto, marge comprise.</w:t>
+      </w:r>
+    </w:p>
+    <w:bookmarkStart w:id="31" w:name="X5b458a087ae151cfe95c5c6a1767f7c368024fb"/>
     <w:p>
       <w:pPr>
         <w:pStyle w:val="Heading2"/>
       </w:pPr>
       <w:r>
-        <w:t xml:space="preserve">Le biais de la fenêtre de mesure, et ce qu’il coûte</w:t>
+        <w:t xml:space="preserve">Le biais de la fenêtre de mesure, et son coût</w:t>
       </w:r>
     </w:p>
     <w:p>
@@ -6383,25 +3937,31 @@
         <w:pStyle w:val="FirstParagraph"/>
       </w:pPr>
       <w:r>
-        <w:t xml:space="preserve">L’estimateur ajuste un cercle sur une fenêtre glissante de 900 m. Sur une courbe plus</w:t>
-      </w:r>
-      <w:r>
-        <w:t xml:space="preserve"> </w:t>
-      </w:r>
-      <w:r>
-        <w:t xml:space="preserve">courte que cette fenêtre, il mélange la courbe et ses tangentes d’approche et rend un</w:t>
-      </w:r>
-      <w:r>
-        <w:t xml:space="preserve"> </w:t>
-      </w:r>
-      <w:r>
-        <w:t xml:space="preserve">rayon plus ample : il annonce une voie plus droite qu’elle n’est. Le biais est à sens</w:t>
-      </w:r>
-      <w:r>
-        <w:t xml:space="preserve"> </w:t>
-      </w:r>
-      <w:r>
-        <w:t xml:space="preserve">unique, il ne se compense donc pas en agrégeant.</w:t>
+        <w:t xml:space="preserve">Pour mesurer une courbe, l’étude fait passer un cercle à travers 900 m de tracé. Sur une</w:t>
+      </w:r>
+      <w:r>
+        <w:t xml:space="preserve"> </w:t>
+      </w:r>
+      <w:r>
+        <w:t xml:space="preserve">courbe plus courte que 900 m, cette fenêtre déborde : elle avale la courbe et les bouts</w:t>
+      </w:r>
+      <w:r>
+        <w:t xml:space="preserve"> </w:t>
+      </w:r>
+      <w:r>
+        <w:t xml:space="preserve">droits qui l’entourent. Résultat : la courbe paraît plus douce qu’elle ne l’est, donc la</w:t>
+      </w:r>
+      <w:r>
+        <w:t xml:space="preserve"> </w:t>
+      </w:r>
+      <w:r>
+        <w:t xml:space="preserve">voie paraît plus rapide qu’elle ne l’est. L’erreur va toujours dans le même sens, jamais</w:t>
+      </w:r>
+      <w:r>
+        <w:t xml:space="preserve"> </w:t>
+      </w:r>
+      <w:r>
+        <w:t xml:space="preserve">dans l’autre : elle ne s’annule pas d’elle-même.</w:t>
       </w:r>
     </w:p>
     <w:p>
@@ -6409,31 +3969,31 @@
         <w:pStyle w:val="BodyText"/>
       </w:pPr>
       <w:r>
-        <w:t xml:space="preserve">Son ampleur a été mesurée sur le corridor, segment par segment : le corps de chaque</w:t>
-      </w:r>
-      <w:r>
-        <w:t xml:space="preserve"> </w:t>
-      </w:r>
-      <w:r>
-        <w:t xml:space="preserve">courbe est localisé avec un estimateur fin de 300 m, un cercle unique y est ajusté, et</w:t>
-      </w:r>
-      <w:r>
-        <w:t xml:space="preserve"> </w:t>
-      </w:r>
-      <w:r>
-        <w:t xml:space="preserve">ce rayon est comparé à celui que le rapport publie. Cet estimateur fin n’est pas</w:t>
-      </w:r>
-      <w:r>
-        <w:t xml:space="preserve"> </w:t>
-      </w:r>
-      <w:r>
-        <w:t xml:space="preserve">publiable en soi, la flèche d’une courbe ample n’y dépassant pas le bruit de la source ;</w:t>
-      </w:r>
-      <w:r>
-        <w:t xml:space="preserve"> </w:t>
-      </w:r>
-      <w:r>
-        <w:t xml:space="preserve">il sert de référence locale sur les courbes serrées, où il est légitime.</w:t>
+        <w:t xml:space="preserve">Pour savoir combien elle fausse, chaque courbe courte a été remesurée avec une loupe</w:t>
+      </w:r>
+      <w:r>
+        <w:t xml:space="preserve"> </w:t>
+      </w:r>
+      <w:r>
+        <w:t xml:space="preserve">plus fine (300 m). Cette loupe n’est fiable que sur les courbes serrées, mais c’est</w:t>
+      </w:r>
+      <w:r>
+        <w:t xml:space="preserve"> </w:t>
+      </w:r>
+      <w:r>
+        <w:t xml:space="preserve">justement là que l’enjeu se joue. Le rapport entre les deux mesures donne le facteur</w:t>
+      </w:r>
+      <w:r>
+        <w:t xml:space="preserve"> </w:t>
+      </w:r>
+      <w:r>
+        <w:t xml:space="preserve">d’erreur : 1 veut dire aucune erreur, 1,12 veut dire un rayon annoncé 12 % trop</w:t>
+      </w:r>
+      <w:r>
+        <w:t xml:space="preserve"> </w:t>
+      </w:r>
+      <w:r>
+        <w:t xml:space="preserve">généreux.</w:t>
       </w:r>
     </w:p>
     <w:tbl>
@@ -6825,37 +4385,45 @@
         <w:pStyle w:val="BodyText"/>
       </w:pPr>
       <w:r>
-        <w:t xml:space="preserve">La table ne compte que les segments où la référence fine est mesurable (877 des 1 014 ;</w:t>
-      </w:r>
-      <w:r>
-        <w:t xml:space="preserve"> </w:t>
-      </w:r>
-      <w:r>
-        <w:t xml:space="preserve">les autres, trop amples pour que la flèche de la courbe dépasse le bruit de la source,</w:t>
-      </w:r>
-      <w:r>
-        <w:t xml:space="preserve"> </w:t>
-      </w:r>
-      <w:r>
-        <w:t xml:space="preserve">n’ont pas de facteur). Sept cent dix des 1 014 segments du cœur sont plus courts que la fenêtre, soit 305 km</w:t>
-      </w:r>
-      <w:r>
-        <w:t xml:space="preserve"> </w:t>
-      </w:r>
-      <w:r>
-        <w:t xml:space="preserve">sur 1 433. La médiane du facteur y reste proche de 1, mais le neuvième décile atteint</w:t>
-      </w:r>
-      <w:r>
-        <w:t xml:space="preserve"> </w:t>
-      </w:r>
-      <w:r>
-        <w:t xml:space="preserve">1,8 à 2,2 : le biais épargne la plupart des segments courts et en frappe une minorité</w:t>
-      </w:r>
-      <w:r>
-        <w:t xml:space="preserve"> </w:t>
-      </w:r>
-      <w:r>
-        <w:t xml:space="preserve">fortement. Ce sont ces derniers qui déplacent les totaux.</w:t>
+        <w:t xml:space="preserve">Lecture de la table : la plupart des segments courts sont à peine touchés (facteur</w:t>
+      </w:r>
+      <w:r>
+        <w:t xml:space="preserve"> </w:t>
+      </w:r>
+      <w:r>
+        <w:t xml:space="preserve">médian autour de 1,1), mais environ un sur dix est fortement faussé (facteur de 1,8 à</w:t>
+      </w:r>
+      <w:r>
+        <w:t xml:space="preserve"> </w:t>
+      </w:r>
+      <w:r>
+        <w:t xml:space="preserve">2,2). Ce sont ces derniers qui déplacent les totaux. (La table couvre les 877 segments</w:t>
+      </w:r>
+      <w:r>
+        <w:t xml:space="preserve"> </w:t>
+      </w:r>
+      <w:r>
+        <w:t xml:space="preserve">sur 1 014 où la loupe fine est fiable ; au total, 710 segments sont plus courts que la</w:t>
+      </w:r>
+      <w:r>
+        <w:t xml:space="preserve"> </w:t>
+      </w:r>
+      <w:r>
+        <w:t xml:space="preserve">fenêtre, soit 305 km sur 1 433.)</w:t>
+      </w:r>
+    </w:p>
+    <w:p>
+      <w:pPr>
+        <w:pStyle w:val="BodyText"/>
+      </w:pPr>
+      <w:r>
+        <w:t xml:space="preserve">La correction change deux chiffres du rapport, très inégalement. Les kilomètres</w:t>
+      </w:r>
+      <w:r>
+        <w:t xml:space="preserve"> </w:t>
+      </w:r>
+      <w:r>
+        <w:t xml:space="preserve">restants sous 177 km/h montent d’environ un huitième :</w:t>
       </w:r>
     </w:p>
     <w:tbl>
@@ -6989,25 +4557,19 @@
         <w:pStyle w:val="BodyText"/>
       </w:pPr>
       <w:r>
-        <w:t xml:space="preserve">L’effet sur les temps est d’un tout autre ordre : au plafond retenu, le temps de base</w:t>
-      </w:r>
-      <w:r>
-        <w:t xml:space="preserve"> </w:t>
-      </w:r>
-      <w:r>
-        <w:t xml:space="preserve">du scénario recommandé monte de 3 minutes sur Montréal-Québec, de 2 sur</w:t>
-      </w:r>
-      <w:r>
-        <w:t xml:space="preserve"> </w:t>
-      </w:r>
-      <w:r>
-        <w:t xml:space="preserve">Ottawa-Toronto et de moins d’une minute sur les deux autres tronçons (toutes</w:t>
-      </w:r>
-      <w:r>
-        <w:t xml:space="preserve"> </w:t>
-      </w:r>
-      <w:r>
-        <w:t xml:space="preserve">configurations confondues, l’effet va de 0 à 8 minutes, médiane 2).</w:t>
+        <w:t xml:space="preserve">Les temps, eux, bougent à peine : au plafond retenu, le temps de base du scénario</w:t>
+      </w:r>
+      <w:r>
+        <w:t xml:space="preserve"> </w:t>
+      </w:r>
+      <w:r>
+        <w:t xml:space="preserve">recommandé monte de 3 minutes sur Montréal-Québec, de 2 sur Ottawa-Toronto, et de moins</w:t>
+      </w:r>
+      <w:r>
+        <w:t xml:space="preserve"> </w:t>
+      </w:r>
+      <w:r>
+        <w:t xml:space="preserve">d’une minute ailleurs.</w:t>
       </w:r>
     </w:p>
     <w:p>
@@ -7015,47 +4577,19 @@
         <w:pStyle w:val="BodyText"/>
       </w:pPr>
       <w:r>
-        <w:rPr>
-          <w:b/>
-          <w:bCs/>
-        </w:rPr>
-        <w:t xml:space="preserve">La lecture est donc dissymétrique, et c’est le point à retenir.</w:t>
-      </w:r>
-      <w:r>
-        <w:t xml:space="preserve"> </w:t>
-      </w:r>
-      <w:r>
-        <w:t xml:space="preserve">Ce que cette étude</w:t>
-      </w:r>
-      <w:r>
-        <w:t xml:space="preserve"> </w:t>
-      </w:r>
-      <w:r>
-        <w:t xml:space="preserve">annonce comme atteignable le reste : les temps de parcours bougent de une à trois</w:t>
-      </w:r>
-      <w:r>
-        <w:t xml:space="preserve"> </w:t>
-      </w:r>
-      <w:r>
-        <w:t xml:space="preserve">minutes, à l’intérieur des fourchettes déjà publiées. Ce qu’elle annonce comme travaux</w:t>
-      </w:r>
-      <w:r>
-        <w:t xml:space="preserve"> </w:t>
-      </w:r>
-      <w:r>
-        <w:t xml:space="preserve">restants est en revanche sous-estimé d’environ un huitième (le résidu corrigé du</w:t>
-      </w:r>
-      <w:r>
-        <w:t xml:space="preserve"> </w:t>
-      </w:r>
-      <w:r>
-        <w:t xml:space="preserve">scénario recommandé est de 13 pour cent plus long que le résidu publié). Un budget de</w:t>
-      </w:r>
-      <w:r>
-        <w:t xml:space="preserve"> </w:t>
-      </w:r>
-      <w:r>
-        <w:t xml:space="preserve">rectification bâti sur les kilomètres restants de ce rapport doit porter cette réserve.</w:t>
+        <w:t xml:space="preserve">Le point à retenir : ce que l’étude annonce comme temps atteignables tient ; ce qu’elle</w:t>
+      </w:r>
+      <w:r>
+        <w:t xml:space="preserve"> </w:t>
+      </w:r>
+      <w:r>
+        <w:t xml:space="preserve">annonce comme travaux restants est sous-estimé d’environ un huitième. Un budget de</w:t>
+      </w:r>
+      <w:r>
+        <w:t xml:space="preserve"> </w:t>
+      </w:r>
+      <w:r>
+        <w:t xml:space="preserve">rectification bâti sur ces kilomètres doit prévoir cette réserve.</w:t>
       </w:r>
     </w:p>
     <w:p>
@@ -7063,25 +4597,25 @@
         <w:pStyle w:val="BodyText"/>
       </w:pPr>
       <w:r>
-        <w:t xml:space="preserve">Les chiffres publiés restent ceux de la chaîne sans correction, pour une raison de</w:t>
-      </w:r>
-      <w:r>
-        <w:t xml:space="preserve"> </w:t>
-      </w:r>
-      <w:r>
-        <w:t xml:space="preserve">méthode : corriger une partie seulement des segments avec une référence qui n’est pas</w:t>
-      </w:r>
-      <w:r>
-        <w:t xml:space="preserve"> </w:t>
-      </w:r>
-      <w:r>
-        <w:t xml:space="preserve">valable partout produirait une table mêlant deux mesures. La correction est donnée en</w:t>
-      </w:r>
-      <w:r>
-        <w:t xml:space="preserve"> </w:t>
-      </w:r>
-      <w:r>
-        <w:t xml:space="preserve">fourchette, son détail segment par segment est joint (</w:t>
+        <w:t xml:space="preserve">Pourquoi ne pas corriger directement les chiffres publiés? Parce que la loupe fine</w:t>
+      </w:r>
+      <w:r>
+        <w:t xml:space="preserve"> </w:t>
+      </w:r>
+      <w:r>
+        <w:t xml:space="preserve">n’est fiable que sur une partie des segments : corriger la moitié d’une table avec un</w:t>
+      </w:r>
+      <w:r>
+        <w:t xml:space="preserve"> </w:t>
+      </w:r>
+      <w:r>
+        <w:t xml:space="preserve">autre instrument donnerait une table qui mélange deux mesures. La correction est donc</w:t>
+      </w:r>
+      <w:r>
+        <w:t xml:space="preserve"> </w:t>
+      </w:r>
+      <w:r>
+        <w:t xml:space="preserve">donnée à part, son détail est joint (</w:t>
       </w:r>
       <w:r>
         <w:rPr>
@@ -7090,19 +4624,19 @@
         <w:t xml:space="preserve">biais_segments_courts.csv</w:t>
       </w:r>
       <w:r>
-        <w:t xml:space="preserve">), et</w:t>
-      </w:r>
-      <w:r>
-        <w:t xml:space="preserve"> </w:t>
-      </w:r>
-      <w:r>
-        <w:t xml:space="preserve">sa levée relève de l’étude à commander, avec une source de géométrie plus fine que</w:t>
-      </w:r>
-      <w:r>
-        <w:t xml:space="preserve"> </w:t>
-      </w:r>
-      <w:r>
-        <w:t xml:space="preserve">l’inventaire ouvert.</w:t>
+        <w:t xml:space="preserve">), et sa levée</w:t>
+      </w:r>
+      <w:r>
+        <w:t xml:space="preserve"> </w:t>
+      </w:r>
+      <w:r>
+        <w:t xml:space="preserve">demandera une source de géométrie plus fine que la carte ouverte : c’est un des mandats</w:t>
+      </w:r>
+      <w:r>
+        <w:t xml:space="preserve"> </w:t>
+      </w:r>
+      <w:r>
+        <w:t xml:space="preserve">de l’étude à commander.</w:t>
       </w:r>
     </w:p>
     <w:p>
@@ -7110,25 +4644,25 @@
         <w:pStyle w:val="BodyText"/>
       </w:pPr>
       <w:r>
-        <w:t xml:space="preserve">Deux garde-fous internes : chaque segment publié vérifie par construction la cohérence</w:t>
-      </w:r>
-      <w:r>
-        <w:t xml:space="preserve"> </w:t>
-      </w:r>
-      <w:r>
-        <w:t xml:space="preserve">entre sa classe et sa vitesse (zéro violation sur 3 804 contrôles), et les zones-témoins</w:t>
-      </w:r>
-      <w:r>
-        <w:t xml:space="preserve"> </w:t>
-      </w:r>
-      <w:r>
-        <w:t xml:space="preserve">(courbes réelles d’Ottawa et de Montréal, vitesse de la ligne Kingston) ressortent</w:t>
-      </w:r>
-      <w:r>
-        <w:t xml:space="preserve"> </w:t>
-      </w:r>
-      <w:r>
-        <w:t xml:space="preserve">correctement à chaque régénération.</w:t>
+        <w:t xml:space="preserve">Deux garde-fous internes, enfin : chaque segment publié vérifie par construction la</w:t>
+      </w:r>
+      <w:r>
+        <w:t xml:space="preserve"> </w:t>
+      </w:r>
+      <w:r>
+        <w:t xml:space="preserve">cohérence entre sa classe et sa vitesse (zéro violation sur 3 804 contrôles), et les</w:t>
+      </w:r>
+      <w:r>
+        <w:t xml:space="preserve"> </w:t>
+      </w:r>
+      <w:r>
+        <w:t xml:space="preserve">zones-témoins (les vraies courbes d’Ottawa et de Montréal, les longues lignes droites</w:t>
+      </w:r>
+      <w:r>
+        <w:t xml:space="preserve"> </w:t>
+      </w:r>
+      <w:r>
+        <w:t xml:space="preserve">de la ligne Kingston) ressortent correctement à chaque régénération.</w:t>
       </w:r>
     </w:p>
     <w:bookmarkEnd w:id="31"/>
@@ -7147,79 +4681,7 @@
         <w:pStyle w:val="FirstParagraph"/>
       </w:pPr>
       <w:r>
-        <w:t xml:space="preserve">Ce que cette méthode ne voit pas, elle le déclare : elle ne simule pas la circulation</w:t>
-      </w:r>
-      <w:r>
-        <w:t xml:space="preserve"> </w:t>
-      </w:r>
-      <w:r>
-        <w:t xml:space="preserve">(croisements réels, sillons de fret, robustesse d’horaire), elle ne conçoit aucun site,</w:t>
-      </w:r>
-      <w:r>
-        <w:t xml:space="preserve"> </w:t>
-      </w:r>
-      <w:r>
-        <w:t xml:space="preserve">elle ne chiffre aucun coût. Le plafond de 177 km/h est un choix de système (la limite</w:t>
-      </w:r>
-      <w:r>
-        <w:t xml:space="preserve"> </w:t>
-      </w:r>
-      <w:r>
-        <w:t xml:space="preserve">du contrôle en cabine incrémental disponible), pas une limite de la voie : ce que des</w:t>
-      </w:r>
-      <w:r>
-        <w:t xml:space="preserve"> </w:t>
-      </w:r>
-      <w:r>
-        <w:t xml:space="preserve">plafonds supérieurs donneraient reste calculé dans les annexes numériques du projet.</w:t>
-      </w:r>
-      <w:r>
-        <w:t xml:space="preserve"> </w:t>
-      </w:r>
-      <w:r>
-        <w:t xml:space="preserve">Ses horaires de référence datent d’une saison de restrictions exceptionnelles ; le</w:t>
-      </w:r>
-      <w:r>
-        <w:t xml:space="preserve"> </w:t>
-      </w:r>
-      <w:r>
-        <w:t xml:space="preserve">biais a été testé en rejouant la mesure sur les horaires de janvier 2023, antérieurs à</w:t>
-      </w:r>
-      <w:r>
-        <w:t xml:space="preserve"> </w:t>
-      </w:r>
-      <w:r>
-        <w:t xml:space="preserve">la crise. Le résultat central y tient : la voie simple du CN portait déjà 67 pour cent</w:t>
-      </w:r>
-      <w:r>
-        <w:t xml:space="preserve"> </w:t>
-      </w:r>
-      <w:r>
-        <w:t xml:space="preserve">de marge en 2023, contre 36 pour la voie double ; le coût du régime chez le propriétaire</w:t>
-      </w:r>
-      <w:r>
-        <w:t xml:space="preserve"> </w:t>
-      </w:r>
-      <w:r>
-        <w:t xml:space="preserve">de fret précède la crise. La lecture fine de la voie simple de VIA, elle, dépend de la</w:t>
-      </w:r>
-      <w:r>
-        <w:t xml:space="preserve"> </w:t>
-      </w:r>
-      <w:r>
-        <w:t xml:space="preserve">saison (49 pour cent de marge en 2023, 34 en 2026) : l’écart entre propriétaires reste</w:t>
-      </w:r>
-      <w:r>
-        <w:t xml:space="preserve"> </w:t>
-      </w:r>
-      <w:r>
-        <w:t xml:space="preserve">béant dans les deux saisons, mais la valeur « la voie simple ne coûte rien chez VIA »</w:t>
-      </w:r>
-      <w:r>
-        <w:t xml:space="preserve"> </w:t>
-      </w:r>
-      <w:r>
-        <w:t xml:space="preserve">est celle des horaires courants, et se lit comme telle.</w:t>
+        <w:t xml:space="preserve">Cette étude ne comprend pas de simulation de la circulation (croisements réels, sillons de fret, robustesse d’horaire), elle ne conçoit aucun site, elle ne chiffre aucun coût. Le plafond de 177 km/h est un choix de système (la limite du contrôle en cabine incrémental disponible), pas une limite absolue ; il est possible que des technologies non évaluées performent mieux. Les horaires de référence datent d’une saison de restrictions exceptionnelles, le biais a donc été testé en rejouant la mesure sur les horaires de janvier 2023, antérieurs à la crise. Le résultat central y tient : la voie simple du CN portait déjà 67 % de marge en 2023, contre 36 pour la voie double. Le coût du régime chez le propriétaire de fret précède la crise. La lecture fine de la voie simple de VIA, elle, dépend de la saison (49 % de marge en 2023, 34 en 2026) : l’écart entre propriétaires reste béant dans les deux saisons, mais la valeur « la voie simple ne coûte rien chez VIA » est celle des horaires courants seulement et ne vaut pas pour toutes les saisons.</w:t>
       </w:r>
     </w:p>
     <w:p>
@@ -7227,51 +4689,153 @@
         <w:pStyle w:val="BodyText"/>
       </w:pPr>
       <w:r>
-        <w:t xml:space="preserve">C’est précisément pourquoi sa conclusion opérationnelle est une commande d’étude : une</w:t>
-      </w:r>
-      <w:r>
-        <w:t xml:space="preserve"> </w:t>
-      </w:r>
-      <w:r>
-        <w:t xml:space="preserve">étude de circulation, menée avec le propriétaire de la voie, qui alloue la marge entre</w:t>
-      </w:r>
-      <w:r>
-        <w:t xml:space="preserve"> </w:t>
-      </w:r>
-      <w:r>
-        <w:t xml:space="preserve">ses causes (fret, état de voie, passages à niveau, terminaux) et dimensionne les</w:t>
-      </w:r>
-      <w:r>
-        <w:t xml:space="preserve"> </w:t>
-      </w:r>
-      <w:r>
-        <w:t xml:space="preserve">interventions de capacité (liaisons rapides, sections de troisième voie, allongement</w:t>
-      </w:r>
-      <w:r>
-        <w:t xml:space="preserve"> </w:t>
-      </w:r>
-      <w:r>
-        <w:t xml:space="preserve">d’évitements). Tout ce que la présente étude compte en est l’intrant direct ; ses fourchettes en</w:t>
-      </w:r>
-      <w:r>
-        <w:t xml:space="preserve"> </w:t>
-      </w:r>
-      <w:r>
-        <w:t xml:space="preserve">bornent d’avance le résultat.</w:t>
+        <w:t xml:space="preserve">Une étude de circulation, menée avec le propriétaire de la voie, qui alloue la marge entre ses causes (fret, état de voie, passages à niveau, terminaux) et dimensionne les interventions de capacité (liaisons rapides, sections de troisième voie, allongement d’évitements) sera nécessaire pour répondre aux questions que ce rapport laisse ouvertes et établir la feuille de route concrète de l’alternative à ALTO.</w:t>
       </w:r>
     </w:p>
     <w:bookmarkEnd w:id="33"/>
-    <w:bookmarkStart w:id="101" w:name="références"/>
+    <w:bookmarkStart w:id="34" w:name="note-de-lauteur"/>
     <w:p>
       <w:pPr>
         <w:pStyle w:val="Heading1"/>
       </w:pPr>
       <w:r>
+        <w:t xml:space="preserve">Note de l’auteur</w:t>
+      </w:r>
+    </w:p>
+    <w:p>
+      <w:pPr>
+        <w:pStyle w:val="FirstParagraph"/>
+      </w:pPr>
+      <w:r>
+        <w:t xml:space="preserve">Consulting assisté par intelligence artificielle. Dans un marché du consulting auprès</w:t>
+      </w:r>
+      <w:r>
+        <w:t xml:space="preserve"> </w:t>
+      </w:r>
+      <w:r>
+        <w:t xml:space="preserve">des organisations publiques fortement bouleversé par l’intelligence artificielle, les</w:t>
+      </w:r>
+      <w:r>
+        <w:t xml:space="preserve"> </w:t>
+      </w:r>
+      <w:r>
+        <w:t xml:space="preserve">méthodes de travail permettant de maximalement mettre à profit les nouvelles</w:t>
+      </w:r>
+      <w:r>
+        <w:t xml:space="preserve"> </w:t>
+      </w:r>
+      <w:r>
+        <w:t xml:space="preserve">technologies sont appelées à changer rapidement. Conséquemment, il m’apparaît essentiel</w:t>
+      </w:r>
+      <w:r>
+        <w:t xml:space="preserve"> </w:t>
+      </w:r>
+      <w:r>
+        <w:t xml:space="preserve">d’expliciter davantage ma relation de travail avec l’IA, surtout considérant les</w:t>
+      </w:r>
+      <w:r>
+        <w:t xml:space="preserve"> </w:t>
+      </w:r>
+      <w:r>
+        <w:t xml:space="preserve">différences énormes entre les IA conversationnelles offertes gratuitement et les</w:t>
+      </w:r>
+      <w:r>
+        <w:t xml:space="preserve"> </w:t>
+      </w:r>
+      <w:r>
+        <w:t xml:space="preserve">modèles et harnais avancés utilisés ici. Ce rapport et ses analyses ont été produits à</w:t>
+      </w:r>
+      <w:r>
+        <w:t xml:space="preserve"> </w:t>
+      </w:r>
+      <w:r>
+        <w:t xml:space="preserve">l’aide d’agents de codage, soit les IA les plus performantes disponibles ayant les</w:t>
+      </w:r>
+      <w:r>
+        <w:t xml:space="preserve"> </w:t>
+      </w:r>
+      <w:r>
+        <w:t xml:space="preserve">capacités d’interagir en direct avec l’ordinateur, de créer des fichiers divers et de</w:t>
+      </w:r>
+      <w:r>
+        <w:t xml:space="preserve"> </w:t>
+      </w:r>
+      <w:r>
+        <w:t xml:space="preserve">les manipuler librement. Concrètement, le travail technique est dirigé, supervisé et</w:t>
+      </w:r>
+      <w:r>
+        <w:t xml:space="preserve"> </w:t>
+      </w:r>
+      <w:r>
+        <w:t xml:space="preserve">coréalisé par l’humain à toutes les étapes tandis que le rapport est rédigé par l’IA</w:t>
+      </w:r>
+      <w:r>
+        <w:t xml:space="preserve"> </w:t>
+      </w:r>
+      <w:r>
+        <w:t xml:space="preserve">sous direction humaine étroite et ensuite, révisé ligne par ligne. Cette approche</w:t>
+      </w:r>
+      <w:r>
+        <w:t xml:space="preserve"> </w:t>
+      </w:r>
+      <w:r>
+        <w:t xml:space="preserve">novatrice permet d’accélérer substantiellement la génération de connaissances utiles</w:t>
+      </w:r>
+      <w:r>
+        <w:t xml:space="preserve"> </w:t>
+      </w:r>
+      <w:r>
+        <w:t xml:space="preserve">pour les organisations publiques tout en assurant la fiabilité du contenu. Chaque</w:t>
+      </w:r>
+      <w:r>
+        <w:t xml:space="preserve"> </w:t>
+      </w:r>
+      <w:r>
+        <w:t xml:space="preserve">processus ayant produit ce rapport étant une ligne de code documentée, ce</w:t>
+      </w:r>
+      <w:r>
+        <w:t xml:space="preserve"> </w:t>
+      </w:r>
+      <w:r>
+        <w:t xml:space="preserve">fonctionnement permet un audit plus aisé du pipeline d’analyse ainsi que la</w:t>
+      </w:r>
+      <w:r>
+        <w:t xml:space="preserve"> </w:t>
+      </w:r>
+      <w:r>
+        <w:t xml:space="preserve">standardisation des méthodes de production du savoir. L’appareil complet est au</w:t>
+      </w:r>
+      <w:r>
+        <w:t xml:space="preserve"> </w:t>
+      </w:r>
+      <w:r>
+        <w:t xml:space="preserve">dossier : le dépôt de code versionné, le pipeline documenté étape par étape, le</w:t>
+      </w:r>
+      <w:r>
+        <w:t xml:space="preserve"> </w:t>
+      </w:r>
+      <w:r>
+        <w:t xml:space="preserve">registre des sources, et le visualiseur joint, dont les vérifications recalculent les</w:t>
+      </w:r>
+      <w:r>
+        <w:t xml:space="preserve"> </w:t>
+      </w:r>
+      <w:r>
+        <w:t xml:space="preserve">chiffres clés du rapport dans le navigateur du lecteur.</w:t>
+      </w:r>
+    </w:p>
+    <w:bookmarkEnd w:id="34"/>
+    <w:bookmarkStart w:id="102" w:name="références"/>
+    <w:p>
+      <w:pPr>
+        <w:pStyle w:val="Heading1"/>
+      </w:pPr>
+      <w:r>
         <w:t xml:space="preserve">Références</w:t>
       </w:r>
     </w:p>
-    <w:bookmarkStart w:id="100" w:name="refs"/>
-    <w:bookmarkStart w:id="35" w:name="ref-alto2025"/>
+    <w:bookmarkStart w:id="101" w:name="refs"/>
+    <w:bookmarkStart w:id="36" w:name="ref-alto2025"/>
     <w:p>
       <w:pPr>
         <w:pStyle w:val="Bibliography"/>
@@ -7295,7 +4859,7 @@
       <w:r>
         <w:t xml:space="preserve"> </w:t>
       </w:r>
-      <w:hyperlink r:id="rId34">
+      <w:hyperlink r:id="rId35">
         <w:r>
           <w:rPr>
             <w:rStyle w:val="Hyperlink"/>
@@ -7304,8 +4868,8 @@
         </w:r>
       </w:hyperlink>
     </w:p>
-    <w:bookmarkEnd w:id="35"/>
-    <w:bookmarkStart w:id="37" w:name="ref-amtrakoig2019"/>
+    <w:bookmarkEnd w:id="36"/>
+    <w:bookmarkStart w:id="38" w:name="ref-amtrakoig2019"/>
     <w:p>
       <w:pPr>
         <w:pStyle w:val="Bibliography"/>
@@ -7332,7 +4896,7 @@
       <w:r>
         <w:t xml:space="preserve"> </w:t>
       </w:r>
-      <w:hyperlink r:id="rId36">
+      <w:hyperlink r:id="rId37">
         <w:r>
           <w:rPr>
             <w:rStyle w:val="Hyperlink"/>
@@ -7341,8 +4905,8 @@
         </w:r>
       </w:hyperlink>
     </w:p>
-    <w:bookmarkEnd w:id="37"/>
-    <w:bookmarkStart w:id="39" w:name="ref-canadianrail1976"/>
+    <w:bookmarkEnd w:id="38"/>
+    <w:bookmarkStart w:id="40" w:name="ref-canadianrail1976"/>
     <w:p>
       <w:pPr>
         <w:pStyle w:val="Bibliography"/>
@@ -7366,7 +4930,7 @@
       <w:r>
         <w:t xml:space="preserve"> </w:t>
       </w:r>
-      <w:hyperlink r:id="rId38">
+      <w:hyperlink r:id="rId39">
         <w:r>
           <w:rPr>
             <w:rStyle w:val="Hyperlink"/>
@@ -7375,8 +4939,8 @@
         </w:r>
       </w:hyperlink>
     </w:p>
-    <w:bookmarkEnd w:id="39"/>
-    <w:bookmarkStart w:id="41" w:name="ref-bateman2015"/>
+    <w:bookmarkEnd w:id="40"/>
+    <w:bookmarkStart w:id="42" w:name="ref-bateman2015"/>
     <w:p>
       <w:pPr>
         <w:pStyle w:val="Bibliography"/>
@@ -7428,7 +4992,7 @@
       <w:r>
         <w:t xml:space="preserve"> </w:t>
       </w:r>
-      <w:hyperlink r:id="rId40">
+      <w:hyperlink r:id="rId41">
         <w:r>
           <w:rPr>
             <w:rStyle w:val="Hyperlink"/>
@@ -7437,8 +5001,8 @@
         </w:r>
       </w:hyperlink>
     </w:p>
-    <w:bookmarkEnd w:id="41"/>
-    <w:bookmarkStart w:id="43" w:name="ref-bienaime2009sealed"/>
+    <w:bookmarkEnd w:id="42"/>
+    <w:bookmarkStart w:id="44" w:name="ref-bienaime2009sealed"/>
     <w:p>
       <w:pPr>
         <w:pStyle w:val="Bibliography"/>
@@ -7521,7 +5085,7 @@
       <w:r>
         <w:t xml:space="preserve"> </w:t>
       </w:r>
-      <w:hyperlink r:id="rId42">
+      <w:hyperlink r:id="rId43">
         <w:r>
           <w:rPr>
             <w:rStyle w:val="Hyperlink"/>
@@ -7530,8 +5094,8 @@
         </w:r>
       </w:hyperlink>
     </w:p>
-    <w:bookmarkEnd w:id="43"/>
-    <w:bookmarkStart w:id="44" w:name="ref-cn2002mr1305"/>
+    <w:bookmarkEnd w:id="44"/>
+    <w:bookmarkStart w:id="45" w:name="ref-cn2002mr1305"/>
     <w:p>
       <w:pPr>
         <w:pStyle w:val="Bibliography"/>
@@ -7556,8 +5120,8 @@
         <w:t xml:space="preserve">[Circulaire technique interne]. Compagnie des chemins de fer nationaux du Canada.</w:t>
       </w:r>
     </w:p>
-    <w:bookmarkEnd w:id="44"/>
-    <w:bookmarkStart w:id="46" w:name="ref-cbc2025pilote"/>
+    <w:bookmarkEnd w:id="45"/>
+    <w:bookmarkStart w:id="47" w:name="ref-cbc2025pilote"/>
     <w:p>
       <w:pPr>
         <w:pStyle w:val="Bibliography"/>
@@ -7609,7 +5173,7 @@
       <w:r>
         <w:t xml:space="preserve"> </w:t>
       </w:r>
-      <w:hyperlink r:id="rId45">
+      <w:hyperlink r:id="rId46">
         <w:r>
           <w:rPr>
             <w:rStyle w:val="Hyperlink"/>
@@ -7618,8 +5182,8 @@
         </w:r>
       </w:hyperlink>
     </w:p>
-    <w:bookmarkEnd w:id="46"/>
-    <w:bookmarkStart w:id="48" w:name="ref-dick2019blocs"/>
+    <w:bookmarkEnd w:id="47"/>
+    <w:bookmarkStart w:id="49" w:name="ref-dick2019blocs"/>
     <w:p>
       <w:pPr>
         <w:pStyle w:val="Bibliography"/>
@@ -7656,7 +5220,7 @@
       <w:r>
         <w:t xml:space="preserve"> </w:t>
       </w:r>
-      <w:hyperlink r:id="rId47">
+      <w:hyperlink r:id="rId48">
         <w:r>
           <w:rPr>
             <w:rStyle w:val="Hyperlink"/>
@@ -7665,8 +5229,8 @@
         </w:r>
       </w:hyperlink>
     </w:p>
-    <w:bookmarkEnd w:id="48"/>
-    <w:bookmarkStart w:id="50" w:name="ref-ecfr213-347"/>
+    <w:bookmarkEnd w:id="49"/>
+    <w:bookmarkStart w:id="51" w:name="ref-ecfr213-347"/>
     <w:p>
       <w:pPr>
         <w:pStyle w:val="Bibliography"/>
@@ -7690,7 +5254,7 @@
       <w:r>
         <w:t xml:space="preserve"> </w:t>
       </w:r>
-      <w:hyperlink r:id="rId49">
+      <w:hyperlink r:id="rId50">
         <w:r>
           <w:rPr>
             <w:rStyle w:val="Hyperlink"/>
@@ -7699,8 +5263,8 @@
         </w:r>
       </w:hyperlink>
     </w:p>
-    <w:bookmarkEnd w:id="50"/>
-    <w:bookmarkStart w:id="52" w:name="ref-fra-lrc-152"/>
+    <w:bookmarkEnd w:id="51"/>
+    <w:bookmarkStart w:id="53" w:name="ref-fra-lrc-152"/>
     <w:p>
       <w:pPr>
         <w:pStyle w:val="Bibliography"/>
@@ -7724,7 +5288,7 @@
       <w:r>
         <w:t xml:space="preserve"> </w:t>
       </w:r>
-      <w:hyperlink r:id="rId51">
+      <w:hyperlink r:id="rId52">
         <w:r>
           <w:rPr>
             <w:rStyle w:val="Hyperlink"/>
@@ -7733,8 +5297,8 @@
         </w:r>
       </w:hyperlink>
     </w:p>
-    <w:bookmarkEnd w:id="52"/>
-    <w:bookmarkStart w:id="54" w:name="ref-fra2004ptc"/>
+    <w:bookmarkEnd w:id="53"/>
+    <w:bookmarkStart w:id="55" w:name="ref-fra2004ptc"/>
     <w:p>
       <w:pPr>
         <w:pStyle w:val="Bibliography"/>
@@ -7758,7 +5322,7 @@
       <w:r>
         <w:t xml:space="preserve"> </w:t>
       </w:r>
-      <w:hyperlink r:id="rId53">
+      <w:hyperlink r:id="rId54">
         <w:r>
           <w:rPr>
             <w:rStyle w:val="Hyperlink"/>
@@ -7767,8 +5331,8 @@
         </w:r>
       </w:hyperlink>
     </w:p>
-    <w:bookmarkEnd w:id="54"/>
-    <w:bookmarkStart w:id="56" w:name="ref-fra2024itcs"/>
+    <w:bookmarkEnd w:id="55"/>
+    <w:bookmarkStart w:id="57" w:name="ref-fra2024itcs"/>
     <w:p>
       <w:pPr>
         <w:pStyle w:val="Bibliography"/>
@@ -7792,7 +5356,7 @@
       <w:r>
         <w:t xml:space="preserve"> </w:t>
       </w:r>
-      <w:hyperlink r:id="rId55">
+      <w:hyperlink r:id="rId56">
         <w:r>
           <w:rPr>
             <w:rStyle w:val="Hyperlink"/>
@@ -7801,8 +5365,8 @@
         </w:r>
       </w:hyperlink>
     </w:p>
-    <w:bookmarkEnd w:id="56"/>
-    <w:bookmarkStart w:id="58" w:name="ref-mdot2014tier1"/>
+    <w:bookmarkEnd w:id="57"/>
+    <w:bookmarkStart w:id="59" w:name="ref-mdot2014tier1"/>
     <w:p>
       <w:pPr>
         <w:pStyle w:val="Bibliography"/>
@@ -7826,7 +5390,7 @@
       <w:r>
         <w:t xml:space="preserve"> </w:t>
       </w:r>
-      <w:hyperlink r:id="rId57">
+      <w:hyperlink r:id="rId58">
         <w:r>
           <w:rPr>
             <w:rStyle w:val="Hyperlink"/>
@@ -7835,8 +5399,8 @@
         </w:r>
       </w:hyperlink>
     </w:p>
-    <w:bookmarkEnd w:id="58"/>
-    <w:bookmarkStart w:id="60" w:name="ref-via2024requete"/>
+    <w:bookmarkEnd w:id="59"/>
+    <w:bookmarkStart w:id="61" w:name="ref-via2024requete"/>
     <w:p>
       <w:pPr>
         <w:pStyle w:val="Bibliography"/>
@@ -7888,7 +5452,7 @@
       <w:r>
         <w:t xml:space="preserve"> </w:t>
       </w:r>
-      <w:hyperlink r:id="rId59">
+      <w:hyperlink r:id="rId60">
         <w:r>
           <w:rPr>
             <w:rStyle w:val="Hyperlink"/>
@@ -7897,8 +5461,8 @@
         </w:r>
       </w:hyperlink>
     </w:p>
-    <w:bookmarkEnd w:id="60"/>
-    <w:bookmarkStart w:id="62" w:name="ref-nao2006wcml"/>
+    <w:bookmarkEnd w:id="61"/>
+    <w:bookmarkStart w:id="63" w:name="ref-nao2006wcml"/>
     <w:p>
       <w:pPr>
         <w:pStyle w:val="Bibliography"/>
@@ -7939,7 +5503,7 @@
       <w:r>
         <w:t xml:space="preserve"> </w:t>
       </w:r>
-      <w:hyperlink r:id="rId61">
+      <w:hyperlink r:id="rId62">
         <w:r>
           <w:rPr>
             <w:rStyle w:val="Hyperlink"/>
@@ -7948,8 +5512,8 @@
         </w:r>
       </w:hyperlink>
     </w:p>
-    <w:bookmarkEnd w:id="62"/>
-    <w:bookmarkStart w:id="64" w:name="ref-otc2016circulation"/>
+    <w:bookmarkEnd w:id="63"/>
+    <w:bookmarkStart w:id="65" w:name="ref-otc2016circulation"/>
     <w:p>
       <w:pPr>
         <w:pStyle w:val="Bibliography"/>
@@ -7973,7 +5537,7 @@
       <w:r>
         <w:t xml:space="preserve"> </w:t>
       </w:r>
-      <w:hyperlink r:id="rId63">
+      <w:hyperlink r:id="rId64">
         <w:r>
           <w:rPr>
             <w:rStyle w:val="Hyperlink"/>
@@ -7982,8 +5546,8 @@
         </w:r>
       </w:hyperlink>
     </w:p>
-    <w:bookmarkEnd w:id="64"/>
-    <w:bookmarkStart w:id="66" w:name="ref-orr2021cadre"/>
+    <w:bookmarkEnd w:id="65"/>
+    <w:bookmarkStart w:id="67" w:name="ref-orr2021cadre"/>
     <w:p>
       <w:pPr>
         <w:pStyle w:val="Bibliography"/>
@@ -8010,7 +5574,7 @@
       <w:r>
         <w:t xml:space="preserve"> </w:t>
       </w:r>
-      <w:hyperlink r:id="rId65">
+      <w:hyperlink r:id="rId66">
         <w:r>
           <w:rPr>
             <w:rStyle w:val="Hyperlink"/>
@@ -8019,8 +5583,8 @@
         </w:r>
       </w:hyperlink>
     </w:p>
-    <w:bookmarkEnd w:id="66"/>
-    <w:bookmarkStart w:id="68" w:name="ref-orr2025wcml"/>
+    <w:bookmarkEnd w:id="67"/>
+    <w:bookmarkStart w:id="69" w:name="ref-orr2025wcml"/>
     <w:p>
       <w:pPr>
         <w:pStyle w:val="Bibliography"/>
@@ -8089,7 +5653,7 @@
       <w:r>
         <w:t xml:space="preserve"> </w:t>
       </w:r>
-      <w:hyperlink r:id="rId67">
+      <w:hyperlink r:id="rId68">
         <w:r>
           <w:rPr>
             <w:rStyle w:val="Hyperlink"/>
@@ -8098,8 +5662,8 @@
         </w:r>
       </w:hyperlink>
     </w:p>
-    <w:bookmarkEnd w:id="68"/>
-    <w:bookmarkStart w:id="70" w:name="ref-osm2026geofabrik"/>
+    <w:bookmarkEnd w:id="69"/>
+    <w:bookmarkStart w:id="71" w:name="ref-osm2026geofabrik"/>
     <w:p>
       <w:pPr>
         <w:pStyle w:val="Bibliography"/>
@@ -8165,7 +5729,7 @@
       <w:r>
         <w:t xml:space="preserve"> </w:t>
       </w:r>
-      <w:hyperlink r:id="rId69">
+      <w:hyperlink r:id="rId70">
         <w:r>
           <w:rPr>
             <w:rStyle w:val="Hyperlink"/>
@@ -8174,8 +5738,8 @@
         </w:r>
       </w:hyperlink>
     </w:p>
-    <w:bookmarkEnd w:id="70"/>
-    <w:bookmarkStart w:id="72" w:name="ref-ltc1996art138"/>
+    <w:bookmarkEnd w:id="71"/>
+    <w:bookmarkStart w:id="73" w:name="ref-ltc1996art138"/>
     <w:p>
       <w:pPr>
         <w:pStyle w:val="Bibliography"/>
@@ -8220,7 +5784,7 @@
       <w:r>
         <w:t xml:space="preserve"> </w:t>
       </w:r>
-      <w:hyperlink r:id="rId71">
+      <w:hyperlink r:id="rId72">
         <w:r>
           <w:rPr>
             <w:rStyle w:val="Hyperlink"/>
@@ -8229,8 +5793,8 @@
         </w:r>
       </w:hyperlink>
     </w:p>
-    <w:bookmarkEnd w:id="72"/>
-    <w:bookmarkStart w:id="74" w:name="ref-railwaysact1993"/>
+    <w:bookmarkEnd w:id="73"/>
+    <w:bookmarkStart w:id="75" w:name="ref-railwaysact1993"/>
     <w:p>
       <w:pPr>
         <w:pStyle w:val="Bibliography"/>
@@ -8254,7 +5818,7 @@
       <w:r>
         <w:t xml:space="preserve"> </w:t>
       </w:r>
-      <w:hyperlink r:id="rId73">
+      <w:hyperlink r:id="rId74">
         <w:r>
           <w:rPr>
             <w:rStyle w:val="Hyperlink"/>
@@ -8263,8 +5827,8 @@
         </w:r>
       </w:hyperlink>
     </w:p>
-    <w:bookmarkEnd w:id="74"/>
-    <w:bookmarkStart w:id="76" w:name="ref-schittenhelm2011"/>
+    <w:bookmarkEnd w:id="75"/>
+    <w:bookmarkStart w:id="77" w:name="ref-schittenhelm2011"/>
     <w:p>
       <w:pPr>
         <w:pStyle w:val="Bibliography"/>
@@ -8288,7 +5852,7 @@
       <w:r>
         <w:t xml:space="preserve"> </w:t>
       </w:r>
-      <w:hyperlink r:id="rId75">
+      <w:hyperlink r:id="rId76">
         <w:r>
           <w:rPr>
             <w:rStyle w:val="Hyperlink"/>
@@ -8297,8 +5861,8 @@
         </w:r>
       </w:hyperlink>
     </w:p>
-    <w:bookmarkEnd w:id="76"/>
-    <w:bookmarkStart w:id="78" w:name="ref-sncf2023drr"/>
+    <w:bookmarkEnd w:id="77"/>
+    <w:bookmarkStart w:id="79" w:name="ref-sncf2023drr"/>
     <w:p>
       <w:pPr>
         <w:pStyle w:val="Bibliography"/>
@@ -8322,7 +5886,7 @@
       <w:r>
         <w:t xml:space="preserve"> </w:t>
       </w:r>
-      <w:hyperlink r:id="rId77">
+      <w:hyperlink r:id="rId78">
         <w:r>
           <w:rPr>
             <w:rStyle w:val="Hyperlink"/>
@@ -8331,8 +5895,8 @@
         </w:r>
       </w:hyperlink>
     </w:p>
-    <w:bookmarkEnd w:id="78"/>
-    <w:bookmarkStart w:id="80" w:name="ref-sogin2013doublement"/>
+    <w:bookmarkEnd w:id="79"/>
+    <w:bookmarkStart w:id="81" w:name="ref-sogin2013doublement"/>
     <w:p>
       <w:pPr>
         <w:pStyle w:val="Bibliography"/>
@@ -8356,7 +5920,7 @@
       <w:r>
         <w:t xml:space="preserve"> </w:t>
       </w:r>
-      <w:hyperlink r:id="rId79">
+      <w:hyperlink r:id="rId80">
         <w:r>
           <w:rPr>
             <w:rStyle w:val="Hyperlink"/>
@@ -8365,8 +5929,8 @@
         </w:r>
       </w:hyperlink>
     </w:p>
-    <w:bookmarkEnd w:id="80"/>
-    <w:bookmarkStart w:id="82" w:name="ref-trafikverket2025jnb"/>
+    <w:bookmarkEnd w:id="81"/>
+    <w:bookmarkStart w:id="83" w:name="ref-trafikverket2025jnb"/>
     <w:p>
       <w:pPr>
         <w:pStyle w:val="Bibliography"/>
@@ -8390,7 +5954,7 @@
       <w:r>
         <w:t xml:space="preserve"> </w:t>
       </w:r>
-      <w:hyperlink r:id="rId81">
+      <w:hyperlink r:id="rId82">
         <w:r>
           <w:rPr>
             <w:rStyle w:val="Hyperlink"/>
@@ -8399,8 +5963,8 @@
         </w:r>
       </w:hyperlink>
     </w:p>
-    <w:bookmarkEnd w:id="82"/>
-    <w:bookmarkStart w:id="84" w:name="ref-tc2022rrts"/>
+    <w:bookmarkEnd w:id="83"/>
+    <w:bookmarkStart w:id="85" w:name="ref-tc2022rrts"/>
     <w:p>
       <w:pPr>
         <w:pStyle w:val="Bibliography"/>
@@ -8438,7 +6002,7 @@
       <w:r>
         <w:t xml:space="preserve"> </w:t>
       </w:r>
-      <w:hyperlink r:id="rId83">
+      <w:hyperlink r:id="rId84">
         <w:r>
           <w:rPr>
             <w:rStyle w:val="Hyperlink"/>
@@ -8447,8 +6011,8 @@
         </w:r>
       </w:hyperlink>
     </w:p>
-    <w:bookmarkEnd w:id="84"/>
-    <w:bookmarkStart w:id="86" w:name="ref-tc2023inventairepn"/>
+    <w:bookmarkEnd w:id="85"/>
+    <w:bookmarkStart w:id="87" w:name="ref-tc2023inventairepn"/>
     <w:p>
       <w:pPr>
         <w:pStyle w:val="Bibliography"/>
@@ -8472,7 +6036,7 @@
       <w:r>
         <w:t xml:space="preserve"> </w:t>
       </w:r>
-      <w:hyperlink r:id="rId85">
+      <w:hyperlink r:id="rId86">
         <w:r>
           <w:rPr>
             <w:rStyle w:val="Hyperlink"/>
@@ -8481,8 +6045,8 @@
         </w:r>
       </w:hyperlink>
     </w:p>
-    <w:bookmarkEnd w:id="86"/>
-    <w:bookmarkStart w:id="88" w:name="ref-tc2025gcp"/>
+    <w:bookmarkEnd w:id="87"/>
+    <w:bookmarkStart w:id="89" w:name="ref-tc2025gcp"/>
     <w:p>
       <w:pPr>
         <w:pStyle w:val="Bibliography"/>
@@ -8590,7 +6154,7 @@
       <w:r>
         <w:t xml:space="preserve"> </w:t>
       </w:r>
-      <w:hyperlink r:id="rId87">
+      <w:hyperlink r:id="rId88">
         <w:r>
           <w:rPr>
             <w:rStyle w:val="Hyperlink"/>
@@ -8599,8 +6163,8 @@
         </w:r>
       </w:hyperlink>
     </w:p>
-    <w:bookmarkEnd w:id="88"/>
-    <w:bookmarkStart w:id="89" w:name="ref-uic2000f451"/>
+    <w:bookmarkEnd w:id="89"/>
+    <w:bookmarkStart w:id="90" w:name="ref-uic2000f451"/>
     <w:p>
       <w:pPr>
         <w:pStyle w:val="Bibliography"/>
@@ -8625,8 +6189,8 @@
         <w:t xml:space="preserve">[Fiche UIC 451-1/F/4, 4e \'ed.]. UIC.</w:t>
       </w:r>
     </w:p>
-    <w:bookmarkEnd w:id="89"/>
-    <w:bookmarkStart w:id="91" w:name="ref-via2009lrc"/>
+    <w:bookmarkEnd w:id="90"/>
+    <w:bookmarkStart w:id="92" w:name="ref-via2009lrc"/>
     <w:p>
       <w:pPr>
         <w:pStyle w:val="Bibliography"/>
@@ -8671,7 +6235,7 @@
       <w:r>
         <w:t xml:space="preserve"> </w:t>
       </w:r>
-      <w:hyperlink r:id="rId90">
+      <w:hyperlink r:id="rId91">
         <w:r>
           <w:rPr>
             <w:rStyle w:val="Hyperlink"/>
@@ -8680,8 +6244,8 @@
         </w:r>
       </w:hyperlink>
     </w:p>
-    <w:bookmarkEnd w:id="91"/>
-    <w:bookmarkStart w:id="93" w:name="ref-via2025rapportannuel"/>
+    <w:bookmarkEnd w:id="92"/>
+    <w:bookmarkStart w:id="94" w:name="ref-via2025rapportannuel"/>
     <w:p>
       <w:pPr>
         <w:pStyle w:val="Bibliography"/>
@@ -8705,7 +6269,7 @@
       <w:r>
         <w:t xml:space="preserve"> </w:t>
       </w:r>
-      <w:hyperlink r:id="rId92">
+      <w:hyperlink r:id="rId93">
         <w:r>
           <w:rPr>
             <w:rStyle w:val="Hyperlink"/>
@@ -8714,8 +6278,8 @@
         </w:r>
       </w:hyperlink>
     </w:p>
-    <w:bookmarkEnd w:id="93"/>
-    <w:bookmarkStart w:id="95" w:name="ref-via2025t1"/>
+    <w:bookmarkEnd w:id="94"/>
+    <w:bookmarkStart w:id="96" w:name="ref-via2025t1"/>
     <w:p>
       <w:pPr>
         <w:pStyle w:val="Bibliography"/>
@@ -8739,7 +6303,7 @@
       <w:r>
         <w:t xml:space="preserve"> </w:t>
       </w:r>
-      <w:hyperlink r:id="rId94">
+      <w:hyperlink r:id="rId95">
         <w:r>
           <w:rPr>
             <w:rStyle w:val="Hyperlink"/>
@@ -8748,8 +6312,8 @@
         </w:r>
       </w:hyperlink>
     </w:p>
-    <w:bookmarkEnd w:id="95"/>
-    <w:bookmarkStart w:id="97" w:name="ref-viarail2026gtfs"/>
+    <w:bookmarkEnd w:id="96"/>
+    <w:bookmarkStart w:id="98" w:name="ref-viarail2026gtfs"/>
     <w:p>
       <w:pPr>
         <w:pStyle w:val="Bibliography"/>
@@ -8815,7 +6379,7 @@
       <w:r>
         <w:t xml:space="preserve"> </w:t>
       </w:r>
-      <w:hyperlink r:id="rId96">
+      <w:hyperlink r:id="rId97">
         <w:r>
           <w:rPr>
             <w:rStyle w:val="Hyperlink"/>
@@ -8824,8 +6388,8 @@
         </w:r>
       </w:hyperlink>
     </w:p>
-    <w:bookmarkEnd w:id="97"/>
-    <w:bookmarkStart w:id="99" w:name="ref-wcml2026wiki"/>
+    <w:bookmarkEnd w:id="98"/>
+    <w:bookmarkStart w:id="100" w:name="ref-wcml2026wiki"/>
     <w:p>
       <w:pPr>
         <w:pStyle w:val="Bibliography"/>
@@ -8863,7 +6427,7 @@
       <w:r>
         <w:t xml:space="preserve"> </w:t>
       </w:r>
-      <w:hyperlink r:id="rId98">
+      <w:hyperlink r:id="rId99">
         <w:r>
           <w:rPr>
             <w:rStyle w:val="Hyperlink"/>
@@ -8872,9 +6436,9 @@
         </w:r>
       </w:hyperlink>
     </w:p>
-    <w:bookmarkEnd w:id="99"/>
     <w:bookmarkEnd w:id="100"/>
     <w:bookmarkEnd w:id="101"/>
+    <w:bookmarkEnd w:id="102"/>
     <w:sectPr>
       <w:footnotePr>
         <w:numRestart w:val="eachSect"/>
@@ -8919,37 +6483,7 @@
         <w:t xml:space="preserve"> </w:t>
       </w:r>
       <w:r>
-        <w:t xml:space="preserve">Le scénario plafond est le scénario recommandé auquel s’ajoutent les deux</w:t>
-      </w:r>
-      <w:r>
-        <w:t xml:space="preserve"> </w:t>
-      </w:r>
-      <w:r>
-        <w:t xml:space="preserve">sensibilités favorables de la section 7, calculées ensemble par le moteur : les</w:t>
-      </w:r>
-      <w:r>
-        <w:t xml:space="preserve"> </w:t>
-      </w:r>
-      <w:r>
-        <w:t xml:space="preserve">approches urbaines roulent ce que leur géométrie permet au lieu d’être figées à</w:t>
-      </w:r>
-      <w:r>
-        <w:t xml:space="preserve"> </w:t>
-      </w:r>
-      <w:r>
-        <w:t xml:space="preserve">l’horaire actuel, et les courbes des sections à doubler sont rectifiées au moment du</w:t>
-      </w:r>
-      <w:r>
-        <w:t xml:space="preserve"> </w:t>
-      </w:r>
-      <w:r>
-        <w:t xml:space="preserve">doublement. C’est une borne de ce que le corridor peut donner, pas une promesse : les</w:t>
-      </w:r>
-      <w:r>
-        <w:t xml:space="preserve"> </w:t>
-      </w:r>
-      <w:r>
-        <w:t xml:space="preserve">approches urbaines ont leurs propres contraintes, hors du périmètre de cette étude.</w:t>
+        <w:t xml:space="preserve">Le scénario plafond est le scénario recommandé auquel s’ajoutent les deux sensibilités favorables de la section 7: les approches urbaines roulent ce que leur géométrie permet au lieu d’être figées à l’horaire actuel, et les courbes des sections à doubler sont rectifiées au moment du doublement. L’optimisme de ce scénario doit être tempéré par les contraintes complexes propres aux zones urbaines, ainsi que la correction d’un seul côté que permet le doublement.</w:t>
       </w:r>
     </w:p>
   </w:footnote>

--- a/livrables/rapport_corridor.docx
+++ b/livrables/rapport_corridor.docx
@@ -430,7 +430,7 @@
         <w:t xml:space="preserve">)</w:t>
       </w:r>
       <w:r>
-        <w:t xml:space="preserve">, contre 26 à 51 minutes calculées sur Montréal-Toronto au scénario recommandé (536 km). La comparaison comporte un biais conservateur qu’il faut nommer : 38 % des gains du scénario recommandé sur le trajet Québec-Toronto dépendent du régime de cohabitation : les Britanniques avaient réglé ce problème par un régime d’arbitrage indépendant avant la modernisation, en place depuis 1993</w:t>
+        <w:t xml:space="preserve">, contre 26 à 51 minutes calculées sur Montréal-Toronto au scénario recommandé (536 km). La comparaison comporte un biais conservateur qu’il faut nommer : 38 % des gains du scénario recommandé sur le trajet Québec-Toronto dépendent du régime de cohabitation, un problème que les Britanniques avaient réglé avant la modernisation, par un régime d’arbitrage indépendant en place depuis 1993</w:t>
       </w:r>
       <w:r>
         <w:t xml:space="preserve"> </w:t>

--- a/livrables/rapport_corridor.docx
+++ b/livrables/rapport_corridor.docx
@@ -3031,7 +3031,7 @@
         <w:pStyle w:val="FirstParagraph"/>
       </w:pPr>
       <w:r>
-        <w:t xml:space="preserve">Le scénario recommandé s’arrête volontairement à 177 km/h : les deux dernières marches de cet escalier décrivent un autre niveau d’ambition infrastructurelle (et financière).</w:t>
+        <w:t xml:space="preserve">Le scénario recommandé s’arrête volontairement à 177 km/h, et ce ne sont pas les passages qui l’exigent : la marche suivante (jusqu’à 201 km/h, la classe 7 américaine) demande essentiellement le même traitement que le corridor scellé proposé ici, avec une approbation formelle de la FRA en plus. C’est la signalisation qui limite le scénario plausible à 177 km/h (voir section 6).</w:t>
       </w:r>
     </w:p>
     <w:p>

--- a/livrables/rapport_corridor.docx
+++ b/livrables/rapport_corridor.docx
@@ -90,7 +90,7 @@
         <w:t xml:space="preserve"> </w:t>
       </w:r>
       <w:r>
-        <w:t xml:space="preserve">Un train qui s’incline dans les courbes, une signalisation modernisée, des passages à niveau sécurisés et une voie mieux inclinée. Aucune courbe n’est déplacée. Vitesse de pointe : 177 km/h (110 mi/h).</w:t>
+        <w:t xml:space="preserve">Un train qui s’incline dans les courbes, une signalisation modernisée, des passages à niveau sécurisés et une voie mieux inclinée. Aucune courbe n’est déplacée. Vitesse de pointe : 201 km/h (125 mi/h).</w:t>
       </w:r>
     </w:p>
     <w:p>
@@ -261,29 +261,29 @@
               <w:pStyle w:val="Compact"/>
             </w:pPr>
             <w:r>
-              <w:t xml:space="preserve">2 h 40 (102 km/h)</w:t>
-            </w:r>
-          </w:p>
-        </w:tc>
-        <w:tc>
-          <w:tcPr/>
-          <w:p>
-            <w:pPr>
-              <w:pStyle w:val="Compact"/>
-            </w:pPr>
-            <w:r>
-              <w:t xml:space="preserve">2 h 20 (116 km/h)</w:t>
-            </w:r>
-          </w:p>
-        </w:tc>
-        <w:tc>
-          <w:tcPr/>
-          <w:p>
-            <w:pPr>
-              <w:pStyle w:val="Compact"/>
-            </w:pPr>
-            <w:r>
-              <w:t xml:space="preserve">2 h 06 (129 km/h)</w:t>
+              <w:t xml:space="preserve">2 h 35 (104 km/h)</w:t>
+            </w:r>
+          </w:p>
+        </w:tc>
+        <w:tc>
+          <w:tcPr/>
+          <w:p>
+            <w:pPr>
+              <w:pStyle w:val="Compact"/>
+            </w:pPr>
+            <w:r>
+              <w:t xml:space="preserve">2 h 16 (119 km/h)</w:t>
+            </w:r>
+          </w:p>
+        </w:tc>
+        <w:tc>
+          <w:tcPr/>
+          <w:p>
+            <w:pPr>
+              <w:pStyle w:val="Compact"/>
+            </w:pPr>
+            <w:r>
+              <w:t xml:space="preserve">1 h 56 (140 km/h)</w:t>
             </w:r>
           </w:p>
         </w:tc>
@@ -329,29 +329,29 @@
               <w:pStyle w:val="Compact"/>
             </w:pPr>
             <w:r>
-              <w:t xml:space="preserve">1 h 51 (100 km/h)</w:t>
-            </w:r>
-          </w:p>
-        </w:tc>
-        <w:tc>
-          <w:tcPr/>
-          <w:p>
-            <w:pPr>
-              <w:pStyle w:val="Compact"/>
-            </w:pPr>
-            <w:r>
-              <w:t xml:space="preserve">1 h 36 (116 km/h)</w:t>
-            </w:r>
-          </w:p>
-        </w:tc>
-        <w:tc>
-          <w:tcPr/>
-          <w:p>
-            <w:pPr>
-              <w:pStyle w:val="Compact"/>
-            </w:pPr>
-            <w:r>
-              <w:t xml:space="preserve">1 h 29 (125 km/h)</w:t>
+              <w:t xml:space="preserve">1 h 50 (101 km/h)</w:t>
+            </w:r>
+          </w:p>
+        </w:tc>
+        <w:tc>
+          <w:tcPr/>
+          <w:p>
+            <w:pPr>
+              <w:pStyle w:val="Compact"/>
+            </w:pPr>
+            <w:r>
+              <w:t xml:space="preserve">1 h 34 (118 km/h)</w:t>
+            </w:r>
+          </w:p>
+        </w:tc>
+        <w:tc>
+          <w:tcPr/>
+          <w:p>
+            <w:pPr>
+              <w:pStyle w:val="Compact"/>
+            </w:pPr>
+            <w:r>
+              <w:t xml:space="preserve">1 h 23 (134 km/h)</w:t>
             </w:r>
           </w:p>
         </w:tc>
@@ -397,17 +397,6 @@
               <w:pStyle w:val="Compact"/>
             </w:pPr>
             <w:r>
-              <w:t xml:space="preserve">3 h 52 (114 km/h)</w:t>
-            </w:r>
-          </w:p>
-        </w:tc>
-        <w:tc>
-          <w:tcPr/>
-          <w:p>
-            <w:pPr>
-              <w:pStyle w:val="Compact"/>
-            </w:pPr>
-            <w:r>
               <w:t xml:space="preserve">3 h 43 (119 km/h)</w:t>
             </w:r>
           </w:p>
@@ -419,7 +408,18 @@
               <w:pStyle w:val="Compact"/>
             </w:pPr>
             <w:r>
-              <w:t xml:space="preserve">3 h 39 (121 km/h)</w:t>
+              <w:t xml:space="preserve">3 h 34 (124 km/h)</w:t>
+            </w:r>
+          </w:p>
+        </w:tc>
+        <w:tc>
+          <w:tcPr/>
+          <w:p>
+            <w:pPr>
+              <w:pStyle w:val="Compact"/>
+            </w:pPr>
+            <w:r>
+              <w:t xml:space="preserve">3 h 29 (127 km/h)</w:t>
             </w:r>
           </w:p>
         </w:tc>
@@ -465,29 +465,29 @@
               <w:pStyle w:val="Compact"/>
             </w:pPr>
             <w:r>
-              <w:t xml:space="preserve">4 h 40 (115 km/h)</w:t>
-            </w:r>
-          </w:p>
-        </w:tc>
-        <w:tc>
-          <w:tcPr/>
-          <w:p>
-            <w:pPr>
-              <w:pStyle w:val="Compact"/>
-            </w:pPr>
-            <w:r>
-              <w:t xml:space="preserve">4 h 17 (125 km/h)</w:t>
-            </w:r>
-          </w:p>
-        </w:tc>
-        <w:tc>
-          <w:tcPr/>
-          <w:p>
-            <w:pPr>
-              <w:pStyle w:val="Compact"/>
-            </w:pPr>
-            <w:r>
-              <w:t xml:space="preserve">4 h 17 (125 km/h)</w:t>
+              <w:t xml:space="preserve">4 h 27 (120 km/h)</w:t>
+            </w:r>
+          </w:p>
+        </w:tc>
+        <w:tc>
+          <w:tcPr/>
+          <w:p>
+            <w:pPr>
+              <w:pStyle w:val="Compact"/>
+            </w:pPr>
+            <w:r>
+              <w:t xml:space="preserve">4 h 04 (132 km/h)</w:t>
+            </w:r>
+          </w:p>
+        </w:tc>
+        <w:tc>
+          <w:tcPr/>
+          <w:p>
+            <w:pPr>
+              <w:pStyle w:val="Compact"/>
+            </w:pPr>
+            <w:r>
+              <w:t xml:space="preserve">4 h 04 (132 km/h)</w:t>
             </w:r>
           </w:p>
         </w:tc>
@@ -552,7 +552,7 @@
         <w:t xml:space="preserve">)</w:t>
       </w:r>
       <w:r>
-        <w:t xml:space="preserve">. De bout en bout, Québec-Toronto via Montréal passe de 8 h 50 aujourd’hui à 7 h 30 au scénario 1 et 6 h 33 au scénario 3, arrêt à Montréal compris.</w:t>
+        <w:t xml:space="preserve">. De bout en bout, Québec-Toronto via Montréal passe de 8 h 50 aujourd’hui à 7 h 12 au scénario 1 et 6 h 10 au scénario 3, arrêt à Montréal compris.</w:t>
       </w:r>
     </w:p>
     <w:p>
@@ -625,7 +625,7 @@
         <w:t xml:space="preserve"> </w:t>
       </w:r>
       <w:r>
-        <w:t xml:space="preserve">Aujourd’hui, le train fait à peu près jeu égal avec l’auto sur Montréal-Toronto et la perd nettement sur Montréal-Québec. Dès le scénario 1, le train bat l’auto sur les quatre trajets. Au scénario 3, il la bat de 16 à 37 %. Il ne rejoint pas ALTO, et ce n’est pas son rôle : la voie existante offre un train compétitif avec la route, pour une fraction de l’effort, pendant qu’ALTO se construit ou à sa place. Les deux lectures sont possibles ; cette étude fournit les chiffres, pas l’arbitrage.</w:t>
+        <w:t xml:space="preserve">Aujourd’hui, le train fait à peu près jeu égal avec l’auto sur Montréal-Toronto et la perd nettement sur Montréal-Québec. Dès le scénario 1, le train bat l’auto sur les quatre trajets. Au scénario 3, il la bat de 20 à 41 %. Il ne rejoint pas ALTO, et ce n’est pas son rôle : la voie existante offre un train compétitif avec la route, pour une fraction de l’effort, pendant qu’ALTO se construit ou à sa place. Les deux lectures sont possibles ; cette étude fournit les chiffres, pas l’arbitrage.</w:t>
       </w:r>
     </w:p>
     <w:p>
@@ -635,7 +635,7 @@
       <w:r>
         <w:drawing>
           <wp:inline>
-            <wp:extent cx="5334000" cy="1925401"/>
+            <wp:extent cx="5334000" cy="1928546"/>
             <wp:effectExtent b="0" l="0" r="0" t="0"/>
             <wp:docPr descr="D’où viennent les minutes gagnées, trajet par trajet. La barre pleine est l’horaire actuel. Le segment évidé est le temps du scénario 3. Chaque tranche attribue une part du gain à un levier." title="" id="13" name="Picture"/>
             <a:graphic>
@@ -656,7 +656,7 @@
                   <pic:spPr bwMode="auto">
                     <a:xfrm>
                       <a:off x="0" y="0"/>
-                      <a:ext cx="5334000" cy="1925401"/>
+                      <a:ext cx="5334000" cy="1928546"/>
                     </a:xfrm>
                     <a:prstGeom prst="rect">
                       <a:avLst/>
@@ -714,7 +714,7 @@
         <w:t xml:space="preserve"> </w:t>
       </w:r>
       <w:r>
-        <w:t xml:space="preserve">Avec le train pendulaire, 75 % du tracé permet 177 km/h ou plus sans déplacer une seule courbe. Il reste 364 km sous ce plafond, dont 22 km sévères (sous 100 km/h). Le train d’aujourd’hui en laisse 511 km. Ces chiffres incluent une correction prudente de la mesure, expliquée à la section sur la méthode.</w:t>
+        <w:t xml:space="preserve">Avec le train pendulaire, 69 % du tracé permet 201 km/h (125 mi/h) ou plus sans déplacer une seule courbe. Il reste 449 km sous ce plafond, dont 22 km sévères (sous 100 km/h, 62 mi/h). La voie et le train d’aujourd’hui en laissent 771 km. Ces chiffres incluent une correction prudente de la mesure, expliquée à la section sur la méthode.</w:t>
       </w:r>
     </w:p>
     <w:p>
@@ -736,7 +736,7 @@
         <w:t xml:space="preserve"> </w:t>
       </w:r>
       <w:r>
-        <w:t xml:space="preserve">Le corridor en compte 924. Au plafond de 177 km/h, 833 d’entre eux doivent être sécurisés au complet (barrières qui ferment toute la route, terre-pleins, détection d’obstacle). Sur ces 833, 533 n’ont pas encore de système complet de feux, cloches et barrières.</w:t>
+        <w:t xml:space="preserve">Le corridor en compte 924. Au plafond de 201 km/h, 833 d’entre eux doivent être sécurisés au complet (barrières qui ferment toute la route, terre-pleins, détection d’obstacle), et le dispositif des 672 situés dans la bande la plus rapide doit en plus être approuvé par le régulateur. Sur ces 833, 533 n’ont pas encore de système complet de feux, cloches et barrières.</w:t>
       </w:r>
     </w:p>
     <w:p>
@@ -758,7 +758,7 @@
         <w:t xml:space="preserve"> </w:t>
       </w:r>
       <w:r>
-        <w:t xml:space="preserve">Chaque palier de vitesse exige son système, et chaque système existe déjà en Amérique du Nord. Le plafond de 177 km/h correspond au système le plus simple qui dépasse le régime actuel. Monter à 201 km/h est prouvé aussi, chez Amtrak et chez Brightline, mais demande un changement de système plus lourd.</w:t>
+        <w:t xml:space="preserve">Chaque palier de vitesse exige son système, et chaque système existe déjà en Amérique du Nord. Le plafond de 201 km/h (125 mi/h) est le sommet de la marche du contrôle de train certifié : Brightline y roule en Floride, et Amtrak roule encore plus vite sur son corridor du Nord-Est. Au-delà de 201, le vrai mur n’est plus la signalisation : c’est l’interdiction de tout passage à niveau.</w:t>
       </w:r>
     </w:p>
     <w:p>
@@ -860,7 +860,7 @@
         <w:t xml:space="preserve">)</w:t>
       </w:r>
       <w:r>
-        <w:t xml:space="preserve">, contre 38 à 61 minutes calculées ici sur Montréal-Toronto. Le marché a suivi : sur Londres-Manchester, l’achalandage du train a crû de 77 % pendant que l’avion reculait de 27 %</w:t>
+        <w:t xml:space="preserve">, contre 51 à 74 minutes calculées ici sur Montréal-Toronto. Le parallèle est d’autant plus direct que la WCML roule exactement au plafond retenu ici : 201 km/h (125 mi/h), en pendulaire. Le marché a suivi : sur Londres-Manchester, l’achalandage du train a crû de 77 % pendant que l’avion reculait de 27 %</w:t>
       </w:r>
       <w:r>
         <w:t xml:space="preserve"> </w:t>
@@ -982,13 +982,13 @@
           <w:b/>
           <w:bCs/>
         </w:rPr>
-        <w:t xml:space="preserve">Le plafond : 177 km/h, et ce n’est pas un choix arbitraire.</w:t>
-      </w:r>
-      <w:r>
-        <w:t xml:space="preserve"> </w:t>
-      </w:r>
-      <w:r>
-        <w:t xml:space="preserve">C’est la hauteur exacte de la marche de signalisation la plus accessible au-dessus du régime actuel, prouvée depuis 2012 sur la ligne Amtrak du Michigan</w:t>
+        <w:t xml:space="preserve">Le plafond : 201 km/h (125 mi/h), et ce n’est pas un choix arbitraire.</w:t>
+      </w:r>
+      <w:r>
+        <w:t xml:space="preserve"> </w:t>
+      </w:r>
+      <w:r>
+        <w:t xml:space="preserve">C’est le sommet de la marche du contrôle de train certifié, prouvée en service commercial chez Brightline en Floride</w:t>
       </w:r>
       <w:r>
         <w:t xml:space="preserve"> </w:t>
@@ -996,19 +996,85 @@
       <w:r>
         <w:t xml:space="preserve">(</w:t>
       </w:r>
-      <w:hyperlink w:anchor="ref-fra2024itcs">
-        <w:r>
-          <w:rPr>
-            <w:rStyle w:val="Hyperlink"/>
-          </w:rPr>
-          <w:t xml:space="preserve">Federal Railroad Administration, 2024</w:t>
+      <w:hyperlink w:anchor="ref-brightline2023">
+        <w:r>
+          <w:rPr>
+            <w:rStyle w:val="Hyperlink"/>
+          </w:rPr>
+          <w:t xml:space="preserve">Brightline, 2023</w:t>
         </w:r>
       </w:hyperlink>
       <w:r>
         <w:t xml:space="preserve">)</w:t>
       </w:r>
       <w:r>
-        <w:t xml:space="preserve">. La section sur la signalisation détaille l’escalier complet.</w:t>
+        <w:t xml:space="preserve"> </w:t>
+      </w:r>
+      <w:r>
+        <w:t xml:space="preserve">et dépassée par Amtrak sur le corridor du Nord-Est</w:t>
+      </w:r>
+      <w:r>
+        <w:t xml:space="preserve"> </w:t>
+      </w:r>
+      <w:r>
+        <w:t xml:space="preserve">(</w:t>
+      </w:r>
+      <w:hyperlink w:anchor="ref-fra2010ptc">
+        <w:r>
+          <w:rPr>
+            <w:rStyle w:val="Hyperlink"/>
+          </w:rPr>
+          <w:t xml:space="preserve">United States. Federal Railroad Administration, 2010</w:t>
+        </w:r>
+      </w:hyperlink>
+      <w:r>
+        <w:t xml:space="preserve">)</w:t>
+      </w:r>
+      <w:r>
+        <w:t xml:space="preserve">. C’est aussi la vitesse de la West Coast Main Line britannique, notre précédent central, en pendulaire</w:t>
+      </w:r>
+      <w:r>
+        <w:t xml:space="preserve"> </w:t>
+      </w:r>
+      <w:r>
+        <w:t xml:space="preserve">(</w:t>
+      </w:r>
+      <w:hyperlink w:anchor="ref-hoc2010wcml">
+        <w:r>
+          <w:rPr>
+            <w:rStyle w:val="Hyperlink"/>
+          </w:rPr>
+          <w:t xml:space="preserve">Butcher, 2010</w:t>
+        </w:r>
+      </w:hyperlink>
+      <w:r>
+        <w:t xml:space="preserve">)</w:t>
+      </w:r>
+      <w:r>
+        <w:t xml:space="preserve">. Et c’est le seuil au-delà duquel le précédent américain interdit tout passage à niveau</w:t>
+      </w:r>
+      <w:r>
+        <w:t xml:space="preserve"> </w:t>
+      </w:r>
+      <w:r>
+        <w:t xml:space="preserve">(</w:t>
+      </w:r>
+      <w:hyperlink w:anchor="ref-ecfr213-347">
+        <w:r>
+          <w:rPr>
+            <w:rStyle w:val="Hyperlink"/>
+          </w:rPr>
+          <w:t xml:space="preserve">Federal Railroad Administration, s. d.-a</w:t>
+        </w:r>
+      </w:hyperlink>
+      <w:r>
+        <w:t xml:space="preserve">)</w:t>
+      </w:r>
+      <w:r>
+        <w:t xml:space="preserve"> </w:t>
+      </w:r>
+      <w:r>
+        <w:t xml:space="preserve">: viser plus haut, c’est changer de projet. La section sur la signalisation détaille l’escalier complet, y compris la marche intermédiaire à 177 km/h (110 mi/h) qui peut servir d’étape de phasage.</w:t>
       </w:r>
     </w:p>
     <w:p>
@@ -1062,7 +1128,7 @@
         <w:t xml:space="preserve"> </w:t>
       </w:r>
       <w:r>
-        <w:t xml:space="preserve">Une grande partie du corridor n’a qu’une voie. Le programme de doublement (section suivante) reconstruit une plateforme pour y poser la deuxième voie. À ce moment-là, et à ce moment-là seulement, adoucir une courbe coûte peu : la machinerie est sur place et l’emprise est ouverte. Le scénario 3 corrige donc les courbes situées sur les 188 km de segments qui recoupent les sections à doubler. Sur Montréal-Toronto, déjà doublé, ce scénario n’ajoute rien : ses temps sont ceux du scénario 2.</w:t>
+        <w:t xml:space="preserve">Une grande partie du corridor n’a qu’une voie. Le programme de doublement (section suivante) reconstruit une plateforme pour y poser la deuxième voie. À ce moment-là, et à ce moment-là seulement, adoucir une courbe coûte peu : la machinerie est sur place et l’emprise est ouverte. Le scénario 3 corrige donc les courbes situées sur les 213 km de segments qui recoupent les sections à doubler. Sur Montréal-Toronto, déjà doublé, ce scénario n’ajoute rien : ses temps sont ceux du scénario 2.</w:t>
       </w:r>
     </w:p>
     <w:p>
@@ -1080,7 +1146,7 @@
         <w:t xml:space="preserve"> </w:t>
       </w:r>
       <w:r>
-        <w:t xml:space="preserve">Parce que le LRC suffit. Au-dessus de 177 km/h, ce n’est plus le train qui bloque, c’est le système : la signalisation et les passages à niveau. Un matériel plus incliné libérerait surtout des courbes où le LRC permet déjà 160 à 177 km/h. Il sortirait du précédent nord-américain et ouvrirait un front d’approbation nouveau, pour un gain mince. Une réserve honnête : VIA a retiré le mécanisme d’inclinaison du LRC lors de sa remise à neuf, pour économiser l’entretien</w:t>
+        <w:t xml:space="preserve">Parce que le LRC suffit. Au-dessus de 201 km/h (125 mi/h), ce n’est plus le train qui bloque, c’est le mur des passages à niveau. Un matériel plus incliné libérerait surtout des courbes où le LRC permet déjà la haute vitesse. Il sortirait du précédent nord-américain et ouvrirait un front d’approbation nouveau, pour un gain mince. Une réserve honnête : VIA a retiré le mécanisme d’inclinaison du LRC lors de sa remise à neuf, pour économiser l’entretien</w:t>
       </w:r>
       <w:r>
         <w:t xml:space="preserve"> </w:t>
@@ -1289,13 +1355,14 @@
         <w:t xml:space="preserve"> </w:t>
       </w:r>
       <w:r>
-        <w:t xml:space="preserve">: 924 passages physiques sur le corridor. Au plafond de 177 km/h :</w:t>
+        <w:t xml:space="preserve">: 924 passages physiques sur le corridor. Au plafond de 201 km/h (125 mi/h) :</w:t>
       </w:r>
     </w:p>
     <w:tbl>
       <w:tblPr>
         <w:tblStyle w:val="Table"/>
-        <w:tblW w:type="auto" w:w="0"/>
+        <w:tblW w:type="pct" w:w="5000"/>
+        <w:tblLayout w:type="fixed"/>
         <w:tblLook w:firstRow="1" w:lastRow="0" w:firstColumn="0" w:lastColumn="0" w:noHBand="0" w:noVBand="0" w:val="0020"/>
       </w:tblPr>
       <w:tblGrid>
@@ -1372,7 +1439,31 @@
               <w:pStyle w:val="Compact"/>
             </w:pPr>
             <w:r>
-              <w:t xml:space="preserve">833</w:t>
+              <w:t xml:space="preserve">161</w:t>
+            </w:r>
+          </w:p>
+        </w:tc>
+      </w:tr>
+      <w:tr>
+        <w:tc>
+          <w:tcPr/>
+          <w:p>
+            <w:pPr>
+              <w:pStyle w:val="Compact"/>
+            </w:pPr>
+            <w:r>
+              <w:t xml:space="preserve">178-201 km/h (111-125 mi/h) : corridor scellé, dispositif approuvé</w:t>
+            </w:r>
+          </w:p>
+        </w:tc>
+        <w:tc>
+          <w:tcPr/>
+          <w:p>
+            <w:pPr>
+              <w:pStyle w:val="Compact"/>
+            </w:pPr>
+            <w:r>
+              <w:t xml:space="preserve">672</w:t>
             </w:r>
           </w:p>
         </w:tc>
@@ -1383,7 +1474,27 @@
         <w:pStyle w:val="BodyText"/>
       </w:pPr>
       <w:r>
-        <w:t xml:space="preserve">Les 833 passages de la deuxième ligne se trouvent dans la partie interurbaine où le train dépasserait 153 km/h : ce sont eux qu’il faut sceller. Sur ces 833, 300 ont déjà un système complet de feux, cloches et barrières ; il faudra tout de même leur ajouter les bras de sortie et les terre-pleins. Les</w:t>
+        <w:t xml:space="preserve">Les 833 passages des deux dernières lignes se trouvent dans la partie interurbaine où le train dépasserait 153 km/h (95 mi/h) : ce sont eux qu’il faut sceller. Les 672 de la bande la plus rapide demandent en plus l’approbation formelle de leur dispositif par le régulateur, selon le précédent américain</w:t>
+      </w:r>
+      <w:r>
+        <w:t xml:space="preserve"> </w:t>
+      </w:r>
+      <w:r>
+        <w:t xml:space="preserve">(</w:t>
+      </w:r>
+      <w:hyperlink w:anchor="ref-ecfr213-347">
+        <w:r>
+          <w:rPr>
+            <w:rStyle w:val="Hyperlink"/>
+          </w:rPr>
+          <w:t xml:space="preserve">Federal Railroad Administration, s. d.-a</w:t>
+        </w:r>
+      </w:hyperlink>
+      <w:r>
+        <w:t xml:space="preserve">)</w:t>
+      </w:r>
+      <w:r>
+        <w:t xml:space="preserve">. Sur les 833, 300 ont déjà un système complet de feux, cloches et barrières ; il faudra tout de même leur ajouter les bras de sortie et les terre-pleins. Les</w:t>
       </w:r>
       <w:r>
         <w:t xml:space="preserve"> </w:t>
@@ -1549,13 +1660,13 @@
           <w:b/>
           <w:bCs/>
         </w:rPr>
-        <w:t xml:space="preserve">Marche 2 : le contrôle en cabine superposé.</w:t>
-      </w:r>
-      <w:r>
-        <w:t xml:space="preserve"> </w:t>
-      </w:r>
-      <w:r>
-        <w:t xml:space="preserve">Un calculateur à bord connaît la limite à respecter et freine le train si le mécanicien ne le fait pas. Les signaux au sol restent en place : le fret circule comme avant, seuls les trains rapides embarquent l’équipement. C’est la marche des trois scénarios. Son précédent le plus proche est l’ITCS de la ligne Amtrak du Michigan : posé par-dessus la signalisation existante, il a porté la vitesse de 79 mi/h en 2000 à 110 mi/h (177 km/h) en 2012, sur une ligne partagée avec le fret</w:t>
+        <w:t xml:space="preserve">Marche 2 : le contrôle en cabine, et c’est la marche des trois scénarios.</w:t>
+      </w:r>
+      <w:r>
+        <w:t xml:space="preserve"> </w:t>
+      </w:r>
+      <w:r>
+        <w:t xml:space="preserve">Un calculateur à bord connaît la limite à respecter et freine le train si le mécanicien ne le fait pas. Les signaux au sol restent en place : le fret circule comme avant, seuls les trains rapides embarquent l’équipement. Cette marche est prouvée en Amérique du Nord jusqu’au plafond retenu, et au-delà. Le régulateur américain l’a écrit lui-même : Amtrak exploite en sécurité entre 90 et 150 mi/h (jusqu’à 241 km/h) sur le Northeast Corridor, avec la signalisation de cabine et le système ACSES</w:t>
       </w:r>
       <w:r>
         <w:t xml:space="preserve"> </w:t>
@@ -1563,19 +1674,124 @@
       <w:r>
         <w:t xml:space="preserve">(</w:t>
       </w:r>
-      <w:hyperlink w:anchor="ref-fra2024itcs">
-        <w:r>
-          <w:rPr>
-            <w:rStyle w:val="Hyperlink"/>
-          </w:rPr>
-          <w:t xml:space="preserve">Federal Railroad Administration, 2024</w:t>
+      <w:hyperlink w:anchor="ref-fra2000acela">
+        <w:r>
+          <w:rPr>
+            <w:rStyle w:val="Hyperlink"/>
+          </w:rPr>
+          <w:t xml:space="preserve">United States. Federal Railroad Administration, 2000</w:t>
+        </w:r>
+      </w:hyperlink>
+      <w:r>
+        <w:t xml:space="preserve">,</w:t>
+      </w:r>
+      <w:r>
+        <w:t xml:space="preserve"> </w:t>
+      </w:r>
+      <w:hyperlink w:anchor="ref-fra2010ptc">
+        <w:r>
+          <w:rPr>
+            <w:rStyle w:val="Hyperlink"/>
+          </w:rPr>
+          <w:t xml:space="preserve">2010</w:t>
         </w:r>
       </w:hyperlink>
       <w:r>
         <w:t xml:space="preserve">)</w:t>
       </w:r>
       <w:r>
-        <w:t xml:space="preserve">. Voilà d’où vient le plafond des scénarios. Ce n’est pas un chiffre choisi : c’est la hauteur de la marche.</w:t>
+        <w:t xml:space="preserve">. En Floride, Brightline roule à 201 km/h (125 mi/h) en service commercial sous un contrôle de train certifié ordinaire</w:t>
+      </w:r>
+      <w:r>
+        <w:t xml:space="preserve"> </w:t>
+      </w:r>
+      <w:r>
+        <w:t xml:space="preserve">(</w:t>
+      </w:r>
+      <w:hyperlink w:anchor="ref-brightline2023">
+        <w:r>
+          <w:rPr>
+            <w:rStyle w:val="Hyperlink"/>
+          </w:rPr>
+          <w:t xml:space="preserve">Brightline, 2023</w:t>
+        </w:r>
+      </w:hyperlink>
+      <w:r>
+        <w:t xml:space="preserve">;</w:t>
+      </w:r>
+      <w:r>
+        <w:t xml:space="preserve"> </w:t>
+      </w:r>
+      <w:hyperlink w:anchor="ref-fra2023brightlineptc">
+        <w:r>
+          <w:rPr>
+            <w:rStyle w:val="Hyperlink"/>
+          </w:rPr>
+          <w:t xml:space="preserve">United States. Federal Railroad Administration, 2023</w:t>
+        </w:r>
+      </w:hyperlink>
+      <w:r>
+        <w:t xml:space="preserve">)</w:t>
+      </w:r>
+      <w:r>
+        <w:t xml:space="preserve">. Et la West Coast Main Line britannique roule à 201 km/h avec des trains pendulaires et des signaux au sol, complétés d’une protection ponctuelle</w:t>
+      </w:r>
+      <w:r>
+        <w:t xml:space="preserve"> </w:t>
+      </w:r>
+      <w:r>
+        <w:t xml:space="preserve">(</w:t>
+      </w:r>
+      <w:hyperlink w:anchor="ref-hoc2010wcml">
+        <w:r>
+          <w:rPr>
+            <w:rStyle w:val="Hyperlink"/>
+          </w:rPr>
+          <w:t xml:space="preserve">Butcher, 2010</w:t>
+        </w:r>
+      </w:hyperlink>
+      <w:r>
+        <w:t xml:space="preserve">;</w:t>
+      </w:r>
+      <w:r>
+        <w:t xml:space="preserve"> </w:t>
+      </w:r>
+      <w:hyperlink w:anchor="ref-orr2024tps">
+        <w:r>
+          <w:rPr>
+            <w:rStyle w:val="Hyperlink"/>
+          </w:rPr>
+          <w:t xml:space="preserve">Office of Rail and Road, 2024</w:t>
+        </w:r>
+      </w:hyperlink>
+      <w:r>
+        <w:t xml:space="preserve">)</w:t>
+      </w:r>
+      <w:r>
+        <w:t xml:space="preserve">. Le plafond des scénarios n’est pas un chiffre choisi : 201 km/h est le sommet de cette marche, avant le dossier réglementaire renforcé exigé au-delà</w:t>
+      </w:r>
+      <w:r>
+        <w:t xml:space="preserve"> </w:t>
+      </w:r>
+      <w:r>
+        <w:t xml:space="preserve">(</w:t>
+      </w:r>
+      <w:hyperlink w:anchor="ref-cfr236-1007">
+        <w:r>
+          <w:rPr>
+            <w:rStyle w:val="Hyperlink"/>
+          </w:rPr>
+          <w:t xml:space="preserve">United States. Federal Railroad Administration, 2026b</w:t>
+        </w:r>
+      </w:hyperlink>
+      <w:r>
+        <w:t xml:space="preserve">)</w:t>
+      </w:r>
+      <w:r>
+        <w:t xml:space="preserve"> </w:t>
+      </w:r>
+      <w:r>
+        <w:t xml:space="preserve">et surtout avant le mur des passages à niveau.</w:t>
       </w:r>
     </w:p>
     <w:p>
@@ -1587,13 +1803,13 @@
           <w:b/>
           <w:bCs/>
         </w:rPr>
-        <w:t xml:space="preserve">La marche 2 va plus haut que 177, et c’est prouvé en Amérique du Nord.</w:t>
-      </w:r>
-      <w:r>
-        <w:t xml:space="preserve"> </w:t>
-      </w:r>
-      <w:r>
-        <w:t xml:space="preserve">Le régulateur américain l’a écrit lui-même : Amtrak exploite en sécurité entre 90 et 150 mi/h (jusqu’à 241 km/h) sur le Northeast Corridor, avec la signalisation de cabine et le système ACSES</w:t>
+        <w:t xml:space="preserve">Une étape de phasage existe à 177 km/h (110 mi/h).</w:t>
+      </w:r>
+      <w:r>
+        <w:t xml:space="preserve"> </w:t>
+      </w:r>
+      <w:r>
+        <w:t xml:space="preserve">La variante la plus légère de cette marche est l’ITCS de la ligne Amtrak du Michigan : posée par-dessus la signalisation existante, elle a porté la vitesse de 79 mi/h en 2000 à 110 mi/h (177 km/h) en 2012, sur une ligne partagée avec le fret</w:t>
       </w:r>
       <w:r>
         <w:t xml:space="preserve"> </w:t>
@@ -1601,121 +1817,19 @@
       <w:r>
         <w:t xml:space="preserve">(</w:t>
       </w:r>
-      <w:hyperlink w:anchor="ref-fra2000acela">
-        <w:r>
-          <w:rPr>
-            <w:rStyle w:val="Hyperlink"/>
-          </w:rPr>
-          <w:t xml:space="preserve">United States. Federal Railroad Administration, 2000</w:t>
-        </w:r>
-      </w:hyperlink>
-      <w:r>
-        <w:t xml:space="preserve">,</w:t>
-      </w:r>
-      <w:r>
-        <w:t xml:space="preserve"> </w:t>
-      </w:r>
-      <w:hyperlink w:anchor="ref-fra2010ptc">
-        <w:r>
-          <w:rPr>
-            <w:rStyle w:val="Hyperlink"/>
-          </w:rPr>
-          <w:t xml:space="preserve">2010</w:t>
+      <w:hyperlink w:anchor="ref-fra2024itcs">
+        <w:r>
+          <w:rPr>
+            <w:rStyle w:val="Hyperlink"/>
+          </w:rPr>
+          <w:t xml:space="preserve">Federal Railroad Administration, 2024</w:t>
         </w:r>
       </w:hyperlink>
       <w:r>
         <w:t xml:space="preserve">)</w:t>
       </w:r>
       <w:r>
-        <w:t xml:space="preserve">. En Floride, Brightline roule à 201 km/h en service commercial sous un contrôle de train certifié ordinaire</w:t>
-      </w:r>
-      <w:r>
-        <w:t xml:space="preserve"> </w:t>
-      </w:r>
-      <w:r>
-        <w:t xml:space="preserve">(</w:t>
-      </w:r>
-      <w:hyperlink w:anchor="ref-brightline2023">
-        <w:r>
-          <w:rPr>
-            <w:rStyle w:val="Hyperlink"/>
-          </w:rPr>
-          <w:t xml:space="preserve">Brightline, 2023</w:t>
-        </w:r>
-      </w:hyperlink>
-      <w:r>
-        <w:t xml:space="preserve">;</w:t>
-      </w:r>
-      <w:r>
-        <w:t xml:space="preserve"> </w:t>
-      </w:r>
-      <w:hyperlink w:anchor="ref-fra2023brightlineptc">
-        <w:r>
-          <w:rPr>
-            <w:rStyle w:val="Hyperlink"/>
-          </w:rPr>
-          <w:t xml:space="preserve">United States. Federal Railroad Administration, 2023</w:t>
-        </w:r>
-      </w:hyperlink>
-      <w:r>
-        <w:t xml:space="preserve">)</w:t>
-      </w:r>
-      <w:r>
-        <w:t xml:space="preserve">. Et la West Coast Main Line britannique roule à 201 km/h avec des trains pendulaires et des signaux au sol, complétés d’une protection ponctuelle</w:t>
-      </w:r>
-      <w:r>
-        <w:t xml:space="preserve"> </w:t>
-      </w:r>
-      <w:r>
-        <w:t xml:space="preserve">(</w:t>
-      </w:r>
-      <w:hyperlink w:anchor="ref-hoc2010wcml">
-        <w:r>
-          <w:rPr>
-            <w:rStyle w:val="Hyperlink"/>
-          </w:rPr>
-          <w:t xml:space="preserve">Butcher, 2010</w:t>
-        </w:r>
-      </w:hyperlink>
-      <w:r>
-        <w:t xml:space="preserve">;</w:t>
-      </w:r>
-      <w:r>
-        <w:t xml:space="preserve"> </w:t>
-      </w:r>
-      <w:hyperlink w:anchor="ref-orr2024tps">
-        <w:r>
-          <w:rPr>
-            <w:rStyle w:val="Hyperlink"/>
-          </w:rPr>
-          <w:t xml:space="preserve">Office of Rail and Road, 2024</w:t>
-        </w:r>
-      </w:hyperlink>
-      <w:r>
-        <w:t xml:space="preserve">)</w:t>
-      </w:r>
-      <w:r>
-        <w:t xml:space="preserve">. Monter de 177 à 201 km/h ne demande donc pas une technologie inconnue. Cela demande un changement de système plus lourd, un dossier réglementaire plus lourd</w:t>
-      </w:r>
-      <w:r>
-        <w:t xml:space="preserve"> </w:t>
-      </w:r>
-      <w:r>
-        <w:t xml:space="preserve">(</w:t>
-      </w:r>
-      <w:hyperlink w:anchor="ref-cfr236-1007">
-        <w:r>
-          <w:rPr>
-            <w:rStyle w:val="Hyperlink"/>
-          </w:rPr>
-          <w:t xml:space="preserve">United States. Federal Railroad Administration, 2026b</w:t>
-        </w:r>
-      </w:hyperlink>
-      <w:r>
-        <w:t xml:space="preserve">)</w:t>
-      </w:r>
-      <w:r>
-        <w:t xml:space="preserve">, et des passages à niveau au niveau supérieur. C’est une marche pour plus tard, pas un mur.</w:t>
+        <w:t xml:space="preserve">. Un programme peut donc commencer là, puis monter à 201 : la géométrie, le train et les passages traités servent aux deux paliers.</w:t>
       </w:r>
     </w:p>
     <w:p>
@@ -2078,29 +2192,29 @@
               <w:pStyle w:val="Compact"/>
             </w:pPr>
             <w:r>
-              <w:t xml:space="preserve">Sous 177 km/h (le plafond retenu)</w:t>
-            </w:r>
-          </w:p>
-        </w:tc>
-        <w:tc>
-          <w:tcPr/>
-          <w:p>
-            <w:pPr>
-              <w:pStyle w:val="Compact"/>
-            </w:pPr>
-            <w:r>
-              <w:t xml:space="preserve">511 km</w:t>
-            </w:r>
-          </w:p>
-        </w:tc>
-        <w:tc>
-          <w:tcPr/>
-          <w:p>
-            <w:pPr>
-              <w:pStyle w:val="Compact"/>
-            </w:pPr>
-            <w:r>
-              <w:t xml:space="preserve">364 km</w:t>
+              <w:t xml:space="preserve">Sous 201 km/h, 125 mi/h (le plafond retenu)</w:t>
+            </w:r>
+          </w:p>
+        </w:tc>
+        <w:tc>
+          <w:tcPr/>
+          <w:p>
+            <w:pPr>
+              <w:pStyle w:val="Compact"/>
+            </w:pPr>
+            <w:r>
+              <w:t xml:space="preserve">771 km</w:t>
+            </w:r>
+          </w:p>
+        </w:tc>
+        <w:tc>
+          <w:tcPr/>
+          <w:p>
+            <w:pPr>
+              <w:pStyle w:val="Compact"/>
+            </w:pPr>
+            <w:r>
+              <w:t xml:space="preserve">449 km</w:t>
             </w:r>
           </w:p>
         </w:tc>
@@ -2113,29 +2227,29 @@
               <w:pStyle w:val="Compact"/>
             </w:pPr>
             <w:r>
-              <w:t xml:space="preserve">Sous 160 km/h</w:t>
-            </w:r>
-          </w:p>
-        </w:tc>
-        <w:tc>
-          <w:tcPr/>
-          <w:p>
-            <w:pPr>
-              <w:pStyle w:val="Compact"/>
-            </w:pPr>
-            <w:r>
-              <w:t xml:space="preserve">451 km</w:t>
-            </w:r>
-          </w:p>
-        </w:tc>
-        <w:tc>
-          <w:tcPr/>
-          <w:p>
-            <w:pPr>
-              <w:pStyle w:val="Compact"/>
-            </w:pPr>
-            <w:r>
-              <w:t xml:space="preserve">236 km</w:t>
+              <w:t xml:space="preserve">Sous 177 km/h, 110 mi/h (l’étape de phasage)</w:t>
+            </w:r>
+          </w:p>
+        </w:tc>
+        <w:tc>
+          <w:tcPr/>
+          <w:p>
+            <w:pPr>
+              <w:pStyle w:val="Compact"/>
+            </w:pPr>
+            <w:r>
+              <w:t xml:space="preserve">511 km</w:t>
+            </w:r>
+          </w:p>
+        </w:tc>
+        <w:tc>
+          <w:tcPr/>
+          <w:p>
+            <w:pPr>
+              <w:pStyle w:val="Compact"/>
+            </w:pPr>
+            <w:r>
+              <w:t xml:space="preserve">364 km</w:t>
             </w:r>
           </w:p>
         </w:tc>
@@ -2148,7 +2262,42 @@
               <w:pStyle w:val="Compact"/>
             </w:pPr>
             <w:r>
-              <w:t xml:space="preserve">Sous 100 km/h (sections sévères)</w:t>
+              <w:t xml:space="preserve">Sous 160 km/h (99 mi/h)</w:t>
+            </w:r>
+          </w:p>
+        </w:tc>
+        <w:tc>
+          <w:tcPr/>
+          <w:p>
+            <w:pPr>
+              <w:pStyle w:val="Compact"/>
+            </w:pPr>
+            <w:r>
+              <w:t xml:space="preserve">451 km</w:t>
+            </w:r>
+          </w:p>
+        </w:tc>
+        <w:tc>
+          <w:tcPr/>
+          <w:p>
+            <w:pPr>
+              <w:pStyle w:val="Compact"/>
+            </w:pPr>
+            <w:r>
+              <w:t xml:space="preserve">236 km</w:t>
+            </w:r>
+          </w:p>
+        </w:tc>
+      </w:tr>
+      <w:tr>
+        <w:tc>
+          <w:tcPr/>
+          <w:p>
+            <w:pPr>
+              <w:pStyle w:val="Compact"/>
+            </w:pPr>
+            <w:r>
+              <w:t xml:space="preserve">Sous 100 km/h, 62 mi/h (sections sévères)</w:t>
             </w:r>
           </w:p>
         </w:tc>
@@ -3110,7 +3259,7 @@
         <w:t xml:space="preserve"> </w:t>
       </w:r>
       <w:r>
-        <w:t xml:space="preserve">(tout le reste) : calculée mètre par mètre. En chaque point, le train roule à la plus basse de deux vitesses : celle que la courbe permet et le plafond de 177 km/h. L’accélération et le freinage sont simulés avec des paramètres de rame déclarés ;</w:t>
+        <w:t xml:space="preserve">(tout le reste) : calculée mètre par mètre. En chaque point, le train roule à la plus basse de deux vitesses : celle que la courbe permet et le plafond de 201 km/h (125 mi/h). L’accélération et le freinage sont simulés avec des paramètres de rame déclarés ;</w:t>
       </w:r>
     </w:p>
     <w:p>
@@ -3200,7 +3349,7 @@
         <w:pStyle w:val="FirstParagraph"/>
       </w:pPr>
       <w:r>
-        <w:t xml:space="preserve">La marge est le coussin que l’horaire ajoute au temps de roulement pur. L’étude a comparé les règles publiées des gestionnaires de réseau : la norme internationale donne environ 8 % à notre vitesse</w:t>
+        <w:t xml:space="preserve">La marge est le coussin que l’horaire ajoute au temps de roulement pur. L’étude a comparé les règles publiées des gestionnaires de réseau : la norme internationale donne 8 à 9 % à nos vitesses</w:t>
       </w:r>
       <w:r>
         <w:t xml:space="preserve"> </w:t>
@@ -3336,7 +3485,7 @@
         <w:pStyle w:val="BodyText"/>
       </w:pPr>
       <w:r>
-        <w:t xml:space="preserve">Un audit de terrain, mené sur un secteur témoin avec la méthode de mesure d’un expert ferroviaire, a chiffré l’erreur : sur des courbes de 300 à 400 m, le rayon publié valait environ le double du rayon réel, ce qui gonfle la vitesse d’environ 30 %. Les chiffres publiés dans ce rapport incluent donc une correction forfaitaire et volontairement prudente : sur tout segment courbe de moins de 900 m, le rayon mesuré est divisé par deux avant de calculer la vitesse. Cette règle touche 414 segments (187 km) du cœur du corridor. Elle ajoute environ 130 km aux kilomètres restants sous le plafond et de 3 à 9 minutes aux temps de base selon le tronçon. Elle est prudente par construction : sur une partie des segments corrigés, l’erreur réelle est plus petite que le forfait. La lever demandera une source de géométrie plus fine que la carte ouverte : c’est un des mandats de l’étude à commander.</w:t>
+        <w:t xml:space="preserve">Un audit de terrain, mené sur un secteur témoin avec la méthode de mesure d’un expert ferroviaire, a chiffré l’erreur : sur des courbes de 300 à 400 m, le rayon publié valait environ le double du rayon réel, ce qui gonfle la vitesse d’environ 30 %. Les chiffres publiés dans ce rapport incluent donc une correction forfaitaire et volontairement prudente : sur tout segment courbe de moins de 900 m, le rayon mesuré est divisé par deux avant de calculer la vitesse. Cette règle touche 414 segments (187 km) du cœur du corridor. Elle ajoute environ 96 km aux kilomètres restants sous le plafond (un quart de plus) et de 4 à 13 minutes aux temps de base selon le tronçon. Elle est prudente par construction : sur une partie des segments corrigés, l’erreur réelle est plus petite que le forfait. La lever demandera une source de géométrie plus fine que la carte ouverte : c’est un des mandats de l’étude à commander.</w:t>
       </w:r>
     </w:p>
     <w:p>
@@ -3510,40 +3659,40 @@
               <w:pStyle w:val="Compact"/>
             </w:pPr>
             <w:r>
-              <w:t xml:space="preserve">2 h 25</w:t>
-            </w:r>
-          </w:p>
-        </w:tc>
-        <w:tc>
-          <w:tcPr/>
-          <w:p>
-            <w:pPr>
-              <w:pStyle w:val="Compact"/>
-            </w:pPr>
-            <w:r>
-              <w:t xml:space="preserve">2 h 40</w:t>
-            </w:r>
-          </w:p>
-        </w:tc>
-        <w:tc>
-          <w:tcPr/>
-          <w:p>
-            <w:pPr>
-              <w:pStyle w:val="Compact"/>
-            </w:pPr>
-            <w:r>
-              <w:t xml:space="preserve">2 h 20</w:t>
-            </w:r>
-          </w:p>
-        </w:tc>
-        <w:tc>
-          <w:tcPr/>
-          <w:p>
-            <w:pPr>
-              <w:pStyle w:val="Compact"/>
-            </w:pPr>
-            <w:r>
-              <w:t xml:space="preserve">2 h 06</w:t>
+              <w:t xml:space="preserve">2 h 21</w:t>
+            </w:r>
+          </w:p>
+        </w:tc>
+        <w:tc>
+          <w:tcPr/>
+          <w:p>
+            <w:pPr>
+              <w:pStyle w:val="Compact"/>
+            </w:pPr>
+            <w:r>
+              <w:t xml:space="preserve">2 h 35</w:t>
+            </w:r>
+          </w:p>
+        </w:tc>
+        <w:tc>
+          <w:tcPr/>
+          <w:p>
+            <w:pPr>
+              <w:pStyle w:val="Compact"/>
+            </w:pPr>
+            <w:r>
+              <w:t xml:space="preserve">2 h 16</w:t>
+            </w:r>
+          </w:p>
+        </w:tc>
+        <w:tc>
+          <w:tcPr/>
+          <w:p>
+            <w:pPr>
+              <w:pStyle w:val="Compact"/>
+            </w:pPr>
+            <w:r>
+              <w:t xml:space="preserve">1 h 56</w:t>
             </w:r>
           </w:p>
         </w:tc>
@@ -3578,40 +3727,40 @@
               <w:pStyle w:val="Compact"/>
             </w:pPr>
             <w:r>
-              <w:t xml:space="preserve">1 h 41</w:t>
-            </w:r>
-          </w:p>
-        </w:tc>
-        <w:tc>
-          <w:tcPr/>
-          <w:p>
-            <w:pPr>
-              <w:pStyle w:val="Compact"/>
-            </w:pPr>
-            <w:r>
-              <w:t xml:space="preserve">1 h 51</w:t>
-            </w:r>
-          </w:p>
-        </w:tc>
-        <w:tc>
-          <w:tcPr/>
-          <w:p>
-            <w:pPr>
-              <w:pStyle w:val="Compact"/>
-            </w:pPr>
-            <w:r>
-              <w:t xml:space="preserve">1 h 36</w:t>
-            </w:r>
-          </w:p>
-        </w:tc>
-        <w:tc>
-          <w:tcPr/>
-          <w:p>
-            <w:pPr>
-              <w:pStyle w:val="Compact"/>
-            </w:pPr>
-            <w:r>
-              <w:t xml:space="preserve">1 h 29</w:t>
+              <w:t xml:space="preserve">1 h 40</w:t>
+            </w:r>
+          </w:p>
+        </w:tc>
+        <w:tc>
+          <w:tcPr/>
+          <w:p>
+            <w:pPr>
+              <w:pStyle w:val="Compact"/>
+            </w:pPr>
+            <w:r>
+              <w:t xml:space="preserve">1 h 50</w:t>
+            </w:r>
+          </w:p>
+        </w:tc>
+        <w:tc>
+          <w:tcPr/>
+          <w:p>
+            <w:pPr>
+              <w:pStyle w:val="Compact"/>
+            </w:pPr>
+            <w:r>
+              <w:t xml:space="preserve">1 h 34</w:t>
+            </w:r>
+          </w:p>
+        </w:tc>
+        <w:tc>
+          <w:tcPr/>
+          <w:p>
+            <w:pPr>
+              <w:pStyle w:val="Compact"/>
+            </w:pPr>
+            <w:r>
+              <w:t xml:space="preserve">1 h 23</w:t>
             </w:r>
           </w:p>
         </w:tc>
@@ -3646,18 +3795,7 @@
               <w:pStyle w:val="Compact"/>
             </w:pPr>
             <w:r>
-              <w:t xml:space="preserve">3 h 31</w:t>
-            </w:r>
-          </w:p>
-        </w:tc>
-        <w:tc>
-          <w:tcPr/>
-          <w:p>
-            <w:pPr>
-              <w:pStyle w:val="Compact"/>
-            </w:pPr>
-            <w:r>
-              <w:t xml:space="preserve">3 h 52</w:t>
+              <w:t xml:space="preserve">3 h 23</w:t>
             </w:r>
           </w:p>
         </w:tc>
@@ -3679,7 +3817,18 @@
               <w:pStyle w:val="Compact"/>
             </w:pPr>
             <w:r>
-              <w:t xml:space="preserve">3 h 39</w:t>
+              <w:t xml:space="preserve">3 h 34</w:t>
+            </w:r>
+          </w:p>
+        </w:tc>
+        <w:tc>
+          <w:tcPr/>
+          <w:p>
+            <w:pPr>
+              <w:pStyle w:val="Compact"/>
+            </w:pPr>
+            <w:r>
+              <w:t xml:space="preserve">3 h 29</w:t>
             </w:r>
           </w:p>
         </w:tc>
@@ -3714,40 +3863,40 @@
               <w:pStyle w:val="Compact"/>
             </w:pPr>
             <w:r>
-              <w:t xml:space="preserve">4 h 14</w:t>
-            </w:r>
-          </w:p>
-        </w:tc>
-        <w:tc>
-          <w:tcPr/>
-          <w:p>
-            <w:pPr>
-              <w:pStyle w:val="Compact"/>
-            </w:pPr>
-            <w:r>
-              <w:t xml:space="preserve">4 h 40</w:t>
-            </w:r>
-          </w:p>
-        </w:tc>
-        <w:tc>
-          <w:tcPr/>
-          <w:p>
-            <w:pPr>
-              <w:pStyle w:val="Compact"/>
-            </w:pPr>
-            <w:r>
-              <w:t xml:space="preserve">4 h 17</w:t>
-            </w:r>
-          </w:p>
-        </w:tc>
-        <w:tc>
-          <w:tcPr/>
-          <w:p>
-            <w:pPr>
-              <w:pStyle w:val="Compact"/>
-            </w:pPr>
-            <w:r>
-              <w:t xml:space="preserve">4 h 17</w:t>
+              <w:t xml:space="preserve">4 h 03</w:t>
+            </w:r>
+          </w:p>
+        </w:tc>
+        <w:tc>
+          <w:tcPr/>
+          <w:p>
+            <w:pPr>
+              <w:pStyle w:val="Compact"/>
+            </w:pPr>
+            <w:r>
+              <w:t xml:space="preserve">4 h 27</w:t>
+            </w:r>
+          </w:p>
+        </w:tc>
+        <w:tc>
+          <w:tcPr/>
+          <w:p>
+            <w:pPr>
+              <w:pStyle w:val="Compact"/>
+            </w:pPr>
+            <w:r>
+              <w:t xml:space="preserve">4 h 04</w:t>
+            </w:r>
+          </w:p>
+        </w:tc>
+        <w:tc>
+          <w:tcPr/>
+          <w:p>
+            <w:pPr>
+              <w:pStyle w:val="Compact"/>
+            </w:pPr>
+            <w:r>
+              <w:t xml:space="preserve">4 h 04</w:t>
             </w:r>
           </w:p>
         </w:tc>
@@ -3791,10 +3940,10 @@
         <w:rPr>
           <w:rStyle w:val="VerbatimChar"/>
         </w:rPr>
-        <w:t xml:space="preserve">sections_restantes_177kmh_pendulaire.pdf</w:t>
-      </w:r>
-      <w:r>
-        <w:t xml:space="preserve">) : 364 km en 181 sections, chacune avec sa vitesse géométrique. Onze sites courts (6,7 km au total) restent sous 100 km/h même avec le pendulaire : ce sont les seuls candidats à une rectification de tracé, et la plupart sont des courbes d’approche de gare.</w:t>
+        <w:t xml:space="preserve">sections_restantes_201kmh_pendulaire.pdf</w:t>
+      </w:r>
+      <w:r>
+        <w:t xml:space="preserve">) : 449 km en 169 sections, chacune avec sa vitesse géométrique. Onze sites courts (6,7 km au total) restent sous 100 km/h (62 mi/h) même avec le pendulaire : ce sont les seuls candidats à une rectification de tracé, et la plupart sont des courbes d’approche de gare.</w:t>
       </w:r>
     </w:p>
     <w:p>
@@ -3830,7 +3979,7 @@
         <w:pStyle w:val="FirstParagraph"/>
       </w:pPr>
       <w:r>
-        <w:t xml:space="preserve">Cette étude ne simule pas la circulation réelle (croisements, sillons de fret, robustesse d’horaire). Elle ne conçoit aucun site et ne chiffre aucun coût. Le plafond de 177 km/h est un choix de système, pas une limite physique : la marche suivante (201 km/h) est prouvée en Amérique du Nord et documentée à la section sur la signalisation. Les horaires de référence datent d’une saison de restrictions exceptionnelles ; la mesure a été rejouée sur les horaires de janvier 2023, antérieurs à la crise, et le résultat central tient : la voie simple du CN portait déjà bien plus de marge que sa voie double. La lecture fine de la voie simple de VIA, elle, varie selon la saison : le constat « la voie simple de VIA porte moins de marge que la voie double du CN » vaut pour les horaires courants, pas pour toutes les saisons.</w:t>
+        <w:t xml:space="preserve">Cette étude ne simule pas la circulation réelle (croisements, sillons de fret, robustesse d’horaire). Elle ne conçoit aucun site et ne chiffre aucun coût. Le plafond de 201 km/h (125 mi/h) est un choix de système, pas une limite physique : c’est le sommet de la marche du contrôle de train certifié, et le seuil au-delà duquel le précédent américain interdit tout passage à niveau ; viser plus haut serait changer de projet. Les horaires de référence datent d’une saison de restrictions exceptionnelles ; la mesure a été rejouée sur les horaires de janvier 2023, antérieurs à la crise, et le résultat central tient : la voie simple du CN portait déjà bien plus de marge que sa voie double. La lecture fine de la voie simple de VIA, elle, varie selon la saison : le constat « la voie simple de VIA porte moins de marge que la voie double du CN » vaut pour les horaires courants, pas pour toutes les saisons.</w:t>
       </w:r>
     </w:p>
     <w:p>

--- a/livrables/rapport_corridor.docx
+++ b/livrables/rapport_corridor.docx
@@ -3965,12 +3965,363 @@
       </w:r>
     </w:p>
     <w:bookmarkEnd w:id="34"/>
-    <w:bookmarkStart w:id="35" w:name="limites-et-létude-quil-faut-commander"/>
+    <w:bookmarkStart w:id="35" w:name="Xfdc148e5a6fd2c26c89d44d88229f0bfe73e54a"/>
     <w:p>
       <w:pPr>
         <w:pStyle w:val="Heading1"/>
       </w:pPr>
       <w:r>
+        <w:t xml:space="preserve">Et si on enlevait tous les passages à niveau?</w:t>
+      </w:r>
+    </w:p>
+    <w:p>
+      <w:pPr>
+        <w:pStyle w:val="FirstParagraph"/>
+      </w:pPr>
+      <w:r>
+        <w:t xml:space="preserve">Le plafond de 201 km/h (125 mi/h) tient à une seule chose : les passages à niveau. Supposons qu’on les enlève tous. Les 924 croisements du corridor sont dénivelés ou fermés, sans exception. Le mur tombe. Le train peut alors monter à la marche de signalisation suivante, déjà prouvée en Amérique du Nord : 241 km/h (150 mi/h), la vitesse du corridor du Nord-Est d’Amtrak</w:t>
+      </w:r>
+      <w:r>
+        <w:t xml:space="preserve"> </w:t>
+      </w:r>
+      <w:r>
+        <w:t xml:space="preserve">(</w:t>
+      </w:r>
+      <w:hyperlink w:anchor="ref-fra2000acela">
+        <w:r>
+          <w:rPr>
+            <w:rStyle w:val="Hyperlink"/>
+          </w:rPr>
+          <w:t xml:space="preserve">United States. Federal Railroad Administration, 2000</w:t>
+        </w:r>
+      </w:hyperlink>
+      <w:r>
+        <w:t xml:space="preserve">,</w:t>
+      </w:r>
+      <w:r>
+        <w:t xml:space="preserve"> </w:t>
+      </w:r>
+      <w:hyperlink w:anchor="ref-fra2010ptc">
+        <w:r>
+          <w:rPr>
+            <w:rStyle w:val="Hyperlink"/>
+          </w:rPr>
+          <w:t xml:space="preserve">2010</w:t>
+        </w:r>
+      </w:hyperlink>
+      <w:r>
+        <w:t xml:space="preserve">)</w:t>
+      </w:r>
+      <w:r>
+        <w:t xml:space="preserve">. Combien de temps ce chantier achète-t-il?</w:t>
+      </w:r>
+    </w:p>
+    <w:p>
+      <w:pPr>
+        <w:pStyle w:val="BodyText"/>
+      </w:pPr>
+      <w:r>
+        <w:t xml:space="preserve">Voici la réponse, sur le scénario 3 (marge de 10 % incluse) :</w:t>
+      </w:r>
+    </w:p>
+    <w:tbl>
+      <w:tblPr>
+        <w:tblStyle w:val="Table"/>
+        <w:tblW w:type="pct" w:w="5000"/>
+        <w:tblLayout w:type="fixed"/>
+        <w:tblLook w:firstRow="1" w:lastRow="0" w:firstColumn="0" w:lastColumn="0" w:noHBand="0" w:noVBand="0" w:val="0020"/>
+      </w:tblPr>
+      <w:tblGrid>
+        <w:gridCol w:w="1980"/>
+        <w:gridCol w:w="1980"/>
+        <w:gridCol w:w="1980"/>
+        <w:gridCol w:w="1980"/>
+      </w:tblGrid>
+      <w:tr>
+        <w:trPr>
+          <w:tblHeader w:val="on"/>
+        </w:trPr>
+        <w:tc>
+          <w:tcPr/>
+          <w:p>
+            <w:pPr>
+              <w:pStyle w:val="Compact"/>
+            </w:pPr>
+            <w:r>
+              <w:t xml:space="preserve">Trajet</w:t>
+            </w:r>
+          </w:p>
+        </w:tc>
+        <w:tc>
+          <w:tcPr/>
+          <w:p>
+            <w:pPr>
+              <w:pStyle w:val="Compact"/>
+            </w:pPr>
+            <w:r>
+              <w:t xml:space="preserve">Scénario 3 (plafond 201 km/h)</w:t>
+            </w:r>
+          </w:p>
+        </w:tc>
+        <w:tc>
+          <w:tcPr/>
+          <w:p>
+            <w:pPr>
+              <w:pStyle w:val="Compact"/>
+            </w:pPr>
+            <w:r>
+              <w:t xml:space="preserve">Zéro passage à niveau (plafond 241 km/h)</w:t>
+            </w:r>
+          </w:p>
+        </w:tc>
+        <w:tc>
+          <w:tcPr/>
+          <w:p>
+            <w:pPr>
+              <w:pStyle w:val="Compact"/>
+            </w:pPr>
+            <w:r>
+              <w:t xml:space="preserve">Gain</w:t>
+            </w:r>
+          </w:p>
+        </w:tc>
+      </w:tr>
+      <w:tr>
+        <w:tc>
+          <w:tcPr/>
+          <w:p>
+            <w:pPr>
+              <w:pStyle w:val="Compact"/>
+            </w:pPr>
+            <w:r>
+              <w:t xml:space="preserve">Montréal-Québec</w:t>
+            </w:r>
+          </w:p>
+        </w:tc>
+        <w:tc>
+          <w:tcPr/>
+          <w:p>
+            <w:pPr>
+              <w:pStyle w:val="Compact"/>
+            </w:pPr>
+            <w:r>
+              <w:t xml:space="preserve">1 h 56</w:t>
+            </w:r>
+          </w:p>
+        </w:tc>
+        <w:tc>
+          <w:tcPr/>
+          <w:p>
+            <w:pPr>
+              <w:pStyle w:val="Compact"/>
+            </w:pPr>
+            <w:r>
+              <w:t xml:space="preserve">1 h 52</w:t>
+            </w:r>
+          </w:p>
+        </w:tc>
+        <w:tc>
+          <w:tcPr/>
+          <w:p>
+            <w:pPr>
+              <w:pStyle w:val="Compact"/>
+            </w:pPr>
+            <w:r>
+              <w:t xml:space="preserve">4 min</w:t>
+            </w:r>
+          </w:p>
+        </w:tc>
+      </w:tr>
+      <w:tr>
+        <w:tc>
+          <w:tcPr/>
+          <w:p>
+            <w:pPr>
+              <w:pStyle w:val="Compact"/>
+            </w:pPr>
+            <w:r>
+              <w:t xml:space="preserve">Montréal-Ottawa</w:t>
+            </w:r>
+          </w:p>
+        </w:tc>
+        <w:tc>
+          <w:tcPr/>
+          <w:p>
+            <w:pPr>
+              <w:pStyle w:val="Compact"/>
+            </w:pPr>
+            <w:r>
+              <w:t xml:space="preserve">1 h 23</w:t>
+            </w:r>
+          </w:p>
+        </w:tc>
+        <w:tc>
+          <w:tcPr/>
+          <w:p>
+            <w:pPr>
+              <w:pStyle w:val="Compact"/>
+            </w:pPr>
+            <w:r>
+              <w:t xml:space="preserve">1 h 21</w:t>
+            </w:r>
+          </w:p>
+        </w:tc>
+        <w:tc>
+          <w:tcPr/>
+          <w:p>
+            <w:pPr>
+              <w:pStyle w:val="Compact"/>
+            </w:pPr>
+            <w:r>
+              <w:t xml:space="preserve">2 min</w:t>
+            </w:r>
+          </w:p>
+        </w:tc>
+      </w:tr>
+      <w:tr>
+        <w:tc>
+          <w:tcPr/>
+          <w:p>
+            <w:pPr>
+              <w:pStyle w:val="Compact"/>
+            </w:pPr>
+            <w:r>
+              <w:t xml:space="preserve">Ottawa-Toronto</w:t>
+            </w:r>
+          </w:p>
+        </w:tc>
+        <w:tc>
+          <w:tcPr/>
+          <w:p>
+            <w:pPr>
+              <w:pStyle w:val="Compact"/>
+            </w:pPr>
+            <w:r>
+              <w:t xml:space="preserve">3 h 29</w:t>
+            </w:r>
+          </w:p>
+        </w:tc>
+        <w:tc>
+          <w:tcPr/>
+          <w:p>
+            <w:pPr>
+              <w:pStyle w:val="Compact"/>
+            </w:pPr>
+            <w:r>
+              <w:t xml:space="preserve">3 h 21</w:t>
+            </w:r>
+          </w:p>
+        </w:tc>
+        <w:tc>
+          <w:tcPr/>
+          <w:p>
+            <w:pPr>
+              <w:pStyle w:val="Compact"/>
+            </w:pPr>
+            <w:r>
+              <w:t xml:space="preserve">8 min</w:t>
+            </w:r>
+          </w:p>
+        </w:tc>
+      </w:tr>
+      <w:tr>
+        <w:tc>
+          <w:tcPr/>
+          <w:p>
+            <w:pPr>
+              <w:pStyle w:val="Compact"/>
+            </w:pPr>
+            <w:r>
+              <w:t xml:space="preserve">Montréal-Toronto</w:t>
+            </w:r>
+          </w:p>
+        </w:tc>
+        <w:tc>
+          <w:tcPr/>
+          <w:p>
+            <w:pPr>
+              <w:pStyle w:val="Compact"/>
+            </w:pPr>
+            <w:r>
+              <w:t xml:space="preserve">4 h 04</w:t>
+            </w:r>
+          </w:p>
+        </w:tc>
+        <w:tc>
+          <w:tcPr/>
+          <w:p>
+            <w:pPr>
+              <w:pStyle w:val="Compact"/>
+            </w:pPr>
+            <w:r>
+              <w:t xml:space="preserve">3 h 52</w:t>
+            </w:r>
+          </w:p>
+        </w:tc>
+        <w:tc>
+          <w:tcPr/>
+          <w:p>
+            <w:pPr>
+              <w:pStyle w:val="Compact"/>
+            </w:pPr>
+            <w:r>
+              <w:t xml:space="preserve">12 min</w:t>
+            </w:r>
+          </w:p>
+        </w:tc>
+      </w:tr>
+    </w:tbl>
+    <w:p>
+      <w:pPr>
+        <w:pStyle w:val="BodyText"/>
+      </w:pPr>
+      <w:r>
+        <w:t xml:space="preserve">Sur le scénario 1, les gains sont du même ordre : de 1 à 12 minutes selon le trajet. De bout en bout, Québec-Toronto gagnerait 16 minutes.</w:t>
+      </w:r>
+    </w:p>
+    <w:p>
+      <w:pPr>
+        <w:pStyle w:val="BodyText"/>
+      </w:pPr>
+      <w:r>
+        <w:rPr>
+          <w:b/>
+          <w:bCs/>
+        </w:rPr>
+        <w:t xml:space="preserve">Pourquoi si peu?</w:t>
+      </w:r>
+      <w:r>
+        <w:t xml:space="preserve"> </w:t>
+      </w:r>
+      <w:r>
+        <w:t xml:space="preserve">Parce qu’au-dessus de 201 km/h, ce ne sont plus les passages qui retiennent le train : ce sont les courbes. Le tracé n’offre qu’un nombre limité de sections assez droites pour porter 241 km/h, et le train n’y reste jamais longtemps. Le mur des passages à niveau et le mur de la géométrie sont presque au même endroit.</w:t>
+      </w:r>
+    </w:p>
+    <w:p>
+      <w:pPr>
+        <w:pStyle w:val="BodyText"/>
+      </w:pPr>
+      <w:r>
+        <w:rPr>
+          <w:b/>
+          <w:bCs/>
+        </w:rPr>
+        <w:t xml:space="preserve">La lecture d’investissement est donc simple.</w:t>
+      </w:r>
+      <w:r>
+        <w:t xml:space="preserve"> </w:t>
+      </w:r>
+      <w:r>
+        <w:t xml:space="preserve">Comme levier de temps, déniveler les 924 passages ne se justifie pas : des centaines d’ouvrages pour gagner 2 à 12 minutes, là où le corridor scellé (le traitement des passages en place) fait partie du scénario de base et coûte une fraction de ce prix. Les dénivellations gardent leurs autres mérites, la sécurité d’abord, et quelques-unes se justifieront site par site. Mais quiconque veut des minutes au-delà du scénario 3 doit toucher au tracé lui-même, et c’est un autre projet : celui d’ALTO. Cette page borne l’écart entre les deux mondes.</w:t>
+      </w:r>
+    </w:p>
+    <w:bookmarkEnd w:id="35"/>
+    <w:bookmarkStart w:id="36" w:name="limites-et-létude-quil-faut-commander"/>
+    <w:p>
+      <w:pPr>
+        <w:pStyle w:val="Heading1"/>
+      </w:pPr>
+      <w:r>
         <w:t xml:space="preserve">Limites, et l’étude qu’il faut commander</w:t>
       </w:r>
     </w:p>
@@ -3990,8 +4341,8 @@
         <w:t xml:space="preserve">L’étape suivante est une étude de circulation menée avec le propriétaire de la voie. Elle devra répartir la marge entre ses causes (fret, état de voie, passages à niveau, terminaux), dimensionner les interventions de capacité (liaisons rapides, troisième voie, évitements), lever la correction des courbes courtes avec une géométrie fine, et établir la feuille de route concrète de l’alternative à ALTO.</w:t>
       </w:r>
     </w:p>
-    <w:bookmarkEnd w:id="35"/>
-    <w:bookmarkStart w:id="36" w:name="note-de-lauteur"/>
+    <w:bookmarkEnd w:id="36"/>
+    <w:bookmarkStart w:id="37" w:name="note-de-lauteur"/>
     <w:p>
       <w:pPr>
         <w:pStyle w:val="Heading1"/>
@@ -4122,8 +4473,8 @@
         <w:t xml:space="preserve">chiffres clés du rapport dans le navigateur du lecteur.</w:t>
       </w:r>
     </w:p>
-    <w:bookmarkEnd w:id="36"/>
-    <w:bookmarkStart w:id="132" w:name="références"/>
+    <w:bookmarkEnd w:id="37"/>
+    <w:bookmarkStart w:id="133" w:name="références"/>
     <w:p>
       <w:pPr>
         <w:pStyle w:val="Heading1"/>
@@ -4132,8 +4483,8 @@
         <w:t xml:space="preserve">Références</w:t>
       </w:r>
     </w:p>
-    <w:bookmarkStart w:id="131" w:name="refs"/>
-    <w:bookmarkStart w:id="38" w:name="ref-alto2025"/>
+    <w:bookmarkStart w:id="132" w:name="refs"/>
+    <w:bookmarkStart w:id="39" w:name="ref-alto2025"/>
     <w:p>
       <w:pPr>
         <w:pStyle w:val="Bibliography"/>
@@ -4157,7 +4508,7 @@
       <w:r>
         <w:t xml:space="preserve"> </w:t>
       </w:r>
-      <w:hyperlink r:id="rId37">
+      <w:hyperlink r:id="rId38">
         <w:r>
           <w:rPr>
             <w:rStyle w:val="Hyperlink"/>
@@ -4166,8 +4517,8 @@
         </w:r>
       </w:hyperlink>
     </w:p>
-    <w:bookmarkEnd w:id="38"/>
-    <w:bookmarkStart w:id="40" w:name="ref-altotrain2026faq"/>
+    <w:bookmarkEnd w:id="39"/>
+    <w:bookmarkStart w:id="41" w:name="ref-altotrain2026faq"/>
     <w:p>
       <w:pPr>
         <w:pStyle w:val="Bibliography"/>
@@ -4191,7 +4542,7 @@
       <w:r>
         <w:t xml:space="preserve"> </w:t>
       </w:r>
-      <w:hyperlink r:id="rId39">
+      <w:hyperlink r:id="rId40">
         <w:r>
           <w:rPr>
             <w:rStyle w:val="Hyperlink"/>
@@ -4200,8 +4551,8 @@
         </w:r>
       </w:hyperlink>
     </w:p>
-    <w:bookmarkEnd w:id="40"/>
-    <w:bookmarkStart w:id="42" w:name="ref-amtrakoig2019"/>
+    <w:bookmarkEnd w:id="41"/>
+    <w:bookmarkStart w:id="43" w:name="ref-amtrakoig2019"/>
     <w:p>
       <w:pPr>
         <w:pStyle w:val="Bibliography"/>
@@ -4228,7 +4579,7 @@
       <w:r>
         <w:t xml:space="preserve"> </w:t>
       </w:r>
-      <w:hyperlink r:id="rId41">
+      <w:hyperlink r:id="rId42">
         <w:r>
           <w:rPr>
             <w:rStyle w:val="Hyperlink"/>
@@ -4237,8 +4588,8 @@
         </w:r>
       </w:hyperlink>
     </w:p>
-    <w:bookmarkEnd w:id="42"/>
-    <w:bookmarkStart w:id="44" w:name="ref-canadianrail1976"/>
+    <w:bookmarkEnd w:id="43"/>
+    <w:bookmarkStart w:id="45" w:name="ref-canadianrail1976"/>
     <w:p>
       <w:pPr>
         <w:pStyle w:val="Bibliography"/>
@@ -4262,7 +4613,7 @@
       <w:r>
         <w:t xml:space="preserve"> </w:t>
       </w:r>
-      <w:hyperlink r:id="rId43">
+      <w:hyperlink r:id="rId44">
         <w:r>
           <w:rPr>
             <w:rStyle w:val="Hyperlink"/>
@@ -4271,8 +4622,8 @@
         </w:r>
       </w:hyperlink>
     </w:p>
-    <w:bookmarkEnd w:id="44"/>
-    <w:bookmarkStart w:id="46" w:name="ref-bateman2015"/>
+    <w:bookmarkEnd w:id="45"/>
+    <w:bookmarkStart w:id="47" w:name="ref-bateman2015"/>
     <w:p>
       <w:pPr>
         <w:pStyle w:val="Bibliography"/>
@@ -4324,7 +4675,7 @@
       <w:r>
         <w:t xml:space="preserve"> </w:t>
       </w:r>
-      <w:hyperlink r:id="rId45">
+      <w:hyperlink r:id="rId46">
         <w:r>
           <w:rPr>
             <w:rStyle w:val="Hyperlink"/>
@@ -4333,8 +4684,8 @@
         </w:r>
       </w:hyperlink>
     </w:p>
-    <w:bookmarkEnd w:id="46"/>
-    <w:bookmarkStart w:id="48" w:name="ref-bienaime2009sealed"/>
+    <w:bookmarkEnd w:id="47"/>
+    <w:bookmarkStart w:id="49" w:name="ref-bienaime2009sealed"/>
     <w:p>
       <w:pPr>
         <w:pStyle w:val="Bibliography"/>
@@ -4417,7 +4768,7 @@
       <w:r>
         <w:t xml:space="preserve"> </w:t>
       </w:r>
-      <w:hyperlink r:id="rId47">
+      <w:hyperlink r:id="rId48">
         <w:r>
           <w:rPr>
             <w:rStyle w:val="Hyperlink"/>
@@ -4426,8 +4777,8 @@
         </w:r>
       </w:hyperlink>
     </w:p>
-    <w:bookmarkEnd w:id="48"/>
-    <w:bookmarkStart w:id="50" w:name="ref-brightline2023"/>
+    <w:bookmarkEnd w:id="49"/>
+    <w:bookmarkStart w:id="51" w:name="ref-brightline2023"/>
     <w:p>
       <w:pPr>
         <w:pStyle w:val="Bibliography"/>
@@ -4451,7 +4802,7 @@
       <w:r>
         <w:t xml:space="preserve"> </w:t>
       </w:r>
-      <w:hyperlink r:id="rId49">
+      <w:hyperlink r:id="rId50">
         <w:r>
           <w:rPr>
             <w:rStyle w:val="Hyperlink"/>
@@ -4460,8 +4811,8 @@
         </w:r>
       </w:hyperlink>
     </w:p>
-    <w:bookmarkEnd w:id="50"/>
-    <w:bookmarkStart w:id="52" w:name="ref-hoc2010wcml"/>
+    <w:bookmarkEnd w:id="51"/>
+    <w:bookmarkStart w:id="53" w:name="ref-hoc2010wcml"/>
     <w:p>
       <w:pPr>
         <w:pStyle w:val="Bibliography"/>
@@ -4485,7 +4836,7 @@
       <w:r>
         <w:t xml:space="preserve"> </w:t>
       </w:r>
-      <w:hyperlink r:id="rId51">
+      <w:hyperlink r:id="rId52">
         <w:r>
           <w:rPr>
             <w:rStyle w:val="Hyperlink"/>
@@ -4494,8 +4845,8 @@
         </w:r>
       </w:hyperlink>
     </w:p>
-    <w:bookmarkEnd w:id="52"/>
-    <w:bookmarkStart w:id="54" w:name="ref-pmcanada2025alto"/>
+    <w:bookmarkEnd w:id="53"/>
+    <w:bookmarkStart w:id="55" w:name="ref-pmcanada2025alto"/>
     <w:p>
       <w:pPr>
         <w:pStyle w:val="Bibliography"/>
@@ -4519,7 +4870,7 @@
       <w:r>
         <w:t xml:space="preserve"> </w:t>
       </w:r>
-      <w:hyperlink r:id="rId53">
+      <w:hyperlink r:id="rId54">
         <w:r>
           <w:rPr>
             <w:rStyle w:val="Hyperlink"/>
@@ -4528,8 +4879,8 @@
         </w:r>
       </w:hyperlink>
     </w:p>
-    <w:bookmarkEnd w:id="54"/>
-    <w:bookmarkStart w:id="55" w:name="ref-cn2002mr1305"/>
+    <w:bookmarkEnd w:id="55"/>
+    <w:bookmarkStart w:id="56" w:name="ref-cn2002mr1305"/>
     <w:p>
       <w:pPr>
         <w:pStyle w:val="Bibliography"/>
@@ -4554,8 +4905,8 @@
         <w:t xml:space="preserve">[Circulaire technique interne]. Compagnie des chemins de fer nationaux du Canada.</w:t>
       </w:r>
     </w:p>
-    <w:bookmarkEnd w:id="55"/>
-    <w:bookmarkStart w:id="57" w:name="ref-cbc2025pilote"/>
+    <w:bookmarkEnd w:id="56"/>
+    <w:bookmarkStart w:id="58" w:name="ref-cbc2025pilote"/>
     <w:p>
       <w:pPr>
         <w:pStyle w:val="Bibliography"/>
@@ -4607,7 +4958,7 @@
       <w:r>
         <w:t xml:space="preserve"> </w:t>
       </w:r>
-      <w:hyperlink r:id="rId56">
+      <w:hyperlink r:id="rId57">
         <w:r>
           <w:rPr>
             <w:rStyle w:val="Hyperlink"/>
@@ -4616,8 +4967,8 @@
         </w:r>
       </w:hyperlink>
     </w:p>
-    <w:bookmarkEnd w:id="57"/>
-    <w:bookmarkStart w:id="59" w:name="ref-eu2023ccstsi"/>
+    <w:bookmarkEnd w:id="58"/>
+    <w:bookmarkStart w:id="60" w:name="ref-eu2023ccstsi"/>
     <w:p>
       <w:pPr>
         <w:pStyle w:val="Bibliography"/>
@@ -4641,7 +4992,7 @@
       <w:r>
         <w:t xml:space="preserve"> </w:t>
       </w:r>
-      <w:hyperlink r:id="rId58">
+      <w:hyperlink r:id="rId59">
         <w:r>
           <w:rPr>
             <w:rStyle w:val="Hyperlink"/>
@@ -4650,8 +5001,8 @@
         </w:r>
       </w:hyperlink>
     </w:p>
-    <w:bookmarkEnd w:id="59"/>
-    <w:bookmarkStart w:id="61" w:name="ref-ec2026etcs"/>
+    <w:bookmarkEnd w:id="60"/>
+    <w:bookmarkStart w:id="62" w:name="ref-ec2026etcs"/>
     <w:p>
       <w:pPr>
         <w:pStyle w:val="Bibliography"/>
@@ -4675,7 +5026,7 @@
       <w:r>
         <w:t xml:space="preserve"> </w:t>
       </w:r>
-      <w:hyperlink r:id="rId60">
+      <w:hyperlink r:id="rId61">
         <w:r>
           <w:rPr>
             <w:rStyle w:val="Hyperlink"/>
@@ -4684,8 +5035,8 @@
         </w:r>
       </w:hyperlink>
     </w:p>
-    <w:bookmarkEnd w:id="61"/>
-    <w:bookmarkStart w:id="63" w:name="ref-dick2019blocs"/>
+    <w:bookmarkEnd w:id="62"/>
+    <w:bookmarkStart w:id="64" w:name="ref-dick2019blocs"/>
     <w:p>
       <w:pPr>
         <w:pStyle w:val="Bibliography"/>
@@ -4722,7 +5073,7 @@
       <w:r>
         <w:t xml:space="preserve"> </w:t>
       </w:r>
-      <w:hyperlink r:id="rId62">
+      <w:hyperlink r:id="rId63">
         <w:r>
           <w:rPr>
             <w:rStyle w:val="Hyperlink"/>
@@ -4731,8 +5082,8 @@
         </w:r>
       </w:hyperlink>
     </w:p>
-    <w:bookmarkEnd w:id="63"/>
-    <w:bookmarkStart w:id="65" w:name="ref-ecfr213-347"/>
+    <w:bookmarkEnd w:id="64"/>
+    <w:bookmarkStart w:id="66" w:name="ref-ecfr213-347"/>
     <w:p>
       <w:pPr>
         <w:pStyle w:val="Bibliography"/>
@@ -4756,7 +5107,7 @@
       <w:r>
         <w:t xml:space="preserve"> </w:t>
       </w:r>
-      <w:hyperlink r:id="rId64">
+      <w:hyperlink r:id="rId65">
         <w:r>
           <w:rPr>
             <w:rStyle w:val="Hyperlink"/>
@@ -4765,8 +5116,8 @@
         </w:r>
       </w:hyperlink>
     </w:p>
-    <w:bookmarkEnd w:id="65"/>
-    <w:bookmarkStart w:id="67" w:name="ref-fra-lrc-152"/>
+    <w:bookmarkEnd w:id="66"/>
+    <w:bookmarkStart w:id="68" w:name="ref-fra-lrc-152"/>
     <w:p>
       <w:pPr>
         <w:pStyle w:val="Bibliography"/>
@@ -4790,7 +5141,7 @@
       <w:r>
         <w:t xml:space="preserve"> </w:t>
       </w:r>
-      <w:hyperlink r:id="rId66">
+      <w:hyperlink r:id="rId67">
         <w:r>
           <w:rPr>
             <w:rStyle w:val="Hyperlink"/>
@@ -4799,8 +5150,8 @@
         </w:r>
       </w:hyperlink>
     </w:p>
-    <w:bookmarkEnd w:id="67"/>
-    <w:bookmarkStart w:id="69" w:name="ref-fra2004ptc"/>
+    <w:bookmarkEnd w:id="68"/>
+    <w:bookmarkStart w:id="70" w:name="ref-fra2004ptc"/>
     <w:p>
       <w:pPr>
         <w:pStyle w:val="Bibliography"/>
@@ -4824,7 +5175,7 @@
       <w:r>
         <w:t xml:space="preserve"> </w:t>
       </w:r>
-      <w:hyperlink r:id="rId68">
+      <w:hyperlink r:id="rId69">
         <w:r>
           <w:rPr>
             <w:rStyle w:val="Hyperlink"/>
@@ -4833,8 +5184,8 @@
         </w:r>
       </w:hyperlink>
     </w:p>
-    <w:bookmarkEnd w:id="69"/>
-    <w:bookmarkStart w:id="71" w:name="ref-fra2024itcs"/>
+    <w:bookmarkEnd w:id="70"/>
+    <w:bookmarkStart w:id="72" w:name="ref-fra2024itcs"/>
     <w:p>
       <w:pPr>
         <w:pStyle w:val="Bibliography"/>
@@ -4858,7 +5209,7 @@
       <w:r>
         <w:t xml:space="preserve"> </w:t>
       </w:r>
-      <w:hyperlink r:id="rId70">
+      <w:hyperlink r:id="rId71">
         <w:r>
           <w:rPr>
             <w:rStyle w:val="Hyperlink"/>
@@ -4867,8 +5218,8 @@
         </w:r>
       </w:hyperlink>
     </w:p>
-    <w:bookmarkEnd w:id="71"/>
-    <w:bookmarkStart w:id="73" w:name="ref-mdot2014tier1"/>
+    <w:bookmarkEnd w:id="72"/>
+    <w:bookmarkStart w:id="74" w:name="ref-mdot2014tier1"/>
     <w:p>
       <w:pPr>
         <w:pStyle w:val="Bibliography"/>
@@ -4892,7 +5243,7 @@
       <w:r>
         <w:t xml:space="preserve"> </w:t>
       </w:r>
-      <w:hyperlink r:id="rId72">
+      <w:hyperlink r:id="rId73">
         <w:r>
           <w:rPr>
             <w:rStyle w:val="Hyperlink"/>
@@ -4901,8 +5252,8 @@
         </w:r>
       </w:hyperlink>
     </w:p>
-    <w:bookmarkEnd w:id="73"/>
-    <w:bookmarkStart w:id="75" w:name="ref-via2024requete"/>
+    <w:bookmarkEnd w:id="74"/>
+    <w:bookmarkStart w:id="76" w:name="ref-via2024requete"/>
     <w:p>
       <w:pPr>
         <w:pStyle w:val="Bibliography"/>
@@ -4954,7 +5305,7 @@
       <w:r>
         <w:t xml:space="preserve"> </w:t>
       </w:r>
-      <w:hyperlink r:id="rId74">
+      <w:hyperlink r:id="rId75">
         <w:r>
           <w:rPr>
             <w:rStyle w:val="Hyperlink"/>
@@ -4963,8 +5314,8 @@
         </w:r>
       </w:hyperlink>
     </w:p>
-    <w:bookmarkEnd w:id="75"/>
-    <w:bookmarkStart w:id="77" w:name="ref-nao2006wcml"/>
+    <w:bookmarkEnd w:id="76"/>
+    <w:bookmarkStart w:id="78" w:name="ref-nao2006wcml"/>
     <w:p>
       <w:pPr>
         <w:pStyle w:val="Bibliography"/>
@@ -5005,7 +5356,7 @@
       <w:r>
         <w:t xml:space="preserve"> </w:t>
       </w:r>
-      <w:hyperlink r:id="rId76">
+      <w:hyperlink r:id="rId77">
         <w:r>
           <w:rPr>
             <w:rStyle w:val="Hyperlink"/>
@@ -5014,8 +5365,8 @@
         </w:r>
       </w:hyperlink>
     </w:p>
-    <w:bookmarkEnd w:id="77"/>
-    <w:bookmarkStart w:id="79" w:name="ref-otc2016circulation"/>
+    <w:bookmarkEnd w:id="78"/>
+    <w:bookmarkStart w:id="80" w:name="ref-otc2016circulation"/>
     <w:p>
       <w:pPr>
         <w:pStyle w:val="Bibliography"/>
@@ -5039,7 +5390,7 @@
       <w:r>
         <w:t xml:space="preserve"> </w:t>
       </w:r>
-      <w:hyperlink r:id="rId78">
+      <w:hyperlink r:id="rId79">
         <w:r>
           <w:rPr>
             <w:rStyle w:val="Hyperlink"/>
@@ -5048,8 +5399,8 @@
         </w:r>
       </w:hyperlink>
     </w:p>
-    <w:bookmarkEnd w:id="79"/>
-    <w:bookmarkStart w:id="81" w:name="ref-orr2021cadre"/>
+    <w:bookmarkEnd w:id="80"/>
+    <w:bookmarkStart w:id="82" w:name="ref-orr2021cadre"/>
     <w:p>
       <w:pPr>
         <w:pStyle w:val="Bibliography"/>
@@ -5076,7 +5427,7 @@
       <w:r>
         <w:t xml:space="preserve"> </w:t>
       </w:r>
-      <w:hyperlink r:id="rId80">
+      <w:hyperlink r:id="rId81">
         <w:r>
           <w:rPr>
             <w:rStyle w:val="Hyperlink"/>
@@ -5085,8 +5436,8 @@
         </w:r>
       </w:hyperlink>
     </w:p>
-    <w:bookmarkEnd w:id="81"/>
-    <w:bookmarkStart w:id="83" w:name="ref-orr2024tps"/>
+    <w:bookmarkEnd w:id="82"/>
+    <w:bookmarkStart w:id="84" w:name="ref-orr2024tps"/>
     <w:p>
       <w:pPr>
         <w:pStyle w:val="Bibliography"/>
@@ -5110,7 +5461,7 @@
       <w:r>
         <w:t xml:space="preserve"> </w:t>
       </w:r>
-      <w:hyperlink r:id="rId82">
+      <w:hyperlink r:id="rId83">
         <w:r>
           <w:rPr>
             <w:rStyle w:val="Hyperlink"/>
@@ -5119,8 +5470,8 @@
         </w:r>
       </w:hyperlink>
     </w:p>
-    <w:bookmarkEnd w:id="83"/>
-    <w:bookmarkStart w:id="85" w:name="ref-orr2025wcml"/>
+    <w:bookmarkEnd w:id="84"/>
+    <w:bookmarkStart w:id="86" w:name="ref-orr2025wcml"/>
     <w:p>
       <w:pPr>
         <w:pStyle w:val="Bibliography"/>
@@ -5189,7 +5540,7 @@
       <w:r>
         <w:t xml:space="preserve"> </w:t>
       </w:r>
-      <w:hyperlink r:id="rId84">
+      <w:hyperlink r:id="rId85">
         <w:r>
           <w:rPr>
             <w:rStyle w:val="Hyperlink"/>
@@ -5198,8 +5549,8 @@
         </w:r>
       </w:hyperlink>
     </w:p>
-    <w:bookmarkEnd w:id="85"/>
-    <w:bookmarkStart w:id="87" w:name="ref-osm2026geofabrik"/>
+    <w:bookmarkEnd w:id="86"/>
+    <w:bookmarkStart w:id="88" w:name="ref-osm2026geofabrik"/>
     <w:p>
       <w:pPr>
         <w:pStyle w:val="Bibliography"/>
@@ -5265,7 +5616,7 @@
       <w:r>
         <w:t xml:space="preserve"> </w:t>
       </w:r>
-      <w:hyperlink r:id="rId86">
+      <w:hyperlink r:id="rId87">
         <w:r>
           <w:rPr>
             <w:rStyle w:val="Hyperlink"/>
@@ -5274,8 +5625,8 @@
         </w:r>
       </w:hyperlink>
     </w:p>
-    <w:bookmarkEnd w:id="87"/>
-    <w:bookmarkStart w:id="89" w:name="ref-ltc1996art138"/>
+    <w:bookmarkEnd w:id="88"/>
+    <w:bookmarkStart w:id="90" w:name="ref-ltc1996art138"/>
     <w:p>
       <w:pPr>
         <w:pStyle w:val="Bibliography"/>
@@ -5320,7 +5671,7 @@
       <w:r>
         <w:t xml:space="preserve"> </w:t>
       </w:r>
-      <w:hyperlink r:id="rId88">
+      <w:hyperlink r:id="rId89">
         <w:r>
           <w:rPr>
             <w:rStyle w:val="Hyperlink"/>
@@ -5329,8 +5680,8 @@
         </w:r>
       </w:hyperlink>
     </w:p>
-    <w:bookmarkEnd w:id="89"/>
-    <w:bookmarkStart w:id="91" w:name="ref-railwaysact1993"/>
+    <w:bookmarkEnd w:id="90"/>
+    <w:bookmarkStart w:id="92" w:name="ref-railwaysact1993"/>
     <w:p>
       <w:pPr>
         <w:pStyle w:val="Bibliography"/>
@@ -5354,7 +5705,7 @@
       <w:r>
         <w:t xml:space="preserve"> </w:t>
       </w:r>
-      <w:hyperlink r:id="rId90">
+      <w:hyperlink r:id="rId91">
         <w:r>
           <w:rPr>
             <w:rStyle w:val="Hyperlink"/>
@@ -5363,8 +5714,8 @@
         </w:r>
       </w:hyperlink>
     </w:p>
-    <w:bookmarkEnd w:id="91"/>
-    <w:bookmarkStart w:id="93" w:name="ref-rfli2026tpr"/>
+    <w:bookmarkEnd w:id="92"/>
+    <w:bookmarkStart w:id="94" w:name="ref-rfli2026tpr"/>
     <w:p>
       <w:pPr>
         <w:pStyle w:val="Bibliography"/>
@@ -5388,7 +5739,7 @@
       <w:r>
         <w:t xml:space="preserve"> </w:t>
       </w:r>
-      <w:hyperlink r:id="rId92">
+      <w:hyperlink r:id="rId93">
         <w:r>
           <w:rPr>
             <w:rStyle w:val="Hyperlink"/>
@@ -5397,8 +5748,8 @@
         </w:r>
       </w:hyperlink>
     </w:p>
-    <w:bookmarkEnd w:id="93"/>
-    <w:bookmarkStart w:id="95" w:name="ref-schittenhelm2011"/>
+    <w:bookmarkEnd w:id="94"/>
+    <w:bookmarkStart w:id="96" w:name="ref-schittenhelm2011"/>
     <w:p>
       <w:pPr>
         <w:pStyle w:val="Bibliography"/>
@@ -5422,7 +5773,7 @@
       <w:r>
         <w:t xml:space="preserve"> </w:t>
       </w:r>
-      <w:hyperlink r:id="rId94">
+      <w:hyperlink r:id="rId95">
         <w:r>
           <w:rPr>
             <w:rStyle w:val="Hyperlink"/>
@@ -5431,8 +5782,8 @@
         </w:r>
       </w:hyperlink>
     </w:p>
-    <w:bookmarkEnd w:id="95"/>
-    <w:bookmarkStart w:id="97" w:name="ref-sncf2023drr"/>
+    <w:bookmarkEnd w:id="96"/>
+    <w:bookmarkStart w:id="98" w:name="ref-sncf2023drr"/>
     <w:p>
       <w:pPr>
         <w:pStyle w:val="Bibliography"/>
@@ -5456,7 +5807,7 @@
       <w:r>
         <w:t xml:space="preserve"> </w:t>
       </w:r>
-      <w:hyperlink r:id="rId96">
+      <w:hyperlink r:id="rId97">
         <w:r>
           <w:rPr>
             <w:rStyle w:val="Hyperlink"/>
@@ -5465,8 +5816,8 @@
         </w:r>
       </w:hyperlink>
     </w:p>
-    <w:bookmarkEnd w:id="97"/>
-    <w:bookmarkStart w:id="99" w:name="ref-sogin2013doublement"/>
+    <w:bookmarkEnd w:id="98"/>
+    <w:bookmarkStart w:id="100" w:name="ref-sogin2013doublement"/>
     <w:p>
       <w:pPr>
         <w:pStyle w:val="Bibliography"/>
@@ -5490,7 +5841,7 @@
       <w:r>
         <w:t xml:space="preserve"> </w:t>
       </w:r>
-      <w:hyperlink r:id="rId98">
+      <w:hyperlink r:id="rId99">
         <w:r>
           <w:rPr>
             <w:rStyle w:val="Hyperlink"/>
@@ -5499,8 +5850,8 @@
         </w:r>
       </w:hyperlink>
     </w:p>
-    <w:bookmarkEnd w:id="99"/>
-    <w:bookmarkStart w:id="101" w:name="ref-trafikverket2025jnb"/>
+    <w:bookmarkEnd w:id="100"/>
+    <w:bookmarkStart w:id="102" w:name="ref-trafikverket2025jnb"/>
     <w:p>
       <w:pPr>
         <w:pStyle w:val="Bibliography"/>
@@ -5524,7 +5875,7 @@
       <w:r>
         <w:t xml:space="preserve"> </w:t>
       </w:r>
-      <w:hyperlink r:id="rId100">
+      <w:hyperlink r:id="rId101">
         <w:r>
           <w:rPr>
             <w:rStyle w:val="Hyperlink"/>
@@ -5533,8 +5884,8 @@
         </w:r>
       </w:hyperlink>
     </w:p>
-    <w:bookmarkEnd w:id="101"/>
-    <w:bookmarkStart w:id="103" w:name="ref-tc2022rrts"/>
+    <w:bookmarkEnd w:id="102"/>
+    <w:bookmarkStart w:id="104" w:name="ref-tc2022rrts"/>
     <w:p>
       <w:pPr>
         <w:pStyle w:val="Bibliography"/>
@@ -5572,7 +5923,7 @@
       <w:r>
         <w:t xml:space="preserve"> </w:t>
       </w:r>
-      <w:hyperlink r:id="rId102">
+      <w:hyperlink r:id="rId103">
         <w:r>
           <w:rPr>
             <w:rStyle w:val="Hyperlink"/>
@@ -5581,8 +5932,8 @@
         </w:r>
       </w:hyperlink>
     </w:p>
-    <w:bookmarkEnd w:id="103"/>
-    <w:bookmarkStart w:id="105" w:name="ref-tc2023inventairepn"/>
+    <w:bookmarkEnd w:id="104"/>
+    <w:bookmarkStart w:id="106" w:name="ref-tc2023inventairepn"/>
     <w:p>
       <w:pPr>
         <w:pStyle w:val="Bibliography"/>
@@ -5606,7 +5957,7 @@
       <w:r>
         <w:t xml:space="preserve"> </w:t>
       </w:r>
-      <w:hyperlink r:id="rId104">
+      <w:hyperlink r:id="rId105">
         <w:r>
           <w:rPr>
             <w:rStyle w:val="Hyperlink"/>
@@ -5615,8 +5966,8 @@
         </w:r>
       </w:hyperlink>
     </w:p>
-    <w:bookmarkEnd w:id="105"/>
-    <w:bookmarkStart w:id="107" w:name="ref-tc2025gcp"/>
+    <w:bookmarkEnd w:id="106"/>
+    <w:bookmarkStart w:id="108" w:name="ref-tc2025gcp"/>
     <w:p>
       <w:pPr>
         <w:pStyle w:val="Bibliography"/>
@@ -5724,7 +6075,7 @@
       <w:r>
         <w:t xml:space="preserve"> </w:t>
       </w:r>
-      <w:hyperlink r:id="rId106">
+      <w:hyperlink r:id="rId107">
         <w:r>
           <w:rPr>
             <w:rStyle w:val="Hyperlink"/>
@@ -5733,8 +6084,8 @@
         </w:r>
       </w:hyperlink>
     </w:p>
-    <w:bookmarkEnd w:id="107"/>
-    <w:bookmarkStart w:id="109" w:name="ref-cror2025"/>
+    <w:bookmarkEnd w:id="108"/>
+    <w:bookmarkStart w:id="110" w:name="ref-cror2025"/>
     <w:p>
       <w:pPr>
         <w:pStyle w:val="Bibliography"/>
@@ -5758,7 +6109,7 @@
       <w:r>
         <w:t xml:space="preserve"> </w:t>
       </w:r>
-      <w:hyperlink r:id="rId108">
+      <w:hyperlink r:id="rId109">
         <w:r>
           <w:rPr>
             <w:rStyle w:val="Hyperlink"/>
@@ -5767,8 +6118,8 @@
         </w:r>
       </w:hyperlink>
     </w:p>
-    <w:bookmarkEnd w:id="109"/>
-    <w:bookmarkStart w:id="110" w:name="ref-uic2000f451"/>
+    <w:bookmarkEnd w:id="110"/>
+    <w:bookmarkStart w:id="111" w:name="ref-uic2000f451"/>
     <w:p>
       <w:pPr>
         <w:pStyle w:val="Bibliography"/>
@@ -5793,8 +6144,8 @@
         <w:t xml:space="preserve">[Fiche UIC 451-1/F/4, 4e \'ed.]. UIC.</w:t>
       </w:r>
     </w:p>
-    <w:bookmarkEnd w:id="110"/>
-    <w:bookmarkStart w:id="112" w:name="ref-fra2000acela"/>
+    <w:bookmarkEnd w:id="111"/>
+    <w:bookmarkStart w:id="113" w:name="ref-fra2000acela"/>
     <w:p>
       <w:pPr>
         <w:pStyle w:val="Bibliography"/>
@@ -5818,7 +6169,7 @@
       <w:r>
         <w:t xml:space="preserve"> </w:t>
       </w:r>
-      <w:hyperlink r:id="rId111">
+      <w:hyperlink r:id="rId112">
         <w:r>
           <w:rPr>
             <w:rStyle w:val="Hyperlink"/>
@@ -5827,8 +6178,8 @@
         </w:r>
       </w:hyperlink>
     </w:p>
-    <w:bookmarkEnd w:id="112"/>
-    <w:bookmarkStart w:id="114" w:name="ref-fra2010ptc"/>
+    <w:bookmarkEnd w:id="113"/>
+    <w:bookmarkStart w:id="115" w:name="ref-fra2010ptc"/>
     <w:p>
       <w:pPr>
         <w:pStyle w:val="Bibliography"/>
@@ -5852,7 +6203,7 @@
       <w:r>
         <w:t xml:space="preserve"> </w:t>
       </w:r>
-      <w:hyperlink r:id="rId113">
+      <w:hyperlink r:id="rId114">
         <w:r>
           <w:rPr>
             <w:rStyle w:val="Hyperlink"/>
@@ -5861,8 +6212,8 @@
         </w:r>
       </w:hyperlink>
     </w:p>
-    <w:bookmarkEnd w:id="114"/>
-    <w:bookmarkStart w:id="116" w:name="ref-fra2023brightlineptc"/>
+    <w:bookmarkEnd w:id="115"/>
+    <w:bookmarkStart w:id="117" w:name="ref-fra2023brightlineptc"/>
     <w:p>
       <w:pPr>
         <w:pStyle w:val="Bibliography"/>
@@ -5886,7 +6237,7 @@
       <w:r>
         <w:t xml:space="preserve"> </w:t>
       </w:r>
-      <w:hyperlink r:id="rId115">
+      <w:hyperlink r:id="rId116">
         <w:r>
           <w:rPr>
             <w:rStyle w:val="Hyperlink"/>
@@ -5895,8 +6246,8 @@
         </w:r>
       </w:hyperlink>
     </w:p>
-    <w:bookmarkEnd w:id="116"/>
-    <w:bookmarkStart w:id="118" w:name="ref-cfr236-0"/>
+    <w:bookmarkEnd w:id="117"/>
+    <w:bookmarkStart w:id="119" w:name="ref-cfr236-0"/>
     <w:p>
       <w:pPr>
         <w:pStyle w:val="Bibliography"/>
@@ -5920,7 +6271,7 @@
       <w:r>
         <w:t xml:space="preserve"> </w:t>
       </w:r>
-      <w:hyperlink r:id="rId117">
+      <w:hyperlink r:id="rId118">
         <w:r>
           <w:rPr>
             <w:rStyle w:val="Hyperlink"/>
@@ -5929,8 +6280,8 @@
         </w:r>
       </w:hyperlink>
     </w:p>
-    <w:bookmarkEnd w:id="118"/>
-    <w:bookmarkStart w:id="120" w:name="ref-cfr236-1007"/>
+    <w:bookmarkEnd w:id="119"/>
+    <w:bookmarkStart w:id="121" w:name="ref-cfr236-1007"/>
     <w:p>
       <w:pPr>
         <w:pStyle w:val="Bibliography"/>
@@ -5954,7 +6305,7 @@
       <w:r>
         <w:t xml:space="preserve"> </w:t>
       </w:r>
-      <w:hyperlink r:id="rId119">
+      <w:hyperlink r:id="rId120">
         <w:r>
           <w:rPr>
             <w:rStyle w:val="Hyperlink"/>
@@ -5963,8 +6314,8 @@
         </w:r>
       </w:hyperlink>
     </w:p>
-    <w:bookmarkEnd w:id="120"/>
-    <w:bookmarkStart w:id="122" w:name="ref-via2009lrc"/>
+    <w:bookmarkEnd w:id="121"/>
+    <w:bookmarkStart w:id="123" w:name="ref-via2009lrc"/>
     <w:p>
       <w:pPr>
         <w:pStyle w:val="Bibliography"/>
@@ -6009,7 +6360,7 @@
       <w:r>
         <w:t xml:space="preserve"> </w:t>
       </w:r>
-      <w:hyperlink r:id="rId121">
+      <w:hyperlink r:id="rId122">
         <w:r>
           <w:rPr>
             <w:rStyle w:val="Hyperlink"/>
@@ -6018,8 +6369,8 @@
         </w:r>
       </w:hyperlink>
     </w:p>
-    <w:bookmarkEnd w:id="122"/>
-    <w:bookmarkStart w:id="124" w:name="ref-via2025rapportannuel"/>
+    <w:bookmarkEnd w:id="123"/>
+    <w:bookmarkStart w:id="125" w:name="ref-via2025rapportannuel"/>
     <w:p>
       <w:pPr>
         <w:pStyle w:val="Bibliography"/>
@@ -6043,7 +6394,7 @@
       <w:r>
         <w:t xml:space="preserve"> </w:t>
       </w:r>
-      <w:hyperlink r:id="rId123">
+      <w:hyperlink r:id="rId124">
         <w:r>
           <w:rPr>
             <w:rStyle w:val="Hyperlink"/>
@@ -6052,8 +6403,8 @@
         </w:r>
       </w:hyperlink>
     </w:p>
-    <w:bookmarkEnd w:id="124"/>
-    <w:bookmarkStart w:id="126" w:name="ref-via2025t1"/>
+    <w:bookmarkEnd w:id="125"/>
+    <w:bookmarkStart w:id="127" w:name="ref-via2025t1"/>
     <w:p>
       <w:pPr>
         <w:pStyle w:val="Bibliography"/>
@@ -6077,7 +6428,7 @@
       <w:r>
         <w:t xml:space="preserve"> </w:t>
       </w:r>
-      <w:hyperlink r:id="rId125">
+      <w:hyperlink r:id="rId126">
         <w:r>
           <w:rPr>
             <w:rStyle w:val="Hyperlink"/>
@@ -6086,8 +6437,8 @@
         </w:r>
       </w:hyperlink>
     </w:p>
-    <w:bookmarkEnd w:id="126"/>
-    <w:bookmarkStart w:id="128" w:name="ref-viarail2026gtfs"/>
+    <w:bookmarkEnd w:id="127"/>
+    <w:bookmarkStart w:id="129" w:name="ref-viarail2026gtfs"/>
     <w:p>
       <w:pPr>
         <w:pStyle w:val="Bibliography"/>
@@ -6153,7 +6504,7 @@
       <w:r>
         <w:t xml:space="preserve"> </w:t>
       </w:r>
-      <w:hyperlink r:id="rId127">
+      <w:hyperlink r:id="rId128">
         <w:r>
           <w:rPr>
             <w:rStyle w:val="Hyperlink"/>
@@ -6162,8 +6513,8 @@
         </w:r>
       </w:hyperlink>
     </w:p>
-    <w:bookmarkEnd w:id="128"/>
-    <w:bookmarkStart w:id="130" w:name="ref-wcml2026wiki"/>
+    <w:bookmarkEnd w:id="129"/>
+    <w:bookmarkStart w:id="131" w:name="ref-wcml2026wiki"/>
     <w:p>
       <w:pPr>
         <w:pStyle w:val="Bibliography"/>
@@ -6201,7 +6552,7 @@
       <w:r>
         <w:t xml:space="preserve"> </w:t>
       </w:r>
-      <w:hyperlink r:id="rId129">
+      <w:hyperlink r:id="rId130">
         <w:r>
           <w:rPr>
             <w:rStyle w:val="Hyperlink"/>
@@ -6210,9 +6561,9 @@
         </w:r>
       </w:hyperlink>
     </w:p>
-    <w:bookmarkEnd w:id="130"/>
     <w:bookmarkEnd w:id="131"/>
     <w:bookmarkEnd w:id="132"/>
+    <w:bookmarkEnd w:id="133"/>
     <w:sectPr>
       <w:footnotePr>
         <w:numRestart w:val="eachSect"/>

--- a/livrables/rapport_corridor.docx
+++ b/livrables/rapport_corridor.docx
@@ -3961,7 +3961,157 @@
         <w:t xml:space="preserve"> </w:t>
       </w:r>
       <w:r>
-        <w:t xml:space="preserve">La délimitation des zones urbaines varie de ±20 % : effet de ±4 à ±8 minutes sur les temps de base. Les paramètres de rame sont des ordres de grandeur déclarés, pas des fiches constructeur ; un train moins puissant que l’hypothèse ajouterait 3 à 5 minutes par tronçon. Le détail est dans les annexes numériques.</w:t>
+        <w:t xml:space="preserve">La délimitation des zones urbaines varie de ±20 % : effet de ±4 à ±8 minutes sur les temps de base. Les paramètres de rame du modèle sont adossés aux fiches des trains réels. La rame actuelle de VIA (une locomotive Charger et cinq voitures Venture) porte 8,4 W de puissance nominale par kilogramme de rame à vide ; le modèle retient 8</w:t>
+      </w:r>
+      <w:r>
+        <w:t xml:space="preserve"> </w:t>
+      </w:r>
+      <w:r>
+        <w:t xml:space="preserve">(</w:t>
+      </w:r>
+      <w:hyperlink w:anchor="ref-siemens2024chargerwsdot">
+        <w:r>
+          <w:rPr>
+            <w:rStyle w:val="Hyperlink"/>
+          </w:rPr>
+          <w:t xml:space="preserve">Siemens Mobility, Inc., 2024</w:t>
+        </w:r>
+      </w:hyperlink>
+      <w:r>
+        <w:t xml:space="preserve">;</w:t>
+      </w:r>
+      <w:r>
+        <w:t xml:space="preserve"> </w:t>
+      </w:r>
+      <w:hyperlink w:anchor="ref-viarail2024corridor">
+        <w:r>
+          <w:rPr>
+            <w:rStyle w:val="Hyperlink"/>
+          </w:rPr>
+          <w:t xml:space="preserve">VIA Rail Canada, 2024</w:t>
+        </w:r>
+      </w:hyperlink>
+      <w:r>
+        <w:t xml:space="preserve">;</w:t>
+      </w:r>
+      <w:r>
+        <w:t xml:space="preserve"> </w:t>
+      </w:r>
+      <w:hyperlink w:anchor="ref-wikipedia2026charger">
+        <w:r>
+          <w:rPr>
+            <w:rStyle w:val="Hyperlink"/>
+          </w:rPr>
+          <w:t xml:space="preserve">Wikipedia, 2026c</w:t>
+        </w:r>
+      </w:hyperlink>
+      <w:r>
+        <w:t xml:space="preserve">,</w:t>
+      </w:r>
+      <w:r>
+        <w:t xml:space="preserve"> </w:t>
+      </w:r>
+      <w:hyperlink w:anchor="ref-wikipedia2026venture">
+        <w:r>
+          <w:rPr>
+            <w:rStyle w:val="Hyperlink"/>
+          </w:rPr>
+          <w:t xml:space="preserve">2026d</w:t>
+        </w:r>
+      </w:hyperlink>
+      <w:r>
+        <w:t xml:space="preserve">)</w:t>
+      </w:r>
+      <w:r>
+        <w:t xml:space="preserve">. Le train pendulaire de référence retient 12 W/kg, une valeur encadrée par les pendulaires en service : 10,9 pour l’ICE T allemand</w:t>
+      </w:r>
+      <w:r>
+        <w:t xml:space="preserve"> </w:t>
+      </w:r>
+      <w:r>
+        <w:t xml:space="preserve">(</w:t>
+      </w:r>
+      <w:hyperlink w:anchor="ref-austriaforum2026icet">
+        <w:r>
+          <w:rPr>
+            <w:rStyle w:val="Hyperlink"/>
+          </w:rPr>
+          <w:t xml:space="preserve">AustriaWiki im Austria-Forum, 2026</w:t>
+        </w:r>
+      </w:hyperlink>
+      <w:r>
+        <w:t xml:space="preserve">;</w:t>
+      </w:r>
+      <w:r>
+        <w:t xml:space="preserve"> </w:t>
+      </w:r>
+      <w:hyperlink w:anchor="ref-db2019icet411">
+        <w:r>
+          <w:rPr>
+            <w:rStyle w:val="Hyperlink"/>
+          </w:rPr>
+          <w:t xml:space="preserve">Deutsche Bahn AG, 2019</w:t>
+        </w:r>
+      </w:hyperlink>
+      <w:r>
+        <w:t xml:space="preserve">)</w:t>
+      </w:r>
+      <w:r>
+        <w:t xml:space="preserve">, 11,1 pour le Pendolino de la West Coast Main Line, l’analogue le plus proche de notre cas</w:t>
+      </w:r>
+      <w:r>
+        <w:t xml:space="preserve"> </w:t>
+      </w:r>
+      <w:r>
+        <w:t xml:space="preserve">(</w:t>
+      </w:r>
+      <w:hyperlink w:anchor="ref-wikipedia2026class390">
+        <w:r>
+          <w:rPr>
+            <w:rStyle w:val="Hyperlink"/>
+          </w:rPr>
+          <w:t xml:space="preserve">Wikipedia, 2026a</w:t>
+        </w:r>
+      </w:hyperlink>
+      <w:r>
+        <w:t xml:space="preserve">)</w:t>
+      </w:r>
+      <w:r>
+        <w:t xml:space="preserve">, et 13,1 pour l’ETR 610</w:t>
+      </w:r>
+      <w:r>
+        <w:t xml:space="preserve"> </w:t>
+      </w:r>
+      <w:r>
+        <w:t xml:space="preserve">(</w:t>
+      </w:r>
+      <w:hyperlink w:anchor="ref-alstom2005pendolino">
+        <w:r>
+          <w:rPr>
+            <w:rStyle w:val="Hyperlink"/>
+          </w:rPr>
+          <w:t xml:space="preserve">Alstom, 2005</w:t>
+        </w:r>
+      </w:hyperlink>
+      <w:r>
+        <w:t xml:space="preserve">;</w:t>
+      </w:r>
+      <w:r>
+        <w:t xml:space="preserve"> </w:t>
+      </w:r>
+      <w:hyperlink w:anchor="ref-wikipedia2026newpendolino">
+        <w:r>
+          <w:rPr>
+            <w:rStyle w:val="Hyperlink"/>
+          </w:rPr>
+          <w:t xml:space="preserve">Wikipedia, 2026b</w:t>
+        </w:r>
+      </w:hyperlink>
+      <w:r>
+        <w:t xml:space="preserve">)</w:t>
+      </w:r>
+      <w:r>
+        <w:t xml:space="preserve">. Deux réserves déclarées : la masse des voitures Venture n’est publiée par aucun constructeur (la valeur vient d’une source secondaire, corroborée à 1 % près par la fiche officielle de la locomotive), et la puissance nominale n’est pas la puissance disponible au rail. La sensibilité correspondante est chiffrée : un train moins puissant que l’hypothèse ajouterait 3 à 5 minutes par tronçon. Le détail, y compris les conventions de calcul, est dans le registre des sources et les annexes numériques.</w:t>
       </w:r>
     </w:p>
     <w:bookmarkEnd w:id="34"/>
@@ -4474,7 +4624,7 @@
       </w:r>
     </w:p>
     <w:bookmarkEnd w:id="37"/>
-    <w:bookmarkStart w:id="133" w:name="références"/>
+    <w:bookmarkStart w:id="151" w:name="références"/>
     <w:p>
       <w:pPr>
         <w:pStyle w:val="Heading1"/>
@@ -4483,13 +4633,47 @@
         <w:t xml:space="preserve">Références</w:t>
       </w:r>
     </w:p>
-    <w:bookmarkStart w:id="132" w:name="refs"/>
-    <w:bookmarkStart w:id="39" w:name="ref-alto2025"/>
+    <w:bookmarkStart w:id="150" w:name="refs"/>
+    <w:bookmarkStart w:id="39" w:name="ref-alstom2005pendolino"/>
     <w:p>
       <w:pPr>
         <w:pStyle w:val="Bibliography"/>
       </w:pPr>
       <w:r>
+        <w:t xml:space="preserve">Alstom. (2005).</w:t>
+      </w:r>
+      <w:r>
+        <w:t xml:space="preserve"> </w:t>
+      </w:r>
+      <w:r>
+        <w:rPr>
+          <w:i/>
+          <w:iCs/>
+        </w:rPr>
+        <w:t xml:space="preserve">The New Pendolino: The Fourth Generation of Tilting Technology</w:t>
+      </w:r>
+      <w:r>
+        <w:t xml:space="preserve">. Communiqué de presse.</w:t>
+      </w:r>
+      <w:r>
+        <w:t xml:space="preserve"> </w:t>
+      </w:r>
+      <w:hyperlink r:id="rId38">
+        <w:r>
+          <w:rPr>
+            <w:rStyle w:val="Hyperlink"/>
+          </w:rPr>
+          <w:t xml:space="preserve">https://www.alstom.com/press-releases-news/2005/6/The-NEW-PENDOLINO-The-fourth-generation-of-tilting-technology-20050628</w:t>
+        </w:r>
+      </w:hyperlink>
+    </w:p>
+    <w:bookmarkEnd w:id="39"/>
+    <w:bookmarkStart w:id="41" w:name="ref-alto2025"/>
+    <w:p>
+      <w:pPr>
+        <w:pStyle w:val="Bibliography"/>
+      </w:pPr>
+      <w:r>
         <w:t xml:space="preserve">Alto. (2025).</w:t>
       </w:r>
       <w:r>
@@ -4508,7 +4692,7 @@
       <w:r>
         <w:t xml:space="preserve"> </w:t>
       </w:r>
-      <w:hyperlink r:id="rId38">
+      <w:hyperlink r:id="rId40">
         <w:r>
           <w:rPr>
             <w:rStyle w:val="Hyperlink"/>
@@ -4517,8 +4701,8 @@
         </w:r>
       </w:hyperlink>
     </w:p>
-    <w:bookmarkEnd w:id="39"/>
-    <w:bookmarkStart w:id="41" w:name="ref-altotrain2026faq"/>
+    <w:bookmarkEnd w:id="41"/>
+    <w:bookmarkStart w:id="43" w:name="ref-altotrain2026faq"/>
     <w:p>
       <w:pPr>
         <w:pStyle w:val="Bibliography"/>
@@ -4542,7 +4726,7 @@
       <w:r>
         <w:t xml:space="preserve"> </w:t>
       </w:r>
-      <w:hyperlink r:id="rId40">
+      <w:hyperlink r:id="rId42">
         <w:r>
           <w:rPr>
             <w:rStyle w:val="Hyperlink"/>
@@ -4551,8 +4735,8 @@
         </w:r>
       </w:hyperlink>
     </w:p>
-    <w:bookmarkEnd w:id="41"/>
-    <w:bookmarkStart w:id="43" w:name="ref-amtrakoig2019"/>
+    <w:bookmarkEnd w:id="43"/>
+    <w:bookmarkStart w:id="45" w:name="ref-amtrakoig2019"/>
     <w:p>
       <w:pPr>
         <w:pStyle w:val="Bibliography"/>
@@ -4579,7 +4763,7 @@
       <w:r>
         <w:t xml:space="preserve"> </w:t>
       </w:r>
-      <w:hyperlink r:id="rId42">
+      <w:hyperlink r:id="rId44">
         <w:r>
           <w:rPr>
             <w:rStyle w:val="Hyperlink"/>
@@ -4588,8 +4772,8 @@
         </w:r>
       </w:hyperlink>
     </w:p>
-    <w:bookmarkEnd w:id="43"/>
-    <w:bookmarkStart w:id="45" w:name="ref-canadianrail1976"/>
+    <w:bookmarkEnd w:id="45"/>
+    <w:bookmarkStart w:id="47" w:name="ref-canadianrail1976"/>
     <w:p>
       <w:pPr>
         <w:pStyle w:val="Bibliography"/>
@@ -4613,7 +4797,7 @@
       <w:r>
         <w:t xml:space="preserve"> </w:t>
       </w:r>
-      <w:hyperlink r:id="rId44">
+      <w:hyperlink r:id="rId46">
         <w:r>
           <w:rPr>
             <w:rStyle w:val="Hyperlink"/>
@@ -4622,13 +4806,47 @@
         </w:r>
       </w:hyperlink>
     </w:p>
-    <w:bookmarkEnd w:id="45"/>
-    <w:bookmarkStart w:id="47" w:name="ref-bateman2015"/>
+    <w:bookmarkEnd w:id="47"/>
+    <w:bookmarkStart w:id="49" w:name="ref-austriaforum2026icet"/>
     <w:p>
       <w:pPr>
         <w:pStyle w:val="Bibliography"/>
       </w:pPr>
       <w:r>
+        <w:t xml:space="preserve">AustriaWiki im Austria-Forum. (2026).</w:t>
+      </w:r>
+      <w:r>
+        <w:t xml:space="preserve"> </w:t>
+      </w:r>
+      <w:r>
+        <w:rPr>
+          <w:i/>
+          <w:iCs/>
+        </w:rPr>
+        <w:t xml:space="preserve">ICE T</w:t>
+      </w:r>
+      <w:r>
+        <w:t xml:space="preserve">. Austria-Forum.</w:t>
+      </w:r>
+      <w:r>
+        <w:t xml:space="preserve"> </w:t>
+      </w:r>
+      <w:hyperlink r:id="rId48">
+        <w:r>
+          <w:rPr>
+            <w:rStyle w:val="Hyperlink"/>
+          </w:rPr>
+          <w:t xml:space="preserve">https://austria-forum.org/af/AustriaWiki/ICE_T</w:t>
+        </w:r>
+      </w:hyperlink>
+    </w:p>
+    <w:bookmarkEnd w:id="49"/>
+    <w:bookmarkStart w:id="51" w:name="ref-bateman2015"/>
+    <w:p>
+      <w:pPr>
+        <w:pStyle w:val="Bibliography"/>
+      </w:pPr>
+      <w:r>
         <w:t xml:space="preserve">Bateman, C. (2015).</w:t>
       </w:r>
       <w:r>
@@ -4675,7 +4893,7 @@
       <w:r>
         <w:t xml:space="preserve"> </w:t>
       </w:r>
-      <w:hyperlink r:id="rId46">
+      <w:hyperlink r:id="rId50">
         <w:r>
           <w:rPr>
             <w:rStyle w:val="Hyperlink"/>
@@ -4684,8 +4902,8 @@
         </w:r>
       </w:hyperlink>
     </w:p>
-    <w:bookmarkEnd w:id="47"/>
-    <w:bookmarkStart w:id="49" w:name="ref-bienaime2009sealed"/>
+    <w:bookmarkEnd w:id="51"/>
+    <w:bookmarkStart w:id="53" w:name="ref-bienaime2009sealed"/>
     <w:p>
       <w:pPr>
         <w:pStyle w:val="Bibliography"/>
@@ -4768,7 +4986,7 @@
       <w:r>
         <w:t xml:space="preserve"> </w:t>
       </w:r>
-      <w:hyperlink r:id="rId48">
+      <w:hyperlink r:id="rId52">
         <w:r>
           <w:rPr>
             <w:rStyle w:val="Hyperlink"/>
@@ -4777,8 +4995,8 @@
         </w:r>
       </w:hyperlink>
     </w:p>
-    <w:bookmarkEnd w:id="49"/>
-    <w:bookmarkStart w:id="51" w:name="ref-brightline2023"/>
+    <w:bookmarkEnd w:id="53"/>
+    <w:bookmarkStart w:id="55" w:name="ref-brightline2023"/>
     <w:p>
       <w:pPr>
         <w:pStyle w:val="Bibliography"/>
@@ -4802,7 +5020,7 @@
       <w:r>
         <w:t xml:space="preserve"> </w:t>
       </w:r>
-      <w:hyperlink r:id="rId50">
+      <w:hyperlink r:id="rId54">
         <w:r>
           <w:rPr>
             <w:rStyle w:val="Hyperlink"/>
@@ -4811,8 +5029,8 @@
         </w:r>
       </w:hyperlink>
     </w:p>
-    <w:bookmarkEnd w:id="51"/>
-    <w:bookmarkStart w:id="53" w:name="ref-hoc2010wcml"/>
+    <w:bookmarkEnd w:id="55"/>
+    <w:bookmarkStart w:id="57" w:name="ref-hoc2010wcml"/>
     <w:p>
       <w:pPr>
         <w:pStyle w:val="Bibliography"/>
@@ -4836,7 +5054,7 @@
       <w:r>
         <w:t xml:space="preserve"> </w:t>
       </w:r>
-      <w:hyperlink r:id="rId52">
+      <w:hyperlink r:id="rId56">
         <w:r>
           <w:rPr>
             <w:rStyle w:val="Hyperlink"/>
@@ -4845,8 +5063,8 @@
         </w:r>
       </w:hyperlink>
     </w:p>
-    <w:bookmarkEnd w:id="53"/>
-    <w:bookmarkStart w:id="55" w:name="ref-pmcanada2025alto"/>
+    <w:bookmarkEnd w:id="57"/>
+    <w:bookmarkStart w:id="59" w:name="ref-pmcanada2025alto"/>
     <w:p>
       <w:pPr>
         <w:pStyle w:val="Bibliography"/>
@@ -4870,7 +5088,7 @@
       <w:r>
         <w:t xml:space="preserve"> </w:t>
       </w:r>
-      <w:hyperlink r:id="rId54">
+      <w:hyperlink r:id="rId58">
         <w:r>
           <w:rPr>
             <w:rStyle w:val="Hyperlink"/>
@@ -4879,8 +5097,8 @@
         </w:r>
       </w:hyperlink>
     </w:p>
-    <w:bookmarkEnd w:id="55"/>
-    <w:bookmarkStart w:id="56" w:name="ref-cn2002mr1305"/>
+    <w:bookmarkEnd w:id="59"/>
+    <w:bookmarkStart w:id="60" w:name="ref-cn2002mr1305"/>
     <w:p>
       <w:pPr>
         <w:pStyle w:val="Bibliography"/>
@@ -4905,8 +5123,8 @@
         <w:t xml:space="preserve">[Circulaire technique interne]. Compagnie des chemins de fer nationaux du Canada.</w:t>
       </w:r>
     </w:p>
-    <w:bookmarkEnd w:id="56"/>
-    <w:bookmarkStart w:id="58" w:name="ref-cbc2025pilote"/>
+    <w:bookmarkEnd w:id="60"/>
+    <w:bookmarkStart w:id="62" w:name="ref-cbc2025pilote"/>
     <w:p>
       <w:pPr>
         <w:pStyle w:val="Bibliography"/>
@@ -4958,7 +5176,7 @@
       <w:r>
         <w:t xml:space="preserve"> </w:t>
       </w:r>
-      <w:hyperlink r:id="rId57">
+      <w:hyperlink r:id="rId61">
         <w:r>
           <w:rPr>
             <w:rStyle w:val="Hyperlink"/>
@@ -4967,8 +5185,8 @@
         </w:r>
       </w:hyperlink>
     </w:p>
-    <w:bookmarkEnd w:id="58"/>
-    <w:bookmarkStart w:id="60" w:name="ref-eu2023ccstsi"/>
+    <w:bookmarkEnd w:id="62"/>
+    <w:bookmarkStart w:id="64" w:name="ref-eu2023ccstsi"/>
     <w:p>
       <w:pPr>
         <w:pStyle w:val="Bibliography"/>
@@ -4992,7 +5210,7 @@
       <w:r>
         <w:t xml:space="preserve"> </w:t>
       </w:r>
-      <w:hyperlink r:id="rId59">
+      <w:hyperlink r:id="rId63">
         <w:r>
           <w:rPr>
             <w:rStyle w:val="Hyperlink"/>
@@ -5001,8 +5219,8 @@
         </w:r>
       </w:hyperlink>
     </w:p>
-    <w:bookmarkEnd w:id="60"/>
-    <w:bookmarkStart w:id="62" w:name="ref-ec2026etcs"/>
+    <w:bookmarkEnd w:id="64"/>
+    <w:bookmarkStart w:id="66" w:name="ref-ec2026etcs"/>
     <w:p>
       <w:pPr>
         <w:pStyle w:val="Bibliography"/>
@@ -5026,7 +5244,7 @@
       <w:r>
         <w:t xml:space="preserve"> </w:t>
       </w:r>
-      <w:hyperlink r:id="rId61">
+      <w:hyperlink r:id="rId65">
         <w:r>
           <w:rPr>
             <w:rStyle w:val="Hyperlink"/>
@@ -5035,13 +5253,47 @@
         </w:r>
       </w:hyperlink>
     </w:p>
-    <w:bookmarkEnd w:id="62"/>
-    <w:bookmarkStart w:id="64" w:name="ref-dick2019blocs"/>
+    <w:bookmarkEnd w:id="66"/>
+    <w:bookmarkStart w:id="68" w:name="ref-db2019icet411"/>
     <w:p>
       <w:pPr>
         <w:pStyle w:val="Bibliography"/>
       </w:pPr>
       <w:r>
+        <w:t xml:space="preserve">Deutsche Bahn AG. (2019).</w:t>
+      </w:r>
+      <w:r>
+        <w:t xml:space="preserve"> </w:t>
+      </w:r>
+      <w:r>
+        <w:rPr>
+          <w:i/>
+          <w:iCs/>
+        </w:rPr>
+        <w:t xml:space="preserve">ICE T (7-tlg.) BR 411, 1. Serie : Daten und Fakten</w:t>
+      </w:r>
+      <w:r>
+        <w:t xml:space="preserve">. Deutsche Bahn AG.</w:t>
+      </w:r>
+      <w:r>
+        <w:t xml:space="preserve"> </w:t>
+      </w:r>
+      <w:hyperlink r:id="rId67">
+        <w:r>
+          <w:rPr>
+            <w:rStyle w:val="Hyperlink"/>
+          </w:rPr>
+          <w:t xml:space="preserve">https://assets.static-bahn.de/dam/jcr:4925f5ab-a1e2-4b5e-9205-221aab02f243/215191-289017.pdf</w:t>
+        </w:r>
+      </w:hyperlink>
+    </w:p>
+    <w:bookmarkEnd w:id="68"/>
+    <w:bookmarkStart w:id="70" w:name="ref-dick2019blocs"/>
+    <w:p>
+      <w:pPr>
+        <w:pStyle w:val="Bibliography"/>
+      </w:pPr>
+      <w:r>
         <w:t xml:space="preserve">Dick, C. T., Mussanov, D., Evans, L. E., Roscoe, G. S., &amp; Chang, T.-Y. (2019). Relative Capacity and Performance of Fixed- and Moving-Block Control Systems on North American Freight Railway Lines and Shared Passenger Corridors.</w:t>
       </w:r>
       <w:r>
@@ -5073,7 +5325,7 @@
       <w:r>
         <w:t xml:space="preserve"> </w:t>
       </w:r>
-      <w:hyperlink r:id="rId63">
+      <w:hyperlink r:id="rId69">
         <w:r>
           <w:rPr>
             <w:rStyle w:val="Hyperlink"/>
@@ -5082,8 +5334,8 @@
         </w:r>
       </w:hyperlink>
     </w:p>
-    <w:bookmarkEnd w:id="64"/>
-    <w:bookmarkStart w:id="66" w:name="ref-ecfr213-347"/>
+    <w:bookmarkEnd w:id="70"/>
+    <w:bookmarkStart w:id="72" w:name="ref-ecfr213-347"/>
     <w:p>
       <w:pPr>
         <w:pStyle w:val="Bibliography"/>
@@ -5107,7 +5359,7 @@
       <w:r>
         <w:t xml:space="preserve"> </w:t>
       </w:r>
-      <w:hyperlink r:id="rId65">
+      <w:hyperlink r:id="rId71">
         <w:r>
           <w:rPr>
             <w:rStyle w:val="Hyperlink"/>
@@ -5116,8 +5368,8 @@
         </w:r>
       </w:hyperlink>
     </w:p>
-    <w:bookmarkEnd w:id="66"/>
-    <w:bookmarkStart w:id="68" w:name="ref-fra-lrc-152"/>
+    <w:bookmarkEnd w:id="72"/>
+    <w:bookmarkStart w:id="74" w:name="ref-fra-lrc-152"/>
     <w:p>
       <w:pPr>
         <w:pStyle w:val="Bibliography"/>
@@ -5141,7 +5393,7 @@
       <w:r>
         <w:t xml:space="preserve"> </w:t>
       </w:r>
-      <w:hyperlink r:id="rId67">
+      <w:hyperlink r:id="rId73">
         <w:r>
           <w:rPr>
             <w:rStyle w:val="Hyperlink"/>
@@ -5150,8 +5402,8 @@
         </w:r>
       </w:hyperlink>
     </w:p>
-    <w:bookmarkEnd w:id="68"/>
-    <w:bookmarkStart w:id="70" w:name="ref-fra2004ptc"/>
+    <w:bookmarkEnd w:id="74"/>
+    <w:bookmarkStart w:id="76" w:name="ref-fra2004ptc"/>
     <w:p>
       <w:pPr>
         <w:pStyle w:val="Bibliography"/>
@@ -5175,7 +5427,7 @@
       <w:r>
         <w:t xml:space="preserve"> </w:t>
       </w:r>
-      <w:hyperlink r:id="rId69">
+      <w:hyperlink r:id="rId75">
         <w:r>
           <w:rPr>
             <w:rStyle w:val="Hyperlink"/>
@@ -5184,8 +5436,8 @@
         </w:r>
       </w:hyperlink>
     </w:p>
-    <w:bookmarkEnd w:id="70"/>
-    <w:bookmarkStart w:id="72" w:name="ref-fra2024itcs"/>
+    <w:bookmarkEnd w:id="76"/>
+    <w:bookmarkStart w:id="78" w:name="ref-fra2024itcs"/>
     <w:p>
       <w:pPr>
         <w:pStyle w:val="Bibliography"/>
@@ -5209,7 +5461,7 @@
       <w:r>
         <w:t xml:space="preserve"> </w:t>
       </w:r>
-      <w:hyperlink r:id="rId71">
+      <w:hyperlink r:id="rId77">
         <w:r>
           <w:rPr>
             <w:rStyle w:val="Hyperlink"/>
@@ -5218,8 +5470,8 @@
         </w:r>
       </w:hyperlink>
     </w:p>
-    <w:bookmarkEnd w:id="72"/>
-    <w:bookmarkStart w:id="74" w:name="ref-mdot2014tier1"/>
+    <w:bookmarkEnd w:id="78"/>
+    <w:bookmarkStart w:id="80" w:name="ref-mdot2014tier1"/>
     <w:p>
       <w:pPr>
         <w:pStyle w:val="Bibliography"/>
@@ -5243,7 +5495,7 @@
       <w:r>
         <w:t xml:space="preserve"> </w:t>
       </w:r>
-      <w:hyperlink r:id="rId73">
+      <w:hyperlink r:id="rId79">
         <w:r>
           <w:rPr>
             <w:rStyle w:val="Hyperlink"/>
@@ -5252,8 +5504,8 @@
         </w:r>
       </w:hyperlink>
     </w:p>
-    <w:bookmarkEnd w:id="74"/>
-    <w:bookmarkStart w:id="76" w:name="ref-via2024requete"/>
+    <w:bookmarkEnd w:id="80"/>
+    <w:bookmarkStart w:id="82" w:name="ref-via2024requete"/>
     <w:p>
       <w:pPr>
         <w:pStyle w:val="Bibliography"/>
@@ -5305,7 +5557,7 @@
       <w:r>
         <w:t xml:space="preserve"> </w:t>
       </w:r>
-      <w:hyperlink r:id="rId75">
+      <w:hyperlink r:id="rId81">
         <w:r>
           <w:rPr>
             <w:rStyle w:val="Hyperlink"/>
@@ -5314,8 +5566,8 @@
         </w:r>
       </w:hyperlink>
     </w:p>
-    <w:bookmarkEnd w:id="76"/>
-    <w:bookmarkStart w:id="78" w:name="ref-nao2006wcml"/>
+    <w:bookmarkEnd w:id="82"/>
+    <w:bookmarkStart w:id="84" w:name="ref-nao2006wcml"/>
     <w:p>
       <w:pPr>
         <w:pStyle w:val="Bibliography"/>
@@ -5356,7 +5608,7 @@
       <w:r>
         <w:t xml:space="preserve"> </w:t>
       </w:r>
-      <w:hyperlink r:id="rId77">
+      <w:hyperlink r:id="rId83">
         <w:r>
           <w:rPr>
             <w:rStyle w:val="Hyperlink"/>
@@ -5365,8 +5617,8 @@
         </w:r>
       </w:hyperlink>
     </w:p>
-    <w:bookmarkEnd w:id="78"/>
-    <w:bookmarkStart w:id="80" w:name="ref-otc2016circulation"/>
+    <w:bookmarkEnd w:id="84"/>
+    <w:bookmarkStart w:id="86" w:name="ref-otc2016circulation"/>
     <w:p>
       <w:pPr>
         <w:pStyle w:val="Bibliography"/>
@@ -5390,7 +5642,7 @@
       <w:r>
         <w:t xml:space="preserve"> </w:t>
       </w:r>
-      <w:hyperlink r:id="rId79">
+      <w:hyperlink r:id="rId85">
         <w:r>
           <w:rPr>
             <w:rStyle w:val="Hyperlink"/>
@@ -5399,8 +5651,8 @@
         </w:r>
       </w:hyperlink>
     </w:p>
-    <w:bookmarkEnd w:id="80"/>
-    <w:bookmarkStart w:id="82" w:name="ref-orr2021cadre"/>
+    <w:bookmarkEnd w:id="86"/>
+    <w:bookmarkStart w:id="88" w:name="ref-orr2021cadre"/>
     <w:p>
       <w:pPr>
         <w:pStyle w:val="Bibliography"/>
@@ -5427,7 +5679,7 @@
       <w:r>
         <w:t xml:space="preserve"> </w:t>
       </w:r>
-      <w:hyperlink r:id="rId81">
+      <w:hyperlink r:id="rId87">
         <w:r>
           <w:rPr>
             <w:rStyle w:val="Hyperlink"/>
@@ -5436,8 +5688,8 @@
         </w:r>
       </w:hyperlink>
     </w:p>
-    <w:bookmarkEnd w:id="82"/>
-    <w:bookmarkStart w:id="84" w:name="ref-orr2024tps"/>
+    <w:bookmarkEnd w:id="88"/>
+    <w:bookmarkStart w:id="90" w:name="ref-orr2024tps"/>
     <w:p>
       <w:pPr>
         <w:pStyle w:val="Bibliography"/>
@@ -5461,7 +5713,7 @@
       <w:r>
         <w:t xml:space="preserve"> </w:t>
       </w:r>
-      <w:hyperlink r:id="rId83">
+      <w:hyperlink r:id="rId89">
         <w:r>
           <w:rPr>
             <w:rStyle w:val="Hyperlink"/>
@@ -5470,8 +5722,8 @@
         </w:r>
       </w:hyperlink>
     </w:p>
-    <w:bookmarkEnd w:id="84"/>
-    <w:bookmarkStart w:id="86" w:name="ref-orr2025wcml"/>
+    <w:bookmarkEnd w:id="90"/>
+    <w:bookmarkStart w:id="92" w:name="ref-orr2025wcml"/>
     <w:p>
       <w:pPr>
         <w:pStyle w:val="Bibliography"/>
@@ -5540,7 +5792,7 @@
       <w:r>
         <w:t xml:space="preserve"> </w:t>
       </w:r>
-      <w:hyperlink r:id="rId85">
+      <w:hyperlink r:id="rId91">
         <w:r>
           <w:rPr>
             <w:rStyle w:val="Hyperlink"/>
@@ -5549,8 +5801,8 @@
         </w:r>
       </w:hyperlink>
     </w:p>
-    <w:bookmarkEnd w:id="86"/>
-    <w:bookmarkStart w:id="88" w:name="ref-osm2026geofabrik"/>
+    <w:bookmarkEnd w:id="92"/>
+    <w:bookmarkStart w:id="94" w:name="ref-osm2026geofabrik"/>
     <w:p>
       <w:pPr>
         <w:pStyle w:val="Bibliography"/>
@@ -5616,7 +5868,7 @@
       <w:r>
         <w:t xml:space="preserve"> </w:t>
       </w:r>
-      <w:hyperlink r:id="rId87">
+      <w:hyperlink r:id="rId93">
         <w:r>
           <w:rPr>
             <w:rStyle w:val="Hyperlink"/>
@@ -5625,8 +5877,8 @@
         </w:r>
       </w:hyperlink>
     </w:p>
-    <w:bookmarkEnd w:id="88"/>
-    <w:bookmarkStart w:id="90" w:name="ref-ltc1996art138"/>
+    <w:bookmarkEnd w:id="94"/>
+    <w:bookmarkStart w:id="96" w:name="ref-ltc1996art138"/>
     <w:p>
       <w:pPr>
         <w:pStyle w:val="Bibliography"/>
@@ -5671,7 +5923,7 @@
       <w:r>
         <w:t xml:space="preserve"> </w:t>
       </w:r>
-      <w:hyperlink r:id="rId89">
+      <w:hyperlink r:id="rId95">
         <w:r>
           <w:rPr>
             <w:rStyle w:val="Hyperlink"/>
@@ -5680,8 +5932,8 @@
         </w:r>
       </w:hyperlink>
     </w:p>
-    <w:bookmarkEnd w:id="90"/>
-    <w:bookmarkStart w:id="92" w:name="ref-railwaysact1993"/>
+    <w:bookmarkEnd w:id="96"/>
+    <w:bookmarkStart w:id="98" w:name="ref-railwaysact1993"/>
     <w:p>
       <w:pPr>
         <w:pStyle w:val="Bibliography"/>
@@ -5705,7 +5957,7 @@
       <w:r>
         <w:t xml:space="preserve"> </w:t>
       </w:r>
-      <w:hyperlink r:id="rId91">
+      <w:hyperlink r:id="rId97">
         <w:r>
           <w:rPr>
             <w:rStyle w:val="Hyperlink"/>
@@ -5714,8 +5966,8 @@
         </w:r>
       </w:hyperlink>
     </w:p>
-    <w:bookmarkEnd w:id="92"/>
-    <w:bookmarkStart w:id="94" w:name="ref-rfli2026tpr"/>
+    <w:bookmarkEnd w:id="98"/>
+    <w:bookmarkStart w:id="100" w:name="ref-rfli2026tpr"/>
     <w:p>
       <w:pPr>
         <w:pStyle w:val="Bibliography"/>
@@ -5739,7 +5991,7 @@
       <w:r>
         <w:t xml:space="preserve"> </w:t>
       </w:r>
-      <w:hyperlink r:id="rId93">
+      <w:hyperlink r:id="rId99">
         <w:r>
           <w:rPr>
             <w:rStyle w:val="Hyperlink"/>
@@ -5748,8 +6000,8 @@
         </w:r>
       </w:hyperlink>
     </w:p>
-    <w:bookmarkEnd w:id="94"/>
-    <w:bookmarkStart w:id="96" w:name="ref-schittenhelm2011"/>
+    <w:bookmarkEnd w:id="100"/>
+    <w:bookmarkStart w:id="102" w:name="ref-schittenhelm2011"/>
     <w:p>
       <w:pPr>
         <w:pStyle w:val="Bibliography"/>
@@ -5773,7 +6025,7 @@
       <w:r>
         <w:t xml:space="preserve"> </w:t>
       </w:r>
-      <w:hyperlink r:id="rId95">
+      <w:hyperlink r:id="rId101">
         <w:r>
           <w:rPr>
             <w:rStyle w:val="Hyperlink"/>
@@ -5782,13 +6034,47 @@
         </w:r>
       </w:hyperlink>
     </w:p>
-    <w:bookmarkEnd w:id="96"/>
-    <w:bookmarkStart w:id="98" w:name="ref-sncf2023drr"/>
+    <w:bookmarkEnd w:id="102"/>
+    <w:bookmarkStart w:id="104" w:name="ref-siemens2024chargerwsdot"/>
     <w:p>
       <w:pPr>
         <w:pStyle w:val="Bibliography"/>
       </w:pPr>
       <w:r>
+        <w:t xml:space="preserve">Siemens Mobility, Inc. (2024).</w:t>
+      </w:r>
+      <w:r>
+        <w:t xml:space="preserve"> </w:t>
+      </w:r>
+      <w:r>
+        <w:rPr>
+          <w:i/>
+          <w:iCs/>
+        </w:rPr>
+        <w:t xml:space="preserve">Charger Diesel-Electric Locomotive: Washington State DOT</w:t>
+      </w:r>
+      <w:r>
+        <w:t xml:space="preserve">. Siemens Mobility, Inc.</w:t>
+      </w:r>
+      <w:r>
+        <w:t xml:space="preserve"> </w:t>
+      </w:r>
+      <w:hyperlink r:id="rId103">
+        <w:r>
+          <w:rPr>
+            <w:rStyle w:val="Hyperlink"/>
+          </w:rPr>
+          <w:t xml:space="preserve">https://assets.new.siemens.com/siemens/assets/api/uuid:f1a77eb1-1b1a-4335-913e-8f831d82d778/WSDOT-Charger-Data-Sheet_original.pdf</w:t>
+        </w:r>
+      </w:hyperlink>
+    </w:p>
+    <w:bookmarkEnd w:id="104"/>
+    <w:bookmarkStart w:id="106" w:name="ref-sncf2023drr"/>
+    <w:p>
+      <w:pPr>
+        <w:pStyle w:val="Bibliography"/>
+      </w:pPr>
+      <w:r>
         <w:t xml:space="preserve">SNCF Réseau. (2023).</w:t>
       </w:r>
       <w:r>
@@ -5807,7 +6093,7 @@
       <w:r>
         <w:t xml:space="preserve"> </w:t>
       </w:r>
-      <w:hyperlink r:id="rId97">
+      <w:hyperlink r:id="rId105">
         <w:r>
           <w:rPr>
             <w:rStyle w:val="Hyperlink"/>
@@ -5816,8 +6102,8 @@
         </w:r>
       </w:hyperlink>
     </w:p>
-    <w:bookmarkEnd w:id="98"/>
-    <w:bookmarkStart w:id="100" w:name="ref-sogin2013doublement"/>
+    <w:bookmarkEnd w:id="106"/>
+    <w:bookmarkStart w:id="108" w:name="ref-sogin2013doublement"/>
     <w:p>
       <w:pPr>
         <w:pStyle w:val="Bibliography"/>
@@ -5841,7 +6127,7 @@
       <w:r>
         <w:t xml:space="preserve"> </w:t>
       </w:r>
-      <w:hyperlink r:id="rId99">
+      <w:hyperlink r:id="rId107">
         <w:r>
           <w:rPr>
             <w:rStyle w:val="Hyperlink"/>
@@ -5850,8 +6136,8 @@
         </w:r>
       </w:hyperlink>
     </w:p>
-    <w:bookmarkEnd w:id="100"/>
-    <w:bookmarkStart w:id="102" w:name="ref-trafikverket2025jnb"/>
+    <w:bookmarkEnd w:id="108"/>
+    <w:bookmarkStart w:id="110" w:name="ref-trafikverket2025jnb"/>
     <w:p>
       <w:pPr>
         <w:pStyle w:val="Bibliography"/>
@@ -5875,7 +6161,7 @@
       <w:r>
         <w:t xml:space="preserve"> </w:t>
       </w:r>
-      <w:hyperlink r:id="rId101">
+      <w:hyperlink r:id="rId109">
         <w:r>
           <w:rPr>
             <w:rStyle w:val="Hyperlink"/>
@@ -5884,8 +6170,8 @@
         </w:r>
       </w:hyperlink>
     </w:p>
-    <w:bookmarkEnd w:id="102"/>
-    <w:bookmarkStart w:id="104" w:name="ref-tc2022rrts"/>
+    <w:bookmarkEnd w:id="110"/>
+    <w:bookmarkStart w:id="112" w:name="ref-tc2022rrts"/>
     <w:p>
       <w:pPr>
         <w:pStyle w:val="Bibliography"/>
@@ -5923,7 +6209,7 @@
       <w:r>
         <w:t xml:space="preserve"> </w:t>
       </w:r>
-      <w:hyperlink r:id="rId103">
+      <w:hyperlink r:id="rId111">
         <w:r>
           <w:rPr>
             <w:rStyle w:val="Hyperlink"/>
@@ -5932,8 +6218,8 @@
         </w:r>
       </w:hyperlink>
     </w:p>
-    <w:bookmarkEnd w:id="104"/>
-    <w:bookmarkStart w:id="106" w:name="ref-tc2023inventairepn"/>
+    <w:bookmarkEnd w:id="112"/>
+    <w:bookmarkStart w:id="114" w:name="ref-tc2023inventairepn"/>
     <w:p>
       <w:pPr>
         <w:pStyle w:val="Bibliography"/>
@@ -5957,7 +6243,7 @@
       <w:r>
         <w:t xml:space="preserve"> </w:t>
       </w:r>
-      <w:hyperlink r:id="rId105">
+      <w:hyperlink r:id="rId113">
         <w:r>
           <w:rPr>
             <w:rStyle w:val="Hyperlink"/>
@@ -5966,8 +6252,8 @@
         </w:r>
       </w:hyperlink>
     </w:p>
-    <w:bookmarkEnd w:id="106"/>
-    <w:bookmarkStart w:id="108" w:name="ref-tc2025gcp"/>
+    <w:bookmarkEnd w:id="114"/>
+    <w:bookmarkStart w:id="116" w:name="ref-tc2025gcp"/>
     <w:p>
       <w:pPr>
         <w:pStyle w:val="Bibliography"/>
@@ -6075,7 +6361,7 @@
       <w:r>
         <w:t xml:space="preserve"> </w:t>
       </w:r>
-      <w:hyperlink r:id="rId107">
+      <w:hyperlink r:id="rId115">
         <w:r>
           <w:rPr>
             <w:rStyle w:val="Hyperlink"/>
@@ -6084,8 +6370,8 @@
         </w:r>
       </w:hyperlink>
     </w:p>
-    <w:bookmarkEnd w:id="108"/>
-    <w:bookmarkStart w:id="110" w:name="ref-cror2025"/>
+    <w:bookmarkEnd w:id="116"/>
+    <w:bookmarkStart w:id="118" w:name="ref-cror2025"/>
     <w:p>
       <w:pPr>
         <w:pStyle w:val="Bibliography"/>
@@ -6109,7 +6395,7 @@
       <w:r>
         <w:t xml:space="preserve"> </w:t>
       </w:r>
-      <w:hyperlink r:id="rId109">
+      <w:hyperlink r:id="rId117">
         <w:r>
           <w:rPr>
             <w:rStyle w:val="Hyperlink"/>
@@ -6118,8 +6404,8 @@
         </w:r>
       </w:hyperlink>
     </w:p>
-    <w:bookmarkEnd w:id="110"/>
-    <w:bookmarkStart w:id="111" w:name="ref-uic2000f451"/>
+    <w:bookmarkEnd w:id="118"/>
+    <w:bookmarkStart w:id="119" w:name="ref-uic2000f451"/>
     <w:p>
       <w:pPr>
         <w:pStyle w:val="Bibliography"/>
@@ -6144,8 +6430,8 @@
         <w:t xml:space="preserve">[Fiche UIC 451-1/F/4, 4e \'ed.]. UIC.</w:t>
       </w:r>
     </w:p>
-    <w:bookmarkEnd w:id="111"/>
-    <w:bookmarkStart w:id="113" w:name="ref-fra2000acela"/>
+    <w:bookmarkEnd w:id="119"/>
+    <w:bookmarkStart w:id="121" w:name="ref-fra2000acela"/>
     <w:p>
       <w:pPr>
         <w:pStyle w:val="Bibliography"/>
@@ -6169,7 +6455,7 @@
       <w:r>
         <w:t xml:space="preserve"> </w:t>
       </w:r>
-      <w:hyperlink r:id="rId112">
+      <w:hyperlink r:id="rId120">
         <w:r>
           <w:rPr>
             <w:rStyle w:val="Hyperlink"/>
@@ -6178,8 +6464,8 @@
         </w:r>
       </w:hyperlink>
     </w:p>
-    <w:bookmarkEnd w:id="113"/>
-    <w:bookmarkStart w:id="115" w:name="ref-fra2010ptc"/>
+    <w:bookmarkEnd w:id="121"/>
+    <w:bookmarkStart w:id="123" w:name="ref-fra2010ptc"/>
     <w:p>
       <w:pPr>
         <w:pStyle w:val="Bibliography"/>
@@ -6203,7 +6489,7 @@
       <w:r>
         <w:t xml:space="preserve"> </w:t>
       </w:r>
-      <w:hyperlink r:id="rId114">
+      <w:hyperlink r:id="rId122">
         <w:r>
           <w:rPr>
             <w:rStyle w:val="Hyperlink"/>
@@ -6212,8 +6498,8 @@
         </w:r>
       </w:hyperlink>
     </w:p>
-    <w:bookmarkEnd w:id="115"/>
-    <w:bookmarkStart w:id="117" w:name="ref-fra2023brightlineptc"/>
+    <w:bookmarkEnd w:id="123"/>
+    <w:bookmarkStart w:id="125" w:name="ref-fra2023brightlineptc"/>
     <w:p>
       <w:pPr>
         <w:pStyle w:val="Bibliography"/>
@@ -6237,7 +6523,7 @@
       <w:r>
         <w:t xml:space="preserve"> </w:t>
       </w:r>
-      <w:hyperlink r:id="rId116">
+      <w:hyperlink r:id="rId124">
         <w:r>
           <w:rPr>
             <w:rStyle w:val="Hyperlink"/>
@@ -6246,8 +6532,8 @@
         </w:r>
       </w:hyperlink>
     </w:p>
-    <w:bookmarkEnd w:id="117"/>
-    <w:bookmarkStart w:id="119" w:name="ref-cfr236-0"/>
+    <w:bookmarkEnd w:id="125"/>
+    <w:bookmarkStart w:id="127" w:name="ref-cfr236-0"/>
     <w:p>
       <w:pPr>
         <w:pStyle w:val="Bibliography"/>
@@ -6271,7 +6557,7 @@
       <w:r>
         <w:t xml:space="preserve"> </w:t>
       </w:r>
-      <w:hyperlink r:id="rId118">
+      <w:hyperlink r:id="rId126">
         <w:r>
           <w:rPr>
             <w:rStyle w:val="Hyperlink"/>
@@ -6280,8 +6566,8 @@
         </w:r>
       </w:hyperlink>
     </w:p>
-    <w:bookmarkEnd w:id="119"/>
-    <w:bookmarkStart w:id="121" w:name="ref-cfr236-1007"/>
+    <w:bookmarkEnd w:id="127"/>
+    <w:bookmarkStart w:id="129" w:name="ref-cfr236-1007"/>
     <w:p>
       <w:pPr>
         <w:pStyle w:val="Bibliography"/>
@@ -6305,7 +6591,7 @@
       <w:r>
         <w:t xml:space="preserve"> </w:t>
       </w:r>
-      <w:hyperlink r:id="rId120">
+      <w:hyperlink r:id="rId128">
         <w:r>
           <w:rPr>
             <w:rStyle w:val="Hyperlink"/>
@@ -6314,8 +6600,8 @@
         </w:r>
       </w:hyperlink>
     </w:p>
-    <w:bookmarkEnd w:id="121"/>
-    <w:bookmarkStart w:id="123" w:name="ref-via2009lrc"/>
+    <w:bookmarkEnd w:id="129"/>
+    <w:bookmarkStart w:id="131" w:name="ref-via2009lrc"/>
     <w:p>
       <w:pPr>
         <w:pStyle w:val="Bibliography"/>
@@ -6360,7 +6646,7 @@
       <w:r>
         <w:t xml:space="preserve"> </w:t>
       </w:r>
-      <w:hyperlink r:id="rId122">
+      <w:hyperlink r:id="rId130">
         <w:r>
           <w:rPr>
             <w:rStyle w:val="Hyperlink"/>
@@ -6369,13 +6655,47 @@
         </w:r>
       </w:hyperlink>
     </w:p>
-    <w:bookmarkEnd w:id="123"/>
-    <w:bookmarkStart w:id="125" w:name="ref-via2025rapportannuel"/>
+    <w:bookmarkEnd w:id="131"/>
+    <w:bookmarkStart w:id="133" w:name="ref-viarail2024corridor"/>
     <w:p>
       <w:pPr>
         <w:pStyle w:val="Bibliography"/>
       </w:pPr>
       <w:r>
+        <w:t xml:space="preserve">VIA Rail Canada. (2024).</w:t>
+      </w:r>
+      <w:r>
+        <w:t xml:space="preserve"> </w:t>
+      </w:r>
+      <w:r>
+        <w:rPr>
+          <w:i/>
+          <w:iCs/>
+        </w:rPr>
+        <w:t xml:space="preserve">New Corridor Fleet</w:t>
+      </w:r>
+      <w:r>
+        <w:t xml:space="preserve">. Site corporatif de VIA Rail Canada.</w:t>
+      </w:r>
+      <w:r>
+        <w:t xml:space="preserve"> </w:t>
+      </w:r>
+      <w:hyperlink r:id="rId132">
+        <w:r>
+          <w:rPr>
+            <w:rStyle w:val="Hyperlink"/>
+          </w:rPr>
+          <w:t xml:space="preserve">https://corpo.viarail.ca/en/projects-infrastructure/train-fleet/corridor-fleet</w:t>
+        </w:r>
+      </w:hyperlink>
+    </w:p>
+    <w:bookmarkEnd w:id="133"/>
+    <w:bookmarkStart w:id="135" w:name="ref-via2025rapportannuel"/>
+    <w:p>
+      <w:pPr>
+        <w:pStyle w:val="Bibliography"/>
+      </w:pPr>
+      <w:r>
         <w:t xml:space="preserve">VIA Rail Canada. (2025a).</w:t>
       </w:r>
       <w:r>
@@ -6394,7 +6714,7 @@
       <w:r>
         <w:t xml:space="preserve"> </w:t>
       </w:r>
-      <w:hyperlink r:id="rId124">
+      <w:hyperlink r:id="rId134">
         <w:r>
           <w:rPr>
             <w:rStyle w:val="Hyperlink"/>
@@ -6403,8 +6723,8 @@
         </w:r>
       </w:hyperlink>
     </w:p>
-    <w:bookmarkEnd w:id="125"/>
-    <w:bookmarkStart w:id="127" w:name="ref-via2025t1"/>
+    <w:bookmarkEnd w:id="135"/>
+    <w:bookmarkStart w:id="137" w:name="ref-via2025t1"/>
     <w:p>
       <w:pPr>
         <w:pStyle w:val="Bibliography"/>
@@ -6428,7 +6748,7 @@
       <w:r>
         <w:t xml:space="preserve"> </w:t>
       </w:r>
-      <w:hyperlink r:id="rId126">
+      <w:hyperlink r:id="rId136">
         <w:r>
           <w:rPr>
             <w:rStyle w:val="Hyperlink"/>
@@ -6437,8 +6757,8 @@
         </w:r>
       </w:hyperlink>
     </w:p>
-    <w:bookmarkEnd w:id="127"/>
-    <w:bookmarkStart w:id="129" w:name="ref-viarail2026gtfs"/>
+    <w:bookmarkEnd w:id="137"/>
+    <w:bookmarkStart w:id="139" w:name="ref-viarail2026gtfs"/>
     <w:p>
       <w:pPr>
         <w:pStyle w:val="Bibliography"/>
@@ -6504,7 +6824,7 @@
       <w:r>
         <w:t xml:space="preserve"> </w:t>
       </w:r>
-      <w:hyperlink r:id="rId128">
+      <w:hyperlink r:id="rId138">
         <w:r>
           <w:rPr>
             <w:rStyle w:val="Hyperlink"/>
@@ -6513,13 +6833,149 @@
         </w:r>
       </w:hyperlink>
     </w:p>
-    <w:bookmarkEnd w:id="129"/>
-    <w:bookmarkStart w:id="131" w:name="ref-wcml2026wiki"/>
+    <w:bookmarkEnd w:id="139"/>
+    <w:bookmarkStart w:id="141" w:name="ref-wikipedia2026class390"/>
     <w:p>
       <w:pPr>
         <w:pStyle w:val="Bibliography"/>
       </w:pPr>
       <w:r>
+        <w:t xml:space="preserve">Wikipedia. (2026a).</w:t>
+      </w:r>
+      <w:r>
+        <w:t xml:space="preserve"> </w:t>
+      </w:r>
+      <w:r>
+        <w:rPr>
+          <w:i/>
+          <w:iCs/>
+        </w:rPr>
+        <w:t xml:space="preserve">British Rail Class 390</w:t>
+      </w:r>
+      <w:r>
+        <w:t xml:space="preserve">. Wikipedia, The Free Encyclopedia.</w:t>
+      </w:r>
+      <w:r>
+        <w:t xml:space="preserve"> </w:t>
+      </w:r>
+      <w:hyperlink r:id="rId140">
+        <w:r>
+          <w:rPr>
+            <w:rStyle w:val="Hyperlink"/>
+          </w:rPr>
+          <w:t xml:space="preserve">https://en.wikipedia.org/wiki/British_Rail_Class_390</w:t>
+        </w:r>
+      </w:hyperlink>
+    </w:p>
+    <w:bookmarkEnd w:id="141"/>
+    <w:bookmarkStart w:id="143" w:name="ref-wikipedia2026newpendolino"/>
+    <w:p>
+      <w:pPr>
+        <w:pStyle w:val="Bibliography"/>
+      </w:pPr>
+      <w:r>
+        <w:t xml:space="preserve">Wikipedia. (2026b).</w:t>
+      </w:r>
+      <w:r>
+        <w:t xml:space="preserve"> </w:t>
+      </w:r>
+      <w:r>
+        <w:rPr>
+          <w:i/>
+          <w:iCs/>
+        </w:rPr>
+        <w:t xml:space="preserve">New Pendolino</w:t>
+      </w:r>
+      <w:r>
+        <w:t xml:space="preserve">. Wikipedia, The Free Encyclopedia.</w:t>
+      </w:r>
+      <w:r>
+        <w:t xml:space="preserve"> </w:t>
+      </w:r>
+      <w:hyperlink r:id="rId142">
+        <w:r>
+          <w:rPr>
+            <w:rStyle w:val="Hyperlink"/>
+          </w:rPr>
+          <w:t xml:space="preserve">https://en.wikipedia.org/wiki/New_Pendolino</w:t>
+        </w:r>
+      </w:hyperlink>
+    </w:p>
+    <w:bookmarkEnd w:id="143"/>
+    <w:bookmarkStart w:id="145" w:name="ref-wikipedia2026charger"/>
+    <w:p>
+      <w:pPr>
+        <w:pStyle w:val="Bibliography"/>
+      </w:pPr>
+      <w:r>
+        <w:t xml:space="preserve">Wikipedia. (2026c).</w:t>
+      </w:r>
+      <w:r>
+        <w:t xml:space="preserve"> </w:t>
+      </w:r>
+      <w:r>
+        <w:rPr>
+          <w:i/>
+          <w:iCs/>
+        </w:rPr>
+        <w:t xml:space="preserve">Siemens Charger</w:t>
+      </w:r>
+      <w:r>
+        <w:t xml:space="preserve">. Wikipedia, The Free Encyclopedia.</w:t>
+      </w:r>
+      <w:r>
+        <w:t xml:space="preserve"> </w:t>
+      </w:r>
+      <w:hyperlink r:id="rId144">
+        <w:r>
+          <w:rPr>
+            <w:rStyle w:val="Hyperlink"/>
+          </w:rPr>
+          <w:t xml:space="preserve">https://en.wikipedia.org/wiki/Siemens_Charger</w:t>
+        </w:r>
+      </w:hyperlink>
+    </w:p>
+    <w:bookmarkEnd w:id="145"/>
+    <w:bookmarkStart w:id="147" w:name="ref-wikipedia2026venture"/>
+    <w:p>
+      <w:pPr>
+        <w:pStyle w:val="Bibliography"/>
+      </w:pPr>
+      <w:r>
+        <w:t xml:space="preserve">Wikipedia. (2026d).</w:t>
+      </w:r>
+      <w:r>
+        <w:t xml:space="preserve"> </w:t>
+      </w:r>
+      <w:r>
+        <w:rPr>
+          <w:i/>
+          <w:iCs/>
+        </w:rPr>
+        <w:t xml:space="preserve">Siemens Venture</w:t>
+      </w:r>
+      <w:r>
+        <w:t xml:space="preserve">. Wikipedia, The Free Encyclopedia.</w:t>
+      </w:r>
+      <w:r>
+        <w:t xml:space="preserve"> </w:t>
+      </w:r>
+      <w:hyperlink r:id="rId146">
+        <w:r>
+          <w:rPr>
+            <w:rStyle w:val="Hyperlink"/>
+          </w:rPr>
+          <w:t xml:space="preserve">https://en.wikipedia.org/wiki/Siemens_Venture</w:t>
+        </w:r>
+      </w:hyperlink>
+    </w:p>
+    <w:bookmarkEnd w:id="147"/>
+    <w:bookmarkStart w:id="149" w:name="ref-wcml2026wiki"/>
+    <w:p>
+      <w:pPr>
+        <w:pStyle w:val="Bibliography"/>
+      </w:pPr>
+      <w:r>
         <w:t xml:space="preserve">Wikipédia. (2026).</w:t>
       </w:r>
       <w:r>
@@ -6552,7 +7008,7 @@
       <w:r>
         <w:t xml:space="preserve"> </w:t>
       </w:r>
-      <w:hyperlink r:id="rId130">
+      <w:hyperlink r:id="rId148">
         <w:r>
           <w:rPr>
             <w:rStyle w:val="Hyperlink"/>
@@ -6561,9 +7017,9 @@
         </w:r>
       </w:hyperlink>
     </w:p>
-    <w:bookmarkEnd w:id="131"/>
-    <w:bookmarkEnd w:id="132"/>
-    <w:bookmarkEnd w:id="133"/>
+    <w:bookmarkEnd w:id="149"/>
+    <w:bookmarkEnd w:id="150"/>
+    <w:bookmarkEnd w:id="151"/>
     <w:sectPr>
       <w:footnotePr>
         <w:numRestart w:val="eachSect"/>

--- a/livrables/rapport_corridor.docx
+++ b/livrables/rapport_corridor.docx
@@ -142,7 +142,7 @@
         <w:pStyle w:val="FirstParagraph"/>
       </w:pPr>
       <w:r>
-        <w:t xml:space="preserve">Voici les temps de parcours, marge d’exploitation de 10 % incluse, et la vitesse moyenne qui en résulte :</w:t>
+        <w:t xml:space="preserve">Les temps de parcours, marge d’exploitation de 10 % incluse, et la vitesse moyenne qui en résulte :</w:t>
       </w:r>
     </w:p>
     <w:tbl>
@@ -860,7 +860,7 @@
         <w:t xml:space="preserve">)</w:t>
       </w:r>
       <w:r>
-        <w:t xml:space="preserve">, contre 51 à 74 minutes calculées ici sur Montréal-Toronto. Le parallèle est d’autant plus direct que la WCML roule exactement au plafond retenu ici : 201 km/h (125 mi/h), en pendulaire. Le marché a suivi : sur Londres-Manchester, l’achalandage du train a crû de 77 % pendant que l’avion reculait de 27 %</w:t>
+        <w:t xml:space="preserve">, contre 51 à 74 minutes calculées ici sur Montréal-Toronto. Le marché a suivi : sur Londres-Manchester, l’achalandage du train a crû de 77 % pendant que l’avion reculait de 27 %</w:t>
       </w:r>
       <w:r>
         <w:t xml:space="preserve"> </w:t>
@@ -970,7 +970,7 @@
         <w:t xml:space="preserve">)</w:t>
       </w:r>
       <w:r>
-        <w:t xml:space="preserve">. Les trois scénarios reposent sur ce précédent canadien, pas sur une technologie à importer et à faire approuver.</w:t>
+        <w:t xml:space="preserve">. Les trois scénarios reposent sur ce précédent canadien.</w:t>
       </w:r>
     </w:p>
     <w:p>
@@ -1074,7 +1074,7 @@
         <w:t xml:space="preserve"> </w:t>
       </w:r>
       <w:r>
-        <w:t xml:space="preserve">: viser plus haut, c’est changer de projet. La section sur la signalisation détaille l’escalier complet, y compris la marche intermédiaire à 177 km/h (110 mi/h) qui peut servir d’étape de phasage.</w:t>
+        <w:t xml:space="preserve">: viser plus haut, c’est changer de projet. La section sur la signalisation détaille l’escalier complet, y compris le palier de 177 km/h (110 mi/h), dont le prix ne tient pas à la signalisation mais aux passages à niveau.</w:t>
       </w:r>
     </w:p>
     <w:p>
@@ -1146,7 +1146,7 @@
         <w:t xml:space="preserve"> </w:t>
       </w:r>
       <w:r>
-        <w:t xml:space="preserve">Parce que le LRC suffit. Au-dessus de 201 km/h (125 mi/h), ce n’est plus le train qui bloque, c’est le mur des passages à niveau. Un matériel plus incliné libérerait surtout des courbes où le LRC permet déjà la haute vitesse. Il sortirait du précédent nord-américain et ouvrirait un front d’approbation nouveau, pour un gain mince. Une réserve honnête : VIA a retiré le mécanisme d’inclinaison du LRC lors de sa remise à neuf, pour économiser l’entretien</w:t>
+        <w:t xml:space="preserve">Parce que le LRC suffit. Au-dessus de 201 km/h (125 mi/h), ce n’est plus le train qui bloque, c’est le mur des passages à niveau. Un matériel plus incliné sortirait du précédent nord-américain et ouvrirait un front d’approbation nouveau, pour un gain mince. Réserve : VIA a retiré le mécanisme d’inclinaison du LRC lors de sa remise à neuf, pour économiser l’entretien</w:t>
       </w:r>
       <w:r>
         <w:t xml:space="preserve"> </w:t>
@@ -1166,7 +1166,7 @@
         <w:t xml:space="preserve">)</w:t>
       </w:r>
       <w:r>
-        <w:t xml:space="preserve">. Un pendulaire use davantage le rail en courbe. Le scénario suppose donc un entretien à la hauteur, ce qui est un coût récurrent et un point de discussion avec le propriétaire de la voie. Les paramètres exacts des scénarios (dévers, tolérances, coefficients) sont donnés dans la section sur les conditions.</w:t>
+        <w:t xml:space="preserve">. Un pendulaire use davantage le rail en courbe : le scénario suppose un entretien à la hauteur, à discuter avec le propriétaire de la voie.</w:t>
       </w:r>
     </w:p>
     <w:bookmarkEnd w:id="16"/>
@@ -1318,13 +1318,33 @@
           <w:b/>
           <w:bCs/>
         </w:rPr>
-        <w:t xml:space="preserve">au-delà de 201 km/h : zéro passage à niveau.</w:t>
-      </w:r>
-      <w:r>
-        <w:t xml:space="preserve"> </w:t>
-      </w:r>
-      <w:r>
-        <w:t xml:space="preserve">C’est le mur qui impose à un TGV comme ALTO une voie neuve et clôturée.</w:t>
+        <w:t xml:space="preserve">au-delà de 201 km/h : zéro passage à niveau,</w:t>
+      </w:r>
+      <w:r>
+        <w:t xml:space="preserve"> </w:t>
+      </w:r>
+      <w:r>
+        <w:t xml:space="preserve">public ou privé, sans exception</w:t>
+      </w:r>
+      <w:r>
+        <w:t xml:space="preserve"> </w:t>
+      </w:r>
+      <w:r>
+        <w:t xml:space="preserve">(</w:t>
+      </w:r>
+      <w:hyperlink w:anchor="ref-ecfr213-347">
+        <w:r>
+          <w:rPr>
+            <w:rStyle w:val="Hyperlink"/>
+          </w:rPr>
+          <w:t xml:space="preserve">Federal Railroad Administration, s. d.-a</w:t>
+        </w:r>
+      </w:hyperlink>
+      <w:r>
+        <w:t xml:space="preserve">)</w:t>
+      </w:r>
+      <w:r>
+        <w:t xml:space="preserve">. C’est le mur qui impose à un TGV comme ALTO une voie neuve et clôturée.</w:t>
       </w:r>
     </w:p>
     <w:p>
@@ -1666,7 +1686,7 @@
         <w:t xml:space="preserve"> </w:t>
       </w:r>
       <w:r>
-        <w:t xml:space="preserve">Un calculateur à bord connaît la limite à respecter et freine le train si le mécanicien ne le fait pas. Les signaux au sol restent en place : le fret circule comme avant, seuls les trains rapides embarquent l’équipement. Cette marche est prouvée en Amérique du Nord jusqu’au plafond retenu, et au-delà. Le régulateur américain l’a écrit lui-même : Amtrak exploite en sécurité entre 90 et 150 mi/h (jusqu’à 241 km/h) sur le Northeast Corridor, avec la signalisation de cabine et le système ACSES</w:t>
+        <w:t xml:space="preserve">Un calculateur à bord connaît la limite à respecter et freine le train si le mécanicien ne le fait pas. Les signaux au sol restent en place : le fret circule comme avant, seuls les trains rapides embarquent l’équipement. Cette marche est prouvée en Amérique du Nord jusqu’au plafond retenu, et au-delà. Le régulateur américain l’a écrit lui-même : Amtrak exploite en sécurité entre 90 et 150 mi/h (jusqu’à 241 km/h) sur le Northeast Corridor, avec la signalisation de cabine et le système ACSES, un complément qui lit dans des balises posées entre les rails la limite de vitesse de chaque section et la fait respecter à bord</w:t>
       </w:r>
       <w:r>
         <w:t xml:space="preserve"> </w:t>
@@ -1803,13 +1823,13 @@
           <w:b/>
           <w:bCs/>
         </w:rPr>
-        <w:t xml:space="preserve">Une étape de phasage existe à 177 km/h (110 mi/h).</w:t>
-      </w:r>
-      <w:r>
-        <w:t xml:space="preserve"> </w:t>
-      </w:r>
-      <w:r>
-        <w:t xml:space="preserve">La variante la plus légère de cette marche est l’ITCS de la ligne Amtrak du Michigan : posée par-dessus la signalisation existante, elle a porté la vitesse de 79 mi/h en 2000 à 110 mi/h (177 km/h) en 2012, sur une ligne partagée avec le fret</w:t>
+        <w:t xml:space="preserve">Entre 177 et 201 km/h (110 et 125 mi/h), le prix n’est pas la signalisation : ce sont les passages à niveau.</w:t>
+      </w:r>
+      <w:r>
+        <w:t xml:space="preserve"> </w:t>
+      </w:r>
+      <w:r>
+        <w:t xml:space="preserve">Le contrôle en cabine est le même aux deux vitesses. L’ITCS de la ligne Amtrak du Michigan, posé par-dessus la signalisation existante, a porté cette ligne partagée avec le fret de 79 mi/h en 2000 à 110 mi/h en 2012</w:t>
       </w:r>
       <w:r>
         <w:t xml:space="preserve"> </w:t>
@@ -1829,7 +1849,113 @@
         <w:t xml:space="preserve">)</w:t>
       </w:r>
       <w:r>
-        <w:t xml:space="preserve">. Un programme peut donc commencer là, puis monter à 201 : la géométrie, le train et les passages traités servent aux deux paliers.</w:t>
+        <w:t xml:space="preserve"> </w:t>
+      </w:r>
+      <w:r>
+        <w:t xml:space="preserve">; l’I-ETMS de Brightline est certifié à 125</w:t>
+      </w:r>
+      <w:r>
+        <w:t xml:space="preserve"> </w:t>
+      </w:r>
+      <w:r>
+        <w:t xml:space="preserve">(</w:t>
+      </w:r>
+      <w:hyperlink w:anchor="ref-fra2023brightlineptc">
+        <w:r>
+          <w:rPr>
+            <w:rStyle w:val="Hyperlink"/>
+          </w:rPr>
+          <w:t xml:space="preserve">United States. Federal Railroad Administration, 2023</w:t>
+        </w:r>
+      </w:hyperlink>
+      <w:r>
+        <w:t xml:space="preserve">)</w:t>
+      </w:r>
+      <w:r>
+        <w:t xml:space="preserve"> </w:t>
+      </w:r>
+      <w:r>
+        <w:t xml:space="preserve">; et le dossier renforcé du régulateur ne commence qu’au-delà de 125</w:t>
+      </w:r>
+      <w:r>
+        <w:t xml:space="preserve"> </w:t>
+      </w:r>
+      <w:r>
+        <w:t xml:space="preserve">(</w:t>
+      </w:r>
+      <w:hyperlink w:anchor="ref-cfr236-1007">
+        <w:r>
+          <w:rPr>
+            <w:rStyle w:val="Hyperlink"/>
+          </w:rPr>
+          <w:t xml:space="preserve">United States. Federal Railroad Administration, 2026b</w:t>
+        </w:r>
+      </w:hyperlink>
+      <w:r>
+        <w:t xml:space="preserve">)</w:t>
+      </w:r>
+      <w:r>
+        <w:t xml:space="preserve">. Ce qui change, c’est le régime des passages. Jusqu’à 110 mi/h, le corridor scellé suffit. De 111 à 125 mi/h, chaque segment qui garde des passages doit recevoir un dispositif de barrières décrit et approuvé par le régulateur fédéral, et le train n’y roule pas si un seul élément est en panne</w:t>
+      </w:r>
+      <w:r>
+        <w:t xml:space="preserve"> </w:t>
+      </w:r>
+      <w:r>
+        <w:t xml:space="preserve">(</w:t>
+      </w:r>
+      <w:hyperlink w:anchor="ref-ecfr213-347">
+        <w:r>
+          <w:rPr>
+            <w:rStyle w:val="Hyperlink"/>
+          </w:rPr>
+          <w:t xml:space="preserve">Federal Railroad Administration, s. d.-a</w:t>
+        </w:r>
+      </w:hyperlink>
+      <w:r>
+        <w:t xml:space="preserve">)</w:t>
+      </w:r>
+      <w:r>
+        <w:t xml:space="preserve">. Dans ce corridor, 672 passages se trouvent là où le pendulaire roulerait entre 178 et 201 km/h, contre 161 dans la bande scellée. Brightline a tranché exactement ce dilemme : 125 mi/h sur son seul tronçon sans passages, 110 partout ailleurs</w:t>
+      </w:r>
+      <w:r>
+        <w:t xml:space="preserve"> </w:t>
+      </w:r>
+      <w:r>
+        <w:t xml:space="preserve">(</w:t>
+      </w:r>
+      <w:hyperlink w:anchor="ref-brightline2023">
+        <w:r>
+          <w:rPr>
+            <w:rStyle w:val="Hyperlink"/>
+          </w:rPr>
+          <w:t xml:space="preserve">Brightline, 2023</w:t>
+        </w:r>
+      </w:hyperlink>
+      <w:r>
+        <w:t xml:space="preserve">)</w:t>
+      </w:r>
+      <w:r>
+        <w:t xml:space="preserve">. S’ajoute une classe de voie plus exigeante (classe 7 au lieu de 6 : tolérances et inspections plus serrées, un coût récurrent)</w:t>
+      </w:r>
+      <w:r>
+        <w:t xml:space="preserve"> </w:t>
+      </w:r>
+      <w:r>
+        <w:t xml:space="preserve">(</w:t>
+      </w:r>
+      <w:hyperlink w:anchor="ref-ecfr213-347">
+        <w:r>
+          <w:rPr>
+            <w:rStyle w:val="Hyperlink"/>
+          </w:rPr>
+          <w:t xml:space="preserve">Federal Railroad Administration, s. d.-a</w:t>
+        </w:r>
+      </w:hyperlink>
+      <w:r>
+        <w:t xml:space="preserve">)</w:t>
+      </w:r>
+      <w:r>
+        <w:t xml:space="preserve">. Ce que les 201 achètent, à géométrie égale : de 2 à 13 minutes par tronçon selon le scénario (13 sur Montréal-Toronto au scénario 3, 6 sur Montréal-Ottawa). L’arbitrage est donc simple à poser : le programme de barrières approuvées sur 672 passages, contre ces minutes. Le train, la géométrie et le corridor scellé servent aux deux paliers ; un programme peut s’arrêter à 177 ou y commencer, puis monter.</w:t>
       </w:r>
     </w:p>
     <w:p>
@@ -1957,7 +2083,7 @@
         <w:t xml:space="preserve">)</w:t>
       </w:r>
       <w:r>
-        <w:t xml:space="preserve">. Aucune dérogation, aucun conflit avec le fret. Voici les paramètres, pour référence :</w:t>
+        <w:t xml:space="preserve">. Aucune dérogation, aucun conflit avec le fret. Les paramètres, en millimètres et en pouces, l’unité de l’industrie :</w:t>
       </w:r>
     </w:p>
     <w:tbl>
@@ -2038,18 +2164,18 @@
               <w:pStyle w:val="Compact"/>
             </w:pPr>
             <w:r>
-              <w:t xml:space="preserve">100 mm (supposé)</w:t>
-            </w:r>
-          </w:p>
-        </w:tc>
-        <w:tc>
-          <w:tcPr/>
-          <w:p>
-            <w:pPr>
-              <w:pStyle w:val="Compact"/>
-            </w:pPr>
-            <w:r>
-              <w:t xml:space="preserve">76 mm</w:t>
+              <w:t xml:space="preserve">100 mm, 4 po (supposé)</w:t>
+            </w:r>
+          </w:p>
+        </w:tc>
+        <w:tc>
+          <w:tcPr/>
+          <w:p>
+            <w:pPr>
+              <w:pStyle w:val="Compact"/>
+            </w:pPr>
+            <w:r>
+              <w:t xml:space="preserve">76 mm (3 po)</w:t>
             </w:r>
           </w:p>
         </w:tc>
@@ -2084,18 +2210,18 @@
               <w:pStyle w:val="Compact"/>
             </w:pPr>
             <w:r>
-              <w:t xml:space="preserve">127 mm</w:t>
-            </w:r>
-          </w:p>
-        </w:tc>
-        <w:tc>
-          <w:tcPr/>
-          <w:p>
-            <w:pPr>
-              <w:pStyle w:val="Compact"/>
-            </w:pPr>
-            <w:r>
-              <w:t xml:space="preserve">152 mm</w:t>
+              <w:t xml:space="preserve">127 mm (5 po)</w:t>
+            </w:r>
+          </w:p>
+        </w:tc>
+        <w:tc>
+          <w:tcPr/>
+          <w:p>
+            <w:pPr>
+              <w:pStyle w:val="Compact"/>
+            </w:pPr>
+            <w:r>
+              <w:t xml:space="preserve">152 mm (6 po)</w:t>
             </w:r>
           </w:p>
         </w:tc>
@@ -2227,7 +2353,7 @@
               <w:pStyle w:val="Compact"/>
             </w:pPr>
             <w:r>
-              <w:t xml:space="preserve">Sous 177 km/h, 110 mi/h (l’étape de phasage)</w:t>
+              <w:t xml:space="preserve">Sous 177 km/h (110 mi/h)</w:t>
             </w:r>
           </w:p>
         </w:tc>
@@ -2663,7 +2789,7 @@
         <w:pStyle w:val="BodyText"/>
       </w:pPr>
       <w:r>
-        <w:t xml:space="preserve">Regardez la dernière colonne. Sur la voie double, tous les trains d’un même trajet font à peu près le même temps. Sur la voie simple du CN, l’horaire du même trajet varie de 8 à 16 minutes selon le départ : les attentes de croisement sont écrites dans la grille horaire elle-même. Le passager de Montréal-Québec paie jusqu’à 24 minutes de plus selon l’heure de son billet. La voie double, c’est d’abord un train qui arrive à l’heure, à la même heure, tous les jours.</w:t>
+        <w:t xml:space="preserve">La dernière colonne est la plus parlante. Sur la voie double, tous les trains d’un même trajet font à peu près le même temps. Sur la voie simple du CN, l’horaire du même trajet varie de 8 à 16 minutes selon le départ : les attentes de croisement sont écrites dans la grille horaire elle-même. Le passager de Montréal-Québec paie jusqu’à 24 minutes de plus selon l’heure de son billet. La voie double, c’est d’abord un train qui arrive à l’heure, à la même heure, tous les jours. Une précision de lecture : les pourcentages de cette table comparent les familles de voie entre elles, sur un temps de base fluide, sans arrêts ni approches urbaines. Ils ne sont pas la marge réelle d’un trajet, qui est donnée dans les résultats détaillés.</w:t>
       </w:r>
     </w:p>
     <w:p>
@@ -2699,7 +2825,7 @@
         <w:t xml:space="preserve"> </w:t>
       </w:r>
       <w:r>
-        <w:t xml:space="preserve">Montréal-Toronto est déjà doublé, et sa voie double porte encore 33 % de marge, contre une norme de 10 %. Comme le doublement existant ne suffit pas à ramener la marge aux meilleures pratiques, trois compléments sont nécessaires pour combler l’écart : des liaisons rapides entre les deux voies pour dépasser sans ralentir, des sections de troisième voie aux points de friction, et surtout un régime de cohabitation arbitré</w:t>
+        <w:t xml:space="preserve">Montréal-Toronto est déjà doublé. Son horaire porte pourtant encore 12 % de marge au-dessus du temps de base du train actuel, contre la norme de 10 % retenue pour les scénarios ; Montréal-Québec, sur voie simple, en porte 24 %. Le doublement existant rapproche donc de la norme sans l’atteindre, et il ne règle pas seul la régularité. Trois compléments restent nécessaires : des liaisons rapides entre les deux voies pour dépasser sans ralentir, des sections de troisième voie aux points de friction, et surtout un régime de cohabitation arbitré</w:t>
       </w:r>
       <w:r>
         <w:t xml:space="preserve"> </w:t>
@@ -3551,12 +3677,13 @@
         <w:tblLook w:firstRow="1" w:lastRow="0" w:firstColumn="0" w:lastColumn="0" w:noHBand="0" w:noVBand="0" w:val="0020"/>
       </w:tblPr>
       <w:tblGrid>
-        <w:gridCol w:w="1320"/>
-        <w:gridCol w:w="1320"/>
-        <w:gridCol w:w="1320"/>
-        <w:gridCol w:w="1320"/>
-        <w:gridCol w:w="1320"/>
-        <w:gridCol w:w="1320"/>
+        <w:gridCol w:w="1131"/>
+        <w:gridCol w:w="1131"/>
+        <w:gridCol w:w="1131"/>
+        <w:gridCol w:w="1131"/>
+        <w:gridCol w:w="1131"/>
+        <w:gridCol w:w="1131"/>
+        <w:gridCol w:w="1131"/>
       </w:tblGrid>
       <w:tr>
         <w:trPr>
@@ -3628,6 +3755,17 @@
             </w:r>
           </w:p>
         </w:tc>
+        <w:tc>
+          <w:tcPr/>
+          <w:p>
+            <w:pPr>
+              <w:pStyle w:val="Compact"/>
+            </w:pPr>
+            <w:r>
+              <w:t xml:space="preserve">ALTO annoncé</w:t>
+            </w:r>
+          </w:p>
+        </w:tc>
       </w:tr>
       <w:tr>
         <w:tc>
@@ -3696,6 +3834,17 @@
             </w:r>
           </w:p>
         </w:tc>
+        <w:tc>
+          <w:tcPr/>
+          <w:p>
+            <w:pPr>
+              <w:pStyle w:val="Compact"/>
+            </w:pPr>
+            <w:r>
+              <w:t xml:space="preserve">~1 h 30</w:t>
+            </w:r>
+          </w:p>
+        </w:tc>
       </w:tr>
       <w:tr>
         <w:tc>
@@ -3764,6 +3913,17 @@
             </w:r>
           </w:p>
         </w:tc>
+        <w:tc>
+          <w:tcPr/>
+          <w:p>
+            <w:pPr>
+              <w:pStyle w:val="Compact"/>
+            </w:pPr>
+            <w:r>
+              <w:t xml:space="preserve">~1 h</w:t>
+            </w:r>
+          </w:p>
+        </w:tc>
       </w:tr>
       <w:tr>
         <w:tc>
@@ -3832,6 +3992,17 @@
             </w:r>
           </w:p>
         </w:tc>
+        <w:tc>
+          <w:tcPr/>
+          <w:p>
+            <w:pPr>
+              <w:pStyle w:val="Compact"/>
+            </w:pPr>
+            <w:r>
+              <w:t xml:space="preserve">~2 h</w:t>
+            </w:r>
+          </w:p>
+        </w:tc>
       </w:tr>
       <w:tr>
         <w:tc>
@@ -3900,6 +4071,17 @@
             </w:r>
           </w:p>
         </w:tc>
+        <w:tc>
+          <w:tcPr/>
+          <w:p>
+            <w:pPr>
+              <w:pStyle w:val="Compact"/>
+            </w:pPr>
+            <w:r>
+              <w:t xml:space="preserve">3 h</w:t>
+            </w:r>
+          </w:p>
+        </w:tc>
       </w:tr>
     </w:tbl>
     <w:p>
@@ -3907,7 +4089,7 @@
         <w:pStyle w:val="BodyText"/>
       </w:pPr>
       <w:r>
-        <w:t xml:space="preserve">Le trajet Québec-Toronto des figures additionne Québec-Montréal et Montréal-Toronto, plus dix minutes d’arrêt à Montréal (hypothèse déclarée). La méthode d’attribution des tranches de la figure des gains, et ses contrôles, sont dans l’annexe numérique (</w:t>
+        <w:t xml:space="preserve">Le trajet Québec-Toronto des figures additionne Québec-Montréal et Montréal-Toronto, plus dix minutes d’arrêt à Montréal (hypothèse déclarée). La méthode d’attribution des tranches de la figure des gains est dans l’annexe numérique (</w:t>
       </w:r>
       <w:r>
         <w:rPr>
@@ -3928,22 +4110,22 @@
           <w:b/>
           <w:bCs/>
         </w:rPr>
-        <w:t xml:space="preserve">Les kilomètres restants sous le plafond</w:t>
-      </w:r>
-      <w:r>
-        <w:t xml:space="preserve"> </w:t>
-      </w:r>
-      <w:r>
-        <w:t xml:space="preserve">sont détaillés section par section dans le sous-livrable joint (</w:t>
+        <w:t xml:space="preserve">La marge réelle de l’horaire actuel</w:t>
+      </w:r>
+      <w:r>
+        <w:t xml:space="preserve"> </w:t>
+      </w:r>
+      <w:r>
+        <w:t xml:space="preserve">est l’écart entre l’horaire et le temps de base du train d’aujourd’hui (</w:t>
       </w:r>
       <w:r>
         <w:rPr>
           <w:rStyle w:val="VerbatimChar"/>
         </w:rPr>
-        <w:t xml:space="preserve">sections_restantes_201kmh_pendulaire.pdf</w:t>
-      </w:r>
-      <w:r>
-        <w:t xml:space="preserve">) : 449 km en 169 sections, chacune avec sa vitesse géométrique. Onze sites courts (6,7 km au total) restent sous 100 km/h (62 mi/h) même avec le pendulaire : ce sont les seuls candidats à une rectification de tracé, et la plupart sont des courbes d’approche de gare.</w:t>
+        <w:t xml:space="preserve">temps_scenario_1.csv</w:t>
+      </w:r>
+      <w:r>
+        <w:t xml:space="preserve">). Elle vaut 24 % sur Montréal-Québec, 16 % sur Ottawa-Toronto, 12 % sur Montréal-Toronto et 7 % sur Montréal-Ottawa. D’où une particularité de la figure des gains : Montréal-Ottawa n’a aucune tranche « doublement ». Ce tronçon roule sur la voie de VIA à partir de Coteau, sans fret prioritaire, et son horaire est déjà sous la norme de 10 %. Il n’y a aucun coussin à récupérer ; la norme absorbe même 3,6 minutes du gain pendulaire. Tout son gain vient de la géométrie.</w:t>
       </w:r>
     </w:p>
     <w:p>
@@ -3955,13 +4137,40 @@
           <w:b/>
           <w:bCs/>
         </w:rPr>
+        <w:t xml:space="preserve">Les kilomètres restants sous le plafond</w:t>
+      </w:r>
+      <w:r>
+        <w:t xml:space="preserve"> </w:t>
+      </w:r>
+      <w:r>
+        <w:t xml:space="preserve">sont détaillés dans le sous-livrable joint (</w:t>
+      </w:r>
+      <w:r>
+        <w:rPr>
+          <w:rStyle w:val="VerbatimChar"/>
+        </w:rPr>
+        <w:t xml:space="preserve">sections_restantes_201kmh_pendulaire.pdf</w:t>
+      </w:r>
+      <w:r>
+        <w:t xml:space="preserve">) : 449 km en 169 sections. Onze sites courts (6,7 km au total) restent sous 100 km/h (62 mi/h) même avec le pendulaire : ce sont les seuls candidats à une rectification de tracé, et la plupart sont des courbes d’approche de gare.</w:t>
+      </w:r>
+    </w:p>
+    <w:p>
+      <w:pPr>
+        <w:pStyle w:val="BodyText"/>
+      </w:pPr>
+      <w:r>
+        <w:rPr>
+          <w:b/>
+          <w:bCs/>
+        </w:rPr>
         <w:t xml:space="preserve">Sensibilités.</w:t>
       </w:r>
       <w:r>
         <w:t xml:space="preserve"> </w:t>
       </w:r>
       <w:r>
-        <w:t xml:space="preserve">La délimitation des zones urbaines varie de ±20 % : effet de ±4 à ±8 minutes sur les temps de base. Les paramètres de rame du modèle sont adossés aux fiches des trains réels. La rame actuelle de VIA (une locomotive Charger et cinq voitures Venture) porte 8,4 W de puissance nominale par kilogramme de rame à vide ; le modèle retient 8</w:t>
+        <w:t xml:space="preserve">La délimitation des zones urbaines varie de ±20 % : effet de ±4 à ±8 minutes sur les temps de base. La rame actuelle de VIA (une locomotive Charger et cinq voitures Venture) porte 8,4 W de puissance nominale par kilogramme de rame à vide ; le modèle retient 8</w:t>
       </w:r>
       <w:r>
         <w:t xml:space="preserve"> </w:t>
@@ -4057,7 +4266,7 @@
         <w:t xml:space="preserve">)</w:t>
       </w:r>
       <w:r>
-        <w:t xml:space="preserve">, 11,1 pour le Pendolino de la West Coast Main Line, l’analogue le plus proche de notre cas</w:t>
+        <w:t xml:space="preserve">, 11,1 pour le Pendolino de la West Coast Main Line, notre analogue le plus proche</w:t>
       </w:r>
       <w:r>
         <w:t xml:space="preserve"> </w:t>
@@ -4111,7 +4320,7 @@
         <w:t xml:space="preserve">)</w:t>
       </w:r>
       <w:r>
-        <w:t xml:space="preserve">. Deux réserves déclarées : la masse des voitures Venture n’est publiée par aucun constructeur (la valeur vient d’une source secondaire, corroborée à 1 % près par la fiche officielle de la locomotive), et la puissance nominale n’est pas la puissance disponible au rail. La sensibilité correspondante est chiffrée : un train moins puissant que l’hypothèse ajouterait 3 à 5 minutes par tronçon. Le détail, y compris les conventions de calcul, est dans le registre des sources et les annexes numériques.</w:t>
+        <w:t xml:space="preserve">. Deux réserves : la masse des voitures Venture vient d’une source secondaire (corroborée à 1 % près par la fiche officielle de la locomotive), et la puissance nominale n’est pas celle disponible au rail : un train moins puissant ajouterait 3 à 5 minutes par tronçon. Les conventions de calcul sont au registre des sources.</w:t>
       </w:r>
     </w:p>
     <w:bookmarkEnd w:id="34"/>
@@ -4171,7 +4380,7 @@
         <w:pStyle w:val="BodyText"/>
       </w:pPr>
       <w:r>
-        <w:t xml:space="preserve">Voici la réponse, sur le scénario 3 (marge de 10 % incluse) :</w:t>
+        <w:t xml:space="preserve">La réponse, sur le scénario 3 (marge de 10 % incluse) :</w:t>
       </w:r>
     </w:p>
     <w:tbl>
@@ -4182,10 +4391,11 @@
         <w:tblLook w:firstRow="1" w:lastRow="0" w:firstColumn="0" w:lastColumn="0" w:noHBand="0" w:noVBand="0" w:val="0020"/>
       </w:tblPr>
       <w:tblGrid>
-        <w:gridCol w:w="1980"/>
-        <w:gridCol w:w="1980"/>
-        <w:gridCol w:w="1980"/>
-        <w:gridCol w:w="1980"/>
+        <w:gridCol w:w="1584"/>
+        <w:gridCol w:w="1584"/>
+        <w:gridCol w:w="1584"/>
+        <w:gridCol w:w="1584"/>
+        <w:gridCol w:w="1584"/>
       </w:tblGrid>
       <w:tr>
         <w:trPr>
@@ -4235,6 +4445,17 @@
             </w:r>
           </w:p>
         </w:tc>
+        <w:tc>
+          <w:tcPr/>
+          <w:p>
+            <w:pPr>
+              <w:pStyle w:val="Compact"/>
+            </w:pPr>
+            <w:r>
+              <w:t xml:space="preserve">ALTO annoncé</w:t>
+            </w:r>
+          </w:p>
+        </w:tc>
       </w:tr>
       <w:tr>
         <w:tc>
@@ -4281,6 +4502,17 @@
             </w:r>
           </w:p>
         </w:tc>
+        <w:tc>
+          <w:tcPr/>
+          <w:p>
+            <w:pPr>
+              <w:pStyle w:val="Compact"/>
+            </w:pPr>
+            <w:r>
+              <w:t xml:space="preserve">~1 h 30</w:t>
+            </w:r>
+          </w:p>
+        </w:tc>
       </w:tr>
       <w:tr>
         <w:tc>
@@ -4327,6 +4559,17 @@
             </w:r>
           </w:p>
         </w:tc>
+        <w:tc>
+          <w:tcPr/>
+          <w:p>
+            <w:pPr>
+              <w:pStyle w:val="Compact"/>
+            </w:pPr>
+            <w:r>
+              <w:t xml:space="preserve">~1 h</w:t>
+            </w:r>
+          </w:p>
+        </w:tc>
       </w:tr>
       <w:tr>
         <w:tc>
@@ -4373,6 +4616,17 @@
             </w:r>
           </w:p>
         </w:tc>
+        <w:tc>
+          <w:tcPr/>
+          <w:p>
+            <w:pPr>
+              <w:pStyle w:val="Compact"/>
+            </w:pPr>
+            <w:r>
+              <w:t xml:space="preserve">~2 h</w:t>
+            </w:r>
+          </w:p>
+        </w:tc>
       </w:tr>
       <w:tr>
         <w:tc>
@@ -4416,6 +4670,17 @@
             </w:pPr>
             <w:r>
               <w:t xml:space="preserve">12 min</w:t>
+            </w:r>
+          </w:p>
+        </w:tc>
+        <w:tc>
+          <w:tcPr/>
+          <w:p>
+            <w:pPr>
+              <w:pStyle w:val="Compact"/>
+            </w:pPr>
+            <w:r>
+              <w:t xml:space="preserve">3 h</w:t>
             </w:r>
           </w:p>
         </w:tc>

--- a/livrables/rapport_corridor.docx
+++ b/livrables/rapport_corridor.docx
@@ -23,7 +23,7 @@
         <w:pStyle w:val="Author"/>
       </w:pPr>
       <w:r>
-        <w:t xml:space="preserve">Étude préparée pour Vision Transport (François Rebello) par Vincent Duguay</w:t>
+        <w:t xml:space="preserve">Étude préparée pour Vision Transport par Vincent Duguay</w:t>
       </w:r>
     </w:p>
     <w:p>
@@ -34,7 +34,7 @@
         <w:t xml:space="preserve">Août 2026</w:t>
       </w:r>
     </w:p>
-    <w:bookmarkStart w:id="15" w:name="lessentiel"/>
+    <w:bookmarkStart w:id="24" w:name="lessentiel"/>
     <w:p>
       <w:pPr>
         <w:pStyle w:val="Heading1"/>
@@ -261,7 +261,7 @@
               <w:pStyle w:val="Compact"/>
             </w:pPr>
             <w:r>
-              <w:t xml:space="preserve">2 h 35 (104 km/h)</w:t>
+              <w:t xml:space="preserve">2 h 38 (103 km/h)</w:t>
             </w:r>
           </w:p>
         </w:tc>
@@ -560,7 +560,7 @@
         <w:pStyle w:val="BodyText"/>
       </w:pPr>
       <w:r>
-        <w:t xml:space="preserve">De bout en bout, Québec-Toronto via Montréal passerait de 8 h 50 aujourd’hui (106 % du temps auto) à 7 h 12 au scénario 1 (86 % du temps auto) et 6 h 10 au scénario 3 (74 % du temps auto), contre environ 4 h 30 pour le projet ALTO (54 % du temps auto).</w:t>
+        <w:t xml:space="preserve">De bout en bout, Québec-Toronto via Montréal passerait de 8 h 50 aujourd’hui (106 % du temps auto) à 7 h 15 au scénario 1 (87 % du temps auto) et 6 h 10 au scénario 3 (74 % du temps auto), contre environ 4 h 30 pour le projet ALTO (54 % du temps auto).</w:t>
       </w:r>
     </w:p>
     <w:p>
@@ -570,14 +570,14 @@
       <w:r>
         <w:drawing>
           <wp:inline>
-            <wp:extent cx="5334000" cy="2878909"/>
+            <wp:extent cx="5334000" cy="2049093"/>
             <wp:effectExtent b="0" l="0" r="0" t="0"/>
-            <wp:docPr descr="Le train contre l’auto, pour les quatre trajets. Chaque barre de scénario est un temps calculé selon la méthode de la section 5. Le trait pointillé est le temps annoncé par ALTO. Temps auto : estimation à partir de la cartographie routière grand public (Google Maps), approximative." title="" id="10" name="Picture"/>
+            <wp:docPr descr="Montréal-Québec : le train contre l’auto. Chaque barre de scénario est un temps calculé selon la méthode de la section 5. Le trait pointillé est le temps annoncé par ALTO. Temps auto : estimation à partir de la cartographie routière grand public (Google Maps), approximative." title="" id="10" name="Picture"/>
             <a:graphic>
               <a:graphicData uri="http://schemas.openxmlformats.org/drawingml/2006/picture">
                 <pic:pic>
                   <pic:nvPicPr>
-                    <pic:cNvPr descr="livrables/figure_vs_auto.png" id="11" name="Picture"/>
+                    <pic:cNvPr descr="livrables/figure_vs_auto_montreal_quebec.jpg" id="11" name="Picture"/>
                     <pic:cNvPicPr>
                       <a:picLocks noChangeArrowheads="1" noChangeAspect="1"/>
                     </pic:cNvPicPr>
@@ -591,7 +591,7 @@
                   <pic:spPr bwMode="auto">
                     <a:xfrm>
                       <a:off x="0" y="0"/>
-                      <a:ext cx="5334000" cy="2878909"/>
+                      <a:ext cx="5334000" cy="2049093"/>
                     </a:xfrm>
                     <a:prstGeom prst="rect">
                       <a:avLst/>
@@ -615,25 +615,7 @@
         <w:pStyle w:val="ImageCaption"/>
       </w:pPr>
       <w:r>
-        <w:t xml:space="preserve">Le train contre l’auto, pour les quatre trajets. Chaque barre de scénario est un temps calculé selon la méthode de la section 5. Le trait pointillé est le temps annoncé par ALTO. Temps auto : estimation à partir de la cartographie routière grand public (Google Maps), approximative.</w:t>
-      </w:r>
-    </w:p>
-    <w:p>
-      <w:pPr>
-        <w:pStyle w:val="BodyText"/>
-      </w:pPr>
-      <w:r>
-        <w:rPr>
-          <w:b/>
-          <w:bCs/>
-        </w:rPr>
-        <w:t xml:space="preserve">Ce que la table dit.</w:t>
-      </w:r>
-      <w:r>
-        <w:t xml:space="preserve"> </w:t>
-      </w:r>
-      <w:r>
-        <w:t xml:space="preserve">Aujourd’hui, le train fait à peu près jeu égal avec l’auto sur Montréal-Toronto et la perd nettement sur Montréal-Québec. Dès le scénario 1 (train pendulaire et dévers de 5 po dans les courbes), le train bat l’auto sur les quatre trajets. Au scénario 3, il la bat de 20 à 41 %, selon le segment. La modernisation n’égale pas ALTO, et ce n’est pas son rôle : la voie existante offre un train compétitif avec la route, pour une fraction de l’effort, du temps et du coût, sans pour autant atteindre des temps de trajet de niveau TGV.</w:t>
+        <w:t xml:space="preserve">Montréal-Québec : le train contre l’auto. Chaque barre de scénario est un temps calculé selon la méthode de la section 5. Le trait pointillé est le temps annoncé par ALTO. Temps auto : estimation à partir de la cartographie routière grand public (Google Maps), approximative.</w:t>
       </w:r>
     </w:p>
     <w:p>
@@ -643,14 +625,14 @@
       <w:r>
         <w:drawing>
           <wp:inline>
-            <wp:extent cx="5334000" cy="1928546"/>
+            <wp:extent cx="5334000" cy="2049093"/>
             <wp:effectExtent b="0" l="0" r="0" t="0"/>
-            <wp:docPr descr="D’où viennent les minutes gagnées, trajet par trajet. La barre pleine, incluant les parties colorées, est l’horaire actuel. Le segment sans couleur est le temps du scénario 3 (train pendulaire, dévers de 5 po, signalisation et passages modernisés, rectification des courbes doublées, gains urbains inclus). Chaque tranche attribue une part du gain de temps à un levier." title="" id="13" name="Picture"/>
+            <wp:docPr descr="Montréal-Toronto : le train contre l’auto. Mêmes conventions." title="" id="13" name="Picture"/>
             <a:graphic>
               <a:graphicData uri="http://schemas.openxmlformats.org/drawingml/2006/picture">
                 <pic:pic>
                   <pic:nvPicPr>
-                    <pic:cNvPr descr="livrables/figure_gains.png" id="14" name="Picture"/>
+                    <pic:cNvPr descr="livrables/figure_vs_auto_montreal_toronto.jpg" id="14" name="Picture"/>
                     <pic:cNvPicPr>
                       <a:picLocks noChangeArrowheads="1" noChangeAspect="1"/>
                     </pic:cNvPicPr>
@@ -664,7 +646,7 @@
                   <pic:spPr bwMode="auto">
                     <a:xfrm>
                       <a:off x="0" y="0"/>
-                      <a:ext cx="5334000" cy="1928546"/>
+                      <a:ext cx="5334000" cy="2049093"/>
                     </a:xfrm>
                     <a:prstGeom prst="rect">
                       <a:avLst/>
@@ -688,7 +670,190 @@
         <w:pStyle w:val="ImageCaption"/>
       </w:pPr>
       <w:r>
-        <w:t xml:space="preserve">D’où viennent les minutes gagnées, trajet par trajet. La barre pleine, incluant les parties colorées, est l’horaire actuel. Le segment sans couleur est le temps du scénario 3 (train pendulaire, dévers de 5 po, signalisation et passages modernisés, rectification des courbes doublées, gains urbains inclus). Chaque tranche attribue une part du gain de temps à un levier.</w:t>
+        <w:t xml:space="preserve">Montréal-Toronto : le train contre l’auto. Mêmes conventions.</w:t>
+      </w:r>
+    </w:p>
+    <w:p>
+      <w:pPr>
+        <w:pStyle w:val="CaptionedFigure"/>
+      </w:pPr>
+      <w:r>
+        <w:drawing>
+          <wp:inline>
+            <wp:extent cx="5334000" cy="2049093"/>
+            <wp:effectExtent b="0" l="0" r="0" t="0"/>
+            <wp:docPr descr="Montréal-Ottawa : le train contre l’auto. Mêmes conventions." title="" id="16" name="Picture"/>
+            <a:graphic>
+              <a:graphicData uri="http://schemas.openxmlformats.org/drawingml/2006/picture">
+                <pic:pic>
+                  <pic:nvPicPr>
+                    <pic:cNvPr descr="livrables/figure_vs_auto_montreal_ottawa.jpg" id="17" name="Picture"/>
+                    <pic:cNvPicPr>
+                      <a:picLocks noChangeArrowheads="1" noChangeAspect="1"/>
+                    </pic:cNvPicPr>
+                  </pic:nvPicPr>
+                  <pic:blipFill>
+                    <a:blip r:embed="rId15"/>
+                    <a:stretch>
+                      <a:fillRect/>
+                    </a:stretch>
+                  </pic:blipFill>
+                  <pic:spPr bwMode="auto">
+                    <a:xfrm>
+                      <a:off x="0" y="0"/>
+                      <a:ext cx="5334000" cy="2049093"/>
+                    </a:xfrm>
+                    <a:prstGeom prst="rect">
+                      <a:avLst/>
+                    </a:prstGeom>
+                    <a:noFill/>
+                    <a:ln w="9525">
+                      <a:noFill/>
+                      <a:headEnd/>
+                      <a:tailEnd/>
+                    </a:ln>
+                  </pic:spPr>
+                </pic:pic>
+              </a:graphicData>
+            </a:graphic>
+          </wp:inline>
+        </w:drawing>
+      </w:r>
+    </w:p>
+    <w:p>
+      <w:pPr>
+        <w:pStyle w:val="ImageCaption"/>
+      </w:pPr>
+      <w:r>
+        <w:t xml:space="preserve">Montréal-Ottawa : le train contre l’auto. Mêmes conventions.</w:t>
+      </w:r>
+    </w:p>
+    <w:p>
+      <w:pPr>
+        <w:pStyle w:val="CaptionedFigure"/>
+      </w:pPr>
+      <w:r>
+        <w:drawing>
+          <wp:inline>
+            <wp:extent cx="5334000" cy="2049093"/>
+            <wp:effectExtent b="0" l="0" r="0" t="0"/>
+            <wp:docPr descr="Ottawa-Toronto : le train contre l’auto. Mêmes conventions." title="" id="19" name="Picture"/>
+            <a:graphic>
+              <a:graphicData uri="http://schemas.openxmlformats.org/drawingml/2006/picture">
+                <pic:pic>
+                  <pic:nvPicPr>
+                    <pic:cNvPr descr="livrables/figure_vs_auto_ottawa_toronto.jpg" id="20" name="Picture"/>
+                    <pic:cNvPicPr>
+                      <a:picLocks noChangeArrowheads="1" noChangeAspect="1"/>
+                    </pic:cNvPicPr>
+                  </pic:nvPicPr>
+                  <pic:blipFill>
+                    <a:blip r:embed="rId18"/>
+                    <a:stretch>
+                      <a:fillRect/>
+                    </a:stretch>
+                  </pic:blipFill>
+                  <pic:spPr bwMode="auto">
+                    <a:xfrm>
+                      <a:off x="0" y="0"/>
+                      <a:ext cx="5334000" cy="2049093"/>
+                    </a:xfrm>
+                    <a:prstGeom prst="rect">
+                      <a:avLst/>
+                    </a:prstGeom>
+                    <a:noFill/>
+                    <a:ln w="9525">
+                      <a:noFill/>
+                      <a:headEnd/>
+                      <a:tailEnd/>
+                    </a:ln>
+                  </pic:spPr>
+                </pic:pic>
+              </a:graphicData>
+            </a:graphic>
+          </wp:inline>
+        </w:drawing>
+      </w:r>
+    </w:p>
+    <w:p>
+      <w:pPr>
+        <w:pStyle w:val="ImageCaption"/>
+      </w:pPr>
+      <w:r>
+        <w:t xml:space="preserve">Ottawa-Toronto : le train contre l’auto. Mêmes conventions.</w:t>
+      </w:r>
+    </w:p>
+    <w:p>
+      <w:pPr>
+        <w:pStyle w:val="BodyText"/>
+      </w:pPr>
+      <w:r>
+        <w:rPr>
+          <w:b/>
+          <w:bCs/>
+        </w:rPr>
+        <w:t xml:space="preserve">Ce que la table dit.</w:t>
+      </w:r>
+      <w:r>
+        <w:t xml:space="preserve"> </w:t>
+      </w:r>
+      <w:r>
+        <w:t xml:space="preserve">Aujourd’hui, le train fait à peu près jeu égal avec l’auto sur Montréal-Toronto et la perd nettement sur Montréal-Québec. Dès le scénario 1 (train pendulaire et dévers de 5 po dans les courbes), le train bat l’auto sur les quatre trajets. Au scénario 3, il la bat de 20 à 41 %, selon le segment. La modernisation n’égale pas ALTO, et ce n’est pas son rôle : la voie existante offre un train compétitif avec la route, pour une fraction de l’effort, du temps et du coût, sans pour autant atteindre des temps de trajet de niveau TGV.</w:t>
+      </w:r>
+    </w:p>
+    <w:p>
+      <w:pPr>
+        <w:pStyle w:val="CaptionedFigure"/>
+      </w:pPr>
+      <w:r>
+        <w:drawing>
+          <wp:inline>
+            <wp:extent cx="5334000" cy="4244615"/>
+            <wp:effectExtent b="0" l="0" r="0" t="0"/>
+            <wp:docPr descr="Facteurs de réduction des temps de parcours, trajet par trajet. La barre pleine, incluant les parties colorées, est l’horaire actuel. Le segment sans couleur est le temps du scénario 2 (train pendulaire, dévers de 5 po, zones urbaines modernisées, sans correction de courbes). Quatre facteurs se partagent le gain : la cohabitation, qui réunit le régime de circulation avec le fret et le doublement des voies ; le train pendulaire et les zones urbaines, comptés sous la classe de voie actuelle (153 km/h, 95 mi/h) ; et le changement de classe, soit ce que ces facteurs rapportent en plus une fois le plafond porté à 201 km/h grâce aux passages à niveau sécurisés et à la signalisation." title="" id="22" name="Picture"/>
+            <a:graphic>
+              <a:graphicData uri="http://schemas.openxmlformats.org/drawingml/2006/picture">
+                <pic:pic>
+                  <pic:nvPicPr>
+                    <pic:cNvPr descr="livrables/figure_gains.png" id="23" name="Picture"/>
+                    <pic:cNvPicPr>
+                      <a:picLocks noChangeArrowheads="1" noChangeAspect="1"/>
+                    </pic:cNvPicPr>
+                  </pic:nvPicPr>
+                  <pic:blipFill>
+                    <a:blip r:embed="rId21"/>
+                    <a:stretch>
+                      <a:fillRect/>
+                    </a:stretch>
+                  </pic:blipFill>
+                  <pic:spPr bwMode="auto">
+                    <a:xfrm>
+                      <a:off x="0" y="0"/>
+                      <a:ext cx="5334000" cy="4244615"/>
+                    </a:xfrm>
+                    <a:prstGeom prst="rect">
+                      <a:avLst/>
+                    </a:prstGeom>
+                    <a:noFill/>
+                    <a:ln w="9525">
+                      <a:noFill/>
+                      <a:headEnd/>
+                      <a:tailEnd/>
+                    </a:ln>
+                  </pic:spPr>
+                </pic:pic>
+              </a:graphicData>
+            </a:graphic>
+          </wp:inline>
+        </w:drawing>
+      </w:r>
+    </w:p>
+    <w:p>
+      <w:pPr>
+        <w:pStyle w:val="ImageCaption"/>
+      </w:pPr>
+      <w:r>
+        <w:t xml:space="preserve">Facteurs de réduction des temps de parcours, trajet par trajet. La barre pleine, incluant les parties colorées, est l’horaire actuel. Le segment sans couleur est le temps du scénario 2 (train pendulaire, dévers de 5 po, zones urbaines modernisées, sans correction de courbes). Quatre facteurs se partagent le gain : la cohabitation, qui réunit le régime de circulation avec le fret et le doublement des voies ; le train pendulaire et les zones urbaines, comptés sous la classe de voie actuelle (153 km/h, 95 mi/h) ; et le changement de classe, soit ce que ces facteurs rapportent en plus une fois le plafond porté à 201 km/h grâce aux passages à niveau sécurisés et à la signalisation.</w:t>
       </w:r>
     </w:p>
     <w:p>
@@ -1041,8 +1206,8 @@
         <w:t xml:space="preserve">. C’est précisément le rôle de l’étude qui devrait suivre.</w:t>
       </w:r>
     </w:p>
-    <w:bookmarkEnd w:id="15"/>
-    <w:bookmarkStart w:id="16" w:name="les-trois-scénarios-analysés"/>
+    <w:bookmarkEnd w:id="24"/>
+    <w:bookmarkStart w:id="25" w:name="les-trois-scénarios-analysés"/>
     <w:p>
       <w:pPr>
         <w:pStyle w:val="Heading1"/>
@@ -1284,8 +1449,8 @@
         <w:t xml:space="preserve">. Un pendulaire use davantage le rail en courbe qu’un train régulier : le scénario suppose un entretien et des inspections à la hauteur, ce qui impose nécessairement des coûts supplémentaires et une entente avec le propriétaire de la voie.</w:t>
       </w:r>
     </w:p>
-    <w:bookmarkEnd w:id="16"/>
-    <w:bookmarkStart w:id="20" w:name="ce-que-les-scénarios-demandent"/>
+    <w:bookmarkEnd w:id="25"/>
+    <w:bookmarkStart w:id="29" w:name="ce-que-les-scénarios-demandent"/>
     <w:p>
       <w:pPr>
         <w:pStyle w:val="Heading1"/>
@@ -1294,7 +1459,7 @@
         <w:t xml:space="preserve">Ce que les scénarios demandent</w:t>
       </w:r>
     </w:p>
-    <w:bookmarkStart w:id="17" w:name="les-passages-à-niveau"/>
+    <w:bookmarkStart w:id="26" w:name="les-passages-à-niveau"/>
     <w:p>
       <w:pPr>
         <w:pStyle w:val="Heading2"/>
@@ -1690,8 +1855,8 @@
         <w:t xml:space="preserve">. Le corridor bute sur ce mur depuis cinquante ans : un corridor scellé est la façon la plus économe de permettre une vitesse plus haute sans tout reconstruire.</w:t>
       </w:r>
     </w:p>
-    <w:bookmarkEnd w:id="17"/>
-    <w:bookmarkStart w:id="18" w:name="la-signalisation"/>
+    <w:bookmarkEnd w:id="26"/>
+    <w:bookmarkStart w:id="27" w:name="la-signalisation"/>
     <w:p>
       <w:pPr>
         <w:pStyle w:val="Heading2"/>
@@ -1996,8 +2161,8 @@
         <w:t xml:space="preserve">. La modernisation proposée pourrait être l’occasion de le faire, mais son impact n’est pas étudié ici.</w:t>
       </w:r>
     </w:p>
-    <w:bookmarkEnd w:id="18"/>
-    <w:bookmarkStart w:id="19" w:name="le-dévers-inclinaison-de-la-voie"/>
+    <w:bookmarkEnd w:id="27"/>
+    <w:bookmarkStart w:id="28" w:name="le-dévers-inclinaison-de-la-voie"/>
     <w:p>
       <w:pPr>
         <w:pStyle w:val="Heading2"/>
@@ -2407,9 +2572,9 @@
         <w:t xml:space="preserve">La géométrie du corridor n’a donc pas besoin d’être reconstruite pour améliorer la performance. Elle a surtout besoin d’un meilleur train.</w:t>
       </w:r>
     </w:p>
-    <w:bookmarkEnd w:id="19"/>
-    <w:bookmarkEnd w:id="20"/>
-    <w:bookmarkStart w:id="27" w:name="Xe7ab6870725a631c9031127d1d3ed94a4cc89ce"/>
+    <w:bookmarkEnd w:id="28"/>
+    <w:bookmarkEnd w:id="29"/>
+    <w:bookmarkStart w:id="36" w:name="Xe7ab6870725a631c9031127d1d3ed94a4cc89ce"/>
     <w:p>
       <w:pPr>
         <w:pStyle w:val="Heading1"/>
@@ -2418,7 +2583,7 @@
         <w:t xml:space="preserve">Doubler la voie, et vivre ensemble sur le rail</w:t>
       </w:r>
     </w:p>
-    <w:bookmarkStart w:id="24" w:name="ce-que-la-voie-double-achète-vraiment"/>
+    <w:bookmarkStart w:id="33" w:name="ce-que-la-voie-double-achète-vraiment"/>
     <w:p>
       <w:pPr>
         <w:pStyle w:val="Heading2"/>
@@ -2686,18 +2851,18 @@
           <wp:inline>
             <wp:extent cx="5334000" cy="3118082"/>
             <wp:effectExtent b="0" l="0" r="0" t="0"/>
-            <wp:docPr descr="Le corridor, coloré selon sa famille voie et propriétaire. En gris, les inter-gares exclus de la mesure (zones urbaines, ponts, frontières de propriétaire). L’approche est d’Ottawa reste en couleur : aucune gare entre Casselman et Ottawa ne permet de l’isoler, et la paire est gardée avec cette réserve." title="" id="22" name="Picture"/>
+            <wp:docPr descr="Le corridor, coloré selon sa famille voie et propriétaire. En gris, les inter-gares exclus de la mesure (zones urbaines, ponts, frontières de propriétaire). L’approche est d’Ottawa reste en couleur : aucune gare entre Casselman et Ottawa ne permet de l’isoler, et la paire est gardée avec cette réserve." title="" id="31" name="Picture"/>
             <a:graphic>
               <a:graphicData uri="http://schemas.openxmlformats.org/drawingml/2006/picture">
                 <pic:pic>
                   <pic:nvPicPr>
-                    <pic:cNvPr descr="livrables/figure_cellules.png" id="23" name="Picture"/>
+                    <pic:cNvPr descr="livrables/figure_cellules.png" id="32" name="Picture"/>
                     <pic:cNvPicPr>
                       <a:picLocks noChangeArrowheads="1" noChangeAspect="1"/>
                     </pic:cNvPicPr>
                   </pic:nvPicPr>
                   <pic:blipFill>
-                    <a:blip r:embed="rId21"/>
+                    <a:blip r:embed="rId30"/>
                     <a:stretch>
                       <a:fillRect/>
                     </a:stretch>
@@ -2828,29 +2993,29 @@
               <w:pStyle w:val="Compact"/>
             </w:pPr>
             <w:r>
-              <w:t xml:space="preserve">3 h 22</w:t>
-            </w:r>
-          </w:p>
-        </w:tc>
-        <w:tc>
-          <w:tcPr/>
-          <w:p>
-            <w:pPr>
-              <w:pStyle w:val="Compact"/>
-            </w:pPr>
-            <w:r>
-              <w:t xml:space="preserve">2 h 43</w:t>
-            </w:r>
-          </w:p>
-        </w:tc>
-        <w:tc>
-          <w:tcPr/>
-          <w:p>
-            <w:pPr>
-              <w:pStyle w:val="Compact"/>
-            </w:pPr>
-            <w:r>
-              <w:t xml:space="preserve">24 % (40 min)</w:t>
+              <w:t xml:space="preserve">3 h 22</w:t>
+            </w:r>
+          </w:p>
+        </w:tc>
+        <w:tc>
+          <w:tcPr/>
+          <w:p>
+            <w:pPr>
+              <w:pStyle w:val="Compact"/>
+            </w:pPr>
+            <w:r>
+              <w:t xml:space="preserve">2 h 44</w:t>
+            </w:r>
+          </w:p>
+        </w:tc>
+        <w:tc>
+          <w:tcPr/>
+          <w:p>
+            <w:pPr>
+              <w:pStyle w:val="Compact"/>
+            </w:pPr>
+            <w:r>
+              <w:t xml:space="preserve">24 % (39 min)</w:t>
             </w:r>
           </w:p>
         </w:tc>
@@ -3096,8 +3261,8 @@
         <w:t xml:space="preserve">Aujourd’hui, chaque minute gagnée par le passager sur une voie simple est une minute prise au fret, et inversement : un jeu à somme nulle. Avec la deuxième voie, les deux circulations cessent de se disputer le même créneau. Le fret garde sa fluidité, le passager gagne sa régularité, dans une configuration gagnant-gagnant.</w:t>
       </w:r>
     </w:p>
-    <w:bookmarkEnd w:id="24"/>
-    <w:bookmarkStart w:id="25" w:name="Xe870b771d6d846327e27c8161e0e3641846dbc5"/>
+    <w:bookmarkEnd w:id="33"/>
+    <w:bookmarkStart w:id="34" w:name="Xe870b771d6d846327e27c8161e0e3641846dbc5"/>
     <w:p>
       <w:pPr>
         <w:pStyle w:val="Heading2"/>
@@ -3368,8 +3533,8 @@
         <w:t xml:space="preserve">. Ce pouvoir n’a simplement jamais servi, notamment parce qu’il ne s’applique pas aux contrats de cohabitation existants (le modèle VIA-CN du corridor) et qu’une orientation claire en faveur du service aux passagers n’a jamais été édictée. Ces deux enjeux peuvent aisément être corrigés, par règlement ou par projet de loi : une note juridique plus détaillée est fournie en complément.</w:t>
       </w:r>
     </w:p>
-    <w:bookmarkEnd w:id="25"/>
-    <w:bookmarkStart w:id="26" w:name="par-où-commencer-le-doublement"/>
+    <w:bookmarkEnd w:id="34"/>
+    <w:bookmarkStart w:id="35" w:name="par-où-commencer-le-doublement"/>
     <w:p>
       <w:pPr>
         <w:pStyle w:val="Heading2"/>
@@ -3446,9 +3611,9 @@
         <w:t xml:space="preserve">. Le programme devrait donc commencer là : allonger et relier les évitements en place, la deuxième voie continue venant fermer les intervalles restants.</w:t>
       </w:r>
     </w:p>
-    <w:bookmarkEnd w:id="26"/>
-    <w:bookmarkEnd w:id="27"/>
-    <w:bookmarkStart w:id="33" w:name="comment-nous-avons-mesuré"/>
+    <w:bookmarkEnd w:id="35"/>
+    <w:bookmarkEnd w:id="36"/>
+    <w:bookmarkStart w:id="42" w:name="comment-nous-avons-mesuré"/>
     <w:p>
       <w:pPr>
         <w:pStyle w:val="Heading1"/>
@@ -3457,7 +3622,7 @@
         <w:t xml:space="preserve">Comment nous avons mesuré</w:t>
       </w:r>
     </w:p>
-    <w:bookmarkStart w:id="28" w:name="les-données"/>
+    <w:bookmarkStart w:id="37" w:name="les-données"/>
     <w:p>
       <w:pPr>
         <w:pStyle w:val="Heading2"/>
@@ -3534,8 +3699,8 @@
         <w:t xml:space="preserve">. Le nombre de voies est détecté par la géométrie des voies parallèles dans la carte.</w:t>
       </w:r>
     </w:p>
-    <w:bookmarkEnd w:id="28"/>
-    <w:bookmarkStart w:id="29" w:name="le-modèle-de-temps"/>
+    <w:bookmarkEnd w:id="37"/>
+    <w:bookmarkStart w:id="38" w:name="le-modèle-de-temps"/>
     <w:p>
       <w:pPr>
         <w:pStyle w:val="Heading2"/>
@@ -3756,8 +3921,8 @@
         <w:t xml:space="preserve">.</w:t>
       </w:r>
     </w:p>
-    <w:bookmarkEnd w:id="29"/>
-    <w:bookmarkStart w:id="30" w:name="la-marge-de-10"/>
+    <w:bookmarkEnd w:id="38"/>
+    <w:bookmarkStart w:id="39" w:name="la-marge-de-10"/>
     <w:p>
       <w:pPr>
         <w:pStyle w:val="Heading2"/>
@@ -3887,8 +4052,8 @@
         <w:t xml:space="preserve">: légèrement plus prudent que la médiane, et aligné sur le référent britannique dont ce rapport invoque le précédent. En regard, le corridor porte aujourd’hui de 7 à 24 % de marge selon le tronçon : l’écart entre cette réalité et la norme est le prix du régime de cohabitation, mesuré à la section précédente.</w:t>
       </w:r>
     </w:p>
-    <w:bookmarkEnd w:id="30"/>
-    <w:bookmarkStart w:id="31" w:name="la-correction-des-courbes-courtes"/>
+    <w:bookmarkEnd w:id="39"/>
+    <w:bookmarkStart w:id="40" w:name="la-correction-des-courbes-courtes"/>
     <w:p>
       <w:pPr>
         <w:pStyle w:val="Heading2"/>
@@ -3913,8 +4078,8 @@
         <w:t xml:space="preserve">Pour y remédier, une vérification sur le terrain menée sur un secteur témoin avec l’aide d’un expert ferroviaire a permis de chiffrer l’erreur en comparant la mesure officielle avec le résultat du code : sur des courbes de 300 à 400 m, le rayon publié valait, dans le pire cas, environ le double du rayon réel ; cet écart gonfle donc la vitesse possible d’environ 30 % sur les courbes courtes. Les chiffres publiés dans ce rapport incluent donc une correction volontairement prudente : sur tout segment courbe de moins de 900 m, le rayon mesuré est divisé par deux avant de calculer la vitesse, alignant leur vitesse sur le plus grand écart entre la mesure de l’expert et celle du code. Cette règle touche 414 segments (187 km), ajoute environ 96 km aux kilomètres restants sous le plafond (un quart de plus) et de 4 à 13 minutes aux temps (avant marge) selon le tronçon. Lever cette incertitude serait relativement simple avec un accès à une carte plus précise, ce qui n’a pas été possible dans le cadre de cette étude basée sur des données ouvertes.</w:t>
       </w:r>
     </w:p>
-    <w:bookmarkEnd w:id="31"/>
-    <w:bookmarkStart w:id="32" w:name="hors-périmètre"/>
+    <w:bookmarkEnd w:id="40"/>
+    <w:bookmarkStart w:id="41" w:name="hors-périmètre"/>
     <w:p>
       <w:pPr>
         <w:pStyle w:val="Heading2"/>
@@ -3931,9 +4096,9 @@
         <w:t xml:space="preserve">La conception par site, les fiches de traction des constructeurs, les pentes, la simulation fine de la circulation, les ponts et tunnels, l’état détaillé de la voie et l’intérieur des zones urbaines sont hors du périmètre de cette étude. Les horaires mesurés datent de la saison 2026, une période de restrictions exceptionnelles : les marges mesurées sont possiblement gonflées, ce qui est signalé où c’est pertinent.</w:t>
       </w:r>
     </w:p>
-    <w:bookmarkEnd w:id="32"/>
-    <w:bookmarkEnd w:id="33"/>
-    <w:bookmarkStart w:id="34" w:name="résultats-détaillés"/>
+    <w:bookmarkEnd w:id="41"/>
+    <w:bookmarkEnd w:id="42"/>
+    <w:bookmarkStart w:id="43" w:name="résultats-détaillés"/>
     <w:p>
       <w:pPr>
         <w:pStyle w:val="Heading1"/>
@@ -4065,51 +4230,51 @@
               <w:pStyle w:val="Compact"/>
             </w:pPr>
             <w:r>
-              <w:t xml:space="preserve">3 h 22</w:t>
-            </w:r>
-          </w:p>
-        </w:tc>
-        <w:tc>
-          <w:tcPr/>
-          <w:p>
-            <w:pPr>
-              <w:pStyle w:val="Compact"/>
-            </w:pPr>
-            <w:r>
-              <w:t xml:space="preserve">2 h 35</w:t>
-            </w:r>
-          </w:p>
-        </w:tc>
-        <w:tc>
-          <w:tcPr/>
-          <w:p>
-            <w:pPr>
-              <w:pStyle w:val="Compact"/>
-            </w:pPr>
-            <w:r>
-              <w:t xml:space="preserve">2 h 16</w:t>
-            </w:r>
-          </w:p>
-        </w:tc>
-        <w:tc>
-          <w:tcPr/>
-          <w:p>
-            <w:pPr>
-              <w:pStyle w:val="Compact"/>
-            </w:pPr>
-            <w:r>
-              <w:t xml:space="preserve">1 h 56</w:t>
-            </w:r>
-          </w:p>
-        </w:tc>
-        <w:tc>
-          <w:tcPr/>
-          <w:p>
-            <w:pPr>
-              <w:pStyle w:val="Compact"/>
-            </w:pPr>
-            <w:r>
-              <w:t xml:space="preserve">~1 h 30</w:t>
+              <w:t xml:space="preserve">3 h 22</w:t>
+            </w:r>
+          </w:p>
+        </w:tc>
+        <w:tc>
+          <w:tcPr/>
+          <w:p>
+            <w:pPr>
+              <w:pStyle w:val="Compact"/>
+            </w:pPr>
+            <w:r>
+              <w:t xml:space="preserve">2 h 38</w:t>
+            </w:r>
+          </w:p>
+        </w:tc>
+        <w:tc>
+          <w:tcPr/>
+          <w:p>
+            <w:pPr>
+              <w:pStyle w:val="Compact"/>
+            </w:pPr>
+            <w:r>
+              <w:t xml:space="preserve">2 h 16</w:t>
+            </w:r>
+          </w:p>
+        </w:tc>
+        <w:tc>
+          <w:tcPr/>
+          <w:p>
+            <w:pPr>
+              <w:pStyle w:val="Compact"/>
+            </w:pPr>
+            <w:r>
+              <w:t xml:space="preserve">1 h 56</w:t>
+            </w:r>
+          </w:p>
+        </w:tc>
+        <w:tc>
+          <w:tcPr/>
+          <w:p>
+            <w:pPr>
+              <w:pStyle w:val="Compact"/>
+            </w:pPr>
+            <w:r>
+              <w:t xml:space="preserve">~1 h 30</w:t>
             </w:r>
           </w:p>
         </w:tc>
@@ -4337,51 +4502,51 @@
               <w:pStyle w:val="Compact"/>
             </w:pPr>
             <w:r>
-              <w:t xml:space="preserve">8 h 50</w:t>
-            </w:r>
-          </w:p>
-        </w:tc>
-        <w:tc>
-          <w:tcPr/>
-          <w:p>
-            <w:pPr>
-              <w:pStyle w:val="Compact"/>
-            </w:pPr>
-            <w:r>
-              <w:t xml:space="preserve">7 h 12</w:t>
-            </w:r>
-          </w:p>
-        </w:tc>
-        <w:tc>
-          <w:tcPr/>
-          <w:p>
-            <w:pPr>
-              <w:pStyle w:val="Compact"/>
-            </w:pPr>
-            <w:r>
-              <w:t xml:space="preserve">6 h 30</w:t>
-            </w:r>
-          </w:p>
-        </w:tc>
-        <w:tc>
-          <w:tcPr/>
-          <w:p>
-            <w:pPr>
-              <w:pStyle w:val="Compact"/>
-            </w:pPr>
-            <w:r>
-              <w:t xml:space="preserve">6 h 10</w:t>
-            </w:r>
-          </w:p>
-        </w:tc>
-        <w:tc>
-          <w:tcPr/>
-          <w:p>
-            <w:pPr>
-              <w:pStyle w:val="Compact"/>
-            </w:pPr>
-            <w:r>
-              <w:t xml:space="preserve">~4 h 30</w:t>
+              <w:t xml:space="preserve">8 h 50</w:t>
+            </w:r>
+          </w:p>
+        </w:tc>
+        <w:tc>
+          <w:tcPr/>
+          <w:p>
+            <w:pPr>
+              <w:pStyle w:val="Compact"/>
+            </w:pPr>
+            <w:r>
+              <w:t xml:space="preserve">7 h 15</w:t>
+            </w:r>
+          </w:p>
+        </w:tc>
+        <w:tc>
+          <w:tcPr/>
+          <w:p>
+            <w:pPr>
+              <w:pStyle w:val="Compact"/>
+            </w:pPr>
+            <w:r>
+              <w:t xml:space="preserve">6 h 30</w:t>
+            </w:r>
+          </w:p>
+        </w:tc>
+        <w:tc>
+          <w:tcPr/>
+          <w:p>
+            <w:pPr>
+              <w:pStyle w:val="Compact"/>
+            </w:pPr>
+            <w:r>
+              <w:t xml:space="preserve">6 h 10</w:t>
+            </w:r>
+          </w:p>
+        </w:tc>
+        <w:tc>
+          <w:tcPr/>
+          <w:p>
+            <w:pPr>
+              <w:pStyle w:val="Compact"/>
+            </w:pPr>
+            <w:r>
+              <w:t xml:space="preserve">~4 h 30</w:t>
             </w:r>
           </w:p>
         </w:tc>
@@ -4431,7 +4596,7 @@
         <w:t xml:space="preserve"> </w:t>
       </w:r>
       <w:r>
-        <w:t xml:space="preserve">La délimitation des zones urbaines varie de ±20 % : effet de ±4 à ±8 minutes sur les temps avant marge du scénario 1. La rame actuelle de VIA (une locomotive Charger et cinq voitures Venture) porte 8,4 W de puissance nominale par kilogramme de rame à vide ; le modèle arrondit à 8</w:t>
+        <w:t xml:space="preserve">La délimitation des zones urbaines varie de ±20 % : effet de ±5 à ±9 minutes sur les temps avant marge du scénario 1. La rame actuelle de VIA (une locomotive Charger et cinq voitures Venture) porte 8,4 W de puissance nominale par kilogramme de rame à vide ; le modèle arrondit à 8</w:t>
       </w:r>
       <w:r>
         <w:t xml:space="preserve"> </w:t>
@@ -4584,8 +4749,8 @@
         <w:t xml:space="preserve">. Deux réserves : la masse des voitures Venture vient d’une source secondaire (corroborée à 1 % près par la fiche officielle de la locomotive), et la puissance nominale n’est pas celle disponible au rail : un train moins puissant ajouterait 3 à 5 minutes par tronçon. Les conventions de calcul sont au registre des sources.</w:t>
       </w:r>
     </w:p>
-    <w:bookmarkEnd w:id="34"/>
-    <w:bookmarkStart w:id="35" w:name="Xfdc148e5a6fd2c26c89d44d88229f0bfe73e54a"/>
+    <w:bookmarkEnd w:id="43"/>
+    <w:bookmarkStart w:id="44" w:name="Xfdc148e5a6fd2c26c89d44d88229f0bfe73e54a"/>
     <w:p>
       <w:pPr>
         <w:pStyle w:val="Heading1"/>
@@ -5011,8 +5176,8 @@
         <w:t xml:space="preserve">Comme levier de temps, retirer ces 627 passages ne se justifie pas : des centaines d’ouvrages pour gagner 2 à 12 minutes, alors que le traitement des passages en place des scénarios 1 à 3 coûte une fraction de ce prix. Les retraits gardent leurs autres mérites, notamment la sécurité, et quelques-uns se justifieront site par site. Mais quiconque veut des minutes au-delà du scénario 3 doit toucher au tracé lui-même, et c’est un autre projet : celui d’ALTO. Cette page établit l’écart entre les deux mondes.</w:t>
       </w:r>
     </w:p>
-    <w:bookmarkEnd w:id="35"/>
-    <w:bookmarkStart w:id="36" w:name="limites-et-létude-quil-faut-commander"/>
+    <w:bookmarkEnd w:id="44"/>
+    <w:bookmarkStart w:id="45" w:name="limites-et-létude-quil-faut-commander"/>
     <w:p>
       <w:pPr>
         <w:pStyle w:val="Heading1"/>
@@ -5037,8 +5202,8 @@
         <w:t xml:space="preserve">L’étape suivante est une étude de circulation menée avec le propriétaire de la voie. Elle devra répartir la marge entre ses causes (fret, état de voie, passages à niveau, terminaux), dimensionner les interventions de capacité (liaisons rapides, troisième voie, évitements), lever la correction des courbes courtes avec une géométrie fine, et établir la feuille de route concrète de l’alternative à ALTO.</w:t>
       </w:r>
     </w:p>
-    <w:bookmarkEnd w:id="36"/>
-    <w:bookmarkStart w:id="37" w:name="note-de-lauteur"/>
+    <w:bookmarkEnd w:id="45"/>
+    <w:bookmarkStart w:id="46" w:name="note-de-lauteur"/>
     <w:p>
       <w:pPr>
         <w:pStyle w:val="Heading1"/>
@@ -5169,8 +5334,8 @@
         <w:t xml:space="preserve">chiffres clés du rapport dans le navigateur du lecteur.</w:t>
       </w:r>
     </w:p>
-    <w:bookmarkEnd w:id="37"/>
-    <w:bookmarkStart w:id="147" w:name="références"/>
+    <w:bookmarkEnd w:id="46"/>
+    <w:bookmarkStart w:id="156" w:name="références"/>
     <w:p>
       <w:pPr>
         <w:pStyle w:val="Heading1"/>
@@ -5179,8 +5344,8 @@
         <w:t xml:space="preserve">Références</w:t>
       </w:r>
     </w:p>
-    <w:bookmarkStart w:id="146" w:name="refs"/>
-    <w:bookmarkStart w:id="39" w:name="ref-alstom2005pendolino"/>
+    <w:bookmarkStart w:id="155" w:name="refs"/>
+    <w:bookmarkStart w:id="48" w:name="ref-alstom2005pendolino"/>
     <w:p>
       <w:pPr>
         <w:pStyle w:val="Bibliography"/>
@@ -5204,7 +5369,7 @@
       <w:r>
         <w:t xml:space="preserve"> </w:t>
       </w:r>
-      <w:hyperlink r:id="rId38">
+      <w:hyperlink r:id="rId47">
         <w:r>
           <w:rPr>
             <w:rStyle w:val="Hyperlink"/>
@@ -5213,8 +5378,8 @@
         </w:r>
       </w:hyperlink>
     </w:p>
-    <w:bookmarkEnd w:id="39"/>
-    <w:bookmarkStart w:id="41" w:name="ref-alto2025"/>
+    <w:bookmarkEnd w:id="48"/>
+    <w:bookmarkStart w:id="50" w:name="ref-alto2025"/>
     <w:p>
       <w:pPr>
         <w:pStyle w:val="Bibliography"/>
@@ -5238,7 +5403,7 @@
       <w:r>
         <w:t xml:space="preserve"> </w:t>
       </w:r>
-      <w:hyperlink r:id="rId40">
+      <w:hyperlink r:id="rId49">
         <w:r>
           <w:rPr>
             <w:rStyle w:val="Hyperlink"/>
@@ -5247,8 +5412,8 @@
         </w:r>
       </w:hyperlink>
     </w:p>
-    <w:bookmarkEnd w:id="41"/>
-    <w:bookmarkStart w:id="43" w:name="ref-altotrain2026faq"/>
+    <w:bookmarkEnd w:id="50"/>
+    <w:bookmarkStart w:id="52" w:name="ref-altotrain2026faq"/>
     <w:p>
       <w:pPr>
         <w:pStyle w:val="Bibliography"/>
@@ -5272,7 +5437,7 @@
       <w:r>
         <w:t xml:space="preserve"> </w:t>
       </w:r>
-      <w:hyperlink r:id="rId42">
+      <w:hyperlink r:id="rId51">
         <w:r>
           <w:rPr>
             <w:rStyle w:val="Hyperlink"/>
@@ -5281,8 +5446,8 @@
         </w:r>
       </w:hyperlink>
     </w:p>
-    <w:bookmarkEnd w:id="43"/>
-    <w:bookmarkStart w:id="45" w:name="ref-amtrakoig2019"/>
+    <w:bookmarkEnd w:id="52"/>
+    <w:bookmarkStart w:id="54" w:name="ref-amtrakoig2019"/>
     <w:p>
       <w:pPr>
         <w:pStyle w:val="Bibliography"/>
@@ -5309,7 +5474,7 @@
       <w:r>
         <w:t xml:space="preserve"> </w:t>
       </w:r>
-      <w:hyperlink r:id="rId44">
+      <w:hyperlink r:id="rId53">
         <w:r>
           <w:rPr>
             <w:rStyle w:val="Hyperlink"/>
@@ -5318,8 +5483,8 @@
         </w:r>
       </w:hyperlink>
     </w:p>
-    <w:bookmarkEnd w:id="45"/>
-    <w:bookmarkStart w:id="47" w:name="ref-canadianrail1976"/>
+    <w:bookmarkEnd w:id="54"/>
+    <w:bookmarkStart w:id="56" w:name="ref-canadianrail1976"/>
     <w:p>
       <w:pPr>
         <w:pStyle w:val="Bibliography"/>
@@ -5343,7 +5508,7 @@
       <w:r>
         <w:t xml:space="preserve"> </w:t>
       </w:r>
-      <w:hyperlink r:id="rId46">
+      <w:hyperlink r:id="rId55">
         <w:r>
           <w:rPr>
             <w:rStyle w:val="Hyperlink"/>
@@ -5352,8 +5517,8 @@
         </w:r>
       </w:hyperlink>
     </w:p>
-    <w:bookmarkEnd w:id="47"/>
-    <w:bookmarkStart w:id="49" w:name="ref-austriaforum2026icet"/>
+    <w:bookmarkEnd w:id="56"/>
+    <w:bookmarkStart w:id="58" w:name="ref-austriaforum2026icet"/>
     <w:p>
       <w:pPr>
         <w:pStyle w:val="Bibliography"/>
@@ -5377,7 +5542,7 @@
       <w:r>
         <w:t xml:space="preserve"> </w:t>
       </w:r>
-      <w:hyperlink r:id="rId48">
+      <w:hyperlink r:id="rId57">
         <w:r>
           <w:rPr>
             <w:rStyle w:val="Hyperlink"/>
@@ -5386,8 +5551,8 @@
         </w:r>
       </w:hyperlink>
     </w:p>
-    <w:bookmarkEnd w:id="49"/>
-    <w:bookmarkStart w:id="51" w:name="ref-bateman2015"/>
+    <w:bookmarkEnd w:id="58"/>
+    <w:bookmarkStart w:id="60" w:name="ref-bateman2015"/>
     <w:p>
       <w:pPr>
         <w:pStyle w:val="Bibliography"/>
@@ -5439,7 +5604,7 @@
       <w:r>
         <w:t xml:space="preserve"> </w:t>
       </w:r>
-      <w:hyperlink r:id="rId50">
+      <w:hyperlink r:id="rId59">
         <w:r>
           <w:rPr>
             <w:rStyle w:val="Hyperlink"/>
@@ -5448,8 +5613,8 @@
         </w:r>
       </w:hyperlink>
     </w:p>
-    <w:bookmarkEnd w:id="51"/>
-    <w:bookmarkStart w:id="53" w:name="ref-bienaime2009sealed"/>
+    <w:bookmarkEnd w:id="60"/>
+    <w:bookmarkStart w:id="62" w:name="ref-bienaime2009sealed"/>
     <w:p>
       <w:pPr>
         <w:pStyle w:val="Bibliography"/>
@@ -5532,7 +5697,7 @@
       <w:r>
         <w:t xml:space="preserve"> </w:t>
       </w:r>
-      <w:hyperlink r:id="rId52">
+      <w:hyperlink r:id="rId61">
         <w:r>
           <w:rPr>
             <w:rStyle w:val="Hyperlink"/>
@@ -5541,8 +5706,8 @@
         </w:r>
       </w:hyperlink>
     </w:p>
-    <w:bookmarkEnd w:id="53"/>
-    <w:bookmarkStart w:id="55" w:name="ref-brightline2023"/>
+    <w:bookmarkEnd w:id="62"/>
+    <w:bookmarkStart w:id="64" w:name="ref-brightline2023"/>
     <w:p>
       <w:pPr>
         <w:pStyle w:val="Bibliography"/>
@@ -5566,7 +5731,7 @@
       <w:r>
         <w:t xml:space="preserve"> </w:t>
       </w:r>
-      <w:hyperlink r:id="rId54">
+      <w:hyperlink r:id="rId63">
         <w:r>
           <w:rPr>
             <w:rStyle w:val="Hyperlink"/>
@@ -5575,8 +5740,8 @@
         </w:r>
       </w:hyperlink>
     </w:p>
-    <w:bookmarkEnd w:id="55"/>
-    <w:bookmarkStart w:id="57" w:name="ref-hoc2010wcml"/>
+    <w:bookmarkEnd w:id="64"/>
+    <w:bookmarkStart w:id="66" w:name="ref-hoc2010wcml"/>
     <w:p>
       <w:pPr>
         <w:pStyle w:val="Bibliography"/>
@@ -5600,7 +5765,7 @@
       <w:r>
         <w:t xml:space="preserve"> </w:t>
       </w:r>
-      <w:hyperlink r:id="rId56">
+      <w:hyperlink r:id="rId65">
         <w:r>
           <w:rPr>
             <w:rStyle w:val="Hyperlink"/>
@@ -5609,8 +5774,8 @@
         </w:r>
       </w:hyperlink>
     </w:p>
-    <w:bookmarkEnd w:id="57"/>
-    <w:bookmarkStart w:id="59" w:name="ref-pmcanada2025alto"/>
+    <w:bookmarkEnd w:id="66"/>
+    <w:bookmarkStart w:id="68" w:name="ref-pmcanada2025alto"/>
     <w:p>
       <w:pPr>
         <w:pStyle w:val="Bibliography"/>
@@ -5634,7 +5799,7 @@
       <w:r>
         <w:t xml:space="preserve"> </w:t>
       </w:r>
-      <w:hyperlink r:id="rId58">
+      <w:hyperlink r:id="rId67">
         <w:r>
           <w:rPr>
             <w:rStyle w:val="Hyperlink"/>
@@ -5643,8 +5808,8 @@
         </w:r>
       </w:hyperlink>
     </w:p>
-    <w:bookmarkEnd w:id="59"/>
-    <w:bookmarkStart w:id="60" w:name="ref-cn2002mr1305"/>
+    <w:bookmarkEnd w:id="68"/>
+    <w:bookmarkStart w:id="69" w:name="ref-cn2002mr1305"/>
     <w:p>
       <w:pPr>
         <w:pStyle w:val="Bibliography"/>
@@ -5669,8 +5834,8 @@
         <w:t xml:space="preserve">[Circulaire technique interne]. Compagnie des chemins de fer nationaux du Canada.</w:t>
       </w:r>
     </w:p>
-    <w:bookmarkEnd w:id="60"/>
-    <w:bookmarkStart w:id="62" w:name="ref-cbc2025pilote"/>
+    <w:bookmarkEnd w:id="69"/>
+    <w:bookmarkStart w:id="71" w:name="ref-cbc2025pilote"/>
     <w:p>
       <w:pPr>
         <w:pStyle w:val="Bibliography"/>
@@ -5722,7 +5887,7 @@
       <w:r>
         <w:t xml:space="preserve"> </w:t>
       </w:r>
-      <w:hyperlink r:id="rId61">
+      <w:hyperlink r:id="rId70">
         <w:r>
           <w:rPr>
             <w:rStyle w:val="Hyperlink"/>
@@ -5731,8 +5896,8 @@
         </w:r>
       </w:hyperlink>
     </w:p>
-    <w:bookmarkEnd w:id="62"/>
-    <w:bookmarkStart w:id="64" w:name="ref-eu2023ccstsi"/>
+    <w:bookmarkEnd w:id="71"/>
+    <w:bookmarkStart w:id="73" w:name="ref-eu2023ccstsi"/>
     <w:p>
       <w:pPr>
         <w:pStyle w:val="Bibliography"/>
@@ -5756,7 +5921,7 @@
       <w:r>
         <w:t xml:space="preserve"> </w:t>
       </w:r>
-      <w:hyperlink r:id="rId63">
+      <w:hyperlink r:id="rId72">
         <w:r>
           <w:rPr>
             <w:rStyle w:val="Hyperlink"/>
@@ -5765,8 +5930,8 @@
         </w:r>
       </w:hyperlink>
     </w:p>
-    <w:bookmarkEnd w:id="64"/>
-    <w:bookmarkStart w:id="66" w:name="ref-ec2026etcs"/>
+    <w:bookmarkEnd w:id="73"/>
+    <w:bookmarkStart w:id="75" w:name="ref-ec2026etcs"/>
     <w:p>
       <w:pPr>
         <w:pStyle w:val="Bibliography"/>
@@ -5790,7 +5955,7 @@
       <w:r>
         <w:t xml:space="preserve"> </w:t>
       </w:r>
-      <w:hyperlink r:id="rId65">
+      <w:hyperlink r:id="rId74">
         <w:r>
           <w:rPr>
             <w:rStyle w:val="Hyperlink"/>
@@ -5799,8 +5964,8 @@
         </w:r>
       </w:hyperlink>
     </w:p>
-    <w:bookmarkEnd w:id="66"/>
-    <w:bookmarkStart w:id="68" w:name="ref-db2019icet411"/>
+    <w:bookmarkEnd w:id="75"/>
+    <w:bookmarkStart w:id="77" w:name="ref-db2019icet411"/>
     <w:p>
       <w:pPr>
         <w:pStyle w:val="Bibliography"/>
@@ -5824,7 +5989,7 @@
       <w:r>
         <w:t xml:space="preserve"> </w:t>
       </w:r>
-      <w:hyperlink r:id="rId67">
+      <w:hyperlink r:id="rId76">
         <w:r>
           <w:rPr>
             <w:rStyle w:val="Hyperlink"/>
@@ -5833,8 +5998,8 @@
         </w:r>
       </w:hyperlink>
     </w:p>
-    <w:bookmarkEnd w:id="68"/>
-    <w:bookmarkStart w:id="70" w:name="ref-dick2019blocs"/>
+    <w:bookmarkEnd w:id="77"/>
+    <w:bookmarkStart w:id="79" w:name="ref-dick2019blocs"/>
     <w:p>
       <w:pPr>
         <w:pStyle w:val="Bibliography"/>
@@ -5871,7 +6036,7 @@
       <w:r>
         <w:t xml:space="preserve"> </w:t>
       </w:r>
-      <w:hyperlink r:id="rId69">
+      <w:hyperlink r:id="rId78">
         <w:r>
           <w:rPr>
             <w:rStyle w:val="Hyperlink"/>
@@ -5880,8 +6045,8 @@
         </w:r>
       </w:hyperlink>
     </w:p>
-    <w:bookmarkEnd w:id="70"/>
-    <w:bookmarkStart w:id="72" w:name="ref-ecfr213-347"/>
+    <w:bookmarkEnd w:id="79"/>
+    <w:bookmarkStart w:id="81" w:name="ref-ecfr213-347"/>
     <w:p>
       <w:pPr>
         <w:pStyle w:val="Bibliography"/>
@@ -5905,7 +6070,7 @@
       <w:r>
         <w:t xml:space="preserve"> </w:t>
       </w:r>
-      <w:hyperlink r:id="rId71">
+      <w:hyperlink r:id="rId80">
         <w:r>
           <w:rPr>
             <w:rStyle w:val="Hyperlink"/>
@@ -5914,8 +6079,8 @@
         </w:r>
       </w:hyperlink>
     </w:p>
-    <w:bookmarkEnd w:id="72"/>
-    <w:bookmarkStart w:id="74" w:name="ref-fra-lrc-152"/>
+    <w:bookmarkEnd w:id="81"/>
+    <w:bookmarkStart w:id="83" w:name="ref-fra-lrc-152"/>
     <w:p>
       <w:pPr>
         <w:pStyle w:val="Bibliography"/>
@@ -5939,7 +6104,7 @@
       <w:r>
         <w:t xml:space="preserve"> </w:t>
       </w:r>
-      <w:hyperlink r:id="rId73">
+      <w:hyperlink r:id="rId82">
         <w:r>
           <w:rPr>
             <w:rStyle w:val="Hyperlink"/>
@@ -5948,8 +6113,8 @@
         </w:r>
       </w:hyperlink>
     </w:p>
-    <w:bookmarkEnd w:id="74"/>
-    <w:bookmarkStart w:id="76" w:name="ref-fra2004ptc"/>
+    <w:bookmarkEnd w:id="83"/>
+    <w:bookmarkStart w:id="85" w:name="ref-fra2004ptc"/>
     <w:p>
       <w:pPr>
         <w:pStyle w:val="Bibliography"/>
@@ -5973,7 +6138,7 @@
       <w:r>
         <w:t xml:space="preserve"> </w:t>
       </w:r>
-      <w:hyperlink r:id="rId75">
+      <w:hyperlink r:id="rId84">
         <w:r>
           <w:rPr>
             <w:rStyle w:val="Hyperlink"/>
@@ -5982,8 +6147,8 @@
         </w:r>
       </w:hyperlink>
     </w:p>
-    <w:bookmarkEnd w:id="76"/>
-    <w:bookmarkStart w:id="78" w:name="ref-mdot2014tier1"/>
+    <w:bookmarkEnd w:id="85"/>
+    <w:bookmarkStart w:id="87" w:name="ref-mdot2014tier1"/>
     <w:p>
       <w:pPr>
         <w:pStyle w:val="Bibliography"/>
@@ -6007,7 +6172,7 @@
       <w:r>
         <w:t xml:space="preserve"> </w:t>
       </w:r>
-      <w:hyperlink r:id="rId77">
+      <w:hyperlink r:id="rId86">
         <w:r>
           <w:rPr>
             <w:rStyle w:val="Hyperlink"/>
@@ -6016,8 +6181,8 @@
         </w:r>
       </w:hyperlink>
     </w:p>
-    <w:bookmarkEnd w:id="78"/>
-    <w:bookmarkStart w:id="80" w:name="ref-via2024requete"/>
+    <w:bookmarkEnd w:id="87"/>
+    <w:bookmarkStart w:id="89" w:name="ref-via2024requete"/>
     <w:p>
       <w:pPr>
         <w:pStyle w:val="Bibliography"/>
@@ -6069,7 +6234,7 @@
       <w:r>
         <w:t xml:space="preserve"> </w:t>
       </w:r>
-      <w:hyperlink r:id="rId79">
+      <w:hyperlink r:id="rId88">
         <w:r>
           <w:rPr>
             <w:rStyle w:val="Hyperlink"/>
@@ -6078,8 +6243,8 @@
         </w:r>
       </w:hyperlink>
     </w:p>
-    <w:bookmarkEnd w:id="80"/>
-    <w:bookmarkStart w:id="82" w:name="ref-nao2006wcml"/>
+    <w:bookmarkEnd w:id="89"/>
+    <w:bookmarkStart w:id="91" w:name="ref-nao2006wcml"/>
     <w:p>
       <w:pPr>
         <w:pStyle w:val="Bibliography"/>
@@ -6120,7 +6285,7 @@
       <w:r>
         <w:t xml:space="preserve"> </w:t>
       </w:r>
-      <w:hyperlink r:id="rId81">
+      <w:hyperlink r:id="rId90">
         <w:r>
           <w:rPr>
             <w:rStyle w:val="Hyperlink"/>
@@ -6129,8 +6294,8 @@
         </w:r>
       </w:hyperlink>
     </w:p>
-    <w:bookmarkEnd w:id="82"/>
-    <w:bookmarkStart w:id="84" w:name="ref-otc2016circulation"/>
+    <w:bookmarkEnd w:id="91"/>
+    <w:bookmarkStart w:id="93" w:name="ref-otc2016circulation"/>
     <w:p>
       <w:pPr>
         <w:pStyle w:val="Bibliography"/>
@@ -6154,7 +6319,7 @@
       <w:r>
         <w:t xml:space="preserve"> </w:t>
       </w:r>
-      <w:hyperlink r:id="rId83">
+      <w:hyperlink r:id="rId92">
         <w:r>
           <w:rPr>
             <w:rStyle w:val="Hyperlink"/>
@@ -6163,8 +6328,8 @@
         </w:r>
       </w:hyperlink>
     </w:p>
-    <w:bookmarkEnd w:id="84"/>
-    <w:bookmarkStart w:id="86" w:name="ref-orr2021cadre"/>
+    <w:bookmarkEnd w:id="93"/>
+    <w:bookmarkStart w:id="95" w:name="ref-orr2021cadre"/>
     <w:p>
       <w:pPr>
         <w:pStyle w:val="Bibliography"/>
@@ -6191,7 +6356,7 @@
       <w:r>
         <w:t xml:space="preserve"> </w:t>
       </w:r>
-      <w:hyperlink r:id="rId85">
+      <w:hyperlink r:id="rId94">
         <w:r>
           <w:rPr>
             <w:rStyle w:val="Hyperlink"/>
@@ -6200,8 +6365,8 @@
         </w:r>
       </w:hyperlink>
     </w:p>
-    <w:bookmarkEnd w:id="86"/>
-    <w:bookmarkStart w:id="88" w:name="ref-orr2024tps"/>
+    <w:bookmarkEnd w:id="95"/>
+    <w:bookmarkStart w:id="97" w:name="ref-orr2024tps"/>
     <w:p>
       <w:pPr>
         <w:pStyle w:val="Bibliography"/>
@@ -6225,7 +6390,7 @@
       <w:r>
         <w:t xml:space="preserve"> </w:t>
       </w:r>
-      <w:hyperlink r:id="rId87">
+      <w:hyperlink r:id="rId96">
         <w:r>
           <w:rPr>
             <w:rStyle w:val="Hyperlink"/>
@@ -6234,8 +6399,8 @@
         </w:r>
       </w:hyperlink>
     </w:p>
-    <w:bookmarkEnd w:id="88"/>
-    <w:bookmarkStart w:id="90" w:name="ref-orr2025wcml"/>
+    <w:bookmarkEnd w:id="97"/>
+    <w:bookmarkStart w:id="99" w:name="ref-orr2025wcml"/>
     <w:p>
       <w:pPr>
         <w:pStyle w:val="Bibliography"/>
@@ -6304,7 +6469,7 @@
       <w:r>
         <w:t xml:space="preserve"> </w:t>
       </w:r>
-      <w:hyperlink r:id="rId89">
+      <w:hyperlink r:id="rId98">
         <w:r>
           <w:rPr>
             <w:rStyle w:val="Hyperlink"/>
@@ -6313,8 +6478,8 @@
         </w:r>
       </w:hyperlink>
     </w:p>
-    <w:bookmarkEnd w:id="90"/>
-    <w:bookmarkStart w:id="92" w:name="ref-osm2026geofabrik"/>
+    <w:bookmarkEnd w:id="99"/>
+    <w:bookmarkStart w:id="101" w:name="ref-osm2026geofabrik"/>
     <w:p>
       <w:pPr>
         <w:pStyle w:val="Bibliography"/>
@@ -6380,7 +6545,7 @@
       <w:r>
         <w:t xml:space="preserve"> </w:t>
       </w:r>
-      <w:hyperlink r:id="rId91">
+      <w:hyperlink r:id="rId100">
         <w:r>
           <w:rPr>
             <w:rStyle w:val="Hyperlink"/>
@@ -6389,8 +6554,8 @@
         </w:r>
       </w:hyperlink>
     </w:p>
-    <w:bookmarkEnd w:id="92"/>
-    <w:bookmarkStart w:id="94" w:name="ref-ltc1996art138"/>
+    <w:bookmarkEnd w:id="101"/>
+    <w:bookmarkStart w:id="103" w:name="ref-ltc1996art138"/>
     <w:p>
       <w:pPr>
         <w:pStyle w:val="Bibliography"/>
@@ -6435,7 +6600,7 @@
       <w:r>
         <w:t xml:space="preserve"> </w:t>
       </w:r>
-      <w:hyperlink r:id="rId93">
+      <w:hyperlink r:id="rId102">
         <w:r>
           <w:rPr>
             <w:rStyle w:val="Hyperlink"/>
@@ -6444,8 +6609,8 @@
         </w:r>
       </w:hyperlink>
     </w:p>
-    <w:bookmarkEnd w:id="94"/>
-    <w:bookmarkStart w:id="96" w:name="ref-railwaysact1993"/>
+    <w:bookmarkEnd w:id="103"/>
+    <w:bookmarkStart w:id="105" w:name="ref-railwaysact1993"/>
     <w:p>
       <w:pPr>
         <w:pStyle w:val="Bibliography"/>
@@ -6469,7 +6634,7 @@
       <w:r>
         <w:t xml:space="preserve"> </w:t>
       </w:r>
-      <w:hyperlink r:id="rId95">
+      <w:hyperlink r:id="rId104">
         <w:r>
           <w:rPr>
             <w:rStyle w:val="Hyperlink"/>
@@ -6478,8 +6643,8 @@
         </w:r>
       </w:hyperlink>
     </w:p>
-    <w:bookmarkEnd w:id="96"/>
-    <w:bookmarkStart w:id="98" w:name="ref-rfli2026tpr"/>
+    <w:bookmarkEnd w:id="105"/>
+    <w:bookmarkStart w:id="107" w:name="ref-rfli2026tpr"/>
     <w:p>
       <w:pPr>
         <w:pStyle w:val="Bibliography"/>
@@ -6503,7 +6668,7 @@
       <w:r>
         <w:t xml:space="preserve"> </w:t>
       </w:r>
-      <w:hyperlink r:id="rId97">
+      <w:hyperlink r:id="rId106">
         <w:r>
           <w:rPr>
             <w:rStyle w:val="Hyperlink"/>
@@ -6512,8 +6677,8 @@
         </w:r>
       </w:hyperlink>
     </w:p>
-    <w:bookmarkEnd w:id="98"/>
-    <w:bookmarkStart w:id="100" w:name="ref-schittenhelm2011"/>
+    <w:bookmarkEnd w:id="107"/>
+    <w:bookmarkStart w:id="109" w:name="ref-schittenhelm2011"/>
     <w:p>
       <w:pPr>
         <w:pStyle w:val="Bibliography"/>
@@ -6537,7 +6702,7 @@
       <w:r>
         <w:t xml:space="preserve"> </w:t>
       </w:r>
-      <w:hyperlink r:id="rId99">
+      <w:hyperlink r:id="rId108">
         <w:r>
           <w:rPr>
             <w:rStyle w:val="Hyperlink"/>
@@ -6546,8 +6711,8 @@
         </w:r>
       </w:hyperlink>
     </w:p>
-    <w:bookmarkEnd w:id="100"/>
-    <w:bookmarkStart w:id="102" w:name="ref-siemens2024chargerwsdot"/>
+    <w:bookmarkEnd w:id="109"/>
+    <w:bookmarkStart w:id="111" w:name="ref-siemens2024chargerwsdot"/>
     <w:p>
       <w:pPr>
         <w:pStyle w:val="Bibliography"/>
@@ -6571,7 +6736,7 @@
       <w:r>
         <w:t xml:space="preserve"> </w:t>
       </w:r>
-      <w:hyperlink r:id="rId101">
+      <w:hyperlink r:id="rId110">
         <w:r>
           <w:rPr>
             <w:rStyle w:val="Hyperlink"/>
@@ -6580,8 +6745,8 @@
         </w:r>
       </w:hyperlink>
     </w:p>
-    <w:bookmarkEnd w:id="102"/>
-    <w:bookmarkStart w:id="104" w:name="ref-sncf2023drr"/>
+    <w:bookmarkEnd w:id="111"/>
+    <w:bookmarkStart w:id="113" w:name="ref-sncf2023drr"/>
     <w:p>
       <w:pPr>
         <w:pStyle w:val="Bibliography"/>
@@ -6605,7 +6770,7 @@
       <w:r>
         <w:t xml:space="preserve"> </w:t>
       </w:r>
-      <w:hyperlink r:id="rId103">
+      <w:hyperlink r:id="rId112">
         <w:r>
           <w:rPr>
             <w:rStyle w:val="Hyperlink"/>
@@ -6614,8 +6779,8 @@
         </w:r>
       </w:hyperlink>
     </w:p>
-    <w:bookmarkEnd w:id="104"/>
-    <w:bookmarkStart w:id="106" w:name="ref-sogin2013doublement"/>
+    <w:bookmarkEnd w:id="113"/>
+    <w:bookmarkStart w:id="115" w:name="ref-sogin2013doublement"/>
     <w:p>
       <w:pPr>
         <w:pStyle w:val="Bibliography"/>
@@ -6639,7 +6804,7 @@
       <w:r>
         <w:t xml:space="preserve"> </w:t>
       </w:r>
-      <w:hyperlink r:id="rId105">
+      <w:hyperlink r:id="rId114">
         <w:r>
           <w:rPr>
             <w:rStyle w:val="Hyperlink"/>
@@ -6648,8 +6813,8 @@
         </w:r>
       </w:hyperlink>
     </w:p>
-    <w:bookmarkEnd w:id="106"/>
-    <w:bookmarkStart w:id="108" w:name="ref-trafikverket2025jnb"/>
+    <w:bookmarkEnd w:id="115"/>
+    <w:bookmarkStart w:id="117" w:name="ref-trafikverket2025jnb"/>
     <w:p>
       <w:pPr>
         <w:pStyle w:val="Bibliography"/>
@@ -6673,7 +6838,7 @@
       <w:r>
         <w:t xml:space="preserve"> </w:t>
       </w:r>
-      <w:hyperlink r:id="rId107">
+      <w:hyperlink r:id="rId116">
         <w:r>
           <w:rPr>
             <w:rStyle w:val="Hyperlink"/>
@@ -6682,8 +6847,8 @@
         </w:r>
       </w:hyperlink>
     </w:p>
-    <w:bookmarkEnd w:id="108"/>
-    <w:bookmarkStart w:id="110" w:name="ref-tc2022rrts"/>
+    <w:bookmarkEnd w:id="117"/>
+    <w:bookmarkStart w:id="119" w:name="ref-tc2022rrts"/>
     <w:p>
       <w:pPr>
         <w:pStyle w:val="Bibliography"/>
@@ -6721,7 +6886,7 @@
       <w:r>
         <w:t xml:space="preserve"> </w:t>
       </w:r>
-      <w:hyperlink r:id="rId109">
+      <w:hyperlink r:id="rId118">
         <w:r>
           <w:rPr>
             <w:rStyle w:val="Hyperlink"/>
@@ -6730,8 +6895,8 @@
         </w:r>
       </w:hyperlink>
     </w:p>
-    <w:bookmarkEnd w:id="110"/>
-    <w:bookmarkStart w:id="112" w:name="ref-tc2023inventairepn"/>
+    <w:bookmarkEnd w:id="119"/>
+    <w:bookmarkStart w:id="121" w:name="ref-tc2023inventairepn"/>
     <w:p>
       <w:pPr>
         <w:pStyle w:val="Bibliography"/>
@@ -6755,7 +6920,7 @@
       <w:r>
         <w:t xml:space="preserve"> </w:t>
       </w:r>
-      <w:hyperlink r:id="rId111">
+      <w:hyperlink r:id="rId120">
         <w:r>
           <w:rPr>
             <w:rStyle w:val="Hyperlink"/>
@@ -6764,8 +6929,8 @@
         </w:r>
       </w:hyperlink>
     </w:p>
-    <w:bookmarkEnd w:id="112"/>
-    <w:bookmarkStart w:id="114" w:name="ref-tc2025gcp"/>
+    <w:bookmarkEnd w:id="121"/>
+    <w:bookmarkStart w:id="123" w:name="ref-tc2025gcp"/>
     <w:p>
       <w:pPr>
         <w:pStyle w:val="Bibliography"/>
@@ -6873,7 +7038,7 @@
       <w:r>
         <w:t xml:space="preserve"> </w:t>
       </w:r>
-      <w:hyperlink r:id="rId113">
+      <w:hyperlink r:id="rId122">
         <w:r>
           <w:rPr>
             <w:rStyle w:val="Hyperlink"/>
@@ -6882,8 +7047,8 @@
         </w:r>
       </w:hyperlink>
     </w:p>
-    <w:bookmarkEnd w:id="114"/>
-    <w:bookmarkStart w:id="116" w:name="ref-cror2025"/>
+    <w:bookmarkEnd w:id="123"/>
+    <w:bookmarkStart w:id="125" w:name="ref-cror2025"/>
     <w:p>
       <w:pPr>
         <w:pStyle w:val="Bibliography"/>
@@ -6907,7 +7072,7 @@
       <w:r>
         <w:t xml:space="preserve"> </w:t>
       </w:r>
-      <w:hyperlink r:id="rId115">
+      <w:hyperlink r:id="rId124">
         <w:r>
           <w:rPr>
             <w:rStyle w:val="Hyperlink"/>
@@ -6916,8 +7081,8 @@
         </w:r>
       </w:hyperlink>
     </w:p>
-    <w:bookmarkEnd w:id="116"/>
-    <w:bookmarkStart w:id="117" w:name="ref-uic2000f451"/>
+    <w:bookmarkEnd w:id="125"/>
+    <w:bookmarkStart w:id="126" w:name="ref-uic2000f451"/>
     <w:p>
       <w:pPr>
         <w:pStyle w:val="Bibliography"/>
@@ -6942,8 +7107,8 @@
         <w:t xml:space="preserve">[Fiche UIC 451-1/F/4, 4e \'ed.]. UIC.</w:t>
       </w:r>
     </w:p>
-    <w:bookmarkEnd w:id="117"/>
-    <w:bookmarkStart w:id="119" w:name="ref-fra2000acela"/>
+    <w:bookmarkEnd w:id="126"/>
+    <w:bookmarkStart w:id="128" w:name="ref-fra2000acela"/>
     <w:p>
       <w:pPr>
         <w:pStyle w:val="Bibliography"/>
@@ -6967,7 +7132,7 @@
       <w:r>
         <w:t xml:space="preserve"> </w:t>
       </w:r>
-      <w:hyperlink r:id="rId118">
+      <w:hyperlink r:id="rId127">
         <w:r>
           <w:rPr>
             <w:rStyle w:val="Hyperlink"/>
@@ -6976,8 +7141,8 @@
         </w:r>
       </w:hyperlink>
     </w:p>
-    <w:bookmarkEnd w:id="119"/>
-    <w:bookmarkStart w:id="121" w:name="ref-fra2010ptc"/>
+    <w:bookmarkEnd w:id="128"/>
+    <w:bookmarkStart w:id="130" w:name="ref-fra2010ptc"/>
     <w:p>
       <w:pPr>
         <w:pStyle w:val="Bibliography"/>
@@ -7001,7 +7166,7 @@
       <w:r>
         <w:t xml:space="preserve"> </w:t>
       </w:r>
-      <w:hyperlink r:id="rId120">
+      <w:hyperlink r:id="rId129">
         <w:r>
           <w:rPr>
             <w:rStyle w:val="Hyperlink"/>
@@ -7010,8 +7175,8 @@
         </w:r>
       </w:hyperlink>
     </w:p>
-    <w:bookmarkEnd w:id="121"/>
-    <w:bookmarkStart w:id="123" w:name="ref-fra2023brightlineptc"/>
+    <w:bookmarkEnd w:id="130"/>
+    <w:bookmarkStart w:id="132" w:name="ref-fra2023brightlineptc"/>
     <w:p>
       <w:pPr>
         <w:pStyle w:val="Bibliography"/>
@@ -7035,7 +7200,7 @@
       <w:r>
         <w:t xml:space="preserve"> </w:t>
       </w:r>
-      <w:hyperlink r:id="rId122">
+      <w:hyperlink r:id="rId131">
         <w:r>
           <w:rPr>
             <w:rStyle w:val="Hyperlink"/>
@@ -7044,8 +7209,8 @@
         </w:r>
       </w:hyperlink>
     </w:p>
-    <w:bookmarkEnd w:id="123"/>
-    <w:bookmarkStart w:id="125" w:name="ref-cfr236-0"/>
+    <w:bookmarkEnd w:id="132"/>
+    <w:bookmarkStart w:id="134" w:name="ref-cfr236-0"/>
     <w:p>
       <w:pPr>
         <w:pStyle w:val="Bibliography"/>
@@ -7069,7 +7234,7 @@
       <w:r>
         <w:t xml:space="preserve"> </w:t>
       </w:r>
-      <w:hyperlink r:id="rId124">
+      <w:hyperlink r:id="rId133">
         <w:r>
           <w:rPr>
             <w:rStyle w:val="Hyperlink"/>
@@ -7078,8 +7243,8 @@
         </w:r>
       </w:hyperlink>
     </w:p>
-    <w:bookmarkEnd w:id="125"/>
-    <w:bookmarkStart w:id="127" w:name="ref-via2009lrc"/>
+    <w:bookmarkEnd w:id="134"/>
+    <w:bookmarkStart w:id="136" w:name="ref-via2009lrc"/>
     <w:p>
       <w:pPr>
         <w:pStyle w:val="Bibliography"/>
@@ -7124,7 +7289,7 @@
       <w:r>
         <w:t xml:space="preserve"> </w:t>
       </w:r>
-      <w:hyperlink r:id="rId126">
+      <w:hyperlink r:id="rId135">
         <w:r>
           <w:rPr>
             <w:rStyle w:val="Hyperlink"/>
@@ -7133,8 +7298,8 @@
         </w:r>
       </w:hyperlink>
     </w:p>
-    <w:bookmarkEnd w:id="127"/>
-    <w:bookmarkStart w:id="129" w:name="ref-viarail2024corridor"/>
+    <w:bookmarkEnd w:id="136"/>
+    <w:bookmarkStart w:id="138" w:name="ref-viarail2024corridor"/>
     <w:p>
       <w:pPr>
         <w:pStyle w:val="Bibliography"/>
@@ -7158,7 +7323,7 @@
       <w:r>
         <w:t xml:space="preserve"> </w:t>
       </w:r>
-      <w:hyperlink r:id="rId128">
+      <w:hyperlink r:id="rId137">
         <w:r>
           <w:rPr>
             <w:rStyle w:val="Hyperlink"/>
@@ -7167,8 +7332,8 @@
         </w:r>
       </w:hyperlink>
     </w:p>
-    <w:bookmarkEnd w:id="129"/>
-    <w:bookmarkStart w:id="131" w:name="ref-via2025rapportannuel"/>
+    <w:bookmarkEnd w:id="138"/>
+    <w:bookmarkStart w:id="140" w:name="ref-via2025rapportannuel"/>
     <w:p>
       <w:pPr>
         <w:pStyle w:val="Bibliography"/>
@@ -7192,7 +7357,7 @@
       <w:r>
         <w:t xml:space="preserve"> </w:t>
       </w:r>
-      <w:hyperlink r:id="rId130">
+      <w:hyperlink r:id="rId139">
         <w:r>
           <w:rPr>
             <w:rStyle w:val="Hyperlink"/>
@@ -7201,8 +7366,8 @@
         </w:r>
       </w:hyperlink>
     </w:p>
-    <w:bookmarkEnd w:id="131"/>
-    <w:bookmarkStart w:id="133" w:name="ref-via2025t1"/>
+    <w:bookmarkEnd w:id="140"/>
+    <w:bookmarkStart w:id="142" w:name="ref-via2025t1"/>
     <w:p>
       <w:pPr>
         <w:pStyle w:val="Bibliography"/>
@@ -7226,7 +7391,7 @@
       <w:r>
         <w:t xml:space="preserve"> </w:t>
       </w:r>
-      <w:hyperlink r:id="rId132">
+      <w:hyperlink r:id="rId141">
         <w:r>
           <w:rPr>
             <w:rStyle w:val="Hyperlink"/>
@@ -7235,8 +7400,8 @@
         </w:r>
       </w:hyperlink>
     </w:p>
-    <w:bookmarkEnd w:id="133"/>
-    <w:bookmarkStart w:id="135" w:name="ref-viarail2026gtfs"/>
+    <w:bookmarkEnd w:id="142"/>
+    <w:bookmarkStart w:id="144" w:name="ref-viarail2026gtfs"/>
     <w:p>
       <w:pPr>
         <w:pStyle w:val="Bibliography"/>
@@ -7302,7 +7467,7 @@
       <w:r>
         <w:t xml:space="preserve"> </w:t>
       </w:r>
-      <w:hyperlink r:id="rId134">
+      <w:hyperlink r:id="rId143">
         <w:r>
           <w:rPr>
             <w:rStyle w:val="Hyperlink"/>
@@ -7311,8 +7476,8 @@
         </w:r>
       </w:hyperlink>
     </w:p>
-    <w:bookmarkEnd w:id="135"/>
-    <w:bookmarkStart w:id="137" w:name="ref-wikipedia2026class390"/>
+    <w:bookmarkEnd w:id="144"/>
+    <w:bookmarkStart w:id="146" w:name="ref-wikipedia2026class390"/>
     <w:p>
       <w:pPr>
         <w:pStyle w:val="Bibliography"/>
@@ -7336,7 +7501,7 @@
       <w:r>
         <w:t xml:space="preserve"> </w:t>
       </w:r>
-      <w:hyperlink r:id="rId136">
+      <w:hyperlink r:id="rId145">
         <w:r>
           <w:rPr>
             <w:rStyle w:val="Hyperlink"/>
@@ -7345,8 +7510,8 @@
         </w:r>
       </w:hyperlink>
     </w:p>
-    <w:bookmarkEnd w:id="137"/>
-    <w:bookmarkStart w:id="139" w:name="ref-wikipedia2026newpendolino"/>
+    <w:bookmarkEnd w:id="146"/>
+    <w:bookmarkStart w:id="148" w:name="ref-wikipedia2026newpendolino"/>
     <w:p>
       <w:pPr>
         <w:pStyle w:val="Bibliography"/>
@@ -7370,7 +7535,7 @@
       <w:r>
         <w:t xml:space="preserve"> </w:t>
       </w:r>
-      <w:hyperlink r:id="rId138">
+      <w:hyperlink r:id="rId147">
         <w:r>
           <w:rPr>
             <w:rStyle w:val="Hyperlink"/>
@@ -7379,8 +7544,8 @@
         </w:r>
       </w:hyperlink>
     </w:p>
-    <w:bookmarkEnd w:id="139"/>
-    <w:bookmarkStart w:id="141" w:name="ref-wikipedia2026charger"/>
+    <w:bookmarkEnd w:id="148"/>
+    <w:bookmarkStart w:id="150" w:name="ref-wikipedia2026charger"/>
     <w:p>
       <w:pPr>
         <w:pStyle w:val="Bibliography"/>
@@ -7404,7 +7569,7 @@
       <w:r>
         <w:t xml:space="preserve"> </w:t>
       </w:r>
-      <w:hyperlink r:id="rId140">
+      <w:hyperlink r:id="rId149">
         <w:r>
           <w:rPr>
             <w:rStyle w:val="Hyperlink"/>
@@ -7413,8 +7578,8 @@
         </w:r>
       </w:hyperlink>
     </w:p>
-    <w:bookmarkEnd w:id="141"/>
-    <w:bookmarkStart w:id="143" w:name="ref-wikipedia2026venture"/>
+    <w:bookmarkEnd w:id="150"/>
+    <w:bookmarkStart w:id="152" w:name="ref-wikipedia2026venture"/>
     <w:p>
       <w:pPr>
         <w:pStyle w:val="Bibliography"/>
@@ -7438,7 +7603,7 @@
       <w:r>
         <w:t xml:space="preserve"> </w:t>
       </w:r>
-      <w:hyperlink r:id="rId142">
+      <w:hyperlink r:id="rId151">
         <w:r>
           <w:rPr>
             <w:rStyle w:val="Hyperlink"/>
@@ -7447,8 +7612,8 @@
         </w:r>
       </w:hyperlink>
     </w:p>
-    <w:bookmarkEnd w:id="143"/>
-    <w:bookmarkStart w:id="145" w:name="ref-wcml2026wiki"/>
+    <w:bookmarkEnd w:id="152"/>
+    <w:bookmarkStart w:id="154" w:name="ref-wcml2026wiki"/>
     <w:p>
       <w:pPr>
         <w:pStyle w:val="Bibliography"/>
@@ -7486,7 +7651,7 @@
       <w:r>
         <w:t xml:space="preserve"> </w:t>
       </w:r>
-      <w:hyperlink r:id="rId144">
+      <w:hyperlink r:id="rId153">
         <w:r>
           <w:rPr>
             <w:rStyle w:val="Hyperlink"/>
@@ -7495,9 +7660,9 @@
         </w:r>
       </w:hyperlink>
     </w:p>
-    <w:bookmarkEnd w:id="145"/>
-    <w:bookmarkEnd w:id="146"/>
-    <w:bookmarkEnd w:id="147"/>
+    <w:bookmarkEnd w:id="154"/>
+    <w:bookmarkEnd w:id="155"/>
+    <w:bookmarkEnd w:id="156"/>
     <w:sectPr>
       <w:footnotePr>
         <w:numRestart w:val="eachSect"/>

--- a/livrables/rapport_corridor.docx
+++ b/livrables/rapport_corridor.docx
@@ -261,7 +261,7 @@
               <w:pStyle w:val="Compact"/>
             </w:pPr>
             <w:r>
-              <w:t xml:space="preserve">2 h 38 (103 km/h)</w:t>
+              <w:t xml:space="preserve">2 h 40 (101 km/h)</w:t>
             </w:r>
           </w:p>
         </w:tc>
@@ -560,7 +560,7 @@
         <w:pStyle w:val="BodyText"/>
       </w:pPr>
       <w:r>
-        <w:t xml:space="preserve">De bout en bout, Québec-Toronto via Montréal passerait de 8 h 50 aujourd’hui (106 % du temps auto) à 7 h 15 au scénario 1 (87 % du temps auto) et 6 h 10 au scénario 3 (74 % du temps auto), contre environ 4 h 30 pour le projet ALTO (54 % du temps auto).</w:t>
+        <w:t xml:space="preserve">De bout en bout, Québec-Toronto via Montréal passerait de 8 h 50 aujourd’hui (106 % du temps auto) à 7 h 17 au scénario 1 (87 % du temps auto) et 6 h 10 au scénario 3 (74 % du temps auto), contre environ 4 h 30 pour le projet ALTO (54 % du temps auto).</w:t>
       </w:r>
     </w:p>
     <w:p>
@@ -808,9 +808,9 @@
       <w:r>
         <w:drawing>
           <wp:inline>
-            <wp:extent cx="5334000" cy="4244615"/>
+            <wp:extent cx="5334000" cy="5170285"/>
             <wp:effectExtent b="0" l="0" r="0" t="0"/>
-            <wp:docPr descr="Facteurs de réduction des temps de parcours, trajet par trajet. La barre pleine, incluant les parties colorées, est l’horaire actuel. Le segment sans couleur est le temps du scénario 2 (train pendulaire, dévers de 5 po, zones urbaines modernisées, sans correction de courbes). Quatre facteurs se partagent le gain : la cohabitation, qui réunit le régime de circulation avec le fret et le doublement des voies ; le train pendulaire et les zones urbaines, comptés sous la classe de voie actuelle (153 km/h, 95 mi/h) ; et le changement de classe, soit ce que ces facteurs rapportent en plus une fois le plafond porté à 201 km/h grâce aux passages à niveau sécurisés et à la signalisation." title="" id="22" name="Picture"/>
+            <wp:docPr descr="Facteurs de réduction des temps de parcours, trajet par trajet. La barre pleine, incluant les parties colorées, est l’horaire actuel. Le segment sans couleur est le temps du scénario 2 (train pendulaire, dévers de 5 po, zones urbaines modernisées, sans correction de courbes). Quatre facteurs se partagent le gain : la cohabitation, qui réunit le régime de circulation avec le fret et le doublement des voies, en interurbain comme dans les zones urbaines ; le train pendulaire, compté sous la classe de voie actuelle (153 km/h, 95 mi/h) ; les zones urbaines, réduites aux courbes et à la signalisation de leurs approches ; et le changement de classe, soit ce que l’interurbain rapporte en plus une fois le plafond porté à 201 km/h grâce aux passages à niveau sécurisés et à la signalisation." title="" id="22" name="Picture"/>
             <a:graphic>
               <a:graphicData uri="http://schemas.openxmlformats.org/drawingml/2006/picture">
                 <pic:pic>
@@ -829,7 +829,7 @@
                   <pic:spPr bwMode="auto">
                     <a:xfrm>
                       <a:off x="0" y="0"/>
-                      <a:ext cx="5334000" cy="4244615"/>
+                      <a:ext cx="5334000" cy="5170285"/>
                     </a:xfrm>
                     <a:prstGeom prst="rect">
                       <a:avLst/>
@@ -853,7 +853,7 @@
         <w:pStyle w:val="ImageCaption"/>
       </w:pPr>
       <w:r>
-        <w:t xml:space="preserve">Facteurs de réduction des temps de parcours, trajet par trajet. La barre pleine, incluant les parties colorées, est l’horaire actuel. Le segment sans couleur est le temps du scénario 2 (train pendulaire, dévers de 5 po, zones urbaines modernisées, sans correction de courbes). Quatre facteurs se partagent le gain : la cohabitation, qui réunit le régime de circulation avec le fret et le doublement des voies ; le train pendulaire et les zones urbaines, comptés sous la classe de voie actuelle (153 km/h, 95 mi/h) ; et le changement de classe, soit ce que ces facteurs rapportent en plus une fois le plafond porté à 201 km/h grâce aux passages à niveau sécurisés et à la signalisation.</w:t>
+        <w:t xml:space="preserve">Facteurs de réduction des temps de parcours, trajet par trajet. La barre pleine, incluant les parties colorées, est l’horaire actuel. Le segment sans couleur est le temps du scénario 2 (train pendulaire, dévers de 5 po, zones urbaines modernisées, sans correction de courbes). Quatre facteurs se partagent le gain : la cohabitation, qui réunit le régime de circulation avec le fret et le doublement des voies, en interurbain comme dans les zones urbaines ; le train pendulaire, compté sous la classe de voie actuelle (153 km/h, 95 mi/h) ; les zones urbaines, réduites aux courbes et à la signalisation de leurs approches ; et le changement de classe, soit ce que l’interurbain rapporte en plus une fois le plafond porté à 201 km/h grâce aux passages à niveau sécurisés et à la signalisation.</w:t>
       </w:r>
     </w:p>
     <w:p>
@@ -1105,7 +1105,7 @@
         <w:t xml:space="preserve">)</w:t>
       </w:r>
       <w:r>
-        <w:t xml:space="preserve">. Le corridor porte aujourd’hui de 7 à 24 % de marge selon le tronçon : cet écart est le prix du régime de cohabitation actuel, mesuré pour la première fois ici.</w:t>
+        <w:t xml:space="preserve">. Le corridor porte aujourd’hui de 7 à 22 % de marge selon le tronçon : cet écart est le prix du régime de cohabitation actuel, mesuré pour la première fois ici.</w:t>
       </w:r>
     </w:p>
     <w:p>
@@ -1390,7 +1390,7 @@
         <w:t xml:space="preserve"> </w:t>
       </w:r>
       <w:r>
-        <w:t xml:space="preserve">Le train perd beaucoup de temps lorsqu’il circule dans les villes majeures : Montréal, Québec, Ottawa, Toronto. Le scénario 2 inclut les gains de temps permis par la modernisation dans ces zones, comme le scénario 1 le calcule sur le reste du trajet. Les zones urbaines méritent leur scénario distinct car la maximisation du dévers, le scellage des passages à niveau (qui peuvent nécessiter d’être éliminés par endroits) et le doublement sont pressentis comme plus complexes en ville. Aussi, en zone urbaine, les temps sont plausiblement influencés par des réalités locales impossibles à détecter dans les données ouvertes. C’est le levier le plus payant après le train pendulaire, de 9 à 23 minutes selon le trajet évalué, mais aussi celui qui demandera une analyse plus approfondie pour mieux comprendre son impact sous contraintes réelles.</w:t>
+        <w:t xml:space="preserve">Le train perd beaucoup de temps lorsqu’il circule dans les villes majeures : Montréal, Québec, Ottawa, Toronto. Le scénario 2 inclut les gains de temps permis par la modernisation dans ces zones, comme le scénario 1 le calcule sur le reste du trajet. Les zones urbaines méritent leur scénario distinct car la maximisation du dévers, le scellage des passages à niveau (qui peuvent nécessiter d’être éliminés par endroits) et le doublement sont pressentis comme plus complexes en ville. Aussi, en zone urbaine, les temps sont plausiblement influencés par des réalités locales impossibles à détecter dans les données ouvertes. Le scénario 2 gagne de 9 à 24 minutes sur le scénario 1 selon le trajet, mais la géométrie n’en explique qu’une petite part : les courbes prises par le train pendulaire et la signalisation valent 2 à 4 minutes par trajet en zone urbaine (4 minutes à Québec, entre Charny et la gare du Palais). Le reste est le temps que l’horaire d’aujourd’hui porte en ville au-delà d’une marge de 10 %, et il relève de la cohabitation (voir la figure de la section suivante). C’est aussi le levier qui demandera une analyse plus approfondie pour mieux comprendre son impact sous contraintes réelles.</w:t>
       </w:r>
     </w:p>
     <w:p>
@@ -2993,29 +2993,29 @@
               <w:pStyle w:val="Compact"/>
             </w:pPr>
             <w:r>
-              <w:t xml:space="preserve">3 h 22</w:t>
-            </w:r>
-          </w:p>
-        </w:tc>
-        <w:tc>
-          <w:tcPr/>
-          <w:p>
-            <w:pPr>
-              <w:pStyle w:val="Compact"/>
-            </w:pPr>
-            <w:r>
-              <w:t xml:space="preserve">2 h 44</w:t>
-            </w:r>
-          </w:p>
-        </w:tc>
-        <w:tc>
-          <w:tcPr/>
-          <w:p>
-            <w:pPr>
-              <w:pStyle w:val="Compact"/>
-            </w:pPr>
-            <w:r>
-              <w:t xml:space="preserve">24 % (39 min)</w:t>
+              <w:t xml:space="preserve">3 h 22</w:t>
+            </w:r>
+          </w:p>
+        </w:tc>
+        <w:tc>
+          <w:tcPr/>
+          <w:p>
+            <w:pPr>
+              <w:pStyle w:val="Compact"/>
+            </w:pPr>
+            <w:r>
+              <w:t xml:space="preserve">2 h 46</w:t>
+            </w:r>
+          </w:p>
+        </w:tc>
+        <w:tc>
+          <w:tcPr/>
+          <w:p>
+            <w:pPr>
+              <w:pStyle w:val="Compact"/>
+            </w:pPr>
+            <w:r>
+              <w:t xml:space="preserve">22 % (37 min)</w:t>
             </w:r>
           </w:p>
         </w:tc>
@@ -3192,7 +3192,7 @@
         <w:t xml:space="preserve"> </w:t>
       </w:r>
       <w:r>
-        <w:t xml:space="preserve">Montréal-Toronto est déjà doublé. Son horaire porte pourtant encore 12 % de marge, contre la norme de 10 % retenue pour les scénarios et contre les 7 % de marge actuelle sur la voie simple de VIA, entre Montréal et Ottawa. Montréal-Québec, sur voie simple, en porte 24 %. Le doublement existant rapproche donc de l’optimum sans l’atteindre, et il ne règle pas seul l’enjeu de la régularité des temps de trajet. Trois compléments restent nécessaires : des liaisons rapides entre les deux voies pour dépasser sans ralentir, des sections de troisième voie aux points de friction, et surtout un régime de cohabitation arbitré</w:t>
+        <w:t xml:space="preserve">Montréal-Toronto est déjà doublé. Son horaire porte pourtant encore 12 % de marge, contre la norme de 10 % retenue pour les scénarios et contre les 7 % de marge actuelle sur la voie simple de VIA, entre Montréal et Ottawa. Montréal-Québec, sur voie simple, en porte 22 %. Le doublement existant rapproche donc de l’optimum sans l’atteindre, et il ne règle pas seul l’enjeu de la régularité des temps de trajet. Trois compléments restent nécessaires : des liaisons rapides entre les deux voies pour dépasser sans ralentir, des sections de troisième voie aux points de friction, et surtout un régime de cohabitation arbitré</w:t>
       </w:r>
       <w:r>
         <w:t xml:space="preserve"> </w:t>
@@ -4049,7 +4049,7 @@
         <w:t xml:space="preserve"> </w:t>
       </w:r>
       <w:r>
-        <w:t xml:space="preserve">: légèrement plus prudent que la médiane, et aligné sur le référent britannique dont ce rapport invoque le précédent. En regard, le corridor porte aujourd’hui de 7 à 24 % de marge selon le tronçon : l’écart entre cette réalité et la norme est le prix du régime de cohabitation, mesuré à la section précédente.</w:t>
+        <w:t xml:space="preserve">: légèrement plus prudent que la médiane, et aligné sur le référent britannique dont ce rapport invoque le précédent. En regard, le corridor porte aujourd’hui de 7 à 22 % de marge selon le tronçon : l’écart entre cette réalité et la norme est le prix du régime de cohabitation, mesuré à la section précédente.</w:t>
       </w:r>
     </w:p>
     <w:bookmarkEnd w:id="39"/>
@@ -4230,29 +4230,29 @@
               <w:pStyle w:val="Compact"/>
             </w:pPr>
             <w:r>
-              <w:t xml:space="preserve">3 h 22</w:t>
-            </w:r>
-          </w:p>
-        </w:tc>
-        <w:tc>
-          <w:tcPr/>
-          <w:p>
-            <w:pPr>
-              <w:pStyle w:val="Compact"/>
-            </w:pPr>
-            <w:r>
-              <w:t xml:space="preserve">2 h 38</w:t>
-            </w:r>
-          </w:p>
-        </w:tc>
-        <w:tc>
-          <w:tcPr/>
-          <w:p>
-            <w:pPr>
-              <w:pStyle w:val="Compact"/>
-            </w:pPr>
-            <w:r>
-              <w:t xml:space="preserve">2 h 16</w:t>
+              <w:t xml:space="preserve">3 h 22</w:t>
+            </w:r>
+          </w:p>
+        </w:tc>
+        <w:tc>
+          <w:tcPr/>
+          <w:p>
+            <w:pPr>
+              <w:pStyle w:val="Compact"/>
+            </w:pPr>
+            <w:r>
+              <w:t xml:space="preserve">2 h 40</w:t>
+            </w:r>
+          </w:p>
+        </w:tc>
+        <w:tc>
+          <w:tcPr/>
+          <w:p>
+            <w:pPr>
+              <w:pStyle w:val="Compact"/>
+            </w:pPr>
+            <w:r>
+              <w:t xml:space="preserve">2 h 16</w:t>
             </w:r>
           </w:p>
         </w:tc>
@@ -4502,29 +4502,29 @@
               <w:pStyle w:val="Compact"/>
             </w:pPr>
             <w:r>
-              <w:t xml:space="preserve">8 h 50</w:t>
-            </w:r>
-          </w:p>
-        </w:tc>
-        <w:tc>
-          <w:tcPr/>
-          <w:p>
-            <w:pPr>
-              <w:pStyle w:val="Compact"/>
-            </w:pPr>
-            <w:r>
-              <w:t xml:space="preserve">7 h 15</w:t>
-            </w:r>
-          </w:p>
-        </w:tc>
-        <w:tc>
-          <w:tcPr/>
-          <w:p>
-            <w:pPr>
-              <w:pStyle w:val="Compact"/>
-            </w:pPr>
-            <w:r>
-              <w:t xml:space="preserve">6 h 30</w:t>
+              <w:t xml:space="preserve">8 h 50</w:t>
+            </w:r>
+          </w:p>
+        </w:tc>
+        <w:tc>
+          <w:tcPr/>
+          <w:p>
+            <w:pPr>
+              <w:pStyle w:val="Compact"/>
+            </w:pPr>
+            <w:r>
+              <w:t xml:space="preserve">7 h 17</w:t>
+            </w:r>
+          </w:p>
+        </w:tc>
+        <w:tc>
+          <w:tcPr/>
+          <w:p>
+            <w:pPr>
+              <w:pStyle w:val="Compact"/>
+            </w:pPr>
+            <w:r>
+              <w:t xml:space="preserve">6 h 30</w:t>
             </w:r>
           </w:p>
         </w:tc>

--- a/livrables/rapport_corridor.docx
+++ b/livrables/rapport_corridor.docx
@@ -856,7 +856,7 @@
         <w:t xml:space="preserve"> </w:t>
       </w:r>
       <w:r>
-        <w:t xml:space="preserve">Le corridor en compte 924. Il faudra en sécuriser 533 qui n’ont pas de barrières complètes. Nous prévoyons aussi bâtir des ponts d’étagement afin d’éliminer le tiers des croisements, en priorité parmi les 102 situés en zone urbaine.</w:t>
+        <w:t xml:space="preserve">Le corridor en compte 924. Il faudra en sécuriser 533 qui n’ont pas de barrières complètes. Un programme distinct de ponts d’étagement, présenté à part, éliminerait le tiers des croisements, en priorité parmi les 102 situés en zone urbaine.</w:t>
       </w:r>
     </w:p>
     <w:p>
@@ -909,7 +909,7 @@
         <w:t xml:space="preserve"> </w:t>
       </w:r>
       <w:r>
-        <w:t xml:space="preserve">nous permettent de retenir une marge d’exploitation de 10 %, alignée sur la West Coast Main Line britannique, qui relie Londres à Manchester et Glasgow avec des trains pendulaires à 201 km/h sur des voies partagées avec les trains de marchandises. Nous estimons l’ordre de grandeur du coût de ces cinq actions à environ 13 G$ CA (section 9), dont près des deux tiers pour des ponts d’étagement qui ne sont pas nécessaires aux temps calculés ici.</w:t>
+        <w:t xml:space="preserve">nous permettent de retenir une marge d’exploitation de 10 %, alignée sur la West Coast Main Line britannique, qui relie Londres à Manchester et Glasgow avec des trains pendulaires à 201 km/h sur des voies partagées avec les trains de marchandises. Nous estimons l’ordre de grandeur du coût de ces cinq actions à environ 4,5 G$ CA (section 9). Un programme distinct d’élimination du tiers des croisements par des ponts d’étagement, qui n’est pas nécessaire aux temps calculés ici, s’y ajouterait pour environ 8 G$ CA.</w:t>
       </w:r>
     </w:p>
     <w:p>
@@ -4982,7 +4982,197 @@
         <w:t xml:space="preserve">)</w:t>
       </w:r>
       <w:r>
-        <w:t xml:space="preserve">. Nous retenons 50 M$ comme valeur moyenne de planification, soit 5,9 G$ CA. Nous proposons également 190 passages dénivelés pour remplacer le tiers des 569 traverses privées et de ferme, à 12 M$ chacun, soit 2,3 G$ CA ; aucun précédent public ne chiffre ce type d’ouvrage, et ce coût unitaire est une hypothèse de travail. À noter que ces deux postes, qui représentent près des deux tiers du total, ne sont pas nécessaires aux temps de parcours présentés ici. Ils s’inscrivent plutôt dans une volonté de sécurité et de meilleure cohabitation avec les riverains de la ligne.</w:t>
+        <w:t xml:space="preserve">. Nous retenons 50 M$ comme valeur moyenne de planification, soit 5,9 G$ CA. Nous proposons également 190 passages dénivelés pour remplacer le tiers des 569 traverses privées et de ferme, à 12 M$ chacun, soit 2,3 G$ CA ; aucun précédent public ne chiffre ce type d’ouvrage, et ce coût unitaire est une hypothèse de travail.</w:t>
+      </w:r>
+    </w:p>
+    <w:p>
+      <w:pPr>
+        <w:pStyle w:val="BodyText"/>
+      </w:pPr>
+      <w:r>
+        <w:t xml:space="preserve">Ces ouvrages forment un programme à part. Ils ne sont pas nécessaires aux temps de parcours présentés ici : les barrières complètes suffisent au plafond de 201 km/h. Ils s’inscrivent plutôt dans une volonté de sécurité et de meilleure cohabitation avec les riverains de la ligne, et ils peuvent se décider site par site, au rythme des budgets. Les deux tableaux qui suivent les présentent donc séparément.</w:t>
+      </w:r>
+    </w:p>
+    <w:p>
+      <w:pPr>
+        <w:pStyle w:val="BodyText"/>
+      </w:pPr>
+      <w:r>
+        <w:rPr>
+          <w:b/>
+          <w:bCs/>
+        </w:rPr>
+        <w:t xml:space="preserve">Les cinq actions nécessaires aux temps de parcours calculés :</w:t>
+      </w:r>
+    </w:p>
+    <w:tbl>
+      <w:tblPr>
+        <w:tblStyle w:val="Table"/>
+        <w:tblW w:type="auto" w:w="0"/>
+        <w:tblLook w:firstRow="1" w:lastRow="0" w:firstColumn="0" w:lastColumn="0" w:noHBand="0" w:noVBand="0" w:val="0020"/>
+      </w:tblPr>
+      <w:tblGrid>
+        <w:gridCol w:w="3960"/>
+        <w:gridCol w:w="3960"/>
+      </w:tblGrid>
+      <w:tr>
+        <w:trPr>
+          <w:tblHeader w:val="on"/>
+        </w:trPr>
+        <w:tc>
+          <w:tcPr/>
+          <w:p>
+            <w:pPr>
+              <w:pStyle w:val="Compact"/>
+            </w:pPr>
+            <w:r>
+              <w:t xml:space="preserve">Composante du projet (991 km de voies)</w:t>
+            </w:r>
+          </w:p>
+        </w:tc>
+        <w:tc>
+          <w:tcPr/>
+          <w:p>
+            <w:pPr>
+              <w:pStyle w:val="Compact"/>
+            </w:pPr>
+            <w:r>
+              <w:t xml:space="preserve">Coût estimé (G$ CA)</w:t>
+            </w:r>
+          </w:p>
+        </w:tc>
+      </w:tr>
+      <w:tr>
+        <w:tc>
+          <w:tcPr/>
+          <w:p>
+            <w:pPr>
+              <w:pStyle w:val="Compact"/>
+            </w:pPr>
+            <w:r>
+              <w:t xml:space="preserve">Rénovation de la voie et doublement, hors ouvrages d’art</w:t>
+            </w:r>
+          </w:p>
+        </w:tc>
+        <w:tc>
+          <w:tcPr/>
+          <w:p>
+            <w:pPr>
+              <w:pStyle w:val="Compact"/>
+            </w:pPr>
+            <w:r>
+              <w:t xml:space="preserve">1,0</w:t>
+            </w:r>
+          </w:p>
+        </w:tc>
+      </w:tr>
+      <w:tr>
+        <w:tc>
+          <w:tcPr/>
+          <w:p>
+            <w:pPr>
+              <w:pStyle w:val="Compact"/>
+            </w:pPr>
+            <w:r>
+              <w:t xml:space="preserve">Système de contrôle en cabine et signalisation</w:t>
+            </w:r>
+          </w:p>
+        </w:tc>
+        <w:tc>
+          <w:tcPr/>
+          <w:p>
+            <w:pPr>
+              <w:pStyle w:val="Compact"/>
+            </w:pPr>
+            <w:r>
+              <w:t xml:space="preserve">0,5</w:t>
+            </w:r>
+          </w:p>
+        </w:tc>
+      </w:tr>
+      <w:tr>
+        <w:tc>
+          <w:tcPr/>
+          <w:p>
+            <w:pPr>
+              <w:pStyle w:val="Compact"/>
+            </w:pPr>
+            <w:r>
+              <w:t xml:space="preserve">Trains pendulaires</w:t>
+            </w:r>
+          </w:p>
+        </w:tc>
+        <w:tc>
+          <w:tcPr/>
+          <w:p>
+            <w:pPr>
+              <w:pStyle w:val="Compact"/>
+            </w:pPr>
+            <w:r>
+              <w:t xml:space="preserve">2,7</w:t>
+            </w:r>
+          </w:p>
+        </w:tc>
+      </w:tr>
+      <w:tr>
+        <w:tc>
+          <w:tcPr/>
+          <w:p>
+            <w:pPr>
+              <w:pStyle w:val="Compact"/>
+            </w:pPr>
+            <w:r>
+              <w:t xml:space="preserve">Sécurisation de 533 croisements routiers</w:t>
+            </w:r>
+          </w:p>
+        </w:tc>
+        <w:tc>
+          <w:tcPr/>
+          <w:p>
+            <w:pPr>
+              <w:pStyle w:val="Compact"/>
+            </w:pPr>
+            <w:r>
+              <w:t xml:space="preserve">0,3</w:t>
+            </w:r>
+          </w:p>
+        </w:tc>
+      </w:tr>
+      <w:tr>
+        <w:tc>
+          <w:tcPr/>
+          <w:p>
+            <w:pPr>
+              <w:pStyle w:val="Compact"/>
+            </w:pPr>
+            <w:r>
+              <w:t xml:space="preserve">Total des cinq actions</w:t>
+            </w:r>
+          </w:p>
+        </w:tc>
+        <w:tc>
+          <w:tcPr/>
+          <w:p>
+            <w:pPr>
+              <w:pStyle w:val="Compact"/>
+            </w:pPr>
+            <w:r>
+              <w:t xml:space="preserve">4,5</w:t>
+            </w:r>
+          </w:p>
+        </w:tc>
+      </w:tr>
+    </w:tbl>
+    <w:p>
+      <w:pPr>
+        <w:pStyle w:val="BodyText"/>
+      </w:pPr>
+      <w:r>
+        <w:rPr>
+          <w:b/>
+          <w:bCs/>
+        </w:rPr>
+        <w:t xml:space="preserve">Le programme d’élimination des croisements, en plus :</w:t>
       </w:r>
     </w:p>
     <w:tbl>
@@ -5007,7 +5197,7 @@
               <w:pStyle w:val="Compact"/>
             </w:pPr>
             <w:r>
-              <w:t xml:space="preserve">Composante du projet (991 km de voies)</w:t>
+              <w:t xml:space="preserve">Programme de ponts d’étagement</w:t>
             </w:r>
           </w:p>
         </w:tc>
@@ -5031,18 +5221,18 @@
               <w:pStyle w:val="Compact"/>
             </w:pPr>
             <w:r>
-              <w:t xml:space="preserve">Rénovation de la voie et doublement, hors ouvrages d’art</w:t>
-            </w:r>
-          </w:p>
-        </w:tc>
-        <w:tc>
-          <w:tcPr/>
-          <w:p>
-            <w:pPr>
-              <w:pStyle w:val="Compact"/>
-            </w:pPr>
-            <w:r>
-              <w:t xml:space="preserve">1,0</w:t>
+              <w:t xml:space="preserve">118 ponts d’étagement, le tiers des croisements publics</w:t>
+            </w:r>
+          </w:p>
+        </w:tc>
+        <w:tc>
+          <w:tcPr/>
+          <w:p>
+            <w:pPr>
+              <w:pStyle w:val="Compact"/>
+            </w:pPr>
+            <w:r>
+              <w:t xml:space="preserve">5,9</w:t>
             </w:r>
           </w:p>
         </w:tc>
@@ -5055,18 +5245,18 @@
               <w:pStyle w:val="Compact"/>
             </w:pPr>
             <w:r>
-              <w:t xml:space="preserve">Système de contrôle en cabine et signalisation</w:t>
-            </w:r>
-          </w:p>
-        </w:tc>
-        <w:tc>
-          <w:tcPr/>
-          <w:p>
-            <w:pPr>
-              <w:pStyle w:val="Compact"/>
-            </w:pPr>
-            <w:r>
-              <w:t xml:space="preserve">0,5</w:t>
+              <w:t xml:space="preserve">190 passages dénivelés, le tiers des croisements privés et de ferme</w:t>
+            </w:r>
+          </w:p>
+        </w:tc>
+        <w:tc>
+          <w:tcPr/>
+          <w:p>
+            <w:pPr>
+              <w:pStyle w:val="Compact"/>
+            </w:pPr>
+            <w:r>
+              <w:t xml:space="preserve">2,3</w:t>
             </w:r>
           </w:p>
         </w:tc>
@@ -5079,119 +5269,31 @@
               <w:pStyle w:val="Compact"/>
             </w:pPr>
             <w:r>
-              <w:t xml:space="preserve">Trains pendulaires</w:t>
-            </w:r>
-          </w:p>
-        </w:tc>
-        <w:tc>
-          <w:tcPr/>
-          <w:p>
-            <w:pPr>
-              <w:pStyle w:val="Compact"/>
-            </w:pPr>
-            <w:r>
-              <w:t xml:space="preserve">2,7</w:t>
-            </w:r>
-          </w:p>
-        </w:tc>
-      </w:tr>
-      <w:tr>
-        <w:tc>
-          <w:tcPr/>
-          <w:p>
-            <w:pPr>
-              <w:pStyle w:val="Compact"/>
-            </w:pPr>
-            <w:r>
-              <w:t xml:space="preserve">Sécurisation de 533 croisements routiers</w:t>
-            </w:r>
-          </w:p>
-        </w:tc>
-        <w:tc>
-          <w:tcPr/>
-          <w:p>
-            <w:pPr>
-              <w:pStyle w:val="Compact"/>
-            </w:pPr>
-            <w:r>
-              <w:t xml:space="preserve">0,3</w:t>
-            </w:r>
-          </w:p>
-        </w:tc>
-      </w:tr>
-      <w:tr>
-        <w:tc>
-          <w:tcPr/>
-          <w:p>
-            <w:pPr>
-              <w:pStyle w:val="Compact"/>
-            </w:pPr>
-            <w:r>
-              <w:t xml:space="preserve">118 ponts d’étagement, le tiers des croisements publics</w:t>
-            </w:r>
-          </w:p>
-        </w:tc>
-        <w:tc>
-          <w:tcPr/>
-          <w:p>
-            <w:pPr>
-              <w:pStyle w:val="Compact"/>
-            </w:pPr>
-            <w:r>
-              <w:t xml:space="preserve">5,9</w:t>
-            </w:r>
-          </w:p>
-        </w:tc>
-      </w:tr>
-      <w:tr>
-        <w:tc>
-          <w:tcPr/>
-          <w:p>
-            <w:pPr>
-              <w:pStyle w:val="Compact"/>
-            </w:pPr>
-            <w:r>
-              <w:t xml:space="preserve">190 passages dénivelés, le tiers des croisements privés et de ferme</w:t>
-            </w:r>
-          </w:p>
-        </w:tc>
-        <w:tc>
-          <w:tcPr/>
-          <w:p>
-            <w:pPr>
-              <w:pStyle w:val="Compact"/>
-            </w:pPr>
-            <w:r>
-              <w:t xml:space="preserve">2,3</w:t>
-            </w:r>
-          </w:p>
-        </w:tc>
-      </w:tr>
-      <w:tr>
-        <w:tc>
-          <w:tcPr/>
-          <w:p>
-            <w:pPr>
-              <w:pStyle w:val="Compact"/>
-            </w:pPr>
-            <w:r>
-              <w:t xml:space="preserve">Total</w:t>
-            </w:r>
-          </w:p>
-        </w:tc>
-        <w:tc>
-          <w:tcPr/>
-          <w:p>
-            <w:pPr>
-              <w:pStyle w:val="Compact"/>
-            </w:pPr>
-            <w:r>
-              <w:t xml:space="preserve">12,7</w:t>
+              <w:t xml:space="preserve">Total du programme</w:t>
+            </w:r>
+          </w:p>
+        </w:tc>
+        <w:tc>
+          <w:tcPr/>
+          <w:p>
+            <w:pPr>
+              <w:pStyle w:val="Compact"/>
+            </w:pPr>
+            <w:r>
+              <w:t xml:space="preserve">8,2</w:t>
             </w:r>
           </w:p>
         </w:tc>
       </w:tr>
     </w:tbl>
+    <w:p>
+      <w:pPr>
+        <w:pStyle w:val="BodyText"/>
+      </w:pPr>
+      <w:r>
+        <w:t xml:space="preserve">Les deux ensemble représentent environ 12,7 G$ CA.</w:t>
+      </w:r>
+    </w:p>
     <w:bookmarkEnd w:id="40"/>
     <w:bookmarkStart w:id="41" w:name="Xa4bd7916351d7894a20762abaf29c5b3d1705b1"/>
     <w:p>

--- a/livrables/rapport_corridor.docx
+++ b/livrables/rapport_corridor.docx
@@ -3917,18 +3917,18 @@
               <w:pStyle w:val="Compact"/>
             </w:pPr>
             <w:r>
-              <w:t xml:space="preserve">Emprise optimisée (plafond 201 km/h)</w:t>
-            </w:r>
-          </w:p>
-        </w:tc>
-        <w:tc>
-          <w:tcPr/>
-          <w:p>
-            <w:pPr>
-              <w:pStyle w:val="Compact"/>
-            </w:pPr>
-            <w:r>
-              <w:t xml:space="preserve">Zéro passage à niveau (plafond 241 km/h)</w:t>
+              <w:t xml:space="preserve">Emprise optimisée (201 km/h)</w:t>
+            </w:r>
+          </w:p>
+        </w:tc>
+        <w:tc>
+          <w:tcPr/>
+          <w:p>
+            <w:pPr>
+              <w:pStyle w:val="Compact"/>
+            </w:pPr>
+            <w:r>
+              <w:t xml:space="preserve">Sans passage à niveau (241 km/h)</w:t>
             </w:r>
           </w:p>
         </w:tc>
@@ -5907,6 +5907,363 @@
           <w:b/>
           <w:bCs/>
         </w:rPr>
+        <w:t xml:space="preserve">Montréal-Québec, sous-section par sous-section.</w:t>
+      </w:r>
+      <w:r>
+        <w:t xml:space="preserve"> </w:t>
+      </w:r>
+      <w:r>
+        <w:t xml:space="preserve">Le trajet Montréal-Québec est celui où le gain est le plus grand. Le tableau qui suit le découpe aux gares de Saint-Hilaire, de Saint-Hyacinthe et de Drummondville. Chaque ligne va du départ d’une gare à l’arrivée à la suivante ; le total ajoute les deux minutes d’arrêt à Saint-Hyacinthe et à Drummondville.</w:t>
+      </w:r>
+    </w:p>
+    <w:tbl>
+      <w:tblPr>
+        <w:tblStyle w:val="Table"/>
+        <w:tblW w:type="pct" w:w="5000"/>
+        <w:tblLayout w:type="fixed"/>
+        <w:tblLook w:firstRow="1" w:lastRow="0" w:firstColumn="0" w:lastColumn="0" w:noHBand="0" w:noVBand="0" w:val="0020"/>
+      </w:tblPr>
+      <w:tblGrid>
+        <w:gridCol w:w="1980"/>
+        <w:gridCol w:w="1980"/>
+        <w:gridCol w:w="1980"/>
+        <w:gridCol w:w="1980"/>
+      </w:tblGrid>
+      <w:tr>
+        <w:trPr>
+          <w:tblHeader w:val="on"/>
+        </w:trPr>
+        <w:tc>
+          <w:tcPr/>
+          <w:p>
+            <w:pPr>
+              <w:pStyle w:val="Compact"/>
+            </w:pPr>
+            <w:r>
+              <w:t xml:space="preserve">Sous-section</w:t>
+            </w:r>
+          </w:p>
+        </w:tc>
+        <w:tc>
+          <w:tcPr/>
+          <w:p>
+            <w:pPr>
+              <w:pStyle w:val="Compact"/>
+            </w:pPr>
+            <w:r>
+              <w:t xml:space="preserve">Distance</w:t>
+            </w:r>
+          </w:p>
+        </w:tc>
+        <w:tc>
+          <w:tcPr/>
+          <w:p>
+            <w:pPr>
+              <w:pStyle w:val="Compact"/>
+            </w:pPr>
+            <w:r>
+              <w:t xml:space="preserve">Aujourd’hui</w:t>
+            </w:r>
+          </w:p>
+        </w:tc>
+        <w:tc>
+          <w:tcPr/>
+          <w:p>
+            <w:pPr>
+              <w:pStyle w:val="Compact"/>
+            </w:pPr>
+            <w:r>
+              <w:t xml:space="preserve">Emprise optimisée</w:t>
+            </w:r>
+          </w:p>
+        </w:tc>
+      </w:tr>
+      <w:tr>
+        <w:tc>
+          <w:tcPr/>
+          <w:p>
+            <w:pPr>
+              <w:pStyle w:val="Compact"/>
+            </w:pPr>
+            <w:r>
+              <w:t xml:space="preserve">Montréal à Saint-Hilaire</w:t>
+            </w:r>
+          </w:p>
+        </w:tc>
+        <w:tc>
+          <w:tcPr/>
+          <w:p>
+            <w:pPr>
+              <w:pStyle w:val="Compact"/>
+            </w:pPr>
+            <w:r>
+              <w:t xml:space="preserve">35 km</w:t>
+            </w:r>
+          </w:p>
+        </w:tc>
+        <w:tc>
+          <w:tcPr/>
+          <w:p>
+            <w:pPr>
+              <w:pStyle w:val="Compact"/>
+            </w:pPr>
+            <w:r>
+              <w:t xml:space="preserve">51 min (train de banlieue)</w:t>
+            </w:r>
+          </w:p>
+        </w:tc>
+        <w:tc>
+          <w:tcPr/>
+          <w:p>
+            <w:pPr>
+              <w:pStyle w:val="Compact"/>
+            </w:pPr>
+            <w:r>
+              <w:t xml:space="preserve">19 min</w:t>
+            </w:r>
+          </w:p>
+        </w:tc>
+      </w:tr>
+      <w:tr>
+        <w:tc>
+          <w:tcPr/>
+          <w:p>
+            <w:pPr>
+              <w:pStyle w:val="Compact"/>
+            </w:pPr>
+            <w:r>
+              <w:t xml:space="preserve">Saint-Hilaire à Saint-Hyacinthe</w:t>
+            </w:r>
+          </w:p>
+        </w:tc>
+        <w:tc>
+          <w:tcPr/>
+          <w:p>
+            <w:pPr>
+              <w:pStyle w:val="Compact"/>
+            </w:pPr>
+            <w:r>
+              <w:t xml:space="preserve">19 km</w:t>
+            </w:r>
+          </w:p>
+        </w:tc>
+        <w:tc>
+          <w:tcPr/>
+          <w:p>
+            <w:pPr>
+              <w:pStyle w:val="Compact"/>
+            </w:pPr>
+            <w:r>
+              <w:t xml:space="preserve">aucun train direct</w:t>
+            </w:r>
+          </w:p>
+        </w:tc>
+        <w:tc>
+          <w:tcPr/>
+          <w:p>
+            <w:pPr>
+              <w:pStyle w:val="Compact"/>
+            </w:pPr>
+            <w:r>
+              <w:t xml:space="preserve">10 min</w:t>
+            </w:r>
+          </w:p>
+        </w:tc>
+      </w:tr>
+      <w:tr>
+        <w:tc>
+          <w:tcPr/>
+          <w:p>
+            <w:pPr>
+              <w:pStyle w:val="Compact"/>
+            </w:pPr>
+            <w:r>
+              <w:t xml:space="preserve">Saint-Hyacinthe à Drummondville</w:t>
+            </w:r>
+          </w:p>
+        </w:tc>
+        <w:tc>
+          <w:tcPr/>
+          <w:p>
+            <w:pPr>
+              <w:pStyle w:val="Compact"/>
+            </w:pPr>
+            <w:r>
+              <w:t xml:space="preserve">47 km</w:t>
+            </w:r>
+          </w:p>
+        </w:tc>
+        <w:tc>
+          <w:tcPr/>
+          <w:p>
+            <w:pPr>
+              <w:pStyle w:val="Compact"/>
+            </w:pPr>
+            <w:r>
+              <w:t xml:space="preserve">30 min</w:t>
+            </w:r>
+          </w:p>
+        </w:tc>
+        <w:tc>
+          <w:tcPr/>
+          <w:p>
+            <w:pPr>
+              <w:pStyle w:val="Compact"/>
+            </w:pPr>
+            <w:r>
+              <w:t xml:space="preserve">20 min</w:t>
+            </w:r>
+          </w:p>
+        </w:tc>
+      </w:tr>
+      <w:tr>
+        <w:tc>
+          <w:tcPr/>
+          <w:p>
+            <w:pPr>
+              <w:pStyle w:val="Compact"/>
+            </w:pPr>
+            <w:r>
+              <w:t xml:space="preserve">Drummondville à Québec</w:t>
+            </w:r>
+          </w:p>
+        </w:tc>
+        <w:tc>
+          <w:tcPr/>
+          <w:p>
+            <w:pPr>
+              <w:pStyle w:val="Compact"/>
+            </w:pPr>
+            <w:r>
+              <w:t xml:space="preserve">170 km</w:t>
+            </w:r>
+          </w:p>
+        </w:tc>
+        <w:tc>
+          <w:tcPr/>
+          <w:p>
+            <w:pPr>
+              <w:pStyle w:val="Compact"/>
+            </w:pPr>
+            <w:r>
+              <w:t xml:space="preserve">2 h 08</w:t>
+            </w:r>
+          </w:p>
+        </w:tc>
+        <w:tc>
+          <w:tcPr/>
+          <w:p>
+            <w:pPr>
+              <w:pStyle w:val="Compact"/>
+            </w:pPr>
+            <w:r>
+              <w:t xml:space="preserve">1 h 23</w:t>
+            </w:r>
+          </w:p>
+        </w:tc>
+      </w:tr>
+      <w:tr>
+        <w:tc>
+          <w:tcPr/>
+          <w:p>
+            <w:pPr>
+              <w:pStyle w:val="Compact"/>
+            </w:pPr>
+            <w:r>
+              <w:t xml:space="preserve">Montréal à Québec, arrêts compris</w:t>
+            </w:r>
+          </w:p>
+        </w:tc>
+        <w:tc>
+          <w:tcPr/>
+          <w:p>
+            <w:pPr>
+              <w:pStyle w:val="Compact"/>
+            </w:pPr>
+            <w:r>
+              <w:t xml:space="preserve">270 km</w:t>
+            </w:r>
+          </w:p>
+        </w:tc>
+        <w:tc>
+          <w:tcPr/>
+          <w:p>
+            <w:pPr>
+              <w:pStyle w:val="Compact"/>
+            </w:pPr>
+            <w:r>
+              <w:t xml:space="preserve">3 h 22</w:t>
+            </w:r>
+          </w:p>
+        </w:tc>
+        <w:tc>
+          <w:tcPr/>
+          <w:p>
+            <w:pPr>
+              <w:pStyle w:val="Compact"/>
+            </w:pPr>
+            <w:r>
+              <w:t xml:space="preserve">2 h 16</w:t>
+            </w:r>
+          </w:p>
+        </w:tc>
+      </w:tr>
+    </w:tbl>
+    <w:p>
+      <w:pPr>
+        <w:pStyle w:val="BodyText"/>
+      </w:pPr>
+      <w:r>
+        <w:t xml:space="preserve">VIA ne s’arrête pas à Saint-Hilaire. Le temps d’aujourd’hui sur cette ligne est celui du train de banlieue exo, qui roule sur la même voie du CN jusqu’à son terminus de Mont-Saint-Hilaire avec cinq arrêts intermédiaires</w:t>
+      </w:r>
+      <w:r>
+        <w:t xml:space="preserve"> </w:t>
+      </w:r>
+      <w:r>
+        <w:t xml:space="preserve">(</w:t>
+      </w:r>
+      <w:hyperlink w:anchor="ref-exo2026gtfs">
+        <w:r>
+          <w:rPr>
+            <w:rStyle w:val="Hyperlink"/>
+          </w:rPr>
+          <w:t xml:space="preserve">exo</w:t>
+        </w:r>
+        <w:r>
+          <w:rPr>
+            <w:rStyle w:val="Hyperlink"/>
+          </w:rPr>
+          <w:t xml:space="preserve">, 2026</w:t>
+        </w:r>
+      </w:hyperlink>
+      <w:r>
+        <w:t xml:space="preserve">)</w:t>
+      </w:r>
+      <w:r>
+        <w:t xml:space="preserve"> </w:t>
+      </w:r>
+      <w:r>
+        <w:t xml:space="preserve">; le temps de l’emprise optimisée est un temps de passage, sans arrêt à Saint-Hilaire, qui comprend l’arrêt à Saint-Lambert. Pour le voyageur de VIA, Montréal-Saint-Hyacinthe passerait de 40 à 29 minutes. Le gros du gain se trouve entre Drummondville et Québec, sur la subdivision Drummondville, là où la voie est simple et la marge de l’horaire la plus forte. Le détail est dans l’annexe numérique (</w:t>
+      </w:r>
+      <w:r>
+        <w:rPr>
+          <w:rStyle w:val="VerbatimChar"/>
+        </w:rPr>
+        <w:t xml:space="preserve">sous_sections_montreal_quebec.csv</w:t>
+      </w:r>
+      <w:r>
+        <w:t xml:space="preserve">).</w:t>
+      </w:r>
+    </w:p>
+    <w:p>
+      <w:pPr>
+        <w:pStyle w:val="BodyText"/>
+      </w:pPr>
+      <w:r>
+        <w:rPr>
+          <w:b/>
+          <w:bCs/>
+        </w:rPr>
         <w:t xml:space="preserve">Sensibilités.</w:t>
       </w:r>
       <w:r>
@@ -6858,7 +7215,7 @@
       </w:r>
     </w:p>
     <w:bookmarkEnd w:id="53"/>
-    <w:bookmarkStart w:id="182" w:name="références"/>
+    <w:bookmarkStart w:id="184" w:name="références"/>
     <w:p>
       <w:pPr>
         <w:pStyle w:val="Heading1"/>
@@ -6867,7 +7224,7 @@
         <w:t xml:space="preserve">Références</w:t>
       </w:r>
     </w:p>
-    <w:bookmarkStart w:id="181" w:name="refs"/>
+    <w:bookmarkStart w:id="183" w:name="refs"/>
     <w:bookmarkStart w:id="55" w:name="ref-alstom2005pendolino"/>
     <w:p>
       <w:pPr>
@@ -7781,12 +8138,91 @@
       </w:r>
     </w:p>
     <w:bookmarkEnd w:id="93"/>
-    <w:bookmarkStart w:id="95" w:name="ref-ecfr213-347"/>
+    <w:bookmarkStart w:id="95" w:name="ref-exo2026gtfs"/>
     <w:p>
       <w:pPr>
         <w:pStyle w:val="Bibliography"/>
       </w:pPr>
       <w:r>
+        <w:t xml:space="preserve">exo</w:t>
+      </w:r>
+      <w:r>
+        <w:t xml:space="preserve">. (2026).</w:t>
+      </w:r>
+      <w:r>
+        <w:t xml:space="preserve"> </w:t>
+      </w:r>
+      <w:r>
+        <w:rPr>
+          <w:i/>
+          <w:iCs/>
+        </w:rPr>
+        <w:t xml:space="preserve">Données</w:t>
+      </w:r>
+      <w:r>
+        <w:rPr>
+          <w:i/>
+          <w:iCs/>
+        </w:rPr>
+        <w:t xml:space="preserve"> </w:t>
+      </w:r>
+      <w:r>
+        <w:rPr>
+          <w:i/>
+          <w:iCs/>
+        </w:rPr>
+        <w:t xml:space="preserve">GTFS</w:t>
+      </w:r>
+      <w:r>
+        <w:rPr>
+          <w:i/>
+          <w:iCs/>
+        </w:rPr>
+        <w:t xml:space="preserve"> </w:t>
+      </w:r>
+      <w:r>
+        <w:rPr>
+          <w:i/>
+          <w:iCs/>
+        </w:rPr>
+        <w:t xml:space="preserve">des trains de banlieue, ligne</w:t>
+      </w:r>
+      <w:r>
+        <w:rPr>
+          <w:i/>
+          <w:iCs/>
+        </w:rPr>
+        <w:t xml:space="preserve"> </w:t>
+      </w:r>
+      <w:r>
+        <w:rPr>
+          <w:i/>
+          <w:iCs/>
+        </w:rPr>
+        <w:t xml:space="preserve">Mont-Saint-Hilaire</w:t>
+      </w:r>
+      <w:r>
+        <w:t xml:space="preserve">. Jeu de données, version du 10 septembre 2026.</w:t>
+      </w:r>
+      <w:r>
+        <w:t xml:space="preserve"> </w:t>
+      </w:r>
+      <w:hyperlink r:id="rId94">
+        <w:r>
+          <w:rPr>
+            <w:rStyle w:val="Hyperlink"/>
+          </w:rPr>
+          <w:t xml:space="preserve">https://exo.quebec/xdata/trains/google_transit.zip</w:t>
+        </w:r>
+      </w:hyperlink>
+    </w:p>
+    <w:bookmarkEnd w:id="95"/>
+    <w:bookmarkStart w:id="97" w:name="ref-ecfr213-347"/>
+    <w:p>
+      <w:pPr>
+        <w:pStyle w:val="Bibliography"/>
+      </w:pPr>
+      <w:r>
         <w:t xml:space="preserve">Federal Railroad Administration. (s. d.-a).</w:t>
       </w:r>
       <w:r>
@@ -7805,7 +8241,7 @@
       <w:r>
         <w:t xml:space="preserve"> </w:t>
       </w:r>
-      <w:hyperlink r:id="rId94">
+      <w:hyperlink r:id="rId96">
         <w:r>
           <w:rPr>
             <w:rStyle w:val="Hyperlink"/>
@@ -7814,8 +8250,8 @@
         </w:r>
       </w:hyperlink>
     </w:p>
-    <w:bookmarkEnd w:id="95"/>
-    <w:bookmarkStart w:id="97" w:name="ref-fra-lrc-152"/>
+    <w:bookmarkEnd w:id="97"/>
+    <w:bookmarkStart w:id="99" w:name="ref-fra-lrc-152"/>
     <w:p>
       <w:pPr>
         <w:pStyle w:val="Bibliography"/>
@@ -7839,7 +8275,7 @@
       <w:r>
         <w:t xml:space="preserve"> </w:t>
       </w:r>
-      <w:hyperlink r:id="rId96">
+      <w:hyperlink r:id="rId98">
         <w:r>
           <w:rPr>
             <w:rStyle w:val="Hyperlink"/>
@@ -7848,8 +8284,8 @@
         </w:r>
       </w:hyperlink>
     </w:p>
-    <w:bookmarkEnd w:id="97"/>
-    <w:bookmarkStart w:id="99" w:name="ref-mdot2014tier1"/>
+    <w:bookmarkEnd w:id="99"/>
+    <w:bookmarkStart w:id="101" w:name="ref-mdot2014tier1"/>
     <w:p>
       <w:pPr>
         <w:pStyle w:val="Bibliography"/>
@@ -7873,7 +8309,7 @@
       <w:r>
         <w:t xml:space="preserve"> </w:t>
       </w:r>
-      <w:hyperlink r:id="rId98">
+      <w:hyperlink r:id="rId100">
         <w:r>
           <w:rPr>
             <w:rStyle w:val="Hyperlink"/>
@@ -7882,8 +8318,8 @@
         </w:r>
       </w:hyperlink>
     </w:p>
-    <w:bookmarkEnd w:id="99"/>
-    <w:bookmarkStart w:id="101" w:name="ref-constas2022etagement"/>
+    <w:bookmarkEnd w:id="101"/>
+    <w:bookmarkStart w:id="103" w:name="ref-constas2022etagement"/>
     <w:p>
       <w:pPr>
         <w:pStyle w:val="Bibliography"/>
@@ -7907,7 +8343,7 @@
       <w:r>
         <w:t xml:space="preserve"> </w:t>
       </w:r>
-      <w:hyperlink r:id="rId100">
+      <w:hyperlink r:id="rId102">
         <w:r>
           <w:rPr>
             <w:rStyle w:val="Hyperlink"/>
@@ -7916,8 +8352,8 @@
         </w:r>
       </w:hyperlink>
     </w:p>
-    <w:bookmarkEnd w:id="101"/>
-    <w:bookmarkStart w:id="103" w:name="ref-via2024requete"/>
+    <w:bookmarkEnd w:id="103"/>
+    <w:bookmarkStart w:id="105" w:name="ref-via2024requete"/>
     <w:p>
       <w:pPr>
         <w:pStyle w:val="Bibliography"/>
@@ -7969,7 +8405,7 @@
       <w:r>
         <w:t xml:space="preserve"> </w:t>
       </w:r>
-      <w:hyperlink r:id="rId102">
+      <w:hyperlink r:id="rId104">
         <w:r>
           <w:rPr>
             <w:rStyle w:val="Hyperlink"/>
@@ -7978,8 +8414,8 @@
         </w:r>
       </w:hyperlink>
     </w:p>
-    <w:bookmarkEnd w:id="103"/>
-    <w:bookmarkStart w:id="105" w:name="ref-levy2016amtrak"/>
+    <w:bookmarkEnd w:id="105"/>
+    <w:bookmarkStart w:id="107" w:name="ref-levy2016amtrak"/>
     <w:p>
       <w:pPr>
         <w:pStyle w:val="Bibliography"/>
@@ -8003,7 +8439,7 @@
       <w:r>
         <w:t xml:space="preserve"> </w:t>
       </w:r>
-      <w:hyperlink r:id="rId104">
+      <w:hyperlink r:id="rId106">
         <w:r>
           <w:rPr>
             <w:rStyle w:val="Hyperlink"/>
@@ -8012,8 +8448,8 @@
         </w:r>
       </w:hyperlink>
     </w:p>
-    <w:bookmarkEnd w:id="105"/>
-    <w:bookmarkStart w:id="107" w:name="ref-lorry2018sthyacinthe"/>
+    <w:bookmarkEnd w:id="107"/>
+    <w:bookmarkStart w:id="109" w:name="ref-lorry2018sthyacinthe"/>
     <w:p>
       <w:pPr>
         <w:pStyle w:val="Bibliography"/>
@@ -8037,7 +8473,7 @@
       <w:r>
         <w:t xml:space="preserve"> </w:t>
       </w:r>
-      <w:hyperlink r:id="rId106">
+      <w:hyperlink r:id="rId108">
         <w:r>
           <w:rPr>
             <w:rStyle w:val="Hyperlink"/>
@@ -8046,8 +8482,8 @@
         </w:r>
       </w:hyperlink>
     </w:p>
-    <w:bookmarkEnd w:id="107"/>
-    <w:bookmarkStart w:id="109" w:name="ref-ecotrain2011"/>
+    <w:bookmarkEnd w:id="109"/>
+    <w:bookmarkStart w:id="111" w:name="ref-ecotrain2011"/>
     <w:p>
       <w:pPr>
         <w:pStyle w:val="Bibliography"/>
@@ -8074,7 +8510,7 @@
       <w:r>
         <w:t xml:space="preserve"> </w:t>
       </w:r>
-      <w:hyperlink r:id="rId108">
+      <w:hyperlink r:id="rId110">
         <w:r>
           <w:rPr>
             <w:rStyle w:val="Hyperlink"/>
@@ -8083,8 +8519,8 @@
         </w:r>
       </w:hyperlink>
     </w:p>
-    <w:bookmarkEnd w:id="109"/>
-    <w:bookmarkStart w:id="111" w:name="ref-mtmd2026gaspesie"/>
+    <w:bookmarkEnd w:id="111"/>
+    <w:bookmarkStart w:id="113" w:name="ref-mtmd2026gaspesie"/>
     <w:p>
       <w:pPr>
         <w:pStyle w:val="Bibliography"/>
@@ -8108,7 +8544,7 @@
       <w:r>
         <w:t xml:space="preserve"> </w:t>
       </w:r>
-      <w:hyperlink r:id="rId110">
+      <w:hyperlink r:id="rId112">
         <w:r>
           <w:rPr>
             <w:rStyle w:val="Hyperlink"/>
@@ -8117,8 +8553,8 @@
         </w:r>
       </w:hyperlink>
     </w:p>
-    <w:bookmarkEnd w:id="111"/>
-    <w:bookmarkStart w:id="113" w:name="ref-mtmd2026quebeccentral"/>
+    <w:bookmarkEnd w:id="113"/>
+    <w:bookmarkStart w:id="115" w:name="ref-mtmd2026quebeccentral"/>
     <w:p>
       <w:pPr>
         <w:pStyle w:val="Bibliography"/>
@@ -8142,7 +8578,7 @@
       <w:r>
         <w:t xml:space="preserve"> </w:t>
       </w:r>
-      <w:hyperlink r:id="rId112">
+      <w:hyperlink r:id="rId114">
         <w:r>
           <w:rPr>
             <w:rStyle w:val="Hyperlink"/>
@@ -8151,8 +8587,8 @@
         </w:r>
       </w:hyperlink>
     </w:p>
-    <w:bookmarkEnd w:id="113"/>
-    <w:bookmarkStart w:id="115" w:name="ref-nao2006wcml"/>
+    <w:bookmarkEnd w:id="115"/>
+    <w:bookmarkStart w:id="117" w:name="ref-nao2006wcml"/>
     <w:p>
       <w:pPr>
         <w:pStyle w:val="Bibliography"/>
@@ -8193,7 +8629,7 @@
       <w:r>
         <w:t xml:space="preserve"> </w:t>
       </w:r>
-      <w:hyperlink r:id="rId114">
+      <w:hyperlink r:id="rId116">
         <w:r>
           <w:rPr>
             <w:rStyle w:val="Hyperlink"/>
@@ -8202,8 +8638,8 @@
         </w:r>
       </w:hyperlink>
     </w:p>
-    <w:bookmarkEnd w:id="115"/>
-    <w:bookmarkStart w:id="117" w:name="ref-otc2016circulation"/>
+    <w:bookmarkEnd w:id="117"/>
+    <w:bookmarkStart w:id="119" w:name="ref-otc2016circulation"/>
     <w:p>
       <w:pPr>
         <w:pStyle w:val="Bibliography"/>
@@ -8227,7 +8663,7 @@
       <w:r>
         <w:t xml:space="preserve"> </w:t>
       </w:r>
-      <w:hyperlink r:id="rId116">
+      <w:hyperlink r:id="rId118">
         <w:r>
           <w:rPr>
             <w:rStyle w:val="Hyperlink"/>
@@ -8236,8 +8672,8 @@
         </w:r>
       </w:hyperlink>
     </w:p>
-    <w:bookmarkEnd w:id="117"/>
-    <w:bookmarkStart w:id="119" w:name="ref-orr2021cadre"/>
+    <w:bookmarkEnd w:id="119"/>
+    <w:bookmarkStart w:id="121" w:name="ref-orr2021cadre"/>
     <w:p>
       <w:pPr>
         <w:pStyle w:val="Bibliography"/>
@@ -8264,7 +8700,7 @@
       <w:r>
         <w:t xml:space="preserve"> </w:t>
       </w:r>
-      <w:hyperlink r:id="rId118">
+      <w:hyperlink r:id="rId120">
         <w:r>
           <w:rPr>
             <w:rStyle w:val="Hyperlink"/>
@@ -8273,8 +8709,8 @@
         </w:r>
       </w:hyperlink>
     </w:p>
-    <w:bookmarkEnd w:id="119"/>
-    <w:bookmarkStart w:id="121" w:name="ref-orr2024tps"/>
+    <w:bookmarkEnd w:id="121"/>
+    <w:bookmarkStart w:id="123" w:name="ref-orr2024tps"/>
     <w:p>
       <w:pPr>
         <w:pStyle w:val="Bibliography"/>
@@ -8298,7 +8734,7 @@
       <w:r>
         <w:t xml:space="preserve"> </w:t>
       </w:r>
-      <w:hyperlink r:id="rId120">
+      <w:hyperlink r:id="rId122">
         <w:r>
           <w:rPr>
             <w:rStyle w:val="Hyperlink"/>
@@ -8307,8 +8743,8 @@
         </w:r>
       </w:hyperlink>
     </w:p>
-    <w:bookmarkEnd w:id="121"/>
-    <w:bookmarkStart w:id="123" w:name="ref-orr2025wcml"/>
+    <w:bookmarkEnd w:id="123"/>
+    <w:bookmarkStart w:id="125" w:name="ref-orr2025wcml"/>
     <w:p>
       <w:pPr>
         <w:pStyle w:val="Bibliography"/>
@@ -8377,7 +8813,7 @@
       <w:r>
         <w:t xml:space="preserve"> </w:t>
       </w:r>
-      <w:hyperlink r:id="rId122">
+      <w:hyperlink r:id="rId124">
         <w:r>
           <w:rPr>
             <w:rStyle w:val="Hyperlink"/>
@@ -8386,8 +8822,8 @@
         </w:r>
       </w:hyperlink>
     </w:p>
-    <w:bookmarkEnd w:id="123"/>
-    <w:bookmarkStart w:id="125" w:name="ref-osm2026geofabrik"/>
+    <w:bookmarkEnd w:id="125"/>
+    <w:bookmarkStart w:id="127" w:name="ref-osm2026geofabrik"/>
     <w:p>
       <w:pPr>
         <w:pStyle w:val="Bibliography"/>
@@ -8453,7 +8889,7 @@
       <w:r>
         <w:t xml:space="preserve"> </w:t>
       </w:r>
-      <w:hyperlink r:id="rId124">
+      <w:hyperlink r:id="rId126">
         <w:r>
           <w:rPr>
             <w:rStyle w:val="Hyperlink"/>
@@ -8462,8 +8898,8 @@
         </w:r>
       </w:hyperlink>
     </w:p>
-    <w:bookmarkEnd w:id="125"/>
-    <w:bookmarkStart w:id="127" w:name="ref-ltc1996art138"/>
+    <w:bookmarkEnd w:id="127"/>
+    <w:bookmarkStart w:id="129" w:name="ref-ltc1996art138"/>
     <w:p>
       <w:pPr>
         <w:pStyle w:val="Bibliography"/>
@@ -8508,7 +8944,7 @@
       <w:r>
         <w:t xml:space="preserve"> </w:t>
       </w:r>
-      <w:hyperlink r:id="rId126">
+      <w:hyperlink r:id="rId128">
         <w:r>
           <w:rPr>
             <w:rStyle w:val="Hyperlink"/>
@@ -8517,8 +8953,8 @@
         </w:r>
       </w:hyperlink>
     </w:p>
-    <w:bookmarkEnd w:id="127"/>
-    <w:bookmarkStart w:id="129" w:name="ref-railwaysact1993"/>
+    <w:bookmarkEnd w:id="129"/>
+    <w:bookmarkStart w:id="131" w:name="ref-railwaysact1993"/>
     <w:p>
       <w:pPr>
         <w:pStyle w:val="Bibliography"/>
@@ -8542,7 +8978,7 @@
       <w:r>
         <w:t xml:space="preserve"> </w:t>
       </w:r>
-      <w:hyperlink r:id="rId128">
+      <w:hyperlink r:id="rId130">
         <w:r>
           <w:rPr>
             <w:rStyle w:val="Hyperlink"/>
@@ -8551,8 +8987,8 @@
         </w:r>
       </w:hyperlink>
     </w:p>
-    <w:bookmarkEnd w:id="129"/>
-    <w:bookmarkStart w:id="131" w:name="ref-rfli2026tpr"/>
+    <w:bookmarkEnd w:id="131"/>
+    <w:bookmarkStart w:id="133" w:name="ref-rfli2026tpr"/>
     <w:p>
       <w:pPr>
         <w:pStyle w:val="Bibliography"/>
@@ -8576,7 +9012,7 @@
       <w:r>
         <w:t xml:space="preserve"> </w:t>
       </w:r>
-      <w:hyperlink r:id="rId130">
+      <w:hyperlink r:id="rId132">
         <w:r>
           <w:rPr>
             <w:rStyle w:val="Hyperlink"/>
@@ -8585,8 +9021,8 @@
         </w:r>
       </w:hyperlink>
     </w:p>
-    <w:bookmarkEnd w:id="131"/>
-    <w:bookmarkStart w:id="133" w:name="ref-schittenhelm2011"/>
+    <w:bookmarkEnd w:id="133"/>
+    <w:bookmarkStart w:id="135" w:name="ref-schittenhelm2011"/>
     <w:p>
       <w:pPr>
         <w:pStyle w:val="Bibliography"/>
@@ -8610,7 +9046,7 @@
       <w:r>
         <w:t xml:space="preserve"> </w:t>
       </w:r>
-      <w:hyperlink r:id="rId132">
+      <w:hyperlink r:id="rId134">
         <w:r>
           <w:rPr>
             <w:rStyle w:val="Hyperlink"/>
@@ -8619,8 +9055,8 @@
         </w:r>
       </w:hyperlink>
     </w:p>
-    <w:bookmarkEnd w:id="133"/>
-    <w:bookmarkStart w:id="135" w:name="ref-schreiber2024downeaster"/>
+    <w:bookmarkEnd w:id="135"/>
+    <w:bookmarkStart w:id="137" w:name="ref-schreiber2024downeaster"/>
     <w:p>
       <w:pPr>
         <w:pStyle w:val="Bibliography"/>
@@ -8644,7 +9080,7 @@
       <w:r>
         <w:t xml:space="preserve"> </w:t>
       </w:r>
-      <w:hyperlink r:id="rId134">
+      <w:hyperlink r:id="rId136">
         <w:r>
           <w:rPr>
             <w:rStyle w:val="Hyperlink"/>
@@ -8653,8 +9089,8 @@
         </w:r>
       </w:hyperlink>
     </w:p>
-    <w:bookmarkEnd w:id="135"/>
-    <w:bookmarkStart w:id="137" w:name="ref-siemens2024chargerwsdot"/>
+    <w:bookmarkEnd w:id="137"/>
+    <w:bookmarkStart w:id="139" w:name="ref-siemens2024chargerwsdot"/>
     <w:p>
       <w:pPr>
         <w:pStyle w:val="Bibliography"/>
@@ -8678,7 +9114,7 @@
       <w:r>
         <w:t xml:space="preserve"> </w:t>
       </w:r>
-      <w:hyperlink r:id="rId136">
+      <w:hyperlink r:id="rId138">
         <w:r>
           <w:rPr>
             <w:rStyle w:val="Hyperlink"/>
@@ -8687,8 +9123,8 @@
         </w:r>
       </w:hyperlink>
     </w:p>
-    <w:bookmarkEnd w:id="137"/>
-    <w:bookmarkStart w:id="139" w:name="ref-sncf2023drr"/>
+    <w:bookmarkEnd w:id="139"/>
+    <w:bookmarkStart w:id="141" w:name="ref-sncf2023drr"/>
     <w:p>
       <w:pPr>
         <w:pStyle w:val="Bibliography"/>
@@ -8712,7 +9148,7 @@
       <w:r>
         <w:t xml:space="preserve"> </w:t>
       </w:r>
-      <w:hyperlink r:id="rId138">
+      <w:hyperlink r:id="rId140">
         <w:r>
           <w:rPr>
             <w:rStyle w:val="Hyperlink"/>
@@ -8721,8 +9157,8 @@
         </w:r>
       </w:hyperlink>
     </w:p>
-    <w:bookmarkEnd w:id="139"/>
-    <w:bookmarkStart w:id="141" w:name="ref-sogin2013doublement"/>
+    <w:bookmarkEnd w:id="141"/>
+    <w:bookmarkStart w:id="143" w:name="ref-sogin2013doublement"/>
     <w:p>
       <w:pPr>
         <w:pStyle w:val="Bibliography"/>
@@ -8746,7 +9182,7 @@
       <w:r>
         <w:t xml:space="preserve"> </w:t>
       </w:r>
-      <w:hyperlink r:id="rId140">
+      <w:hyperlink r:id="rId142">
         <w:r>
           <w:rPr>
             <w:rStyle w:val="Hyperlink"/>
@@ -8755,8 +9191,8 @@
         </w:r>
       </w:hyperlink>
     </w:p>
-    <w:bookmarkEnd w:id="141"/>
-    <w:bookmarkStart w:id="143" w:name="ref-trafikverket2025jnb"/>
+    <w:bookmarkEnd w:id="143"/>
+    <w:bookmarkStart w:id="145" w:name="ref-trafikverket2025jnb"/>
     <w:p>
       <w:pPr>
         <w:pStyle w:val="Bibliography"/>
@@ -8780,7 +9216,7 @@
       <w:r>
         <w:t xml:space="preserve"> </w:t>
       </w:r>
-      <w:hyperlink r:id="rId142">
+      <w:hyperlink r:id="rId144">
         <w:r>
           <w:rPr>
             <w:rStyle w:val="Hyperlink"/>
@@ -8789,8 +9225,8 @@
         </w:r>
       </w:hyperlink>
     </w:p>
-    <w:bookmarkEnd w:id="143"/>
-    <w:bookmarkStart w:id="145" w:name="ref-tc2022rrts"/>
+    <w:bookmarkEnd w:id="145"/>
+    <w:bookmarkStart w:id="147" w:name="ref-tc2022rrts"/>
     <w:p>
       <w:pPr>
         <w:pStyle w:val="Bibliography"/>
@@ -8828,7 +9264,7 @@
       <w:r>
         <w:t xml:space="preserve"> </w:t>
       </w:r>
-      <w:hyperlink r:id="rId144">
+      <w:hyperlink r:id="rId146">
         <w:r>
           <w:rPr>
             <w:rStyle w:val="Hyperlink"/>
@@ -8837,8 +9273,8 @@
         </w:r>
       </w:hyperlink>
     </w:p>
-    <w:bookmarkEnd w:id="145"/>
-    <w:bookmarkStart w:id="147" w:name="ref-tc2023inventairepn"/>
+    <w:bookmarkEnd w:id="147"/>
+    <w:bookmarkStart w:id="149" w:name="ref-tc2023inventairepn"/>
     <w:p>
       <w:pPr>
         <w:pStyle w:val="Bibliography"/>
@@ -8862,7 +9298,7 @@
       <w:r>
         <w:t xml:space="preserve"> </w:t>
       </w:r>
-      <w:hyperlink r:id="rId146">
+      <w:hyperlink r:id="rId148">
         <w:r>
           <w:rPr>
             <w:rStyle w:val="Hyperlink"/>
@@ -8871,8 +9307,8 @@
         </w:r>
       </w:hyperlink>
     </w:p>
-    <w:bookmarkEnd w:id="147"/>
-    <w:bookmarkStart w:id="149" w:name="ref-tc2025gcp"/>
+    <w:bookmarkEnd w:id="149"/>
+    <w:bookmarkStart w:id="151" w:name="ref-tc2025gcp"/>
     <w:p>
       <w:pPr>
         <w:pStyle w:val="Bibliography"/>
@@ -8980,7 +9416,7 @@
       <w:r>
         <w:t xml:space="preserve"> </w:t>
       </w:r>
-      <w:hyperlink r:id="rId148">
+      <w:hyperlink r:id="rId150">
         <w:r>
           <w:rPr>
             <w:rStyle w:val="Hyperlink"/>
@@ -8989,8 +9425,8 @@
         </w:r>
       </w:hyperlink>
     </w:p>
-    <w:bookmarkEnd w:id="149"/>
-    <w:bookmarkStart w:id="151" w:name="ref-cror2025"/>
+    <w:bookmarkEnd w:id="151"/>
+    <w:bookmarkStart w:id="153" w:name="ref-cror2025"/>
     <w:p>
       <w:pPr>
         <w:pStyle w:val="Bibliography"/>
@@ -9014,7 +9450,7 @@
       <w:r>
         <w:t xml:space="preserve"> </w:t>
       </w:r>
-      <w:hyperlink r:id="rId150">
+      <w:hyperlink r:id="rId152">
         <w:r>
           <w:rPr>
             <w:rStyle w:val="Hyperlink"/>
@@ -9023,8 +9459,8 @@
         </w:r>
       </w:hyperlink>
     </w:p>
-    <w:bookmarkEnd w:id="151"/>
-    <w:bookmarkStart w:id="152" w:name="ref-uic2000f451"/>
+    <w:bookmarkEnd w:id="153"/>
+    <w:bookmarkStart w:id="154" w:name="ref-uic2000f451"/>
     <w:p>
       <w:pPr>
         <w:pStyle w:val="Bibliography"/>
@@ -9049,8 +9485,8 @@
         <w:t xml:space="preserve">[Fiche UIC 451-1/F/4, 4e \'ed.]. UIC.</w:t>
       </w:r>
     </w:p>
-    <w:bookmarkEnd w:id="152"/>
-    <w:bookmarkStart w:id="154" w:name="ref-fra2000acela"/>
+    <w:bookmarkEnd w:id="154"/>
+    <w:bookmarkStart w:id="156" w:name="ref-fra2000acela"/>
     <w:p>
       <w:pPr>
         <w:pStyle w:val="Bibliography"/>
@@ -9074,7 +9510,7 @@
       <w:r>
         <w:t xml:space="preserve"> </w:t>
       </w:r>
-      <w:hyperlink r:id="rId153">
+      <w:hyperlink r:id="rId155">
         <w:r>
           <w:rPr>
             <w:rStyle w:val="Hyperlink"/>
@@ -9083,8 +9519,8 @@
         </w:r>
       </w:hyperlink>
     </w:p>
-    <w:bookmarkEnd w:id="154"/>
-    <w:bookmarkStart w:id="156" w:name="ref-fra2010ptc"/>
+    <w:bookmarkEnd w:id="156"/>
+    <w:bookmarkStart w:id="158" w:name="ref-fra2010ptc"/>
     <w:p>
       <w:pPr>
         <w:pStyle w:val="Bibliography"/>
@@ -9108,7 +9544,7 @@
       <w:r>
         <w:t xml:space="preserve"> </w:t>
       </w:r>
-      <w:hyperlink r:id="rId155">
+      <w:hyperlink r:id="rId157">
         <w:r>
           <w:rPr>
             <w:rStyle w:val="Hyperlink"/>
@@ -9117,8 +9553,8 @@
         </w:r>
       </w:hyperlink>
     </w:p>
-    <w:bookmarkEnd w:id="156"/>
-    <w:bookmarkStart w:id="158" w:name="ref-fra2023brightlineptc"/>
+    <w:bookmarkEnd w:id="158"/>
+    <w:bookmarkStart w:id="160" w:name="ref-fra2023brightlineptc"/>
     <w:p>
       <w:pPr>
         <w:pStyle w:val="Bibliography"/>
@@ -9142,7 +9578,7 @@
       <w:r>
         <w:t xml:space="preserve"> </w:t>
       </w:r>
-      <w:hyperlink r:id="rId157">
+      <w:hyperlink r:id="rId159">
         <w:r>
           <w:rPr>
             <w:rStyle w:val="Hyperlink"/>
@@ -9151,8 +9587,8 @@
         </w:r>
       </w:hyperlink>
     </w:p>
-    <w:bookmarkEnd w:id="158"/>
-    <w:bookmarkStart w:id="160" w:name="ref-cfr236-0"/>
+    <w:bookmarkEnd w:id="160"/>
+    <w:bookmarkStart w:id="162" w:name="ref-cfr236-0"/>
     <w:p>
       <w:pPr>
         <w:pStyle w:val="Bibliography"/>
@@ -9176,7 +9612,7 @@
       <w:r>
         <w:t xml:space="preserve"> </w:t>
       </w:r>
-      <w:hyperlink r:id="rId159">
+      <w:hyperlink r:id="rId161">
         <w:r>
           <w:rPr>
             <w:rStyle w:val="Hyperlink"/>
@@ -9185,8 +9621,8 @@
         </w:r>
       </w:hyperlink>
     </w:p>
-    <w:bookmarkEnd w:id="160"/>
-    <w:bookmarkStart w:id="162" w:name="ref-via2009lrc"/>
+    <w:bookmarkEnd w:id="162"/>
+    <w:bookmarkStart w:id="164" w:name="ref-via2009lrc"/>
     <w:p>
       <w:pPr>
         <w:pStyle w:val="Bibliography"/>
@@ -9231,7 +9667,7 @@
       <w:r>
         <w:t xml:space="preserve"> </w:t>
       </w:r>
-      <w:hyperlink r:id="rId161">
+      <w:hyperlink r:id="rId163">
         <w:r>
           <w:rPr>
             <w:rStyle w:val="Hyperlink"/>
@@ -9240,8 +9676,8 @@
         </w:r>
       </w:hyperlink>
     </w:p>
-    <w:bookmarkEnd w:id="162"/>
-    <w:bookmarkStart w:id="164" w:name="ref-viarail2024corridor"/>
+    <w:bookmarkEnd w:id="164"/>
+    <w:bookmarkStart w:id="166" w:name="ref-viarail2024corridor"/>
     <w:p>
       <w:pPr>
         <w:pStyle w:val="Bibliography"/>
@@ -9265,7 +9701,7 @@
       <w:r>
         <w:t xml:space="preserve"> </w:t>
       </w:r>
-      <w:hyperlink r:id="rId163">
+      <w:hyperlink r:id="rId165">
         <w:r>
           <w:rPr>
             <w:rStyle w:val="Hyperlink"/>
@@ -9274,8 +9710,8 @@
         </w:r>
       </w:hyperlink>
     </w:p>
-    <w:bookmarkEnd w:id="164"/>
-    <w:bookmarkStart w:id="166" w:name="ref-via2025rapportannuel"/>
+    <w:bookmarkEnd w:id="166"/>
+    <w:bookmarkStart w:id="168" w:name="ref-via2025rapportannuel"/>
     <w:p>
       <w:pPr>
         <w:pStyle w:val="Bibliography"/>
@@ -9299,7 +9735,7 @@
       <w:r>
         <w:t xml:space="preserve"> </w:t>
       </w:r>
-      <w:hyperlink r:id="rId165">
+      <w:hyperlink r:id="rId167">
         <w:r>
           <w:rPr>
             <w:rStyle w:val="Hyperlink"/>
@@ -9308,8 +9744,8 @@
         </w:r>
       </w:hyperlink>
     </w:p>
-    <w:bookmarkEnd w:id="166"/>
-    <w:bookmarkStart w:id="168" w:name="ref-via2025t1"/>
+    <w:bookmarkEnd w:id="168"/>
+    <w:bookmarkStart w:id="170" w:name="ref-via2025t1"/>
     <w:p>
       <w:pPr>
         <w:pStyle w:val="Bibliography"/>
@@ -9333,7 +9769,7 @@
       <w:r>
         <w:t xml:space="preserve"> </w:t>
       </w:r>
-      <w:hyperlink r:id="rId167">
+      <w:hyperlink r:id="rId169">
         <w:r>
           <w:rPr>
             <w:rStyle w:val="Hyperlink"/>
@@ -9342,8 +9778,8 @@
         </w:r>
       </w:hyperlink>
     </w:p>
-    <w:bookmarkEnd w:id="168"/>
-    <w:bookmarkStart w:id="170" w:name="ref-viarail2026gtfs"/>
+    <w:bookmarkEnd w:id="170"/>
+    <w:bookmarkStart w:id="172" w:name="ref-viarail2026gtfs"/>
     <w:p>
       <w:pPr>
         <w:pStyle w:val="Bibliography"/>
@@ -9409,7 +9845,7 @@
       <w:r>
         <w:t xml:space="preserve"> </w:t>
       </w:r>
-      <w:hyperlink r:id="rId169">
+      <w:hyperlink r:id="rId171">
         <w:r>
           <w:rPr>
             <w:rStyle w:val="Hyperlink"/>
@@ -9418,8 +9854,8 @@
         </w:r>
       </w:hyperlink>
     </w:p>
-    <w:bookmarkEnd w:id="170"/>
-    <w:bookmarkStart w:id="172" w:name="ref-wikipedia2026class390"/>
+    <w:bookmarkEnd w:id="172"/>
+    <w:bookmarkStart w:id="174" w:name="ref-wikipedia2026class390"/>
     <w:p>
       <w:pPr>
         <w:pStyle w:val="Bibliography"/>
@@ -9443,7 +9879,7 @@
       <w:r>
         <w:t xml:space="preserve"> </w:t>
       </w:r>
-      <w:hyperlink r:id="rId171">
+      <w:hyperlink r:id="rId173">
         <w:r>
           <w:rPr>
             <w:rStyle w:val="Hyperlink"/>
@@ -9452,8 +9888,8 @@
         </w:r>
       </w:hyperlink>
     </w:p>
-    <w:bookmarkEnd w:id="172"/>
-    <w:bookmarkStart w:id="174" w:name="ref-wikipedia2026newpendolino"/>
+    <w:bookmarkEnd w:id="174"/>
+    <w:bookmarkStart w:id="176" w:name="ref-wikipedia2026newpendolino"/>
     <w:p>
       <w:pPr>
         <w:pStyle w:val="Bibliography"/>
@@ -9477,7 +9913,7 @@
       <w:r>
         <w:t xml:space="preserve"> </w:t>
       </w:r>
-      <w:hyperlink r:id="rId173">
+      <w:hyperlink r:id="rId175">
         <w:r>
           <w:rPr>
             <w:rStyle w:val="Hyperlink"/>
@@ -9486,8 +9922,8 @@
         </w:r>
       </w:hyperlink>
     </w:p>
-    <w:bookmarkEnd w:id="174"/>
-    <w:bookmarkStart w:id="176" w:name="ref-wikipedia2026charger"/>
+    <w:bookmarkEnd w:id="176"/>
+    <w:bookmarkStart w:id="178" w:name="ref-wikipedia2026charger"/>
     <w:p>
       <w:pPr>
         <w:pStyle w:val="Bibliography"/>
@@ -9511,7 +9947,7 @@
       <w:r>
         <w:t xml:space="preserve"> </w:t>
       </w:r>
-      <w:hyperlink r:id="rId175">
+      <w:hyperlink r:id="rId177">
         <w:r>
           <w:rPr>
             <w:rStyle w:val="Hyperlink"/>
@@ -9520,8 +9956,8 @@
         </w:r>
       </w:hyperlink>
     </w:p>
-    <w:bookmarkEnd w:id="176"/>
-    <w:bookmarkStart w:id="178" w:name="ref-wikipedia2026venture"/>
+    <w:bookmarkEnd w:id="178"/>
+    <w:bookmarkStart w:id="180" w:name="ref-wikipedia2026venture"/>
     <w:p>
       <w:pPr>
         <w:pStyle w:val="Bibliography"/>
@@ -9545,7 +9981,7 @@
       <w:r>
         <w:t xml:space="preserve"> </w:t>
       </w:r>
-      <w:hyperlink r:id="rId177">
+      <w:hyperlink r:id="rId179">
         <w:r>
           <w:rPr>
             <w:rStyle w:val="Hyperlink"/>
@@ -9554,8 +9990,8 @@
         </w:r>
       </w:hyperlink>
     </w:p>
-    <w:bookmarkEnd w:id="178"/>
-    <w:bookmarkStart w:id="180" w:name="ref-wcml2026wiki"/>
+    <w:bookmarkEnd w:id="180"/>
+    <w:bookmarkStart w:id="182" w:name="ref-wcml2026wiki"/>
     <w:p>
       <w:pPr>
         <w:pStyle w:val="Bibliography"/>
@@ -9593,7 +10029,7 @@
       <w:r>
         <w:t xml:space="preserve"> </w:t>
       </w:r>
-      <w:hyperlink r:id="rId179">
+      <w:hyperlink r:id="rId181">
         <w:r>
           <w:rPr>
             <w:rStyle w:val="Hyperlink"/>
@@ -9602,9 +10038,9 @@
         </w:r>
       </w:hyperlink>
     </w:p>
-    <w:bookmarkEnd w:id="180"/>
-    <w:bookmarkEnd w:id="181"/>
     <w:bookmarkEnd w:id="182"/>
+    <w:bookmarkEnd w:id="183"/>
+    <w:bookmarkEnd w:id="184"/>
     <w:sectPr>
       <w:footnotePr>
         <w:numRestart w:val="eachSect"/>

--- a/livrables/rapport_corridor.docx
+++ b/livrables/rapport_corridor.docx
@@ -778,7 +778,7 @@
         <w:t xml:space="preserve"> </w:t>
       </w:r>
       <w:r>
-        <w:t xml:space="preserve">Grâce à l’installation d’un système de contrôle de train en cabine comme celui déjà utilisé aux États-Unis, la distance nécessaire entre les trains sera de beaucoup réduite, ce qui favorisera la cohabitation. Ce système autorise une vitesse maximale de 201 km/h (125 mi/h) quand la voie le permet.</w:t>
+        <w:t xml:space="preserve">Grâce à l’installation d’un système de contrôle de train en cabine comme celui déjà utilisé aux États-Unis, la distance nécessaire entre les trains sera de beaucoup réduite, ce qui favorisera la cohabitation et permettra de donner la priorité aux trains de passagers, dont dépend leur ponctualité. Ce système autorise une vitesse maximale de 201 km/h (125 mi/h) quand la voie le permet.</w:t>
       </w:r>
     </w:p>
     <w:p>
@@ -2880,7 +2880,7 @@
         <w:t xml:space="preserve"> </w:t>
       </w:r>
       <w:r>
-        <w:t xml:space="preserve">La signalisation joue dans deux des facteurs de gain de ce rapport, et il faut les distinguer pour ne rien compter deux fois. Le premier rôle est la vitesse : le contrôle en cabine est la condition, avec les passages à niveau sécurisés, du passage de la classe actuelle (153 km/h) à 201 km/h. C’est ce que le rapport mesure sous « changement de classe ». Le deuxième rôle est la capacité : le contrôle en cabine, installé avec des cantons plus courts (les tronçons qu’un seul train peut occuper), rapproche les trains et libère de la place pour la cohabitation avec le fret. La simulation d’un corridor nord-américain partagé montre que ce levier ajoute plusieurs trains par jour</w:t>
+        <w:t xml:space="preserve">La signalisation joue dans deux des facteurs de gain de ce rapport, et il faut les distinguer pour ne rien compter deux fois. Le premier rôle est la vitesse : le contrôle en cabine est la condition, avec les passages à niveau sécurisés, du passage de la classe actuelle (153 km/h) à 201 km/h. C’est ce que le rapport mesure sous « changement de classe ». Le deuxième rôle est la capacité : le contrôle en cabine, installé avec des cantons plus courts (les tronçons qu’un seul train peut occuper), rapproche les trains et libère de la place pour la cohabitation avec le fret ; c’est cette place qui permet de donner la priorité aux trains de passagers, donc de tenir l’horaire. La simulation d’un corridor nord-américain partagé montre que ce levier ajoute plusieurs trains par jour</w:t>
       </w:r>
       <w:r>
         <w:t xml:space="preserve"> </w:t>
@@ -5907,20 +5907,19 @@
           <w:b/>
           <w:bCs/>
         </w:rPr>
-        <w:t xml:space="preserve">Montréal-Québec, sous-section par sous-section.</w:t>
-      </w:r>
-      <w:r>
-        <w:t xml:space="preserve"> </w:t>
-      </w:r>
-      <w:r>
-        <w:t xml:space="preserve">Le trajet Montréal-Québec est celui où le gain est le plus grand. Le tableau qui suit le découpe aux gares de Saint-Hilaire, de Saint-Hyacinthe et de Drummondville. Chaque ligne va du départ d’une gare à l’arrivée à la suivante ; le total ajoute les deux minutes d’arrêt à Saint-Hyacinthe et à Drummondville.</w:t>
+        <w:t xml:space="preserve">Montréal-Québec, gare par gare.</w:t>
+      </w:r>
+      <w:r>
+        <w:t xml:space="preserve"> </w:t>
+      </w:r>
+      <w:r>
+        <w:t xml:space="preserve">Le trajet Montréal-Québec est celui où le gain est le plus grand. Le tableau qui suit donne le temps depuis Montréal jusqu’aux gares de Saint-Hilaire, de Saint-Hyacinthe et de Drummondville, puis jusqu’à Québec, arrêts intermédiaires compris.</w:t>
       </w:r>
     </w:p>
     <w:tbl>
       <w:tblPr>
         <w:tblStyle w:val="Table"/>
-        <w:tblW w:type="pct" w:w="5000"/>
-        <w:tblLayout w:type="fixed"/>
+        <w:tblW w:type="auto" w:w="0"/>
         <w:tblLook w:firstRow="1" w:lastRow="0" w:firstColumn="0" w:lastColumn="0" w:noHBand="0" w:noVBand="0" w:val="0020"/>
       </w:tblPr>
       <w:tblGrid>
@@ -5940,7 +5939,7 @@
               <w:pStyle w:val="Compact"/>
             </w:pPr>
             <w:r>
-              <w:t xml:space="preserve">Sous-section</w:t>
+              <w:t xml:space="preserve">Depuis Montréal jusqu’à</w:t>
             </w:r>
           </w:p>
         </w:tc>
@@ -5986,7 +5985,7 @@
               <w:pStyle w:val="Compact"/>
             </w:pPr>
             <w:r>
-              <w:t xml:space="preserve">Montréal à Saint-Hilaire</w:t>
+              <w:t xml:space="preserve">Saint-Hilaire</w:t>
             </w:r>
           </w:p>
         </w:tc>
@@ -6032,40 +6031,40 @@
               <w:pStyle w:val="Compact"/>
             </w:pPr>
             <w:r>
-              <w:t xml:space="preserve">Saint-Hilaire à Saint-Hyacinthe</w:t>
-            </w:r>
-          </w:p>
-        </w:tc>
-        <w:tc>
-          <w:tcPr/>
-          <w:p>
-            <w:pPr>
-              <w:pStyle w:val="Compact"/>
-            </w:pPr>
-            <w:r>
-              <w:t xml:space="preserve">19 km</w:t>
-            </w:r>
-          </w:p>
-        </w:tc>
-        <w:tc>
-          <w:tcPr/>
-          <w:p>
-            <w:pPr>
-              <w:pStyle w:val="Compact"/>
-            </w:pPr>
-            <w:r>
-              <w:t xml:space="preserve">aucun train direct</w:t>
-            </w:r>
-          </w:p>
-        </w:tc>
-        <w:tc>
-          <w:tcPr/>
-          <w:p>
-            <w:pPr>
-              <w:pStyle w:val="Compact"/>
-            </w:pPr>
-            <w:r>
-              <w:t xml:space="preserve">10 min</w:t>
+              <w:t xml:space="preserve">Saint-Hyacinthe</w:t>
+            </w:r>
+          </w:p>
+        </w:tc>
+        <w:tc>
+          <w:tcPr/>
+          <w:p>
+            <w:pPr>
+              <w:pStyle w:val="Compact"/>
+            </w:pPr>
+            <w:r>
+              <w:t xml:space="preserve">53 km</w:t>
+            </w:r>
+          </w:p>
+        </w:tc>
+        <w:tc>
+          <w:tcPr/>
+          <w:p>
+            <w:pPr>
+              <w:pStyle w:val="Compact"/>
+            </w:pPr>
+            <w:r>
+              <w:t xml:space="preserve">40 min</w:t>
+            </w:r>
+          </w:p>
+        </w:tc>
+        <w:tc>
+          <w:tcPr/>
+          <w:p>
+            <w:pPr>
+              <w:pStyle w:val="Compact"/>
+            </w:pPr>
+            <w:r>
+              <w:t xml:space="preserve">29 min</w:t>
             </w:r>
           </w:p>
         </w:tc>
@@ -6078,40 +6077,40 @@
               <w:pStyle w:val="Compact"/>
             </w:pPr>
             <w:r>
-              <w:t xml:space="preserve">Saint-Hyacinthe à Drummondville</w:t>
-            </w:r>
-          </w:p>
-        </w:tc>
-        <w:tc>
-          <w:tcPr/>
-          <w:p>
-            <w:pPr>
-              <w:pStyle w:val="Compact"/>
-            </w:pPr>
-            <w:r>
-              <w:t xml:space="preserve">47 km</w:t>
-            </w:r>
-          </w:p>
-        </w:tc>
-        <w:tc>
-          <w:tcPr/>
-          <w:p>
-            <w:pPr>
-              <w:pStyle w:val="Compact"/>
-            </w:pPr>
-            <w:r>
-              <w:t xml:space="preserve">30 min</w:t>
-            </w:r>
-          </w:p>
-        </w:tc>
-        <w:tc>
-          <w:tcPr/>
-          <w:p>
-            <w:pPr>
-              <w:pStyle w:val="Compact"/>
-            </w:pPr>
-            <w:r>
-              <w:t xml:space="preserve">20 min</w:t>
+              <w:t xml:space="preserve">Drummondville</w:t>
+            </w:r>
+          </w:p>
+        </w:tc>
+        <w:tc>
+          <w:tcPr/>
+          <w:p>
+            <w:pPr>
+              <w:pStyle w:val="Compact"/>
+            </w:pPr>
+            <w:r>
+              <w:t xml:space="preserve">100 km</w:t>
+            </w:r>
+          </w:p>
+        </w:tc>
+        <w:tc>
+          <w:tcPr/>
+          <w:p>
+            <w:pPr>
+              <w:pStyle w:val="Compact"/>
+            </w:pPr>
+            <w:r>
+              <w:t xml:space="preserve">1 h 17</w:t>
+            </w:r>
+          </w:p>
+        </w:tc>
+        <w:tc>
+          <w:tcPr/>
+          <w:p>
+            <w:pPr>
+              <w:pStyle w:val="Compact"/>
+            </w:pPr>
+            <w:r>
+              <w:t xml:space="preserve">51 min</w:t>
             </w:r>
           </w:p>
         </w:tc>
@@ -6124,53 +6123,7 @@
               <w:pStyle w:val="Compact"/>
             </w:pPr>
             <w:r>
-              <w:t xml:space="preserve">Drummondville à Québec</w:t>
-            </w:r>
-          </w:p>
-        </w:tc>
-        <w:tc>
-          <w:tcPr/>
-          <w:p>
-            <w:pPr>
-              <w:pStyle w:val="Compact"/>
-            </w:pPr>
-            <w:r>
-              <w:t xml:space="preserve">170 km</w:t>
-            </w:r>
-          </w:p>
-        </w:tc>
-        <w:tc>
-          <w:tcPr/>
-          <w:p>
-            <w:pPr>
-              <w:pStyle w:val="Compact"/>
-            </w:pPr>
-            <w:r>
-              <w:t xml:space="preserve">2 h 08</w:t>
-            </w:r>
-          </w:p>
-        </w:tc>
-        <w:tc>
-          <w:tcPr/>
-          <w:p>
-            <w:pPr>
-              <w:pStyle w:val="Compact"/>
-            </w:pPr>
-            <w:r>
-              <w:t xml:space="preserve">1 h 23</w:t>
-            </w:r>
-          </w:p>
-        </w:tc>
-      </w:tr>
-      <w:tr>
-        <w:tc>
-          <w:tcPr/>
-          <w:p>
-            <w:pPr>
-              <w:pStyle w:val="Compact"/>
-            </w:pPr>
-            <w:r>
-              <w:t xml:space="preserve">Montréal à Québec, arrêts compris</w:t>
+              <w:t xml:space="preserve">Québec</w:t>
             </w:r>
           </w:p>
         </w:tc>
@@ -6243,7 +6196,7 @@
         <w:t xml:space="preserve"> </w:t>
       </w:r>
       <w:r>
-        <w:t xml:space="preserve">; le temps de l’emprise optimisée est un temps de passage, sans arrêt à Saint-Hilaire, qui comprend l’arrêt à Saint-Lambert. Pour le voyageur de VIA, Montréal-Saint-Hyacinthe passerait de 40 à 29 minutes. Le gros du gain se trouve entre Drummondville et Québec, sur la subdivision Drummondville, là où la voie est simple et la marge de l’horaire la plus forte. Le détail est dans l’annexe numérique (</w:t>
+        <w:t xml:space="preserve">; le temps de l’emprise optimisée est un temps de passage, sans arrêt à Saint-Hilaire, qui comprend l’arrêt à Saint-Lambert. Le gros du gain se trouve entre Drummondville et Québec, sur la subdivision Drummondville, là où la voie est simple et la marge de l’horaire la plus forte : ce segment passerait de 2 h 08 à 1 h 23. Le détail est dans l’annexe numérique (</w:t>
       </w:r>
       <w:r>
         <w:rPr>
@@ -7139,7 +7092,7 @@
         <w:t xml:space="preserve"> </w:t>
       </w:r>
       <w:r>
-        <w:t xml:space="preserve">François Rebello, pour Vision Transport.</w:t>
+        <w:t xml:space="preserve">Vision Transport.</w:t>
       </w:r>
     </w:p>
     <w:p>

--- a/livrables/rapport_corridor.docx
+++ b/livrables/rapport_corridor.docx
@@ -5919,7 +5919,8 @@
     <w:tbl>
       <w:tblPr>
         <w:tblStyle w:val="Table"/>
-        <w:tblW w:type="auto" w:w="0"/>
+        <w:tblW w:type="pct" w:w="5000"/>
+        <w:tblLayout w:type="fixed"/>
         <w:tblLook w:firstRow="1" w:lastRow="0" w:firstColumn="0" w:lastColumn="0" w:noHBand="0" w:noVBand="0" w:val="0020"/>
       </w:tblPr>
       <w:tblGrid>
@@ -6007,18 +6008,18 @@
               <w:pStyle w:val="Compact"/>
             </w:pPr>
             <w:r>
-              <w:t xml:space="preserve">51 min (train de banlieue)</w:t>
-            </w:r>
-          </w:p>
-        </w:tc>
-        <w:tc>
-          <w:tcPr/>
-          <w:p>
-            <w:pPr>
-              <w:pStyle w:val="Compact"/>
-            </w:pPr>
-            <w:r>
-              <w:t xml:space="preserve">19 min</w:t>
+              <w:t xml:space="preserve">51 min (train de banlieue, 5 arrêts)</w:t>
+            </w:r>
+          </w:p>
+        </w:tc>
+        <w:tc>
+          <w:tcPr/>
+          <w:p>
+            <w:pPr>
+              <w:pStyle w:val="Compact"/>
+            </w:pPr>
+            <w:r>
+              <w:t xml:space="preserve">35 min (mêmes arrêts)</w:t>
             </w:r>
           </w:p>
         </w:tc>
@@ -6167,7 +6168,7 @@
         <w:pStyle w:val="BodyText"/>
       </w:pPr>
       <w:r>
-        <w:t xml:space="preserve">VIA ne s’arrête pas à Saint-Hilaire. Le temps d’aujourd’hui sur cette ligne est celui du train de banlieue exo, qui roule sur la même voie du CN jusqu’à son terminus de Mont-Saint-Hilaire avec cinq arrêts intermédiaires</w:t>
+        <w:t xml:space="preserve">VIA ne s’arrête pas à Saint-Hilaire. La ligne compare donc le train de banlieue exo, qui roule sur la même voie du CN jusqu’à son terminus de Mont-Saint-Hilaire avec cinq arrêts intermédiaires</w:t>
       </w:r>
       <w:r>
         <w:t xml:space="preserve"> </w:t>
@@ -6193,10 +6194,7 @@
         <w:t xml:space="preserve">)</w:t>
       </w:r>
       <w:r>
-        <w:t xml:space="preserve"> </w:t>
-      </w:r>
-      <w:r>
-        <w:t xml:space="preserve">; le temps de l’emprise optimisée est un temps de passage, sans arrêt à Saint-Hilaire, qui comprend l’arrêt à Saint-Lambert. Le gros du gain se trouve entre Drummondville et Québec, sur la subdivision Drummondville, là où la voie est simple et la marge de l’horaire la plus forte : ce segment passerait de 2 h 08 à 1 h 23. Le détail est dans l’annexe numérique (</w:t>
+        <w:t xml:space="preserve">, au même service avec les mêmes arrêts sur l’emprise optimisée, avec une rame pendulaire. Un train de VIA qui passerait sans s’arrêter y serait en 19 minutes. Le gros du gain se trouve entre Drummondville et Québec, sur la subdivision Drummondville, là où la voie est simple et la marge de l’horaire la plus forte : ce segment passerait de 2 h 08 à 1 h 23. Le détail est dans l’annexe numérique (</w:t>
       </w:r>
       <w:r>
         <w:rPr>

--- a/livrables/rapport_corridor.docx
+++ b/livrables/rapport_corridor.docx
@@ -6247,7 +6247,7 @@
         <w:pStyle w:val="BodyText"/>
       </w:pPr>
       <w:r>
-        <w:t xml:space="preserve">L’étape suivante est une étude de circulation menée avec le propriétaire de la voie. Elle devra répartir la marge entre ses causes (fret, état de voie, passages à niveau, terminaux), dimensionner les interventions de capacité (liaisons rapides, troisième voie, évitements), lever la correction des courbes courtes avec une géométrie fine, et établir la feuille de route concrète de l’alternative à ALTO. Notre expert ferroviaire recommande, dans le même sens, une étude technique de chaque courbe qui compare le degré de courbure, l’élévation disponible, le matériel roulant et la vitesse maximale admissible</w:t>
+        <w:t xml:space="preserve">L’étape suivante est une étude de circulation menée en collaboration avec le propriétaire de la voie. Elle devra répartir la marge entre ses causes (fret, état de voie, passages à niveau, terminaux), dimensionner les interventions de capacité (liaisons rapides, troisième voie, évitements), lever la correction des courbes courtes avec une géométrie fine, et établir la feuille de route concrète de l’alternative à ALTO. Notre expert ferroviaire recommande, dans le même sens, une étude technique de chaque courbe qui compare le degré de courbure, l’élévation disponible, le matériel roulant et la vitesse maximale admissible</w:t>
       </w:r>
       <w:r>
         <w:t xml:space="preserve"> </w:t>

--- a/livrables/rapport_corridor.docx
+++ b/livrables/rapport_corridor.docx
@@ -3329,7 +3329,7 @@
         <w:pStyle w:val="BodyText"/>
       </w:pPr>
       <w:r>
-        <w:t xml:space="preserve">Les 833 passages des deux dernières lignes se trouvent là où le train peut physiquement dépasser 153 km/h : ce sont eux qu’il faut sceller. Parmi eux, 300 ont déjà un système complet de feux, cloches et barrières ; il faudra y ajouter les bras de sortie, les terre-pleins et la détection d’obstacle. Les 533 autres partent de plus loin : 475 n’ont aucune protection automatique, et 58 ont des feux et des cloches sans barrières. Enfin, 77 des 833 sont en zone urbaine et coûteront plus cher que les autres. Les 91 passages de la première ligne sont dans des sections où les courbes plafonnent de toute façon le train sous 153 km/h ; le régime actuel y suffit. L’inventaire complet, passage par passage, est dans l’annexe numérique.</w:t>
+        <w:t xml:space="preserve">Les 833 passages des deux dernières lignes se trouvent là où le train peut physiquement dépasser 153 km/h : ce sont eux qu’il faut sceller. Parmi eux, 300 ont déjà un système complet de feux, cloches et barrières ; il faudra y ajouter les bras de sortie, les terre-pleins et la détection d’obstacle. Les 533 autres partent de plus loin : 475 n’ont aucune protection automatique, et 58 ont des feux et des cloches sans barrières. Enfin, 77 des 833 sont en zone urbaine et coûteront plus cher que les autres. Les 91 passages de la première ligne sont dans des sections où les courbes plafonnent de toute façon le train sous 153 km/h ; le régime actuel y suffit. L’inventaire complet, passage par passage, est dans le visualiseur de données joint.</w:t>
       </w:r>
     </w:p>
     <w:p>
@@ -5874,28 +5874,7 @@
         <w:pStyle w:val="BodyText"/>
       </w:pPr>
       <w:r>
-        <w:t xml:space="preserve">Les tranches sont des attributions qui somment au gain, pas des mesures indépendantes. La signalisation apparaît dans deux postes : comme condition du changement de classe, où son effet sur la vitesse est mesuré, et comme levier de capacité dans la cohabitation, où son effet n’est pas isolé de celui du doublement et de l’arbitrage. Le pendulaire et les zones urbaines sont comptés sous la classe actuelle (153 km/h) ; le changement de classe est ce que l’interurbain rapporte en plus une fois le plafond porté à 201 km/h. Les temps de base sans marge et la méthode d’attribution sont dans l’annexe numérique (</w:t>
-      </w:r>
-      <w:r>
-        <w:rPr>
-          <w:rStyle w:val="VerbatimChar"/>
-        </w:rPr>
-        <w:t xml:space="preserve">temps_scenario_2.csv</w:t>
-      </w:r>
-      <w:r>
-        <w:t xml:space="preserve">,</w:t>
-      </w:r>
-      <w:r>
-        <w:t xml:space="preserve"> </w:t>
-      </w:r>
-      <w:r>
-        <w:rPr>
-          <w:rStyle w:val="VerbatimChar"/>
-        </w:rPr>
-        <w:t xml:space="preserve">decomposition_gains.csv</w:t>
-      </w:r>
-      <w:r>
-        <w:t xml:space="preserve">).</w:t>
+        <w:t xml:space="preserve">Les tranches sont des attributions qui somment au gain, pas des mesures indépendantes. La signalisation apparaît dans deux postes : comme condition du changement de classe, où son effet sur la vitesse est mesuré, et comme levier de capacité dans la cohabitation, où son effet n’est pas isolé de celui du doublement et de l’arbitrage. Le pendulaire et les zones urbaines sont comptés sous la classe actuelle (153 km/h) ; le changement de classe est ce que l’interurbain rapporte en plus une fois le plafond porté à 201 km/h. Les temps de base sans marge et la méthode d’attribution sont dans le visualiseur de données joint.</w:t>
       </w:r>
     </w:p>
     <w:p>
@@ -6194,16 +6173,7 @@
         <w:t xml:space="preserve">)</w:t>
       </w:r>
       <w:r>
-        <w:t xml:space="preserve">, au même service avec les mêmes arrêts sur l’emprise optimisée, avec une rame pendulaire. Un train de VIA qui passerait sans s’arrêter y serait en 19 minutes. Le gros du gain se trouve entre Drummondville et Québec, sur la subdivision Drummondville, là où la voie est simple et la marge de l’horaire la plus forte : ce segment passerait de 2 h 08 à 1 h 23. Le détail est dans l’annexe numérique (</w:t>
-      </w:r>
-      <w:r>
-        <w:rPr>
-          <w:rStyle w:val="VerbatimChar"/>
-        </w:rPr>
-        <w:t xml:space="preserve">sous_sections_montreal_quebec.csv</w:t>
-      </w:r>
-      <w:r>
-        <w:t xml:space="preserve">).</w:t>
+        <w:t xml:space="preserve">, au même service avec les mêmes arrêts sur l’emprise optimisée, avec une rame pendulaire. Un train de VIA qui passerait sans s’arrêter y serait en 19 minutes. Le gros du gain se trouve entre Drummondville et Québec, sur la subdivision Drummondville, là où la voie est simple et la marge de l’horaire la plus forte : ce segment passerait de 2 h 08 à 1 h 23.</w:t>
       </w:r>
     </w:p>
     <w:p>

--- a/livrables/rapport_corridor.docx
+++ b/livrables/rapport_corridor.docx
@@ -7003,7 +7003,7 @@
         <w:pStyle w:val="BodyText"/>
       </w:pPr>
       <w:r>
-        <w:t xml:space="preserve">Il faut également souligner qu’au Canada, le réseau ferroviaire est encore loin d’exploiter tout le potentiel associé à une infrastructure répondant aux exigences d’une voie de classe 6 ou 7, car seule la classe 5 est permise au Canada, permettant notamment des vitesses pouvant atteindre environ 100 mi/h pour les trains de voyageurs, selon les conditions et normes applicables. Pour les trains de marchandises, les vitesses demeurent nécessairement plus faibles.</w:t>
+        <w:t xml:space="preserve">Il faut également souligner qu’au Canada, le réseau ferroviaire est encore loin d’exploiter tout le potentiel associé à une infrastructure répondant aux exigences d’une voie de classe 6 ou 7, car seule la classe 5* est permise au Canada, permettant notamment des vitesses pouvant atteindre environ 100 mi/h pour les trains de voyageurs, selon les conditions et normes applicables. Pour les trains de marchandises, les vitesses demeurent nécessairement plus faibles.</w:t>
       </w:r>
     </w:p>
     <w:p>

--- a/livrables/rapport_corridor.docx
+++ b/livrables/rapport_corridor.docx
@@ -7004,6 +7004,14 @@
       </w:pPr>
       <w:r>
         <w:t xml:space="preserve">Il faut également souligner qu’au Canada, le réseau ferroviaire est encore loin d’exploiter tout le potentiel associé à une infrastructure répondant aux exigences d’une voie de classe 6 ou 7, car seule la classe 5* est permise au Canada, permettant notamment des vitesses pouvant atteindre environ 100 mi/h pour les trains de voyageurs, selon les conditions et normes applicables. Pour les trains de marchandises, les vitesses demeurent nécessairement plus faibles.</w:t>
+      </w:r>
+    </w:p>
+    <w:p>
+      <w:pPr>
+        <w:pStyle w:val="BodyText"/>
+      </w:pPr>
+      <w:r>
+        <w:t xml:space="preserve">* La classe 5 permet 90 mi/h aux trains de voyageurs. La classe 5* porte cette limite à 100 mi/h pour les trains de type LRC.</w:t>
       </w:r>
     </w:p>
     <w:p>
